--- a/2209014301_王华杰_年产1000吨蓝莓酸奶车间设计.docx
+++ b/2209014301_王华杰_年产1000吨蓝莓酸奶车间设计.docx
@@ -4924,8 +4924,8 @@
           <w:lang w:val="en-US" w:eastAsia="zh-CN"/>
         </w:rPr>
       </w:pPr>
-      <w:bookmarkStart w:id="0" w:name="_Toc17326"/>
-      <w:bookmarkStart w:id="1" w:name="_Toc28591"/>
+      <w:bookmarkStart w:id="0" w:name="_Toc28591"/>
+      <w:bookmarkStart w:id="1" w:name="_Toc17326"/>
       <w:r>
         <w:rPr>
           <w:rFonts w:hint="eastAsia" w:ascii="黑体" w:hAnsi="黑体" w:eastAsia="黑体" w:cs="黑体"/>
@@ -5625,8 +5625,8 @@
           <w:lang w:val="en-US" w:eastAsia="zh-CN"/>
         </w:rPr>
       </w:pPr>
-      <w:bookmarkStart w:id="6" w:name="_Toc25408"/>
-      <w:bookmarkStart w:id="7" w:name="_Toc168404166"/>
+      <w:bookmarkStart w:id="6" w:name="_Toc168404166"/>
+      <w:bookmarkStart w:id="7" w:name="_Toc25408"/>
       <w:r>
         <w:rPr>
           <w:rFonts w:hint="eastAsia"/>
@@ -9484,8 +9484,8 @@
         </w:rPr>
         <w:t>2.3.2 蓝莓酸奶生产操作要点</w:t>
       </w:r>
-      <w:bookmarkStart w:id="16" w:name="_Toc168404169"/>
-      <w:bookmarkStart w:id="17" w:name="_Toc1307"/>
+      <w:bookmarkStart w:id="16" w:name="_Toc1307"/>
+      <w:bookmarkStart w:id="17" w:name="_Toc168404169"/>
     </w:p>
     <w:p>
       <w:pPr>
@@ -23810,8 +23810,8 @@
         </w:rPr>
       </w:pPr>
       <w:bookmarkStart w:id="28" w:name="_Toc168404173"/>
-      <w:bookmarkStart w:id="29" w:name="_Toc12242"/>
-      <w:bookmarkStart w:id="30" w:name="_Toc30398"/>
+      <w:bookmarkStart w:id="29" w:name="_Toc30398"/>
+      <w:bookmarkStart w:id="30" w:name="_Toc12242"/>
       <w:r>
         <w:rPr>
           <w:rFonts w:hint="eastAsia" w:ascii="黑体" w:hAnsi="黑体" w:eastAsia="黑体" w:cs="黑体"/>
@@ -25354,8 +25354,8 @@
         </w:rPr>
       </w:pPr>
       <w:bookmarkStart w:id="34" w:name="_Toc168404175"/>
-      <w:bookmarkStart w:id="35" w:name="_Toc647"/>
-      <w:bookmarkStart w:id="36" w:name="_Toc13771"/>
+      <w:bookmarkStart w:id="35" w:name="_Toc13771"/>
+      <w:bookmarkStart w:id="36" w:name="_Toc647"/>
       <w:r>
         <w:rPr>
           <w:rFonts w:hint="eastAsia" w:ascii="黑体" w:hAnsi="黑体" w:eastAsia="黑体" w:cs="黑体"/>
@@ -25826,8 +25826,8 @@
           <w:lang w:val="en-US" w:eastAsia="zh-CN"/>
         </w:rPr>
       </w:pPr>
-      <w:bookmarkStart w:id="37" w:name="_Toc32057"/>
-      <w:bookmarkStart w:id="38" w:name="_Toc168404176"/>
+      <w:bookmarkStart w:id="37" w:name="_Toc168404176"/>
+      <w:bookmarkStart w:id="38" w:name="_Toc32057"/>
       <w:r>
         <w:rPr>
           <w:rFonts w:hint="eastAsia" w:ascii="黑体" w:hAnsi="黑体" w:eastAsia="黑体" w:cs="黑体"/>
@@ -26982,8 +26982,8 @@
           <w:lang w:val="en-US" w:eastAsia="zh-CN" w:bidi="ar-SA"/>
         </w:rPr>
       </w:pPr>
-      <w:bookmarkStart w:id="48" w:name="_Toc1342"/>
-      <w:bookmarkStart w:id="49" w:name="_Toc168404180"/>
+      <w:bookmarkStart w:id="48" w:name="_Toc168404180"/>
+      <w:bookmarkStart w:id="49" w:name="_Toc1342"/>
       <w:r>
         <w:rPr>
           <w:rFonts w:hint="eastAsia" w:ascii="Times New Roman" w:hAnsi="Times New Roman" w:eastAsia="宋体" w:cs="Times New Roman"/>
@@ -27151,9 +27151,9 @@
           <w:lang w:val="en-US" w:eastAsia="zh-CN"/>
         </w:rPr>
       </w:pPr>
-      <w:bookmarkStart w:id="54" w:name="_Toc23431"/>
-      <w:bookmarkStart w:id="55" w:name="_Toc14047"/>
-      <w:bookmarkStart w:id="56" w:name="_Toc168404182"/>
+      <w:bookmarkStart w:id="54" w:name="_Toc14047"/>
+      <w:bookmarkStart w:id="55" w:name="_Toc168404182"/>
+      <w:bookmarkStart w:id="56" w:name="_Toc23431"/>
       <w:r>
         <w:rPr>
           <w:rFonts w:hint="eastAsia" w:ascii="黑体" w:hAnsi="黑体" w:eastAsia="黑体" w:cs="黑体"/>
@@ -27294,6 +27294,12 @@
             <w:insideH w:val="none" w:color="auto" w:sz="0" w:space="0"/>
             <w:insideV w:val="none" w:color="auto" w:sz="0" w:space="0"/>
           </w:tblBorders>
+          <w:tblCellMar>
+            <w:top w:w="0" w:type="dxa"/>
+            <w:left w:w="108" w:type="dxa"/>
+            <w:bottom w:w="0" w:type="dxa"/>
+            <w:right w:w="108" w:type="dxa"/>
+          </w:tblCellMar>
         </w:tblPrEx>
         <w:trPr>
           <w:trHeight w:val="312" w:hRule="atLeast"/>
@@ -27322,7 +27328,7 @@
               <w:bidi w:val="0"/>
               <w:adjustRightInd/>
               <w:snapToGrid/>
-              <w:spacing w:line="280" w:lineRule="exact"/>
+              <w:spacing w:line="360" w:lineRule="exact"/>
               <w:jc w:val="center"/>
               <w:textAlignment w:val="auto"/>
               <w:rPr>
@@ -27367,7 +27373,7 @@
               <w:bidi w:val="0"/>
               <w:adjustRightInd/>
               <w:snapToGrid/>
-              <w:spacing w:line="280" w:lineRule="exact"/>
+              <w:spacing w:line="360" w:lineRule="exact"/>
               <w:jc w:val="center"/>
               <w:textAlignment w:val="auto"/>
               <w:rPr>
@@ -27429,7 +27435,7 @@
               <w:bidi w:val="0"/>
               <w:adjustRightInd/>
               <w:snapToGrid/>
-              <w:spacing w:line="280" w:lineRule="exact"/>
+              <w:spacing w:line="360" w:lineRule="exact"/>
               <w:jc w:val="center"/>
               <w:textAlignment w:val="auto"/>
               <w:rPr>
@@ -27480,7 +27486,7 @@
               <w:bidi w:val="0"/>
               <w:adjustRightInd/>
               <w:snapToGrid/>
-              <w:spacing w:line="280" w:lineRule="exact"/>
+              <w:spacing w:line="360" w:lineRule="exact"/>
               <w:jc w:val="center"/>
               <w:textAlignment w:val="auto"/>
               <w:rPr>
@@ -27542,7 +27548,7 @@
               <w:bidi w:val="0"/>
               <w:adjustRightInd/>
               <w:snapToGrid/>
-              <w:spacing w:line="280" w:lineRule="exact"/>
+              <w:spacing w:line="360" w:lineRule="exact"/>
               <w:jc w:val="center"/>
               <w:textAlignment w:val="auto"/>
               <w:rPr>
@@ -27583,7 +27589,7 @@
               <w:bidi w:val="0"/>
               <w:adjustRightInd/>
               <w:snapToGrid/>
-              <w:spacing w:line="280" w:lineRule="exact"/>
+              <w:spacing w:line="360" w:lineRule="exact"/>
               <w:jc w:val="center"/>
               <w:textAlignment w:val="auto"/>
               <w:rPr>
@@ -27624,7 +27630,7 @@
               <w:bidi w:val="0"/>
               <w:adjustRightInd/>
               <w:snapToGrid/>
-              <w:spacing w:line="280" w:lineRule="exact"/>
+              <w:spacing w:line="360" w:lineRule="exact"/>
               <w:jc w:val="center"/>
               <w:textAlignment w:val="auto"/>
               <w:rPr>
@@ -27665,7 +27671,7 @@
               <w:bidi w:val="0"/>
               <w:adjustRightInd/>
               <w:snapToGrid/>
-              <w:spacing w:line="280" w:lineRule="exact"/>
+              <w:spacing w:line="360" w:lineRule="exact"/>
               <w:jc w:val="center"/>
               <w:textAlignment w:val="auto"/>
               <w:rPr>
@@ -27727,7 +27733,7 @@
               <w:bidi w:val="0"/>
               <w:adjustRightInd/>
               <w:snapToGrid/>
-              <w:spacing w:line="280" w:lineRule="exact"/>
+              <w:spacing w:line="360" w:lineRule="exact"/>
               <w:jc w:val="center"/>
               <w:textAlignment w:val="auto"/>
               <w:rPr>
@@ -27768,7 +27774,7 @@
               <w:bidi w:val="0"/>
               <w:adjustRightInd/>
               <w:snapToGrid/>
-              <w:spacing w:line="280" w:lineRule="exact"/>
+              <w:spacing w:line="360" w:lineRule="exact"/>
               <w:jc w:val="center"/>
               <w:textAlignment w:val="auto"/>
               <w:rPr>
@@ -27809,7 +27815,7 @@
               <w:bidi w:val="0"/>
               <w:adjustRightInd/>
               <w:snapToGrid/>
-              <w:spacing w:line="280" w:lineRule="exact"/>
+              <w:spacing w:line="360" w:lineRule="exact"/>
               <w:jc w:val="center"/>
               <w:textAlignment w:val="auto"/>
               <w:rPr>
@@ -27850,7 +27856,7 @@
               <w:bidi w:val="0"/>
               <w:adjustRightInd/>
               <w:snapToGrid/>
-              <w:spacing w:line="280" w:lineRule="exact"/>
+              <w:spacing w:line="360" w:lineRule="exact"/>
               <w:jc w:val="center"/>
               <w:textAlignment w:val="auto"/>
               <w:rPr>
@@ -27912,7 +27918,7 @@
               <w:bidi w:val="0"/>
               <w:adjustRightInd/>
               <w:snapToGrid/>
-              <w:spacing w:line="280" w:lineRule="exact"/>
+              <w:spacing w:line="360" w:lineRule="exact"/>
               <w:jc w:val="center"/>
               <w:textAlignment w:val="auto"/>
               <w:rPr>
@@ -27953,7 +27959,7 @@
               <w:bidi w:val="0"/>
               <w:adjustRightInd/>
               <w:snapToGrid/>
-              <w:spacing w:line="280" w:lineRule="exact"/>
+              <w:spacing w:line="360" w:lineRule="exact"/>
               <w:jc w:val="center"/>
               <w:textAlignment w:val="auto"/>
               <w:rPr>
@@ -27994,7 +28000,7 @@
               <w:bidi w:val="0"/>
               <w:adjustRightInd/>
               <w:snapToGrid/>
-              <w:spacing w:line="280" w:lineRule="exact"/>
+              <w:spacing w:line="360" w:lineRule="exact"/>
               <w:jc w:val="center"/>
               <w:textAlignment w:val="auto"/>
               <w:rPr>
@@ -28035,7 +28041,7 @@
               <w:bidi w:val="0"/>
               <w:adjustRightInd/>
               <w:snapToGrid/>
-              <w:spacing w:line="280" w:lineRule="exact"/>
+              <w:spacing w:line="360" w:lineRule="exact"/>
               <w:jc w:val="center"/>
               <w:textAlignment w:val="auto"/>
               <w:rPr>
@@ -28097,7 +28103,7 @@
               <w:bidi w:val="0"/>
               <w:adjustRightInd/>
               <w:snapToGrid/>
-              <w:spacing w:line="280" w:lineRule="exact"/>
+              <w:spacing w:line="360" w:lineRule="exact"/>
               <w:jc w:val="center"/>
               <w:textAlignment w:val="auto"/>
               <w:rPr>
@@ -28138,7 +28144,7 @@
               <w:bidi w:val="0"/>
               <w:adjustRightInd/>
               <w:snapToGrid/>
-              <w:spacing w:line="280" w:lineRule="exact"/>
+              <w:spacing w:line="360" w:lineRule="exact"/>
               <w:jc w:val="center"/>
               <w:textAlignment w:val="auto"/>
               <w:rPr>
@@ -28179,7 +28185,7 @@
               <w:bidi w:val="0"/>
               <w:adjustRightInd/>
               <w:snapToGrid/>
-              <w:spacing w:line="280" w:lineRule="exact"/>
+              <w:spacing w:line="360" w:lineRule="exact"/>
               <w:jc w:val="center"/>
               <w:textAlignment w:val="auto"/>
               <w:rPr>
@@ -28220,7 +28226,7 @@
               <w:bidi w:val="0"/>
               <w:adjustRightInd/>
               <w:snapToGrid/>
-              <w:spacing w:line="280" w:lineRule="exact"/>
+              <w:spacing w:line="360" w:lineRule="exact"/>
               <w:jc w:val="center"/>
               <w:textAlignment w:val="auto"/>
               <w:rPr>
@@ -28282,7 +28288,7 @@
               <w:bidi w:val="0"/>
               <w:adjustRightInd/>
               <w:snapToGrid/>
-              <w:spacing w:line="280" w:lineRule="exact"/>
+              <w:spacing w:line="360" w:lineRule="exact"/>
               <w:jc w:val="center"/>
               <w:textAlignment w:val="auto"/>
               <w:rPr>
@@ -28323,7 +28329,7 @@
               <w:bidi w:val="0"/>
               <w:adjustRightInd/>
               <w:snapToGrid/>
-              <w:spacing w:line="280" w:lineRule="exact"/>
+              <w:spacing w:line="360" w:lineRule="exact"/>
               <w:jc w:val="center"/>
               <w:textAlignment w:val="auto"/>
               <w:rPr>
@@ -28364,7 +28370,7 @@
               <w:bidi w:val="0"/>
               <w:adjustRightInd/>
               <w:snapToGrid/>
-              <w:spacing w:line="280" w:lineRule="exact"/>
+              <w:spacing w:line="360" w:lineRule="exact"/>
               <w:jc w:val="center"/>
               <w:textAlignment w:val="auto"/>
               <w:rPr>
@@ -28405,7 +28411,7 @@
               <w:bidi w:val="0"/>
               <w:adjustRightInd/>
               <w:snapToGrid/>
-              <w:spacing w:line="280" w:lineRule="exact"/>
+              <w:spacing w:line="360" w:lineRule="exact"/>
               <w:jc w:val="center"/>
               <w:textAlignment w:val="auto"/>
               <w:rPr>
@@ -28467,7 +28473,7 @@
               <w:bidi w:val="0"/>
               <w:adjustRightInd/>
               <w:snapToGrid/>
-              <w:spacing w:line="280" w:lineRule="exact"/>
+              <w:spacing w:line="360" w:lineRule="exact"/>
               <w:jc w:val="center"/>
               <w:textAlignment w:val="auto"/>
               <w:rPr>
@@ -28508,7 +28514,7 @@
               <w:bidi w:val="0"/>
               <w:adjustRightInd/>
               <w:snapToGrid/>
-              <w:spacing w:line="280" w:lineRule="exact"/>
+              <w:spacing w:line="360" w:lineRule="exact"/>
               <w:jc w:val="center"/>
               <w:textAlignment w:val="auto"/>
               <w:rPr>
@@ -28549,7 +28555,7 @@
               <w:bidi w:val="0"/>
               <w:adjustRightInd/>
               <w:snapToGrid/>
-              <w:spacing w:line="280" w:lineRule="exact"/>
+              <w:spacing w:line="360" w:lineRule="exact"/>
               <w:jc w:val="center"/>
               <w:textAlignment w:val="auto"/>
               <w:rPr>
@@ -28590,7 +28596,7 @@
               <w:bidi w:val="0"/>
               <w:adjustRightInd/>
               <w:snapToGrid/>
-              <w:spacing w:line="280" w:lineRule="exact"/>
+              <w:spacing w:line="360" w:lineRule="exact"/>
               <w:jc w:val="center"/>
               <w:textAlignment w:val="auto"/>
               <w:rPr>
@@ -28655,7 +28661,7 @@
               <w:bidi w:val="0"/>
               <w:adjustRightInd/>
               <w:snapToGrid/>
-              <w:spacing w:line="280" w:lineRule="exact"/>
+              <w:spacing w:line="360" w:lineRule="exact"/>
               <w:jc w:val="center"/>
               <w:textAlignment w:val="auto"/>
               <w:rPr>
@@ -28699,7 +28705,7 @@
               <w:bidi w:val="0"/>
               <w:adjustRightInd/>
               <w:snapToGrid/>
-              <w:spacing w:line="280" w:lineRule="exact"/>
+              <w:spacing w:line="360" w:lineRule="exact"/>
               <w:jc w:val="center"/>
               <w:textAlignment w:val="auto"/>
               <w:rPr>
@@ -28743,7 +28749,7 @@
               <w:bidi w:val="0"/>
               <w:adjustRightInd/>
               <w:snapToGrid/>
-              <w:spacing w:line="280" w:lineRule="exact"/>
+              <w:spacing w:line="360" w:lineRule="exact"/>
               <w:jc w:val="center"/>
               <w:textAlignment w:val="auto"/>
               <w:rPr>
@@ -28787,7 +28793,7 @@
               <w:bidi w:val="0"/>
               <w:adjustRightInd/>
               <w:snapToGrid/>
-              <w:spacing w:line="280" w:lineRule="exact"/>
+              <w:spacing w:line="360" w:lineRule="exact"/>
               <w:jc w:val="center"/>
               <w:textAlignment w:val="auto"/>
               <w:rPr>
@@ -29964,7 +29970,7 @@
               <w:bidi w:val="0"/>
               <w:adjustRightInd/>
               <w:snapToGrid/>
-              <w:spacing w:line="280" w:lineRule="exact"/>
+              <w:spacing w:line="400" w:lineRule="exact"/>
               <w:jc w:val="center"/>
               <w:textAlignment w:val="auto"/>
               <w:rPr>
@@ -30004,7 +30010,7 @@
               <w:bidi w:val="0"/>
               <w:adjustRightInd/>
               <w:snapToGrid/>
-              <w:spacing w:line="280" w:lineRule="exact"/>
+              <w:spacing w:line="400" w:lineRule="exact"/>
               <w:jc w:val="center"/>
               <w:textAlignment w:val="auto"/>
               <w:rPr>
@@ -30052,7 +30058,7 @@
               <w:bidi w:val="0"/>
               <w:adjustRightInd/>
               <w:snapToGrid/>
-              <w:spacing w:line="280" w:lineRule="exact"/>
+              <w:spacing w:line="400" w:lineRule="exact"/>
               <w:jc w:val="center"/>
               <w:textAlignment w:val="auto"/>
               <w:rPr>
@@ -30110,7 +30116,7 @@
               <w:bidi w:val="0"/>
               <w:adjustRightInd/>
               <w:snapToGrid/>
-              <w:spacing w:line="280" w:lineRule="exact"/>
+              <w:spacing w:line="400" w:lineRule="exact"/>
               <w:jc w:val="center"/>
               <w:textAlignment w:val="auto"/>
               <w:rPr>
@@ -30190,7 +30196,7 @@
               <w:bidi w:val="0"/>
               <w:adjustRightInd/>
               <w:snapToGrid/>
-              <w:spacing w:line="280" w:lineRule="exact"/>
+              <w:spacing w:line="400" w:lineRule="exact"/>
               <w:jc w:val="center"/>
               <w:textAlignment w:val="auto"/>
               <w:rPr>
@@ -30228,7 +30234,7 @@
               <w:bidi w:val="0"/>
               <w:adjustRightInd/>
               <w:snapToGrid/>
-              <w:spacing w:line="280" w:lineRule="exact"/>
+              <w:spacing w:line="400" w:lineRule="exact"/>
               <w:jc w:val="center"/>
               <w:textAlignment w:val="auto"/>
               <w:rPr>
@@ -30270,7 +30276,7 @@
               <w:bidi w:val="0"/>
               <w:adjustRightInd/>
               <w:snapToGrid/>
-              <w:spacing w:line="280" w:lineRule="exact"/>
+              <w:spacing w:line="400" w:lineRule="exact"/>
               <w:jc w:val="center"/>
               <w:textAlignment w:val="auto"/>
               <w:rPr>
@@ -30332,7 +30338,7 @@
               <w:bidi w:val="0"/>
               <w:adjustRightInd/>
               <w:snapToGrid/>
-              <w:spacing w:line="280" w:lineRule="exact"/>
+              <w:spacing w:line="400" w:lineRule="exact"/>
               <w:jc w:val="center"/>
               <w:textAlignment w:val="auto"/>
               <w:rPr>
@@ -30389,7 +30395,7 @@
               <w:bidi w:val="0"/>
               <w:adjustRightInd/>
               <w:snapToGrid/>
-              <w:spacing w:line="280" w:lineRule="exact"/>
+              <w:spacing w:line="400" w:lineRule="exact"/>
               <w:jc w:val="center"/>
               <w:textAlignment w:val="auto"/>
               <w:rPr>
@@ -30424,7 +30430,7 @@
               <w:bidi w:val="0"/>
               <w:adjustRightInd/>
               <w:snapToGrid/>
-              <w:spacing w:line="280" w:lineRule="exact"/>
+              <w:spacing w:line="400" w:lineRule="exact"/>
               <w:jc w:val="center"/>
               <w:textAlignment w:val="auto"/>
               <w:rPr>
@@ -30467,7 +30473,7 @@
               <w:bidi w:val="0"/>
               <w:adjustRightInd/>
               <w:snapToGrid/>
-              <w:spacing w:line="280" w:lineRule="exact"/>
+              <w:spacing w:line="400" w:lineRule="exact"/>
               <w:jc w:val="center"/>
               <w:textAlignment w:val="auto"/>
               <w:rPr>
@@ -30523,7 +30529,7 @@
               <w:bidi w:val="0"/>
               <w:adjustRightInd/>
               <w:snapToGrid/>
-              <w:spacing w:line="280" w:lineRule="exact"/>
+              <w:spacing w:line="400" w:lineRule="exact"/>
               <w:jc w:val="center"/>
               <w:textAlignment w:val="auto"/>
               <w:rPr>
@@ -30580,7 +30586,7 @@
               <w:bidi w:val="0"/>
               <w:adjustRightInd/>
               <w:snapToGrid/>
-              <w:spacing w:line="280" w:lineRule="exact"/>
+              <w:spacing w:line="400" w:lineRule="exact"/>
               <w:jc w:val="center"/>
               <w:textAlignment w:val="auto"/>
               <w:rPr>
@@ -30618,7 +30624,7 @@
               <w:bidi w:val="0"/>
               <w:adjustRightInd/>
               <w:snapToGrid/>
-              <w:spacing w:line="280" w:lineRule="exact"/>
+              <w:spacing w:line="400" w:lineRule="exact"/>
               <w:jc w:val="center"/>
               <w:textAlignment w:val="auto"/>
               <w:rPr>
@@ -30657,7 +30663,7 @@
               <w:bidi w:val="0"/>
               <w:adjustRightInd/>
               <w:snapToGrid/>
-              <w:spacing w:line="280" w:lineRule="exact"/>
+              <w:spacing w:line="400" w:lineRule="exact"/>
               <w:jc w:val="center"/>
               <w:textAlignment w:val="auto"/>
               <w:rPr>
@@ -30696,7 +30702,7 @@
               <w:bidi w:val="0"/>
               <w:adjustRightInd/>
               <w:snapToGrid/>
-              <w:spacing w:line="280" w:lineRule="exact"/>
+              <w:spacing w:line="400" w:lineRule="exact"/>
               <w:jc w:val="center"/>
               <w:textAlignment w:val="auto"/>
               <w:rPr>
@@ -30756,7 +30762,7 @@
               <w:bidi w:val="0"/>
               <w:adjustRightInd/>
               <w:snapToGrid/>
-              <w:spacing w:line="280" w:lineRule="exact"/>
+              <w:spacing w:line="400" w:lineRule="exact"/>
               <w:jc w:val="center"/>
               <w:textAlignment w:val="auto"/>
               <w:rPr>
@@ -30795,7 +30801,7 @@
               <w:bidi w:val="0"/>
               <w:adjustRightInd/>
               <w:snapToGrid/>
-              <w:spacing w:line="280" w:lineRule="exact"/>
+              <w:spacing w:line="400" w:lineRule="exact"/>
               <w:jc w:val="center"/>
               <w:textAlignment w:val="auto"/>
               <w:rPr>
@@ -30837,7 +30843,7 @@
               <w:bidi w:val="0"/>
               <w:adjustRightInd/>
               <w:snapToGrid/>
-              <w:spacing w:line="280" w:lineRule="exact"/>
+              <w:spacing w:line="400" w:lineRule="exact"/>
               <w:jc w:val="center"/>
               <w:textAlignment w:val="auto"/>
               <w:rPr>
@@ -30879,7 +30885,7 @@
               <w:bidi w:val="0"/>
               <w:adjustRightInd/>
               <w:snapToGrid/>
-              <w:spacing w:line="280" w:lineRule="exact"/>
+              <w:spacing w:line="400" w:lineRule="exact"/>
               <w:jc w:val="center"/>
               <w:textAlignment w:val="auto"/>
               <w:rPr>
@@ -31155,7 +31161,7 @@
               <w:bidi w:val="0"/>
               <w:adjustRightInd/>
               <w:snapToGrid/>
-              <w:spacing w:line="280" w:lineRule="exact"/>
+              <w:spacing w:line="400" w:lineRule="exact"/>
               <w:jc w:val="center"/>
               <w:textAlignment w:val="auto"/>
               <w:rPr>
@@ -31196,7 +31202,7 @@
               <w:bidi w:val="0"/>
               <w:adjustRightInd/>
               <w:snapToGrid/>
-              <w:spacing w:line="280" w:lineRule="exact"/>
+              <w:spacing w:line="400" w:lineRule="exact"/>
               <w:jc w:val="center"/>
               <w:textAlignment w:val="auto"/>
               <w:rPr>
@@ -31226,7 +31232,7 @@
               <w:bidi w:val="0"/>
               <w:adjustRightInd/>
               <w:snapToGrid/>
-              <w:spacing w:line="280" w:lineRule="exact"/>
+              <w:spacing w:line="400" w:lineRule="exact"/>
               <w:jc w:val="center"/>
               <w:textAlignment w:val="auto"/>
               <w:rPr>
@@ -31266,7 +31272,7 @@
               <w:bidi w:val="0"/>
               <w:adjustRightInd/>
               <w:snapToGrid/>
-              <w:spacing w:line="280" w:lineRule="exact"/>
+              <w:spacing w:line="400" w:lineRule="exact"/>
               <w:jc w:val="center"/>
               <w:textAlignment w:val="auto"/>
               <w:rPr>
@@ -31304,7 +31310,7 @@
               <w:bidi w:val="0"/>
               <w:adjustRightInd/>
               <w:snapToGrid/>
-              <w:spacing w:line="280" w:lineRule="exact"/>
+              <w:spacing w:line="400" w:lineRule="exact"/>
               <w:jc w:val="center"/>
               <w:textAlignment w:val="auto"/>
               <w:rPr>
@@ -31344,7 +31350,7 @@
               <w:bidi w:val="0"/>
               <w:adjustRightInd/>
               <w:snapToGrid/>
-              <w:spacing w:line="280" w:lineRule="exact"/>
+              <w:spacing w:line="400" w:lineRule="exact"/>
               <w:jc w:val="center"/>
               <w:textAlignment w:val="auto"/>
               <w:rPr>
@@ -31389,7 +31395,7 @@
               <w:bidi w:val="0"/>
               <w:adjustRightInd/>
               <w:snapToGrid/>
-              <w:spacing w:line="280" w:lineRule="exact"/>
+              <w:spacing w:line="400" w:lineRule="exact"/>
               <w:jc w:val="center"/>
               <w:textAlignment w:val="auto"/>
               <w:rPr>
@@ -31429,7 +31435,7 @@
               <w:bidi w:val="0"/>
               <w:adjustRightInd/>
               <w:snapToGrid/>
-              <w:spacing w:line="280" w:lineRule="exact"/>
+              <w:spacing w:line="400" w:lineRule="exact"/>
               <w:jc w:val="center"/>
               <w:textAlignment w:val="auto"/>
               <w:rPr>
@@ -31467,7 +31473,7 @@
               <w:bidi w:val="0"/>
               <w:adjustRightInd/>
               <w:snapToGrid/>
-              <w:spacing w:line="280" w:lineRule="exact"/>
+              <w:spacing w:line="400" w:lineRule="exact"/>
               <w:jc w:val="center"/>
               <w:textAlignment w:val="auto"/>
               <w:rPr>
@@ -31524,7 +31530,7 @@
               <w:bidi w:val="0"/>
               <w:adjustRightInd/>
               <w:snapToGrid/>
-              <w:spacing w:line="280" w:lineRule="exact"/>
+              <w:spacing w:line="400" w:lineRule="exact"/>
               <w:jc w:val="center"/>
               <w:textAlignment w:val="auto"/>
               <w:rPr>
@@ -31563,7 +31569,7 @@
               <w:bidi w:val="0"/>
               <w:adjustRightInd/>
               <w:snapToGrid/>
-              <w:spacing w:line="280" w:lineRule="exact"/>
+              <w:spacing w:line="400" w:lineRule="exact"/>
               <w:jc w:val="center"/>
               <w:textAlignment w:val="auto"/>
               <w:rPr>
@@ -31601,7 +31607,7 @@
               <w:bidi w:val="0"/>
               <w:adjustRightInd/>
               <w:snapToGrid/>
-              <w:spacing w:line="280" w:lineRule="exact"/>
+              <w:spacing w:line="400" w:lineRule="exact"/>
               <w:jc w:val="center"/>
               <w:textAlignment w:val="auto"/>
               <w:rPr>
@@ -31645,7 +31651,7 @@
               <w:bidi w:val="0"/>
               <w:adjustRightInd/>
               <w:snapToGrid/>
-              <w:spacing w:line="280" w:lineRule="exact"/>
+              <w:spacing w:line="400" w:lineRule="exact"/>
               <w:jc w:val="center"/>
               <w:textAlignment w:val="auto"/>
               <w:rPr>
@@ -31693,7 +31699,7 @@
               <w:bidi w:val="0"/>
               <w:adjustRightInd/>
               <w:snapToGrid/>
-              <w:spacing w:line="280" w:lineRule="exact"/>
+              <w:spacing w:line="400" w:lineRule="exact"/>
               <w:jc w:val="center"/>
               <w:textAlignment w:val="auto"/>
               <w:rPr>
@@ -31750,7 +31756,7 @@
               <w:bidi w:val="0"/>
               <w:adjustRightInd/>
               <w:snapToGrid/>
-              <w:spacing w:line="280" w:lineRule="exact"/>
+              <w:spacing w:line="400" w:lineRule="exact"/>
               <w:jc w:val="center"/>
               <w:textAlignment w:val="auto"/>
               <w:rPr>
@@ -31788,7 +31794,7 @@
               <w:bidi w:val="0"/>
               <w:adjustRightInd/>
               <w:snapToGrid/>
-              <w:spacing w:line="280" w:lineRule="exact"/>
+              <w:spacing w:line="400" w:lineRule="exact"/>
               <w:jc w:val="center"/>
               <w:textAlignment w:val="auto"/>
               <w:rPr>
@@ -31826,7 +31832,7 @@
               <w:bidi w:val="0"/>
               <w:adjustRightInd/>
               <w:snapToGrid/>
-              <w:spacing w:line="280" w:lineRule="exact"/>
+              <w:spacing w:line="400" w:lineRule="exact"/>
               <w:jc w:val="center"/>
               <w:textAlignment w:val="auto"/>
               <w:rPr>
@@ -31870,7 +31876,7 @@
               <w:bidi w:val="0"/>
               <w:adjustRightInd/>
               <w:snapToGrid/>
-              <w:spacing w:line="280" w:lineRule="exact"/>
+              <w:spacing w:line="400" w:lineRule="exact"/>
               <w:jc w:val="center"/>
               <w:textAlignment w:val="auto"/>
               <w:rPr>
@@ -31908,7 +31914,7 @@
               <w:bidi w:val="0"/>
               <w:adjustRightInd/>
               <w:snapToGrid/>
-              <w:spacing w:line="280" w:lineRule="exact"/>
+              <w:spacing w:line="400" w:lineRule="exact"/>
               <w:jc w:val="center"/>
               <w:textAlignment w:val="auto"/>
               <w:rPr>
@@ -31968,7 +31974,7 @@
               <w:bidi w:val="0"/>
               <w:adjustRightInd/>
               <w:snapToGrid/>
-              <w:spacing w:line="280" w:lineRule="exact"/>
+              <w:spacing w:line="400" w:lineRule="exact"/>
               <w:jc w:val="center"/>
               <w:textAlignment w:val="auto"/>
               <w:rPr>
@@ -32009,7 +32015,7 @@
               <w:bidi w:val="0"/>
               <w:adjustRightInd/>
               <w:snapToGrid/>
-              <w:spacing w:line="280" w:lineRule="exact"/>
+              <w:spacing w:line="400" w:lineRule="exact"/>
               <w:jc w:val="center"/>
               <w:textAlignment w:val="auto"/>
               <w:rPr>
@@ -32050,7 +32056,7 @@
               <w:bidi w:val="0"/>
               <w:adjustRightInd/>
               <w:snapToGrid/>
-              <w:spacing w:line="280" w:lineRule="exact"/>
+              <w:spacing w:line="400" w:lineRule="exact"/>
               <w:jc w:val="center"/>
               <w:textAlignment w:val="auto"/>
               <w:rPr>
@@ -32098,7 +32104,7 @@
               <w:bidi w:val="0"/>
               <w:adjustRightInd/>
               <w:snapToGrid/>
-              <w:spacing w:line="280" w:lineRule="exact"/>
+              <w:spacing w:line="400" w:lineRule="exact"/>
               <w:jc w:val="center"/>
               <w:textAlignment w:val="auto"/>
               <w:rPr>
@@ -32139,7 +32145,7 @@
               <w:bidi w:val="0"/>
               <w:adjustRightInd/>
               <w:snapToGrid/>
-              <w:spacing w:line="280" w:lineRule="exact"/>
+              <w:spacing w:line="400" w:lineRule="exact"/>
               <w:jc w:val="center"/>
               <w:textAlignment w:val="auto"/>
               <w:rPr>
@@ -32199,7 +32205,7 @@
               <w:bidi w:val="0"/>
               <w:adjustRightInd/>
               <w:snapToGrid/>
-              <w:spacing w:line="280" w:lineRule="exact"/>
+              <w:spacing w:line="400" w:lineRule="exact"/>
               <w:jc w:val="center"/>
               <w:textAlignment w:val="auto"/>
               <w:rPr>
@@ -32245,7 +32251,7 @@
               <w:bidi w:val="0"/>
               <w:adjustRightInd/>
               <w:snapToGrid/>
-              <w:spacing w:line="280" w:lineRule="exact"/>
+              <w:spacing w:line="400" w:lineRule="exact"/>
               <w:jc w:val="center"/>
               <w:textAlignment w:val="auto"/>
               <w:rPr>
@@ -32286,7 +32292,7 @@
               <w:bidi w:val="0"/>
               <w:adjustRightInd/>
               <w:snapToGrid/>
-              <w:spacing w:line="280" w:lineRule="exact"/>
+              <w:spacing w:line="400" w:lineRule="exact"/>
               <w:jc w:val="center"/>
               <w:textAlignment w:val="auto"/>
               <w:rPr>
@@ -32334,7 +32340,7 @@
               <w:bidi w:val="0"/>
               <w:adjustRightInd/>
               <w:snapToGrid/>
-              <w:spacing w:line="280" w:lineRule="exact"/>
+              <w:spacing w:line="400" w:lineRule="exact"/>
               <w:jc w:val="center"/>
               <w:textAlignment w:val="auto"/>
               <w:rPr>
@@ -32375,7 +32381,7 @@
               <w:bidi w:val="0"/>
               <w:adjustRightInd/>
               <w:snapToGrid/>
-              <w:spacing w:line="280" w:lineRule="exact"/>
+              <w:spacing w:line="400" w:lineRule="exact"/>
               <w:jc w:val="center"/>
               <w:textAlignment w:val="auto"/>
               <w:rPr>
@@ -32435,7 +32441,7 @@
               <w:bidi w:val="0"/>
               <w:adjustRightInd/>
               <w:snapToGrid/>
-              <w:spacing w:line="280" w:lineRule="exact"/>
+              <w:spacing w:line="400" w:lineRule="exact"/>
               <w:jc w:val="center"/>
               <w:textAlignment w:val="auto"/>
               <w:rPr>
@@ -32476,7 +32482,7 @@
               <w:bidi w:val="0"/>
               <w:adjustRightInd/>
               <w:snapToGrid/>
-              <w:spacing w:line="280" w:lineRule="exact"/>
+              <w:spacing w:line="400" w:lineRule="exact"/>
               <w:jc w:val="center"/>
               <w:textAlignment w:val="auto"/>
               <w:rPr>
@@ -32517,7 +32523,7 @@
               <w:bidi w:val="0"/>
               <w:adjustRightInd/>
               <w:snapToGrid/>
-              <w:spacing w:line="280" w:lineRule="exact"/>
+              <w:spacing w:line="400" w:lineRule="exact"/>
               <w:jc w:val="center"/>
               <w:textAlignment w:val="auto"/>
               <w:rPr>
@@ -32558,7 +32564,7 @@
               <w:bidi w:val="0"/>
               <w:adjustRightInd/>
               <w:snapToGrid/>
-              <w:spacing w:line="280" w:lineRule="exact"/>
+              <w:spacing w:line="400" w:lineRule="exact"/>
               <w:jc w:val="center"/>
               <w:textAlignment w:val="auto"/>
               <w:rPr>
@@ -32599,7 +32605,7 @@
               <w:bidi w:val="0"/>
               <w:adjustRightInd/>
               <w:snapToGrid/>
-              <w:spacing w:line="280" w:lineRule="exact"/>
+              <w:spacing w:line="400" w:lineRule="exact"/>
               <w:jc w:val="center"/>
               <w:textAlignment w:val="auto"/>
               <w:rPr>
@@ -32659,7 +32665,7 @@
               <w:bidi w:val="0"/>
               <w:adjustRightInd/>
               <w:snapToGrid/>
-              <w:spacing w:line="280" w:lineRule="exact"/>
+              <w:spacing w:line="400" w:lineRule="exact"/>
               <w:jc w:val="center"/>
               <w:textAlignment w:val="auto"/>
               <w:rPr>
@@ -32697,7 +32703,7 @@
               <w:bidi w:val="0"/>
               <w:adjustRightInd/>
               <w:snapToGrid/>
-              <w:spacing w:line="280" w:lineRule="exact"/>
+              <w:spacing w:line="400" w:lineRule="exact"/>
               <w:jc w:val="center"/>
               <w:textAlignment w:val="auto"/>
               <w:rPr>
@@ -32738,7 +32744,7 @@
               <w:bidi w:val="0"/>
               <w:adjustRightInd/>
               <w:snapToGrid/>
-              <w:spacing w:line="280" w:lineRule="exact"/>
+              <w:spacing w:line="400" w:lineRule="exact"/>
               <w:jc w:val="center"/>
               <w:textAlignment w:val="auto"/>
               <w:rPr>
@@ -32779,7 +32785,7 @@
               <w:bidi w:val="0"/>
               <w:adjustRightInd/>
               <w:snapToGrid/>
-              <w:spacing w:line="280" w:lineRule="exact"/>
+              <w:spacing w:line="400" w:lineRule="exact"/>
               <w:jc w:val="center"/>
               <w:textAlignment w:val="auto"/>
               <w:rPr>
@@ -32820,7 +32826,7 @@
               <w:bidi w:val="0"/>
               <w:adjustRightInd/>
               <w:snapToGrid/>
-              <w:spacing w:line="280" w:lineRule="exact"/>
+              <w:spacing w:line="400" w:lineRule="exact"/>
               <w:jc w:val="center"/>
               <w:textAlignment w:val="auto"/>
               <w:rPr>
@@ -33151,118 +33157,6 @@
         </w:rPr>
       </w:pPr>
       <w:bookmarkStart w:id="58" w:name="_Toc29524"/>
-    </w:p>
-    <w:p>
-      <w:pPr>
-        <w:keepNext w:val="0"/>
-        <w:keepLines/>
-        <w:pageBreakBefore w:val="0"/>
-        <w:widowControl w:val="0"/>
-        <w:kinsoku/>
-        <w:wordWrap/>
-        <w:overflowPunct/>
-        <w:topLinePunct w:val="0"/>
-        <w:autoSpaceDE/>
-        <w:autoSpaceDN/>
-        <w:bidi w:val="0"/>
-        <w:adjustRightInd/>
-        <w:snapToGrid/>
-        <w:spacing w:before="0" w:after="0" w:line="440" w:lineRule="exact"/>
-        <w:textAlignment w:val="auto"/>
-        <w:outlineLvl w:val="9"/>
-        <w:rPr>
-          <w:rFonts w:hint="eastAsia" w:ascii="黑体" w:hAnsi="黑体" w:eastAsia="黑体" w:cs="黑体"/>
-          <w:b w:val="0"/>
-          <w:bCs/>
-          <w:sz w:val="24"/>
-          <w:szCs w:val="16"/>
-          <w:lang w:val="en-US" w:eastAsia="zh-CN"/>
-        </w:rPr>
-      </w:pPr>
-    </w:p>
-    <w:p>
-      <w:pPr>
-        <w:keepNext w:val="0"/>
-        <w:keepLines/>
-        <w:pageBreakBefore w:val="0"/>
-        <w:widowControl w:val="0"/>
-        <w:kinsoku/>
-        <w:wordWrap/>
-        <w:overflowPunct/>
-        <w:topLinePunct w:val="0"/>
-        <w:autoSpaceDE/>
-        <w:autoSpaceDN/>
-        <w:bidi w:val="0"/>
-        <w:adjustRightInd/>
-        <w:snapToGrid/>
-        <w:spacing w:before="0" w:after="0" w:line="440" w:lineRule="exact"/>
-        <w:textAlignment w:val="auto"/>
-        <w:outlineLvl w:val="9"/>
-        <w:rPr>
-          <w:rFonts w:hint="eastAsia" w:ascii="黑体" w:hAnsi="黑体" w:eastAsia="黑体" w:cs="黑体"/>
-          <w:b w:val="0"/>
-          <w:bCs/>
-          <w:sz w:val="24"/>
-          <w:szCs w:val="16"/>
-          <w:lang w:val="en-US" w:eastAsia="zh-CN"/>
-        </w:rPr>
-      </w:pPr>
-    </w:p>
-    <w:p>
-      <w:pPr>
-        <w:keepNext w:val="0"/>
-        <w:keepLines/>
-        <w:pageBreakBefore w:val="0"/>
-        <w:widowControl w:val="0"/>
-        <w:kinsoku/>
-        <w:wordWrap/>
-        <w:overflowPunct/>
-        <w:topLinePunct w:val="0"/>
-        <w:autoSpaceDE/>
-        <w:autoSpaceDN/>
-        <w:bidi w:val="0"/>
-        <w:adjustRightInd/>
-        <w:snapToGrid/>
-        <w:spacing w:before="0" w:after="0" w:line="440" w:lineRule="exact"/>
-        <w:textAlignment w:val="auto"/>
-        <w:outlineLvl w:val="9"/>
-        <w:rPr>
-          <w:rFonts w:hint="eastAsia" w:ascii="黑体" w:hAnsi="黑体" w:eastAsia="黑体" w:cs="黑体"/>
-          <w:b w:val="0"/>
-          <w:bCs/>
-          <w:sz w:val="24"/>
-          <w:szCs w:val="16"/>
-          <w:lang w:val="en-US" w:eastAsia="zh-CN"/>
-        </w:rPr>
-      </w:pPr>
-    </w:p>
-    <w:p>
-      <w:pPr>
-        <w:keepNext w:val="0"/>
-        <w:keepLines/>
-        <w:pageBreakBefore w:val="0"/>
-        <w:widowControl w:val="0"/>
-        <w:kinsoku/>
-        <w:wordWrap/>
-        <w:overflowPunct/>
-        <w:topLinePunct w:val="0"/>
-        <w:autoSpaceDE/>
-        <w:autoSpaceDN/>
-        <w:bidi w:val="0"/>
-        <w:adjustRightInd/>
-        <w:snapToGrid/>
-        <w:spacing w:before="0" w:after="0" w:line="440" w:lineRule="exact"/>
-        <w:textAlignment w:val="auto"/>
-        <w:outlineLvl w:val="9"/>
-        <w:rPr>
-          <w:rFonts w:hint="eastAsia" w:ascii="黑体" w:hAnsi="黑体" w:eastAsia="黑体" w:cs="黑体"/>
-          <w:b w:val="0"/>
-          <w:bCs/>
-          <w:sz w:val="24"/>
-          <w:szCs w:val="16"/>
-          <w:lang w:val="en-US" w:eastAsia="zh-CN"/>
-        </w:rPr>
-      </w:pPr>
     </w:p>
     <w:p>
       <w:pPr>
@@ -33510,13 +33404,14 @@
               <w:bidi w:val="0"/>
               <w:adjustRightInd/>
               <w:snapToGrid/>
-              <w:spacing w:line="280" w:lineRule="exact"/>
+              <w:spacing w:line="400" w:lineRule="exact"/>
               <w:jc w:val="center"/>
               <w:textAlignment w:val="auto"/>
               <w:rPr>
                 <w:sz w:val="21"/>
               </w:rPr>
             </w:pPr>
+            <w:bookmarkStart w:id="109" w:name="_GoBack" w:colFirst="0" w:colLast="2"/>
             <w:r>
               <w:rPr>
                 <w:sz w:val="21"/>
@@ -33549,7 +33444,7 @@
               <w:bidi w:val="0"/>
               <w:adjustRightInd/>
               <w:snapToGrid/>
-              <w:spacing w:line="280" w:lineRule="exact"/>
+              <w:spacing w:line="400" w:lineRule="exact"/>
               <w:jc w:val="center"/>
               <w:textAlignment w:val="auto"/>
               <w:rPr>
@@ -33592,7 +33487,7 @@
               <w:bidi w:val="0"/>
               <w:adjustRightInd/>
               <w:snapToGrid/>
-              <w:spacing w:line="280" w:lineRule="exact"/>
+              <w:spacing w:line="400" w:lineRule="exact"/>
               <w:jc w:val="center"/>
               <w:textAlignment w:val="auto"/>
               <w:rPr>
@@ -33670,7 +33565,7 @@
               <w:bidi w:val="0"/>
               <w:adjustRightInd/>
               <w:snapToGrid/>
-              <w:spacing w:line="280" w:lineRule="exact"/>
+              <w:spacing w:line="400" w:lineRule="exact"/>
               <w:jc w:val="center"/>
               <w:textAlignment w:val="auto"/>
               <w:rPr>
@@ -33709,7 +33604,7 @@
               <w:bidi w:val="0"/>
               <w:adjustRightInd/>
               <w:snapToGrid/>
-              <w:spacing w:line="280" w:lineRule="exact"/>
+              <w:spacing w:line="400" w:lineRule="exact"/>
               <w:jc w:val="center"/>
               <w:textAlignment w:val="auto"/>
               <w:rPr>
@@ -33751,7 +33646,7 @@
               <w:bidi w:val="0"/>
               <w:adjustRightInd/>
               <w:snapToGrid/>
-              <w:spacing w:line="280" w:lineRule="exact"/>
+              <w:spacing w:line="400" w:lineRule="exact"/>
               <w:jc w:val="center"/>
               <w:textAlignment w:val="auto"/>
               <w:rPr>
@@ -33813,7 +33708,7 @@
               <w:bidi w:val="0"/>
               <w:adjustRightInd/>
               <w:snapToGrid/>
-              <w:spacing w:line="280" w:lineRule="exact"/>
+              <w:spacing w:line="400" w:lineRule="exact"/>
               <w:jc w:val="center"/>
               <w:textAlignment w:val="auto"/>
               <w:rPr>
@@ -33851,7 +33746,7 @@
               <w:bidi w:val="0"/>
               <w:adjustRightInd/>
               <w:snapToGrid/>
-              <w:spacing w:line="280" w:lineRule="exact"/>
+              <w:spacing w:line="400" w:lineRule="exact"/>
               <w:jc w:val="center"/>
               <w:textAlignment w:val="auto"/>
               <w:rPr>
@@ -33900,7 +33795,7 @@
               <w:bidi w:val="0"/>
               <w:adjustRightInd/>
               <w:snapToGrid/>
-              <w:spacing w:line="280" w:lineRule="exact"/>
+              <w:spacing w:line="400" w:lineRule="exact"/>
               <w:jc w:val="center"/>
               <w:textAlignment w:val="auto"/>
               <w:rPr>
@@ -33958,7 +33853,7 @@
               <w:bidi w:val="0"/>
               <w:adjustRightInd/>
               <w:snapToGrid/>
-              <w:spacing w:line="280" w:lineRule="exact"/>
+              <w:spacing w:line="400" w:lineRule="exact"/>
               <w:jc w:val="center"/>
               <w:textAlignment w:val="auto"/>
               <w:rPr>
@@ -33993,7 +33888,7 @@
               <w:bidi w:val="0"/>
               <w:adjustRightInd/>
               <w:snapToGrid/>
-              <w:spacing w:line="280" w:lineRule="exact"/>
+              <w:spacing w:line="400" w:lineRule="exact"/>
               <w:jc w:val="center"/>
               <w:textAlignment w:val="auto"/>
               <w:rPr>
@@ -34039,7 +33934,7 @@
               <w:bidi w:val="0"/>
               <w:adjustRightInd/>
               <w:snapToGrid/>
-              <w:spacing w:line="280" w:lineRule="exact"/>
+              <w:spacing w:line="400" w:lineRule="exact"/>
               <w:jc w:val="center"/>
               <w:textAlignment w:val="auto"/>
               <w:rPr>
@@ -34095,7 +33990,7 @@
               <w:bidi w:val="0"/>
               <w:adjustRightInd/>
               <w:snapToGrid/>
-              <w:spacing w:line="280" w:lineRule="exact"/>
+              <w:spacing w:line="400" w:lineRule="exact"/>
               <w:jc w:val="center"/>
               <w:textAlignment w:val="auto"/>
               <w:rPr>
@@ -34130,7 +34025,7 @@
               <w:bidi w:val="0"/>
               <w:adjustRightInd/>
               <w:snapToGrid/>
-              <w:spacing w:line="280" w:lineRule="exact"/>
+              <w:spacing w:line="400" w:lineRule="exact"/>
               <w:jc w:val="center"/>
               <w:textAlignment w:val="auto"/>
               <w:rPr>
@@ -34168,7 +34063,7 @@
               <w:bidi w:val="0"/>
               <w:adjustRightInd/>
               <w:snapToGrid/>
-              <w:spacing w:line="280" w:lineRule="exact"/>
+              <w:spacing w:line="400" w:lineRule="exact"/>
               <w:jc w:val="center"/>
               <w:textAlignment w:val="auto"/>
               <w:rPr>
@@ -34224,7 +34119,7 @@
               <w:bidi w:val="0"/>
               <w:adjustRightInd/>
               <w:snapToGrid/>
-              <w:spacing w:line="280" w:lineRule="exact"/>
+              <w:spacing w:line="400" w:lineRule="exact"/>
               <w:jc w:val="center"/>
               <w:textAlignment w:val="auto"/>
               <w:rPr>
@@ -34259,7 +34154,7 @@
               <w:bidi w:val="0"/>
               <w:adjustRightInd/>
               <w:snapToGrid/>
-              <w:spacing w:line="280" w:lineRule="exact"/>
+              <w:spacing w:line="400" w:lineRule="exact"/>
               <w:jc w:val="center"/>
               <w:textAlignment w:val="auto"/>
               <w:rPr>
@@ -34305,7 +34200,7 @@
               <w:bidi w:val="0"/>
               <w:adjustRightInd/>
               <w:snapToGrid/>
-              <w:spacing w:line="280" w:lineRule="exact"/>
+              <w:spacing w:line="400" w:lineRule="exact"/>
               <w:jc w:val="center"/>
               <w:textAlignment w:val="auto"/>
               <w:rPr>
@@ -34361,7 +34256,7 @@
               <w:bidi w:val="0"/>
               <w:adjustRightInd/>
               <w:snapToGrid/>
-              <w:spacing w:line="280" w:lineRule="exact"/>
+              <w:spacing w:line="400" w:lineRule="exact"/>
               <w:jc w:val="center"/>
               <w:textAlignment w:val="auto"/>
               <w:rPr>
@@ -34399,7 +34294,7 @@
               <w:bidi w:val="0"/>
               <w:adjustRightInd/>
               <w:snapToGrid/>
-              <w:spacing w:line="280" w:lineRule="exact"/>
+              <w:spacing w:line="400" w:lineRule="exact"/>
               <w:jc w:val="center"/>
               <w:textAlignment w:val="auto"/>
               <w:rPr>
@@ -34438,7 +34333,7 @@
               <w:bidi w:val="0"/>
               <w:adjustRightInd/>
               <w:snapToGrid/>
-              <w:spacing w:line="280" w:lineRule="exact"/>
+              <w:spacing w:line="400" w:lineRule="exact"/>
               <w:jc w:val="center"/>
               <w:textAlignment w:val="auto"/>
               <w:rPr>
@@ -34497,7 +34392,7 @@
               <w:bidi w:val="0"/>
               <w:adjustRightInd/>
               <w:snapToGrid/>
-              <w:spacing w:line="280" w:lineRule="exact"/>
+              <w:spacing w:line="400" w:lineRule="exact"/>
               <w:jc w:val="center"/>
               <w:textAlignment w:val="auto"/>
               <w:rPr>
@@ -34543,7 +34438,7 @@
               <w:bidi w:val="0"/>
               <w:adjustRightInd/>
               <w:snapToGrid/>
-              <w:spacing w:line="280" w:lineRule="exact"/>
+              <w:spacing w:line="400" w:lineRule="exact"/>
               <w:jc w:val="center"/>
               <w:textAlignment w:val="auto"/>
               <w:rPr>
@@ -34577,7 +34472,7 @@
               <w:bidi w:val="0"/>
               <w:adjustRightInd/>
               <w:snapToGrid/>
-              <w:spacing w:line="280" w:lineRule="exact"/>
+              <w:spacing w:line="400" w:lineRule="exact"/>
               <w:jc w:val="center"/>
               <w:textAlignment w:val="auto"/>
               <w:rPr>
@@ -34597,6 +34492,7 @@
           </w:p>
         </w:tc>
       </w:tr>
+      <w:bookmarkEnd w:id="109"/>
     </w:tbl>
     <w:p>
       <w:pPr>
@@ -34655,9 +34551,9 @@
           <w:lang w:val="en-US" w:eastAsia="zh-CN"/>
         </w:rPr>
       </w:pPr>
-      <w:bookmarkStart w:id="60" w:name="_Toc168404185"/>
-      <w:bookmarkStart w:id="61" w:name="_Toc17246"/>
-      <w:bookmarkStart w:id="62" w:name="_Toc3757"/>
+      <w:bookmarkStart w:id="60" w:name="_Toc3757"/>
+      <w:bookmarkStart w:id="61" w:name="_Toc168404185"/>
+      <w:bookmarkStart w:id="62" w:name="_Toc17246"/>
       <w:r>
         <w:rPr>
           <w:rFonts w:hint="eastAsia" w:ascii="黑体" w:hAnsi="黑体" w:eastAsia="黑体" w:cs="黑体"/>
@@ -34744,8 +34640,8 @@
         </w:rPr>
       </w:pPr>
       <w:bookmarkStart w:id="63" w:name="_Toc168404186"/>
-      <w:bookmarkStart w:id="64" w:name="_Toc8502"/>
-      <w:bookmarkStart w:id="65" w:name="_Toc30428"/>
+      <w:bookmarkStart w:id="64" w:name="_Toc30428"/>
+      <w:bookmarkStart w:id="65" w:name="_Toc8502"/>
       <w:r>
         <w:rPr>
           <w:rFonts w:hint="eastAsia" w:ascii="黑体" w:hAnsi="Times New Roman" w:eastAsia="黑体" w:cs="微软雅黑"/>
@@ -36110,8 +36006,8 @@
           <w:docGrid w:type="lines" w:linePitch="312" w:charSpace="0"/>
         </w:sectPr>
       </w:pPr>
-      <w:bookmarkStart w:id="106" w:name="_Toc7734"/>
-      <w:bookmarkStart w:id="107" w:name="_Toc28768"/>
+      <w:bookmarkStart w:id="106" w:name="_Toc28768"/>
+      <w:bookmarkStart w:id="107" w:name="_Toc7734"/>
       <w:bookmarkStart w:id="108" w:name="_Toc25798"/>
       <w:r>
         <w:rPr>
@@ -36234,7 +36130,6 @@
           <w:docGrid w:type="lines" w:linePitch="312" w:charSpace="0"/>
         </w:sectPr>
       </w:pPr>
-      <w:bookmarkStart w:id="109" w:name="_GoBack"/>
       <w:r>
         <w:rPr>
           <w:rFonts w:hint="eastAsia" w:ascii="黑体" w:hAnsi="黑体" w:eastAsia="黑体" w:cs="黑体"/>
@@ -36291,7 +36186,6 @@
           </wp:anchor>
         </w:drawing>
       </w:r>
-      <w:bookmarkEnd w:id="109"/>
     </w:p>
     <w:p>
       <w:pPr>

--- a/2209014301_王华杰_年产1000吨蓝莓酸奶车间设计.docx
+++ b/2209014301_王华杰_年产1000吨蓝莓酸奶车间设计.docx
@@ -4864,6 +4864,7 @@
         <w:pageBreakBefore w:val="0"/>
         <w:widowControl w:val="0"/>
         <w:numPr>
+          <w:ilvl w:val="0"/>
           <w:numId w:val="0"/>
         </w:numPr>
         <w:kinsoku/>
@@ -4878,7 +4879,7 @@
         <w:spacing w:line="440" w:lineRule="exact"/>
         <w:ind w:leftChars="0" w:firstLine="480" w:firstLineChars="200"/>
         <w:textAlignment w:val="auto"/>
-        <w:outlineLvl w:val="1"/>
+        <w:outlineLvl w:val="9"/>
         <w:rPr>
           <w:rFonts w:hint="eastAsia" w:ascii="黑体" w:hAnsi="黑体" w:eastAsia="黑体" w:cs="Times New Roman"/>
           <w:b w:val="0"/>
@@ -5279,6 +5280,7 @@
         <w:pageBreakBefore w:val="0"/>
         <w:widowControl w:val="0"/>
         <w:numPr>
+          <w:ilvl w:val="0"/>
           <w:numId w:val="0"/>
         </w:numPr>
         <w:kinsoku/>
@@ -5646,8 +5648,8 @@
           <w:lang w:val="en-US" w:eastAsia="zh-CN"/>
         </w:rPr>
       </w:pPr>
-      <w:bookmarkStart w:id="6" w:name="_Toc168404166"/>
-      <w:bookmarkStart w:id="7" w:name="_Toc25408"/>
+      <w:bookmarkStart w:id="6" w:name="_Toc25408"/>
+      <w:bookmarkStart w:id="7" w:name="_Toc168404166"/>
       <w:r>
         <w:rPr>
           <w:rFonts w:hint="eastAsia"/>
@@ -5997,18 +5999,7 @@
           <w:vertAlign w:val="superscript"/>
           <w:lang w:val="en-US" w:eastAsia="zh-CN"/>
         </w:rPr>
-        <w:t>-</w:t>
-      </w:r>
-      <w:r>
-        <w:rPr>
-          <w:rFonts w:hint="eastAsia"/>
-          <w:b w:val="0"/>
-          <w:sz w:val="24"/>
-          <w:szCs w:val="24"/>
-          <w:vertAlign w:val="superscript"/>
-          <w:lang w:val="en-US" w:eastAsia="zh-CN"/>
-        </w:rPr>
-        <w:t>15]</w:t>
+        <w:t>-15]</w:t>
       </w:r>
       <w:r>
         <w:rPr>
@@ -6905,7 +6896,7 @@
       </w:pPr>
       <w:r>
         <w:rPr>
-          <w:rFonts w:hint="eastAsia" w:ascii="黑体" w:hAnsi="黑体" w:eastAsia="黑体" w:cs="黑体"/>
+          <w:rFonts w:hint="eastAsia" w:ascii="Times New Roman" w:hAnsi="Times New Roman" w:eastAsia="黑体" w:cs="黑体"/>
           <w:kern w:val="2"/>
           <w:sz w:val="21"/>
           <w:szCs w:val="22"/>
@@ -6914,7 +6905,7 @@
       </w:r>
       <w:r>
         <w:rPr>
-          <w:rFonts w:hint="eastAsia" w:ascii="黑体" w:hAnsi="黑体" w:eastAsia="黑体" w:cs="黑体"/>
+          <w:rFonts w:hint="eastAsia" w:ascii="Times New Roman" w:hAnsi="Times New Roman" w:eastAsia="黑体" w:cs="黑体"/>
           <w:kern w:val="2"/>
           <w:sz w:val="21"/>
           <w:szCs w:val="22"/>
@@ -6924,7 +6915,7 @@
       </w:r>
       <w:r>
         <w:rPr>
-          <w:rFonts w:hint="eastAsia" w:ascii="黑体" w:hAnsi="黑体" w:eastAsia="黑体" w:cs="黑体"/>
+          <w:rFonts w:hint="eastAsia" w:ascii="Times New Roman" w:hAnsi="Times New Roman" w:eastAsia="黑体" w:cs="黑体"/>
           <w:kern w:val="2"/>
           <w:sz w:val="21"/>
           <w:szCs w:val="22"/>
@@ -6933,7 +6924,7 @@
       </w:r>
       <w:r>
         <w:rPr>
-          <w:rFonts w:hint="eastAsia" w:ascii="黑体" w:hAnsi="黑体" w:eastAsia="黑体" w:cs="黑体"/>
+          <w:rFonts w:hint="eastAsia" w:ascii="Times New Roman" w:hAnsi="Times New Roman" w:eastAsia="黑体" w:cs="黑体"/>
           <w:kern w:val="2"/>
           <w:sz w:val="21"/>
           <w:szCs w:val="22"/>
@@ -7462,7 +7453,7 @@
       </w:r>
       <w:r>
         <w:rPr>
-          <w:rFonts w:hint="eastAsia" w:ascii="黑体" w:hAnsi="黑体" w:eastAsia="黑体" w:cs="黑体"/>
+          <w:rFonts w:hint="default" w:ascii="Times New Roman" w:hAnsi="Times New Roman" w:eastAsia="黑体" w:cs="Times New Roman"/>
           <w:kern w:val="2"/>
           <w:sz w:val="21"/>
           <w:szCs w:val="22"/>
@@ -8119,7 +8110,7 @@
       </w:r>
       <w:r>
         <w:rPr>
-          <w:rFonts w:hint="eastAsia" w:ascii="黑体" w:hAnsi="黑体" w:eastAsia="黑体" w:cs="黑体"/>
+          <w:rFonts w:hint="default" w:ascii="Times New Roman" w:hAnsi="Times New Roman" w:eastAsia="黑体" w:cs="Times New Roman"/>
           <w:kern w:val="2"/>
           <w:sz w:val="21"/>
           <w:szCs w:val="22"/>
@@ -8917,7 +8908,27 @@
           <w:szCs w:val="22"/>
           <w:lang w:val="en-US" w:eastAsia="zh-CN"/>
         </w:rPr>
-        <w:t>表4 乳酸菌数</w:t>
+        <w:t>表</w:t>
+      </w:r>
+      <w:r>
+        <w:rPr>
+          <w:rFonts w:hint="default" w:ascii="Times New Roman" w:hAnsi="Times New Roman" w:eastAsia="黑体" w:cs="Times New Roman"/>
+          <w:kern w:val="2"/>
+          <w:sz w:val="21"/>
+          <w:szCs w:val="22"/>
+          <w:lang w:val="en-US" w:eastAsia="zh-CN"/>
+        </w:rPr>
+        <w:t>4</w:t>
+      </w:r>
+      <w:r>
+        <w:rPr>
+          <w:rFonts w:hint="eastAsia" w:ascii="黑体" w:hAnsi="黑体" w:eastAsia="黑体" w:cs="黑体"/>
+          <w:kern w:val="2"/>
+          <w:sz w:val="21"/>
+          <w:szCs w:val="22"/>
+          <w:lang w:val="en-US" w:eastAsia="zh-CN"/>
+        </w:rPr>
+        <w:t xml:space="preserve"> 乳酸菌数</w:t>
       </w:r>
     </w:p>
     <w:tbl>
@@ -8955,12 +8966,6 @@
             <w:insideH w:val="single" w:color="auto" w:sz="4" w:space="0"/>
             <w:insideV w:val="single" w:color="auto" w:sz="4" w:space="0"/>
           </w:tblBorders>
-          <w:tblCellMar>
-            <w:top w:w="0" w:type="dxa"/>
-            <w:left w:w="108" w:type="dxa"/>
-            <w:bottom w:w="0" w:type="dxa"/>
-            <w:right w:w="108" w:type="dxa"/>
-          </w:tblCellMar>
         </w:tblPrEx>
         <w:trPr>
           <w:jc w:val="center"/>
@@ -9460,8 +9465,8 @@
         </w:rPr>
         <w:t>2.3.2 蓝莓酸奶生产操作要点</w:t>
       </w:r>
-      <w:bookmarkStart w:id="16" w:name="_Toc1307"/>
-      <w:bookmarkStart w:id="17" w:name="_Toc168404169"/>
+      <w:bookmarkStart w:id="16" w:name="_Toc168404169"/>
+      <w:bookmarkStart w:id="17" w:name="_Toc1307"/>
     </w:p>
     <w:p>
       <w:pPr>
@@ -9655,7 +9660,25 @@
             </w14:solidFill>
           </w14:textFill>
         </w:rPr>
-        <w:t>杀菌5~10分钟，冷却至室温备用</w:t>
+        <w:t>杀菌5~10分钟，冷却至室温</w:t>
+      </w:r>
+      <w:bookmarkStart w:id="110" w:name="_GoBack"/>
+      <w:bookmarkEnd w:id="110"/>
+      <w:r>
+        <w:rPr>
+          <w:rFonts w:hint="eastAsia" w:ascii="Times New Roman" w:hAnsi="Times New Roman" w:eastAsia="宋体" w:cs="宋体"/>
+          <w:b w:val="0"/>
+          <w:color w:val="000000" w:themeColor="text1"/>
+          <w:sz w:val="24"/>
+          <w:szCs w:val="24"/>
+          <w:lang w:val="en-US" w:eastAsia="zh-CN"/>
+          <w14:textFill>
+            <w14:solidFill>
+              <w14:schemeClr w14:val="tx1"/>
+            </w14:solidFill>
+          </w14:textFill>
+        </w:rPr>
+        <w:t>备用</w:t>
       </w:r>
       <w:r>
         <w:rPr>
@@ -23726,9 +23749,9 @@
           <w:lang w:eastAsia="zh-CN"/>
         </w:rPr>
       </w:pPr>
-      <w:bookmarkStart w:id="28" w:name="_Toc168404173"/>
-      <w:bookmarkStart w:id="29" w:name="_Toc30398"/>
-      <w:bookmarkStart w:id="30" w:name="_Toc12242"/>
+      <w:bookmarkStart w:id="28" w:name="_Toc12242"/>
+      <w:bookmarkStart w:id="29" w:name="_Toc168404173"/>
+      <w:bookmarkStart w:id="30" w:name="_Toc30398"/>
       <w:r>
         <w:rPr>
           <w:rFonts w:hint="eastAsia"/>
@@ -24229,6 +24252,12 @@
             <w:insideH w:val="none" w:color="auto" w:sz="0" w:space="0"/>
             <w:insideV w:val="none" w:color="auto" w:sz="0" w:space="0"/>
           </w:tblBorders>
+          <w:tblCellMar>
+            <w:top w:w="0" w:type="dxa"/>
+            <w:left w:w="108" w:type="dxa"/>
+            <w:bottom w:w="0" w:type="dxa"/>
+            <w:right w:w="108" w:type="dxa"/>
+          </w:tblCellMar>
         </w:tblPrEx>
         <w:tc>
           <w:tcPr>
@@ -25461,8 +25490,8 @@
                 <w:lang w:val="en-US" w:eastAsia="zh-CN"/>
               </w:rPr>
             </w:pPr>
-            <w:bookmarkStart w:id="31" w:name="_Toc168404174"/>
-            <w:bookmarkStart w:id="32" w:name="_Toc8437"/>
+            <w:bookmarkStart w:id="31" w:name="_Toc8437"/>
+            <w:bookmarkStart w:id="32" w:name="_Toc168404174"/>
             <w:r>
               <w:rPr>
                 <w:rFonts w:hint="eastAsia"/>
@@ -26333,8 +26362,8 @@
           <w:lang w:val="en-US" w:eastAsia="zh-CN" w:bidi="ar-SA"/>
         </w:rPr>
       </w:pPr>
-      <w:bookmarkStart w:id="39" w:name="_Toc168404177"/>
-      <w:bookmarkStart w:id="40" w:name="_Toc6413"/>
+      <w:bookmarkStart w:id="39" w:name="_Toc6413"/>
+      <w:bookmarkStart w:id="40" w:name="_Toc168404177"/>
       <w:r>
         <w:rPr>
           <w:rFonts w:hint="eastAsia" w:ascii="Times New Roman" w:hAnsi="Times New Roman" w:eastAsia="宋体" w:cs="Times New Roman"/>
@@ -26704,9 +26733,9 @@
           <w:lang w:val="en-US" w:eastAsia="zh-CN" w:bidi="ar-SA"/>
         </w:rPr>
       </w:pPr>
-      <w:bookmarkStart w:id="42" w:name="_Toc9060"/>
-      <w:bookmarkStart w:id="43" w:name="_Toc168404178"/>
-      <w:bookmarkStart w:id="44" w:name="_Toc7510"/>
+      <w:bookmarkStart w:id="42" w:name="_Toc7510"/>
+      <w:bookmarkStart w:id="43" w:name="_Toc9060"/>
+      <w:bookmarkStart w:id="44" w:name="_Toc168404178"/>
       <w:r>
         <w:rPr>
           <w:rFonts w:hint="eastAsia" w:ascii="Times New Roman" w:hAnsi="Times New Roman" w:eastAsia="宋体" w:cs="Times New Roman"/>
@@ -26878,8 +26907,8 @@
         </w:rPr>
       </w:pPr>
       <w:bookmarkStart w:id="45" w:name="_Toc168404179"/>
-      <w:bookmarkStart w:id="46" w:name="_Toc10829"/>
-      <w:bookmarkStart w:id="47" w:name="_Toc3673"/>
+      <w:bookmarkStart w:id="46" w:name="_Toc3673"/>
+      <w:bookmarkStart w:id="47" w:name="_Toc10829"/>
       <w:r>
         <w:rPr>
           <w:rFonts w:hint="eastAsia" w:ascii="Times New Roman" w:hAnsi="Times New Roman" w:eastAsia="黑体" w:cs="Times New Roman"/>
@@ -27812,8 +27841,8 @@
         </w:rPr>
       </w:pPr>
       <w:bookmarkStart w:id="54" w:name="_Toc14047"/>
-      <w:bookmarkStart w:id="55" w:name="_Toc168404182"/>
-      <w:bookmarkStart w:id="56" w:name="_Toc23431"/>
+      <w:bookmarkStart w:id="55" w:name="_Toc23431"/>
+      <w:bookmarkStart w:id="56" w:name="_Toc168404182"/>
       <w:r>
         <w:rPr>
           <w:rFonts w:hint="eastAsia" w:ascii="Times New Roman" w:hAnsi="Times New Roman" w:eastAsia="黑体" w:cs="黑体"/>
@@ -35220,8 +35249,8 @@
           <w:lang w:val="en-US" w:eastAsia="zh-CN"/>
         </w:rPr>
       </w:pPr>
-      <w:bookmarkStart w:id="60" w:name="_Toc3757"/>
-      <w:bookmarkStart w:id="61" w:name="_Toc168404185"/>
+      <w:bookmarkStart w:id="60" w:name="_Toc168404185"/>
+      <w:bookmarkStart w:id="61" w:name="_Toc3757"/>
       <w:bookmarkStart w:id="62" w:name="_Toc17246"/>
       <w:r>
         <w:rPr>
@@ -35309,8 +35338,8 @@
         </w:rPr>
       </w:pPr>
       <w:bookmarkStart w:id="63" w:name="_Toc30428"/>
-      <w:bookmarkStart w:id="64" w:name="_Toc8502"/>
-      <w:bookmarkStart w:id="65" w:name="_Toc168404186"/>
+      <w:bookmarkStart w:id="64" w:name="_Toc168404186"/>
+      <w:bookmarkStart w:id="65" w:name="_Toc8502"/>
       <w:r>
         <w:rPr>
           <w:rFonts w:hint="eastAsia" w:ascii="黑体" w:hAnsi="Times New Roman" w:eastAsia="黑体" w:cs="微软雅黑"/>
@@ -36367,8 +36396,8 @@
           <w:lang w:val="en-US" w:eastAsia="zh-CN"/>
         </w:rPr>
       </w:pPr>
-      <w:bookmarkStart w:id="105" w:name="_Toc15125"/>
-      <w:bookmarkStart w:id="106" w:name="_Toc30624"/>
+      <w:bookmarkStart w:id="105" w:name="_Toc30624"/>
+      <w:bookmarkStart w:id="106" w:name="_Toc15125"/>
       <w:r>
         <w:rPr>
           <w:rFonts w:hint="eastAsia" w:ascii="黑体" w:hAnsi="黑体" w:eastAsia="黑体" w:cs="黑体"/>
@@ -36680,7 +36709,6 @@
       <w:bookmarkStart w:id="107" w:name="_Toc28768"/>
       <w:bookmarkStart w:id="108" w:name="_Toc7734"/>
       <w:bookmarkStart w:id="109" w:name="_Toc25798"/>
-      <w:bookmarkStart w:id="110" w:name="_GoBack"/>
       <w:r>
         <w:rPr>
           <w:rFonts w:hint="eastAsia" w:ascii="Times New Roman" w:hAnsi="Times New Roman" w:eastAsia="宋体" w:cs="宋体"/>
@@ -36736,7 +36764,6 @@
           </wp:anchor>
         </w:drawing>
       </w:r>
-      <w:bookmarkEnd w:id="110"/>
       <w:r>
         <w:rPr>
           <w:rFonts w:hint="eastAsia" w:ascii="黑体" w:hAnsi="黑体" w:eastAsia="黑体" w:cs="黑体"/>
@@ -37022,22 +37049,6 @@
                       <a:ln w="6350">
                         <a:noFill/>
                       </a:ln>
-                      <a:extLst>
-                        <a:ext uri="{909E8E84-426E-40DD-AFC4-6F175D3DCCD1}">
-                          <a14:hiddenFill xmlns:a14="http://schemas.microsoft.com/office/drawing/2010/main">
-                            <a:solidFill>
-                              <a:schemeClr val="lt1"/>
-                            </a:solidFill>
-                          </a14:hiddenFill>
-                        </a:ext>
-                        <a:ext uri="{91240B29-F687-4F45-9708-019B960494DF}">
-                          <a14:hiddenLine xmlns:a14="http://schemas.microsoft.com/office/drawing/2010/main" w="6350">
-                            <a:solidFill>
-                              <a:prstClr val="black"/>
-                            </a:solidFill>
-                          </a14:hiddenLine>
-                        </a:ext>
-                      </a:extLst>
                     </wps:spPr>
                     <wps:style>
                       <a:lnRef idx="0">
@@ -37088,7 +37099,7 @@
         </mc:Choice>
         <mc:Fallback>
           <w:pict>
-            <v:shape id="_x0000_s1026" o:spid="_x0000_s1026" o:spt="202" type="#_x0000_t202" style="position:absolute;left:0pt;margin-top:0pt;height:144pt;width:144pt;mso-position-horizontal:center;mso-position-horizontal-relative:margin;mso-wrap-style:none;z-index:251659264;mso-width-relative:page;mso-height-relative:page;" filled="f" stroked="f" coordsize="21600,21600" o:gfxdata="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">
+            <v:shape id="_x0000_s1026" o:spid="_x0000_s1026" o:spt="202" type="#_x0000_t202" style="position:absolute;left:0pt;margin-top:0pt;height:144pt;width:144pt;mso-position-horizontal:center;mso-position-horizontal-relative:margin;mso-wrap-style:none;z-index:251659264;mso-width-relative:page;mso-height-relative:page;" filled="f" stroked="f" coordsize="21600,21600" o:gfxdata="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">
               <v:fill on="f" focussize="0,0"/>
               <v:stroke on="f" weight="0.5pt"/>
               <v:imagedata o:title=""/>

--- a/2209014301_王华杰_年产1000吨蓝莓酸奶车间设计.docx
+++ b/2209014301_王华杰_年产1000吨蓝莓酸奶车间设计.docx
@@ -5648,8 +5648,8 @@
           <w:lang w:val="en-US" w:eastAsia="zh-CN"/>
         </w:rPr>
       </w:pPr>
-      <w:bookmarkStart w:id="6" w:name="_Toc25408"/>
-      <w:bookmarkStart w:id="7" w:name="_Toc168404166"/>
+      <w:bookmarkStart w:id="6" w:name="_Toc168404166"/>
+      <w:bookmarkStart w:id="7" w:name="_Toc25408"/>
       <w:r>
         <w:rPr>
           <w:rFonts w:hint="eastAsia"/>
@@ -6103,8 +6103,8 @@
           <w:lang w:val="en-US" w:eastAsia="zh-CN"/>
         </w:rPr>
       </w:pPr>
-      <w:bookmarkStart w:id="9" w:name="_Toc7582"/>
-      <w:bookmarkStart w:id="10" w:name="_Toc20646"/>
+      <w:bookmarkStart w:id="9" w:name="_Toc20646"/>
+      <w:bookmarkStart w:id="10" w:name="_Toc7582"/>
       <w:r>
         <w:rPr>
           <w:rFonts w:hint="eastAsia" w:ascii="Times New Roman" w:hAnsi="Times New Roman" w:eastAsia="黑体" w:cs="Times New Roman"/>
@@ -8966,6 +8966,12 @@
             <w:insideH w:val="single" w:color="auto" w:sz="4" w:space="0"/>
             <w:insideV w:val="single" w:color="auto" w:sz="4" w:space="0"/>
           </w:tblBorders>
+          <w:tblCellMar>
+            <w:top w:w="0" w:type="dxa"/>
+            <w:left w:w="108" w:type="dxa"/>
+            <w:bottom w:w="0" w:type="dxa"/>
+            <w:right w:w="108" w:type="dxa"/>
+          </w:tblCellMar>
         </w:tblPrEx>
         <w:trPr>
           <w:jc w:val="center"/>
@@ -9660,25 +9666,7 @@
             </w14:solidFill>
           </w14:textFill>
         </w:rPr>
-        <w:t>杀菌5~10分钟，冷却至室温</w:t>
-      </w:r>
-      <w:bookmarkStart w:id="110" w:name="_GoBack"/>
-      <w:bookmarkEnd w:id="110"/>
-      <w:r>
-        <w:rPr>
-          <w:rFonts w:hint="eastAsia" w:ascii="Times New Roman" w:hAnsi="Times New Roman" w:eastAsia="宋体" w:cs="宋体"/>
-          <w:b w:val="0"/>
-          <w:color w:val="000000" w:themeColor="text1"/>
-          <w:sz w:val="24"/>
-          <w:szCs w:val="24"/>
-          <w:lang w:val="en-US" w:eastAsia="zh-CN"/>
-          <w14:textFill>
-            <w14:solidFill>
-              <w14:schemeClr w14:val="tx1"/>
-            </w14:solidFill>
-          </w14:textFill>
-        </w:rPr>
-        <w:t>备用</w:t>
+        <w:t>杀菌5~10分钟，冷却至室温备用</w:t>
       </w:r>
       <w:r>
         <w:rPr>
@@ -11841,7 +11829,7 @@
                 <w:szCs w:val="21"/>
                 <w:lang w:val="en-US" w:eastAsia="zh-CN"/>
               </w:rPr>
-              <w:t>2862.3</w:t>
+              <w:t>2920</w:t>
             </w:r>
           </w:p>
         </w:tc>
@@ -11952,7 +11940,7 @@
                 <w:szCs w:val="21"/>
                 <w:lang w:val="en-US" w:eastAsia="zh-CN"/>
               </w:rPr>
-              <w:t>2848.0</w:t>
+              <w:t>2905</w:t>
             </w:r>
           </w:p>
         </w:tc>
@@ -12054,7 +12042,7 @@
                 <w:szCs w:val="21"/>
                 <w:lang w:val="en-US" w:eastAsia="zh-CN"/>
               </w:rPr>
-              <w:t>2833.7</w:t>
+              <w:t>2890</w:t>
             </w:r>
           </w:p>
         </w:tc>
@@ -12156,7 +12144,7 @@
                 <w:szCs w:val="21"/>
                 <w:lang w:val="en-US" w:eastAsia="zh-CN"/>
               </w:rPr>
-              <w:t>2819.5</w:t>
+              <w:t>2844</w:t>
             </w:r>
           </w:p>
         </w:tc>
@@ -12258,7 +12246,7 @@
                 <w:szCs w:val="21"/>
                 <w:lang w:val="en-US" w:eastAsia="zh-CN"/>
               </w:rPr>
-              <w:t>2793.9</w:t>
+              <w:t>3536</w:t>
             </w:r>
           </w:p>
         </w:tc>
@@ -12360,7 +12348,7 @@
                 <w:szCs w:val="21"/>
                 <w:lang w:val="en-US" w:eastAsia="zh-CN"/>
               </w:rPr>
-              <w:t>2765.0</w:t>
+              <w:t>3500</w:t>
             </w:r>
           </w:p>
         </w:tc>
@@ -12471,7 +12459,7 @@
                 <w:szCs w:val="21"/>
                 <w:lang w:val="en-US" w:eastAsia="zh-CN"/>
               </w:rPr>
-              <w:t>471.4</w:t>
+              <w:t>700</w:t>
             </w:r>
           </w:p>
         </w:tc>
@@ -12919,7 +12907,7 @@
                 <w:szCs w:val="21"/>
                 <w:lang w:val="en-US" w:eastAsia="zh-CN"/>
               </w:rPr>
-              <w:t>2862.3</w:t>
+              <w:t>2935</w:t>
             </w:r>
           </w:p>
         </w:tc>
@@ -12946,7 +12934,7 @@
                 <w:szCs w:val="21"/>
                 <w:lang w:val="en-US" w:eastAsia="zh-CN"/>
               </w:rPr>
-              <w:t>858.7</w:t>
+              <w:t>880.5</w:t>
             </w:r>
           </w:p>
         </w:tc>
@@ -13022,7 +13010,7 @@
                 <w:szCs w:val="21"/>
                 <w:lang w:val="en-US" w:eastAsia="zh-CN"/>
               </w:rPr>
-              <w:t>471.4</w:t>
+              <w:t>935</w:t>
             </w:r>
           </w:p>
         </w:tc>
@@ -13049,7 +13037,7 @@
                 <w:szCs w:val="21"/>
                 <w:lang w:val="en-US" w:eastAsia="zh-CN"/>
               </w:rPr>
-              <w:t>141.4</w:t>
+              <w:t>280.5</w:t>
             </w:r>
           </w:p>
         </w:tc>
@@ -13098,7 +13086,7 @@
                 <w:szCs w:val="21"/>
                 <w:lang w:val="en-US" w:eastAsia="zh-CN"/>
               </w:rPr>
-              <w:t>蔗糖</w:t>
+              <w:t>蔗糖（8%）</w:t>
             </w:r>
           </w:p>
         </w:tc>
@@ -13201,7 +13189,7 @@
                 <w:szCs w:val="21"/>
                 <w:lang w:val="en-US" w:eastAsia="zh-CN"/>
               </w:rPr>
-              <w:t>发酵剂</w:t>
+              <w:t>发酵剂（3%）</w:t>
             </w:r>
           </w:p>
         </w:tc>
@@ -13307,7 +13295,7 @@
                 <w:szCs w:val="21"/>
                 <w:lang w:val="en-US" w:eastAsia="zh-CN"/>
               </w:rPr>
-              <w:t>稳定剂</w:t>
+              <w:t>稳定剂（0.2%）</w:t>
             </w:r>
           </w:p>
         </w:tc>
@@ -13534,7 +13522,7 @@
           <w:szCs w:val="24"/>
           <w:lang w:val="en-US" w:eastAsia="zh-CN"/>
         </w:rPr>
-        <w:t>全年塑料瓶需要量=3500÷0.25×（1+0.005）×300=4221000瓶/年</w:t>
+        <w:t>全年塑料瓶需要量=（3500÷0.25）×（1+0.005）×300=4221000瓶/年</w:t>
       </w:r>
     </w:p>
     <w:p>
@@ -13570,7 +13558,7 @@
           <w:szCs w:val="24"/>
           <w:lang w:val="en-US" w:eastAsia="zh-CN"/>
         </w:rPr>
-        <w:t>全年纸箱需要量=（3500÷0.25）÷12×（1+0.005）×300= 351750个/年</w:t>
+        <w:t>全年纸箱需要量=（3500÷0.25）÷12×（1+0.005）×300=351750个/年</w:t>
       </w:r>
     </w:p>
     <w:p>
@@ -14254,7 +14242,7 @@
           <w:rFonts w:hint="eastAsia"/>
           <w:lang w:val="en-US" w:eastAsia="zh-CN"/>
         </w:rPr>
-        <w:t>以下暂存。基料的均质与杀菌选用高压均质机。料液在18~20 MPa压力下进行双级均质。随后，料液进入板式换热器，在90~95</w:t>
+        <w:t>以下暂存。基料的均质与杀菌选用高压均质机。料液在18~20MPa压力下进行双级均质。随后，料液进入板式换热器，在90~95</w:t>
       </w:r>
       <w:r>
         <w:rPr>
@@ -14268,7 +14256,7 @@
           <w:rFonts w:hint="eastAsia"/>
           <w:lang w:val="en-US" w:eastAsia="zh-CN"/>
         </w:rPr>
-        <w:t>下维持5~10 min热处理，再逆流冷却至42~43</w:t>
+        <w:t>下维持5~10min热处理，再逆流冷却至42~43</w:t>
       </w:r>
       <w:r>
         <w:rPr>
@@ -23749,9 +23737,9 @@
           <w:lang w:eastAsia="zh-CN"/>
         </w:rPr>
       </w:pPr>
-      <w:bookmarkStart w:id="28" w:name="_Toc12242"/>
+      <w:bookmarkStart w:id="28" w:name="_Toc30398"/>
       <w:bookmarkStart w:id="29" w:name="_Toc168404173"/>
-      <w:bookmarkStart w:id="30" w:name="_Toc30398"/>
+      <w:bookmarkStart w:id="30" w:name="_Toc12242"/>
       <w:r>
         <w:rPr>
           <w:rFonts w:hint="eastAsia"/>
@@ -25490,8 +25478,8 @@
                 <w:lang w:val="en-US" w:eastAsia="zh-CN"/>
               </w:rPr>
             </w:pPr>
-            <w:bookmarkStart w:id="31" w:name="_Toc8437"/>
-            <w:bookmarkStart w:id="32" w:name="_Toc168404174"/>
+            <w:bookmarkStart w:id="31" w:name="_Toc168404174"/>
+            <w:bookmarkStart w:id="32" w:name="_Toc8437"/>
             <w:r>
               <w:rPr>
                 <w:rFonts w:hint="eastAsia"/>
@@ -25627,8 +25615,8 @@
         </w:rPr>
       </w:pPr>
       <w:bookmarkStart w:id="34" w:name="_Toc168404175"/>
-      <w:bookmarkStart w:id="35" w:name="_Toc13771"/>
-      <w:bookmarkStart w:id="36" w:name="_Toc647"/>
+      <w:bookmarkStart w:id="35" w:name="_Toc647"/>
+      <w:bookmarkStart w:id="36" w:name="_Toc13771"/>
       <w:r>
         <w:rPr>
           <w:rFonts w:hint="eastAsia" w:ascii="Times New Roman" w:hAnsi="Times New Roman" w:eastAsia="黑体" w:cs="黑体"/>
@@ -26128,8 +26116,8 @@
           <w:lang w:val="en-US" w:eastAsia="zh-CN" w:bidi="ar-SA"/>
         </w:rPr>
       </w:pPr>
-      <w:bookmarkStart w:id="37" w:name="_Toc32057"/>
-      <w:bookmarkStart w:id="38" w:name="_Toc168404176"/>
+      <w:bookmarkStart w:id="37" w:name="_Toc168404176"/>
+      <w:bookmarkStart w:id="38" w:name="_Toc32057"/>
       <w:r>
         <w:rPr>
           <w:rFonts w:hint="eastAsia" w:ascii="Times New Roman" w:hAnsi="Times New Roman" w:eastAsia="宋体" w:cs="Times New Roman"/>
@@ -26362,8 +26350,8 @@
           <w:lang w:val="en-US" w:eastAsia="zh-CN" w:bidi="ar-SA"/>
         </w:rPr>
       </w:pPr>
-      <w:bookmarkStart w:id="39" w:name="_Toc6413"/>
-      <w:bookmarkStart w:id="40" w:name="_Toc168404177"/>
+      <w:bookmarkStart w:id="39" w:name="_Toc168404177"/>
+      <w:bookmarkStart w:id="40" w:name="_Toc6413"/>
       <w:r>
         <w:rPr>
           <w:rFonts w:hint="eastAsia" w:ascii="Times New Roman" w:hAnsi="Times New Roman" w:eastAsia="宋体" w:cs="Times New Roman"/>
@@ -26733,9 +26721,9 @@
           <w:lang w:val="en-US" w:eastAsia="zh-CN" w:bidi="ar-SA"/>
         </w:rPr>
       </w:pPr>
-      <w:bookmarkStart w:id="42" w:name="_Toc7510"/>
-      <w:bookmarkStart w:id="43" w:name="_Toc9060"/>
-      <w:bookmarkStart w:id="44" w:name="_Toc168404178"/>
+      <w:bookmarkStart w:id="42" w:name="_Toc9060"/>
+      <w:bookmarkStart w:id="43" w:name="_Toc168404178"/>
+      <w:bookmarkStart w:id="44" w:name="_Toc7510"/>
       <w:r>
         <w:rPr>
           <w:rFonts w:hint="eastAsia" w:ascii="Times New Roman" w:hAnsi="Times New Roman" w:eastAsia="宋体" w:cs="Times New Roman"/>
@@ -27616,9 +27604,9 @@
           <w:lang w:val="en-US" w:eastAsia="zh-CN" w:bidi="ar-SA"/>
         </w:rPr>
       </w:pPr>
-      <w:bookmarkStart w:id="51" w:name="_Toc168404181"/>
+      <w:bookmarkStart w:id="51" w:name="_Toc26659"/>
       <w:bookmarkStart w:id="52" w:name="_Toc14390"/>
-      <w:bookmarkStart w:id="53" w:name="_Toc26659"/>
+      <w:bookmarkStart w:id="53" w:name="_Toc168404181"/>
       <w:r>
         <w:rPr>
           <w:rFonts w:hint="eastAsia" w:ascii="Times New Roman" w:hAnsi="Times New Roman" w:eastAsia="宋体" w:cs="Times New Roman"/>
@@ -27840,9 +27828,9 @@
           <w:lang w:val="en-US" w:eastAsia="zh-CN"/>
         </w:rPr>
       </w:pPr>
-      <w:bookmarkStart w:id="54" w:name="_Toc14047"/>
-      <w:bookmarkStart w:id="55" w:name="_Toc23431"/>
-      <w:bookmarkStart w:id="56" w:name="_Toc168404182"/>
+      <w:bookmarkStart w:id="54" w:name="_Toc23431"/>
+      <w:bookmarkStart w:id="55" w:name="_Toc168404182"/>
+      <w:bookmarkStart w:id="56" w:name="_Toc14047"/>
       <w:r>
         <w:rPr>
           <w:rFonts w:hint="eastAsia" w:ascii="Times New Roman" w:hAnsi="Times New Roman" w:eastAsia="黑体" w:cs="黑体"/>
@@ -27984,12 +27972,6 @@
             <w:insideH w:val="none" w:color="auto" w:sz="0" w:space="0"/>
             <w:insideV w:val="none" w:color="auto" w:sz="0" w:space="0"/>
           </w:tblBorders>
-          <w:tblCellMar>
-            <w:top w:w="0" w:type="dxa"/>
-            <w:left w:w="108" w:type="dxa"/>
-            <w:bottom w:w="0" w:type="dxa"/>
-            <w:right w:w="108" w:type="dxa"/>
-          </w:tblCellMar>
         </w:tblPrEx>
         <w:trPr>
           <w:trHeight w:val="312" w:hRule="atLeast"/>
@@ -28337,7 +28319,7 @@
                 <w:szCs w:val="21"/>
                 <w:lang w:val="en-US" w:eastAsia="zh-CN"/>
               </w:rPr>
-              <w:t>2800</w:t>
+              <w:t>2935</w:t>
             </w:r>
           </w:p>
         </w:tc>
@@ -28378,7 +28360,7 @@
                 <w:szCs w:val="21"/>
                 <w:lang w:val="en-US" w:eastAsia="zh-CN"/>
               </w:rPr>
-              <w:t>15400</w:t>
+              <w:t>16142.5</w:t>
             </w:r>
           </w:p>
         </w:tc>
@@ -28522,7 +28504,7 @@
                 <w:szCs w:val="21"/>
                 <w:lang w:val="en-US" w:eastAsia="zh-CN"/>
               </w:rPr>
-              <w:t>700</w:t>
+              <w:t>935</w:t>
             </w:r>
           </w:p>
         </w:tc>
@@ -28563,7 +28545,7 @@
                 <w:szCs w:val="21"/>
                 <w:lang w:val="en-US" w:eastAsia="zh-CN"/>
               </w:rPr>
-              <w:t>15400</w:t>
+              <w:t>280.5</w:t>
             </w:r>
           </w:p>
         </w:tc>
@@ -28625,7 +28607,7 @@
                 <w:szCs w:val="21"/>
                 <w:lang w:val="en-US" w:eastAsia="zh-CN"/>
               </w:rPr>
-              <w:t>白砂糖</w:t>
+              <w:t>蔗糖</w:t>
             </w:r>
           </w:p>
         </w:tc>
@@ -28707,7 +28689,7 @@
                 <w:szCs w:val="21"/>
                 <w:lang w:val="en-US" w:eastAsia="zh-CN"/>
               </w:rPr>
-              <w:t>245</w:t>
+              <w:t>280</w:t>
             </w:r>
           </w:p>
         </w:tc>
@@ -28748,7 +28730,7 @@
                 <w:szCs w:val="21"/>
                 <w:lang w:val="en-US" w:eastAsia="zh-CN"/>
               </w:rPr>
-              <w:t>1470</w:t>
+              <w:t>1680</w:t>
             </w:r>
           </w:p>
         </w:tc>
@@ -28810,7 +28792,7 @@
                 <w:szCs w:val="21"/>
                 <w:lang w:val="en-US" w:eastAsia="zh-CN"/>
               </w:rPr>
-              <w:t>复配稳定剂</w:t>
+              <w:t>稳定剂</w:t>
             </w:r>
           </w:p>
         </w:tc>
@@ -28892,7 +28874,7 @@
                 <w:szCs w:val="21"/>
                 <w:lang w:val="en-US" w:eastAsia="zh-CN"/>
               </w:rPr>
-              <w:t>14</w:t>
+              <w:t>7</w:t>
             </w:r>
           </w:p>
         </w:tc>
@@ -28933,7 +28915,7 @@
                 <w:szCs w:val="21"/>
                 <w:lang w:val="en-US" w:eastAsia="zh-CN"/>
               </w:rPr>
-              <w:t>420</w:t>
+              <w:t>210</w:t>
             </w:r>
           </w:p>
         </w:tc>
@@ -29036,7 +29018,7 @@
                 <w:szCs w:val="21"/>
                 <w:lang w:val="en-US" w:eastAsia="zh-CN"/>
               </w:rPr>
-              <w:t>200</w:t>
+              <w:t>10</w:t>
             </w:r>
           </w:p>
         </w:tc>
@@ -29077,7 +29059,7 @@
                 <w:szCs w:val="21"/>
                 <w:lang w:val="en-US" w:eastAsia="zh-CN"/>
               </w:rPr>
-              <w:t>0.35</w:t>
+              <w:t>105</w:t>
             </w:r>
           </w:p>
         </w:tc>
@@ -29118,7 +29100,7 @@
                 <w:szCs w:val="21"/>
                 <w:lang w:val="en-US" w:eastAsia="zh-CN"/>
               </w:rPr>
-              <w:t>70</w:t>
+              <w:t>1050</w:t>
             </w:r>
           </w:p>
         </w:tc>
@@ -29500,7 +29482,7 @@
                 <w:szCs w:val="21"/>
                 <w:lang w:val="en-US" w:eastAsia="zh-CN"/>
               </w:rPr>
-              <w:t>32830</w:t>
+              <w:t>19433</w:t>
             </w:r>
           </w:p>
         </w:tc>
@@ -29539,7 +29521,43 @@
           <w:sz w:val="24"/>
           <w:lang w:val="en-US" w:eastAsia="zh-CN" w:bidi="ar-SA"/>
         </w:rPr>
-        <w:t>年原辅料总成本=32830元/班×300班=9849000元</w:t>
+        <w:t>年原辅料总成本=</w:t>
+      </w:r>
+      <w:r>
+        <w:rPr>
+          <w:rFonts w:hint="eastAsia" w:cs="Times New Roman"/>
+          <w:b w:val="0"/>
+          <w:sz w:val="24"/>
+          <w:lang w:val="en-US" w:eastAsia="zh-CN" w:bidi="ar-SA"/>
+        </w:rPr>
+        <w:t>19433</w:t>
+      </w:r>
+      <w:r>
+        <w:rPr>
+          <w:rFonts w:hint="eastAsia" w:ascii="Times New Roman" w:hAnsi="Times New Roman" w:eastAsia="宋体" w:cs="Times New Roman"/>
+          <w:b w:val="0"/>
+          <w:sz w:val="24"/>
+          <w:lang w:val="en-US" w:eastAsia="zh-CN" w:bidi="ar-SA"/>
+        </w:rPr>
+        <w:t>元/班×300班=</w:t>
+      </w:r>
+      <w:r>
+        <w:rPr>
+          <w:rFonts w:hint="eastAsia" w:cs="Times New Roman"/>
+          <w:b w:val="0"/>
+          <w:sz w:val="24"/>
+          <w:lang w:val="en-US" w:eastAsia="zh-CN" w:bidi="ar-SA"/>
+        </w:rPr>
+        <w:t>5829900</w:t>
+      </w:r>
+      <w:r>
+        <w:rPr>
+          <w:rFonts w:hint="eastAsia" w:ascii="Times New Roman" w:hAnsi="Times New Roman" w:eastAsia="宋体" w:cs="Times New Roman"/>
+          <w:b w:val="0"/>
+          <w:sz w:val="24"/>
+          <w:lang w:val="en-US" w:eastAsia="zh-CN" w:bidi="ar-SA"/>
+        </w:rPr>
+        <w:t>元</w:t>
       </w:r>
     </w:p>
     <w:p>
@@ -34363,7 +34381,7 @@
                 <w:szCs w:val="16"/>
                 <w:lang w:val="en-US" w:eastAsia="zh-CN"/>
               </w:rPr>
-              <w:t>984.9</w:t>
+              <w:t>582.99</w:t>
             </w:r>
           </w:p>
         </w:tc>
@@ -35186,7 +35204,7 @@
                 <w:sz w:val="21"/>
                 <w:lang w:val="en-US" w:eastAsia="zh-CN"/>
               </w:rPr>
-              <w:t>1483.57</w:t>
+              <w:t>1081.66</w:t>
             </w:r>
           </w:p>
         </w:tc>
@@ -35219,7 +35237,7 @@
           <w:rFonts w:hint="eastAsia" w:cs="Times New Roman"/>
           <w:lang w:val="en-US" w:eastAsia="zh-CN"/>
         </w:rPr>
-        <w:t>由表17可知生产1000吨蓝莓酸奶的年总成本为1483.57万元。每瓶蓝莓酸奶重量为0.25kg，则理论年产量为1000000kg÷0.25kg=4000000瓶。平均每瓶酸奶的成本为1483.57万元÷400万瓶≈3.71元/瓶，出厂价定为5元/瓶，年利润为（5-3.71）元×400万瓶=516万元，回本周期为1483.57万元÷516万元≈2.88年。</w:t>
+        <w:t>由表17可知生产1000吨蓝莓酸奶的年总成本为1081.66万元。每瓶蓝莓酸奶重量为0.25kg，则理论年产量为1000000kg÷0.25kg=4000000瓶。平均每瓶酸奶的成本为1081.66万元÷400万瓶≈2.7元/瓶，出厂价定为4元/瓶，年利润为（4-3.71）元×400万瓶=520万元，回本周期为1081.66万元÷520万元≈2.08年。</w:t>
       </w:r>
     </w:p>
     <w:p>
@@ -35249,9 +35267,9 @@
           <w:lang w:val="en-US" w:eastAsia="zh-CN"/>
         </w:rPr>
       </w:pPr>
-      <w:bookmarkStart w:id="60" w:name="_Toc168404185"/>
-      <w:bookmarkStart w:id="61" w:name="_Toc3757"/>
-      <w:bookmarkStart w:id="62" w:name="_Toc17246"/>
+      <w:bookmarkStart w:id="60" w:name="_Toc17246"/>
+      <w:bookmarkStart w:id="61" w:name="_Toc168404185"/>
+      <w:bookmarkStart w:id="62" w:name="_Toc3757"/>
       <w:r>
         <w:rPr>
           <w:rFonts w:hint="eastAsia" w:ascii="Times New Roman" w:hAnsi="Times New Roman" w:eastAsia="黑体" w:cs="黑体"/>
@@ -35299,7 +35317,18 @@
           <w:szCs w:val="24"/>
           <w:lang w:val="en-US" w:eastAsia="zh-CN"/>
         </w:rPr>
-        <w:t>本文完成了年产1000吨蓝莓酸奶生产车间的工艺设计、设备选型、物料衡算及成本核算。车间年工作300天，每天一班，班产3.5吨。每班消耗鲜牛乳2800kg、蓝莓果浆700kg、蔗糖245kg等原辅料，原辅料成本3.28万元/班；年总成本1483.57万元，折合每瓶（250g）成本3.71元。产品出厂价定为5元/瓶，年利润516万元，投资回收期为两到三年。车间选址贵州麻江县，原料供应充足，工艺流程合理，环保措施完善，项目具备良好的经济效益和可行性。</w:t>
+        <w:t>本文完成了年产1000吨蓝莓酸奶生产车间的工艺设计、设备选型、物料衡算及成本核算。车间年工作300天，每天一班，班产3.5吨。每班消耗鲜牛乳2935kg、蓝莓果浆935kg、蔗糖280kg等原辅料，原辅料成本1</w:t>
+      </w:r>
+      <w:bookmarkStart w:id="110" w:name="_GoBack"/>
+      <w:bookmarkEnd w:id="110"/>
+      <w:r>
+        <w:rPr>
+          <w:rFonts w:hint="eastAsia"/>
+          <w:sz w:val="24"/>
+          <w:szCs w:val="24"/>
+          <w:lang w:val="en-US" w:eastAsia="zh-CN"/>
+        </w:rPr>
+        <w:t>9433元/班；年总成本1081.66万元，折合每瓶（250g）成本2.7元。产品出厂价定为4元/瓶，年利润520万元，投资回收期为两到三年。车间选址贵州麻江县，原料供应充足，工艺流程合理，环保措施完善，项目具备良好的经济效益和可行性。</w:t>
       </w:r>
     </w:p>
     <w:p>
@@ -35337,8 +35366,8 @@
           <w:lang w:val="en-US" w:eastAsia="zh-CN" w:bidi="ar-SA"/>
         </w:rPr>
       </w:pPr>
-      <w:bookmarkStart w:id="63" w:name="_Toc30428"/>
-      <w:bookmarkStart w:id="64" w:name="_Toc168404186"/>
+      <w:bookmarkStart w:id="63" w:name="_Toc168404186"/>
+      <w:bookmarkStart w:id="64" w:name="_Toc30428"/>
       <w:bookmarkStart w:id="65" w:name="_Toc8502"/>
       <w:r>
         <w:rPr>
@@ -36396,8 +36425,8 @@
           <w:lang w:val="en-US" w:eastAsia="zh-CN"/>
         </w:rPr>
       </w:pPr>
-      <w:bookmarkStart w:id="105" w:name="_Toc30624"/>
-      <w:bookmarkStart w:id="106" w:name="_Toc15125"/>
+      <w:bookmarkStart w:id="105" w:name="_Toc15125"/>
+      <w:bookmarkStart w:id="106" w:name="_Toc30624"/>
       <w:r>
         <w:rPr>
           <w:rFonts w:hint="eastAsia" w:ascii="黑体" w:hAnsi="黑体" w:eastAsia="黑体" w:cs="黑体"/>

--- a/2209014301_王华杰_年产1000吨蓝莓酸奶车间设计.docx
+++ b/2209014301_王华杰_年产1000吨蓝莓酸奶车间设计.docx
@@ -1722,7 +1722,7 @@
               <w:sz w:val="24"/>
               <w:szCs w:val="24"/>
             </w:rPr>
-            <w:t>6</w:t>
+            <w:t>1</w:t>
           </w:r>
           <w:r>
             <w:rPr>
@@ -1835,7 +1835,7 @@
               <w:sz w:val="24"/>
               <w:szCs w:val="24"/>
             </w:rPr>
-            <w:t>6</w:t>
+            <w:t>1</w:t>
           </w:r>
           <w:r>
             <w:rPr>
@@ -1949,7 +1949,7 @@
               <w:sz w:val="24"/>
               <w:szCs w:val="24"/>
             </w:rPr>
-            <w:t>7</w:t>
+            <w:t>2</w:t>
           </w:r>
           <w:r>
             <w:rPr>
@@ -2052,7 +2052,7 @@
               <w:sz w:val="24"/>
               <w:szCs w:val="24"/>
             </w:rPr>
-            <w:t>7</w:t>
+            <w:t>2</w:t>
           </w:r>
           <w:r>
             <w:rPr>
@@ -2156,7 +2156,7 @@
               <w:sz w:val="24"/>
               <w:szCs w:val="24"/>
             </w:rPr>
-            <w:t>7</w:t>
+            <w:t>2</w:t>
           </w:r>
           <w:r>
             <w:rPr>
@@ -2260,7 +2260,7 @@
               <w:sz w:val="24"/>
               <w:szCs w:val="24"/>
             </w:rPr>
-            <w:t>9</w:t>
+            <w:t>3</w:t>
           </w:r>
           <w:r>
             <w:rPr>
@@ -2364,7 +2364,7 @@
               <w:sz w:val="24"/>
               <w:szCs w:val="24"/>
             </w:rPr>
-            <w:t>10</w:t>
+            <w:t>4</w:t>
           </w:r>
           <w:r>
             <w:rPr>
@@ -2468,7 +2468,7 @@
               <w:sz w:val="24"/>
               <w:szCs w:val="24"/>
             </w:rPr>
-            <w:t>11</w:t>
+            <w:t>5</w:t>
           </w:r>
           <w:r>
             <w:rPr>
@@ -2572,7 +2572,7 @@
               <w:sz w:val="24"/>
               <w:szCs w:val="24"/>
             </w:rPr>
-            <w:t>12</w:t>
+            <w:t>6</w:t>
           </w:r>
           <w:r>
             <w:rPr>
@@ -2676,7 +2676,7 @@
               <w:sz w:val="24"/>
               <w:szCs w:val="24"/>
             </w:rPr>
-            <w:t>14</w:t>
+            <w:t>7</w:t>
           </w:r>
           <w:r>
             <w:rPr>
@@ -2780,7 +2780,7 @@
               <w:sz w:val="24"/>
               <w:szCs w:val="24"/>
             </w:rPr>
-            <w:t>15</w:t>
+            <w:t>9</w:t>
           </w:r>
           <w:r>
             <w:rPr>
@@ -2884,7 +2884,7 @@
               <w:sz w:val="24"/>
               <w:szCs w:val="24"/>
             </w:rPr>
-            <w:t>17</w:t>
+            <w:t>9</w:t>
           </w:r>
           <w:r>
             <w:rPr>
@@ -2987,7 +2987,7 @@
               <w:sz w:val="24"/>
               <w:szCs w:val="24"/>
             </w:rPr>
-            <w:t>17</w:t>
+            <w:t>10</w:t>
           </w:r>
           <w:r>
             <w:rPr>
@@ -3091,7 +3091,7 @@
               <w:sz w:val="24"/>
               <w:szCs w:val="24"/>
             </w:rPr>
-            <w:t>17</w:t>
+            <w:t>10</w:t>
           </w:r>
           <w:r>
             <w:rPr>
@@ -3195,7 +3195,7 @@
               <w:sz w:val="24"/>
               <w:szCs w:val="24"/>
             </w:rPr>
-            <w:t>19</w:t>
+            <w:t>11</w:t>
           </w:r>
           <w:r>
             <w:rPr>
@@ -3298,7 +3298,7 @@
               <w:sz w:val="24"/>
               <w:szCs w:val="24"/>
             </w:rPr>
-            <w:t>20</w:t>
+            <w:t>11</w:t>
           </w:r>
           <w:r>
             <w:rPr>
@@ -3402,7 +3402,7 @@
               <w:sz w:val="24"/>
               <w:szCs w:val="24"/>
             </w:rPr>
-            <w:t>20</w:t>
+            <w:t>11</w:t>
           </w:r>
           <w:r>
             <w:rPr>
@@ -3506,7 +3506,7 @@
               <w:sz w:val="24"/>
               <w:szCs w:val="24"/>
             </w:rPr>
-            <w:t>21</w:t>
+            <w:t>12</w:t>
           </w:r>
           <w:r>
             <w:rPr>
@@ -3609,7 +3609,7 @@
               <w:sz w:val="24"/>
               <w:szCs w:val="24"/>
             </w:rPr>
-            <w:t>21</w:t>
+            <w:t>12</w:t>
           </w:r>
           <w:r>
             <w:rPr>
@@ -3713,7 +3713,7 @@
               <w:sz w:val="24"/>
               <w:szCs w:val="24"/>
             </w:rPr>
-            <w:t>21</w:t>
+            <w:t>12</w:t>
           </w:r>
           <w:r>
             <w:rPr>
@@ -3817,7 +3817,7 @@
               <w:sz w:val="24"/>
               <w:szCs w:val="24"/>
             </w:rPr>
-            <w:t>23</w:t>
+            <w:t>14</w:t>
           </w:r>
           <w:r>
             <w:rPr>
@@ -3920,7 +3920,7 @@
               <w:sz w:val="24"/>
               <w:szCs w:val="24"/>
             </w:rPr>
-            <w:t>23</w:t>
+            <w:t>14</w:t>
           </w:r>
           <w:r>
             <w:rPr>
@@ -4024,7 +4024,7 @@
               <w:sz w:val="24"/>
               <w:szCs w:val="24"/>
             </w:rPr>
-            <w:t>24</w:t>
+            <w:t>15</w:t>
           </w:r>
           <w:r>
             <w:rPr>
@@ -4127,7 +4127,7 @@
               <w:sz w:val="24"/>
               <w:szCs w:val="24"/>
             </w:rPr>
-            <w:t>25</w:t>
+            <w:t>17</w:t>
           </w:r>
           <w:r>
             <w:rPr>
@@ -4225,7 +4225,7 @@
               <w:sz w:val="24"/>
               <w:szCs w:val="24"/>
             </w:rPr>
-            <w:t>26</w:t>
+            <w:t>18</w:t>
           </w:r>
           <w:r>
             <w:rPr>
@@ -4393,9 +4393,15 @@
         <w:textAlignment w:val="auto"/>
         <w:rPr>
           <w:rFonts w:hint="eastAsia"/>
+          <w:color w:val="E54C5E" w:themeColor="accent6"/>
           <w:sz w:val="24"/>
           <w:szCs w:val="24"/>
           <w:lang w:val="en-US" w:eastAsia="zh-CN"/>
+          <w14:textFill>
+            <w14:solidFill>
+              <w14:schemeClr w14:val="accent6"/>
+            </w14:solidFill>
+          </w14:textFill>
         </w:rPr>
       </w:pPr>
       <w:r>
@@ -4405,7 +4411,7 @@
           <w:szCs w:val="24"/>
           <w:lang w:val="en-US" w:eastAsia="zh-CN"/>
         </w:rPr>
-        <w:t>该设计方案运用搅拌型酸奶制作工艺，主要用料为生鲜牛乳与冷冻蓝莓果浆，经过标准化处理、均质操作、巴氏杀菌、接种流程、恒温发酵、破乳冷却，添加蓝莓汁进行混合，再通过灌装以及冷藏后熟等步骤制成。车间整年规划生产300日，每日1班每班8小时，每班产量3.5吨。生产设备的总体投资为131.65万元，每个班次消耗鲜牛乳2800kg、蓝莓果浆700kg、蔗糖245kg等｡ 每年消耗的水量为5865吨，用电量为125250千瓦/时，蒸汽使用量为163.2吨。厂房建筑面积达864平方米，劳动人员数量为26人，每年生产1000吨蓝莓酸奶的总成本是1483.57万元，换算成每瓶（250克）成本为3.71元。同时拟定三废与噪声的处置方案，保障绿色生产。本设计通过AutoCAD软件来绘制工艺流程图以及车间设备布置图，清晰显示车间布局和设备配置情况。</w:t>
+        <w:t>该设计方案运用搅拌型酸奶制作工艺，主要用料为生鲜牛乳与冷冻蓝莓果浆，经过标准化处理、均质操作、巴氏杀菌、接种流程、恒温发酵、破乳冷却，添加蓝莓果浆进行混合，再通过灌装以及冷藏后熟等步骤制成。车间整年规划生产300日，每日1班，每班8小时，每班产量3.5吨。生产设备的总体投资为131.65万元，厂房建筑面积达864平方米，劳动人员数量为26人，每年生产1000吨蓝莓酸奶的总成本是1549.03万元，年产值为2000万元，年利润为440万元，投资回收期为3.52年。同时拟定三废与噪声的处置方案，保障绿色生产。本设计通过AutoCAD软件来绘制工艺流程图以及车间设备布置图，清晰显示车间布局和设备配置情况。</w:t>
       </w:r>
     </w:p>
     <w:p>
@@ -4537,7 +4543,7 @@
         <w:pageBreakBefore w:val="0"/>
         <w:widowControl w:val="0"/>
         <w:kinsoku/>
-        <w:wordWrap/>
+        <w:wordWrap w:val="0"/>
         <w:overflowPunct/>
         <w:topLinePunct w:val="0"/>
         <w:autoSpaceDE/>
@@ -4599,71 +4605,8 @@
           <w:szCs w:val="24"/>
           <w:lang w:val="en-US" w:eastAsia="zh-CN"/>
         </w:rPr>
-        <w:t>This design scheme uses a stirred-style yogurt production process, taking fresh milk and frozen blueberry puree as the principal raw materials. After undergoing standardization, homogenization treatment, pasteurization process, inoculation operation, constant-temperature fermentation, emulsion breaking step, and cooling, followed by blueberry juice blending, filling, and refrigeration, the product is ready. The workshop intends to carry out production for 300 days annually. There is 1 work-shift each day, and each shift lasts for 8 hours. The production volume per shift is 3.5 tons. The overall investment in production facilities is 1.3165 million yuan, and each work-shift uses 2800kg of fresh milk, 700kg of blueberry puree, 245kg of sucrose, etc. The yearly water usage amounts to 5865t, the electricity consumption is 125250kW</w:t>
-      </w:r>
-      <w:r>
-        <w:rPr>
-          <w:rFonts w:hint="default" w:ascii="Times New Roman" w:hAnsi="Times New Roman" w:eastAsia="黑体" w:cs="Times New Roman"/>
-          <w:sz w:val="24"/>
-          <w:szCs w:val="24"/>
-          <w:lang w:val="en-US" w:eastAsia="zh-CN"/>
-        </w:rPr>
-        <w:t>·</w:t>
-      </w:r>
-      <w:r>
-        <w:rPr>
-          <w:rFonts w:hint="eastAsia" w:eastAsia="黑体"/>
-          <w:sz w:val="24"/>
-          <w:szCs w:val="24"/>
-          <w:lang w:val="en-US" w:eastAsia="zh-CN"/>
-        </w:rPr>
-        <w:t>h, and the steam utilization is 163.2t. The workshop features a floor area of 864</w:t>
-      </w:r>
-      <w:r>
-        <w:rPr>
-          <w:rFonts w:hint="default" w:ascii="Times New Roman" w:hAnsi="Times New Roman" w:eastAsia="黑体" w:cs="Times New Roman"/>
-          <w:sz w:val="24"/>
-          <w:szCs w:val="24"/>
-          <w:lang w:val="en-US" w:eastAsia="zh-CN"/>
-        </w:rPr>
-        <w:t>m²</w:t>
-      </w:r>
-      <w:r>
-        <w:rPr>
-          <w:rFonts w:hint="eastAsia" w:eastAsia="黑体"/>
-          <w:sz w:val="24"/>
-          <w:szCs w:val="24"/>
-          <w:lang w:val="en-US" w:eastAsia="zh-CN"/>
-        </w:rPr>
-        <w:t xml:space="preserve"> and a labor quota of 26 individuals. The overall cost of manufacturing 1000 tons of blueberry yogurt annually amounts to 14.8357 million yuan, which is equal to a cost of 3.71 yuan per bottle (250g). Meanwhile, a treatment scheme for three wastes and noise has been devised to guarantee eco-friendly production. This design employs AutoCAD software to create process flow charts and workshop equipment layout charts, visually presenting the workshop layout and equipment configuration.</w:t>
-      </w:r>
-    </w:p>
-    <w:p>
-      <w:pPr>
-        <w:keepNext w:val="0"/>
-        <w:keepLines w:val="0"/>
-        <w:pageBreakBefore w:val="0"/>
-        <w:widowControl w:val="0"/>
-        <w:kinsoku/>
-        <w:wordWrap/>
-        <w:overflowPunct/>
-        <w:topLinePunct w:val="0"/>
-        <w:autoSpaceDE/>
-        <w:autoSpaceDN/>
-        <w:bidi w:val="0"/>
-        <w:adjustRightInd/>
-        <w:snapToGrid/>
-        <w:spacing w:line="360" w:lineRule="auto"/>
-        <w:ind w:firstLine="480" w:firstLineChars="200"/>
-        <w:jc w:val="both"/>
-        <w:textAlignment w:val="auto"/>
-        <w:rPr>
-          <w:rFonts w:hint="eastAsia" w:eastAsia="黑体"/>
-          <w:sz w:val="24"/>
-          <w:szCs w:val="24"/>
-          <w:lang w:val="en-US" w:eastAsia="zh-CN"/>
-        </w:rPr>
-      </w:pPr>
+        <w:t>This design plan adopts a stirred yogurt production process, with the main ingredients being fresh cow's milk and frozen blueberry puree. The process involves standardization, homogenization, pasteurization, inoculation, constant-temperature fermentation, emulsion breaking and cooling, followed by mixing with blueberry juice, then filling, and post-cooling storage. The workshop is planned to operate 300 days a year, with one shift per day, each shift lasting 8 hours, and a production capacity of 3.5 tons per shift. The total investment in production equipment is 1.3165 million yuan, the factory building area is 864 square meters, and the workforce consists of 26 people. The total annual production cost for 1,000 tons of blueberry yogurt is 15.4903 million yuan, the annual output value is 20 million yuan, the annual profit is 4.4 million yuan, and the investment payback period is 3.52 years. Additionally, a treatment plan for the three wastes and noise is proposed to ensure green production. This design uses AutoCAD software to draw the process flow diagram and workshop equipment layout diagram, clearly showing the workshop layout and equipment configuration.</w:t>
+      </w:r>
     </w:p>
     <w:p>
       <w:pPr>
@@ -5648,8 +5591,8 @@
           <w:lang w:val="en-US" w:eastAsia="zh-CN"/>
         </w:rPr>
       </w:pPr>
-      <w:bookmarkStart w:id="6" w:name="_Toc168404166"/>
-      <w:bookmarkStart w:id="7" w:name="_Toc25408"/>
+      <w:bookmarkStart w:id="6" w:name="_Toc25408"/>
+      <w:bookmarkStart w:id="7" w:name="_Toc168404166"/>
       <w:r>
         <w:rPr>
           <w:rFonts w:hint="eastAsia"/>
@@ -6103,8 +6046,8 @@
           <w:lang w:val="en-US" w:eastAsia="zh-CN"/>
         </w:rPr>
       </w:pPr>
-      <w:bookmarkStart w:id="9" w:name="_Toc20646"/>
-      <w:bookmarkStart w:id="10" w:name="_Toc7582"/>
+      <w:bookmarkStart w:id="9" w:name="_Toc7582"/>
+      <w:bookmarkStart w:id="10" w:name="_Toc20646"/>
       <w:r>
         <w:rPr>
           <w:rFonts w:hint="eastAsia" w:ascii="Times New Roman" w:hAnsi="Times New Roman" w:eastAsia="黑体" w:cs="Times New Roman"/>
@@ -9321,25 +9264,41 @@
     </w:p>
     <w:p>
       <w:pPr>
-        <w:rPr>
-          <w:rFonts w:hint="eastAsia"/>
-          <w:strike w:val="0"/>
-          <w:dstrike w:val="0"/>
-          <w:lang w:val="en-US" w:eastAsia="zh-CN"/>
+        <w:keepNext w:val="0"/>
+        <w:keepLines w:val="0"/>
+        <w:pageBreakBefore w:val="0"/>
+        <w:widowControl w:val="0"/>
+        <w:kinsoku/>
+        <w:wordWrap/>
+        <w:overflowPunct/>
+        <w:topLinePunct w:val="0"/>
+        <w:autoSpaceDE/>
+        <w:autoSpaceDN/>
+        <w:bidi w:val="0"/>
+        <w:adjustRightInd/>
+        <w:snapToGrid/>
+        <w:spacing w:after="5" w:line="240" w:lineRule="auto"/>
+        <w:jc w:val="center"/>
+        <w:textAlignment w:val="auto"/>
+        <w:rPr>
+          <w:rFonts w:hint="eastAsia" w:ascii="Times New Roman" w:hAnsi="Times New Roman" w:eastAsia="黑体"/>
+          <w:sz w:val="21"/>
+          <w:szCs w:val="21"/>
+          <w:lang w:eastAsia="zh-CN"/>
         </w:rPr>
       </w:pPr>
       <w:r>
         <w:rPr>
-          <w:rFonts w:hint="eastAsia"/>
-          <w:strike w:val="0"/>
-          <w:dstrike w:val="0"/>
-          <w:lang w:val="en-US" w:eastAsia="zh-CN"/>
+          <w:rFonts w:hint="eastAsia" w:ascii="Times New Roman" w:hAnsi="Times New Roman" w:eastAsia="黑体"/>
+          <w:sz w:val="21"/>
+          <w:szCs w:val="21"/>
+          <w:lang w:eastAsia="zh-CN"/>
         </w:rPr>
         <w:drawing>
           <wp:inline distT="0" distB="0" distL="114300" distR="114300">
-            <wp:extent cx="5573395" cy="837565"/>
-            <wp:effectExtent l="0" t="0" r="4445" b="635"/>
-            <wp:docPr id="2" name="图片 2" descr="PixPin_2026-05-08_16-12-07"/>
+            <wp:extent cx="5570220" cy="756285"/>
+            <wp:effectExtent l="0" t="0" r="7620" b="5715"/>
+            <wp:docPr id="5" name="图片 5" descr="图片1"/>
             <wp:cNvGraphicFramePr>
               <a:graphicFrameLocks xmlns:a="http://schemas.openxmlformats.org/drawingml/2006/main" noChangeAspect="1"/>
             </wp:cNvGraphicFramePr>
@@ -9347,7 +9306,7 @@
               <a:graphicData uri="http://schemas.openxmlformats.org/drawingml/2006/picture">
                 <pic:pic xmlns:pic="http://schemas.openxmlformats.org/drawingml/2006/picture">
                   <pic:nvPicPr>
-                    <pic:cNvPr id="2" name="图片 2" descr="PixPin_2026-05-08_16-12-07"/>
+                    <pic:cNvPr id="5" name="图片 5" descr="图片1"/>
                     <pic:cNvPicPr>
                       <a:picLocks noChangeAspect="1"/>
                     </pic:cNvPicPr>
@@ -9361,7 +9320,7 @@
                   <pic:spPr>
                     <a:xfrm>
                       <a:off x="0" y="0"/>
-                      <a:ext cx="5573395" cy="837565"/>
+                      <a:ext cx="5570220" cy="756285"/>
                     </a:xfrm>
                     <a:prstGeom prst="rect">
                       <a:avLst/>
@@ -9570,7 +9529,7 @@
             </w14:solidFill>
           </w14:textFill>
         </w:rPr>
-        <w:t>蓝莓汁制备：将去梗、清洗</w:t>
+        <w:t>蓝莓</w:t>
       </w:r>
       <w:r>
         <w:rPr>
@@ -9586,7 +9545,39 @@
             </w14:solidFill>
           </w14:textFill>
         </w:rPr>
-        <w:t>的</w:t>
+        <w:t>果浆</w:t>
+      </w:r>
+      <w:r>
+        <w:rPr>
+          <w:rFonts w:hint="eastAsia" w:ascii="Times New Roman" w:hAnsi="Times New Roman" w:eastAsia="宋体" w:cs="宋体"/>
+          <w:b w:val="0"/>
+          <w:color w:val="000000" w:themeColor="text1"/>
+          <w:sz w:val="24"/>
+          <w:szCs w:val="24"/>
+          <w:lang w:val="en-US" w:eastAsia="zh-CN"/>
+          <w14:textFill>
+            <w14:solidFill>
+              <w14:schemeClr w14:val="tx1"/>
+            </w14:solidFill>
+          </w14:textFill>
+        </w:rPr>
+        <w:t>制备：将清洗</w:t>
+      </w:r>
+      <w:r>
+        <w:rPr>
+          <w:rFonts w:hint="eastAsia" w:cs="宋体"/>
+          <w:b w:val="0"/>
+          <w:color w:val="000000" w:themeColor="text1"/>
+          <w:sz w:val="24"/>
+          <w:szCs w:val="24"/>
+          <w:lang w:val="en-US" w:eastAsia="zh-CN"/>
+          <w14:textFill>
+            <w14:solidFill>
+              <w14:schemeClr w14:val="tx1"/>
+            </w14:solidFill>
+          </w14:textFill>
+        </w:rPr>
+        <w:t>后的</w:t>
       </w:r>
       <w:r>
         <w:rPr>
@@ -9805,7 +9796,7 @@
             </w14:solidFill>
           </w14:textFill>
         </w:rPr>
-        <w:t>（2）原料乳查验：挑选符合GB19302规定的生鲜牛乳，通过感官、理化以及微生物检测｡ 在进行生产之前，把鲜乳的标准调整为脂肪含量≥2.5%、蛋白质含量≥2.3%</w:t>
+        <w:t>（2）原料乳查验：挑选符合GB19302规定的生鲜牛乳，通过感官、理化以及微生物检测。在进行生产之前，把鲜乳的标准调整为脂肪含量≥2.5%、蛋白质含量≥2.3%</w:t>
       </w:r>
       <w:r>
         <w:rPr>
@@ -10994,7 +10985,71 @@
             </w14:solidFill>
           </w14:textFill>
         </w:rPr>
-        <w:t>搅拌均匀：将预先制备好并已冷却的蓝莓汁按配方比例加入冷却后的酸奶基料中，搅拌均匀，使蓝莓汁与酸奶充分混合，产品呈均匀一致的蓝紫色。</w:t>
+        <w:t>搅拌均匀：将预先制备好并已冷却的蓝莓</w:t>
+      </w:r>
+      <w:r>
+        <w:rPr>
+          <w:rFonts w:hint="eastAsia" w:cs="宋体"/>
+          <w:b w:val="0"/>
+          <w:color w:val="000000" w:themeColor="text1"/>
+          <w:sz w:val="24"/>
+          <w:szCs w:val="24"/>
+          <w:lang w:val="en-US" w:eastAsia="zh-CN"/>
+          <w14:textFill>
+            <w14:solidFill>
+              <w14:schemeClr w14:val="tx1"/>
+            </w14:solidFill>
+          </w14:textFill>
+        </w:rPr>
+        <w:t>果浆</w:t>
+      </w:r>
+      <w:r>
+        <w:rPr>
+          <w:rFonts w:hint="eastAsia" w:ascii="Times New Roman" w:hAnsi="Times New Roman" w:eastAsia="宋体" w:cs="宋体"/>
+          <w:b w:val="0"/>
+          <w:color w:val="000000" w:themeColor="text1"/>
+          <w:sz w:val="24"/>
+          <w:szCs w:val="24"/>
+          <w:lang w:val="en-US" w:eastAsia="zh-CN"/>
+          <w14:textFill>
+            <w14:solidFill>
+              <w14:schemeClr w14:val="tx1"/>
+            </w14:solidFill>
+          </w14:textFill>
+        </w:rPr>
+        <w:t>按配方比例加入冷却后的酸奶基料中，搅拌均匀，使蓝莓</w:t>
+      </w:r>
+      <w:r>
+        <w:rPr>
+          <w:rFonts w:hint="eastAsia" w:cs="宋体"/>
+          <w:b w:val="0"/>
+          <w:color w:val="000000" w:themeColor="text1"/>
+          <w:sz w:val="24"/>
+          <w:szCs w:val="24"/>
+          <w:lang w:val="en-US" w:eastAsia="zh-CN"/>
+          <w14:textFill>
+            <w14:solidFill>
+              <w14:schemeClr w14:val="tx1"/>
+            </w14:solidFill>
+          </w14:textFill>
+        </w:rPr>
+        <w:t>果浆</w:t>
+      </w:r>
+      <w:r>
+        <w:rPr>
+          <w:rFonts w:hint="eastAsia" w:ascii="Times New Roman" w:hAnsi="Times New Roman" w:eastAsia="宋体" w:cs="宋体"/>
+          <w:b w:val="0"/>
+          <w:color w:val="000000" w:themeColor="text1"/>
+          <w:sz w:val="24"/>
+          <w:szCs w:val="24"/>
+          <w:lang w:val="en-US" w:eastAsia="zh-CN"/>
+          <w14:textFill>
+            <w14:solidFill>
+              <w14:schemeClr w14:val="tx1"/>
+            </w14:solidFill>
+          </w14:textFill>
+        </w:rPr>
+        <w:t>与酸奶充分混合，产品呈均匀一致的蓝紫色。</w:t>
       </w:r>
     </w:p>
     <w:p>
@@ -11232,24 +11287,6 @@
     </w:p>
     <w:p>
       <w:pPr>
-        <w:keepNext w:val="0"/>
-        <w:keepLines w:val="0"/>
-        <w:pageBreakBefore w:val="0"/>
-        <w:widowControl w:val="0"/>
-        <w:kinsoku/>
-        <w:wordWrap/>
-        <w:overflowPunct/>
-        <w:topLinePunct w:val="0"/>
-        <w:autoSpaceDE/>
-        <w:autoSpaceDN/>
-        <w:bidi w:val="0"/>
-        <w:adjustRightInd/>
-        <w:snapToGrid/>
-        <w:spacing w:line="440" w:lineRule="exact"/>
-        <w:ind w:firstLine="480" w:firstLineChars="200"/>
-        <w:jc w:val="both"/>
-        <w:textAlignment w:val="auto"/>
-        <w:outlineLvl w:val="9"/>
         <w:rPr>
           <w:rFonts w:hint="eastAsia" w:ascii="Times New Roman" w:hAnsi="Times New Roman" w:eastAsia="宋体" w:cs="宋体"/>
           <w:b w:val="0"/>
@@ -11264,27 +11301,7 @@
           </w14:textFill>
         </w:rPr>
       </w:pPr>
-    </w:p>
-    <w:p>
-      <w:pPr>
-        <w:keepNext w:val="0"/>
-        <w:keepLines w:val="0"/>
-        <w:pageBreakBefore w:val="0"/>
-        <w:widowControl w:val="0"/>
-        <w:kinsoku/>
-        <w:wordWrap/>
-        <w:overflowPunct/>
-        <w:topLinePunct w:val="0"/>
-        <w:autoSpaceDE/>
-        <w:autoSpaceDN/>
-        <w:bidi w:val="0"/>
-        <w:adjustRightInd/>
-        <w:snapToGrid/>
-        <w:spacing w:line="440" w:lineRule="exact"/>
-        <w:ind w:firstLine="480" w:firstLineChars="200"/>
-        <w:jc w:val="both"/>
-        <w:textAlignment w:val="auto"/>
-        <w:outlineLvl w:val="9"/>
+      <w:r>
         <w:rPr>
           <w:rFonts w:hint="eastAsia" w:ascii="Times New Roman" w:hAnsi="Times New Roman" w:eastAsia="宋体" w:cs="宋体"/>
           <w:b w:val="0"/>
@@ -11298,7 +11315,8 @@
             </w14:solidFill>
           </w14:textFill>
         </w:rPr>
-      </w:pPr>
+        <w:br w:type="page"/>
+      </w:r>
     </w:p>
     <w:p>
       <w:pPr>
@@ -12399,7 +12417,7 @@
                 <w:szCs w:val="21"/>
                 <w:lang w:val="en-US" w:eastAsia="zh-CN"/>
               </w:rPr>
-              <w:t>蓝莓汁制备</w:t>
+              <w:t>蓝莓果浆制备</w:t>
             </w:r>
           </w:p>
         </w:tc>
@@ -12429,7 +12447,7 @@
                 <w:szCs w:val="21"/>
                 <w:lang w:val="en-US" w:eastAsia="zh-CN"/>
               </w:rPr>
-              <w:t>25.0</w:t>
+              <w:t>2.5</w:t>
             </w:r>
           </w:p>
         </w:tc>
@@ -13010,7 +13028,7 @@
                 <w:szCs w:val="21"/>
                 <w:lang w:val="en-US" w:eastAsia="zh-CN"/>
               </w:rPr>
-              <w:t>935</w:t>
+              <w:t>720</w:t>
             </w:r>
           </w:p>
         </w:tc>
@@ -13037,7 +13055,7 @@
                 <w:szCs w:val="21"/>
                 <w:lang w:val="en-US" w:eastAsia="zh-CN"/>
               </w:rPr>
-              <w:t>280.5</w:t>
+              <w:t>216</w:t>
             </w:r>
           </w:p>
         </w:tc>
@@ -13706,8 +13724,10 @@
               <w:spacing w:line="400" w:lineRule="exact"/>
               <w:jc w:val="center"/>
               <w:rPr>
-                <w:sz w:val="21"/>
-                <w:szCs w:val="21"/>
+                <w:rFonts w:hint="eastAsia" w:eastAsia="宋体"/>
+                <w:sz w:val="21"/>
+                <w:szCs w:val="21"/>
+                <w:lang w:eastAsia="zh-CN"/>
               </w:rPr>
             </w:pPr>
             <w:r>
@@ -13717,6 +13737,33 @@
                 <w:szCs w:val="21"/>
               </w:rPr>
               <w:t>每班需要量</w:t>
+            </w:r>
+            <w:r>
+              <w:rPr>
+                <w:rFonts w:hint="eastAsia"/>
+                <w:sz w:val="21"/>
+                <w:szCs w:val="21"/>
+                <w:lang w:eastAsia="zh-CN"/>
+              </w:rPr>
+              <w:t>（</w:t>
+            </w:r>
+            <w:r>
+              <w:rPr>
+                <w:rFonts w:hint="eastAsia"/>
+                <w:sz w:val="21"/>
+                <w:szCs w:val="21"/>
+                <w:lang w:val="en-US" w:eastAsia="zh-CN"/>
+              </w:rPr>
+              <w:t>个</w:t>
+            </w:r>
+            <w:r>
+              <w:rPr>
+                <w:rFonts w:hint="eastAsia"/>
+                <w:sz w:val="21"/>
+                <w:szCs w:val="21"/>
+                <w:lang w:eastAsia="zh-CN"/>
+              </w:rPr>
+              <w:t>）</w:t>
             </w:r>
           </w:p>
         </w:tc>
@@ -13734,8 +13781,10 @@
               <w:spacing w:line="400" w:lineRule="exact"/>
               <w:jc w:val="center"/>
               <w:rPr>
-                <w:sz w:val="21"/>
-                <w:szCs w:val="21"/>
+                <w:rFonts w:hint="eastAsia" w:eastAsia="宋体"/>
+                <w:sz w:val="21"/>
+                <w:szCs w:val="21"/>
+                <w:lang w:eastAsia="zh-CN"/>
               </w:rPr>
             </w:pPr>
             <w:r>
@@ -13745,6 +13794,33 @@
                 <w:szCs w:val="21"/>
               </w:rPr>
               <w:t>全年需要量</w:t>
+            </w:r>
+            <w:r>
+              <w:rPr>
+                <w:rFonts w:hint="eastAsia"/>
+                <w:sz w:val="21"/>
+                <w:szCs w:val="21"/>
+                <w:lang w:eastAsia="zh-CN"/>
+              </w:rPr>
+              <w:t>（</w:t>
+            </w:r>
+            <w:r>
+              <w:rPr>
+                <w:rFonts w:hint="eastAsia"/>
+                <w:sz w:val="21"/>
+                <w:szCs w:val="21"/>
+                <w:lang w:val="en-US" w:eastAsia="zh-CN"/>
+              </w:rPr>
+              <w:t>个</w:t>
+            </w:r>
+            <w:r>
+              <w:rPr>
+                <w:rFonts w:hint="eastAsia"/>
+                <w:sz w:val="21"/>
+                <w:szCs w:val="21"/>
+                <w:lang w:eastAsia="zh-CN"/>
+              </w:rPr>
+              <w:t>）</w:t>
             </w:r>
           </w:p>
         </w:tc>
@@ -16756,7 +16832,7 @@
                 <w:szCs w:val="21"/>
                 <w:lang w:val="en-US" w:eastAsia="zh-CN"/>
               </w:rPr>
-              <w:t>2500</w:t>
+              <w:t>2500（</w:t>
             </w:r>
             <w:r>
               <w:rPr>
@@ -16765,7 +16841,7 @@
                 <w:sz w:val="21"/>
                 <w:szCs w:val="21"/>
               </w:rPr>
-              <w:t>（瓶</w:t>
+              <w:t>瓶</w:t>
             </w:r>
             <w:r>
               <w:rPr>
@@ -17827,8 +17903,8 @@
                 <w:lang w:val="en-US" w:eastAsia="zh-CN"/>
               </w:rPr>
             </w:pPr>
-            <w:bookmarkStart w:id="22" w:name="_Toc168404171"/>
-            <w:bookmarkStart w:id="23" w:name="_Toc855"/>
+            <w:bookmarkStart w:id="22" w:name="_Toc855"/>
+            <w:bookmarkStart w:id="23" w:name="_Toc168404171"/>
             <w:r>
               <w:rPr>
                 <w:rFonts w:hint="eastAsia"/>
@@ -22337,7 +22413,7 @@
         <w:ind w:firstLine="480" w:firstLineChars="200"/>
         <w:jc w:val="both"/>
         <w:rPr>
-          <w:rFonts w:hint="eastAsia" w:eastAsia="宋体"/>
+          <w:rFonts w:hint="eastAsia"/>
           <w:lang w:val="en-US" w:eastAsia="zh-CN"/>
         </w:rPr>
       </w:pPr>
@@ -22346,7 +22422,588 @@
           <w:rFonts w:hint="eastAsia"/>
           <w:lang w:val="en-US" w:eastAsia="zh-CN"/>
         </w:rPr>
-        <w:t>根据蓝莓酸奶车间的生产工艺，需要消耗蒸汽的工序主要为巴氏杀菌（鲜乳杀菌）、调配以及CIP清洗系统的热水制备，则年用汽量计算如下表所示。</w:t>
+        <w:t>根据蓝莓酸奶车间的生产工艺，需要消耗蒸汽的工序主要为巴氏杀菌（鲜乳杀菌）及加热调配，则用汽量计算如下：</w:t>
+      </w:r>
+    </w:p>
+    <w:p>
+      <w:pPr>
+        <w:keepNext w:val="0"/>
+        <w:keepLines w:val="0"/>
+        <w:pageBreakBefore w:val="0"/>
+        <w:widowControl w:val="0"/>
+        <w:kinsoku/>
+        <w:wordWrap/>
+        <w:overflowPunct/>
+        <w:topLinePunct w:val="0"/>
+        <w:autoSpaceDE/>
+        <w:autoSpaceDN/>
+        <w:bidi w:val="0"/>
+        <w:adjustRightInd/>
+        <w:snapToGrid/>
+        <w:spacing w:before="157" w:beforeLines="50" w:after="157" w:afterLines="50" w:line="440" w:lineRule="exact"/>
+        <w:ind w:firstLine="480" w:firstLineChars="200"/>
+        <w:jc w:val="both"/>
+        <w:textAlignment w:val="auto"/>
+        <w:rPr>
+          <w:rFonts w:hint="default"/>
+          <w:lang w:val="en-US" w:eastAsia="zh-CN"/>
+        </w:rPr>
+      </w:pPr>
+      <w:r>
+        <w:rPr>
+          <w:rFonts w:hint="eastAsia"/>
+          <w:lang w:val="en-US" w:eastAsia="zh-CN"/>
+        </w:rPr>
+        <w:t>（1）调配加热</w:t>
+      </w:r>
+    </w:p>
+    <w:p>
+      <w:pPr>
+        <w:keepNext w:val="0"/>
+        <w:keepLines w:val="0"/>
+        <w:pageBreakBefore w:val="0"/>
+        <w:widowControl w:val="0"/>
+        <w:kinsoku/>
+        <w:wordWrap/>
+        <w:overflowPunct/>
+        <w:topLinePunct w:val="0"/>
+        <w:autoSpaceDE/>
+        <w:autoSpaceDN/>
+        <w:bidi w:val="0"/>
+        <w:adjustRightInd/>
+        <w:snapToGrid/>
+        <w:spacing w:before="157" w:beforeLines="50" w:after="157" w:afterLines="50" w:line="440" w:lineRule="exact"/>
+        <w:ind w:firstLine="480" w:firstLineChars="200"/>
+        <w:jc w:val="both"/>
+        <w:textAlignment w:val="auto"/>
+        <w:rPr>
+          <w:rFonts w:hint="default"/>
+          <w:lang w:val="en-US" w:eastAsia="zh-CN"/>
+        </w:rPr>
+      </w:pPr>
+      <w:r>
+        <w:rPr>
+          <w:rFonts w:hint="eastAsia"/>
+          <w:lang w:val="en-US" w:eastAsia="zh-CN"/>
+        </w:rPr>
+        <w:t>调配加热所需热量</w:t>
+      </w:r>
+      <w:r>
+        <w:rPr>
+          <w:rFonts w:hint="eastAsia"/>
+          <w:i/>
+          <w:iCs/>
+          <w:lang w:val="en-US" w:eastAsia="zh-CN"/>
+        </w:rPr>
+        <w:t>Q</w:t>
+      </w:r>
+      <w:r>
+        <w:rPr>
+          <w:rFonts w:hint="eastAsia"/>
+          <w:lang w:val="en-US" w:eastAsia="zh-CN"/>
+        </w:rPr>
+        <w:t>=</w:t>
+      </w:r>
+      <w:r>
+        <w:rPr>
+          <w:rFonts w:hint="eastAsia"/>
+          <w:position w:val="-28"/>
+          <w:lang w:val="en-US" w:eastAsia="zh-CN"/>
+        </w:rPr>
+        <w:object>
+          <v:shape id="_x0000_i1025" o:spt="75" type="#_x0000_t75" style="height:32.05pt;width:240.95pt;" o:ole="t" filled="f" o:preferrelative="t" stroked="f" coordsize="21600,21600">
+            <v:path/>
+            <v:fill on="f" focussize="0,0"/>
+            <v:stroke on="f"/>
+            <v:imagedata r:id="rId12" o:title=""/>
+            <o:lock v:ext="edit" aspectratio="t"/>
+            <w10:wrap type="none"/>
+            <w10:anchorlock/>
+          </v:shape>
+          <o:OLEObject Type="Embed" ProgID="Equation.KSEE3" ShapeID="_x0000_i1025" DrawAspect="Content" ObjectID="_1468075725" r:id="rId11">
+            <o:LockedField>false</o:LockedField>
+          </o:OLEObject>
+        </w:object>
+      </w:r>
+      <w:r>
+        <w:rPr>
+          <w:rFonts w:hint="eastAsia"/>
+          <w:lang w:val="en-US" w:eastAsia="zh-CN"/>
+        </w:rPr>
+        <w:t>kJ/班</w:t>
+      </w:r>
+    </w:p>
+    <w:p>
+      <w:pPr>
+        <w:keepNext w:val="0"/>
+        <w:keepLines w:val="0"/>
+        <w:pageBreakBefore w:val="0"/>
+        <w:widowControl w:val="0"/>
+        <w:kinsoku/>
+        <w:wordWrap/>
+        <w:overflowPunct/>
+        <w:topLinePunct w:val="0"/>
+        <w:autoSpaceDE/>
+        <w:autoSpaceDN/>
+        <w:bidi w:val="0"/>
+        <w:adjustRightInd/>
+        <w:snapToGrid/>
+        <w:spacing w:before="157" w:beforeLines="50" w:after="157" w:afterLines="50" w:line="440" w:lineRule="exact"/>
+        <w:ind w:firstLine="480" w:firstLineChars="200"/>
+        <w:jc w:val="both"/>
+        <w:textAlignment w:val="auto"/>
+        <w:rPr>
+          <w:rFonts w:hint="eastAsia" w:cs="Times New Roman"/>
+          <w:i w:val="0"/>
+          <w:iCs w:val="0"/>
+          <w:lang w:val="en-US" w:eastAsia="zh-CN"/>
+        </w:rPr>
+      </w:pPr>
+      <w:r>
+        <w:rPr>
+          <w:rFonts w:hint="eastAsia"/>
+          <w:lang w:val="en-US" w:eastAsia="zh-CN"/>
+        </w:rPr>
+        <w:t>其中，</w:t>
+      </w:r>
+      <w:r>
+        <w:rPr>
+          <w:rFonts w:hint="eastAsia"/>
+          <w:i w:val="0"/>
+          <w:iCs w:val="0"/>
+          <w:lang w:val="en-US" w:eastAsia="zh-CN"/>
+        </w:rPr>
+        <w:t>m代表每批处理量，c为酸奶比热容（近似水），</w:t>
+      </w:r>
+      <w:r>
+        <w:rPr>
+          <w:rFonts w:hint="default" w:ascii="Times New Roman" w:hAnsi="Times New Roman" w:cs="Times New Roman"/>
+          <w:i w:val="0"/>
+          <w:iCs w:val="0"/>
+          <w:lang w:val="en-US" w:eastAsia="zh-CN"/>
+        </w:rPr>
+        <w:t>Δ</w:t>
+      </w:r>
+      <w:r>
+        <w:rPr>
+          <w:rFonts w:hint="eastAsia"/>
+          <w:i w:val="0"/>
+          <w:iCs w:val="0"/>
+          <w:lang w:val="en-US" w:eastAsia="zh-CN"/>
+        </w:rPr>
+        <w:t>T为升温温差（起始温度为15</w:t>
+      </w:r>
+      <w:r>
+        <w:rPr>
+          <w:rFonts w:hint="default" w:ascii="Times New Roman" w:hAnsi="Times New Roman" w:cs="Times New Roman"/>
+          <w:i w:val="0"/>
+          <w:iCs w:val="0"/>
+          <w:lang w:val="en-US" w:eastAsia="zh-CN"/>
+        </w:rPr>
+        <w:t>℃</w:t>
+      </w:r>
+      <w:r>
+        <w:rPr>
+          <w:rFonts w:hint="eastAsia" w:cs="Times New Roman"/>
+          <w:i w:val="0"/>
+          <w:iCs w:val="0"/>
+          <w:lang w:val="en-US" w:eastAsia="zh-CN"/>
+        </w:rPr>
+        <w:t>，目标温度为60</w:t>
+      </w:r>
+      <w:r>
+        <w:rPr>
+          <w:rFonts w:hint="default" w:ascii="Times New Roman" w:hAnsi="Times New Roman" w:cs="Times New Roman"/>
+          <w:i w:val="0"/>
+          <w:iCs w:val="0"/>
+          <w:lang w:val="en-US" w:eastAsia="zh-CN"/>
+        </w:rPr>
+        <w:t>℃</w:t>
+      </w:r>
+      <w:r>
+        <w:rPr>
+          <w:rFonts w:hint="eastAsia"/>
+          <w:i w:val="0"/>
+          <w:iCs w:val="0"/>
+          <w:lang w:val="en-US" w:eastAsia="zh-CN"/>
+        </w:rPr>
+        <w:t>），</w:t>
+      </w:r>
+      <w:r>
+        <w:rPr>
+          <w:rFonts w:hint="default" w:ascii="Times New Roman" w:hAnsi="Times New Roman" w:cs="Times New Roman"/>
+          <w:i w:val="0"/>
+          <w:iCs w:val="0"/>
+          <w:lang w:val="en-US" w:eastAsia="zh-CN"/>
+        </w:rPr>
+        <w:t>η</w:t>
+      </w:r>
+      <w:r>
+        <w:rPr>
+          <w:rFonts w:hint="eastAsia" w:cs="Times New Roman"/>
+          <w:i w:val="0"/>
+          <w:iCs w:val="0"/>
+          <w:lang w:val="en-US" w:eastAsia="zh-CN"/>
+        </w:rPr>
+        <w:t>表示热效率；</w:t>
+      </w:r>
+    </w:p>
+    <w:p>
+      <w:pPr>
+        <w:keepNext w:val="0"/>
+        <w:keepLines w:val="0"/>
+        <w:pageBreakBefore w:val="0"/>
+        <w:widowControl w:val="0"/>
+        <w:kinsoku/>
+        <w:wordWrap/>
+        <w:overflowPunct/>
+        <w:topLinePunct w:val="0"/>
+        <w:autoSpaceDE/>
+        <w:autoSpaceDN/>
+        <w:bidi w:val="0"/>
+        <w:adjustRightInd/>
+        <w:snapToGrid/>
+        <w:spacing w:before="157" w:beforeLines="50" w:after="157" w:afterLines="50" w:line="440" w:lineRule="exact"/>
+        <w:ind w:firstLine="480" w:firstLineChars="200"/>
+        <w:jc w:val="both"/>
+        <w:textAlignment w:val="auto"/>
+        <w:rPr>
+          <w:rFonts w:hint="eastAsia" w:cs="Times New Roman"/>
+          <w:i w:val="0"/>
+          <w:iCs w:val="0"/>
+          <w:lang w:val="en-US" w:eastAsia="zh-CN"/>
+        </w:rPr>
+      </w:pPr>
+      <w:r>
+        <w:rPr>
+          <w:rFonts w:hint="eastAsia" w:cs="Times New Roman"/>
+          <w:i w:val="0"/>
+          <w:iCs w:val="0"/>
+          <w:lang w:val="en-US" w:eastAsia="zh-CN"/>
+        </w:rPr>
+        <w:t>则调配加热蒸汽用量=</w:t>
+      </w:r>
+      <w:r>
+        <w:rPr>
+          <w:rFonts w:hint="eastAsia" w:cs="Times New Roman"/>
+          <w:i w:val="0"/>
+          <w:iCs w:val="0"/>
+          <w:position w:val="-24"/>
+          <w:lang w:val="en-US" w:eastAsia="zh-CN"/>
+        </w:rPr>
+        <w:object>
+          <v:shape id="_x0000_i1026" o:spt="75" type="#_x0000_t75" style="height:31pt;width:94pt;" o:ole="t" filled="f" o:preferrelative="t" stroked="f" coordsize="21600,21600">
+            <v:path/>
+            <v:fill on="f" focussize="0,0"/>
+            <v:stroke on="f"/>
+            <v:imagedata r:id="rId14" o:title=""/>
+            <o:lock v:ext="edit" aspectratio="t"/>
+            <w10:wrap type="none"/>
+            <w10:anchorlock/>
+          </v:shape>
+          <o:OLEObject Type="Embed" ProgID="Equation.KSEE3" ShapeID="_x0000_i1026" DrawAspect="Content" ObjectID="_1468075726" r:id="rId13">
+            <o:LockedField>false</o:LockedField>
+          </o:OLEObject>
+        </w:object>
+      </w:r>
+      <w:r>
+        <w:rPr>
+          <w:rFonts w:hint="eastAsia" w:cs="Times New Roman"/>
+          <w:i w:val="0"/>
+          <w:iCs w:val="0"/>
+          <w:lang w:val="en-US" w:eastAsia="zh-CN"/>
+        </w:rPr>
+        <w:t>kg/班</w:t>
+      </w:r>
+    </w:p>
+    <w:p>
+      <w:pPr>
+        <w:keepNext w:val="0"/>
+        <w:keepLines w:val="0"/>
+        <w:pageBreakBefore w:val="0"/>
+        <w:widowControl w:val="0"/>
+        <w:numPr>
+          <w:ilvl w:val="0"/>
+          <w:numId w:val="2"/>
+        </w:numPr>
+        <w:kinsoku/>
+        <w:wordWrap/>
+        <w:overflowPunct/>
+        <w:topLinePunct w:val="0"/>
+        <w:autoSpaceDE/>
+        <w:autoSpaceDN/>
+        <w:bidi w:val="0"/>
+        <w:adjustRightInd/>
+        <w:snapToGrid/>
+        <w:spacing w:before="157" w:beforeLines="50" w:after="157" w:afterLines="50" w:line="440" w:lineRule="exact"/>
+        <w:ind w:firstLine="480" w:firstLineChars="200"/>
+        <w:jc w:val="both"/>
+        <w:textAlignment w:val="auto"/>
+        <w:rPr>
+          <w:rFonts w:hint="default" w:cs="Times New Roman"/>
+          <w:i w:val="0"/>
+          <w:iCs w:val="0"/>
+          <w:lang w:val="en-US" w:eastAsia="zh-CN"/>
+        </w:rPr>
+      </w:pPr>
+      <w:r>
+        <w:rPr>
+          <w:rFonts w:hint="eastAsia" w:cs="Times New Roman"/>
+          <w:i w:val="0"/>
+          <w:iCs w:val="0"/>
+          <w:lang w:val="en-US" w:eastAsia="zh-CN"/>
+        </w:rPr>
+        <w:t>杀菌</w:t>
+      </w:r>
+    </w:p>
+    <w:p>
+      <w:pPr>
+        <w:keepNext w:val="0"/>
+        <w:keepLines w:val="0"/>
+        <w:pageBreakBefore w:val="0"/>
+        <w:widowControl w:val="0"/>
+        <w:kinsoku/>
+        <w:wordWrap/>
+        <w:overflowPunct/>
+        <w:topLinePunct w:val="0"/>
+        <w:autoSpaceDE/>
+        <w:autoSpaceDN/>
+        <w:bidi w:val="0"/>
+        <w:adjustRightInd/>
+        <w:snapToGrid/>
+        <w:spacing w:before="157" w:beforeLines="50" w:after="157" w:afterLines="50" w:line="440" w:lineRule="exact"/>
+        <w:ind w:firstLine="480" w:firstLineChars="200"/>
+        <w:jc w:val="both"/>
+        <w:textAlignment w:val="auto"/>
+        <w:rPr>
+          <w:rFonts w:hint="default"/>
+          <w:lang w:val="en-US" w:eastAsia="zh-CN"/>
+        </w:rPr>
+      </w:pPr>
+      <w:r>
+        <w:rPr>
+          <w:rFonts w:hint="eastAsia"/>
+          <w:lang w:val="en-US" w:eastAsia="zh-CN"/>
+        </w:rPr>
+        <w:t>加热所需热量</w:t>
+      </w:r>
+      <w:r>
+        <w:rPr>
+          <w:rFonts w:hint="eastAsia"/>
+          <w:i/>
+          <w:iCs/>
+          <w:lang w:val="en-US" w:eastAsia="zh-CN"/>
+        </w:rPr>
+        <w:t>Q</w:t>
+      </w:r>
+      <w:r>
+        <w:rPr>
+          <w:rFonts w:hint="eastAsia"/>
+          <w:lang w:val="en-US" w:eastAsia="zh-CN"/>
+        </w:rPr>
+        <w:t>=</w:t>
+      </w:r>
+      <w:r>
+        <w:rPr>
+          <w:rFonts w:hint="eastAsia"/>
+          <w:position w:val="-28"/>
+          <w:lang w:val="en-US" w:eastAsia="zh-CN"/>
+        </w:rPr>
+        <w:object>
+          <v:shape id="_x0000_i1027" o:spt="75" type="#_x0000_t75" style="height:32.05pt;width:240pt;" o:ole="t" filled="f" o:preferrelative="t" stroked="f" coordsize="21600,21600">
+            <v:path/>
+            <v:fill on="f" focussize="0,0"/>
+            <v:stroke on="f"/>
+            <v:imagedata r:id="rId16" o:title=""/>
+            <o:lock v:ext="edit" aspectratio="t"/>
+            <w10:wrap type="none"/>
+            <w10:anchorlock/>
+          </v:shape>
+          <o:OLEObject Type="Embed" ProgID="Equation.KSEE3" ShapeID="_x0000_i1027" DrawAspect="Content" ObjectID="_1468075727" r:id="rId15">
+            <o:LockedField>false</o:LockedField>
+          </o:OLEObject>
+        </w:object>
+      </w:r>
+      <w:r>
+        <w:rPr>
+          <w:rFonts w:hint="eastAsia"/>
+          <w:lang w:val="en-US" w:eastAsia="zh-CN"/>
+        </w:rPr>
+        <w:t>kJ/班</w:t>
+      </w:r>
+    </w:p>
+    <w:p>
+      <w:pPr>
+        <w:keepNext w:val="0"/>
+        <w:keepLines w:val="0"/>
+        <w:pageBreakBefore w:val="0"/>
+        <w:widowControl w:val="0"/>
+        <w:kinsoku/>
+        <w:wordWrap/>
+        <w:overflowPunct/>
+        <w:topLinePunct w:val="0"/>
+        <w:autoSpaceDE/>
+        <w:autoSpaceDN/>
+        <w:bidi w:val="0"/>
+        <w:adjustRightInd/>
+        <w:snapToGrid/>
+        <w:spacing w:before="157" w:beforeLines="50" w:after="157" w:afterLines="50" w:line="440" w:lineRule="exact"/>
+        <w:ind w:firstLine="480" w:firstLineChars="200"/>
+        <w:jc w:val="both"/>
+        <w:textAlignment w:val="auto"/>
+        <w:rPr>
+          <w:rFonts w:hint="eastAsia" w:cs="Times New Roman"/>
+          <w:i w:val="0"/>
+          <w:iCs w:val="0"/>
+          <w:lang w:val="en-US" w:eastAsia="zh-CN"/>
+        </w:rPr>
+      </w:pPr>
+      <w:r>
+        <w:rPr>
+          <w:rFonts w:hint="eastAsia"/>
+          <w:lang w:val="en-US" w:eastAsia="zh-CN"/>
+        </w:rPr>
+        <w:t>其中，</w:t>
+      </w:r>
+      <w:r>
+        <w:rPr>
+          <w:rFonts w:hint="default" w:ascii="Times New Roman" w:hAnsi="Times New Roman" w:cs="Times New Roman"/>
+          <w:i w:val="0"/>
+          <w:iCs w:val="0"/>
+          <w:lang w:val="en-US" w:eastAsia="zh-CN"/>
+        </w:rPr>
+        <w:t>Δ</w:t>
+      </w:r>
+      <w:r>
+        <w:rPr>
+          <w:rFonts w:hint="eastAsia"/>
+          <w:i w:val="0"/>
+          <w:iCs w:val="0"/>
+          <w:lang w:val="en-US" w:eastAsia="zh-CN"/>
+        </w:rPr>
+        <w:t>T为升温温差（起始温度为60</w:t>
+      </w:r>
+      <w:r>
+        <w:rPr>
+          <w:rFonts w:hint="default" w:ascii="Times New Roman" w:hAnsi="Times New Roman" w:cs="Times New Roman"/>
+          <w:i w:val="0"/>
+          <w:iCs w:val="0"/>
+          <w:lang w:val="en-US" w:eastAsia="zh-CN"/>
+        </w:rPr>
+        <w:t>℃</w:t>
+      </w:r>
+      <w:r>
+        <w:rPr>
+          <w:rFonts w:hint="eastAsia" w:cs="Times New Roman"/>
+          <w:i w:val="0"/>
+          <w:iCs w:val="0"/>
+          <w:lang w:val="en-US" w:eastAsia="zh-CN"/>
+        </w:rPr>
+        <w:t>，目标温度为95</w:t>
+      </w:r>
+      <w:r>
+        <w:rPr>
+          <w:rFonts w:hint="default" w:ascii="Times New Roman" w:hAnsi="Times New Roman" w:cs="Times New Roman"/>
+          <w:i w:val="0"/>
+          <w:iCs w:val="0"/>
+          <w:lang w:val="en-US" w:eastAsia="zh-CN"/>
+        </w:rPr>
+        <w:t>℃</w:t>
+      </w:r>
+      <w:r>
+        <w:rPr>
+          <w:rFonts w:hint="eastAsia"/>
+          <w:i w:val="0"/>
+          <w:iCs w:val="0"/>
+          <w:lang w:val="en-US" w:eastAsia="zh-CN"/>
+        </w:rPr>
+        <w:t>），</w:t>
+      </w:r>
+      <w:r>
+        <w:rPr>
+          <w:rFonts w:hint="default" w:ascii="Times New Roman" w:hAnsi="Times New Roman" w:cs="Times New Roman"/>
+          <w:i w:val="0"/>
+          <w:iCs w:val="0"/>
+          <w:lang w:val="en-US" w:eastAsia="zh-CN"/>
+        </w:rPr>
+        <w:t>η</w:t>
+      </w:r>
+      <w:r>
+        <w:rPr>
+          <w:rFonts w:hint="eastAsia" w:cs="Times New Roman"/>
+          <w:i w:val="0"/>
+          <w:iCs w:val="0"/>
+          <w:lang w:val="en-US" w:eastAsia="zh-CN"/>
+        </w:rPr>
+        <w:t>表示热效率（板式换热器效率较高）；</w:t>
+      </w:r>
+    </w:p>
+    <w:p>
+      <w:pPr>
+        <w:keepNext w:val="0"/>
+        <w:keepLines w:val="0"/>
+        <w:pageBreakBefore w:val="0"/>
+        <w:widowControl w:val="0"/>
+        <w:kinsoku/>
+        <w:wordWrap/>
+        <w:overflowPunct/>
+        <w:topLinePunct w:val="0"/>
+        <w:autoSpaceDE/>
+        <w:autoSpaceDN/>
+        <w:bidi w:val="0"/>
+        <w:adjustRightInd/>
+        <w:snapToGrid/>
+        <w:spacing w:before="157" w:beforeLines="50" w:after="157" w:afterLines="50" w:line="440" w:lineRule="exact"/>
+        <w:ind w:firstLine="480" w:firstLineChars="200"/>
+        <w:jc w:val="both"/>
+        <w:textAlignment w:val="auto"/>
+        <w:rPr>
+          <w:rFonts w:hint="default" w:hAnsi="Cambria Math" w:cs="Times New Roman"/>
+          <w:i w:val="0"/>
+          <w:sz w:val="24"/>
+          <w:lang w:val="en-US" w:eastAsia="zh-CN"/>
+        </w:rPr>
+      </w:pPr>
+      <w:r>
+        <w:rPr>
+          <w:rFonts w:hint="eastAsia" w:cs="Times New Roman"/>
+          <w:i w:val="0"/>
+          <w:iCs w:val="0"/>
+          <w:lang w:val="en-US" w:eastAsia="zh-CN"/>
+        </w:rPr>
+        <w:t>则杀菌蒸汽用量=</w:t>
+      </w:r>
+      <w:r>
+        <w:rPr>
+          <w:rFonts w:hint="eastAsia" w:cs="Times New Roman"/>
+          <w:i w:val="0"/>
+          <w:iCs w:val="0"/>
+          <w:position w:val="-24"/>
+          <w:lang w:val="en-US" w:eastAsia="zh-CN"/>
+        </w:rPr>
+        <w:object>
+          <v:shape id="_x0000_i1028" o:spt="75" type="#_x0000_t75" style="height:31pt;width:94pt;" o:ole="t" filled="f" o:preferrelative="t" stroked="f" coordsize="21600,21600">
+            <v:path/>
+            <v:fill on="f" focussize="0,0"/>
+            <v:stroke on="f"/>
+            <v:imagedata r:id="rId18" o:title=""/>
+            <o:lock v:ext="edit" aspectratio="t"/>
+            <w10:wrap type="none"/>
+            <w10:anchorlock/>
+          </v:shape>
+          <o:OLEObject Type="Embed" ProgID="Equation.KSEE3" ShapeID="_x0000_i1028" DrawAspect="Content" ObjectID="_1468075728" r:id="rId17">
+            <o:LockedField>false</o:LockedField>
+          </o:OLEObject>
+        </w:object>
+      </w:r>
+      <w:r>
+        <w:rPr>
+          <w:rFonts w:hint="eastAsia" w:cs="Times New Roman"/>
+          <w:i w:val="0"/>
+          <w:iCs w:val="0"/>
+          <w:lang w:val="en-US" w:eastAsia="zh-CN"/>
+        </w:rPr>
+        <w:t>kg/班</w:t>
       </w:r>
     </w:p>
     <w:p>
@@ -22383,12 +23040,21 @@
       </w:r>
       <w:r>
         <w:rPr>
+          <w:rFonts w:hint="default" w:ascii="Times New Roman" w:hAnsi="Times New Roman" w:eastAsia="黑体" w:cs="Times New Roman"/>
+          <w:sz w:val="21"/>
+          <w:szCs w:val="21"/>
+          <w:lang w:val="en-US" w:eastAsia="zh-CN"/>
+        </w:rPr>
+        <w:t>11</w:t>
+      </w:r>
+      <w:r>
+        <w:rPr>
           <w:rFonts w:hint="eastAsia" w:ascii="黑体" w:hAnsi="黑体" w:eastAsia="黑体"/>
           <w:sz w:val="21"/>
           <w:szCs w:val="21"/>
           <w:lang w:val="en-US" w:eastAsia="zh-CN"/>
         </w:rPr>
-        <w:t xml:space="preserve">11 </w:t>
+        <w:t xml:space="preserve"> </w:t>
       </w:r>
       <w:r>
         <w:rPr>
@@ -22754,12 +23420,12 @@
             </w:pPr>
             <w:r>
               <w:rPr>
-                <w:rFonts w:hint="eastAsia" w:eastAsia="宋体"/>
-                <w:sz w:val="21"/>
-                <w:szCs w:val="21"/>
-                <w:lang w:val="en-US" w:eastAsia="zh-CN"/>
-              </w:rPr>
-              <w:t>86</w:t>
+                <w:rFonts w:hint="eastAsia"/>
+                <w:sz w:val="21"/>
+                <w:szCs w:val="21"/>
+                <w:lang w:val="en-US" w:eastAsia="zh-CN"/>
+              </w:rPr>
+              <w:t>367</w:t>
             </w:r>
           </w:p>
         </w:tc>
@@ -22781,12 +23447,12 @@
             </w:pPr>
             <w:r>
               <w:rPr>
-                <w:rFonts w:hint="eastAsia" w:eastAsia="宋体"/>
-                <w:sz w:val="21"/>
-                <w:szCs w:val="21"/>
-                <w:lang w:val="en-US" w:eastAsia="zh-CN"/>
-              </w:rPr>
-              <w:t>25800</w:t>
+                <w:rFonts w:hint="eastAsia"/>
+                <w:sz w:val="21"/>
+                <w:szCs w:val="21"/>
+                <w:lang w:val="en-US" w:eastAsia="zh-CN"/>
+              </w:rPr>
+              <w:t>110100</w:t>
             </w:r>
           </w:p>
         </w:tc>
@@ -22904,12 +23570,12 @@
             </w:pPr>
             <w:r>
               <w:rPr>
-                <w:rFonts w:hint="eastAsia" w:eastAsia="宋体"/>
-                <w:sz w:val="21"/>
-                <w:szCs w:val="21"/>
-                <w:lang w:val="en-US" w:eastAsia="zh-CN"/>
-              </w:rPr>
-              <w:t>208</w:t>
+                <w:rFonts w:hint="eastAsia"/>
+                <w:sz w:val="21"/>
+                <w:szCs w:val="21"/>
+                <w:lang w:val="en-US" w:eastAsia="zh-CN"/>
+              </w:rPr>
+              <w:t>255</w:t>
             </w:r>
           </w:p>
         </w:tc>
@@ -22931,12 +23597,12 @@
             </w:pPr>
             <w:r>
               <w:rPr>
-                <w:rFonts w:hint="eastAsia" w:eastAsia="宋体"/>
-                <w:sz w:val="21"/>
-                <w:szCs w:val="21"/>
-                <w:lang w:val="en-US" w:eastAsia="zh-CN"/>
-              </w:rPr>
-              <w:t>62400</w:t>
+                <w:rFonts w:hint="eastAsia"/>
+                <w:sz w:val="21"/>
+                <w:szCs w:val="21"/>
+                <w:lang w:val="en-US" w:eastAsia="zh-CN"/>
+              </w:rPr>
+              <w:t>76500</w:t>
             </w:r>
           </w:p>
         </w:tc>
@@ -22961,320 +23627,6 @@
         <w:tc>
           <w:tcPr>
             <w:tcW w:w="840" w:type="pct"/>
-            <w:vAlign w:val="center"/>
-          </w:tcPr>
-          <w:p>
-            <w:pPr>
-              <w:spacing w:line="400" w:lineRule="exact"/>
-              <w:jc w:val="center"/>
-              <w:rPr>
-                <w:rFonts w:hint="eastAsia" w:eastAsia="宋体"/>
-                <w:sz w:val="21"/>
-                <w:szCs w:val="21"/>
-                <w:lang w:eastAsia="zh-CN"/>
-              </w:rPr>
-            </w:pPr>
-            <w:r>
-              <w:rPr>
-                <w:rFonts w:hint="eastAsia" w:eastAsia="宋体"/>
-                <w:sz w:val="21"/>
-                <w:szCs w:val="21"/>
-                <w:lang w:val="en-US" w:eastAsia="zh-CN"/>
-              </w:rPr>
-              <w:t>发酵保温</w:t>
-            </w:r>
-          </w:p>
-        </w:tc>
-        <w:tc>
-          <w:tcPr>
-            <w:tcW w:w="1332" w:type="pct"/>
-            <w:vAlign w:val="center"/>
-          </w:tcPr>
-          <w:p>
-            <w:pPr>
-              <w:spacing w:line="400" w:lineRule="exact"/>
-              <w:jc w:val="center"/>
-              <w:rPr>
-                <w:rFonts w:hint="eastAsia" w:eastAsia="宋体"/>
-                <w:sz w:val="21"/>
-                <w:szCs w:val="21"/>
-                <w:lang w:val="en-US" w:eastAsia="zh-CN"/>
-              </w:rPr>
-            </w:pPr>
-            <w:r>
-              <w:rPr>
-                <w:rFonts w:hint="eastAsia" w:eastAsia="宋体"/>
-                <w:sz w:val="21"/>
-                <w:szCs w:val="21"/>
-                <w:lang w:val="en-US" w:eastAsia="zh-CN"/>
-              </w:rPr>
-              <w:t>发酵罐</w:t>
-            </w:r>
-          </w:p>
-        </w:tc>
-        <w:tc>
-          <w:tcPr>
-            <w:tcW w:w="901" w:type="pct"/>
-          </w:tcPr>
-          <w:p>
-            <w:pPr>
-              <w:widowControl/>
-              <w:jc w:val="center"/>
-              <w:rPr>
-                <w:rFonts w:hint="default" w:eastAsia="宋体"/>
-                <w:color w:val="000000"/>
-                <w:sz w:val="21"/>
-                <w:szCs w:val="21"/>
-                <w:lang w:val="en-US" w:eastAsia="zh-CN"/>
-              </w:rPr>
-            </w:pPr>
-            <w:r>
-              <w:rPr>
-                <w:rFonts w:hint="eastAsia" w:eastAsia="宋体"/>
-                <w:color w:val="000000"/>
-                <w:sz w:val="21"/>
-                <w:szCs w:val="21"/>
-                <w:lang w:val="en-US" w:eastAsia="zh-CN"/>
-              </w:rPr>
-              <w:t>3</w:t>
-            </w:r>
-          </w:p>
-        </w:tc>
-        <w:tc>
-          <w:tcPr>
-            <w:tcW w:w="807" w:type="pct"/>
-            <w:vAlign w:val="center"/>
-          </w:tcPr>
-          <w:p>
-            <w:pPr>
-              <w:widowControl/>
-              <w:jc w:val="center"/>
-              <w:rPr>
-                <w:rFonts w:hint="default" w:eastAsia="宋体"/>
-                <w:color w:val="000000"/>
-                <w:sz w:val="21"/>
-                <w:szCs w:val="21"/>
-                <w:lang w:val="en-US" w:eastAsia="zh-CN"/>
-              </w:rPr>
-            </w:pPr>
-            <w:r>
-              <w:rPr>
-                <w:rFonts w:hint="eastAsia" w:eastAsia="宋体"/>
-                <w:color w:val="000000"/>
-                <w:sz w:val="21"/>
-                <w:szCs w:val="21"/>
-                <w:lang w:val="en-US" w:eastAsia="zh-CN"/>
-              </w:rPr>
-              <w:t>100</w:t>
-            </w:r>
-          </w:p>
-        </w:tc>
-        <w:tc>
-          <w:tcPr>
-            <w:tcW w:w="1117" w:type="pct"/>
-            <w:vAlign w:val="center"/>
-          </w:tcPr>
-          <w:p>
-            <w:pPr>
-              <w:spacing w:line="400" w:lineRule="exact"/>
-              <w:jc w:val="center"/>
-              <w:rPr>
-                <w:rFonts w:hint="default" w:eastAsia="宋体"/>
-                <w:sz w:val="21"/>
-                <w:szCs w:val="21"/>
-                <w:lang w:val="en-US" w:eastAsia="zh-CN"/>
-              </w:rPr>
-            </w:pPr>
-            <w:r>
-              <w:rPr>
-                <w:rFonts w:hint="eastAsia" w:eastAsia="宋体"/>
-                <w:sz w:val="21"/>
-                <w:szCs w:val="21"/>
-                <w:lang w:val="en-US" w:eastAsia="zh-CN"/>
-              </w:rPr>
-              <w:t>3000</w:t>
-            </w:r>
-          </w:p>
-        </w:tc>
-      </w:tr>
-      <w:tr>
-        <w:tblPrEx>
-          <w:tblBorders>
-            <w:top w:val="none" w:color="auto" w:sz="0" w:space="0"/>
-            <w:left w:val="none" w:color="auto" w:sz="0" w:space="0"/>
-            <w:bottom w:val="none" w:color="auto" w:sz="0" w:space="0"/>
-            <w:right w:val="none" w:color="auto" w:sz="0" w:space="0"/>
-            <w:insideH w:val="none" w:color="auto" w:sz="0" w:space="0"/>
-            <w:insideV w:val="none" w:color="auto" w:sz="0" w:space="0"/>
-          </w:tblBorders>
-          <w:tblCellMar>
-            <w:top w:w="0" w:type="dxa"/>
-            <w:left w:w="108" w:type="dxa"/>
-            <w:bottom w:w="0" w:type="dxa"/>
-            <w:right w:w="108" w:type="dxa"/>
-          </w:tblCellMar>
-        </w:tblPrEx>
-        <w:tc>
-          <w:tcPr>
-            <w:tcW w:w="840" w:type="pct"/>
-            <w:vAlign w:val="center"/>
-          </w:tcPr>
-          <w:p>
-            <w:pPr>
-              <w:spacing w:line="400" w:lineRule="exact"/>
-              <w:jc w:val="center"/>
-              <w:rPr>
-                <w:rFonts w:hint="eastAsia" w:eastAsia="宋体"/>
-                <w:sz w:val="21"/>
-                <w:szCs w:val="21"/>
-                <w:lang w:val="en-US" w:eastAsia="zh-CN"/>
-              </w:rPr>
-            </w:pPr>
-            <w:bookmarkStart w:id="25" w:name="_Toc3004"/>
-            <w:bookmarkStart w:id="26" w:name="_Toc168404172"/>
-            <w:r>
-              <w:rPr>
-                <w:rFonts w:hint="eastAsia" w:eastAsia="宋体"/>
-                <w:sz w:val="21"/>
-                <w:szCs w:val="21"/>
-                <w:lang w:val="en-US" w:eastAsia="zh-CN"/>
-              </w:rPr>
-              <w:t>清洗</w:t>
-            </w:r>
-          </w:p>
-        </w:tc>
-        <w:tc>
-          <w:tcPr>
-            <w:tcW w:w="1332" w:type="pct"/>
-            <w:vAlign w:val="center"/>
-          </w:tcPr>
-          <w:p>
-            <w:pPr>
-              <w:spacing w:line="400" w:lineRule="exact"/>
-              <w:jc w:val="center"/>
-              <w:rPr>
-                <w:rFonts w:hint="default" w:eastAsia="宋体"/>
-                <w:sz w:val="21"/>
-                <w:szCs w:val="21"/>
-                <w:lang w:val="en-US" w:eastAsia="zh-CN"/>
-              </w:rPr>
-            </w:pPr>
-            <w:r>
-              <w:rPr>
-                <w:rFonts w:hint="eastAsia" w:eastAsia="宋体"/>
-                <w:sz w:val="21"/>
-                <w:szCs w:val="21"/>
-                <w:lang w:val="en-US" w:eastAsia="zh-CN"/>
-              </w:rPr>
-              <w:t>CIP系统</w:t>
-            </w:r>
-          </w:p>
-        </w:tc>
-        <w:tc>
-          <w:tcPr>
-            <w:tcW w:w="901" w:type="pct"/>
-          </w:tcPr>
-          <w:p>
-            <w:pPr>
-              <w:widowControl/>
-              <w:jc w:val="center"/>
-              <w:rPr>
-                <w:rFonts w:hint="default" w:eastAsia="宋体"/>
-                <w:color w:val="000000"/>
-                <w:sz w:val="21"/>
-                <w:szCs w:val="21"/>
-                <w:lang w:val="en-US" w:eastAsia="zh-CN"/>
-              </w:rPr>
-            </w:pPr>
-            <w:r>
-              <w:rPr>
-                <w:rFonts w:hint="eastAsia" w:eastAsia="宋体"/>
-                <w:color w:val="000000"/>
-                <w:sz w:val="21"/>
-                <w:szCs w:val="21"/>
-                <w:lang w:val="en-US" w:eastAsia="zh-CN"/>
-              </w:rPr>
-              <w:t>1</w:t>
-            </w:r>
-          </w:p>
-        </w:tc>
-        <w:tc>
-          <w:tcPr>
-            <w:tcW w:w="807" w:type="pct"/>
-            <w:vAlign w:val="center"/>
-          </w:tcPr>
-          <w:p>
-            <w:pPr>
-              <w:widowControl/>
-              <w:jc w:val="center"/>
-              <w:rPr>
-                <w:rFonts w:hint="default" w:eastAsia="宋体"/>
-                <w:color w:val="000000"/>
-                <w:sz w:val="21"/>
-                <w:szCs w:val="21"/>
-                <w:lang w:val="en-US" w:eastAsia="zh-CN"/>
-              </w:rPr>
-            </w:pPr>
-            <w:r>
-              <w:rPr>
-                <w:rFonts w:hint="eastAsia" w:eastAsia="宋体"/>
-                <w:color w:val="000000"/>
-                <w:sz w:val="21"/>
-                <w:szCs w:val="21"/>
-                <w:lang w:val="en-US" w:eastAsia="zh-CN"/>
-              </w:rPr>
-              <w:t>150</w:t>
-            </w:r>
-          </w:p>
-        </w:tc>
-        <w:tc>
-          <w:tcPr>
-            <w:tcW w:w="1117" w:type="pct"/>
-            <w:vAlign w:val="center"/>
-          </w:tcPr>
-          <w:p>
-            <w:pPr>
-              <w:spacing w:line="400" w:lineRule="exact"/>
-              <w:jc w:val="center"/>
-              <w:rPr>
-                <w:rFonts w:hint="default" w:eastAsia="宋体"/>
-                <w:sz w:val="21"/>
-                <w:szCs w:val="21"/>
-                <w:lang w:val="en-US" w:eastAsia="zh-CN"/>
-              </w:rPr>
-            </w:pPr>
-            <w:r>
-              <w:rPr>
-                <w:rFonts w:hint="eastAsia" w:eastAsia="宋体"/>
-                <w:sz w:val="21"/>
-                <w:szCs w:val="21"/>
-                <w:lang w:val="en-US" w:eastAsia="zh-CN"/>
-              </w:rPr>
-              <w:t>45000</w:t>
-            </w:r>
-          </w:p>
-        </w:tc>
-      </w:tr>
-      <w:tr>
-        <w:tblPrEx>
-          <w:tblBorders>
-            <w:top w:val="none" w:color="auto" w:sz="0" w:space="0"/>
-            <w:left w:val="none" w:color="auto" w:sz="0" w:space="0"/>
-            <w:bottom w:val="none" w:color="auto" w:sz="0" w:space="0"/>
-            <w:right w:val="none" w:color="auto" w:sz="0" w:space="0"/>
-            <w:insideH w:val="none" w:color="auto" w:sz="0" w:space="0"/>
-            <w:insideV w:val="none" w:color="auto" w:sz="0" w:space="0"/>
-          </w:tblBorders>
-          <w:tblCellMar>
-            <w:top w:w="0" w:type="dxa"/>
-            <w:left w:w="108" w:type="dxa"/>
-            <w:bottom w:w="0" w:type="dxa"/>
-            <w:right w:w="108" w:type="dxa"/>
-          </w:tblCellMar>
-        </w:tblPrEx>
-        <w:tc>
-          <w:tcPr>
-            <w:tcW w:w="840" w:type="pct"/>
             <w:tcBorders>
               <w:bottom w:val="single" w:color="auto" w:sz="12" w:space="0"/>
             </w:tcBorders>
@@ -23291,6 +23643,8 @@
                 <w:lang w:val="en-US" w:eastAsia="zh-CN"/>
               </w:rPr>
             </w:pPr>
+            <w:bookmarkStart w:id="25" w:name="_Toc168404172"/>
+            <w:bookmarkStart w:id="26" w:name="_Toc3004"/>
             <w:r>
               <w:rPr>
                 <w:rFonts w:hint="eastAsia" w:eastAsia="宋体"/>
@@ -23396,12 +23750,12 @@
             </w:pPr>
             <w:r>
               <w:rPr>
-                <w:rFonts w:hint="eastAsia" w:eastAsia="宋体"/>
-                <w:sz w:val="21"/>
-                <w:szCs w:val="21"/>
-                <w:lang w:val="en-US" w:eastAsia="zh-CN"/>
-              </w:rPr>
-              <w:t>163200</w:t>
+                <w:rFonts w:hint="eastAsia"/>
+                <w:sz w:val="21"/>
+                <w:szCs w:val="21"/>
+                <w:lang w:val="en-US" w:eastAsia="zh-CN"/>
+              </w:rPr>
+              <w:t>186600</w:t>
             </w:r>
           </w:p>
         </w:tc>
@@ -23738,8 +24092,8 @@
         </w:rPr>
       </w:pPr>
       <w:bookmarkStart w:id="28" w:name="_Toc30398"/>
-      <w:bookmarkStart w:id="29" w:name="_Toc168404173"/>
-      <w:bookmarkStart w:id="30" w:name="_Toc12242"/>
+      <w:bookmarkStart w:id="29" w:name="_Toc12242"/>
+      <w:bookmarkStart w:id="30" w:name="_Toc168404173"/>
       <w:r>
         <w:rPr>
           <w:rFonts w:hint="eastAsia"/>
@@ -23999,6 +24353,7 @@
           <w:rFonts w:hint="eastAsia"/>
           <w:sz w:val="24"/>
           <w:szCs w:val="24"/>
+          <w:lang w:val="en-US" w:eastAsia="zh-CN"/>
         </w:rPr>
       </w:pPr>
       <w:r>
@@ -24068,6 +24423,25 @@
           <w:lang w:val="en-US" w:eastAsia="zh-CN"/>
         </w:rPr>
         <w:t>。</w:t>
+      </w:r>
+    </w:p>
+    <w:p>
+      <w:pPr>
+        <w:rPr>
+          <w:rFonts w:hint="eastAsia"/>
+          <w:sz w:val="24"/>
+          <w:szCs w:val="24"/>
+          <w:lang w:val="en-US" w:eastAsia="zh-CN"/>
+        </w:rPr>
+      </w:pPr>
+      <w:r>
+        <w:rPr>
+          <w:rFonts w:hint="eastAsia"/>
+          <w:sz w:val="24"/>
+          <w:szCs w:val="24"/>
+          <w:lang w:val="en-US" w:eastAsia="zh-CN"/>
+        </w:rPr>
+        <w:br w:type="page"/>
       </w:r>
     </w:p>
     <w:p>
@@ -24115,8 +24489,8 @@
         <w:ind w:firstLine="480" w:firstLineChars="200"/>
         <w:textAlignment w:val="auto"/>
         <w:rPr>
-          <w:rFonts w:hint="eastAsia" w:eastAsia="宋体"/>
-          <w:lang w:eastAsia="zh-CN"/>
+          <w:rFonts w:hint="eastAsia"/>
+          <w:lang w:val="en-US" w:eastAsia="zh-CN"/>
         </w:rPr>
       </w:pPr>
       <w:r>
@@ -25478,8 +25852,8 @@
                 <w:lang w:val="en-US" w:eastAsia="zh-CN"/>
               </w:rPr>
             </w:pPr>
-            <w:bookmarkStart w:id="31" w:name="_Toc168404174"/>
-            <w:bookmarkStart w:id="32" w:name="_Toc8437"/>
+            <w:bookmarkStart w:id="31" w:name="_Toc8437"/>
+            <w:bookmarkStart w:id="32" w:name="_Toc168404174"/>
             <w:r>
               <w:rPr>
                 <w:rFonts w:hint="eastAsia"/>
@@ -25614,9 +25988,9 @@
           <w:lang w:val="en-US" w:eastAsia="zh-CN"/>
         </w:rPr>
       </w:pPr>
-      <w:bookmarkStart w:id="34" w:name="_Toc168404175"/>
+      <w:bookmarkStart w:id="34" w:name="_Toc13771"/>
       <w:bookmarkStart w:id="35" w:name="_Toc647"/>
-      <w:bookmarkStart w:id="36" w:name="_Toc13771"/>
+      <w:bookmarkStart w:id="36" w:name="_Toc168404175"/>
       <w:r>
         <w:rPr>
           <w:rFonts w:hint="eastAsia" w:ascii="Times New Roman" w:hAnsi="Times New Roman" w:eastAsia="黑体" w:cs="黑体"/>
@@ -26091,7 +26465,6 @@
     </w:p>
     <w:p>
       <w:pPr>
-        <w:pStyle w:val="3"/>
         <w:keepNext w:val="0"/>
         <w:keepLines w:val="0"/>
         <w:pageBreakBefore w:val="0"/>
@@ -26108,7 +26481,7 @@
         <w:spacing w:before="0" w:after="0" w:line="440" w:lineRule="exact"/>
         <w:ind w:firstLine="480" w:firstLineChars="200"/>
         <w:textAlignment w:val="auto"/>
-        <w:outlineLvl w:val="1"/>
+        <w:outlineLvl w:val="9"/>
         <w:rPr>
           <w:rFonts w:hint="eastAsia" w:ascii="Times New Roman" w:hAnsi="Times New Roman" w:eastAsia="宋体" w:cs="Times New Roman"/>
           <w:b w:val="0"/>
@@ -26116,8 +26489,8 @@
           <w:lang w:val="en-US" w:eastAsia="zh-CN" w:bidi="ar-SA"/>
         </w:rPr>
       </w:pPr>
-      <w:bookmarkStart w:id="37" w:name="_Toc168404176"/>
-      <w:bookmarkStart w:id="38" w:name="_Toc32057"/>
+      <w:bookmarkStart w:id="37" w:name="_Toc32057"/>
+      <w:bookmarkStart w:id="38" w:name="_Toc168404176"/>
       <w:r>
         <w:rPr>
           <w:rFonts w:hint="eastAsia" w:ascii="Times New Roman" w:hAnsi="Times New Roman" w:eastAsia="宋体" w:cs="Times New Roman"/>
@@ -26714,7 +27087,7 @@
         <w:textAlignment w:val="auto"/>
         <w:outlineLvl w:val="9"/>
         <w:rPr>
-          <w:rFonts w:hint="eastAsia" w:ascii="Times New Roman" w:hAnsi="Times New Roman" w:eastAsia="宋体" w:cs="Times New Roman"/>
+          <w:rFonts w:hint="eastAsia" w:cs="Times New Roman"/>
           <w:b w:val="0"/>
           <w:kern w:val="0"/>
           <w:sz w:val="24"/>
@@ -26894,9 +27267,9 @@
           <w:lang w:val="en-US" w:eastAsia="zh-CN"/>
         </w:rPr>
       </w:pPr>
-      <w:bookmarkStart w:id="45" w:name="_Toc168404179"/>
-      <w:bookmarkStart w:id="46" w:name="_Toc3673"/>
-      <w:bookmarkStart w:id="47" w:name="_Toc10829"/>
+      <w:bookmarkStart w:id="45" w:name="_Toc10829"/>
+      <w:bookmarkStart w:id="46" w:name="_Toc168404179"/>
+      <w:bookmarkStart w:id="47" w:name="_Toc3673"/>
       <w:r>
         <w:rPr>
           <w:rFonts w:hint="eastAsia" w:ascii="Times New Roman" w:hAnsi="Times New Roman" w:eastAsia="黑体" w:cs="Times New Roman"/>
@@ -27328,27 +27701,6 @@
     </w:p>
     <w:p>
       <w:pPr>
-        <w:rPr>
-          <w:rFonts w:hint="eastAsia" w:cs="Times New Roman"/>
-          <w:b w:val="0"/>
-          <w:kern w:val="0"/>
-          <w:sz w:val="24"/>
-          <w:lang w:val="en-US" w:eastAsia="zh-CN" w:bidi="ar-SA"/>
-        </w:rPr>
-      </w:pPr>
-      <w:r>
-        <w:rPr>
-          <w:rFonts w:hint="eastAsia" w:cs="Times New Roman"/>
-          <w:b w:val="0"/>
-          <w:kern w:val="0"/>
-          <w:sz w:val="24"/>
-          <w:lang w:val="en-US" w:eastAsia="zh-CN" w:bidi="ar-SA"/>
-        </w:rPr>
-        <w:br w:type="page"/>
-      </w:r>
-    </w:p>
-    <w:p>
-      <w:pPr>
         <w:pStyle w:val="4"/>
         <w:keepNext w:val="0"/>
         <w:keepLines w:val="0"/>
@@ -27413,8 +27765,8 @@
           <w:lang w:val="en-US" w:eastAsia="zh-CN" w:bidi="ar-SA"/>
         </w:rPr>
       </w:pPr>
-      <w:bookmarkStart w:id="48" w:name="_Toc168404180"/>
-      <w:bookmarkStart w:id="49" w:name="_Toc1342"/>
+      <w:bookmarkStart w:id="48" w:name="_Toc1342"/>
+      <w:bookmarkStart w:id="49" w:name="_Toc168404180"/>
       <w:bookmarkStart w:id="50" w:name="_Toc8648"/>
       <w:r>
         <w:rPr>
@@ -27595,20 +27947,6 @@
         <w:textAlignment w:val="auto"/>
         <w:outlineLvl w:val="9"/>
         <w:rPr>
-          <w:rFonts w:hint="eastAsia" w:ascii="黑体" w:hAnsi="黑体" w:eastAsia="黑体" w:cs="黑体"/>
-          <w:b w:val="0"/>
-          <w:bCs/>
-          <w:kern w:val="44"/>
-          <w:sz w:val="24"/>
-          <w:szCs w:val="11"/>
-          <w:lang w:val="en-US" w:eastAsia="zh-CN" w:bidi="ar-SA"/>
-        </w:rPr>
-      </w:pPr>
-      <w:bookmarkStart w:id="51" w:name="_Toc26659"/>
-      <w:bookmarkStart w:id="52" w:name="_Toc14390"/>
-      <w:bookmarkStart w:id="53" w:name="_Toc168404181"/>
-      <w:r>
-        <w:rPr>
           <w:rFonts w:hint="eastAsia" w:ascii="Times New Roman" w:hAnsi="Times New Roman" w:eastAsia="宋体" w:cs="Times New Roman"/>
           <w:bCs w:val="0"/>
           <w:color w:val="000000" w:themeColor="text1"/>
@@ -27621,11 +27959,13 @@
             </w14:solidFill>
           </w14:textFill>
         </w:rPr>
-        <w:t>车间里的噪声主要源自均质机、灌装机、制冷机组等装置</w:t>
-      </w:r>
-      <w:r>
-        <w:rPr>
-          <w:rFonts w:hint="eastAsia" w:cs="Times New Roman"/>
+      </w:pPr>
+      <w:bookmarkStart w:id="51" w:name="_Toc26659"/>
+      <w:bookmarkStart w:id="52" w:name="_Toc168404181"/>
+      <w:bookmarkStart w:id="53" w:name="_Toc14390"/>
+      <w:r>
+        <w:rPr>
+          <w:rFonts w:hint="eastAsia" w:ascii="Times New Roman" w:hAnsi="Times New Roman" w:eastAsia="宋体" w:cs="Times New Roman"/>
           <w:bCs w:val="0"/>
           <w:color w:val="000000" w:themeColor="text1"/>
           <w:sz w:val="24"/>
@@ -27637,11 +27977,11 @@
             </w14:solidFill>
           </w14:textFill>
         </w:rPr>
-        <w:t>。</w:t>
-      </w:r>
-      <w:r>
-        <w:rPr>
-          <w:rFonts w:hint="eastAsia" w:ascii="Times New Roman" w:hAnsi="Times New Roman" w:eastAsia="宋体" w:cs="Times New Roman"/>
+        <w:t>车间里的噪声主要源自均质机、灌装机、制冷机组等装置</w:t>
+      </w:r>
+      <w:r>
+        <w:rPr>
+          <w:rFonts w:hint="eastAsia" w:cs="Times New Roman"/>
           <w:bCs w:val="0"/>
           <w:color w:val="000000" w:themeColor="text1"/>
           <w:sz w:val="24"/>
@@ -27653,11 +27993,11 @@
             </w14:solidFill>
           </w14:textFill>
         </w:rPr>
-        <w:t>高噪音设备集中安置于车间的中心地带，通过墙体、隔音板以及吸声材料来阻断传播</w:t>
-      </w:r>
-      <w:r>
-        <w:rPr>
-          <w:rFonts w:hint="eastAsia" w:cs="Times New Roman"/>
+        <w:t>。</w:t>
+      </w:r>
+      <w:r>
+        <w:rPr>
+          <w:rFonts w:hint="eastAsia" w:ascii="Times New Roman" w:hAnsi="Times New Roman" w:eastAsia="宋体" w:cs="Times New Roman"/>
           <w:bCs w:val="0"/>
           <w:color w:val="000000" w:themeColor="text1"/>
           <w:sz w:val="24"/>
@@ -27669,11 +28009,11 @@
             </w14:solidFill>
           </w14:textFill>
         </w:rPr>
-        <w:t>。</w:t>
-      </w:r>
-      <w:r>
-        <w:rPr>
-          <w:rFonts w:hint="eastAsia" w:ascii="Times New Roman" w:hAnsi="Times New Roman" w:eastAsia="宋体" w:cs="Times New Roman"/>
+        <w:t>高噪音设备集中安置于车间的中心地带，通过墙体、隔音板以及吸声材料来阻断传播</w:t>
+      </w:r>
+      <w:r>
+        <w:rPr>
+          <w:rFonts w:hint="eastAsia" w:cs="Times New Roman"/>
           <w:bCs w:val="0"/>
           <w:color w:val="000000" w:themeColor="text1"/>
           <w:sz w:val="24"/>
@@ -27685,11 +28025,11 @@
             </w14:solidFill>
           </w14:textFill>
         </w:rPr>
-        <w:t>车间的门窗运用密封隔音构造，降低噪声向外泄漏</w:t>
-      </w:r>
-      <w:r>
-        <w:rPr>
-          <w:rFonts w:hint="eastAsia" w:cs="Times New Roman"/>
+        <w:t>。</w:t>
+      </w:r>
+      <w:r>
+        <w:rPr>
+          <w:rFonts w:hint="eastAsia" w:ascii="Times New Roman" w:hAnsi="Times New Roman" w:eastAsia="宋体" w:cs="Times New Roman"/>
           <w:bCs w:val="0"/>
           <w:color w:val="000000" w:themeColor="text1"/>
           <w:sz w:val="24"/>
@@ -27701,11 +28041,11 @@
             </w14:solidFill>
           </w14:textFill>
         </w:rPr>
-        <w:t>。</w:t>
-      </w:r>
-      <w:r>
-        <w:rPr>
-          <w:rFonts w:hint="eastAsia" w:ascii="Times New Roman" w:hAnsi="Times New Roman" w:eastAsia="宋体" w:cs="Times New Roman"/>
+        <w:t>车间的门窗运用密封隔音构造，降低噪声向外泄漏</w:t>
+      </w:r>
+      <w:r>
+        <w:rPr>
+          <w:rFonts w:hint="eastAsia" w:cs="Times New Roman"/>
           <w:bCs w:val="0"/>
           <w:color w:val="000000" w:themeColor="text1"/>
           <w:sz w:val="24"/>
@@ -27717,11 +28057,11 @@
             </w14:solidFill>
           </w14:textFill>
         </w:rPr>
-        <w:t>定时运用噪声检测仪开展监测工作，保证昼间噪声数值与标准相符</w:t>
-      </w:r>
-      <w:r>
-        <w:rPr>
-          <w:rFonts w:hint="eastAsia" w:cs="Times New Roman"/>
+        <w:t>。</w:t>
+      </w:r>
+      <w:r>
+        <w:rPr>
+          <w:rFonts w:hint="eastAsia" w:ascii="Times New Roman" w:hAnsi="Times New Roman" w:eastAsia="宋体" w:cs="Times New Roman"/>
           <w:bCs w:val="0"/>
           <w:color w:val="000000" w:themeColor="text1"/>
           <w:sz w:val="24"/>
@@ -27733,11 +28073,11 @@
             </w14:solidFill>
           </w14:textFill>
         </w:rPr>
-        <w:t>。</w:t>
-      </w:r>
-      <w:r>
-        <w:rPr>
-          <w:rFonts w:hint="eastAsia" w:ascii="Times New Roman" w:hAnsi="Times New Roman" w:eastAsia="宋体" w:cs="Times New Roman"/>
+        <w:t>定时运用噪声检测仪开展监测工作，保证昼间噪声数值与标准相符</w:t>
+      </w:r>
+      <w:r>
+        <w:rPr>
+          <w:rFonts w:hint="eastAsia" w:cs="Times New Roman"/>
           <w:bCs w:val="0"/>
           <w:color w:val="000000" w:themeColor="text1"/>
           <w:sz w:val="24"/>
@@ -27749,7 +28089,56 @@
             </w14:solidFill>
           </w14:textFill>
         </w:rPr>
+        <w:t>。</w:t>
+      </w:r>
+      <w:r>
+        <w:rPr>
+          <w:rFonts w:hint="eastAsia" w:ascii="Times New Roman" w:hAnsi="Times New Roman" w:eastAsia="宋体" w:cs="Times New Roman"/>
+          <w:bCs w:val="0"/>
+          <w:color w:val="000000" w:themeColor="text1"/>
+          <w:sz w:val="24"/>
+          <w:szCs w:val="24"/>
+          <w:lang w:val="en-US" w:eastAsia="zh-CN" w:bidi="ar-SA"/>
+          <w14:textFill>
+            <w14:solidFill>
+              <w14:schemeClr w14:val="tx1"/>
+            </w14:solidFill>
+          </w14:textFill>
+        </w:rPr>
         <w:t>作业人员佩戴耳塞，维护职业健康｡</w:t>
+      </w:r>
+    </w:p>
+    <w:p>
+      <w:pPr>
+        <w:rPr>
+          <w:rFonts w:hint="eastAsia" w:ascii="Times New Roman" w:hAnsi="Times New Roman" w:eastAsia="宋体" w:cs="Times New Roman"/>
+          <w:bCs w:val="0"/>
+          <w:color w:val="000000" w:themeColor="text1"/>
+          <w:sz w:val="24"/>
+          <w:szCs w:val="24"/>
+          <w:lang w:val="en-US" w:eastAsia="zh-CN" w:bidi="ar-SA"/>
+          <w14:textFill>
+            <w14:solidFill>
+              <w14:schemeClr w14:val="tx1"/>
+            </w14:solidFill>
+          </w14:textFill>
+        </w:rPr>
+      </w:pPr>
+      <w:r>
+        <w:rPr>
+          <w:rFonts w:hint="eastAsia" w:ascii="Times New Roman" w:hAnsi="Times New Roman" w:eastAsia="宋体" w:cs="Times New Roman"/>
+          <w:bCs w:val="0"/>
+          <w:color w:val="000000" w:themeColor="text1"/>
+          <w:sz w:val="24"/>
+          <w:szCs w:val="24"/>
+          <w:lang w:val="en-US" w:eastAsia="zh-CN" w:bidi="ar-SA"/>
+          <w14:textFill>
+            <w14:solidFill>
+              <w14:schemeClr w14:val="tx1"/>
+            </w14:solidFill>
+          </w14:textFill>
+        </w:rPr>
+        <w:br w:type="page"/>
       </w:r>
     </w:p>
     <w:p>
@@ -27829,8 +28218,8 @@
         </w:rPr>
       </w:pPr>
       <w:bookmarkStart w:id="54" w:name="_Toc23431"/>
-      <w:bookmarkStart w:id="55" w:name="_Toc168404182"/>
-      <w:bookmarkStart w:id="56" w:name="_Toc14047"/>
+      <w:bookmarkStart w:id="55" w:name="_Toc14047"/>
+      <w:bookmarkStart w:id="56" w:name="_Toc168404182"/>
       <w:r>
         <w:rPr>
           <w:rFonts w:hint="eastAsia" w:ascii="Times New Roman" w:hAnsi="Times New Roman" w:eastAsia="黑体" w:cs="黑体"/>
@@ -28504,7 +28893,7 @@
                 <w:szCs w:val="21"/>
                 <w:lang w:val="en-US" w:eastAsia="zh-CN"/>
               </w:rPr>
-              <w:t>935</w:t>
+              <w:t>720</w:t>
             </w:r>
           </w:p>
         </w:tc>
@@ -28545,7 +28934,7 @@
                 <w:szCs w:val="21"/>
                 <w:lang w:val="en-US" w:eastAsia="zh-CN"/>
               </w:rPr>
-              <w:t>280.5</w:t>
+              <w:t>15840</w:t>
             </w:r>
           </w:p>
         </w:tc>
@@ -29482,7 +29871,7 @@
                 <w:szCs w:val="21"/>
                 <w:lang w:val="en-US" w:eastAsia="zh-CN"/>
               </w:rPr>
-              <w:t>19433</w:t>
+              <w:t>34992.5</w:t>
             </w:r>
           </w:p>
         </w:tc>
@@ -29530,7 +29919,7 @@
           <w:sz w:val="24"/>
           <w:lang w:val="en-US" w:eastAsia="zh-CN" w:bidi="ar-SA"/>
         </w:rPr>
-        <w:t>19433</w:t>
+        <w:t>34992.5</w:t>
       </w:r>
       <w:r>
         <w:rPr>
@@ -29539,7 +29928,7 @@
           <w:sz w:val="24"/>
           <w:lang w:val="en-US" w:eastAsia="zh-CN" w:bidi="ar-SA"/>
         </w:rPr>
-        <w:t>元/班×300班=</w:t>
+        <w:t>元/班×300</w:t>
       </w:r>
       <w:r>
         <w:rPr>
@@ -29548,7 +29937,25 @@
           <w:sz w:val="24"/>
           <w:lang w:val="en-US" w:eastAsia="zh-CN" w:bidi="ar-SA"/>
         </w:rPr>
-        <w:t>5829900</w:t>
+        <w:t>班</w:t>
+      </w:r>
+      <w:r>
+        <w:rPr>
+          <w:rFonts w:hint="eastAsia" w:ascii="Times New Roman" w:hAnsi="Times New Roman" w:eastAsia="宋体" w:cs="Times New Roman"/>
+          <w:b w:val="0"/>
+          <w:sz w:val="24"/>
+          <w:lang w:val="en-US" w:eastAsia="zh-CN" w:bidi="ar-SA"/>
+        </w:rPr>
+        <w:t>=</w:t>
+      </w:r>
+      <w:r>
+        <w:rPr>
+          <w:rFonts w:hint="eastAsia" w:cs="Times New Roman"/>
+          <w:b w:val="0"/>
+          <w:sz w:val="24"/>
+          <w:lang w:val="en-US" w:eastAsia="zh-CN" w:bidi="ar-SA"/>
+        </w:rPr>
+        <w:t>10497750</w:t>
       </w:r>
       <w:r>
         <w:rPr>
@@ -30514,23 +30921,6 @@
     </w:p>
     <w:p>
       <w:pPr>
-        <w:rPr>
-          <w:rFonts w:hint="eastAsia" w:cs="Times New Roman"/>
-          <w:sz w:val="24"/>
-          <w:lang w:val="en-US" w:eastAsia="zh-CN" w:bidi="ar-SA"/>
-        </w:rPr>
-      </w:pPr>
-      <w:r>
-        <w:rPr>
-          <w:rFonts w:hint="eastAsia" w:cs="Times New Roman"/>
-          <w:sz w:val="24"/>
-          <w:lang w:val="en-US" w:eastAsia="zh-CN" w:bidi="ar-SA"/>
-        </w:rPr>
-        <w:br w:type="page"/>
-      </w:r>
-    </w:p>
-    <w:p>
-      <w:pPr>
         <w:pStyle w:val="4"/>
         <w:keepNext/>
         <w:keepLines/>
@@ -30824,22 +31214,6 @@
               </w:rPr>
               <w:t>单价</w:t>
             </w:r>
-            <w:r>
-              <w:rPr>
-                <w:rFonts w:hint="eastAsia"/>
-                <w:sz w:val="21"/>
-                <w:lang w:eastAsia="zh-CN"/>
-              </w:rPr>
-              <w:t>（</w:t>
-            </w:r>
-            <w:r>
-              <w:rPr>
-                <w:rFonts w:hint="eastAsia"/>
-                <w:sz w:val="21"/>
-                <w:lang w:val="en-US" w:eastAsia="zh-CN"/>
-              </w:rPr>
-              <w:t>含税）</w:t>
-            </w:r>
           </w:p>
         </w:tc>
         <w:tc>
@@ -31255,7 +31629,7 @@
               <w:rPr>
                 <w:sz w:val="21"/>
               </w:rPr>
-              <w:t xml:space="preserve"> kW‧h</w:t>
+              <w:t>kW‧h</w:t>
             </w:r>
           </w:p>
         </w:tc>
@@ -31389,7 +31763,7 @@
                 <w:sz w:val="21"/>
                 <w:lang w:val="en-US" w:eastAsia="zh-CN"/>
               </w:rPr>
-              <w:t>163200kg</w:t>
+              <w:t>186600kg</w:t>
             </w:r>
           </w:p>
         </w:tc>
@@ -31467,7 +31841,7 @@
                 <w:sz w:val="21"/>
                 <w:lang w:val="en-US" w:eastAsia="zh-CN"/>
               </w:rPr>
-              <w:t>4.08</w:t>
+              <w:t>4.665</w:t>
             </w:r>
           </w:p>
         </w:tc>
@@ -31650,7 +32024,7 @@
                 <w:sz w:val="21"/>
                 <w:lang w:val="en-US" w:eastAsia="zh-CN"/>
               </w:rPr>
-              <w:t>14.89</w:t>
+              <w:t>15.475</w:t>
             </w:r>
           </w:p>
         </w:tc>
@@ -31677,12 +32051,9 @@
         <w:textAlignment w:val="auto"/>
         <w:outlineLvl w:val="9"/>
         <w:rPr>
-          <w:rFonts w:hint="eastAsia" w:ascii="黑体" w:hAnsi="黑体" w:eastAsia="黑体" w:cs="黑体"/>
-          <w:b w:val="0"/>
-          <w:bCs/>
-          <w:sz w:val="24"/>
-          <w:szCs w:val="16"/>
-          <w:lang w:val="en-US" w:eastAsia="zh-CN"/>
+          <w:rFonts w:hint="eastAsia" w:cs="Times New Roman"/>
+          <w:sz w:val="24"/>
+          <w:lang w:val="en-US" w:eastAsia="zh-CN" w:bidi="ar-SA"/>
         </w:rPr>
       </w:pPr>
       <w:r>
@@ -31691,7 +32062,7 @@
           <w:sz w:val="24"/>
           <w:lang w:val="en-US" w:eastAsia="zh-CN" w:bidi="ar-SA"/>
         </w:rPr>
-        <w:t>则蓝莓酸奶车间</w:t>
+        <w:t>则该车间</w:t>
       </w:r>
       <w:r>
         <w:rPr>
@@ -31699,7 +32070,24 @@
           <w:sz w:val="24"/>
           <w:lang w:val="en-US" w:eastAsia="zh-CN" w:bidi="ar-SA"/>
         </w:rPr>
-        <w:t>一年的总水电汽成本为14.89万元。</w:t>
+        <w:t>一年的总水电汽成本为15.475万元。</w:t>
+      </w:r>
+    </w:p>
+    <w:p>
+      <w:pPr>
+        <w:rPr>
+          <w:rFonts w:hint="eastAsia" w:cs="Times New Roman"/>
+          <w:sz w:val="24"/>
+          <w:lang w:val="en-US" w:eastAsia="zh-CN" w:bidi="ar-SA"/>
+        </w:rPr>
+      </w:pPr>
+      <w:r>
+        <w:rPr>
+          <w:rFonts w:hint="eastAsia" w:cs="Times New Roman"/>
+          <w:sz w:val="24"/>
+          <w:lang w:val="en-US" w:eastAsia="zh-CN" w:bidi="ar-SA"/>
+        </w:rPr>
+        <w:br w:type="page"/>
       </w:r>
     </w:p>
     <w:p>
@@ -33827,11 +34215,8 @@
         <w:spacing w:line="440" w:lineRule="exact"/>
         <w:ind w:firstLine="480" w:firstLineChars="200"/>
         <w:rPr>
-          <w:rFonts w:hint="eastAsia" w:ascii="黑体" w:hAnsi="黑体" w:eastAsia="黑体" w:cs="黑体"/>
-          <w:b w:val="0"/>
-          <w:bCs/>
-          <w:sz w:val="24"/>
-          <w:szCs w:val="16"/>
+          <w:rFonts w:hint="eastAsia"/>
+          <w:vertAlign w:val="baseline"/>
           <w:lang w:val="en-US" w:eastAsia="zh-CN"/>
         </w:rPr>
       </w:pPr>
@@ -33875,6 +34260,23 @@
         <w:t>，则蓝莓酸奶车间一年的场地费用为7.26万元。</w:t>
       </w:r>
       <w:bookmarkStart w:id="58" w:name="_Toc29524"/>
+    </w:p>
+    <w:p>
+      <w:pPr>
+        <w:rPr>
+          <w:rFonts w:hint="eastAsia"/>
+          <w:vertAlign w:val="baseline"/>
+          <w:lang w:val="en-US" w:eastAsia="zh-CN"/>
+        </w:rPr>
+      </w:pPr>
+      <w:r>
+        <w:rPr>
+          <w:rFonts w:hint="eastAsia"/>
+          <w:vertAlign w:val="baseline"/>
+          <w:lang w:val="en-US" w:eastAsia="zh-CN"/>
+        </w:rPr>
+        <w:br w:type="page"/>
+      </w:r>
     </w:p>
     <w:p>
       <w:pPr>
@@ -34381,7 +34783,7 @@
                 <w:szCs w:val="16"/>
                 <w:lang w:val="en-US" w:eastAsia="zh-CN"/>
               </w:rPr>
-              <w:t>582.99</w:t>
+              <w:t>1049.775</w:t>
             </w:r>
           </w:p>
         </w:tc>
@@ -34666,7 +35068,7 @@
                 <w:sz w:val="21"/>
                 <w:lang w:val="en-US" w:eastAsia="zh-CN"/>
               </w:rPr>
-              <w:t>14.89</w:t>
+              <w:t>15.475</w:t>
             </w:r>
           </w:p>
         </w:tc>
@@ -35204,7 +35606,7 @@
                 <w:sz w:val="21"/>
                 <w:lang w:val="en-US" w:eastAsia="zh-CN"/>
               </w:rPr>
-              <w:t>1081.66</w:t>
+              <w:t>1549.03</w:t>
             </w:r>
           </w:p>
         </w:tc>
@@ -35237,7 +35639,7 @@
           <w:rFonts w:hint="eastAsia" w:cs="Times New Roman"/>
           <w:lang w:val="en-US" w:eastAsia="zh-CN"/>
         </w:rPr>
-        <w:t>由表17可知生产1000吨蓝莓酸奶的年总成本为1081.66万元。每瓶蓝莓酸奶重量为0.25kg，则理论年产量为1000000kg÷0.25kg=4000000瓶。平均每瓶酸奶的成本为1081.66万元÷400万瓶≈2.7元/瓶，出厂价定为4元/瓶，年利润为（4-3.71）元×400万瓶=520万元，回本周期为1081.66万元÷520万元≈2.08年。</w:t>
+        <w:t>由表17可知生产1000吨蓝莓酸奶的年总成本为1549.03万元。每瓶蓝莓酸奶重量为0.25kg，则理论年产量为1000000kg÷0.25kg=4000000瓶。平均每瓶酸奶的成本为1549.03万元÷400万瓶≈3.9元/瓶，出厂价定为5元/瓶，年利润为（5-3.9）元×400万瓶=440万元，回本周期为1549.03万元÷440万元≈3.52年。</w:t>
       </w:r>
     </w:p>
     <w:p>
@@ -35267,9 +35669,9 @@
           <w:lang w:val="en-US" w:eastAsia="zh-CN"/>
         </w:rPr>
       </w:pPr>
-      <w:bookmarkStart w:id="60" w:name="_Toc17246"/>
+      <w:bookmarkStart w:id="60" w:name="_Toc3757"/>
       <w:bookmarkStart w:id="61" w:name="_Toc168404185"/>
-      <w:bookmarkStart w:id="62" w:name="_Toc3757"/>
+      <w:bookmarkStart w:id="62" w:name="_Toc17246"/>
       <w:r>
         <w:rPr>
           <w:rFonts w:hint="eastAsia" w:ascii="Times New Roman" w:hAnsi="Times New Roman" w:eastAsia="黑体" w:cs="黑体"/>
@@ -35317,18 +35719,7 @@
           <w:szCs w:val="24"/>
           <w:lang w:val="en-US" w:eastAsia="zh-CN"/>
         </w:rPr>
-        <w:t>本文完成了年产1000吨蓝莓酸奶生产车间的工艺设计、设备选型、物料衡算及成本核算。车间年工作300天，每天一班，班产3.5吨。每班消耗鲜牛乳2935kg、蓝莓果浆935kg、蔗糖280kg等原辅料，原辅料成本1</w:t>
-      </w:r>
-      <w:bookmarkStart w:id="110" w:name="_GoBack"/>
-      <w:bookmarkEnd w:id="110"/>
-      <w:r>
-        <w:rPr>
-          <w:rFonts w:hint="eastAsia"/>
-          <w:sz w:val="24"/>
-          <w:szCs w:val="24"/>
-          <w:lang w:val="en-US" w:eastAsia="zh-CN"/>
-        </w:rPr>
-        <w:t>9433元/班；年总成本1081.66万元，折合每瓶（250g）成本2.7元。产品出厂价定为4元/瓶，年利润520万元，投资回收期为两到三年。车间选址贵州麻江县，原料供应充足，工艺流程合理，环保措施完善，项目具备良好的经济效益和可行性。</w:t>
+        <w:t>本文完成了年产1000吨蓝莓酸奶生产车间的工艺设计、设备选型、物料衡算及成本核算。车间年工作300天，每天一班，班产3.5吨。车间设备投资为131.65万元，年总成本为1549.03万元，年产值为2000万元，年利润为440万元，投资回收期为3.52年。车间选址贵州麻江县，原料供应充足，工艺流程合理，环保措施完善，项目具备良好的经济效益和可行性。</w:t>
       </w:r>
     </w:p>
     <w:p>
@@ -35366,9 +35757,9 @@
           <w:lang w:val="en-US" w:eastAsia="zh-CN" w:bidi="ar-SA"/>
         </w:rPr>
       </w:pPr>
-      <w:bookmarkStart w:id="63" w:name="_Toc168404186"/>
-      <w:bookmarkStart w:id="64" w:name="_Toc30428"/>
-      <w:bookmarkStart w:id="65" w:name="_Toc8502"/>
+      <w:bookmarkStart w:id="63" w:name="_Toc30428"/>
+      <w:bookmarkStart w:id="64" w:name="_Toc8502"/>
+      <w:bookmarkStart w:id="65" w:name="_Toc168404186"/>
       <w:r>
         <w:rPr>
           <w:rFonts w:hint="eastAsia" w:ascii="黑体" w:hAnsi="Times New Roman" w:eastAsia="黑体" w:cs="微软雅黑"/>
@@ -35422,7 +35813,7 @@
         <w:widowControl w:val="0"/>
         <w:numPr>
           <w:ilvl w:val="0"/>
-          <w:numId w:val="2"/>
+          <w:numId w:val="3"/>
         </w:numPr>
         <w:kinsoku/>
         <w:wordWrap/>
@@ -35464,7 +35855,7 @@
         <w:widowControl w:val="0"/>
         <w:numPr>
           <w:ilvl w:val="0"/>
-          <w:numId w:val="2"/>
+          <w:numId w:val="3"/>
         </w:numPr>
         <w:kinsoku/>
         <w:wordWrap/>
@@ -35508,7 +35899,7 @@
         <w:widowControl w:val="0"/>
         <w:numPr>
           <w:ilvl w:val="0"/>
-          <w:numId w:val="2"/>
+          <w:numId w:val="3"/>
         </w:numPr>
         <w:kinsoku/>
         <w:wordWrap/>
@@ -35552,7 +35943,7 @@
         <w:widowControl w:val="0"/>
         <w:numPr>
           <w:ilvl w:val="0"/>
-          <w:numId w:val="2"/>
+          <w:numId w:val="3"/>
         </w:numPr>
         <w:kinsoku/>
         <w:wordWrap/>
@@ -35596,7 +35987,7 @@
         <w:widowControl w:val="0"/>
         <w:numPr>
           <w:ilvl w:val="0"/>
-          <w:numId w:val="2"/>
+          <w:numId w:val="3"/>
         </w:numPr>
         <w:kinsoku/>
         <w:wordWrap/>
@@ -35640,7 +36031,7 @@
         <w:widowControl w:val="0"/>
         <w:numPr>
           <w:ilvl w:val="0"/>
-          <w:numId w:val="2"/>
+          <w:numId w:val="3"/>
         </w:numPr>
         <w:kinsoku/>
         <w:wordWrap/>
@@ -35702,7 +36093,7 @@
         <w:widowControl w:val="0"/>
         <w:numPr>
           <w:ilvl w:val="0"/>
-          <w:numId w:val="2"/>
+          <w:numId w:val="3"/>
         </w:numPr>
         <w:kinsoku/>
         <w:wordWrap/>
@@ -35744,7 +36135,7 @@
         <w:widowControl w:val="0"/>
         <w:numPr>
           <w:ilvl w:val="0"/>
-          <w:numId w:val="2"/>
+          <w:numId w:val="3"/>
         </w:numPr>
         <w:kinsoku/>
         <w:wordWrap/>
@@ -35788,7 +36179,7 @@
         <w:widowControl w:val="0"/>
         <w:numPr>
           <w:ilvl w:val="0"/>
-          <w:numId w:val="2"/>
+          <w:numId w:val="3"/>
         </w:numPr>
         <w:kinsoku/>
         <w:wordWrap/>
@@ -35832,7 +36223,7 @@
         <w:widowControl w:val="0"/>
         <w:numPr>
           <w:ilvl w:val="0"/>
-          <w:numId w:val="2"/>
+          <w:numId w:val="3"/>
         </w:numPr>
         <w:kinsoku/>
         <w:wordWrap/>
@@ -35876,7 +36267,7 @@
         <w:widowControl w:val="0"/>
         <w:numPr>
           <w:ilvl w:val="0"/>
-          <w:numId w:val="2"/>
+          <w:numId w:val="3"/>
         </w:numPr>
         <w:kinsoku/>
         <w:wordWrap/>
@@ -35920,7 +36311,7 @@
         <w:widowControl w:val="0"/>
         <w:numPr>
           <w:ilvl w:val="0"/>
-          <w:numId w:val="2"/>
+          <w:numId w:val="3"/>
         </w:numPr>
         <w:kinsoku/>
         <w:wordWrap/>
@@ -35964,7 +36355,7 @@
         <w:widowControl w:val="0"/>
         <w:numPr>
           <w:ilvl w:val="0"/>
-          <w:numId w:val="2"/>
+          <w:numId w:val="3"/>
         </w:numPr>
         <w:kinsoku/>
         <w:wordWrap/>
@@ -36008,7 +36399,7 @@
         <w:widowControl w:val="0"/>
         <w:numPr>
           <w:ilvl w:val="0"/>
-          <w:numId w:val="2"/>
+          <w:numId w:val="3"/>
         </w:numPr>
         <w:kinsoku/>
         <w:wordWrap/>
@@ -36052,7 +36443,7 @@
         <w:widowControl w:val="0"/>
         <w:numPr>
           <w:ilvl w:val="0"/>
-          <w:numId w:val="2"/>
+          <w:numId w:val="3"/>
         </w:numPr>
         <w:kinsoku/>
         <w:wordWrap/>
@@ -36096,7 +36487,7 @@
         <w:widowControl w:val="0"/>
         <w:numPr>
           <w:ilvl w:val="0"/>
-          <w:numId w:val="2"/>
+          <w:numId w:val="3"/>
         </w:numPr>
         <w:kinsoku/>
         <w:wordWrap/>
@@ -36141,7 +36532,7 @@
         <w:widowControl w:val="0"/>
         <w:numPr>
           <w:ilvl w:val="0"/>
-          <w:numId w:val="2"/>
+          <w:numId w:val="3"/>
         </w:numPr>
         <w:kinsoku/>
         <w:wordWrap/>
@@ -36185,7 +36576,7 @@
         <w:widowControl w:val="0"/>
         <w:numPr>
           <w:ilvl w:val="0"/>
-          <w:numId w:val="2"/>
+          <w:numId w:val="3"/>
         </w:numPr>
         <w:kinsoku/>
         <w:wordWrap/>
@@ -36228,7 +36619,7 @@
         <w:widowControl w:val="0"/>
         <w:numPr>
           <w:ilvl w:val="0"/>
-          <w:numId w:val="2"/>
+          <w:numId w:val="3"/>
         </w:numPr>
         <w:kinsoku/>
         <w:wordWrap/>
@@ -36272,7 +36663,7 @@
         <w:widowControl w:val="0"/>
         <w:numPr>
           <w:ilvl w:val="0"/>
-          <w:numId w:val="2"/>
+          <w:numId w:val="3"/>
         </w:numPr>
         <w:kinsoku/>
         <w:wordWrap/>
@@ -36314,7 +36705,7 @@
         <w:widowControl w:val="0"/>
         <w:numPr>
           <w:ilvl w:val="0"/>
-          <w:numId w:val="2"/>
+          <w:numId w:val="3"/>
         </w:numPr>
         <w:kinsoku/>
         <w:wordWrap/>
@@ -36730,7 +37121,7 @@
             <w:bottom w:val="none" w:sz="0" w:space="0"/>
             <w:right w:val="none" w:sz="0" w:space="0"/>
           </w:pgBorders>
-          <w:pgNumType w:fmt="decimal" w:start="1"/>
+          <w:pgNumType w:fmt="decimal"/>
           <w:cols w:space="425" w:num="1"/>
           <w:docGrid w:type="lines" w:linePitch="312" w:charSpace="0"/>
         </w:sectPr>
@@ -36751,10 +37142,10 @@
           <wp:anchor distT="0" distB="0" distL="114300" distR="114300" simplePos="0" relativeHeight="251661312" behindDoc="0" locked="0" layoutInCell="1" allowOverlap="1">
             <wp:simplePos x="0" y="0"/>
             <wp:positionH relativeFrom="column">
-              <wp:posOffset>-360045</wp:posOffset>
+              <wp:posOffset>-269240</wp:posOffset>
             </wp:positionH>
             <wp:positionV relativeFrom="paragraph">
-              <wp:posOffset>503555</wp:posOffset>
+              <wp:posOffset>320675</wp:posOffset>
             </wp:positionV>
             <wp:extent cx="5578475" cy="7890510"/>
             <wp:effectExtent l="0" t="0" r="14605" b="3810"/>
@@ -36773,7 +37164,7 @@
                     </pic:cNvPicPr>
                   </pic:nvPicPr>
                   <pic:blipFill>
-                    <a:blip r:embed="rId11"/>
+                    <a:blip r:embed="rId19"/>
                     <a:stretch>
                       <a:fillRect/>
                     </a:stretch>
@@ -36859,6 +37250,8 @@
           <w:docGrid w:type="lines" w:linePitch="312" w:charSpace="0"/>
         </w:sectPr>
       </w:pPr>
+      <w:bookmarkStart w:id="110" w:name="_GoBack"/>
+      <w:bookmarkEnd w:id="110"/>
       <w:r>
         <w:rPr>
           <w:rFonts w:hint="eastAsia" w:ascii="黑体" w:hAnsi="黑体" w:eastAsia="黑体" w:cs="黑体"/>
@@ -36869,18 +37262,10 @@
           <w:lang w:val="en-US" w:eastAsia="zh-CN"/>
         </w:rPr>
         <w:drawing>
-          <wp:anchor distT="0" distB="0" distL="114300" distR="114300" simplePos="0" relativeHeight="251663360" behindDoc="0" locked="0" layoutInCell="1" allowOverlap="1">
-            <wp:simplePos x="0" y="0"/>
-            <wp:positionH relativeFrom="column">
-              <wp:posOffset>-268605</wp:posOffset>
-            </wp:positionH>
-            <wp:positionV relativeFrom="paragraph">
-              <wp:posOffset>320675</wp:posOffset>
-            </wp:positionV>
+          <wp:inline distT="0" distB="0" distL="114300" distR="114300">
             <wp:extent cx="5578475" cy="7890510"/>
             <wp:effectExtent l="0" t="0" r="14605" b="3810"/>
-            <wp:wrapNone/>
-            <wp:docPr id="6" name="图片 6" descr="车间平面布局 Model (1)"/>
+            <wp:docPr id="4" name="图片 4" descr="C:/Users/Texer/Desktop/毕设/CAD/车间平面布局 Model (1).png车间平面布局 Model (1)"/>
             <wp:cNvGraphicFramePr>
               <a:graphicFrameLocks xmlns:a="http://schemas.openxmlformats.org/drawingml/2006/main" noChangeAspect="1"/>
             </wp:cNvGraphicFramePr>
@@ -36888,19 +37273,20 @@
               <a:graphicData uri="http://schemas.openxmlformats.org/drawingml/2006/picture">
                 <pic:pic xmlns:pic="http://schemas.openxmlformats.org/drawingml/2006/picture">
                   <pic:nvPicPr>
-                    <pic:cNvPr id="6" name="图片 6" descr="车间平面布局 Model (1)"/>
+                    <pic:cNvPr id="4" name="图片 4" descr="C:/Users/Texer/Desktop/毕设/CAD/车间平面布局 Model (1).png车间平面布局 Model (1)"/>
                     <pic:cNvPicPr>
                       <a:picLocks noChangeAspect="1"/>
                     </pic:cNvPicPr>
                   </pic:nvPicPr>
                   <pic:blipFill>
-                    <a:blip r:embed="rId12"/>
+                    <a:blip r:embed="rId20"/>
+                    <a:srcRect t="6" b="6"/>
                     <a:stretch>
                       <a:fillRect/>
                     </a:stretch>
                   </pic:blipFill>
                   <pic:spPr>
-                    <a:xfrm rot="10800000">
+                    <a:xfrm>
                       <a:off x="0" y="0"/>
                       <a:ext cx="5578475" cy="7890510"/>
                     </a:xfrm>
@@ -36911,7 +37297,7 @@
                 </pic:pic>
               </a:graphicData>
             </a:graphic>
-          </wp:anchor>
+          </wp:inline>
         </w:drawing>
       </w:r>
     </w:p>
@@ -36952,18 +37338,10 @@
           <w:lang w:val="en-US" w:eastAsia="zh-CN"/>
         </w:rPr>
         <w:drawing>
-          <wp:anchor distT="0" distB="0" distL="114300" distR="114300" simplePos="0" relativeHeight="251662336" behindDoc="0" locked="0" layoutInCell="1" allowOverlap="1">
-            <wp:simplePos x="0" y="0"/>
-            <wp:positionH relativeFrom="column">
-              <wp:posOffset>-268605</wp:posOffset>
-            </wp:positionH>
-            <wp:positionV relativeFrom="paragraph">
-              <wp:posOffset>320675</wp:posOffset>
-            </wp:positionV>
+          <wp:inline distT="0" distB="0" distL="114300" distR="114300">
             <wp:extent cx="5578475" cy="7890510"/>
             <wp:effectExtent l="0" t="0" r="14605" b="3810"/>
-            <wp:wrapTopAndBottom/>
-            <wp:docPr id="7" name="图片 7" descr="C:/Users/Texer/Desktop/毕设/CAD/主要设备三视图 Model (1).png主要设备三视图 Model (1)"/>
+            <wp:docPr id="2" name="图片 2" descr="主要设备三视图 Model (1)"/>
             <wp:cNvGraphicFramePr>
               <a:graphicFrameLocks xmlns:a="http://schemas.openxmlformats.org/drawingml/2006/main" noChangeAspect="1"/>
             </wp:cNvGraphicFramePr>
@@ -36971,14 +37349,13 @@
               <a:graphicData uri="http://schemas.openxmlformats.org/drawingml/2006/picture">
                 <pic:pic xmlns:pic="http://schemas.openxmlformats.org/drawingml/2006/picture">
                   <pic:nvPicPr>
-                    <pic:cNvPr id="7" name="图片 7" descr="C:/Users/Texer/Desktop/毕设/CAD/主要设备三视图 Model (1).png主要设备三视图 Model (1)"/>
+                    <pic:cNvPr id="2" name="图片 2" descr="主要设备三视图 Model (1)"/>
                     <pic:cNvPicPr>
                       <a:picLocks noChangeAspect="1"/>
                     </pic:cNvPicPr>
                   </pic:nvPicPr>
                   <pic:blipFill>
-                    <a:blip r:embed="rId13"/>
-                    <a:srcRect t="6" b="6"/>
+                    <a:blip r:embed="rId21"/>
                     <a:stretch>
                       <a:fillRect/>
                     </a:stretch>
@@ -36995,7 +37372,7 @@
                 </pic:pic>
               </a:graphicData>
             </a:graphic>
-          </wp:anchor>
+          </wp:inline>
         </w:drawing>
       </w:r>
     </w:p>
@@ -37189,6 +37566,18 @@
 <file path=word/numbering.xml><?xml version="1.0" encoding="utf-8"?>
 <w:numbering xmlns:wpc="http://schemas.microsoft.com/office/word/2010/wordprocessingCanvas" xmlns:mc="http://schemas.openxmlformats.org/markup-compatibility/2006" xmlns:o="urn:schemas-microsoft-com:office:office" xmlns:r="http://schemas.openxmlformats.org/officeDocument/2006/relationships" xmlns:m="http://schemas.openxmlformats.org/officeDocument/2006/math" xmlns:v="urn:schemas-microsoft-com:vml" xmlns:wp14="http://schemas.microsoft.com/office/word/2010/wordprocessingDrawing" xmlns:wp="http://schemas.openxmlformats.org/drawingml/2006/wordprocessingDrawing" xmlns:w10="urn:schemas-microsoft-com:office:word" xmlns:w="http://schemas.openxmlformats.org/wordprocessingml/2006/main" xmlns:w14="http://schemas.microsoft.com/office/word/2010/wordml" xmlns:wpg="http://schemas.microsoft.com/office/word/2010/wordprocessingGroup" xmlns:wpi="http://schemas.microsoft.com/office/word/2010/wordprocessingInk" xmlns:wne="http://schemas.microsoft.com/office/word/2006/wordml" xmlns:wps="http://schemas.microsoft.com/office/word/2010/wordprocessingShape" xmlns:wpsCustomData="http://www.wps.cn/officeDocument/2013/wpsCustomData" mc:Ignorable="w14 wp14">
   <w:abstractNum w:abstractNumId="0">
+    <w:nsid w:val="8DF97766"/>
+    <w:multiLevelType w:val="singleLevel"/>
+    <w:tmpl w:val="8DF97766"/>
+    <w:lvl w:ilvl="0" w:tentative="0">
+      <w:start w:val="2"/>
+      <w:numFmt w:val="decimal"/>
+      <w:suff w:val="nothing"/>
+      <w:lvlText w:val="（%1）"/>
+      <w:lvlJc w:val="left"/>
+    </w:lvl>
+  </w:abstractNum>
+  <w:abstractNum w:abstractNumId="1">
     <w:nsid w:val="DDA1725E"/>
     <w:multiLevelType w:val="multilevel"/>
     <w:tmpl w:val="DDA1725E"/>
@@ -37312,7 +37701,7 @@
       </w:rPr>
     </w:lvl>
   </w:abstractNum>
-  <w:abstractNum w:abstractNumId="1">
+  <w:abstractNum w:abstractNumId="2">
     <w:nsid w:val="E70EE51E"/>
     <w:multiLevelType w:val="singleLevel"/>
     <w:tmpl w:val="E70EE51E"/>
@@ -37333,10 +37722,13 @@
     </w:lvl>
   </w:abstractNum>
   <w:num w:numId="1">
+    <w:abstractNumId w:val="1"/>
+  </w:num>
+  <w:num w:numId="2">
     <w:abstractNumId w:val="0"/>
   </w:num>
-  <w:num w:numId="2">
-    <w:abstractNumId w:val="1"/>
+  <w:num w:numId="3">
+    <w:abstractNumId w:val="2"/>
   </w:num>
 </w:numbering>
 </file>

--- a/2209014301_王华杰_年产1000吨蓝莓酸奶车间设计.docx
+++ b/2209014301_王华杰_年产1000吨蓝莓酸奶车间设计.docx
@@ -1629,24 +1629,26 @@
             <w:rPr>
               <w:rFonts w:ascii="Times New Roman" w:hAnsi="Times New Roman" w:eastAsia="仿宋" w:cs="Times New Roman"/>
               <w:sz w:val="24"/>
-              <w:szCs w:val="24"/>
             </w:rPr>
           </w:pPr>
           <w:r>
             <w:rPr>
               <w:rFonts w:hint="default" w:ascii="Times New Roman" w:hAnsi="Times New Roman" w:eastAsia="仿宋" w:cs="Times New Roman"/>
+              <w:sz w:val="24"/>
             </w:rPr>
             <w:fldChar w:fldCharType="begin"/>
           </w:r>
           <w:r>
             <w:rPr>
               <w:rFonts w:hint="default" w:ascii="Times New Roman" w:hAnsi="Times New Roman" w:eastAsia="仿宋" w:cs="Times New Roman"/>
+              <w:sz w:val="24"/>
             </w:rPr>
             <w:instrText xml:space="preserve">TOC \o "1-2" \h \u </w:instrText>
           </w:r>
           <w:r>
             <w:rPr>
               <w:rFonts w:hint="default" w:ascii="Times New Roman" w:hAnsi="Times New Roman" w:eastAsia="仿宋" w:cs="Times New Roman"/>
+              <w:sz w:val="24"/>
             </w:rPr>
             <w:fldChar w:fldCharType="separate"/>
           </w:r>
@@ -1654,7 +1656,6 @@
             <w:rPr>
               <w:rFonts w:hint="default" w:ascii="Times New Roman" w:hAnsi="Times New Roman" w:eastAsia="仿宋" w:cs="Times New Roman"/>
               <w:sz w:val="24"/>
-              <w:szCs w:val="24"/>
             </w:rPr>
             <w:fldChar w:fldCharType="begin"/>
           </w:r>
@@ -1662,15 +1663,13 @@
             <w:rPr>
               <w:rFonts w:hint="default" w:ascii="Times New Roman" w:hAnsi="Times New Roman" w:eastAsia="仿宋" w:cs="Times New Roman"/>
               <w:sz w:val="24"/>
-              <w:szCs w:val="24"/>
             </w:rPr>
-            <w:instrText xml:space="preserve"> HYPERLINK \l _Toc28591 </w:instrText>
+            <w:instrText xml:space="preserve"> HYPERLINK \l _Toc7053 </w:instrText>
           </w:r>
           <w:r>
             <w:rPr>
               <w:rFonts w:hint="default" w:ascii="Times New Roman" w:hAnsi="Times New Roman" w:eastAsia="仿宋" w:cs="Times New Roman"/>
               <w:sz w:val="24"/>
-              <w:szCs w:val="24"/>
             </w:rPr>
             <w:fldChar w:fldCharType="separate"/>
           </w:r>
@@ -1688,7 +1687,6 @@
             <w:rPr>
               <w:rFonts w:ascii="Times New Roman" w:hAnsi="Times New Roman" w:eastAsia="仿宋" w:cs="Times New Roman"/>
               <w:sz w:val="24"/>
-              <w:szCs w:val="24"/>
             </w:rPr>
             <w:tab/>
           </w:r>
@@ -1696,7 +1694,6 @@
             <w:rPr>
               <w:rFonts w:ascii="Times New Roman" w:hAnsi="Times New Roman" w:eastAsia="仿宋" w:cs="Times New Roman"/>
               <w:sz w:val="24"/>
-              <w:szCs w:val="24"/>
             </w:rPr>
             <w:fldChar w:fldCharType="begin"/>
           </w:r>
@@ -1704,15 +1701,13 @@
             <w:rPr>
               <w:rFonts w:ascii="Times New Roman" w:hAnsi="Times New Roman" w:eastAsia="仿宋" w:cs="Times New Roman"/>
               <w:sz w:val="24"/>
-              <w:szCs w:val="24"/>
             </w:rPr>
-            <w:instrText xml:space="preserve"> PAGEREF _Toc28591 \h </w:instrText>
+            <w:instrText xml:space="preserve"> PAGEREF _Toc7053 \h </w:instrText>
           </w:r>
           <w:r>
             <w:rPr>
               <w:rFonts w:ascii="Times New Roman" w:hAnsi="Times New Roman" w:eastAsia="仿宋" w:cs="Times New Roman"/>
               <w:sz w:val="24"/>
-              <w:szCs w:val="24"/>
             </w:rPr>
             <w:fldChar w:fldCharType="separate"/>
           </w:r>
@@ -1720,15 +1715,13 @@
             <w:rPr>
               <w:rFonts w:ascii="Times New Roman" w:hAnsi="Times New Roman" w:eastAsia="仿宋" w:cs="Times New Roman"/>
               <w:sz w:val="24"/>
-              <w:szCs w:val="24"/>
             </w:rPr>
-            <w:t>1</w:t>
+            <w:t>6</w:t>
           </w:r>
           <w:r>
             <w:rPr>
               <w:rFonts w:ascii="Times New Roman" w:hAnsi="Times New Roman" w:eastAsia="仿宋" w:cs="Times New Roman"/>
               <w:sz w:val="24"/>
-              <w:szCs w:val="24"/>
             </w:rPr>
             <w:fldChar w:fldCharType="end"/>
           </w:r>
@@ -1736,7 +1729,6 @@
             <w:rPr>
               <w:rFonts w:hint="default" w:ascii="Times New Roman" w:hAnsi="Times New Roman" w:eastAsia="仿宋" w:cs="Times New Roman"/>
               <w:sz w:val="24"/>
-              <w:szCs w:val="24"/>
             </w:rPr>
             <w:fldChar w:fldCharType="end"/>
           </w:r>
@@ -1751,14 +1743,12 @@
             <w:rPr>
               <w:rFonts w:ascii="Times New Roman" w:hAnsi="Times New Roman" w:eastAsia="仿宋" w:cs="Times New Roman"/>
               <w:sz w:val="24"/>
-              <w:szCs w:val="24"/>
             </w:rPr>
           </w:pPr>
           <w:r>
             <w:rPr>
               <w:rFonts w:hint="default" w:ascii="Times New Roman" w:hAnsi="Times New Roman" w:eastAsia="仿宋" w:cs="Times New Roman"/>
               <w:sz w:val="24"/>
-              <w:szCs w:val="24"/>
             </w:rPr>
             <w:fldChar w:fldCharType="begin"/>
           </w:r>
@@ -1766,15 +1756,13 @@
             <w:rPr>
               <w:rFonts w:hint="default" w:ascii="Times New Roman" w:hAnsi="Times New Roman" w:eastAsia="仿宋" w:cs="Times New Roman"/>
               <w:sz w:val="24"/>
-              <w:szCs w:val="24"/>
             </w:rPr>
-            <w:instrText xml:space="preserve"> HYPERLINK \l _Toc9772 </w:instrText>
+            <w:instrText xml:space="preserve"> HYPERLINK \l _Toc7226 </w:instrText>
           </w:r>
           <w:r>
             <w:rPr>
               <w:rFonts w:hint="default" w:ascii="Times New Roman" w:hAnsi="Times New Roman" w:eastAsia="仿宋" w:cs="Times New Roman"/>
               <w:sz w:val="24"/>
-              <w:szCs w:val="24"/>
             </w:rPr>
             <w:fldChar w:fldCharType="separate"/>
           </w:r>
@@ -1801,7 +1789,6 @@
             <w:rPr>
               <w:rFonts w:ascii="Times New Roman" w:hAnsi="Times New Roman" w:eastAsia="仿宋" w:cs="Times New Roman"/>
               <w:sz w:val="24"/>
-              <w:szCs w:val="24"/>
             </w:rPr>
             <w:tab/>
           </w:r>
@@ -1809,7 +1796,6 @@
             <w:rPr>
               <w:rFonts w:ascii="Times New Roman" w:hAnsi="Times New Roman" w:eastAsia="仿宋" w:cs="Times New Roman"/>
               <w:sz w:val="24"/>
-              <w:szCs w:val="24"/>
             </w:rPr>
             <w:fldChar w:fldCharType="begin"/>
           </w:r>
@@ -1817,15 +1803,13 @@
             <w:rPr>
               <w:rFonts w:ascii="Times New Roman" w:hAnsi="Times New Roman" w:eastAsia="仿宋" w:cs="Times New Roman"/>
               <w:sz w:val="24"/>
-              <w:szCs w:val="24"/>
             </w:rPr>
-            <w:instrText xml:space="preserve"> PAGEREF _Toc9772 \h </w:instrText>
+            <w:instrText xml:space="preserve"> PAGEREF _Toc7226 \h </w:instrText>
           </w:r>
           <w:r>
             <w:rPr>
               <w:rFonts w:ascii="Times New Roman" w:hAnsi="Times New Roman" w:eastAsia="仿宋" w:cs="Times New Roman"/>
               <w:sz w:val="24"/>
-              <w:szCs w:val="24"/>
             </w:rPr>
             <w:fldChar w:fldCharType="separate"/>
           </w:r>
@@ -1833,15 +1817,13 @@
             <w:rPr>
               <w:rFonts w:ascii="Times New Roman" w:hAnsi="Times New Roman" w:eastAsia="仿宋" w:cs="Times New Roman"/>
               <w:sz w:val="24"/>
-              <w:szCs w:val="24"/>
             </w:rPr>
-            <w:t>1</w:t>
+            <w:t>6</w:t>
           </w:r>
           <w:r>
             <w:rPr>
               <w:rFonts w:ascii="Times New Roman" w:hAnsi="Times New Roman" w:eastAsia="仿宋" w:cs="Times New Roman"/>
               <w:sz w:val="24"/>
-              <w:szCs w:val="24"/>
             </w:rPr>
             <w:fldChar w:fldCharType="end"/>
           </w:r>
@@ -1849,7 +1831,6 @@
             <w:rPr>
               <w:rFonts w:hint="default" w:ascii="Times New Roman" w:hAnsi="Times New Roman" w:eastAsia="仿宋" w:cs="Times New Roman"/>
               <w:sz w:val="24"/>
-              <w:szCs w:val="24"/>
             </w:rPr>
             <w:fldChar w:fldCharType="end"/>
           </w:r>
@@ -1864,14 +1845,12 @@
             <w:rPr>
               <w:rFonts w:ascii="Times New Roman" w:hAnsi="Times New Roman" w:eastAsia="仿宋" w:cs="Times New Roman"/>
               <w:sz w:val="24"/>
-              <w:szCs w:val="24"/>
             </w:rPr>
           </w:pPr>
           <w:r>
             <w:rPr>
               <w:rFonts w:hint="default" w:ascii="Times New Roman" w:hAnsi="Times New Roman" w:eastAsia="仿宋" w:cs="Times New Roman"/>
               <w:sz w:val="24"/>
-              <w:szCs w:val="24"/>
             </w:rPr>
             <w:fldChar w:fldCharType="begin"/>
           </w:r>
@@ -1879,15 +1858,13 @@
             <w:rPr>
               <w:rFonts w:hint="default" w:ascii="Times New Roman" w:hAnsi="Times New Roman" w:eastAsia="仿宋" w:cs="Times New Roman"/>
               <w:sz w:val="24"/>
-              <w:szCs w:val="24"/>
             </w:rPr>
-            <w:instrText xml:space="preserve"> HYPERLINK \l _Toc13403 </w:instrText>
+            <w:instrText xml:space="preserve"> HYPERLINK \l _Toc16726 </w:instrText>
           </w:r>
           <w:r>
             <w:rPr>
               <w:rFonts w:hint="default" w:ascii="Times New Roman" w:hAnsi="Times New Roman" w:eastAsia="仿宋" w:cs="Times New Roman"/>
               <w:sz w:val="24"/>
-              <w:szCs w:val="24"/>
             </w:rPr>
             <w:fldChar w:fldCharType="separate"/>
           </w:r>
@@ -1915,7 +1892,6 @@
             <w:rPr>
               <w:rFonts w:ascii="Times New Roman" w:hAnsi="Times New Roman" w:eastAsia="仿宋" w:cs="Times New Roman"/>
               <w:sz w:val="24"/>
-              <w:szCs w:val="24"/>
             </w:rPr>
             <w:tab/>
           </w:r>
@@ -1923,7 +1899,6 @@
             <w:rPr>
               <w:rFonts w:ascii="Times New Roman" w:hAnsi="Times New Roman" w:eastAsia="仿宋" w:cs="Times New Roman"/>
               <w:sz w:val="24"/>
-              <w:szCs w:val="24"/>
             </w:rPr>
             <w:fldChar w:fldCharType="begin"/>
           </w:r>
@@ -1931,15 +1906,13 @@
             <w:rPr>
               <w:rFonts w:ascii="Times New Roman" w:hAnsi="Times New Roman" w:eastAsia="仿宋" w:cs="Times New Roman"/>
               <w:sz w:val="24"/>
-              <w:szCs w:val="24"/>
             </w:rPr>
-            <w:instrText xml:space="preserve"> PAGEREF _Toc13403 \h </w:instrText>
+            <w:instrText xml:space="preserve"> PAGEREF _Toc16726 \h </w:instrText>
           </w:r>
           <w:r>
             <w:rPr>
               <w:rFonts w:ascii="Times New Roman" w:hAnsi="Times New Roman" w:eastAsia="仿宋" w:cs="Times New Roman"/>
               <w:sz w:val="24"/>
-              <w:szCs w:val="24"/>
             </w:rPr>
             <w:fldChar w:fldCharType="separate"/>
           </w:r>
@@ -1947,15 +1920,13 @@
             <w:rPr>
               <w:rFonts w:ascii="Times New Roman" w:hAnsi="Times New Roman" w:eastAsia="仿宋" w:cs="Times New Roman"/>
               <w:sz w:val="24"/>
-              <w:szCs w:val="24"/>
             </w:rPr>
-            <w:t>2</w:t>
+            <w:t>7</w:t>
           </w:r>
           <w:r>
             <w:rPr>
               <w:rFonts w:ascii="Times New Roman" w:hAnsi="Times New Roman" w:eastAsia="仿宋" w:cs="Times New Roman"/>
               <w:sz w:val="24"/>
-              <w:szCs w:val="24"/>
             </w:rPr>
             <w:fldChar w:fldCharType="end"/>
           </w:r>
@@ -1963,7 +1934,6 @@
             <w:rPr>
               <w:rFonts w:hint="default" w:ascii="Times New Roman" w:hAnsi="Times New Roman" w:eastAsia="仿宋" w:cs="Times New Roman"/>
               <w:sz w:val="24"/>
-              <w:szCs w:val="24"/>
             </w:rPr>
             <w:fldChar w:fldCharType="end"/>
           </w:r>
@@ -1977,14 +1947,12 @@
             <w:rPr>
               <w:rFonts w:ascii="Times New Roman" w:hAnsi="Times New Roman" w:eastAsia="仿宋" w:cs="Times New Roman"/>
               <w:sz w:val="24"/>
-              <w:szCs w:val="24"/>
             </w:rPr>
           </w:pPr>
           <w:r>
             <w:rPr>
               <w:rFonts w:hint="default" w:ascii="Times New Roman" w:hAnsi="Times New Roman" w:eastAsia="仿宋" w:cs="Times New Roman"/>
               <w:sz w:val="24"/>
-              <w:szCs w:val="24"/>
             </w:rPr>
             <w:fldChar w:fldCharType="begin"/>
           </w:r>
@@ -1992,15 +1960,13 @@
             <w:rPr>
               <w:rFonts w:hint="default" w:ascii="Times New Roman" w:hAnsi="Times New Roman" w:eastAsia="仿宋" w:cs="Times New Roman"/>
               <w:sz w:val="24"/>
-              <w:szCs w:val="24"/>
             </w:rPr>
-            <w:instrText xml:space="preserve"> HYPERLINK \l _Toc16653 </w:instrText>
+            <w:instrText xml:space="preserve"> HYPERLINK \l _Toc14410 </w:instrText>
           </w:r>
           <w:r>
             <w:rPr>
               <w:rFonts w:hint="default" w:ascii="Times New Roman" w:hAnsi="Times New Roman" w:eastAsia="仿宋" w:cs="Times New Roman"/>
               <w:sz w:val="24"/>
-              <w:szCs w:val="24"/>
             </w:rPr>
             <w:fldChar w:fldCharType="separate"/>
           </w:r>
@@ -2009,7 +1975,7 @@
               <w:rFonts w:hint="eastAsia" w:ascii="Times New Roman" w:hAnsi="Times New Roman" w:eastAsia="仿宋" w:cs="Times New Roman"/>
               <w:bCs/>
               <w:sz w:val="24"/>
-              <w:szCs w:val="24"/>
+              <w:szCs w:val="11"/>
               <w:lang w:val="en-US" w:eastAsia="zh-CN"/>
             </w:rPr>
             <w:t>2 工艺设计</w:t>
@@ -2018,7 +1984,6 @@
             <w:rPr>
               <w:rFonts w:ascii="Times New Roman" w:hAnsi="Times New Roman" w:eastAsia="仿宋" w:cs="Times New Roman"/>
               <w:sz w:val="24"/>
-              <w:szCs w:val="24"/>
             </w:rPr>
             <w:tab/>
           </w:r>
@@ -2026,7 +1991,6 @@
             <w:rPr>
               <w:rFonts w:ascii="Times New Roman" w:hAnsi="Times New Roman" w:eastAsia="仿宋" w:cs="Times New Roman"/>
               <w:sz w:val="24"/>
-              <w:szCs w:val="24"/>
             </w:rPr>
             <w:fldChar w:fldCharType="begin"/>
           </w:r>
@@ -2034,15 +1998,13 @@
             <w:rPr>
               <w:rFonts w:ascii="Times New Roman" w:hAnsi="Times New Roman" w:eastAsia="仿宋" w:cs="Times New Roman"/>
               <w:sz w:val="24"/>
-              <w:szCs w:val="24"/>
             </w:rPr>
-            <w:instrText xml:space="preserve"> PAGEREF _Toc16653 \h </w:instrText>
+            <w:instrText xml:space="preserve"> PAGEREF _Toc14410 \h </w:instrText>
           </w:r>
           <w:r>
             <w:rPr>
               <w:rFonts w:ascii="Times New Roman" w:hAnsi="Times New Roman" w:eastAsia="仿宋" w:cs="Times New Roman"/>
               <w:sz w:val="24"/>
-              <w:szCs w:val="24"/>
             </w:rPr>
             <w:fldChar w:fldCharType="separate"/>
           </w:r>
@@ -2050,15 +2012,13 @@
             <w:rPr>
               <w:rFonts w:ascii="Times New Roman" w:hAnsi="Times New Roman" w:eastAsia="仿宋" w:cs="Times New Roman"/>
               <w:sz w:val="24"/>
-              <w:szCs w:val="24"/>
             </w:rPr>
-            <w:t>2</w:t>
+            <w:t>7</w:t>
           </w:r>
           <w:r>
             <w:rPr>
               <w:rFonts w:ascii="Times New Roman" w:hAnsi="Times New Roman" w:eastAsia="仿宋" w:cs="Times New Roman"/>
               <w:sz w:val="24"/>
-              <w:szCs w:val="24"/>
             </w:rPr>
             <w:fldChar w:fldCharType="end"/>
           </w:r>
@@ -2066,7 +2026,6 @@
             <w:rPr>
               <w:rFonts w:hint="default" w:ascii="Times New Roman" w:hAnsi="Times New Roman" w:eastAsia="仿宋" w:cs="Times New Roman"/>
               <w:sz w:val="24"/>
-              <w:szCs w:val="24"/>
             </w:rPr>
             <w:fldChar w:fldCharType="end"/>
           </w:r>
@@ -2081,14 +2040,12 @@
             <w:rPr>
               <w:rFonts w:ascii="Times New Roman" w:hAnsi="Times New Roman" w:eastAsia="仿宋" w:cs="Times New Roman"/>
               <w:sz w:val="24"/>
-              <w:szCs w:val="24"/>
             </w:rPr>
           </w:pPr>
           <w:r>
             <w:rPr>
               <w:rFonts w:hint="default" w:ascii="Times New Roman" w:hAnsi="Times New Roman" w:eastAsia="仿宋" w:cs="Times New Roman"/>
               <w:sz w:val="24"/>
-              <w:szCs w:val="24"/>
             </w:rPr>
             <w:fldChar w:fldCharType="begin"/>
           </w:r>
@@ -2096,22 +2053,20 @@
             <w:rPr>
               <w:rFonts w:hint="default" w:ascii="Times New Roman" w:hAnsi="Times New Roman" w:eastAsia="仿宋" w:cs="Times New Roman"/>
               <w:sz w:val="24"/>
-              <w:szCs w:val="24"/>
             </w:rPr>
-            <w:instrText xml:space="preserve"> HYPERLINK \l _Toc20646 </w:instrText>
+            <w:instrText xml:space="preserve"> HYPERLINK \l _Toc19850 </w:instrText>
           </w:r>
           <w:r>
             <w:rPr>
               <w:rFonts w:hint="default" w:ascii="Times New Roman" w:hAnsi="Times New Roman" w:eastAsia="仿宋" w:cs="Times New Roman"/>
               <w:sz w:val="24"/>
-              <w:szCs w:val="24"/>
             </w:rPr>
             <w:fldChar w:fldCharType="separate"/>
           </w:r>
           <w:r>
             <w:rPr>
               <w:rFonts w:hint="eastAsia" w:ascii="Times New Roman" w:hAnsi="Times New Roman" w:eastAsia="仿宋" w:cs="Times New Roman"/>
-              <w:bCs/>
+              <w:bCs w:val="0"/>
               <w:sz w:val="24"/>
               <w:szCs w:val="24"/>
               <w:lang w:val="en-US" w:eastAsia="zh-CN"/>
@@ -2122,7 +2077,6 @@
             <w:rPr>
               <w:rFonts w:ascii="Times New Roman" w:hAnsi="Times New Roman" w:eastAsia="仿宋" w:cs="Times New Roman"/>
               <w:sz w:val="24"/>
-              <w:szCs w:val="24"/>
             </w:rPr>
             <w:tab/>
           </w:r>
@@ -2130,7 +2084,6 @@
             <w:rPr>
               <w:rFonts w:ascii="Times New Roman" w:hAnsi="Times New Roman" w:eastAsia="仿宋" w:cs="Times New Roman"/>
               <w:sz w:val="24"/>
-              <w:szCs w:val="24"/>
             </w:rPr>
             <w:fldChar w:fldCharType="begin"/>
           </w:r>
@@ -2138,15 +2091,13 @@
             <w:rPr>
               <w:rFonts w:ascii="Times New Roman" w:hAnsi="Times New Roman" w:eastAsia="仿宋" w:cs="Times New Roman"/>
               <w:sz w:val="24"/>
-              <w:szCs w:val="24"/>
             </w:rPr>
-            <w:instrText xml:space="preserve"> PAGEREF _Toc20646 \h </w:instrText>
+            <w:instrText xml:space="preserve"> PAGEREF _Toc19850 \h </w:instrText>
           </w:r>
           <w:r>
             <w:rPr>
               <w:rFonts w:ascii="Times New Roman" w:hAnsi="Times New Roman" w:eastAsia="仿宋" w:cs="Times New Roman"/>
               <w:sz w:val="24"/>
-              <w:szCs w:val="24"/>
             </w:rPr>
             <w:fldChar w:fldCharType="separate"/>
           </w:r>
@@ -2154,15 +2105,13 @@
             <w:rPr>
               <w:rFonts w:ascii="Times New Roman" w:hAnsi="Times New Roman" w:eastAsia="仿宋" w:cs="Times New Roman"/>
               <w:sz w:val="24"/>
-              <w:szCs w:val="24"/>
             </w:rPr>
-            <w:t>2</w:t>
+            <w:t>7</w:t>
           </w:r>
           <w:r>
             <w:rPr>
               <w:rFonts w:ascii="Times New Roman" w:hAnsi="Times New Roman" w:eastAsia="仿宋" w:cs="Times New Roman"/>
               <w:sz w:val="24"/>
-              <w:szCs w:val="24"/>
             </w:rPr>
             <w:fldChar w:fldCharType="end"/>
           </w:r>
@@ -2170,7 +2119,6 @@
             <w:rPr>
               <w:rFonts w:hint="default" w:ascii="Times New Roman" w:hAnsi="Times New Roman" w:eastAsia="仿宋" w:cs="Times New Roman"/>
               <w:sz w:val="24"/>
-              <w:szCs w:val="24"/>
             </w:rPr>
             <w:fldChar w:fldCharType="end"/>
           </w:r>
@@ -2185,14 +2133,12 @@
             <w:rPr>
               <w:rFonts w:ascii="Times New Roman" w:hAnsi="Times New Roman" w:eastAsia="仿宋" w:cs="Times New Roman"/>
               <w:sz w:val="24"/>
-              <w:szCs w:val="24"/>
             </w:rPr>
           </w:pPr>
           <w:r>
             <w:rPr>
               <w:rFonts w:hint="default" w:ascii="Times New Roman" w:hAnsi="Times New Roman" w:eastAsia="仿宋" w:cs="Times New Roman"/>
               <w:sz w:val="24"/>
-              <w:szCs w:val="24"/>
             </w:rPr>
             <w:fldChar w:fldCharType="begin"/>
           </w:r>
@@ -2200,22 +2146,20 @@
             <w:rPr>
               <w:rFonts w:hint="default" w:ascii="Times New Roman" w:hAnsi="Times New Roman" w:eastAsia="仿宋" w:cs="Times New Roman"/>
               <w:sz w:val="24"/>
-              <w:szCs w:val="24"/>
             </w:rPr>
-            <w:instrText xml:space="preserve"> HYPERLINK \l _Toc11902 </w:instrText>
+            <w:instrText xml:space="preserve"> HYPERLINK \l _Toc22690 </w:instrText>
           </w:r>
           <w:r>
             <w:rPr>
               <w:rFonts w:hint="default" w:ascii="Times New Roman" w:hAnsi="Times New Roman" w:eastAsia="仿宋" w:cs="Times New Roman"/>
               <w:sz w:val="24"/>
-              <w:szCs w:val="24"/>
             </w:rPr>
             <w:fldChar w:fldCharType="separate"/>
           </w:r>
           <w:r>
             <w:rPr>
               <w:rFonts w:hint="eastAsia" w:ascii="Times New Roman" w:hAnsi="Times New Roman" w:eastAsia="仿宋" w:cs="Times New Roman"/>
-              <w:bCs/>
+              <w:bCs w:val="0"/>
               <w:sz w:val="24"/>
               <w:szCs w:val="24"/>
               <w:lang w:val="en-US" w:eastAsia="zh-CN"/>
@@ -2226,7 +2170,6 @@
             <w:rPr>
               <w:rFonts w:ascii="Times New Roman" w:hAnsi="Times New Roman" w:eastAsia="仿宋" w:cs="Times New Roman"/>
               <w:sz w:val="24"/>
-              <w:szCs w:val="24"/>
             </w:rPr>
             <w:tab/>
           </w:r>
@@ -2234,7 +2177,6 @@
             <w:rPr>
               <w:rFonts w:ascii="Times New Roman" w:hAnsi="Times New Roman" w:eastAsia="仿宋" w:cs="Times New Roman"/>
               <w:sz w:val="24"/>
-              <w:szCs w:val="24"/>
             </w:rPr>
             <w:fldChar w:fldCharType="begin"/>
           </w:r>
@@ -2242,15 +2184,13 @@
             <w:rPr>
               <w:rFonts w:ascii="Times New Roman" w:hAnsi="Times New Roman" w:eastAsia="仿宋" w:cs="Times New Roman"/>
               <w:sz w:val="24"/>
-              <w:szCs w:val="24"/>
             </w:rPr>
-            <w:instrText xml:space="preserve"> PAGEREF _Toc11902 \h </w:instrText>
+            <w:instrText xml:space="preserve"> PAGEREF _Toc22690 \h </w:instrText>
           </w:r>
           <w:r>
             <w:rPr>
               <w:rFonts w:ascii="Times New Roman" w:hAnsi="Times New Roman" w:eastAsia="仿宋" w:cs="Times New Roman"/>
               <w:sz w:val="24"/>
-              <w:szCs w:val="24"/>
             </w:rPr>
             <w:fldChar w:fldCharType="separate"/>
           </w:r>
@@ -2258,15 +2198,13 @@
             <w:rPr>
               <w:rFonts w:ascii="Times New Roman" w:hAnsi="Times New Roman" w:eastAsia="仿宋" w:cs="Times New Roman"/>
               <w:sz w:val="24"/>
-              <w:szCs w:val="24"/>
             </w:rPr>
-            <w:t>3</w:t>
+            <w:t>8</w:t>
           </w:r>
           <w:r>
             <w:rPr>
               <w:rFonts w:ascii="Times New Roman" w:hAnsi="Times New Roman" w:eastAsia="仿宋" w:cs="Times New Roman"/>
               <w:sz w:val="24"/>
-              <w:szCs w:val="24"/>
             </w:rPr>
             <w:fldChar w:fldCharType="end"/>
           </w:r>
@@ -2274,7 +2212,6 @@
             <w:rPr>
               <w:rFonts w:hint="default" w:ascii="Times New Roman" w:hAnsi="Times New Roman" w:eastAsia="仿宋" w:cs="Times New Roman"/>
               <w:sz w:val="24"/>
-              <w:szCs w:val="24"/>
             </w:rPr>
             <w:fldChar w:fldCharType="end"/>
           </w:r>
@@ -2289,14 +2226,12 @@
             <w:rPr>
               <w:rFonts w:ascii="Times New Roman" w:hAnsi="Times New Roman" w:eastAsia="仿宋" w:cs="Times New Roman"/>
               <w:sz w:val="24"/>
-              <w:szCs w:val="24"/>
             </w:rPr>
           </w:pPr>
           <w:r>
             <w:rPr>
               <w:rFonts w:hint="default" w:ascii="Times New Roman" w:hAnsi="Times New Roman" w:eastAsia="仿宋" w:cs="Times New Roman"/>
               <w:sz w:val="24"/>
-              <w:szCs w:val="24"/>
             </w:rPr>
             <w:fldChar w:fldCharType="begin"/>
           </w:r>
@@ -2304,15 +2239,13 @@
             <w:rPr>
               <w:rFonts w:hint="default" w:ascii="Times New Roman" w:hAnsi="Times New Roman" w:eastAsia="仿宋" w:cs="Times New Roman"/>
               <w:sz w:val="24"/>
-              <w:szCs w:val="24"/>
             </w:rPr>
-            <w:instrText xml:space="preserve"> HYPERLINK \l _Toc9731 </w:instrText>
+            <w:instrText xml:space="preserve"> HYPERLINK \l _Toc27452 </w:instrText>
           </w:r>
           <w:r>
             <w:rPr>
               <w:rFonts w:hint="default" w:ascii="Times New Roman" w:hAnsi="Times New Roman" w:eastAsia="仿宋" w:cs="Times New Roman"/>
               <w:sz w:val="24"/>
-              <w:szCs w:val="24"/>
             </w:rPr>
             <w:fldChar w:fldCharType="separate"/>
           </w:r>
@@ -2321,7 +2254,7 @@
               <w:rFonts w:hint="eastAsia" w:ascii="Times New Roman" w:hAnsi="Times New Roman" w:eastAsia="仿宋" w:cs="Times New Roman"/>
               <w:bCs/>
               <w:sz w:val="24"/>
-              <w:szCs w:val="24"/>
+              <w:szCs w:val="16"/>
               <w:lang w:val="en-US" w:eastAsia="zh-CN"/>
             </w:rPr>
             <w:t>2.3 工艺流程</w:t>
@@ -2330,7 +2263,6 @@
             <w:rPr>
               <w:rFonts w:ascii="Times New Roman" w:hAnsi="Times New Roman" w:eastAsia="仿宋" w:cs="Times New Roman"/>
               <w:sz w:val="24"/>
-              <w:szCs w:val="24"/>
             </w:rPr>
             <w:tab/>
           </w:r>
@@ -2338,7 +2270,6 @@
             <w:rPr>
               <w:rFonts w:ascii="Times New Roman" w:hAnsi="Times New Roman" w:eastAsia="仿宋" w:cs="Times New Roman"/>
               <w:sz w:val="24"/>
-              <w:szCs w:val="24"/>
             </w:rPr>
             <w:fldChar w:fldCharType="begin"/>
           </w:r>
@@ -2346,15 +2277,13 @@
             <w:rPr>
               <w:rFonts w:ascii="Times New Roman" w:hAnsi="Times New Roman" w:eastAsia="仿宋" w:cs="Times New Roman"/>
               <w:sz w:val="24"/>
-              <w:szCs w:val="24"/>
             </w:rPr>
-            <w:instrText xml:space="preserve"> PAGEREF _Toc9731 \h </w:instrText>
+            <w:instrText xml:space="preserve"> PAGEREF _Toc27452 \h </w:instrText>
           </w:r>
           <w:r>
             <w:rPr>
               <w:rFonts w:ascii="Times New Roman" w:hAnsi="Times New Roman" w:eastAsia="仿宋" w:cs="Times New Roman"/>
               <w:sz w:val="24"/>
-              <w:szCs w:val="24"/>
             </w:rPr>
             <w:fldChar w:fldCharType="separate"/>
           </w:r>
@@ -2362,15 +2291,13 @@
             <w:rPr>
               <w:rFonts w:ascii="Times New Roman" w:hAnsi="Times New Roman" w:eastAsia="仿宋" w:cs="Times New Roman"/>
               <w:sz w:val="24"/>
-              <w:szCs w:val="24"/>
             </w:rPr>
-            <w:t>4</w:t>
+            <w:t>9</w:t>
           </w:r>
           <w:r>
             <w:rPr>
               <w:rFonts w:ascii="Times New Roman" w:hAnsi="Times New Roman" w:eastAsia="仿宋" w:cs="Times New Roman"/>
               <w:sz w:val="24"/>
-              <w:szCs w:val="24"/>
             </w:rPr>
             <w:fldChar w:fldCharType="end"/>
           </w:r>
@@ -2378,7 +2305,6 @@
             <w:rPr>
               <w:rFonts w:hint="default" w:ascii="Times New Roman" w:hAnsi="Times New Roman" w:eastAsia="仿宋" w:cs="Times New Roman"/>
               <w:sz w:val="24"/>
-              <w:szCs w:val="24"/>
             </w:rPr>
             <w:fldChar w:fldCharType="end"/>
           </w:r>
@@ -2393,14 +2319,12 @@
             <w:rPr>
               <w:rFonts w:ascii="Times New Roman" w:hAnsi="Times New Roman" w:eastAsia="仿宋" w:cs="Times New Roman"/>
               <w:sz w:val="24"/>
-              <w:szCs w:val="24"/>
             </w:rPr>
           </w:pPr>
           <w:r>
             <w:rPr>
               <w:rFonts w:hint="default" w:ascii="Times New Roman" w:hAnsi="Times New Roman" w:eastAsia="仿宋" w:cs="Times New Roman"/>
               <w:sz w:val="24"/>
-              <w:szCs w:val="24"/>
             </w:rPr>
             <w:fldChar w:fldCharType="begin"/>
           </w:r>
@@ -2408,22 +2332,20 @@
             <w:rPr>
               <w:rFonts w:hint="default" w:ascii="Times New Roman" w:hAnsi="Times New Roman" w:eastAsia="仿宋" w:cs="Times New Roman"/>
               <w:sz w:val="24"/>
-              <w:szCs w:val="24"/>
             </w:rPr>
-            <w:instrText xml:space="preserve"> HYPERLINK \l _Toc10108 </w:instrText>
+            <w:instrText xml:space="preserve"> HYPERLINK \l _Toc6780 </w:instrText>
           </w:r>
           <w:r>
             <w:rPr>
               <w:rFonts w:hint="default" w:ascii="Times New Roman" w:hAnsi="Times New Roman" w:eastAsia="仿宋" w:cs="Times New Roman"/>
               <w:sz w:val="24"/>
-              <w:szCs w:val="24"/>
             </w:rPr>
             <w:fldChar w:fldCharType="separate"/>
           </w:r>
           <w:r>
             <w:rPr>
               <w:rFonts w:hint="eastAsia" w:ascii="Times New Roman" w:hAnsi="Times New Roman" w:eastAsia="仿宋" w:cs="Times New Roman"/>
-              <w:bCs/>
+              <w:bCs w:val="0"/>
               <w:sz w:val="24"/>
               <w:szCs w:val="24"/>
               <w:lang w:val="en-US" w:eastAsia="zh-CN"/>
@@ -2434,7 +2356,6 @@
             <w:rPr>
               <w:rFonts w:ascii="Times New Roman" w:hAnsi="Times New Roman" w:eastAsia="仿宋" w:cs="Times New Roman"/>
               <w:sz w:val="24"/>
-              <w:szCs w:val="24"/>
             </w:rPr>
             <w:tab/>
           </w:r>
@@ -2442,7 +2363,6 @@
             <w:rPr>
               <w:rFonts w:ascii="Times New Roman" w:hAnsi="Times New Roman" w:eastAsia="仿宋" w:cs="Times New Roman"/>
               <w:sz w:val="24"/>
-              <w:szCs w:val="24"/>
             </w:rPr>
             <w:fldChar w:fldCharType="begin"/>
           </w:r>
@@ -2450,15 +2370,13 @@
             <w:rPr>
               <w:rFonts w:ascii="Times New Roman" w:hAnsi="Times New Roman" w:eastAsia="仿宋" w:cs="Times New Roman"/>
               <w:sz w:val="24"/>
-              <w:szCs w:val="24"/>
             </w:rPr>
-            <w:instrText xml:space="preserve"> PAGEREF _Toc10108 \h </w:instrText>
+            <w:instrText xml:space="preserve"> PAGEREF _Toc6780 \h </w:instrText>
           </w:r>
           <w:r>
             <w:rPr>
               <w:rFonts w:ascii="Times New Roman" w:hAnsi="Times New Roman" w:eastAsia="仿宋" w:cs="Times New Roman"/>
               <w:sz w:val="24"/>
-              <w:szCs w:val="24"/>
             </w:rPr>
             <w:fldChar w:fldCharType="separate"/>
           </w:r>
@@ -2466,15 +2384,13 @@
             <w:rPr>
               <w:rFonts w:ascii="Times New Roman" w:hAnsi="Times New Roman" w:eastAsia="仿宋" w:cs="Times New Roman"/>
               <w:sz w:val="24"/>
-              <w:szCs w:val="24"/>
             </w:rPr>
-            <w:t>5</w:t>
+            <w:t>10</w:t>
           </w:r>
           <w:r>
             <w:rPr>
               <w:rFonts w:ascii="Times New Roman" w:hAnsi="Times New Roman" w:eastAsia="仿宋" w:cs="Times New Roman"/>
               <w:sz w:val="24"/>
-              <w:szCs w:val="24"/>
             </w:rPr>
             <w:fldChar w:fldCharType="end"/>
           </w:r>
@@ -2482,7 +2398,6 @@
             <w:rPr>
               <w:rFonts w:hint="default" w:ascii="Times New Roman" w:hAnsi="Times New Roman" w:eastAsia="仿宋" w:cs="Times New Roman"/>
               <w:sz w:val="24"/>
-              <w:szCs w:val="24"/>
             </w:rPr>
             <w:fldChar w:fldCharType="end"/>
           </w:r>
@@ -2497,14 +2412,12 @@
             <w:rPr>
               <w:rFonts w:ascii="Times New Roman" w:hAnsi="Times New Roman" w:eastAsia="仿宋" w:cs="Times New Roman"/>
               <w:sz w:val="24"/>
-              <w:szCs w:val="24"/>
             </w:rPr>
           </w:pPr>
           <w:r>
             <w:rPr>
               <w:rFonts w:hint="default" w:ascii="Times New Roman" w:hAnsi="Times New Roman" w:eastAsia="仿宋" w:cs="Times New Roman"/>
               <w:sz w:val="24"/>
-              <w:szCs w:val="24"/>
             </w:rPr>
             <w:fldChar w:fldCharType="begin"/>
           </w:r>
@@ -2512,22 +2425,20 @@
             <w:rPr>
               <w:rFonts w:hint="default" w:ascii="Times New Roman" w:hAnsi="Times New Roman" w:eastAsia="仿宋" w:cs="Times New Roman"/>
               <w:sz w:val="24"/>
-              <w:szCs w:val="24"/>
             </w:rPr>
-            <w:instrText xml:space="preserve"> HYPERLINK \l _Toc22887 </w:instrText>
+            <w:instrText xml:space="preserve"> HYPERLINK \l _Toc3971 </w:instrText>
           </w:r>
           <w:r>
             <w:rPr>
               <w:rFonts w:hint="default" w:ascii="Times New Roman" w:hAnsi="Times New Roman" w:eastAsia="仿宋" w:cs="Times New Roman"/>
               <w:sz w:val="24"/>
-              <w:szCs w:val="24"/>
             </w:rPr>
             <w:fldChar w:fldCharType="separate"/>
           </w:r>
           <w:r>
             <w:rPr>
               <w:rFonts w:hint="eastAsia" w:ascii="Times New Roman" w:hAnsi="Times New Roman" w:eastAsia="仿宋" w:cs="Times New Roman"/>
-              <w:bCs/>
+              <w:bCs w:val="0"/>
               <w:sz w:val="24"/>
               <w:szCs w:val="24"/>
               <w:lang w:val="en-US" w:eastAsia="zh-CN"/>
@@ -2538,7 +2449,6 @@
             <w:rPr>
               <w:rFonts w:ascii="Times New Roman" w:hAnsi="Times New Roman" w:eastAsia="仿宋" w:cs="Times New Roman"/>
               <w:sz w:val="24"/>
-              <w:szCs w:val="24"/>
             </w:rPr>
             <w:tab/>
           </w:r>
@@ -2546,7 +2456,6 @@
             <w:rPr>
               <w:rFonts w:ascii="Times New Roman" w:hAnsi="Times New Roman" w:eastAsia="仿宋" w:cs="Times New Roman"/>
               <w:sz w:val="24"/>
-              <w:szCs w:val="24"/>
             </w:rPr>
             <w:fldChar w:fldCharType="begin"/>
           </w:r>
@@ -2554,15 +2463,13 @@
             <w:rPr>
               <w:rFonts w:ascii="Times New Roman" w:hAnsi="Times New Roman" w:eastAsia="仿宋" w:cs="Times New Roman"/>
               <w:sz w:val="24"/>
-              <w:szCs w:val="24"/>
             </w:rPr>
-            <w:instrText xml:space="preserve"> PAGEREF _Toc22887 \h </w:instrText>
+            <w:instrText xml:space="preserve"> PAGEREF _Toc3971 \h </w:instrText>
           </w:r>
           <w:r>
             <w:rPr>
               <w:rFonts w:ascii="Times New Roman" w:hAnsi="Times New Roman" w:eastAsia="仿宋" w:cs="Times New Roman"/>
               <w:sz w:val="24"/>
-              <w:szCs w:val="24"/>
             </w:rPr>
             <w:fldChar w:fldCharType="separate"/>
           </w:r>
@@ -2570,15 +2477,13 @@
             <w:rPr>
               <w:rFonts w:ascii="Times New Roman" w:hAnsi="Times New Roman" w:eastAsia="仿宋" w:cs="Times New Roman"/>
               <w:sz w:val="24"/>
-              <w:szCs w:val="24"/>
             </w:rPr>
-            <w:t>6</w:t>
+            <w:t>11</w:t>
           </w:r>
           <w:r>
             <w:rPr>
               <w:rFonts w:ascii="Times New Roman" w:hAnsi="Times New Roman" w:eastAsia="仿宋" w:cs="Times New Roman"/>
               <w:sz w:val="24"/>
-              <w:szCs w:val="24"/>
             </w:rPr>
             <w:fldChar w:fldCharType="end"/>
           </w:r>
@@ -2586,7 +2491,6 @@
             <w:rPr>
               <w:rFonts w:hint="default" w:ascii="Times New Roman" w:hAnsi="Times New Roman" w:eastAsia="仿宋" w:cs="Times New Roman"/>
               <w:sz w:val="24"/>
-              <w:szCs w:val="24"/>
             </w:rPr>
             <w:fldChar w:fldCharType="end"/>
           </w:r>
@@ -2601,14 +2505,12 @@
             <w:rPr>
               <w:rFonts w:ascii="Times New Roman" w:hAnsi="Times New Roman" w:eastAsia="仿宋" w:cs="Times New Roman"/>
               <w:sz w:val="24"/>
-              <w:szCs w:val="24"/>
             </w:rPr>
           </w:pPr>
           <w:r>
             <w:rPr>
               <w:rFonts w:hint="default" w:ascii="Times New Roman" w:hAnsi="Times New Roman" w:eastAsia="仿宋" w:cs="Times New Roman"/>
               <w:sz w:val="24"/>
-              <w:szCs w:val="24"/>
             </w:rPr>
             <w:fldChar w:fldCharType="begin"/>
           </w:r>
@@ -2616,22 +2518,20 @@
             <w:rPr>
               <w:rFonts w:hint="default" w:ascii="Times New Roman" w:hAnsi="Times New Roman" w:eastAsia="仿宋" w:cs="Times New Roman"/>
               <w:sz w:val="24"/>
-              <w:szCs w:val="24"/>
             </w:rPr>
-            <w:instrText xml:space="preserve"> HYPERLINK \l _Toc5462 </w:instrText>
+            <w:instrText xml:space="preserve"> HYPERLINK \l _Toc16455 </w:instrText>
           </w:r>
           <w:r>
             <w:rPr>
               <w:rFonts w:hint="default" w:ascii="Times New Roman" w:hAnsi="Times New Roman" w:eastAsia="仿宋" w:cs="Times New Roman"/>
               <w:sz w:val="24"/>
-              <w:szCs w:val="24"/>
             </w:rPr>
             <w:fldChar w:fldCharType="separate"/>
           </w:r>
           <w:r>
             <w:rPr>
               <w:rFonts w:hint="eastAsia" w:ascii="Times New Roman" w:hAnsi="Times New Roman" w:eastAsia="仿宋" w:cs="Times New Roman"/>
-              <w:bCs/>
+              <w:bCs w:val="0"/>
               <w:sz w:val="24"/>
               <w:szCs w:val="24"/>
               <w:lang w:val="en-US" w:eastAsia="zh-CN"/>
@@ -2642,7 +2542,6 @@
             <w:rPr>
               <w:rFonts w:ascii="Times New Roman" w:hAnsi="Times New Roman" w:eastAsia="仿宋" w:cs="Times New Roman"/>
               <w:sz w:val="24"/>
-              <w:szCs w:val="24"/>
             </w:rPr>
             <w:tab/>
           </w:r>
@@ -2650,7 +2549,6 @@
             <w:rPr>
               <w:rFonts w:ascii="Times New Roman" w:hAnsi="Times New Roman" w:eastAsia="仿宋" w:cs="Times New Roman"/>
               <w:sz w:val="24"/>
-              <w:szCs w:val="24"/>
             </w:rPr>
             <w:fldChar w:fldCharType="begin"/>
           </w:r>
@@ -2658,15 +2556,13 @@
             <w:rPr>
               <w:rFonts w:ascii="Times New Roman" w:hAnsi="Times New Roman" w:eastAsia="仿宋" w:cs="Times New Roman"/>
               <w:sz w:val="24"/>
-              <w:szCs w:val="24"/>
             </w:rPr>
-            <w:instrText xml:space="preserve"> PAGEREF _Toc5462 \h </w:instrText>
+            <w:instrText xml:space="preserve"> PAGEREF _Toc16455 \h </w:instrText>
           </w:r>
           <w:r>
             <w:rPr>
               <w:rFonts w:ascii="Times New Roman" w:hAnsi="Times New Roman" w:eastAsia="仿宋" w:cs="Times New Roman"/>
               <w:sz w:val="24"/>
-              <w:szCs w:val="24"/>
             </w:rPr>
             <w:fldChar w:fldCharType="separate"/>
           </w:r>
@@ -2674,15 +2570,13 @@
             <w:rPr>
               <w:rFonts w:ascii="Times New Roman" w:hAnsi="Times New Roman" w:eastAsia="仿宋" w:cs="Times New Roman"/>
               <w:sz w:val="24"/>
-              <w:szCs w:val="24"/>
             </w:rPr>
-            <w:t>7</w:t>
+            <w:t>12</w:t>
           </w:r>
           <w:r>
             <w:rPr>
               <w:rFonts w:ascii="Times New Roman" w:hAnsi="Times New Roman" w:eastAsia="仿宋" w:cs="Times New Roman"/>
               <w:sz w:val="24"/>
-              <w:szCs w:val="24"/>
             </w:rPr>
             <w:fldChar w:fldCharType="end"/>
           </w:r>
@@ -2690,7 +2584,6 @@
             <w:rPr>
               <w:rFonts w:hint="default" w:ascii="Times New Roman" w:hAnsi="Times New Roman" w:eastAsia="仿宋" w:cs="Times New Roman"/>
               <w:sz w:val="24"/>
-              <w:szCs w:val="24"/>
             </w:rPr>
             <w:fldChar w:fldCharType="end"/>
           </w:r>
@@ -2705,14 +2598,12 @@
             <w:rPr>
               <w:rFonts w:ascii="Times New Roman" w:hAnsi="Times New Roman" w:eastAsia="仿宋" w:cs="Times New Roman"/>
               <w:sz w:val="24"/>
-              <w:szCs w:val="24"/>
             </w:rPr>
           </w:pPr>
           <w:r>
             <w:rPr>
               <w:rFonts w:hint="default" w:ascii="Times New Roman" w:hAnsi="Times New Roman" w:eastAsia="仿宋" w:cs="Times New Roman"/>
               <w:sz w:val="24"/>
-              <w:szCs w:val="24"/>
             </w:rPr>
             <w:fldChar w:fldCharType="begin"/>
           </w:r>
@@ -2720,22 +2611,20 @@
             <w:rPr>
               <w:rFonts w:hint="default" w:ascii="Times New Roman" w:hAnsi="Times New Roman" w:eastAsia="仿宋" w:cs="Times New Roman"/>
               <w:sz w:val="24"/>
-              <w:szCs w:val="24"/>
             </w:rPr>
-            <w:instrText xml:space="preserve"> HYPERLINK \l _Toc20073 </w:instrText>
+            <w:instrText xml:space="preserve"> HYPERLINK \l _Toc30182 </w:instrText>
           </w:r>
           <w:r>
             <w:rPr>
               <w:rFonts w:hint="default" w:ascii="Times New Roman" w:hAnsi="Times New Roman" w:eastAsia="仿宋" w:cs="Times New Roman"/>
               <w:sz w:val="24"/>
-              <w:szCs w:val="24"/>
             </w:rPr>
             <w:fldChar w:fldCharType="separate"/>
           </w:r>
           <w:r>
             <w:rPr>
               <w:rFonts w:hint="eastAsia" w:ascii="Times New Roman" w:hAnsi="Times New Roman" w:eastAsia="仿宋" w:cs="Times New Roman"/>
-              <w:bCs/>
+              <w:bCs w:val="0"/>
               <w:sz w:val="24"/>
               <w:szCs w:val="24"/>
               <w:lang w:val="en-US" w:eastAsia="zh-CN"/>
@@ -2746,7 +2635,6 @@
             <w:rPr>
               <w:rFonts w:ascii="Times New Roman" w:hAnsi="Times New Roman" w:eastAsia="仿宋" w:cs="Times New Roman"/>
               <w:sz w:val="24"/>
-              <w:szCs w:val="24"/>
             </w:rPr>
             <w:tab/>
           </w:r>
@@ -2754,7 +2642,6 @@
             <w:rPr>
               <w:rFonts w:ascii="Times New Roman" w:hAnsi="Times New Roman" w:eastAsia="仿宋" w:cs="Times New Roman"/>
               <w:sz w:val="24"/>
-              <w:szCs w:val="24"/>
             </w:rPr>
             <w:fldChar w:fldCharType="begin"/>
           </w:r>
@@ -2762,15 +2649,13 @@
             <w:rPr>
               <w:rFonts w:ascii="Times New Roman" w:hAnsi="Times New Roman" w:eastAsia="仿宋" w:cs="Times New Roman"/>
               <w:sz w:val="24"/>
-              <w:szCs w:val="24"/>
             </w:rPr>
-            <w:instrText xml:space="preserve"> PAGEREF _Toc20073 \h </w:instrText>
+            <w:instrText xml:space="preserve"> PAGEREF _Toc30182 \h </w:instrText>
           </w:r>
           <w:r>
             <w:rPr>
               <w:rFonts w:ascii="Times New Roman" w:hAnsi="Times New Roman" w:eastAsia="仿宋" w:cs="Times New Roman"/>
               <w:sz w:val="24"/>
-              <w:szCs w:val="24"/>
             </w:rPr>
             <w:fldChar w:fldCharType="separate"/>
           </w:r>
@@ -2778,15 +2663,13 @@
             <w:rPr>
               <w:rFonts w:ascii="Times New Roman" w:hAnsi="Times New Roman" w:eastAsia="仿宋" w:cs="Times New Roman"/>
               <w:sz w:val="24"/>
-              <w:szCs w:val="24"/>
             </w:rPr>
-            <w:t>9</w:t>
+            <w:t>14</w:t>
           </w:r>
           <w:r>
             <w:rPr>
               <w:rFonts w:ascii="Times New Roman" w:hAnsi="Times New Roman" w:eastAsia="仿宋" w:cs="Times New Roman"/>
               <w:sz w:val="24"/>
-              <w:szCs w:val="24"/>
             </w:rPr>
             <w:fldChar w:fldCharType="end"/>
           </w:r>
@@ -2794,7 +2677,98 @@
             <w:rPr>
               <w:rFonts w:hint="default" w:ascii="Times New Roman" w:hAnsi="Times New Roman" w:eastAsia="仿宋" w:cs="Times New Roman"/>
               <w:sz w:val="24"/>
+            </w:rPr>
+            <w:fldChar w:fldCharType="end"/>
+          </w:r>
+        </w:p>
+        <w:p>
+          <w:pPr>
+            <w:pStyle w:val="9"/>
+            <w:tabs>
+              <w:tab w:val="right" w:leader="dot" w:pos="8788"/>
+            </w:tabs>
+            <w:rPr>
+              <w:rFonts w:ascii="Times New Roman" w:hAnsi="Times New Roman" w:eastAsia="仿宋" w:cs="Times New Roman"/>
+              <w:sz w:val="24"/>
+            </w:rPr>
+          </w:pPr>
+          <w:r>
+            <w:rPr>
+              <w:rFonts w:hint="default" w:ascii="Times New Roman" w:hAnsi="Times New Roman" w:eastAsia="仿宋" w:cs="Times New Roman"/>
+              <w:sz w:val="24"/>
+            </w:rPr>
+            <w:fldChar w:fldCharType="begin"/>
+          </w:r>
+          <w:r>
+            <w:rPr>
+              <w:rFonts w:hint="default" w:ascii="Times New Roman" w:hAnsi="Times New Roman" w:eastAsia="仿宋" w:cs="Times New Roman"/>
+              <w:sz w:val="24"/>
+            </w:rPr>
+            <w:instrText xml:space="preserve"> HYPERLINK \l _Toc22264 </w:instrText>
+          </w:r>
+          <w:r>
+            <w:rPr>
+              <w:rFonts w:hint="default" w:ascii="Times New Roman" w:hAnsi="Times New Roman" w:eastAsia="仿宋" w:cs="Times New Roman"/>
+              <w:sz w:val="24"/>
+            </w:rPr>
+            <w:fldChar w:fldCharType="separate"/>
+          </w:r>
+          <w:r>
+            <w:rPr>
+              <w:rFonts w:hint="eastAsia" w:ascii="Times New Roman" w:hAnsi="Times New Roman" w:eastAsia="仿宋" w:cs="Times New Roman"/>
+              <w:bCs w:val="0"/>
+              <w:sz w:val="24"/>
               <w:szCs w:val="24"/>
+              <w:lang w:val="en-US" w:eastAsia="zh-CN"/>
+            </w:rPr>
+            <w:t>3 非工艺设计</w:t>
+          </w:r>
+          <w:r>
+            <w:rPr>
+              <w:rFonts w:ascii="Times New Roman" w:hAnsi="Times New Roman" w:eastAsia="仿宋" w:cs="Times New Roman"/>
+              <w:sz w:val="24"/>
+            </w:rPr>
+            <w:tab/>
+          </w:r>
+          <w:r>
+            <w:rPr>
+              <w:rFonts w:ascii="Times New Roman" w:hAnsi="Times New Roman" w:eastAsia="仿宋" w:cs="Times New Roman"/>
+              <w:sz w:val="24"/>
+            </w:rPr>
+            <w:fldChar w:fldCharType="begin"/>
+          </w:r>
+          <w:r>
+            <w:rPr>
+              <w:rFonts w:ascii="Times New Roman" w:hAnsi="Times New Roman" w:eastAsia="仿宋" w:cs="Times New Roman"/>
+              <w:sz w:val="24"/>
+            </w:rPr>
+            <w:instrText xml:space="preserve"> PAGEREF _Toc22264 \h </w:instrText>
+          </w:r>
+          <w:r>
+            <w:rPr>
+              <w:rFonts w:ascii="Times New Roman" w:hAnsi="Times New Roman" w:eastAsia="仿宋" w:cs="Times New Roman"/>
+              <w:sz w:val="24"/>
+            </w:rPr>
+            <w:fldChar w:fldCharType="separate"/>
+          </w:r>
+          <w:r>
+            <w:rPr>
+              <w:rFonts w:ascii="Times New Roman" w:hAnsi="Times New Roman" w:eastAsia="仿宋" w:cs="Times New Roman"/>
+              <w:sz w:val="24"/>
+            </w:rPr>
+            <w:t>15</w:t>
+          </w:r>
+          <w:r>
+            <w:rPr>
+              <w:rFonts w:ascii="Times New Roman" w:hAnsi="Times New Roman" w:eastAsia="仿宋" w:cs="Times New Roman"/>
+              <w:sz w:val="24"/>
+            </w:rPr>
+            <w:fldChar w:fldCharType="end"/>
+          </w:r>
+          <w:r>
+            <w:rPr>
+              <w:rFonts w:hint="default" w:ascii="Times New Roman" w:hAnsi="Times New Roman" w:eastAsia="仿宋" w:cs="Times New Roman"/>
+              <w:sz w:val="24"/>
             </w:rPr>
             <w:fldChar w:fldCharType="end"/>
           </w:r>
@@ -2809,14 +2783,12 @@
             <w:rPr>
               <w:rFonts w:ascii="Times New Roman" w:hAnsi="Times New Roman" w:eastAsia="仿宋" w:cs="Times New Roman"/>
               <w:sz w:val="24"/>
-              <w:szCs w:val="24"/>
             </w:rPr>
           </w:pPr>
           <w:r>
             <w:rPr>
               <w:rFonts w:hint="default" w:ascii="Times New Roman" w:hAnsi="Times New Roman" w:eastAsia="仿宋" w:cs="Times New Roman"/>
               <w:sz w:val="24"/>
-              <w:szCs w:val="24"/>
             </w:rPr>
             <w:fldChar w:fldCharType="begin"/>
           </w:r>
@@ -2824,15 +2796,13 @@
             <w:rPr>
               <w:rFonts w:hint="default" w:ascii="Times New Roman" w:hAnsi="Times New Roman" w:eastAsia="仿宋" w:cs="Times New Roman"/>
               <w:sz w:val="24"/>
-              <w:szCs w:val="24"/>
             </w:rPr>
-            <w:instrText xml:space="preserve"> HYPERLINK \l _Toc30398 </w:instrText>
+            <w:instrText xml:space="preserve"> HYPERLINK \l _Toc24802 </w:instrText>
           </w:r>
           <w:r>
             <w:rPr>
               <w:rFonts w:hint="default" w:ascii="Times New Roman" w:hAnsi="Times New Roman" w:eastAsia="仿宋" w:cs="Times New Roman"/>
               <w:sz w:val="24"/>
-              <w:szCs w:val="24"/>
             </w:rPr>
             <w:fldChar w:fldCharType="separate"/>
           </w:r>
@@ -2841,16 +2811,15 @@
               <w:rFonts w:hint="eastAsia" w:ascii="Times New Roman" w:hAnsi="Times New Roman" w:eastAsia="仿宋" w:cs="Times New Roman"/>
               <w:bCs/>
               <w:sz w:val="24"/>
-              <w:szCs w:val="24"/>
+              <w:szCs w:val="16"/>
               <w:lang w:val="en-US" w:eastAsia="zh-CN"/>
             </w:rPr>
-            <w:t>2.8 车间劳动定员</w:t>
+            <w:t>3.1 门窗、地面、墙面及顶棚</w:t>
           </w:r>
           <w:r>
             <w:rPr>
               <w:rFonts w:ascii="Times New Roman" w:hAnsi="Times New Roman" w:eastAsia="仿宋" w:cs="Times New Roman"/>
               <w:sz w:val="24"/>
-              <w:szCs w:val="24"/>
             </w:rPr>
             <w:tab/>
           </w:r>
@@ -2858,7 +2827,6 @@
             <w:rPr>
               <w:rFonts w:ascii="Times New Roman" w:hAnsi="Times New Roman" w:eastAsia="仿宋" w:cs="Times New Roman"/>
               <w:sz w:val="24"/>
-              <w:szCs w:val="24"/>
             </w:rPr>
             <w:fldChar w:fldCharType="begin"/>
           </w:r>
@@ -2866,15 +2834,13 @@
             <w:rPr>
               <w:rFonts w:ascii="Times New Roman" w:hAnsi="Times New Roman" w:eastAsia="仿宋" w:cs="Times New Roman"/>
               <w:sz w:val="24"/>
-              <w:szCs w:val="24"/>
             </w:rPr>
-            <w:instrText xml:space="preserve"> PAGEREF _Toc30398 \h </w:instrText>
+            <w:instrText xml:space="preserve"> PAGEREF _Toc24802 \h </w:instrText>
           </w:r>
           <w:r>
             <w:rPr>
               <w:rFonts w:ascii="Times New Roman" w:hAnsi="Times New Roman" w:eastAsia="仿宋" w:cs="Times New Roman"/>
               <w:sz w:val="24"/>
-              <w:szCs w:val="24"/>
             </w:rPr>
             <w:fldChar w:fldCharType="separate"/>
           </w:r>
@@ -2882,15 +2848,13 @@
             <w:rPr>
               <w:rFonts w:ascii="Times New Roman" w:hAnsi="Times New Roman" w:eastAsia="仿宋" w:cs="Times New Roman"/>
               <w:sz w:val="24"/>
-              <w:szCs w:val="24"/>
             </w:rPr>
-            <w:t>9</w:t>
+            <w:t>15</w:t>
           </w:r>
           <w:r>
             <w:rPr>
               <w:rFonts w:ascii="Times New Roman" w:hAnsi="Times New Roman" w:eastAsia="仿宋" w:cs="Times New Roman"/>
               <w:sz w:val="24"/>
-              <w:szCs w:val="24"/>
             </w:rPr>
             <w:fldChar w:fldCharType="end"/>
           </w:r>
@@ -2898,110 +2862,6 @@
             <w:rPr>
               <w:rFonts w:hint="default" w:ascii="Times New Roman" w:hAnsi="Times New Roman" w:eastAsia="仿宋" w:cs="Times New Roman"/>
               <w:sz w:val="24"/>
-              <w:szCs w:val="24"/>
-            </w:rPr>
-            <w:fldChar w:fldCharType="end"/>
-          </w:r>
-        </w:p>
-        <w:p>
-          <w:pPr>
-            <w:pStyle w:val="9"/>
-            <w:tabs>
-              <w:tab w:val="right" w:leader="dot" w:pos="8788"/>
-            </w:tabs>
-            <w:rPr>
-              <w:rFonts w:ascii="Times New Roman" w:hAnsi="Times New Roman" w:eastAsia="仿宋" w:cs="Times New Roman"/>
-              <w:sz w:val="24"/>
-              <w:szCs w:val="24"/>
-            </w:rPr>
-          </w:pPr>
-          <w:r>
-            <w:rPr>
-              <w:rFonts w:hint="default" w:ascii="Times New Roman" w:hAnsi="Times New Roman" w:eastAsia="仿宋" w:cs="Times New Roman"/>
-              <w:sz w:val="24"/>
-              <w:szCs w:val="24"/>
-            </w:rPr>
-            <w:fldChar w:fldCharType="begin"/>
-          </w:r>
-          <w:r>
-            <w:rPr>
-              <w:rFonts w:hint="default" w:ascii="Times New Roman" w:hAnsi="Times New Roman" w:eastAsia="仿宋" w:cs="Times New Roman"/>
-              <w:sz w:val="24"/>
-              <w:szCs w:val="24"/>
-            </w:rPr>
-            <w:instrText xml:space="preserve"> HYPERLINK \l _Toc29830 </w:instrText>
-          </w:r>
-          <w:r>
-            <w:rPr>
-              <w:rFonts w:hint="default" w:ascii="Times New Roman" w:hAnsi="Times New Roman" w:eastAsia="仿宋" w:cs="Times New Roman"/>
-              <w:sz w:val="24"/>
-              <w:szCs w:val="24"/>
-            </w:rPr>
-            <w:fldChar w:fldCharType="separate"/>
-          </w:r>
-          <w:r>
-            <w:rPr>
-              <w:rFonts w:hint="eastAsia" w:ascii="Times New Roman" w:hAnsi="Times New Roman" w:eastAsia="仿宋" w:cs="Times New Roman"/>
-              <w:bCs/>
-              <w:sz w:val="24"/>
-              <w:szCs w:val="24"/>
-              <w:lang w:val="en-US" w:eastAsia="zh-CN"/>
-            </w:rPr>
-            <w:t>3 非工艺设计</w:t>
-          </w:r>
-          <w:r>
-            <w:rPr>
-              <w:rFonts w:ascii="Times New Roman" w:hAnsi="Times New Roman" w:eastAsia="仿宋" w:cs="Times New Roman"/>
-              <w:sz w:val="24"/>
-              <w:szCs w:val="24"/>
-            </w:rPr>
-            <w:tab/>
-          </w:r>
-          <w:r>
-            <w:rPr>
-              <w:rFonts w:ascii="Times New Roman" w:hAnsi="Times New Roman" w:eastAsia="仿宋" w:cs="Times New Roman"/>
-              <w:sz w:val="24"/>
-              <w:szCs w:val="24"/>
-            </w:rPr>
-            <w:fldChar w:fldCharType="begin"/>
-          </w:r>
-          <w:r>
-            <w:rPr>
-              <w:rFonts w:ascii="Times New Roman" w:hAnsi="Times New Roman" w:eastAsia="仿宋" w:cs="Times New Roman"/>
-              <w:sz w:val="24"/>
-              <w:szCs w:val="24"/>
-            </w:rPr>
-            <w:instrText xml:space="preserve"> PAGEREF _Toc29830 \h </w:instrText>
-          </w:r>
-          <w:r>
-            <w:rPr>
-              <w:rFonts w:ascii="Times New Roman" w:hAnsi="Times New Roman" w:eastAsia="仿宋" w:cs="Times New Roman"/>
-              <w:sz w:val="24"/>
-              <w:szCs w:val="24"/>
-            </w:rPr>
-            <w:fldChar w:fldCharType="separate"/>
-          </w:r>
-          <w:r>
-            <w:rPr>
-              <w:rFonts w:ascii="Times New Roman" w:hAnsi="Times New Roman" w:eastAsia="仿宋" w:cs="Times New Roman"/>
-              <w:sz w:val="24"/>
-              <w:szCs w:val="24"/>
-            </w:rPr>
-            <w:t>10</w:t>
-          </w:r>
-          <w:r>
-            <w:rPr>
-              <w:rFonts w:ascii="Times New Roman" w:hAnsi="Times New Roman" w:eastAsia="仿宋" w:cs="Times New Roman"/>
-              <w:sz w:val="24"/>
-              <w:szCs w:val="24"/>
-            </w:rPr>
-            <w:fldChar w:fldCharType="end"/>
-          </w:r>
-          <w:r>
-            <w:rPr>
-              <w:rFonts w:hint="default" w:ascii="Times New Roman" w:hAnsi="Times New Roman" w:eastAsia="仿宋" w:cs="Times New Roman"/>
-              <w:sz w:val="24"/>
-              <w:szCs w:val="24"/>
             </w:rPr>
             <w:fldChar w:fldCharType="end"/>
           </w:r>
@@ -3016,14 +2876,12 @@
             <w:rPr>
               <w:rFonts w:ascii="Times New Roman" w:hAnsi="Times New Roman" w:eastAsia="仿宋" w:cs="Times New Roman"/>
               <w:sz w:val="24"/>
-              <w:szCs w:val="24"/>
             </w:rPr>
           </w:pPr>
           <w:r>
             <w:rPr>
               <w:rFonts w:hint="default" w:ascii="Times New Roman" w:hAnsi="Times New Roman" w:eastAsia="仿宋" w:cs="Times New Roman"/>
               <w:sz w:val="24"/>
-              <w:szCs w:val="24"/>
             </w:rPr>
             <w:fldChar w:fldCharType="begin"/>
           </w:r>
@@ -3031,15 +2889,13 @@
             <w:rPr>
               <w:rFonts w:hint="default" w:ascii="Times New Roman" w:hAnsi="Times New Roman" w:eastAsia="仿宋" w:cs="Times New Roman"/>
               <w:sz w:val="24"/>
-              <w:szCs w:val="24"/>
             </w:rPr>
-            <w:instrText xml:space="preserve"> HYPERLINK \l _Toc647 </w:instrText>
+            <w:instrText xml:space="preserve"> HYPERLINK \l _Toc25330 </w:instrText>
           </w:r>
           <w:r>
             <w:rPr>
               <w:rFonts w:hint="default" w:ascii="Times New Roman" w:hAnsi="Times New Roman" w:eastAsia="仿宋" w:cs="Times New Roman"/>
               <w:sz w:val="24"/>
-              <w:szCs w:val="24"/>
             </w:rPr>
             <w:fldChar w:fldCharType="separate"/>
           </w:r>
@@ -3048,16 +2904,15 @@
               <w:rFonts w:hint="eastAsia" w:ascii="Times New Roman" w:hAnsi="Times New Roman" w:eastAsia="仿宋" w:cs="Times New Roman"/>
               <w:bCs/>
               <w:sz w:val="24"/>
-              <w:szCs w:val="24"/>
+              <w:szCs w:val="16"/>
               <w:lang w:val="en-US" w:eastAsia="zh-CN"/>
             </w:rPr>
-            <w:t>3.1 门窗、地面、墙面</w:t>
+            <w:t>3.2 车间卫生及安全设计</w:t>
           </w:r>
           <w:r>
             <w:rPr>
               <w:rFonts w:ascii="Times New Roman" w:hAnsi="Times New Roman" w:eastAsia="仿宋" w:cs="Times New Roman"/>
               <w:sz w:val="24"/>
-              <w:szCs w:val="24"/>
             </w:rPr>
             <w:tab/>
           </w:r>
@@ -3065,7 +2920,6 @@
             <w:rPr>
               <w:rFonts w:ascii="Times New Roman" w:hAnsi="Times New Roman" w:eastAsia="仿宋" w:cs="Times New Roman"/>
               <w:sz w:val="24"/>
-              <w:szCs w:val="24"/>
             </w:rPr>
             <w:fldChar w:fldCharType="begin"/>
           </w:r>
@@ -3073,15 +2927,13 @@
             <w:rPr>
               <w:rFonts w:ascii="Times New Roman" w:hAnsi="Times New Roman" w:eastAsia="仿宋" w:cs="Times New Roman"/>
               <w:sz w:val="24"/>
-              <w:szCs w:val="24"/>
             </w:rPr>
-            <w:instrText xml:space="preserve"> PAGEREF _Toc647 \h </w:instrText>
+            <w:instrText xml:space="preserve"> PAGEREF _Toc25330 \h </w:instrText>
           </w:r>
           <w:r>
             <w:rPr>
               <w:rFonts w:ascii="Times New Roman" w:hAnsi="Times New Roman" w:eastAsia="仿宋" w:cs="Times New Roman"/>
               <w:sz w:val="24"/>
-              <w:szCs w:val="24"/>
             </w:rPr>
             <w:fldChar w:fldCharType="separate"/>
           </w:r>
@@ -3089,15 +2941,13 @@
             <w:rPr>
               <w:rFonts w:ascii="Times New Roman" w:hAnsi="Times New Roman" w:eastAsia="仿宋" w:cs="Times New Roman"/>
               <w:sz w:val="24"/>
-              <w:szCs w:val="24"/>
             </w:rPr>
-            <w:t>10</w:t>
+            <w:t>16</w:t>
           </w:r>
           <w:r>
             <w:rPr>
               <w:rFonts w:ascii="Times New Roman" w:hAnsi="Times New Roman" w:eastAsia="仿宋" w:cs="Times New Roman"/>
               <w:sz w:val="24"/>
-              <w:szCs w:val="24"/>
             </w:rPr>
             <w:fldChar w:fldCharType="end"/>
           </w:r>
@@ -3105,7 +2955,6 @@
             <w:rPr>
               <w:rFonts w:hint="default" w:ascii="Times New Roman" w:hAnsi="Times New Roman" w:eastAsia="仿宋" w:cs="Times New Roman"/>
               <w:sz w:val="24"/>
-              <w:szCs w:val="24"/>
             </w:rPr>
             <w:fldChar w:fldCharType="end"/>
           </w:r>
@@ -3120,14 +2969,12 @@
             <w:rPr>
               <w:rFonts w:ascii="Times New Roman" w:hAnsi="Times New Roman" w:eastAsia="仿宋" w:cs="Times New Roman"/>
               <w:sz w:val="24"/>
-              <w:szCs w:val="24"/>
             </w:rPr>
           </w:pPr>
           <w:r>
             <w:rPr>
               <w:rFonts w:hint="default" w:ascii="Times New Roman" w:hAnsi="Times New Roman" w:eastAsia="仿宋" w:cs="Times New Roman"/>
               <w:sz w:val="24"/>
-              <w:szCs w:val="24"/>
             </w:rPr>
             <w:fldChar w:fldCharType="begin"/>
           </w:r>
@@ -3135,15 +2982,13 @@
             <w:rPr>
               <w:rFonts w:hint="default" w:ascii="Times New Roman" w:hAnsi="Times New Roman" w:eastAsia="仿宋" w:cs="Times New Roman"/>
               <w:sz w:val="24"/>
-              <w:szCs w:val="24"/>
             </w:rPr>
-            <w:instrText xml:space="preserve"> HYPERLINK \l _Toc16230 </w:instrText>
+            <w:instrText xml:space="preserve"> HYPERLINK \l _Toc18371 </w:instrText>
           </w:r>
           <w:r>
             <w:rPr>
               <w:rFonts w:hint="default" w:ascii="Times New Roman" w:hAnsi="Times New Roman" w:eastAsia="仿宋" w:cs="Times New Roman"/>
               <w:sz w:val="24"/>
-              <w:szCs w:val="24"/>
             </w:rPr>
             <w:fldChar w:fldCharType="separate"/>
           </w:r>
@@ -3152,7 +2997,7 @@
               <w:rFonts w:hint="eastAsia" w:ascii="Times New Roman" w:hAnsi="Times New Roman" w:eastAsia="仿宋" w:cs="Times New Roman"/>
               <w:bCs/>
               <w:sz w:val="24"/>
-              <w:szCs w:val="24"/>
+              <w:szCs w:val="16"/>
               <w:lang w:val="en-US" w:eastAsia="zh-CN"/>
             </w:rPr>
             <w:t>3.3 原料仓库及产品仓库</w:t>
@@ -3161,7 +3006,6 @@
             <w:rPr>
               <w:rFonts w:ascii="Times New Roman" w:hAnsi="Times New Roman" w:eastAsia="仿宋" w:cs="Times New Roman"/>
               <w:sz w:val="24"/>
-              <w:szCs w:val="24"/>
             </w:rPr>
             <w:tab/>
           </w:r>
@@ -3169,7 +3013,6 @@
             <w:rPr>
               <w:rFonts w:ascii="Times New Roman" w:hAnsi="Times New Roman" w:eastAsia="仿宋" w:cs="Times New Roman"/>
               <w:sz w:val="24"/>
-              <w:szCs w:val="24"/>
             </w:rPr>
             <w:fldChar w:fldCharType="begin"/>
           </w:r>
@@ -3177,15 +3020,13 @@
             <w:rPr>
               <w:rFonts w:ascii="Times New Roman" w:hAnsi="Times New Roman" w:eastAsia="仿宋" w:cs="Times New Roman"/>
               <w:sz w:val="24"/>
-              <w:szCs w:val="24"/>
             </w:rPr>
-            <w:instrText xml:space="preserve"> PAGEREF _Toc16230 \h </w:instrText>
+            <w:instrText xml:space="preserve"> PAGEREF _Toc18371 \h </w:instrText>
           </w:r>
           <w:r>
             <w:rPr>
               <w:rFonts w:ascii="Times New Roman" w:hAnsi="Times New Roman" w:eastAsia="仿宋" w:cs="Times New Roman"/>
               <w:sz w:val="24"/>
-              <w:szCs w:val="24"/>
             </w:rPr>
             <w:fldChar w:fldCharType="separate"/>
           </w:r>
@@ -3193,15 +3034,13 @@
             <w:rPr>
               <w:rFonts w:ascii="Times New Roman" w:hAnsi="Times New Roman" w:eastAsia="仿宋" w:cs="Times New Roman"/>
               <w:sz w:val="24"/>
-              <w:szCs w:val="24"/>
             </w:rPr>
-            <w:t>11</w:t>
+            <w:t>16</w:t>
           </w:r>
           <w:r>
             <w:rPr>
               <w:rFonts w:ascii="Times New Roman" w:hAnsi="Times New Roman" w:eastAsia="仿宋" w:cs="Times New Roman"/>
               <w:sz w:val="24"/>
-              <w:szCs w:val="24"/>
             </w:rPr>
             <w:fldChar w:fldCharType="end"/>
           </w:r>
@@ -3209,7 +3048,6 @@
             <w:rPr>
               <w:rFonts w:hint="default" w:ascii="Times New Roman" w:hAnsi="Times New Roman" w:eastAsia="仿宋" w:cs="Times New Roman"/>
               <w:sz w:val="24"/>
-              <w:szCs w:val="24"/>
             </w:rPr>
             <w:fldChar w:fldCharType="end"/>
           </w:r>
@@ -3223,14 +3061,12 @@
             <w:rPr>
               <w:rFonts w:ascii="Times New Roman" w:hAnsi="Times New Roman" w:eastAsia="仿宋" w:cs="Times New Roman"/>
               <w:sz w:val="24"/>
-              <w:szCs w:val="24"/>
             </w:rPr>
           </w:pPr>
           <w:r>
             <w:rPr>
               <w:rFonts w:hint="default" w:ascii="Times New Roman" w:hAnsi="Times New Roman" w:eastAsia="仿宋" w:cs="Times New Roman"/>
               <w:sz w:val="24"/>
-              <w:szCs w:val="24"/>
             </w:rPr>
             <w:fldChar w:fldCharType="begin"/>
           </w:r>
@@ -3238,15 +3074,13 @@
             <w:rPr>
               <w:rFonts w:hint="default" w:ascii="Times New Roman" w:hAnsi="Times New Roman" w:eastAsia="仿宋" w:cs="Times New Roman"/>
               <w:sz w:val="24"/>
-              <w:szCs w:val="24"/>
             </w:rPr>
-            <w:instrText xml:space="preserve"> HYPERLINK \l _Toc7510 </w:instrText>
+            <w:instrText xml:space="preserve"> HYPERLINK \l _Toc14593 </w:instrText>
           </w:r>
           <w:r>
             <w:rPr>
               <w:rFonts w:hint="default" w:ascii="Times New Roman" w:hAnsi="Times New Roman" w:eastAsia="仿宋" w:cs="Times New Roman"/>
               <w:sz w:val="24"/>
-              <w:szCs w:val="24"/>
             </w:rPr>
             <w:fldChar w:fldCharType="separate"/>
           </w:r>
@@ -3255,7 +3089,7 @@
               <w:rFonts w:hint="eastAsia" w:ascii="Times New Roman" w:hAnsi="Times New Roman" w:eastAsia="仿宋" w:cs="Times New Roman"/>
               <w:bCs/>
               <w:sz w:val="24"/>
-              <w:szCs w:val="24"/>
+              <w:szCs w:val="11"/>
               <w:lang w:val="en-US" w:eastAsia="zh-CN"/>
             </w:rPr>
             <w:t>4 环境保护</w:t>
@@ -3264,7 +3098,6 @@
             <w:rPr>
               <w:rFonts w:ascii="Times New Roman" w:hAnsi="Times New Roman" w:eastAsia="仿宋" w:cs="Times New Roman"/>
               <w:sz w:val="24"/>
-              <w:szCs w:val="24"/>
             </w:rPr>
             <w:tab/>
           </w:r>
@@ -3272,7 +3105,6 @@
             <w:rPr>
               <w:rFonts w:ascii="Times New Roman" w:hAnsi="Times New Roman" w:eastAsia="仿宋" w:cs="Times New Roman"/>
               <w:sz w:val="24"/>
-              <w:szCs w:val="24"/>
             </w:rPr>
             <w:fldChar w:fldCharType="begin"/>
           </w:r>
@@ -3280,15 +3112,13 @@
             <w:rPr>
               <w:rFonts w:ascii="Times New Roman" w:hAnsi="Times New Roman" w:eastAsia="仿宋" w:cs="Times New Roman"/>
               <w:sz w:val="24"/>
-              <w:szCs w:val="24"/>
             </w:rPr>
-            <w:instrText xml:space="preserve"> PAGEREF _Toc7510 \h </w:instrText>
+            <w:instrText xml:space="preserve"> PAGEREF _Toc14593 \h </w:instrText>
           </w:r>
           <w:r>
             <w:rPr>
               <w:rFonts w:ascii="Times New Roman" w:hAnsi="Times New Roman" w:eastAsia="仿宋" w:cs="Times New Roman"/>
               <w:sz w:val="24"/>
-              <w:szCs w:val="24"/>
             </w:rPr>
             <w:fldChar w:fldCharType="separate"/>
           </w:r>
@@ -3296,15 +3126,13 @@
             <w:rPr>
               <w:rFonts w:ascii="Times New Roman" w:hAnsi="Times New Roman" w:eastAsia="仿宋" w:cs="Times New Roman"/>
               <w:sz w:val="24"/>
-              <w:szCs w:val="24"/>
             </w:rPr>
-            <w:t>11</w:t>
+            <w:t>17</w:t>
           </w:r>
           <w:r>
             <w:rPr>
               <w:rFonts w:ascii="Times New Roman" w:hAnsi="Times New Roman" w:eastAsia="仿宋" w:cs="Times New Roman"/>
               <w:sz w:val="24"/>
-              <w:szCs w:val="24"/>
             </w:rPr>
             <w:fldChar w:fldCharType="end"/>
           </w:r>
@@ -3312,7 +3140,6 @@
             <w:rPr>
               <w:rFonts w:hint="default" w:ascii="Times New Roman" w:hAnsi="Times New Roman" w:eastAsia="仿宋" w:cs="Times New Roman"/>
               <w:sz w:val="24"/>
-              <w:szCs w:val="24"/>
             </w:rPr>
             <w:fldChar w:fldCharType="end"/>
           </w:r>
@@ -3327,14 +3154,12 @@
             <w:rPr>
               <w:rFonts w:ascii="Times New Roman" w:hAnsi="Times New Roman" w:eastAsia="仿宋" w:cs="Times New Roman"/>
               <w:sz w:val="24"/>
-              <w:szCs w:val="24"/>
             </w:rPr>
           </w:pPr>
           <w:r>
             <w:rPr>
               <w:rFonts w:hint="default" w:ascii="Times New Roman" w:hAnsi="Times New Roman" w:eastAsia="仿宋" w:cs="Times New Roman"/>
               <w:sz w:val="24"/>
-              <w:szCs w:val="24"/>
             </w:rPr>
             <w:fldChar w:fldCharType="begin"/>
           </w:r>
@@ -3342,15 +3167,13 @@
             <w:rPr>
               <w:rFonts w:hint="default" w:ascii="Times New Roman" w:hAnsi="Times New Roman" w:eastAsia="仿宋" w:cs="Times New Roman"/>
               <w:sz w:val="24"/>
-              <w:szCs w:val="24"/>
             </w:rPr>
-            <w:instrText xml:space="preserve"> HYPERLINK \l _Toc10829 </w:instrText>
+            <w:instrText xml:space="preserve"> HYPERLINK \l _Toc9259 </w:instrText>
           </w:r>
           <w:r>
             <w:rPr>
               <w:rFonts w:hint="default" w:ascii="Times New Roman" w:hAnsi="Times New Roman" w:eastAsia="仿宋" w:cs="Times New Roman"/>
               <w:sz w:val="24"/>
-              <w:szCs w:val="24"/>
             </w:rPr>
             <w:fldChar w:fldCharType="separate"/>
           </w:r>
@@ -3359,7 +3182,7 @@
               <w:rFonts w:hint="eastAsia" w:ascii="Times New Roman" w:hAnsi="Times New Roman" w:eastAsia="仿宋" w:cs="Times New Roman"/>
               <w:bCs/>
               <w:sz w:val="24"/>
-              <w:szCs w:val="24"/>
+              <w:szCs w:val="16"/>
               <w:lang w:val="en-US" w:eastAsia="zh-CN"/>
             </w:rPr>
             <w:t>4.1 三废的处理</w:t>
@@ -3368,7 +3191,6 @@
             <w:rPr>
               <w:rFonts w:ascii="Times New Roman" w:hAnsi="Times New Roman" w:eastAsia="仿宋" w:cs="Times New Roman"/>
               <w:sz w:val="24"/>
-              <w:szCs w:val="24"/>
             </w:rPr>
             <w:tab/>
           </w:r>
@@ -3376,7 +3198,6 @@
             <w:rPr>
               <w:rFonts w:ascii="Times New Roman" w:hAnsi="Times New Roman" w:eastAsia="仿宋" w:cs="Times New Roman"/>
               <w:sz w:val="24"/>
-              <w:szCs w:val="24"/>
             </w:rPr>
             <w:fldChar w:fldCharType="begin"/>
           </w:r>
@@ -3384,15 +3205,13 @@
             <w:rPr>
               <w:rFonts w:ascii="Times New Roman" w:hAnsi="Times New Roman" w:eastAsia="仿宋" w:cs="Times New Roman"/>
               <w:sz w:val="24"/>
-              <w:szCs w:val="24"/>
             </w:rPr>
-            <w:instrText xml:space="preserve"> PAGEREF _Toc10829 \h </w:instrText>
+            <w:instrText xml:space="preserve"> PAGEREF _Toc9259 \h </w:instrText>
           </w:r>
           <w:r>
             <w:rPr>
               <w:rFonts w:ascii="Times New Roman" w:hAnsi="Times New Roman" w:eastAsia="仿宋" w:cs="Times New Roman"/>
               <w:sz w:val="24"/>
-              <w:szCs w:val="24"/>
             </w:rPr>
             <w:fldChar w:fldCharType="separate"/>
           </w:r>
@@ -3400,15 +3219,13 @@
             <w:rPr>
               <w:rFonts w:ascii="Times New Roman" w:hAnsi="Times New Roman" w:eastAsia="仿宋" w:cs="Times New Roman"/>
               <w:sz w:val="24"/>
-              <w:szCs w:val="24"/>
             </w:rPr>
-            <w:t>11</w:t>
+            <w:t>17</w:t>
           </w:r>
           <w:r>
             <w:rPr>
               <w:rFonts w:ascii="Times New Roman" w:hAnsi="Times New Roman" w:eastAsia="仿宋" w:cs="Times New Roman"/>
               <w:sz w:val="24"/>
-              <w:szCs w:val="24"/>
             </w:rPr>
             <w:fldChar w:fldCharType="end"/>
           </w:r>
@@ -3416,7 +3233,6 @@
             <w:rPr>
               <w:rFonts w:hint="default" w:ascii="Times New Roman" w:hAnsi="Times New Roman" w:eastAsia="仿宋" w:cs="Times New Roman"/>
               <w:sz w:val="24"/>
-              <w:szCs w:val="24"/>
             </w:rPr>
             <w:fldChar w:fldCharType="end"/>
           </w:r>
@@ -3431,14 +3247,12 @@
             <w:rPr>
               <w:rFonts w:ascii="Times New Roman" w:hAnsi="Times New Roman" w:eastAsia="仿宋" w:cs="Times New Roman"/>
               <w:sz w:val="24"/>
-              <w:szCs w:val="24"/>
             </w:rPr>
           </w:pPr>
           <w:r>
             <w:rPr>
               <w:rFonts w:hint="default" w:ascii="Times New Roman" w:hAnsi="Times New Roman" w:eastAsia="仿宋" w:cs="Times New Roman"/>
               <w:sz w:val="24"/>
-              <w:szCs w:val="24"/>
             </w:rPr>
             <w:fldChar w:fldCharType="begin"/>
           </w:r>
@@ -3446,15 +3260,13 @@
             <w:rPr>
               <w:rFonts w:hint="default" w:ascii="Times New Roman" w:hAnsi="Times New Roman" w:eastAsia="仿宋" w:cs="Times New Roman"/>
               <w:sz w:val="24"/>
-              <w:szCs w:val="24"/>
             </w:rPr>
-            <w:instrText xml:space="preserve"> HYPERLINK \l _Toc8648 </w:instrText>
+            <w:instrText xml:space="preserve"> HYPERLINK \l _Toc3121 </w:instrText>
           </w:r>
           <w:r>
             <w:rPr>
               <w:rFonts w:hint="default" w:ascii="Times New Roman" w:hAnsi="Times New Roman" w:eastAsia="仿宋" w:cs="Times New Roman"/>
               <w:sz w:val="24"/>
-              <w:szCs w:val="24"/>
             </w:rPr>
             <w:fldChar w:fldCharType="separate"/>
           </w:r>
@@ -3463,7 +3275,8 @@
               <w:rFonts w:hint="eastAsia" w:ascii="Times New Roman" w:hAnsi="Times New Roman" w:eastAsia="仿宋" w:cs="Times New Roman"/>
               <w:bCs/>
               <w:sz w:val="24"/>
-              <w:szCs w:val="24"/>
+              <w:szCs w:val="16"/>
+              <w:shd w:val="clear" w:color="auto" w:fill="auto"/>
               <w:lang w:val="en-US" w:eastAsia="zh-CN"/>
             </w:rPr>
             <w:t>4.2 噪声的控制</w:t>
@@ -3472,7 +3285,6 @@
             <w:rPr>
               <w:rFonts w:ascii="Times New Roman" w:hAnsi="Times New Roman" w:eastAsia="仿宋" w:cs="Times New Roman"/>
               <w:sz w:val="24"/>
-              <w:szCs w:val="24"/>
             </w:rPr>
             <w:tab/>
           </w:r>
@@ -3480,7 +3292,6 @@
             <w:rPr>
               <w:rFonts w:ascii="Times New Roman" w:hAnsi="Times New Roman" w:eastAsia="仿宋" w:cs="Times New Roman"/>
               <w:sz w:val="24"/>
-              <w:szCs w:val="24"/>
             </w:rPr>
             <w:fldChar w:fldCharType="begin"/>
           </w:r>
@@ -3488,15 +3299,13 @@
             <w:rPr>
               <w:rFonts w:ascii="Times New Roman" w:hAnsi="Times New Roman" w:eastAsia="仿宋" w:cs="Times New Roman"/>
               <w:sz w:val="24"/>
-              <w:szCs w:val="24"/>
             </w:rPr>
-            <w:instrText xml:space="preserve"> PAGEREF _Toc8648 \h </w:instrText>
+            <w:instrText xml:space="preserve"> PAGEREF _Toc3121 \h </w:instrText>
           </w:r>
           <w:r>
             <w:rPr>
               <w:rFonts w:ascii="Times New Roman" w:hAnsi="Times New Roman" w:eastAsia="仿宋" w:cs="Times New Roman"/>
               <w:sz w:val="24"/>
-              <w:szCs w:val="24"/>
             </w:rPr>
             <w:fldChar w:fldCharType="separate"/>
           </w:r>
@@ -3504,15 +3313,13 @@
             <w:rPr>
               <w:rFonts w:ascii="Times New Roman" w:hAnsi="Times New Roman" w:eastAsia="仿宋" w:cs="Times New Roman"/>
               <w:sz w:val="24"/>
-              <w:szCs w:val="24"/>
             </w:rPr>
-            <w:t>12</w:t>
+            <w:t>17</w:t>
           </w:r>
           <w:r>
             <w:rPr>
               <w:rFonts w:ascii="Times New Roman" w:hAnsi="Times New Roman" w:eastAsia="仿宋" w:cs="Times New Roman"/>
               <w:sz w:val="24"/>
-              <w:szCs w:val="24"/>
             </w:rPr>
             <w:fldChar w:fldCharType="end"/>
           </w:r>
@@ -3520,7 +3327,6 @@
             <w:rPr>
               <w:rFonts w:hint="default" w:ascii="Times New Roman" w:hAnsi="Times New Roman" w:eastAsia="仿宋" w:cs="Times New Roman"/>
               <w:sz w:val="24"/>
-              <w:szCs w:val="24"/>
             </w:rPr>
             <w:fldChar w:fldCharType="end"/>
           </w:r>
@@ -3534,14 +3340,12 @@
             <w:rPr>
               <w:rFonts w:ascii="Times New Roman" w:hAnsi="Times New Roman" w:eastAsia="仿宋" w:cs="Times New Roman"/>
               <w:sz w:val="24"/>
-              <w:szCs w:val="24"/>
             </w:rPr>
           </w:pPr>
           <w:r>
             <w:rPr>
               <w:rFonts w:hint="default" w:ascii="Times New Roman" w:hAnsi="Times New Roman" w:eastAsia="仿宋" w:cs="Times New Roman"/>
               <w:sz w:val="24"/>
-              <w:szCs w:val="24"/>
             </w:rPr>
             <w:fldChar w:fldCharType="begin"/>
           </w:r>
@@ -3549,15 +3353,13 @@
             <w:rPr>
               <w:rFonts w:hint="default" w:ascii="Times New Roman" w:hAnsi="Times New Roman" w:eastAsia="仿宋" w:cs="Times New Roman"/>
               <w:sz w:val="24"/>
-              <w:szCs w:val="24"/>
             </w:rPr>
-            <w:instrText xml:space="preserve"> HYPERLINK \l _Toc26659 </w:instrText>
+            <w:instrText xml:space="preserve"> HYPERLINK \l _Toc25856 </w:instrText>
           </w:r>
           <w:r>
             <w:rPr>
               <w:rFonts w:hint="default" w:ascii="Times New Roman" w:hAnsi="Times New Roman" w:eastAsia="仿宋" w:cs="Times New Roman"/>
               <w:sz w:val="24"/>
-              <w:szCs w:val="24"/>
             </w:rPr>
             <w:fldChar w:fldCharType="separate"/>
           </w:r>
@@ -3565,9 +3367,10 @@
             <w:rPr>
               <w:rFonts w:hint="eastAsia" w:ascii="Times New Roman" w:hAnsi="Times New Roman" w:eastAsia="仿宋" w:cs="Times New Roman"/>
               <w:bCs/>
+              <w:kern w:val="44"/>
               <w:sz w:val="24"/>
-              <w:szCs w:val="24"/>
-              <w:lang w:val="en-US" w:eastAsia="zh-CN"/>
+              <w:szCs w:val="11"/>
+              <w:lang w:val="en-US" w:eastAsia="zh-CN" w:bidi="ar-SA"/>
             </w:rPr>
             <w:t>5 车间成本核算</w:t>
           </w:r>
@@ -3575,7 +3378,6 @@
             <w:rPr>
               <w:rFonts w:ascii="Times New Roman" w:hAnsi="Times New Roman" w:eastAsia="仿宋" w:cs="Times New Roman"/>
               <w:sz w:val="24"/>
-              <w:szCs w:val="24"/>
             </w:rPr>
             <w:tab/>
           </w:r>
@@ -3583,7 +3385,6 @@
             <w:rPr>
               <w:rFonts w:ascii="Times New Roman" w:hAnsi="Times New Roman" w:eastAsia="仿宋" w:cs="Times New Roman"/>
               <w:sz w:val="24"/>
-              <w:szCs w:val="24"/>
             </w:rPr>
             <w:fldChar w:fldCharType="begin"/>
           </w:r>
@@ -3591,15 +3392,13 @@
             <w:rPr>
               <w:rFonts w:ascii="Times New Roman" w:hAnsi="Times New Roman" w:eastAsia="仿宋" w:cs="Times New Roman"/>
               <w:sz w:val="24"/>
-              <w:szCs w:val="24"/>
             </w:rPr>
-            <w:instrText xml:space="preserve"> PAGEREF _Toc26659 \h </w:instrText>
+            <w:instrText xml:space="preserve"> PAGEREF _Toc25856 \h </w:instrText>
           </w:r>
           <w:r>
             <w:rPr>
               <w:rFonts w:ascii="Times New Roman" w:hAnsi="Times New Roman" w:eastAsia="仿宋" w:cs="Times New Roman"/>
               <w:sz w:val="24"/>
-              <w:szCs w:val="24"/>
             </w:rPr>
             <w:fldChar w:fldCharType="separate"/>
           </w:r>
@@ -3607,15 +3406,13 @@
             <w:rPr>
               <w:rFonts w:ascii="Times New Roman" w:hAnsi="Times New Roman" w:eastAsia="仿宋" w:cs="Times New Roman"/>
               <w:sz w:val="24"/>
-              <w:szCs w:val="24"/>
             </w:rPr>
-            <w:t>12</w:t>
+            <w:t>18</w:t>
           </w:r>
           <w:r>
             <w:rPr>
               <w:rFonts w:ascii="Times New Roman" w:hAnsi="Times New Roman" w:eastAsia="仿宋" w:cs="Times New Roman"/>
               <w:sz w:val="24"/>
-              <w:szCs w:val="24"/>
             </w:rPr>
             <w:fldChar w:fldCharType="end"/>
           </w:r>
@@ -3623,7 +3420,6 @@
             <w:rPr>
               <w:rFonts w:hint="default" w:ascii="Times New Roman" w:hAnsi="Times New Roman" w:eastAsia="仿宋" w:cs="Times New Roman"/>
               <w:sz w:val="24"/>
-              <w:szCs w:val="24"/>
             </w:rPr>
             <w:fldChar w:fldCharType="end"/>
           </w:r>
@@ -3638,14 +3434,12 @@
             <w:rPr>
               <w:rFonts w:ascii="Times New Roman" w:hAnsi="Times New Roman" w:eastAsia="仿宋" w:cs="Times New Roman"/>
               <w:sz w:val="24"/>
-              <w:szCs w:val="24"/>
             </w:rPr>
           </w:pPr>
           <w:r>
             <w:rPr>
               <w:rFonts w:hint="default" w:ascii="Times New Roman" w:hAnsi="Times New Roman" w:eastAsia="仿宋" w:cs="Times New Roman"/>
               <w:sz w:val="24"/>
-              <w:szCs w:val="24"/>
             </w:rPr>
             <w:fldChar w:fldCharType="begin"/>
           </w:r>
@@ -3653,15 +3447,13 @@
             <w:rPr>
               <w:rFonts w:hint="default" w:ascii="Times New Roman" w:hAnsi="Times New Roman" w:eastAsia="仿宋" w:cs="Times New Roman"/>
               <w:sz w:val="24"/>
-              <w:szCs w:val="24"/>
             </w:rPr>
-            <w:instrText xml:space="preserve"> HYPERLINK \l _Toc14047 </w:instrText>
+            <w:instrText xml:space="preserve"> HYPERLINK \l _Toc16286 </w:instrText>
           </w:r>
           <w:r>
             <w:rPr>
               <w:rFonts w:hint="default" w:ascii="Times New Roman" w:hAnsi="Times New Roman" w:eastAsia="仿宋" w:cs="Times New Roman"/>
               <w:sz w:val="24"/>
-              <w:szCs w:val="24"/>
             </w:rPr>
             <w:fldChar w:fldCharType="separate"/>
           </w:r>
@@ -3670,7 +3462,7 @@
               <w:rFonts w:hint="eastAsia" w:ascii="Times New Roman" w:hAnsi="Times New Roman" w:eastAsia="仿宋" w:cs="Times New Roman"/>
               <w:bCs/>
               <w:sz w:val="24"/>
-              <w:szCs w:val="24"/>
+              <w:szCs w:val="16"/>
               <w:lang w:val="en-US" w:eastAsia="zh-CN"/>
             </w:rPr>
             <w:t>5.1 生产成本</w:t>
@@ -3679,7 +3471,6 @@
             <w:rPr>
               <w:rFonts w:ascii="Times New Roman" w:hAnsi="Times New Roman" w:eastAsia="仿宋" w:cs="Times New Roman"/>
               <w:sz w:val="24"/>
-              <w:szCs w:val="24"/>
             </w:rPr>
             <w:tab/>
           </w:r>
@@ -3687,7 +3478,6 @@
             <w:rPr>
               <w:rFonts w:ascii="Times New Roman" w:hAnsi="Times New Roman" w:eastAsia="仿宋" w:cs="Times New Roman"/>
               <w:sz w:val="24"/>
-              <w:szCs w:val="24"/>
             </w:rPr>
             <w:fldChar w:fldCharType="begin"/>
           </w:r>
@@ -3695,15 +3485,13 @@
             <w:rPr>
               <w:rFonts w:ascii="Times New Roman" w:hAnsi="Times New Roman" w:eastAsia="仿宋" w:cs="Times New Roman"/>
               <w:sz w:val="24"/>
-              <w:szCs w:val="24"/>
             </w:rPr>
-            <w:instrText xml:space="preserve"> PAGEREF _Toc14047 \h </w:instrText>
+            <w:instrText xml:space="preserve"> PAGEREF _Toc16286 \h </w:instrText>
           </w:r>
           <w:r>
             <w:rPr>
               <w:rFonts w:ascii="Times New Roman" w:hAnsi="Times New Roman" w:eastAsia="仿宋" w:cs="Times New Roman"/>
               <w:sz w:val="24"/>
-              <w:szCs w:val="24"/>
             </w:rPr>
             <w:fldChar w:fldCharType="separate"/>
           </w:r>
@@ -3711,15 +3499,13 @@
             <w:rPr>
               <w:rFonts w:ascii="Times New Roman" w:hAnsi="Times New Roman" w:eastAsia="仿宋" w:cs="Times New Roman"/>
               <w:sz w:val="24"/>
-              <w:szCs w:val="24"/>
             </w:rPr>
-            <w:t>12</w:t>
+            <w:t>18</w:t>
           </w:r>
           <w:r>
             <w:rPr>
               <w:rFonts w:ascii="Times New Roman" w:hAnsi="Times New Roman" w:eastAsia="仿宋" w:cs="Times New Roman"/>
               <w:sz w:val="24"/>
-              <w:szCs w:val="24"/>
             </w:rPr>
             <w:fldChar w:fldCharType="end"/>
           </w:r>
@@ -3727,7 +3513,6 @@
             <w:rPr>
               <w:rFonts w:hint="default" w:ascii="Times New Roman" w:hAnsi="Times New Roman" w:eastAsia="仿宋" w:cs="Times New Roman"/>
               <w:sz w:val="24"/>
-              <w:szCs w:val="24"/>
             </w:rPr>
             <w:fldChar w:fldCharType="end"/>
           </w:r>
@@ -3742,14 +3527,12 @@
             <w:rPr>
               <w:rFonts w:ascii="Times New Roman" w:hAnsi="Times New Roman" w:eastAsia="仿宋" w:cs="Times New Roman"/>
               <w:sz w:val="24"/>
-              <w:szCs w:val="24"/>
             </w:rPr>
           </w:pPr>
           <w:r>
             <w:rPr>
               <w:rFonts w:hint="default" w:ascii="Times New Roman" w:hAnsi="Times New Roman" w:eastAsia="仿宋" w:cs="Times New Roman"/>
               <w:sz w:val="24"/>
-              <w:szCs w:val="24"/>
             </w:rPr>
             <w:fldChar w:fldCharType="begin"/>
           </w:r>
@@ -3757,15 +3540,13 @@
             <w:rPr>
               <w:rFonts w:hint="default" w:ascii="Times New Roman" w:hAnsi="Times New Roman" w:eastAsia="仿宋" w:cs="Times New Roman"/>
               <w:sz w:val="24"/>
-              <w:szCs w:val="24"/>
             </w:rPr>
-            <w:instrText xml:space="preserve"> HYPERLINK \l _Toc11449 </w:instrText>
+            <w:instrText xml:space="preserve"> HYPERLINK \l _Toc31126 </w:instrText>
           </w:r>
           <w:r>
             <w:rPr>
               <w:rFonts w:hint="default" w:ascii="Times New Roman" w:hAnsi="Times New Roman" w:eastAsia="仿宋" w:cs="Times New Roman"/>
               <w:sz w:val="24"/>
-              <w:szCs w:val="24"/>
             </w:rPr>
             <w:fldChar w:fldCharType="separate"/>
           </w:r>
@@ -3774,7 +3555,7 @@
               <w:rFonts w:hint="eastAsia" w:ascii="Times New Roman" w:hAnsi="Times New Roman" w:eastAsia="仿宋" w:cs="Times New Roman"/>
               <w:bCs/>
               <w:sz w:val="24"/>
-              <w:szCs w:val="24"/>
+              <w:szCs w:val="16"/>
               <w:lang w:val="en-US" w:eastAsia="zh-CN"/>
             </w:rPr>
             <w:t>5.2 总成本核算</w:t>
@@ -3783,7 +3564,6 @@
             <w:rPr>
               <w:rFonts w:ascii="Times New Roman" w:hAnsi="Times New Roman" w:eastAsia="仿宋" w:cs="Times New Roman"/>
               <w:sz w:val="24"/>
-              <w:szCs w:val="24"/>
             </w:rPr>
             <w:tab/>
           </w:r>
@@ -3791,7 +3571,6 @@
             <w:rPr>
               <w:rFonts w:ascii="Times New Roman" w:hAnsi="Times New Roman" w:eastAsia="仿宋" w:cs="Times New Roman"/>
               <w:sz w:val="24"/>
-              <w:szCs w:val="24"/>
             </w:rPr>
             <w:fldChar w:fldCharType="begin"/>
           </w:r>
@@ -3799,15 +3578,13 @@
             <w:rPr>
               <w:rFonts w:ascii="Times New Roman" w:hAnsi="Times New Roman" w:eastAsia="仿宋" w:cs="Times New Roman"/>
               <w:sz w:val="24"/>
-              <w:szCs w:val="24"/>
             </w:rPr>
-            <w:instrText xml:space="preserve"> PAGEREF _Toc11449 \h </w:instrText>
+            <w:instrText xml:space="preserve"> PAGEREF _Toc31126 \h </w:instrText>
           </w:r>
           <w:r>
             <w:rPr>
               <w:rFonts w:ascii="Times New Roman" w:hAnsi="Times New Roman" w:eastAsia="仿宋" w:cs="Times New Roman"/>
               <w:sz w:val="24"/>
-              <w:szCs w:val="24"/>
             </w:rPr>
             <w:fldChar w:fldCharType="separate"/>
           </w:r>
@@ -3815,15 +3592,13 @@
             <w:rPr>
               <w:rFonts w:ascii="Times New Roman" w:hAnsi="Times New Roman" w:eastAsia="仿宋" w:cs="Times New Roman"/>
               <w:sz w:val="24"/>
-              <w:szCs w:val="24"/>
             </w:rPr>
-            <w:t>14</w:t>
+            <w:t>20</w:t>
           </w:r>
           <w:r>
             <w:rPr>
               <w:rFonts w:ascii="Times New Roman" w:hAnsi="Times New Roman" w:eastAsia="仿宋" w:cs="Times New Roman"/>
               <w:sz w:val="24"/>
-              <w:szCs w:val="24"/>
             </w:rPr>
             <w:fldChar w:fldCharType="end"/>
           </w:r>
@@ -3831,7 +3606,6 @@
             <w:rPr>
               <w:rFonts w:hint="default" w:ascii="Times New Roman" w:hAnsi="Times New Roman" w:eastAsia="仿宋" w:cs="Times New Roman"/>
               <w:sz w:val="24"/>
-              <w:szCs w:val="24"/>
             </w:rPr>
             <w:fldChar w:fldCharType="end"/>
           </w:r>
@@ -3845,14 +3619,12 @@
             <w:rPr>
               <w:rFonts w:ascii="Times New Roman" w:hAnsi="Times New Roman" w:eastAsia="仿宋" w:cs="Times New Roman"/>
               <w:sz w:val="24"/>
-              <w:szCs w:val="24"/>
             </w:rPr>
           </w:pPr>
           <w:r>
             <w:rPr>
               <w:rFonts w:hint="default" w:ascii="Times New Roman" w:hAnsi="Times New Roman" w:eastAsia="仿宋" w:cs="Times New Roman"/>
               <w:sz w:val="24"/>
-              <w:szCs w:val="24"/>
             </w:rPr>
             <w:fldChar w:fldCharType="begin"/>
           </w:r>
@@ -3860,15 +3632,13 @@
             <w:rPr>
               <w:rFonts w:hint="default" w:ascii="Times New Roman" w:hAnsi="Times New Roman" w:eastAsia="仿宋" w:cs="Times New Roman"/>
               <w:sz w:val="24"/>
-              <w:szCs w:val="24"/>
             </w:rPr>
-            <w:instrText xml:space="preserve"> HYPERLINK \l _Toc3757 </w:instrText>
+            <w:instrText xml:space="preserve"> HYPERLINK \l _Toc17251 </w:instrText>
           </w:r>
           <w:r>
             <w:rPr>
               <w:rFonts w:hint="default" w:ascii="Times New Roman" w:hAnsi="Times New Roman" w:eastAsia="仿宋" w:cs="Times New Roman"/>
               <w:sz w:val="24"/>
-              <w:szCs w:val="24"/>
             </w:rPr>
             <w:fldChar w:fldCharType="separate"/>
           </w:r>
@@ -3877,7 +3647,7 @@
               <w:rFonts w:hint="eastAsia" w:ascii="Times New Roman" w:hAnsi="Times New Roman" w:eastAsia="仿宋" w:cs="Times New Roman"/>
               <w:bCs/>
               <w:sz w:val="24"/>
-              <w:szCs w:val="24"/>
+              <w:szCs w:val="11"/>
               <w:lang w:val="en-US" w:eastAsia="zh-CN"/>
             </w:rPr>
             <w:t>6 结论</w:t>
@@ -3886,7 +3656,6 @@
             <w:rPr>
               <w:rFonts w:ascii="Times New Roman" w:hAnsi="Times New Roman" w:eastAsia="仿宋" w:cs="Times New Roman"/>
               <w:sz w:val="24"/>
-              <w:szCs w:val="24"/>
             </w:rPr>
             <w:tab/>
           </w:r>
@@ -3894,7 +3663,6 @@
             <w:rPr>
               <w:rFonts w:ascii="Times New Roman" w:hAnsi="Times New Roman" w:eastAsia="仿宋" w:cs="Times New Roman"/>
               <w:sz w:val="24"/>
-              <w:szCs w:val="24"/>
             </w:rPr>
             <w:fldChar w:fldCharType="begin"/>
           </w:r>
@@ -3902,15 +3670,13 @@
             <w:rPr>
               <w:rFonts w:ascii="Times New Roman" w:hAnsi="Times New Roman" w:eastAsia="仿宋" w:cs="Times New Roman"/>
               <w:sz w:val="24"/>
-              <w:szCs w:val="24"/>
             </w:rPr>
-            <w:instrText xml:space="preserve"> PAGEREF _Toc3757 \h </w:instrText>
+            <w:instrText xml:space="preserve"> PAGEREF _Toc17251 \h </w:instrText>
           </w:r>
           <w:r>
             <w:rPr>
               <w:rFonts w:ascii="Times New Roman" w:hAnsi="Times New Roman" w:eastAsia="仿宋" w:cs="Times New Roman"/>
               <w:sz w:val="24"/>
-              <w:szCs w:val="24"/>
             </w:rPr>
             <w:fldChar w:fldCharType="separate"/>
           </w:r>
@@ -3918,15 +3684,13 @@
             <w:rPr>
               <w:rFonts w:ascii="Times New Roman" w:hAnsi="Times New Roman" w:eastAsia="仿宋" w:cs="Times New Roman"/>
               <w:sz w:val="24"/>
-              <w:szCs w:val="24"/>
             </w:rPr>
-            <w:t>14</w:t>
+            <w:t>20</w:t>
           </w:r>
           <w:r>
             <w:rPr>
               <w:rFonts w:ascii="Times New Roman" w:hAnsi="Times New Roman" w:eastAsia="仿宋" w:cs="Times New Roman"/>
               <w:sz w:val="24"/>
-              <w:szCs w:val="24"/>
             </w:rPr>
             <w:fldChar w:fldCharType="end"/>
           </w:r>
@@ -3934,7 +3698,6 @@
             <w:rPr>
               <w:rFonts w:hint="default" w:ascii="Times New Roman" w:hAnsi="Times New Roman" w:eastAsia="仿宋" w:cs="Times New Roman"/>
               <w:sz w:val="24"/>
-              <w:szCs w:val="24"/>
             </w:rPr>
             <w:fldChar w:fldCharType="end"/>
           </w:r>
@@ -3948,14 +3711,12 @@
             <w:rPr>
               <w:rFonts w:ascii="Times New Roman" w:hAnsi="Times New Roman" w:eastAsia="仿宋" w:cs="Times New Roman"/>
               <w:sz w:val="24"/>
-              <w:szCs w:val="24"/>
             </w:rPr>
           </w:pPr>
           <w:r>
             <w:rPr>
               <w:rFonts w:hint="default" w:ascii="Times New Roman" w:hAnsi="Times New Roman" w:eastAsia="仿宋" w:cs="Times New Roman"/>
               <w:sz w:val="24"/>
-              <w:szCs w:val="24"/>
             </w:rPr>
             <w:fldChar w:fldCharType="begin"/>
           </w:r>
@@ -3963,15 +3724,13 @@
             <w:rPr>
               <w:rFonts w:hint="default" w:ascii="Times New Roman" w:hAnsi="Times New Roman" w:eastAsia="仿宋" w:cs="Times New Roman"/>
               <w:sz w:val="24"/>
-              <w:szCs w:val="24"/>
             </w:rPr>
-            <w:instrText xml:space="preserve"> HYPERLINK \l _Toc8502 </w:instrText>
+            <w:instrText xml:space="preserve"> HYPERLINK \l _Toc16206 </w:instrText>
           </w:r>
           <w:r>
             <w:rPr>
               <w:rFonts w:hint="default" w:ascii="Times New Roman" w:hAnsi="Times New Roman" w:eastAsia="仿宋" w:cs="Times New Roman"/>
               <w:sz w:val="24"/>
-              <w:szCs w:val="24"/>
             </w:rPr>
             <w:fldChar w:fldCharType="separate"/>
           </w:r>
@@ -3981,7 +3740,7 @@
               <w:bCs/>
               <w:kern w:val="2"/>
               <w:sz w:val="24"/>
-              <w:szCs w:val="24"/>
+              <w:szCs w:val="28"/>
               <w:lang w:val="en-US" w:eastAsia="zh-CN" w:bidi="ar-SA"/>
             </w:rPr>
             <w:t>【参 考 文 献】</w:t>
@@ -3990,7 +3749,6 @@
             <w:rPr>
               <w:rFonts w:ascii="Times New Roman" w:hAnsi="Times New Roman" w:eastAsia="仿宋" w:cs="Times New Roman"/>
               <w:sz w:val="24"/>
-              <w:szCs w:val="24"/>
             </w:rPr>
             <w:tab/>
           </w:r>
@@ -3998,7 +3756,6 @@
             <w:rPr>
               <w:rFonts w:ascii="Times New Roman" w:hAnsi="Times New Roman" w:eastAsia="仿宋" w:cs="Times New Roman"/>
               <w:sz w:val="24"/>
-              <w:szCs w:val="24"/>
             </w:rPr>
             <w:fldChar w:fldCharType="begin"/>
           </w:r>
@@ -4006,15 +3763,13 @@
             <w:rPr>
               <w:rFonts w:ascii="Times New Roman" w:hAnsi="Times New Roman" w:eastAsia="仿宋" w:cs="Times New Roman"/>
               <w:sz w:val="24"/>
-              <w:szCs w:val="24"/>
             </w:rPr>
-            <w:instrText xml:space="preserve"> PAGEREF _Toc8502 \h </w:instrText>
+            <w:instrText xml:space="preserve"> PAGEREF _Toc16206 \h </w:instrText>
           </w:r>
           <w:r>
             <w:rPr>
               <w:rFonts w:ascii="Times New Roman" w:hAnsi="Times New Roman" w:eastAsia="仿宋" w:cs="Times New Roman"/>
               <w:sz w:val="24"/>
-              <w:szCs w:val="24"/>
             </w:rPr>
             <w:fldChar w:fldCharType="separate"/>
           </w:r>
@@ -4022,15 +3777,13 @@
             <w:rPr>
               <w:rFonts w:ascii="Times New Roman" w:hAnsi="Times New Roman" w:eastAsia="仿宋" w:cs="Times New Roman"/>
               <w:sz w:val="24"/>
-              <w:szCs w:val="24"/>
             </w:rPr>
-            <w:t>15</w:t>
+            <w:t>21</w:t>
           </w:r>
           <w:r>
             <w:rPr>
               <w:rFonts w:ascii="Times New Roman" w:hAnsi="Times New Roman" w:eastAsia="仿宋" w:cs="Times New Roman"/>
               <w:sz w:val="24"/>
-              <w:szCs w:val="24"/>
             </w:rPr>
             <w:fldChar w:fldCharType="end"/>
           </w:r>
@@ -4038,7 +3791,6 @@
             <w:rPr>
               <w:rFonts w:hint="default" w:ascii="Times New Roman" w:hAnsi="Times New Roman" w:eastAsia="仿宋" w:cs="Times New Roman"/>
               <w:sz w:val="24"/>
-              <w:szCs w:val="24"/>
             </w:rPr>
             <w:fldChar w:fldCharType="end"/>
           </w:r>
@@ -4052,14 +3804,12 @@
             <w:rPr>
               <w:rFonts w:ascii="Times New Roman" w:hAnsi="Times New Roman" w:eastAsia="仿宋" w:cs="Times New Roman"/>
               <w:sz w:val="24"/>
-              <w:szCs w:val="24"/>
             </w:rPr>
           </w:pPr>
           <w:r>
             <w:rPr>
               <w:rFonts w:hint="default" w:ascii="Times New Roman" w:hAnsi="Times New Roman" w:eastAsia="仿宋" w:cs="Times New Roman"/>
               <w:sz w:val="24"/>
-              <w:szCs w:val="24"/>
             </w:rPr>
             <w:fldChar w:fldCharType="begin"/>
           </w:r>
@@ -4067,15 +3817,13 @@
             <w:rPr>
               <w:rFonts w:hint="default" w:ascii="Times New Roman" w:hAnsi="Times New Roman" w:eastAsia="仿宋" w:cs="Times New Roman"/>
               <w:sz w:val="24"/>
-              <w:szCs w:val="24"/>
             </w:rPr>
-            <w:instrText xml:space="preserve"> HYPERLINK \l _Toc30624 </w:instrText>
+            <w:instrText xml:space="preserve"> HYPERLINK \l _Toc15949 </w:instrText>
           </w:r>
           <w:r>
             <w:rPr>
               <w:rFonts w:hint="default" w:ascii="Times New Roman" w:hAnsi="Times New Roman" w:eastAsia="仿宋" w:cs="Times New Roman"/>
               <w:sz w:val="24"/>
-              <w:szCs w:val="24"/>
             </w:rPr>
             <w:fldChar w:fldCharType="separate"/>
           </w:r>
@@ -4084,7 +3832,7 @@
               <w:rFonts w:hint="eastAsia" w:ascii="Times New Roman" w:hAnsi="Times New Roman" w:eastAsia="仿宋" w:cs="Times New Roman"/>
               <w:bCs/>
               <w:sz w:val="24"/>
-              <w:szCs w:val="24"/>
+              <w:szCs w:val="13"/>
               <w:lang w:val="en-US" w:eastAsia="zh-CN"/>
             </w:rPr>
             <w:t>致 谢</w:t>
@@ -4093,7 +3841,6 @@
             <w:rPr>
               <w:rFonts w:ascii="Times New Roman" w:hAnsi="Times New Roman" w:eastAsia="仿宋" w:cs="Times New Roman"/>
               <w:sz w:val="24"/>
-              <w:szCs w:val="24"/>
             </w:rPr>
             <w:tab/>
           </w:r>
@@ -4101,7 +3848,6 @@
             <w:rPr>
               <w:rFonts w:ascii="Times New Roman" w:hAnsi="Times New Roman" w:eastAsia="仿宋" w:cs="Times New Roman"/>
               <w:sz w:val="24"/>
-              <w:szCs w:val="24"/>
             </w:rPr>
             <w:fldChar w:fldCharType="begin"/>
           </w:r>
@@ -4109,15 +3855,13 @@
             <w:rPr>
               <w:rFonts w:ascii="Times New Roman" w:hAnsi="Times New Roman" w:eastAsia="仿宋" w:cs="Times New Roman"/>
               <w:sz w:val="24"/>
-              <w:szCs w:val="24"/>
             </w:rPr>
-            <w:instrText xml:space="preserve"> PAGEREF _Toc30624 \h </w:instrText>
+            <w:instrText xml:space="preserve"> PAGEREF _Toc15949 \h </w:instrText>
           </w:r>
           <w:r>
             <w:rPr>
               <w:rFonts w:ascii="Times New Roman" w:hAnsi="Times New Roman" w:eastAsia="仿宋" w:cs="Times New Roman"/>
               <w:sz w:val="24"/>
-              <w:szCs w:val="24"/>
             </w:rPr>
             <w:fldChar w:fldCharType="separate"/>
           </w:r>
@@ -4125,15 +3869,13 @@
             <w:rPr>
               <w:rFonts w:ascii="Times New Roman" w:hAnsi="Times New Roman" w:eastAsia="仿宋" w:cs="Times New Roman"/>
               <w:sz w:val="24"/>
-              <w:szCs w:val="24"/>
             </w:rPr>
-            <w:t>17</w:t>
+            <w:t>23</w:t>
           </w:r>
           <w:r>
             <w:rPr>
               <w:rFonts w:ascii="Times New Roman" w:hAnsi="Times New Roman" w:eastAsia="仿宋" w:cs="Times New Roman"/>
               <w:sz w:val="24"/>
-              <w:szCs w:val="24"/>
             </w:rPr>
             <w:fldChar w:fldCharType="end"/>
           </w:r>
@@ -4141,7 +3883,6 @@
             <w:rPr>
               <w:rFonts w:hint="default" w:ascii="Times New Roman" w:hAnsi="Times New Roman" w:eastAsia="仿宋" w:cs="Times New Roman"/>
               <w:sz w:val="24"/>
-              <w:szCs w:val="24"/>
             </w:rPr>
             <w:fldChar w:fldCharType="end"/>
           </w:r>
@@ -4152,12 +3893,15 @@
             <w:tabs>
               <w:tab w:val="right" w:leader="dot" w:pos="8788"/>
             </w:tabs>
+            <w:rPr>
+              <w:rFonts w:ascii="Times New Roman" w:hAnsi="Times New Roman" w:eastAsia="仿宋" w:cs="Times New Roman"/>
+              <w:sz w:val="24"/>
+            </w:rPr>
           </w:pPr>
           <w:r>
             <w:rPr>
               <w:rFonts w:hint="default" w:ascii="Times New Roman" w:hAnsi="Times New Roman" w:eastAsia="仿宋" w:cs="Times New Roman"/>
               <w:sz w:val="24"/>
-              <w:szCs w:val="24"/>
             </w:rPr>
             <w:fldChar w:fldCharType="begin"/>
           </w:r>
@@ -4165,15 +3909,13 @@
             <w:rPr>
               <w:rFonts w:hint="default" w:ascii="Times New Roman" w:hAnsi="Times New Roman" w:eastAsia="仿宋" w:cs="Times New Roman"/>
               <w:sz w:val="24"/>
-              <w:szCs w:val="24"/>
             </w:rPr>
-            <w:instrText xml:space="preserve"> HYPERLINK \l _Toc25798 </w:instrText>
+            <w:instrText xml:space="preserve"> HYPERLINK \l _Toc11518 </w:instrText>
           </w:r>
           <w:r>
             <w:rPr>
               <w:rFonts w:hint="default" w:ascii="Times New Roman" w:hAnsi="Times New Roman" w:eastAsia="仿宋" w:cs="Times New Roman"/>
               <w:sz w:val="24"/>
-              <w:szCs w:val="24"/>
             </w:rPr>
             <w:fldChar w:fldCharType="separate"/>
           </w:r>
@@ -4182,7 +3924,7 @@
               <w:rFonts w:hint="eastAsia" w:ascii="Times New Roman" w:hAnsi="Times New Roman" w:eastAsia="仿宋" w:cs="Times New Roman"/>
               <w:bCs/>
               <w:sz w:val="24"/>
-              <w:szCs w:val="24"/>
+              <w:szCs w:val="13"/>
               <w:lang w:val="en-US" w:eastAsia="zh-CN"/>
             </w:rPr>
             <w:t>附录 工程图纸</w:t>
@@ -4191,7 +3933,6 @@
             <w:rPr>
               <w:rFonts w:ascii="Times New Roman" w:hAnsi="Times New Roman" w:eastAsia="仿宋" w:cs="Times New Roman"/>
               <w:sz w:val="24"/>
-              <w:szCs w:val="24"/>
             </w:rPr>
             <w:tab/>
           </w:r>
@@ -4199,7 +3940,6 @@
             <w:rPr>
               <w:rFonts w:ascii="Times New Roman" w:hAnsi="Times New Roman" w:eastAsia="仿宋" w:cs="Times New Roman"/>
               <w:sz w:val="24"/>
-              <w:szCs w:val="24"/>
             </w:rPr>
             <w:fldChar w:fldCharType="begin"/>
           </w:r>
@@ -4207,15 +3947,13 @@
             <w:rPr>
               <w:rFonts w:ascii="Times New Roman" w:hAnsi="Times New Roman" w:eastAsia="仿宋" w:cs="Times New Roman"/>
               <w:sz w:val="24"/>
-              <w:szCs w:val="24"/>
             </w:rPr>
-            <w:instrText xml:space="preserve"> PAGEREF _Toc25798 \h </w:instrText>
+            <w:instrText xml:space="preserve"> PAGEREF _Toc11518 \h </w:instrText>
           </w:r>
           <w:r>
             <w:rPr>
               <w:rFonts w:ascii="Times New Roman" w:hAnsi="Times New Roman" w:eastAsia="仿宋" w:cs="Times New Roman"/>
               <w:sz w:val="24"/>
-              <w:szCs w:val="24"/>
             </w:rPr>
             <w:fldChar w:fldCharType="separate"/>
           </w:r>
@@ -4223,15 +3961,13 @@
             <w:rPr>
               <w:rFonts w:ascii="Times New Roman" w:hAnsi="Times New Roman" w:eastAsia="仿宋" w:cs="Times New Roman"/>
               <w:sz w:val="24"/>
-              <w:szCs w:val="24"/>
             </w:rPr>
-            <w:t>18</w:t>
+            <w:t>24</w:t>
           </w:r>
           <w:r>
             <w:rPr>
               <w:rFonts w:ascii="Times New Roman" w:hAnsi="Times New Roman" w:eastAsia="仿宋" w:cs="Times New Roman"/>
               <w:sz w:val="24"/>
-              <w:szCs w:val="24"/>
             </w:rPr>
             <w:fldChar w:fldCharType="end"/>
           </w:r>
@@ -4239,7 +3975,6 @@
             <w:rPr>
               <w:rFonts w:hint="default" w:ascii="Times New Roman" w:hAnsi="Times New Roman" w:eastAsia="仿宋" w:cs="Times New Roman"/>
               <w:sz w:val="24"/>
-              <w:szCs w:val="24"/>
             </w:rPr>
             <w:fldChar w:fldCharType="end"/>
           </w:r>
@@ -4269,6 +4004,7 @@
           <w:r>
             <w:rPr>
               <w:rFonts w:hint="default" w:ascii="Times New Roman" w:hAnsi="Times New Roman" w:eastAsia="仿宋" w:cs="Times New Roman"/>
+              <w:sz w:val="24"/>
             </w:rPr>
             <w:fldChar w:fldCharType="end"/>
           </w:r>
@@ -4569,7 +4305,7 @@
           <w:szCs w:val="24"/>
           <w:lang w:val="en-US" w:eastAsia="zh-CN"/>
         </w:rPr>
-        <w:t>Blueberry-flavored yogurt integrates the antioxidative function of blueberry anthocyanins and the probiotic features of yogurt, presenting extensive market prospects.This plan is targeted at a blueberry yogurt manufacturing workshop with an annual production of 1000 tons. A comprehensive process scheme has been formulated and cost calculation has been finished to guarantee efficient and steady production.</w:t>
+        <w:t>Blueberry-flavored yogurt integrates the antioxidative function of blueberry ant-hocyanins and the probiotic features of yogurt, presenting extensive market prospec-ts.This plan is targeted at a blueberry yogurt manufacturing workshop with an ann-ual production of 1000 tons. A comprehensive process scheme has been formulated and cost calculation has been finished to guarantee efficient and steady production.</w:t>
       </w:r>
     </w:p>
     <w:p>
@@ -4784,8 +4520,8 @@
           <w:lang w:val="en-US" w:eastAsia="zh-CN"/>
         </w:rPr>
       </w:pPr>
-      <w:bookmarkStart w:id="0" w:name="_Toc28591"/>
-      <w:bookmarkStart w:id="1" w:name="_Toc17326"/>
+      <w:bookmarkStart w:id="0" w:name="_Toc17326"/>
+      <w:bookmarkStart w:id="1" w:name="_Toc7053"/>
       <w:r>
         <w:rPr>
           <w:rFonts w:hint="eastAsia" w:ascii="Times New Roman" w:hAnsi="Times New Roman" w:eastAsia="黑体" w:cs="黑体"/>
@@ -4924,7 +4660,6 @@
         </w:rPr>
         <w:fldChar w:fldCharType="end"/>
       </w:r>
-      <w:bookmarkStart w:id="3" w:name="_Toc9772"/>
       <w:r>
         <w:rPr>
           <w:rFonts w:hint="eastAsia"/>
@@ -4965,6 +4700,7 @@
           <w:vertAlign w:val="baseline"/>
         </w:rPr>
       </w:pPr>
+      <w:bookmarkStart w:id="3" w:name="_Toc7226"/>
       <w:r>
         <w:rPr>
           <w:rFonts w:hint="eastAsia" w:ascii="黑体" w:hAnsi="黑体" w:eastAsia="黑体" w:cs="Times New Roman"/>
@@ -5155,7 +4891,28 @@
           <w:szCs w:val="24"/>
           <w:vertAlign w:val="baseline"/>
         </w:rPr>
-        <w:t>从风味重塑与基质互补方面分析，传统单一风味的发酵乳在感官辨识度方面已呈饱和形势，而蓝莓所特有的有机酸以及挥发性风味成分能够和牛乳基质建立起良好的风味协同效应｡ 更具技术意义的是，蓝莓果实中高含量的花青素等多酚类次生代谢物质，赋予产品清晰的抗氧化靶向作用</w:t>
+        <w:t>从风味重塑与基质互补方面分析，传统单一风味的发酵乳在感官辨识度方面已呈饱和形势，而蓝莓所特有的有机酸以及挥发性风味成分能够和牛乳基质建立起良好的风味协同效应</w:t>
+      </w:r>
+      <w:r>
+        <w:rPr>
+          <w:rFonts w:hint="eastAsia" w:cs="Times New Roman"/>
+          <w:b w:val="0"/>
+          <w:sz w:val="24"/>
+          <w:szCs w:val="24"/>
+          <w:vertAlign w:val="baseline"/>
+          <w:lang w:eastAsia="zh-CN"/>
+        </w:rPr>
+        <w:t>。</w:t>
+      </w:r>
+      <w:r>
+        <w:rPr>
+          <w:rFonts w:hint="eastAsia" w:ascii="Times New Roman" w:hAnsi="Times New Roman" w:eastAsia="宋体" w:cs="Times New Roman"/>
+          <w:b w:val="0"/>
+          <w:sz w:val="24"/>
+          <w:szCs w:val="24"/>
+          <w:vertAlign w:val="baseline"/>
+        </w:rPr>
+        <w:t>更具技术意义的是，蓝莓果实中高含量的花青素等多酚类次生代谢物质，赋予产品清晰的抗氧化靶向作用</w:t>
       </w:r>
       <w:r>
         <w:rPr>
@@ -5537,18 +5294,7 @@
           <w:lang w:val="en-US" w:eastAsia="zh-CN" w:bidi="ar-SA"/>
         </w:rPr>
       </w:pPr>
-      <w:r>
-        <w:rPr>
-          <w:rFonts w:hint="eastAsia" w:ascii="黑体" w:hAnsi="黑体" w:eastAsia="黑体" w:cs="Times New Roman"/>
-          <w:b w:val="0"/>
-          <w:bCs w:val="0"/>
-          <w:sz w:val="24"/>
-          <w:szCs w:val="24"/>
-          <w:lang w:val="en-US" w:eastAsia="zh-CN" w:bidi="ar-SA"/>
-        </w:rPr>
-        <w:t xml:space="preserve"> </w:t>
-      </w:r>
-      <w:bookmarkStart w:id="5" w:name="_Toc13403"/>
+      <w:bookmarkStart w:id="5" w:name="_Toc16726"/>
       <w:r>
         <w:rPr>
           <w:rFonts w:hint="eastAsia" w:ascii="黑体" w:hAnsi="黑体" w:eastAsia="黑体" w:cs="Times New Roman"/>
@@ -5601,7 +5347,7 @@
           <w:szCs w:val="24"/>
           <w:lang w:val="en-US" w:eastAsia="zh-CN"/>
         </w:rPr>
-        <w:t>从营养素构成角度看，蓝莓果实同时具备基础营养的价值和高膳食纤维的特点。 它的内部含有丰富的蛋白质、多种维生素（包含VC、VE）以及钾、铁、锌等微量元素，其中成熟的新鲜果实膳食纤维质量分数能够达到4.5%，在同类浆果里显示出明显的含量优势</w:t>
+        <w:t>从营养素构成角度看，蓝莓果实同时具备基础营养的价值和高膳食纤维的特点。它的内部含有丰富的蛋白质、多种维生素（包含VC、VE）以及钾、铁、锌等微量元素，其中成熟的新鲜果实膳食纤维质量分数能够达到4.5%，在同类浆果里显示出明显的含量优势</w:t>
       </w:r>
       <w:r>
         <w:rPr>
@@ -5703,9 +5449,10 @@
           <w:b w:val="0"/>
           <w:sz w:val="24"/>
           <w:szCs w:val="24"/>
-          <w:lang w:val="en-US" w:eastAsia="zh-CN"/>
-        </w:rPr>
-        <w:t>｡ 这些成分主要是以飞燕草素、矢车菊素、矮牵牛素等和葡萄糖或者半乳糖偶联所形成的花色苷形式稳定存在，是蓝莓具备强自由基清除能力的主要根源</w:t>
+          <w:vertAlign w:val="baseline"/>
+          <w:lang w:val="en-US" w:eastAsia="zh-CN"/>
+        </w:rPr>
+        <w:t>。</w:t>
       </w:r>
       <w:r>
         <w:rPr>
@@ -5713,6 +5460,16 @@
           <w:b w:val="0"/>
           <w:sz w:val="24"/>
           <w:szCs w:val="24"/>
+          <w:lang w:val="en-US" w:eastAsia="zh-CN"/>
+        </w:rPr>
+        <w:t>这些成分主要是以飞燕草素、矢车菊素、矮牵牛素等和葡萄糖或者半乳糖偶联所形成的花色苷形式稳定存在，是蓝莓具备强自由基清除能力的主要根源</w:t>
+      </w:r>
+      <w:r>
+        <w:rPr>
+          <w:rFonts w:hint="eastAsia"/>
+          <w:b w:val="0"/>
+          <w:sz w:val="24"/>
+          <w:szCs w:val="24"/>
           <w:vertAlign w:val="superscript"/>
           <w:lang w:val="en-US" w:eastAsia="zh-CN"/>
         </w:rPr>
@@ -5760,9 +5517,20 @@
           <w:b w:val="0"/>
           <w:sz w:val="24"/>
           <w:szCs w:val="24"/>
-          <w:lang w:val="en-US" w:eastAsia="zh-CN"/>
-        </w:rPr>
-        <w:t>｡ 除花色苷之外，果实当中还富含黄酮类、酚酸类、超氧化物歧化酶以及功能性多糖等成分，一同建立起多成分交织的天然抗氧化基质</w:t>
+          <w:vertAlign w:val="baseline"/>
+          <w:lang w:val="en-US" w:eastAsia="zh-CN"/>
+        </w:rPr>
+        <w:t>。</w:t>
+      </w:r>
+      <w:r>
+        <w:rPr>
+          <w:rFonts w:hint="eastAsia"/>
+          <w:b w:val="0"/>
+          <w:sz w:val="24"/>
+          <w:szCs w:val="24"/>
+          <w:lang w:val="en-US" w:eastAsia="zh-CN"/>
+        </w:rPr>
+        <w:t>除花色苷之外，果实当中还富含黄酮类、酚酸类、超氧化物歧化酶以及功能性多糖等成分，一同建立起多成分交织的天然抗氧化基质</w:t>
       </w:r>
       <w:r>
         <w:rPr>
@@ -5850,7 +5618,6 @@
           <w:lang w:val="en-US" w:eastAsia="zh-CN"/>
         </w:rPr>
       </w:pPr>
-      <w:bookmarkStart w:id="8" w:name="_Toc16653"/>
       <w:r>
         <w:rPr>
           <w:rFonts w:hint="eastAsia"/>
@@ -5974,7 +5741,7 @@
           <w:szCs w:val="24"/>
           <w:lang w:val="en-US" w:eastAsia="zh-CN"/>
         </w:rPr>
-        <w:t xml:space="preserve">上述特殊的生物活性和综合营养特性，奠定蓝莓作为发酵乳等功能性食品主要辅料的技术意义｡ </w:t>
+        <w:t>上述特殊的生物活性和综合营养特性，奠定蓝莓作为发酵乳等功能性食品主要辅料的技术意义。</w:t>
       </w:r>
     </w:p>
     <w:p>
@@ -6004,6 +5771,7 @@
           <w:lang w:val="en-US" w:eastAsia="zh-CN"/>
         </w:rPr>
       </w:pPr>
+      <w:bookmarkStart w:id="8" w:name="_Toc14410"/>
       <w:r>
         <w:rPr>
           <w:rFonts w:hint="eastAsia" w:ascii="Times New Roman" w:hAnsi="Times New Roman" w:eastAsia="黑体" w:cs="黑体"/>
@@ -6047,7 +5815,7 @@
         </w:rPr>
       </w:pPr>
       <w:bookmarkStart w:id="9" w:name="_Toc7582"/>
-      <w:bookmarkStart w:id="10" w:name="_Toc20646"/>
+      <w:bookmarkStart w:id="10" w:name="_Toc19850"/>
       <w:r>
         <w:rPr>
           <w:rFonts w:hint="eastAsia" w:ascii="Times New Roman" w:hAnsi="Times New Roman" w:eastAsia="黑体" w:cs="Times New Roman"/>
@@ -6136,7 +5904,41 @@
             </w14:solidFill>
           </w14:textFill>
         </w:rPr>
-        <w:t>本设计所针对的目标产品定位为搅拌型酸奶，其主要是由优质生鲜乳和特色蓝莓果料作为原辅料复合制作而成</w:t>
+        <w:t>本设计所针对的目标产品定位为搅拌型酸奶，其主要是由优质生鲜乳和特色蓝莓</w:t>
+      </w:r>
+      <w:r>
+        <w:rPr>
+          <w:rFonts w:hint="eastAsia" w:cs="Times New Roman"/>
+          <w:b w:val="0"/>
+          <w:bCs w:val="0"/>
+          <w:color w:val="000000" w:themeColor="text1"/>
+          <w:sz w:val="24"/>
+          <w:szCs w:val="24"/>
+          <w:lang w:val="en-US" w:eastAsia="zh-CN"/>
+          <w14:textFill>
+            <w14:solidFill>
+              <w14:schemeClr w14:val="tx1"/>
+            </w14:solidFill>
+          </w14:textFill>
+        </w:rPr>
+        <w:t>果浆</w:t>
+      </w:r>
+      <w:r>
+        <w:rPr>
+          <w:rFonts w:hint="eastAsia" w:ascii="Times New Roman" w:hAnsi="Times New Roman" w:eastAsia="宋体" w:cs="Times New Roman"/>
+          <w:b w:val="0"/>
+          <w:bCs w:val="0"/>
+          <w:color w:val="000000" w:themeColor="text1"/>
+          <w:sz w:val="24"/>
+          <w:szCs w:val="24"/>
+          <w:lang w:val="en-US" w:eastAsia="zh-CN"/>
+          <w14:textFill>
+            <w14:solidFill>
+              <w14:schemeClr w14:val="tx1"/>
+            </w14:solidFill>
+          </w14:textFill>
+        </w:rPr>
+        <w:t>作为原辅料复合制作而成</w:t>
       </w:r>
       <w:r>
         <w:rPr>
@@ -6602,7 +6404,41 @@
             </w14:solidFill>
           </w14:textFill>
         </w:rPr>
-        <w:t>GB14881）等行业的硬性指标</w:t>
+        <w:t>GB</w:t>
+      </w:r>
+      <w:r>
+        <w:rPr>
+          <w:rFonts w:hint="eastAsia" w:cs="Times New Roman"/>
+          <w:b w:val="0"/>
+          <w:bCs w:val="0"/>
+          <w:color w:val="000000" w:themeColor="text1"/>
+          <w:sz w:val="24"/>
+          <w:szCs w:val="24"/>
+          <w:lang w:val="en-US" w:eastAsia="zh-CN"/>
+          <w14:textFill>
+            <w14:solidFill>
+              <w14:schemeClr w14:val="tx1"/>
+            </w14:solidFill>
+          </w14:textFill>
+        </w:rPr>
+        <w:t xml:space="preserve"> </w:t>
+      </w:r>
+      <w:r>
+        <w:rPr>
+          <w:rFonts w:hint="eastAsia" w:ascii="Times New Roman" w:hAnsi="Times New Roman" w:eastAsia="宋体" w:cs="Times New Roman"/>
+          <w:b w:val="0"/>
+          <w:bCs w:val="0"/>
+          <w:color w:val="000000" w:themeColor="text1"/>
+          <w:sz w:val="24"/>
+          <w:szCs w:val="24"/>
+          <w:lang w:val="en-US" w:eastAsia="zh-CN"/>
+          <w14:textFill>
+            <w14:solidFill>
+              <w14:schemeClr w14:val="tx1"/>
+            </w14:solidFill>
+          </w14:textFill>
+        </w:rPr>
+        <w:t>14881）等行业的硬性指标</w:t>
       </w:r>
       <w:r>
         <w:rPr>
@@ -6683,7 +6519,7 @@
           <w:lang w:val="en-US" w:eastAsia="zh-CN"/>
         </w:rPr>
       </w:pPr>
-      <w:bookmarkStart w:id="13" w:name="_Toc11902"/>
+      <w:bookmarkStart w:id="13" w:name="_Toc22690"/>
       <w:r>
         <w:rPr>
           <w:rFonts w:hint="eastAsia" w:ascii="Times New Roman" w:hAnsi="Times New Roman" w:eastAsia="黑体" w:cs="Times New Roman"/>
@@ -6769,7 +6605,7 @@
           <w:szCs w:val="16"/>
           <w:lang w:val="en-US" w:eastAsia="zh-CN"/>
         </w:rPr>
-        <w:t>3-2023《乳制品良好生产规范》以及GB19302-2025《食品安全国家标准 发酵乳》。</w:t>
+        <w:t>3-2023《乳制品良好生产规范》以及GB 19302-2025《食品安全国家标准 发酵乳》。</w:t>
       </w:r>
     </w:p>
     <w:p>
@@ -9185,7 +9021,7 @@
           <w:lang w:val="en-US" w:eastAsia="zh-CN"/>
         </w:rPr>
       </w:pPr>
-      <w:bookmarkStart w:id="15" w:name="_Toc9731"/>
+      <w:bookmarkStart w:id="15" w:name="_Toc27452"/>
       <w:r>
         <w:rPr>
           <w:rFonts w:hint="eastAsia" w:ascii="Times New Roman" w:hAnsi="Times New Roman" w:eastAsia="黑体" w:cs="黑体"/>
@@ -9298,7 +9134,7 @@
           <wp:inline distT="0" distB="0" distL="114300" distR="114300">
             <wp:extent cx="5570220" cy="756285"/>
             <wp:effectExtent l="0" t="0" r="7620" b="5715"/>
-            <wp:docPr id="5" name="图片 5" descr="图片1"/>
+            <wp:docPr id="5" name="图片 5" descr="C:/Users/Texer/Desktop/图片1.png图片1"/>
             <wp:cNvGraphicFramePr>
               <a:graphicFrameLocks xmlns:a="http://schemas.openxmlformats.org/drawingml/2006/main" noChangeAspect="1"/>
             </wp:cNvGraphicFramePr>
@@ -9306,13 +9142,14 @@
               <a:graphicData uri="http://schemas.openxmlformats.org/drawingml/2006/picture">
                 <pic:pic xmlns:pic="http://schemas.openxmlformats.org/drawingml/2006/picture">
                   <pic:nvPicPr>
-                    <pic:cNvPr id="5" name="图片 5" descr="图片1"/>
+                    <pic:cNvPr id="5" name="图片 5" descr="C:/Users/Texer/Desktop/图片1.png图片1"/>
                     <pic:cNvPicPr>
                       <a:picLocks noChangeAspect="1"/>
                     </pic:cNvPicPr>
                   </pic:nvPicPr>
                   <pic:blipFill>
                     <a:blip r:embed="rId10"/>
+                    <a:srcRect l="42" r="42"/>
                     <a:stretch>
                       <a:fillRect/>
                     </a:stretch>
@@ -9430,8 +9267,8 @@
         </w:rPr>
         <w:t>2.3.2 蓝莓酸奶生产操作要点</w:t>
       </w:r>
-      <w:bookmarkStart w:id="16" w:name="_Toc168404169"/>
-      <w:bookmarkStart w:id="17" w:name="_Toc1307"/>
+      <w:bookmarkStart w:id="16" w:name="_Toc1307"/>
+      <w:bookmarkStart w:id="17" w:name="_Toc168404169"/>
     </w:p>
     <w:p>
       <w:pPr>
@@ -9609,7 +9446,7 @@
             </w14:solidFill>
           </w14:textFill>
         </w:rPr>
-        <w:t>榨汁并添</w:t>
+        <w:t>破碎并添</w:t>
       </w:r>
       <w:r>
         <w:rPr>
@@ -9796,7 +9633,7 @@
             </w14:solidFill>
           </w14:textFill>
         </w:rPr>
-        <w:t>（2）原料乳查验：挑选符合GB19302规定的生鲜牛乳，通过感官、理化以及微生物检测。在进行生产之前，把鲜乳的标准调整为脂肪含量≥2.5%、蛋白质含量≥2.3%</w:t>
+        <w:t>（2）原料乳查验：挑选符合GB 19302规定的生鲜牛乳，通过感官、理化以及微生物检测。在进行生产之前，把鲜乳的标准调整为脂肪含量≥2.5%、蛋白质含量≥2.3%</w:t>
       </w:r>
       <w:r>
         <w:rPr>
@@ -9951,7 +9788,7 @@
             </w14:solidFill>
           </w14:textFill>
         </w:rPr>
-        <w:t>杀菌与冷却：把经过标准化处理的鲜乳杀菌</w:t>
+        <w:t>杀菌与冷却：把经过标准化处理的鲜乳</w:t>
       </w:r>
       <w:r>
         <w:rPr>
@@ -11345,7 +11182,7 @@
           <w:lang w:val="en-US" w:eastAsia="zh-CN"/>
         </w:rPr>
       </w:pPr>
-      <w:bookmarkStart w:id="18" w:name="_Toc10108"/>
+      <w:bookmarkStart w:id="18" w:name="_Toc6780"/>
       <w:r>
         <w:rPr>
           <w:rFonts w:hint="eastAsia" w:ascii="Times New Roman" w:hAnsi="Times New Roman" w:eastAsia="黑体" w:cs="黑体"/>
@@ -13432,7 +13269,7 @@
           <w:rFonts w:hint="eastAsia"/>
           <w:lang w:val="en-US" w:eastAsia="zh-CN"/>
         </w:rPr>
-        <w:t>根据车间班产3.5吨的生产需求，蓝莓酸奶的包装采用食品级塑料瓶，规格为250 g/瓶，装箱规格为12瓶箱。塑料瓶选用PET瓶，具有良好的密封性和阻光性；纸箱采用双瓦楞纸板，具备良好的缓冲防震性能。生产过程中包装瓶和纸箱的损耗率均按0.5%计，全年工作300天，每天1班。则包装材料需求量计算如下：</w:t>
+        <w:t>根据车间班产3.5吨的生产需求，蓝莓酸奶的包装采用食品级塑料瓶，规格为250g/瓶，装箱规格为12瓶箱。塑料瓶选用PET瓶，具有良好的密封性和阻光性；纸箱采用双瓦楞纸板，具备良好的缓冲防震性能。生产过程中包装瓶和纸箱的损耗率均按0.5%计，全年工作300天，每天1班。则包装材料需求量计算如下：</w:t>
       </w:r>
     </w:p>
     <w:p>
@@ -14089,7 +13926,7 @@
           <w:lang w:val="en-US" w:eastAsia="zh-CN"/>
         </w:rPr>
       </w:pPr>
-      <w:bookmarkStart w:id="21" w:name="_Toc22887"/>
+      <w:bookmarkStart w:id="21" w:name="_Toc3971"/>
       <w:r>
         <w:rPr>
           <w:rFonts w:hint="eastAsia" w:ascii="Times New Roman" w:hAnsi="Times New Roman" w:eastAsia="黑体" w:cs="黑体"/>
@@ -16057,7 +15894,7 @@
                 <w:sz w:val="21"/>
                 <w:lang w:val="en-US" w:eastAsia="zh-CN" w:bidi="ar-SA"/>
               </w:rPr>
-              <w:t>榨汁机</w:t>
+              <w:t>破碎机</w:t>
             </w:r>
           </w:p>
         </w:tc>
@@ -16714,7 +16551,7 @@
           </w:tblCellMar>
         </w:tblPrEx>
         <w:trPr>
-          <w:trHeight w:val="366" w:hRule="atLeast"/>
+          <w:trHeight w:val="353" w:hRule="atLeast"/>
           <w:jc w:val="center"/>
         </w:trPr>
         <w:tc>
@@ -16727,7 +16564,10 @@
               <w:spacing w:line="400" w:lineRule="exact"/>
               <w:jc w:val="center"/>
               <w:rPr>
-                <w:sz w:val="21"/>
+                <w:rFonts w:hint="eastAsia"/>
+                <w:sz w:val="21"/>
+                <w:szCs w:val="16"/>
+                <w:lang w:val="en-US" w:eastAsia="zh-CN"/>
               </w:rPr>
             </w:pPr>
             <w:r>
@@ -16738,37 +16578,48 @@
                 <w:szCs w:val="21"/>
                 <w:lang w:val="en-US" w:eastAsia="zh-CN"/>
               </w:rPr>
-              <w:t>瓶装</w:t>
-            </w:r>
-            <w:r>
+              <w:t>全自动捆箱机</w:t>
+            </w:r>
+          </w:p>
+        </w:tc>
+        <w:tc>
+          <w:tcPr>
+            <w:tcW w:w="1599" w:type="dxa"/>
+            <w:vAlign w:val="center"/>
+          </w:tcPr>
+          <w:p>
+            <w:pPr>
+              <w:spacing w:line="400" w:lineRule="exact"/>
+              <w:jc w:val="center"/>
               <w:rPr>
                 <w:rFonts w:hint="eastAsia"/>
                 <w:color w:val="000000"/>
                 <w:sz w:val="21"/>
                 <w:szCs w:val="21"/>
-              </w:rPr>
-              <w:t>灌装机</w:t>
-            </w:r>
-          </w:p>
-        </w:tc>
-        <w:tc>
-          <w:tcPr>
-            <w:tcW w:w="1599" w:type="dxa"/>
-            <w:vAlign w:val="center"/>
-          </w:tcPr>
-          <w:p>
-            <w:pPr>
-              <w:spacing w:line="400" w:lineRule="exact"/>
-              <w:jc w:val="center"/>
-              <w:rPr>
-                <w:rFonts w:hint="default"/>
+                <w:lang w:val="en-US" w:eastAsia="zh-CN"/>
+              </w:rPr>
+            </w:pPr>
+            <w:r>
+              <w:rPr>
+                <w:rFonts w:hint="eastAsia"/>
                 <w:color w:val="000000"/>
                 <w:sz w:val="21"/>
                 <w:szCs w:val="21"/>
-                <w:lang w:val="en-US"/>
-              </w:rPr>
-            </w:pPr>
-            <w:r>
+                <w:lang w:val="en-US" w:eastAsia="zh-CN"/>
+              </w:rPr>
+              <w:t>KX-2000</w:t>
+            </w:r>
+          </w:p>
+        </w:tc>
+        <w:tc>
+          <w:tcPr>
+            <w:tcW w:w="1143" w:type="dxa"/>
+            <w:vAlign w:val="center"/>
+          </w:tcPr>
+          <w:p>
+            <w:pPr>
+              <w:spacing w:line="400" w:lineRule="exact"/>
+              <w:jc w:val="center"/>
               <w:rPr>
                 <w:rFonts w:hint="eastAsia"/>
                 <w:color w:val="000000"/>
@@ -16776,7 +16627,72 @@
                 <w:szCs w:val="21"/>
                 <w:lang w:val="en-US" w:eastAsia="zh-CN"/>
               </w:rPr>
-              <w:t>GZ-P250</w:t>
+            </w:pPr>
+            <w:r>
+              <w:rPr>
+                <w:rFonts w:hint="eastAsia"/>
+                <w:color w:val="000000"/>
+                <w:sz w:val="21"/>
+                <w:szCs w:val="21"/>
+                <w:lang w:val="en-US" w:eastAsia="zh-CN"/>
+              </w:rPr>
+              <w:t>2.5</w:t>
+            </w:r>
+          </w:p>
+        </w:tc>
+        <w:tc>
+          <w:tcPr>
+            <w:tcW w:w="1243" w:type="dxa"/>
+            <w:vAlign w:val="center"/>
+          </w:tcPr>
+          <w:p>
+            <w:pPr>
+              <w:spacing w:line="400" w:lineRule="exact"/>
+              <w:jc w:val="center"/>
+              <w:rPr>
+                <w:rFonts w:hint="eastAsia"/>
+                <w:color w:val="000000"/>
+                <w:sz w:val="21"/>
+                <w:szCs w:val="21"/>
+                <w:lang w:val="en-US" w:eastAsia="zh-CN"/>
+              </w:rPr>
+            </w:pPr>
+            <w:r>
+              <w:rPr>
+                <w:rFonts w:hint="eastAsia"/>
+                <w:color w:val="000000"/>
+                <w:sz w:val="21"/>
+                <w:szCs w:val="21"/>
+                <w:lang w:val="en-US" w:eastAsia="zh-CN"/>
+              </w:rPr>
+              <w:t>1200箱/h</w:t>
+            </w:r>
+          </w:p>
+        </w:tc>
+        <w:tc>
+          <w:tcPr>
+            <w:tcW w:w="1074" w:type="dxa"/>
+            <w:vAlign w:val="center"/>
+          </w:tcPr>
+          <w:p>
+            <w:pPr>
+              <w:spacing w:line="400" w:lineRule="exact"/>
+              <w:jc w:val="center"/>
+              <w:rPr>
+                <w:color w:val="000000"/>
+                <w:sz w:val="21"/>
+                <w:szCs w:val="21"/>
+              </w:rPr>
+            </w:pPr>
+            <w:r>
+              <w:rPr>
+                <w:rFonts w:hint="eastAsia"/>
+                <w:color w:val="000000"/>
+                <w:sz w:val="21"/>
+                <w:szCs w:val="21"/>
+                <w:lang w:val="en-US" w:eastAsia="zh-CN"/>
+              </w:rPr>
+              <w:t>1</w:t>
             </w:r>
           </w:p>
         </w:tc>
@@ -16790,7 +16706,7 @@
               <w:spacing w:line="400" w:lineRule="exact"/>
               <w:jc w:val="center"/>
               <w:rPr>
-                <w:rFonts w:hint="default" w:eastAsia="宋体"/>
+                <w:rFonts w:hint="eastAsia"/>
                 <w:color w:val="000000"/>
                 <w:sz w:val="21"/>
                 <w:szCs w:val="21"/>
@@ -16805,23 +16721,25 @@
                 <w:szCs w:val="21"/>
                 <w:lang w:val="en-US" w:eastAsia="zh-CN"/>
               </w:rPr>
-              <w:t>5.0</w:t>
-            </w:r>
-          </w:p>
-        </w:tc>
-        <w:tc>
-          <w:tcPr>
-            <w:tcW w:w="1243" w:type="dxa"/>
-            <w:vAlign w:val="center"/>
-          </w:tcPr>
-          <w:p>
-            <w:pPr>
-              <w:spacing w:line="400" w:lineRule="exact"/>
-              <w:jc w:val="center"/>
-              <w:rPr>
+              <w:t>4.5</w:t>
+            </w:r>
+          </w:p>
+        </w:tc>
+        <w:tc>
+          <w:tcPr>
+            <w:tcW w:w="1145" w:type="dxa"/>
+            <w:vAlign w:val="center"/>
+          </w:tcPr>
+          <w:p>
+            <w:pPr>
+              <w:spacing w:line="400" w:lineRule="exact"/>
+              <w:jc w:val="center"/>
+              <w:rPr>
+                <w:rFonts w:hint="eastAsia"/>
                 <w:color w:val="000000"/>
                 <w:sz w:val="21"/>
                 <w:szCs w:val="21"/>
+                <w:lang w:val="en-US" w:eastAsia="zh-CN"/>
               </w:rPr>
             </w:pPr>
             <w:r>
@@ -16832,122 +16750,7 @@
                 <w:szCs w:val="21"/>
                 <w:lang w:val="en-US" w:eastAsia="zh-CN"/>
               </w:rPr>
-              <w:t>2500（</w:t>
-            </w:r>
-            <w:r>
-              <w:rPr>
-                <w:rFonts w:hint="eastAsia"/>
-                <w:color w:val="000000"/>
-                <w:sz w:val="21"/>
-                <w:szCs w:val="21"/>
-              </w:rPr>
-              <w:t>瓶</w:t>
-            </w:r>
-            <w:r>
-              <w:rPr>
-                <w:rFonts w:hint="eastAsia"/>
-                <w:color w:val="000000"/>
-                <w:sz w:val="21"/>
-                <w:szCs w:val="21"/>
-                <w:lang w:val="en-US" w:eastAsia="zh-CN"/>
-              </w:rPr>
-              <w:t>/h</w:t>
-            </w:r>
-            <w:r>
-              <w:rPr>
-                <w:rFonts w:hint="eastAsia"/>
-                <w:color w:val="000000"/>
-                <w:sz w:val="21"/>
-                <w:szCs w:val="21"/>
-              </w:rPr>
-              <w:t>）</w:t>
-            </w:r>
-          </w:p>
-        </w:tc>
-        <w:tc>
-          <w:tcPr>
-            <w:tcW w:w="1074" w:type="dxa"/>
-            <w:vAlign w:val="center"/>
-          </w:tcPr>
-          <w:p>
-            <w:pPr>
-              <w:spacing w:line="400" w:lineRule="exact"/>
-              <w:jc w:val="center"/>
-              <w:rPr>
-                <w:rFonts w:hint="default" w:eastAsia="宋体"/>
-                <w:color w:val="000000"/>
-                <w:sz w:val="21"/>
-                <w:szCs w:val="21"/>
-                <w:lang w:val="en-US" w:eastAsia="zh-CN"/>
-              </w:rPr>
-            </w:pPr>
-            <w:r>
-              <w:rPr>
-                <w:rFonts w:hint="eastAsia"/>
-                <w:color w:val="000000"/>
-                <w:sz w:val="21"/>
-                <w:szCs w:val="21"/>
-                <w:lang w:val="en-US" w:eastAsia="zh-CN"/>
-              </w:rPr>
-              <w:t>1</w:t>
-            </w:r>
-          </w:p>
-        </w:tc>
-        <w:tc>
-          <w:tcPr>
-            <w:tcW w:w="1143" w:type="dxa"/>
-            <w:vAlign w:val="center"/>
-          </w:tcPr>
-          <w:p>
-            <w:pPr>
-              <w:spacing w:line="400" w:lineRule="exact"/>
-              <w:jc w:val="center"/>
-              <w:rPr>
-                <w:rFonts w:hint="default" w:eastAsia="宋体"/>
-                <w:color w:val="000000"/>
-                <w:sz w:val="21"/>
-                <w:szCs w:val="21"/>
-                <w:lang w:val="en-US" w:eastAsia="zh-CN"/>
-              </w:rPr>
-            </w:pPr>
-            <w:r>
-              <w:rPr>
-                <w:rFonts w:hint="eastAsia"/>
-                <w:color w:val="000000"/>
-                <w:sz w:val="21"/>
-                <w:szCs w:val="21"/>
-                <w:lang w:val="en-US" w:eastAsia="zh-CN"/>
-              </w:rPr>
-              <w:t>18.0</w:t>
-            </w:r>
-          </w:p>
-        </w:tc>
-        <w:tc>
-          <w:tcPr>
-            <w:tcW w:w="1145" w:type="dxa"/>
-            <w:vAlign w:val="center"/>
-          </w:tcPr>
-          <w:p>
-            <w:pPr>
-              <w:spacing w:line="400" w:lineRule="exact"/>
-              <w:jc w:val="center"/>
-              <w:rPr>
-                <w:rFonts w:hint="default" w:eastAsia="宋体"/>
-                <w:color w:val="000000"/>
-                <w:sz w:val="21"/>
-                <w:szCs w:val="21"/>
-                <w:lang w:val="en-US" w:eastAsia="zh-CN"/>
-              </w:rPr>
-            </w:pPr>
-            <w:r>
-              <w:rPr>
-                <w:rFonts w:hint="eastAsia"/>
-                <w:color w:val="000000"/>
-                <w:sz w:val="21"/>
-                <w:szCs w:val="21"/>
-                <w:lang w:val="en-US" w:eastAsia="zh-CN"/>
-              </w:rPr>
-              <w:t>18.0</w:t>
+              <w:t>4.5</w:t>
             </w:r>
           </w:p>
         </w:tc>
@@ -16983,9 +16786,10 @@
               <w:spacing w:line="400" w:lineRule="exact"/>
               <w:jc w:val="center"/>
               <w:rPr>
-                <w:rFonts w:hint="default"/>
-                <w:sz w:val="21"/>
-                <w:lang w:val="en-US"/>
+                <w:rFonts w:hint="eastAsia"/>
+                <w:sz w:val="21"/>
+                <w:szCs w:val="16"/>
+                <w:lang w:val="en-US" w:eastAsia="zh-CN"/>
               </w:rPr>
             </w:pPr>
             <w:r>
@@ -16996,7 +16800,233 @@
                 <w:szCs w:val="21"/>
                 <w:lang w:val="en-US" w:eastAsia="zh-CN"/>
               </w:rPr>
-              <w:t>CIP清洗系统</w:t>
+              <w:t>旋盖封盖机</w:t>
+            </w:r>
+          </w:p>
+        </w:tc>
+        <w:tc>
+          <w:tcPr>
+            <w:tcW w:w="1599" w:type="dxa"/>
+            <w:vAlign w:val="center"/>
+          </w:tcPr>
+          <w:p>
+            <w:pPr>
+              <w:spacing w:line="400" w:lineRule="exact"/>
+              <w:jc w:val="center"/>
+              <w:rPr>
+                <w:rFonts w:hint="eastAsia"/>
+                <w:color w:val="000000"/>
+                <w:sz w:val="21"/>
+                <w:szCs w:val="21"/>
+                <w:lang w:val="en-US" w:eastAsia="zh-CN"/>
+              </w:rPr>
+            </w:pPr>
+            <w:r>
+              <w:rPr>
+                <w:rFonts w:hint="eastAsia"/>
+                <w:sz w:val="21"/>
+                <w:lang w:val="en-US" w:eastAsia="zh-CN"/>
+              </w:rPr>
+              <w:t>XG-250A</w:t>
+            </w:r>
+          </w:p>
+        </w:tc>
+        <w:tc>
+          <w:tcPr>
+            <w:tcW w:w="1143" w:type="dxa"/>
+            <w:vAlign w:val="center"/>
+          </w:tcPr>
+          <w:p>
+            <w:pPr>
+              <w:spacing w:line="400" w:lineRule="exact"/>
+              <w:jc w:val="center"/>
+              <w:rPr>
+                <w:rFonts w:hint="eastAsia"/>
+                <w:color w:val="000000"/>
+                <w:sz w:val="21"/>
+                <w:szCs w:val="21"/>
+                <w:lang w:val="en-US" w:eastAsia="zh-CN"/>
+              </w:rPr>
+            </w:pPr>
+            <w:r>
+              <w:rPr>
+                <w:rFonts w:hint="eastAsia"/>
+                <w:color w:val="000000"/>
+                <w:sz w:val="21"/>
+                <w:szCs w:val="21"/>
+                <w:lang w:val="en-US" w:eastAsia="zh-CN"/>
+              </w:rPr>
+              <w:t>1.5</w:t>
+            </w:r>
+          </w:p>
+        </w:tc>
+        <w:tc>
+          <w:tcPr>
+            <w:tcW w:w="1243" w:type="dxa"/>
+            <w:vAlign w:val="center"/>
+          </w:tcPr>
+          <w:p>
+            <w:pPr>
+              <w:spacing w:line="400" w:lineRule="exact"/>
+              <w:jc w:val="center"/>
+              <w:rPr>
+                <w:rFonts w:hint="eastAsia"/>
+                <w:color w:val="000000"/>
+                <w:sz w:val="21"/>
+                <w:szCs w:val="21"/>
+                <w:lang w:val="en-US" w:eastAsia="zh-CN"/>
+              </w:rPr>
+            </w:pPr>
+            <w:r>
+              <w:rPr>
+                <w:rFonts w:hint="eastAsia"/>
+                <w:color w:val="000000"/>
+                <w:sz w:val="21"/>
+                <w:szCs w:val="21"/>
+                <w:lang w:val="en-US" w:eastAsia="zh-CN"/>
+              </w:rPr>
+              <w:t>2500瓶/h</w:t>
+            </w:r>
+          </w:p>
+        </w:tc>
+        <w:tc>
+          <w:tcPr>
+            <w:tcW w:w="1074" w:type="dxa"/>
+            <w:vAlign w:val="center"/>
+          </w:tcPr>
+          <w:p>
+            <w:pPr>
+              <w:spacing w:line="400" w:lineRule="exact"/>
+              <w:jc w:val="center"/>
+              <w:rPr>
+                <w:color w:val="000000"/>
+                <w:sz w:val="21"/>
+                <w:szCs w:val="21"/>
+              </w:rPr>
+            </w:pPr>
+            <w:r>
+              <w:rPr>
+                <w:rFonts w:hint="eastAsia"/>
+                <w:color w:val="000000"/>
+                <w:sz w:val="21"/>
+                <w:szCs w:val="21"/>
+                <w:lang w:val="en-US" w:eastAsia="zh-CN"/>
+              </w:rPr>
+              <w:t>1</w:t>
+            </w:r>
+          </w:p>
+        </w:tc>
+        <w:tc>
+          <w:tcPr>
+            <w:tcW w:w="1143" w:type="dxa"/>
+            <w:vAlign w:val="center"/>
+          </w:tcPr>
+          <w:p>
+            <w:pPr>
+              <w:spacing w:line="400" w:lineRule="exact"/>
+              <w:jc w:val="center"/>
+              <w:rPr>
+                <w:rFonts w:hint="eastAsia"/>
+                <w:color w:val="000000"/>
+                <w:sz w:val="21"/>
+                <w:szCs w:val="21"/>
+                <w:lang w:val="en-US" w:eastAsia="zh-CN"/>
+              </w:rPr>
+            </w:pPr>
+            <w:r>
+              <w:rPr>
+                <w:rFonts w:hint="eastAsia"/>
+                <w:color w:val="000000"/>
+                <w:sz w:val="21"/>
+                <w:szCs w:val="21"/>
+                <w:lang w:val="en-US" w:eastAsia="zh-CN"/>
+              </w:rPr>
+              <w:t>5.0</w:t>
+            </w:r>
+          </w:p>
+        </w:tc>
+        <w:tc>
+          <w:tcPr>
+            <w:tcW w:w="1145" w:type="dxa"/>
+            <w:vAlign w:val="center"/>
+          </w:tcPr>
+          <w:p>
+            <w:pPr>
+              <w:spacing w:line="400" w:lineRule="exact"/>
+              <w:jc w:val="center"/>
+              <w:rPr>
+                <w:rFonts w:hint="eastAsia"/>
+                <w:color w:val="000000"/>
+                <w:sz w:val="21"/>
+                <w:szCs w:val="21"/>
+                <w:lang w:val="en-US" w:eastAsia="zh-CN"/>
+              </w:rPr>
+            </w:pPr>
+            <w:r>
+              <w:rPr>
+                <w:rFonts w:hint="eastAsia"/>
+                <w:color w:val="000000"/>
+                <w:sz w:val="21"/>
+                <w:szCs w:val="21"/>
+                <w:lang w:val="en-US" w:eastAsia="zh-CN"/>
+              </w:rPr>
+              <w:t>5.0</w:t>
+            </w:r>
+          </w:p>
+        </w:tc>
+      </w:tr>
+      <w:tr>
+        <w:tblPrEx>
+          <w:tblBorders>
+            <w:top w:val="none" w:color="auto" w:sz="0" w:space="0"/>
+            <w:left w:val="none" w:color="auto" w:sz="0" w:space="0"/>
+            <w:bottom w:val="none" w:color="auto" w:sz="0" w:space="0"/>
+            <w:right w:val="none" w:color="auto" w:sz="0" w:space="0"/>
+            <w:insideH w:val="none" w:color="auto" w:sz="0" w:space="0"/>
+            <w:insideV w:val="none" w:color="auto" w:sz="0" w:space="0"/>
+          </w:tblBorders>
+          <w:tblCellMar>
+            <w:top w:w="0" w:type="dxa"/>
+            <w:left w:w="108" w:type="dxa"/>
+            <w:bottom w:w="0" w:type="dxa"/>
+            <w:right w:w="108" w:type="dxa"/>
+          </w:tblCellMar>
+        </w:tblPrEx>
+        <w:trPr>
+          <w:trHeight w:val="366" w:hRule="atLeast"/>
+          <w:jc w:val="center"/>
+        </w:trPr>
+        <w:tc>
+          <w:tcPr>
+            <w:tcW w:w="1657" w:type="dxa"/>
+            <w:vAlign w:val="center"/>
+          </w:tcPr>
+          <w:p>
+            <w:pPr>
+              <w:spacing w:line="400" w:lineRule="exact"/>
+              <w:jc w:val="center"/>
+              <w:rPr>
+                <w:sz w:val="21"/>
+              </w:rPr>
+            </w:pPr>
+            <w:r>
+              <w:rPr>
+                <w:rFonts w:hint="eastAsia"/>
+                <w:color w:val="000000"/>
+                <w:sz w:val="21"/>
+                <w:szCs w:val="21"/>
+                <w:lang w:val="en-US" w:eastAsia="zh-CN"/>
+              </w:rPr>
+              <w:t>瓶装</w:t>
+            </w:r>
+            <w:r>
+              <w:rPr>
+                <w:rFonts w:hint="eastAsia"/>
+                <w:color w:val="000000"/>
+                <w:sz w:val="21"/>
+                <w:szCs w:val="21"/>
+              </w:rPr>
+              <w:t>灌装机</w:t>
             </w:r>
           </w:p>
         </w:tc>
@@ -17025,7 +17055,7 @@
                 <w:szCs w:val="21"/>
                 <w:lang w:val="en-US" w:eastAsia="zh-CN"/>
               </w:rPr>
-              <w:t>HJQ-3000</w:t>
+              <w:t>GZ-P250</w:t>
             </w:r>
           </w:p>
         </w:tc>
@@ -17054,7 +17084,7 @@
                 <w:szCs w:val="21"/>
                 <w:lang w:val="en-US" w:eastAsia="zh-CN"/>
               </w:rPr>
-              <w:t>2.2</w:t>
+              <w:t>5.0</w:t>
             </w:r>
           </w:p>
         </w:tc>
@@ -17068,11 +17098,9 @@
               <w:spacing w:line="400" w:lineRule="exact"/>
               <w:jc w:val="center"/>
               <w:rPr>
-                <w:rFonts w:hint="eastAsia" w:eastAsia="宋体"/>
                 <w:color w:val="000000"/>
                 <w:sz w:val="21"/>
                 <w:szCs w:val="21"/>
-                <w:lang w:val="en-US" w:eastAsia="zh-CN"/>
               </w:rPr>
             </w:pPr>
             <w:r>
@@ -17083,42 +17111,41 @@
                 <w:szCs w:val="21"/>
                 <w:lang w:val="en-US" w:eastAsia="zh-CN"/>
               </w:rPr>
-              <w:t>/</w:t>
+              <w:t>2500（</w:t>
+            </w:r>
+            <w:r>
+              <w:rPr>
+                <w:rFonts w:hint="eastAsia"/>
+                <w:color w:val="000000"/>
+                <w:sz w:val="21"/>
+                <w:szCs w:val="21"/>
+              </w:rPr>
+              <w:t>瓶</w:t>
+            </w:r>
+            <w:r>
+              <w:rPr>
+                <w:rFonts w:hint="eastAsia"/>
+                <w:color w:val="000000"/>
+                <w:sz w:val="21"/>
+                <w:szCs w:val="21"/>
+                <w:lang w:val="en-US" w:eastAsia="zh-CN"/>
+              </w:rPr>
+              <w:t>/h</w:t>
+            </w:r>
+            <w:r>
+              <w:rPr>
+                <w:rFonts w:hint="eastAsia"/>
+                <w:color w:val="000000"/>
+                <w:sz w:val="21"/>
+                <w:szCs w:val="21"/>
+              </w:rPr>
+              <w:t>）</w:t>
             </w:r>
           </w:p>
         </w:tc>
         <w:tc>
           <w:tcPr>
             <w:tcW w:w="1074" w:type="dxa"/>
-            <w:vAlign w:val="center"/>
-          </w:tcPr>
-          <w:p>
-            <w:pPr>
-              <w:spacing w:line="400" w:lineRule="exact"/>
-              <w:jc w:val="center"/>
-              <w:rPr>
-                <w:rFonts w:hint="eastAsia" w:eastAsia="宋体"/>
-                <w:color w:val="000000"/>
-                <w:sz w:val="21"/>
-                <w:szCs w:val="21"/>
-                <w:lang w:val="en-US" w:eastAsia="zh-CN"/>
-              </w:rPr>
-            </w:pPr>
-            <w:r>
-              <w:rPr>
-                <w:rFonts w:hint="eastAsia"/>
-                <w:color w:val="000000"/>
-                <w:sz w:val="21"/>
-                <w:szCs w:val="21"/>
-                <w:lang w:val="en-US" w:eastAsia="zh-CN"/>
-              </w:rPr>
-              <w:t>1</w:t>
-            </w:r>
-          </w:p>
-        </w:tc>
-        <w:tc>
-          <w:tcPr>
-            <w:tcW w:w="1143" w:type="dxa"/>
             <w:vAlign w:val="center"/>
           </w:tcPr>
           <w:p>
@@ -17141,13 +17168,13 @@
                 <w:szCs w:val="21"/>
                 <w:lang w:val="en-US" w:eastAsia="zh-CN"/>
               </w:rPr>
-              <w:t>20.0</w:t>
-            </w:r>
-          </w:p>
-        </w:tc>
-        <w:tc>
-          <w:tcPr>
-            <w:tcW w:w="1145" w:type="dxa"/>
+              <w:t>1</w:t>
+            </w:r>
+          </w:p>
+        </w:tc>
+        <w:tc>
+          <w:tcPr>
+            <w:tcW w:w="1143" w:type="dxa"/>
             <w:vAlign w:val="center"/>
           </w:tcPr>
           <w:p>
@@ -17170,7 +17197,36 @@
                 <w:szCs w:val="21"/>
                 <w:lang w:val="en-US" w:eastAsia="zh-CN"/>
               </w:rPr>
-              <w:t>20.0</w:t>
+              <w:t>18.0</w:t>
+            </w:r>
+          </w:p>
+        </w:tc>
+        <w:tc>
+          <w:tcPr>
+            <w:tcW w:w="1145" w:type="dxa"/>
+            <w:vAlign w:val="center"/>
+          </w:tcPr>
+          <w:p>
+            <w:pPr>
+              <w:spacing w:line="400" w:lineRule="exact"/>
+              <w:jc w:val="center"/>
+              <w:rPr>
+                <w:rFonts w:hint="default" w:eastAsia="宋体"/>
+                <w:color w:val="000000"/>
+                <w:sz w:val="21"/>
+                <w:szCs w:val="21"/>
+                <w:lang w:val="en-US" w:eastAsia="zh-CN"/>
+              </w:rPr>
+            </w:pPr>
+            <w:r>
+              <w:rPr>
+                <w:rFonts w:hint="eastAsia"/>
+                <w:color w:val="000000"/>
+                <w:sz w:val="21"/>
+                <w:szCs w:val="21"/>
+                <w:lang w:val="en-US" w:eastAsia="zh-CN"/>
+              </w:rPr>
+              <w:t>18.0</w:t>
             </w:r>
           </w:p>
         </w:tc>
@@ -17206,20 +17262,20 @@
               <w:spacing w:line="400" w:lineRule="exact"/>
               <w:jc w:val="center"/>
               <w:rPr>
+                <w:rFonts w:hint="default"/>
+                <w:sz w:val="21"/>
+                <w:lang w:val="en-US"/>
+              </w:rPr>
+            </w:pPr>
+            <w:r>
+              <w:rPr>
+                <w:rFonts w:hint="eastAsia"/>
                 <w:color w:val="000000"/>
                 <w:sz w:val="21"/>
                 <w:szCs w:val="21"/>
-              </w:rPr>
-            </w:pPr>
-            <w:r>
-              <w:rPr>
-                <w:rFonts w:hint="eastAsia"/>
-                <w:color w:val="000000"/>
-                <w:sz w:val="21"/>
-                <w:szCs w:val="21"/>
-                <w:lang w:val="en-US" w:eastAsia="zh-CN"/>
-              </w:rPr>
-              <w:t>制冷机组</w:t>
+                <w:lang w:val="en-US" w:eastAsia="zh-CN"/>
+              </w:rPr>
+              <w:t>CIP清洗系统</w:t>
             </w:r>
           </w:p>
         </w:tc>
@@ -17248,7 +17304,7 @@
                 <w:szCs w:val="21"/>
                 <w:lang w:val="en-US" w:eastAsia="zh-CN"/>
               </w:rPr>
-              <w:t>ZLJ-50</w:t>
+              <w:t>HJQ-3000</w:t>
             </w:r>
           </w:p>
         </w:tc>
@@ -17277,7 +17333,7 @@
                 <w:szCs w:val="21"/>
                 <w:lang w:val="en-US" w:eastAsia="zh-CN"/>
               </w:rPr>
-              <w:t>15.0</w:t>
+              <w:t>2.2</w:t>
             </w:r>
           </w:p>
         </w:tc>
@@ -17320,16 +17376,20 @@
               <w:spacing w:line="400" w:lineRule="exact"/>
               <w:jc w:val="center"/>
               <w:rPr>
+                <w:rFonts w:hint="eastAsia" w:eastAsia="宋体"/>
                 <w:color w:val="000000"/>
                 <w:sz w:val="21"/>
                 <w:szCs w:val="21"/>
-              </w:rPr>
-            </w:pPr>
-            <w:r>
-              <w:rPr>
+                <w:lang w:val="en-US" w:eastAsia="zh-CN"/>
+              </w:rPr>
+            </w:pPr>
+            <w:r>
+              <w:rPr>
+                <w:rFonts w:hint="eastAsia"/>
                 <w:color w:val="000000"/>
                 <w:sz w:val="21"/>
                 <w:szCs w:val="21"/>
+                <w:lang w:val="en-US" w:eastAsia="zh-CN"/>
               </w:rPr>
               <w:t>1</w:t>
             </w:r>
@@ -17360,7 +17420,7 @@
                 <w:szCs w:val="21"/>
                 <w:lang w:val="en-US" w:eastAsia="zh-CN"/>
               </w:rPr>
-              <w:t>10.0</w:t>
+              <w:t>20.0</w:t>
             </w:r>
           </w:p>
         </w:tc>
@@ -17389,7 +17449,7 @@
                 <w:szCs w:val="21"/>
                 <w:lang w:val="en-US" w:eastAsia="zh-CN"/>
               </w:rPr>
-              <w:t>10.0</w:t>
+              <w:t>20.0</w:t>
             </w:r>
           </w:p>
         </w:tc>
@@ -17425,11 +17485,38 @@
               <w:spacing w:line="400" w:lineRule="exact"/>
               <w:jc w:val="center"/>
               <w:rPr>
+                <w:color w:val="000000"/>
+                <w:sz w:val="21"/>
+                <w:szCs w:val="21"/>
+              </w:rPr>
+            </w:pPr>
+            <w:r>
+              <w:rPr>
+                <w:rFonts w:hint="eastAsia"/>
+                <w:color w:val="000000"/>
+                <w:sz w:val="21"/>
+                <w:szCs w:val="21"/>
+                <w:lang w:val="en-US" w:eastAsia="zh-CN"/>
+              </w:rPr>
+              <w:t>制冷机组</w:t>
+            </w:r>
+          </w:p>
+        </w:tc>
+        <w:tc>
+          <w:tcPr>
+            <w:tcW w:w="1599" w:type="dxa"/>
+            <w:vAlign w:val="center"/>
+          </w:tcPr>
+          <w:p>
+            <w:pPr>
+              <w:spacing w:line="400" w:lineRule="exact"/>
+              <w:jc w:val="center"/>
+              <w:rPr>
                 <w:rFonts w:hint="default"/>
                 <w:color w:val="000000"/>
                 <w:sz w:val="21"/>
                 <w:szCs w:val="21"/>
-                <w:lang w:val="en-US" w:eastAsia="zh-CN"/>
+                <w:lang w:val="en-US"/>
               </w:rPr>
             </w:pPr>
             <w:r>
@@ -17440,36 +17527,7 @@
                 <w:szCs w:val="21"/>
                 <w:lang w:val="en-US" w:eastAsia="zh-CN"/>
               </w:rPr>
-              <w:t>锅炉</w:t>
-            </w:r>
-          </w:p>
-        </w:tc>
-        <w:tc>
-          <w:tcPr>
-            <w:tcW w:w="1599" w:type="dxa"/>
-            <w:vAlign w:val="center"/>
-          </w:tcPr>
-          <w:p>
-            <w:pPr>
-              <w:spacing w:line="400" w:lineRule="exact"/>
-              <w:jc w:val="center"/>
-              <w:rPr>
-                <w:rFonts w:hint="default"/>
-                <w:color w:val="000000"/>
-                <w:sz w:val="21"/>
-                <w:szCs w:val="21"/>
-                <w:lang w:val="en-US" w:eastAsia="zh-CN"/>
-              </w:rPr>
-            </w:pPr>
-            <w:r>
-              <w:rPr>
-                <w:rFonts w:hint="eastAsia"/>
-                <w:color w:val="000000"/>
-                <w:sz w:val="21"/>
-                <w:szCs w:val="21"/>
-                <w:lang w:val="en-US" w:eastAsia="zh-CN"/>
-              </w:rPr>
-              <w:t>WNS1-1.0</w:t>
+              <w:t>ZLJ-50</w:t>
             </w:r>
           </w:p>
         </w:tc>
@@ -17498,13 +17556,67 @@
                 <w:szCs w:val="21"/>
                 <w:lang w:val="en-US" w:eastAsia="zh-CN"/>
               </w:rPr>
-              <w:t>1.5</w:t>
+              <w:t>15.0</w:t>
             </w:r>
           </w:p>
         </w:tc>
         <w:tc>
           <w:tcPr>
             <w:tcW w:w="1243" w:type="dxa"/>
+            <w:vAlign w:val="center"/>
+          </w:tcPr>
+          <w:p>
+            <w:pPr>
+              <w:spacing w:line="400" w:lineRule="exact"/>
+              <w:jc w:val="center"/>
+              <w:rPr>
+                <w:rFonts w:hint="eastAsia" w:eastAsia="宋体"/>
+                <w:color w:val="000000"/>
+                <w:sz w:val="21"/>
+                <w:szCs w:val="21"/>
+                <w:lang w:val="en-US" w:eastAsia="zh-CN"/>
+              </w:rPr>
+            </w:pPr>
+            <w:r>
+              <w:rPr>
+                <w:rFonts w:hint="eastAsia"/>
+                <w:color w:val="000000"/>
+                <w:sz w:val="21"/>
+                <w:szCs w:val="21"/>
+                <w:lang w:val="en-US" w:eastAsia="zh-CN"/>
+              </w:rPr>
+              <w:t>/</w:t>
+            </w:r>
+          </w:p>
+        </w:tc>
+        <w:tc>
+          <w:tcPr>
+            <w:tcW w:w="1074" w:type="dxa"/>
+            <w:vAlign w:val="center"/>
+          </w:tcPr>
+          <w:p>
+            <w:pPr>
+              <w:spacing w:line="400" w:lineRule="exact"/>
+              <w:jc w:val="center"/>
+              <w:rPr>
+                <w:color w:val="000000"/>
+                <w:sz w:val="21"/>
+                <w:szCs w:val="21"/>
+              </w:rPr>
+            </w:pPr>
+            <w:r>
+              <w:rPr>
+                <w:color w:val="000000"/>
+                <w:sz w:val="21"/>
+                <w:szCs w:val="21"/>
+              </w:rPr>
+              <w:t>1</w:t>
+            </w:r>
+          </w:p>
+        </w:tc>
+        <w:tc>
+          <w:tcPr>
+            <w:tcW w:w="1143" w:type="dxa"/>
             <w:vAlign w:val="center"/>
           </w:tcPr>
           <w:p>
@@ -17527,65 +17639,7 @@
                 <w:szCs w:val="21"/>
                 <w:lang w:val="en-US" w:eastAsia="zh-CN"/>
               </w:rPr>
-              <w:t>1t/h</w:t>
-            </w:r>
-          </w:p>
-        </w:tc>
-        <w:tc>
-          <w:tcPr>
-            <w:tcW w:w="1074" w:type="dxa"/>
-            <w:vAlign w:val="center"/>
-          </w:tcPr>
-          <w:p>
-            <w:pPr>
-              <w:spacing w:line="400" w:lineRule="exact"/>
-              <w:jc w:val="center"/>
-              <w:rPr>
-                <w:rFonts w:hint="eastAsia" w:eastAsia="宋体"/>
-                <w:color w:val="000000"/>
-                <w:sz w:val="21"/>
-                <w:szCs w:val="21"/>
-                <w:lang w:val="en-US" w:eastAsia="zh-CN"/>
-              </w:rPr>
-            </w:pPr>
-            <w:r>
-              <w:rPr>
-                <w:rFonts w:hint="eastAsia"/>
-                <w:color w:val="000000"/>
-                <w:sz w:val="21"/>
-                <w:szCs w:val="21"/>
-                <w:lang w:val="en-US" w:eastAsia="zh-CN"/>
-              </w:rPr>
-              <w:t>1</w:t>
-            </w:r>
-          </w:p>
-        </w:tc>
-        <w:tc>
-          <w:tcPr>
-            <w:tcW w:w="1143" w:type="dxa"/>
-            <w:vAlign w:val="center"/>
-          </w:tcPr>
-          <w:p>
-            <w:pPr>
-              <w:spacing w:line="400" w:lineRule="exact"/>
-              <w:jc w:val="center"/>
-              <w:rPr>
-                <w:rFonts w:hint="default"/>
-                <w:color w:val="000000"/>
-                <w:sz w:val="21"/>
-                <w:szCs w:val="21"/>
-                <w:lang w:val="en-US" w:eastAsia="zh-CN"/>
-              </w:rPr>
-            </w:pPr>
-            <w:r>
-              <w:rPr>
-                <w:rFonts w:hint="eastAsia"/>
-                <w:color w:val="000000"/>
-                <w:sz w:val="21"/>
-                <w:szCs w:val="21"/>
-                <w:lang w:val="en-US" w:eastAsia="zh-CN"/>
-              </w:rPr>
-              <w:t>6.0</w:t>
+              <w:t>10.0</w:t>
             </w:r>
           </w:p>
         </w:tc>
@@ -17614,7 +17668,7 @@
                 <w:szCs w:val="21"/>
                 <w:lang w:val="en-US" w:eastAsia="zh-CN"/>
               </w:rPr>
-              <w:t>6.0</w:t>
+              <w:t>10.0</w:t>
             </w:r>
           </w:p>
         </w:tc>
@@ -17643,249 +17697,6 @@
         <w:tc>
           <w:tcPr>
             <w:tcW w:w="1657" w:type="dxa"/>
-            <w:vAlign w:val="center"/>
-          </w:tcPr>
-          <w:p>
-            <w:pPr>
-              <w:spacing w:line="400" w:lineRule="exact"/>
-              <w:jc w:val="center"/>
-              <w:rPr>
-                <w:rFonts w:hint="default" w:eastAsia="宋体"/>
-                <w:color w:val="000000"/>
-                <w:sz w:val="21"/>
-                <w:szCs w:val="21"/>
-                <w:lang w:val="en-US" w:eastAsia="zh-CN"/>
-              </w:rPr>
-            </w:pPr>
-            <w:r>
-              <w:rPr>
-                <w:rFonts w:hint="eastAsia"/>
-                <w:color w:val="000000"/>
-                <w:sz w:val="21"/>
-                <w:szCs w:val="21"/>
-                <w:lang w:val="en-US" w:eastAsia="zh-CN"/>
-              </w:rPr>
-              <w:t>空气压缩机</w:t>
-            </w:r>
-          </w:p>
-        </w:tc>
-        <w:tc>
-          <w:tcPr>
-            <w:tcW w:w="1599" w:type="dxa"/>
-            <w:vAlign w:val="center"/>
-          </w:tcPr>
-          <w:p>
-            <w:pPr>
-              <w:spacing w:line="400" w:lineRule="exact"/>
-              <w:jc w:val="center"/>
-              <w:rPr>
-                <w:rFonts w:hint="default" w:eastAsia="宋体"/>
-                <w:sz w:val="21"/>
-                <w:lang w:val="en-US" w:eastAsia="zh-CN"/>
-              </w:rPr>
-            </w:pPr>
-            <w:r>
-              <w:rPr>
-                <w:rFonts w:hint="eastAsia"/>
-                <w:sz w:val="21"/>
-                <w:lang w:val="en-US" w:eastAsia="zh-CN"/>
-              </w:rPr>
-              <w:t>KY-3.0</w:t>
-            </w:r>
-          </w:p>
-        </w:tc>
-        <w:tc>
-          <w:tcPr>
-            <w:tcW w:w="1143" w:type="dxa"/>
-            <w:vAlign w:val="center"/>
-          </w:tcPr>
-          <w:p>
-            <w:pPr>
-              <w:spacing w:line="400" w:lineRule="exact"/>
-              <w:jc w:val="center"/>
-              <w:rPr>
-                <w:rFonts w:hint="default" w:eastAsia="宋体"/>
-                <w:color w:val="000000"/>
-                <w:sz w:val="21"/>
-                <w:szCs w:val="21"/>
-                <w:lang w:val="en-US" w:eastAsia="zh-CN"/>
-              </w:rPr>
-            </w:pPr>
-            <w:r>
-              <w:rPr>
-                <w:rFonts w:hint="eastAsia"/>
-                <w:color w:val="000000"/>
-                <w:sz w:val="21"/>
-                <w:szCs w:val="21"/>
-                <w:lang w:val="en-US" w:eastAsia="zh-CN"/>
-              </w:rPr>
-              <w:t>7.5</w:t>
-            </w:r>
-          </w:p>
-        </w:tc>
-        <w:tc>
-          <w:tcPr>
-            <w:tcW w:w="1243" w:type="dxa"/>
-            <w:vAlign w:val="center"/>
-          </w:tcPr>
-          <w:p>
-            <w:pPr>
-              <w:spacing w:line="400" w:lineRule="exact"/>
-              <w:jc w:val="center"/>
-              <w:rPr>
-                <w:rFonts w:hint="default" w:eastAsia="宋体"/>
-                <w:color w:val="000000"/>
-                <w:sz w:val="21"/>
-                <w:szCs w:val="21"/>
-                <w:lang w:val="en-US" w:eastAsia="zh-CN"/>
-              </w:rPr>
-            </w:pPr>
-            <w:r>
-              <w:rPr>
-                <w:rFonts w:hint="eastAsia"/>
-                <w:color w:val="000000"/>
-                <w:sz w:val="21"/>
-                <w:szCs w:val="21"/>
-                <w:lang w:val="en-US" w:eastAsia="zh-CN"/>
-              </w:rPr>
-              <w:t>3m</w:t>
-            </w:r>
-            <w:r>
-              <w:rPr>
-                <w:rFonts w:hint="eastAsia"/>
-                <w:color w:val="000000"/>
-                <w:sz w:val="21"/>
-                <w:szCs w:val="21"/>
-                <w:vertAlign w:val="superscript"/>
-                <w:lang w:val="en-US" w:eastAsia="zh-CN"/>
-              </w:rPr>
-              <w:t>3</w:t>
-            </w:r>
-            <w:r>
-              <w:rPr>
-                <w:rFonts w:hint="eastAsia"/>
-                <w:color w:val="000000"/>
-                <w:sz w:val="21"/>
-                <w:szCs w:val="21"/>
-                <w:vertAlign w:val="baseline"/>
-                <w:lang w:val="en-US" w:eastAsia="zh-CN"/>
-              </w:rPr>
-              <w:t>/min</w:t>
-            </w:r>
-          </w:p>
-        </w:tc>
-        <w:tc>
-          <w:tcPr>
-            <w:tcW w:w="1074" w:type="dxa"/>
-            <w:vAlign w:val="center"/>
-          </w:tcPr>
-          <w:p>
-            <w:pPr>
-              <w:spacing w:line="400" w:lineRule="exact"/>
-              <w:jc w:val="center"/>
-              <w:rPr>
-                <w:rFonts w:hint="default" w:eastAsia="宋体"/>
-                <w:color w:val="000000"/>
-                <w:sz w:val="21"/>
-                <w:szCs w:val="21"/>
-                <w:lang w:val="en-US" w:eastAsia="zh-CN"/>
-              </w:rPr>
-            </w:pPr>
-            <w:r>
-              <w:rPr>
-                <w:rFonts w:hint="eastAsia"/>
-                <w:color w:val="000000"/>
-                <w:sz w:val="21"/>
-                <w:szCs w:val="21"/>
-                <w:lang w:val="en-US" w:eastAsia="zh-CN"/>
-              </w:rPr>
-              <w:t>1</w:t>
-            </w:r>
-          </w:p>
-        </w:tc>
-        <w:tc>
-          <w:tcPr>
-            <w:tcW w:w="1143" w:type="dxa"/>
-            <w:vAlign w:val="center"/>
-          </w:tcPr>
-          <w:p>
-            <w:pPr>
-              <w:spacing w:line="400" w:lineRule="exact"/>
-              <w:jc w:val="center"/>
-              <w:rPr>
-                <w:rFonts w:hint="default" w:eastAsia="宋体"/>
-                <w:color w:val="000000"/>
-                <w:sz w:val="21"/>
-                <w:szCs w:val="21"/>
-                <w:lang w:val="en-US" w:eastAsia="zh-CN"/>
-              </w:rPr>
-            </w:pPr>
-            <w:r>
-              <w:rPr>
-                <w:rFonts w:hint="eastAsia"/>
-                <w:color w:val="000000"/>
-                <w:sz w:val="21"/>
-                <w:szCs w:val="21"/>
-                <w:lang w:val="en-US" w:eastAsia="zh-CN"/>
-              </w:rPr>
-              <w:t>3.5</w:t>
-            </w:r>
-          </w:p>
-        </w:tc>
-        <w:tc>
-          <w:tcPr>
-            <w:tcW w:w="1145" w:type="dxa"/>
-            <w:vAlign w:val="center"/>
-          </w:tcPr>
-          <w:p>
-            <w:pPr>
-              <w:spacing w:line="400" w:lineRule="exact"/>
-              <w:jc w:val="center"/>
-              <w:rPr>
-                <w:rFonts w:hint="default" w:eastAsia="宋体"/>
-                <w:color w:val="000000"/>
-                <w:sz w:val="21"/>
-                <w:szCs w:val="21"/>
-                <w:lang w:val="en-US" w:eastAsia="zh-CN"/>
-              </w:rPr>
-            </w:pPr>
-            <w:r>
-              <w:rPr>
-                <w:rFonts w:hint="eastAsia"/>
-                <w:color w:val="000000"/>
-                <w:sz w:val="21"/>
-                <w:szCs w:val="21"/>
-                <w:lang w:val="en-US" w:eastAsia="zh-CN"/>
-              </w:rPr>
-              <w:t>3.5</w:t>
-            </w:r>
-          </w:p>
-        </w:tc>
-      </w:tr>
-      <w:tr>
-        <w:tblPrEx>
-          <w:tblBorders>
-            <w:top w:val="none" w:color="auto" w:sz="0" w:space="0"/>
-            <w:left w:val="none" w:color="auto" w:sz="0" w:space="0"/>
-            <w:bottom w:val="none" w:color="auto" w:sz="0" w:space="0"/>
-            <w:right w:val="none" w:color="auto" w:sz="0" w:space="0"/>
-            <w:insideH w:val="none" w:color="auto" w:sz="0" w:space="0"/>
-            <w:insideV w:val="none" w:color="auto" w:sz="0" w:space="0"/>
-          </w:tblBorders>
-          <w:tblCellMar>
-            <w:top w:w="0" w:type="dxa"/>
-            <w:left w:w="108" w:type="dxa"/>
-            <w:bottom w:w="0" w:type="dxa"/>
-            <w:right w:w="108" w:type="dxa"/>
-          </w:tblCellMar>
-        </w:tblPrEx>
-        <w:trPr>
-          <w:trHeight w:val="353" w:hRule="atLeast"/>
-          <w:jc w:val="center"/>
-        </w:trPr>
-        <w:tc>
-          <w:tcPr>
-            <w:tcW w:w="1657" w:type="dxa"/>
             <w:tcBorders>
               <w:bottom w:val="single" w:color="auto" w:sz="12" w:space="0"/>
             </w:tcBorders>
@@ -18135,7 +17946,7 @@
           <w:lang w:val="en-US" w:eastAsia="zh-CN"/>
         </w:rPr>
       </w:pPr>
-      <w:bookmarkStart w:id="24" w:name="_Toc5462"/>
+      <w:bookmarkStart w:id="24" w:name="_Toc16455"/>
       <w:r>
         <w:rPr>
           <w:rFonts w:hint="eastAsia" w:ascii="Times New Roman" w:hAnsi="Times New Roman" w:eastAsia="黑体" w:cs="黑体"/>
@@ -20654,7 +20465,7 @@
                 <w:szCs w:val="21"/>
                 <w:lang w:val="en-US" w:eastAsia="zh-CN"/>
               </w:rPr>
-              <w:t>榨汁机</w:t>
+              <w:t>破碎机</w:t>
             </w:r>
           </w:p>
         </w:tc>
@@ -21154,20 +20965,20 @@
               <w:spacing w:line="400" w:lineRule="exact"/>
               <w:jc w:val="center"/>
               <w:rPr>
-                <w:rFonts w:hint="default" w:eastAsia="宋体"/>
-                <w:sz w:val="21"/>
-                <w:szCs w:val="21"/>
-                <w:lang w:val="en-US" w:eastAsia="zh-CN"/>
-              </w:rPr>
-            </w:pPr>
-            <w:r>
-              <w:rPr>
-                <w:rFonts w:hint="eastAsia"/>
-                <w:sz w:val="21"/>
-                <w:szCs w:val="21"/>
-                <w:lang w:val="en-US" w:eastAsia="zh-CN"/>
-              </w:rPr>
-              <w:t>瓶装灌装机</w:t>
+                <w:rFonts w:hint="default"/>
+                <w:sz w:val="21"/>
+                <w:szCs w:val="21"/>
+                <w:lang w:val="en-US" w:eastAsia="zh-CN"/>
+              </w:rPr>
+            </w:pPr>
+            <w:r>
+              <w:rPr>
+                <w:rFonts w:hint="eastAsia"/>
+                <w:sz w:val="21"/>
+                <w:szCs w:val="21"/>
+                <w:lang w:val="en-US" w:eastAsia="zh-CN"/>
+              </w:rPr>
+              <w:t>全自动捆箱机</w:t>
             </w:r>
           </w:p>
         </w:tc>
@@ -21181,20 +20992,20 @@
               <w:spacing w:line="400" w:lineRule="exact"/>
               <w:jc w:val="center"/>
               <w:rPr>
-                <w:rFonts w:hint="default" w:eastAsia="宋体"/>
-                <w:sz w:val="21"/>
-                <w:szCs w:val="21"/>
-                <w:lang w:val="en-US" w:eastAsia="zh-CN"/>
-              </w:rPr>
-            </w:pPr>
-            <w:r>
-              <w:rPr>
-                <w:rFonts w:hint="eastAsia"/>
-                <w:sz w:val="21"/>
-                <w:szCs w:val="21"/>
-                <w:lang w:val="en-US" w:eastAsia="zh-CN"/>
-              </w:rPr>
-              <w:t>5.0</w:t>
+                <w:rFonts w:hint="default"/>
+                <w:sz w:val="21"/>
+                <w:szCs w:val="21"/>
+                <w:lang w:val="en-US" w:eastAsia="zh-CN"/>
+              </w:rPr>
+            </w:pPr>
+            <w:r>
+              <w:rPr>
+                <w:rFonts w:hint="eastAsia"/>
+                <w:sz w:val="21"/>
+                <w:szCs w:val="21"/>
+                <w:lang w:val="en-US" w:eastAsia="zh-CN"/>
+              </w:rPr>
+              <w:t>2.5</w:t>
             </w:r>
           </w:p>
         </w:tc>
@@ -21208,7 +21019,7 @@
               <w:spacing w:line="400" w:lineRule="exact"/>
               <w:jc w:val="center"/>
               <w:rPr>
-                <w:rFonts w:hint="default" w:eastAsia="宋体"/>
+                <w:rFonts w:hint="default"/>
                 <w:sz w:val="21"/>
                 <w:szCs w:val="21"/>
                 <w:lang w:val="en-US" w:eastAsia="zh-CN"/>
@@ -21262,20 +21073,20 @@
               <w:spacing w:line="400" w:lineRule="exact"/>
               <w:jc w:val="center"/>
               <w:rPr>
-                <w:rFonts w:hint="default" w:eastAsia="宋体"/>
-                <w:sz w:val="21"/>
-                <w:szCs w:val="21"/>
-                <w:lang w:val="en-US" w:eastAsia="zh-CN"/>
-              </w:rPr>
-            </w:pPr>
-            <w:r>
-              <w:rPr>
-                <w:rFonts w:hint="eastAsia"/>
-                <w:sz w:val="21"/>
-                <w:szCs w:val="21"/>
-                <w:lang w:val="en-US" w:eastAsia="zh-CN"/>
-              </w:rPr>
-              <w:t>10500</w:t>
+                <w:rFonts w:hint="default"/>
+                <w:sz w:val="21"/>
+                <w:szCs w:val="21"/>
+                <w:lang w:val="en-US" w:eastAsia="zh-CN"/>
+              </w:rPr>
+            </w:pPr>
+            <w:r>
+              <w:rPr>
+                <w:rFonts w:hint="eastAsia"/>
+                <w:sz w:val="21"/>
+                <w:szCs w:val="21"/>
+                <w:lang w:val="en-US" w:eastAsia="zh-CN"/>
+              </w:rPr>
+              <w:t>5250</w:t>
             </w:r>
           </w:p>
         </w:tc>
@@ -21325,22 +21136,20 @@
               <w:spacing w:line="400" w:lineRule="exact"/>
               <w:jc w:val="center"/>
               <w:rPr>
-                <w:rFonts w:hint="default" w:eastAsia="宋体"/>
-                <w:color w:val="000000"/>
-                <w:sz w:val="21"/>
-                <w:szCs w:val="21"/>
-                <w:lang w:val="en-US" w:eastAsia="zh-CN"/>
-              </w:rPr>
-            </w:pPr>
-            <w:r>
-              <w:rPr>
-                <w:rFonts w:hint="eastAsia"/>
-                <w:color w:val="000000"/>
-                <w:sz w:val="21"/>
-                <w:szCs w:val="21"/>
-                <w:lang w:val="en-US" w:eastAsia="zh-CN"/>
-              </w:rPr>
-              <w:t>制冷机组</w:t>
+                <w:rFonts w:hint="default"/>
+                <w:sz w:val="21"/>
+                <w:szCs w:val="21"/>
+                <w:lang w:val="en-US" w:eastAsia="zh-CN"/>
+              </w:rPr>
+            </w:pPr>
+            <w:r>
+              <w:rPr>
+                <w:rFonts w:hint="eastAsia"/>
+                <w:sz w:val="21"/>
+                <w:szCs w:val="21"/>
+                <w:lang w:val="en-US" w:eastAsia="zh-CN"/>
+              </w:rPr>
+              <w:t>旋盖封盖机</w:t>
             </w:r>
           </w:p>
         </w:tc>
@@ -21354,22 +21163,20 @@
               <w:spacing w:line="400" w:lineRule="exact"/>
               <w:jc w:val="center"/>
               <w:rPr>
-                <w:rFonts w:hint="default" w:eastAsia="宋体"/>
-                <w:color w:val="000000"/>
-                <w:sz w:val="21"/>
-                <w:szCs w:val="21"/>
-                <w:lang w:val="en-US" w:eastAsia="zh-CN"/>
-              </w:rPr>
-            </w:pPr>
-            <w:r>
-              <w:rPr>
-                <w:rFonts w:hint="eastAsia"/>
-                <w:color w:val="000000"/>
-                <w:sz w:val="21"/>
-                <w:szCs w:val="21"/>
-                <w:lang w:val="en-US" w:eastAsia="zh-CN"/>
-              </w:rPr>
-              <w:t>15.0</w:t>
+                <w:rFonts w:hint="default"/>
+                <w:sz w:val="21"/>
+                <w:szCs w:val="21"/>
+                <w:lang w:val="en-US" w:eastAsia="zh-CN"/>
+              </w:rPr>
+            </w:pPr>
+            <w:r>
+              <w:rPr>
+                <w:rFonts w:hint="eastAsia"/>
+                <w:sz w:val="21"/>
+                <w:szCs w:val="21"/>
+                <w:lang w:val="en-US" w:eastAsia="zh-CN"/>
+              </w:rPr>
+              <w:t>1.5</w:t>
             </w:r>
           </w:p>
         </w:tc>
@@ -21383,17 +21190,15 @@
               <w:spacing w:line="400" w:lineRule="exact"/>
               <w:jc w:val="center"/>
               <w:rPr>
-                <w:rFonts w:hint="default" w:eastAsia="宋体"/>
-                <w:color w:val="000000"/>
-                <w:sz w:val="21"/>
-                <w:szCs w:val="21"/>
-                <w:lang w:val="en-US" w:eastAsia="zh-CN"/>
-              </w:rPr>
-            </w:pPr>
-            <w:r>
-              <w:rPr>
-                <w:rFonts w:hint="eastAsia"/>
-                <w:color w:val="000000"/>
+                <w:rFonts w:hint="default"/>
+                <w:sz w:val="21"/>
+                <w:szCs w:val="21"/>
+                <w:lang w:val="en-US" w:eastAsia="zh-CN"/>
+              </w:rPr>
+            </w:pPr>
+            <w:r>
+              <w:rPr>
+                <w:rFonts w:hint="eastAsia"/>
                 <w:sz w:val="21"/>
                 <w:szCs w:val="21"/>
                 <w:lang w:val="en-US" w:eastAsia="zh-CN"/>
@@ -21405,6 +21210,7 @@
         <w:tc>
           <w:tcPr>
             <w:tcW w:w="991" w:type="pct"/>
+            <w:vAlign w:val="center"/>
           </w:tcPr>
           <w:p>
             <w:pPr>
@@ -21412,49 +21218,46 @@
               <w:jc w:val="center"/>
               <w:rPr>
                 <w:rFonts w:hint="default"/>
-                <w:color w:val="000000"/>
-                <w:sz w:val="21"/>
-                <w:szCs w:val="21"/>
-                <w:lang w:val="en-US" w:eastAsia="zh-CN"/>
-              </w:rPr>
-            </w:pPr>
-            <w:r>
-              <w:rPr>
-                <w:rFonts w:hint="eastAsia"/>
-                <w:color w:val="000000"/>
-                <w:sz w:val="21"/>
-                <w:szCs w:val="21"/>
-                <w:lang w:val="en-US" w:eastAsia="zh-CN"/>
-              </w:rPr>
-              <w:t>8</w:t>
+                <w:sz w:val="21"/>
+                <w:szCs w:val="21"/>
+                <w:lang w:val="en-US" w:eastAsia="zh-CN"/>
+              </w:rPr>
+            </w:pPr>
+            <w:r>
+              <w:rPr>
+                <w:rFonts w:hint="eastAsia"/>
+                <w:sz w:val="21"/>
+                <w:szCs w:val="21"/>
+                <w:lang w:val="en-US" w:eastAsia="zh-CN"/>
+              </w:rPr>
+              <w:t>7</w:t>
             </w:r>
           </w:p>
         </w:tc>
         <w:tc>
           <w:tcPr>
             <w:tcW w:w="991" w:type="pct"/>
-          </w:tcPr>
-          <w:p>
-            <w:pPr>
-              <w:spacing w:line="400" w:lineRule="exact"/>
-              <w:jc w:val="center"/>
-              <w:rPr>
-                <w:rFonts w:hint="default" w:eastAsia="宋体"/>
-                <w:color w:val="000000"/>
-                <w:sz w:val="21"/>
-                <w:szCs w:val="21"/>
-                <w:lang w:val="en-US" w:eastAsia="zh-CN"/>
-              </w:rPr>
-            </w:pPr>
-            <w:r>
-              <w:rPr>
-                <w:rFonts w:hint="eastAsia"/>
-                <w:color w:val="000000"/>
-                <w:sz w:val="21"/>
-                <w:szCs w:val="21"/>
-                <w:lang w:val="en-US" w:eastAsia="zh-CN"/>
-              </w:rPr>
-              <w:t>36000</w:t>
+            <w:vAlign w:val="center"/>
+          </w:tcPr>
+          <w:p>
+            <w:pPr>
+              <w:spacing w:line="400" w:lineRule="exact"/>
+              <w:jc w:val="center"/>
+              <w:rPr>
+                <w:rFonts w:hint="default"/>
+                <w:sz w:val="21"/>
+                <w:szCs w:val="21"/>
+                <w:lang w:val="en-US" w:eastAsia="zh-CN"/>
+              </w:rPr>
+            </w:pPr>
+            <w:r>
+              <w:rPr>
+                <w:rFonts w:hint="eastAsia"/>
+                <w:sz w:val="21"/>
+                <w:szCs w:val="21"/>
+                <w:lang w:val="en-US" w:eastAsia="zh-CN"/>
+              </w:rPr>
+              <w:t>3150</w:t>
             </w:r>
           </w:p>
         </w:tc>
@@ -21504,22 +21307,20 @@
               <w:spacing w:line="400" w:lineRule="exact"/>
               <w:jc w:val="center"/>
               <w:rPr>
-                <w:rFonts w:hint="eastAsia" w:eastAsia="宋体"/>
-                <w:color w:val="000000"/>
-                <w:sz w:val="21"/>
-                <w:szCs w:val="21"/>
-                <w:lang w:val="en-US" w:eastAsia="zh-CN"/>
-              </w:rPr>
-            </w:pPr>
-            <w:r>
-              <w:rPr>
-                <w:rFonts w:hint="eastAsia"/>
-                <w:color w:val="000000"/>
-                <w:sz w:val="21"/>
-                <w:szCs w:val="21"/>
-                <w:lang w:val="en-US" w:eastAsia="zh-CN"/>
-              </w:rPr>
-              <w:t>锅炉</w:t>
+                <w:rFonts w:hint="default" w:eastAsia="宋体"/>
+                <w:sz w:val="21"/>
+                <w:szCs w:val="21"/>
+                <w:lang w:val="en-US" w:eastAsia="zh-CN"/>
+              </w:rPr>
+            </w:pPr>
+            <w:r>
+              <w:rPr>
+                <w:rFonts w:hint="eastAsia"/>
+                <w:sz w:val="21"/>
+                <w:szCs w:val="21"/>
+                <w:lang w:val="en-US" w:eastAsia="zh-CN"/>
+              </w:rPr>
+              <w:t>瓶装灌装机</w:t>
             </w:r>
           </w:p>
         </w:tc>
@@ -21534,21 +21335,19 @@
               <w:jc w:val="center"/>
               <w:rPr>
                 <w:rFonts w:hint="default" w:eastAsia="宋体"/>
-                <w:color w:val="000000"/>
-                <w:sz w:val="21"/>
-                <w:szCs w:val="21"/>
-                <w:lang w:val="en-US" w:eastAsia="zh-CN"/>
-              </w:rPr>
-            </w:pPr>
-            <w:r>
-              <w:rPr>
-                <w:rFonts w:hint="eastAsia"/>
-                <w:color w:val="000000"/>
-                <w:sz w:val="21"/>
-                <w:szCs w:val="21"/>
-                <w:lang w:val="en-US" w:eastAsia="zh-CN"/>
-              </w:rPr>
-              <w:t>1.5</w:t>
+                <w:sz w:val="21"/>
+                <w:szCs w:val="21"/>
+                <w:lang w:val="en-US" w:eastAsia="zh-CN"/>
+              </w:rPr>
+            </w:pPr>
+            <w:r>
+              <w:rPr>
+                <w:rFonts w:hint="eastAsia"/>
+                <w:sz w:val="21"/>
+                <w:szCs w:val="21"/>
+                <w:lang w:val="en-US" w:eastAsia="zh-CN"/>
+              </w:rPr>
+              <w:t>5.0</w:t>
             </w:r>
           </w:p>
         </w:tc>
@@ -21563,16 +21362,14 @@
               <w:jc w:val="center"/>
               <w:rPr>
                 <w:rFonts w:hint="default" w:eastAsia="宋体"/>
-                <w:color w:val="000000"/>
-                <w:sz w:val="21"/>
-                <w:szCs w:val="21"/>
-                <w:lang w:val="en-US" w:eastAsia="zh-CN"/>
-              </w:rPr>
-            </w:pPr>
-            <w:r>
-              <w:rPr>
-                <w:rFonts w:hint="eastAsia"/>
-                <w:color w:val="000000"/>
+                <w:sz w:val="21"/>
+                <w:szCs w:val="21"/>
+                <w:lang w:val="en-US" w:eastAsia="zh-CN"/>
+              </w:rPr>
+            </w:pPr>
+            <w:r>
+              <w:rPr>
+                <w:rFonts w:hint="eastAsia"/>
                 <w:sz w:val="21"/>
                 <w:szCs w:val="21"/>
                 <w:lang w:val="en-US" w:eastAsia="zh-CN"/>
@@ -21584,6 +21381,7 @@
         <w:tc>
           <w:tcPr>
             <w:tcW w:w="991" w:type="pct"/>
+            <w:vAlign w:val="center"/>
           </w:tcPr>
           <w:p>
             <w:pPr>
@@ -21591,27 +21389,26 @@
               <w:jc w:val="center"/>
               <w:rPr>
                 <w:rFonts w:hint="default"/>
-                <w:color w:val="000000"/>
-                <w:sz w:val="21"/>
-                <w:szCs w:val="21"/>
-                <w:lang w:val="en-US" w:eastAsia="zh-CN"/>
-              </w:rPr>
-            </w:pPr>
-            <w:r>
-              <w:rPr>
-                <w:rFonts w:hint="eastAsia"/>
-                <w:color w:val="000000"/>
-                <w:sz w:val="21"/>
-                <w:szCs w:val="21"/>
-                <w:lang w:val="en-US" w:eastAsia="zh-CN"/>
-              </w:rPr>
-              <w:t>4</w:t>
+                <w:sz w:val="21"/>
+                <w:szCs w:val="21"/>
+                <w:lang w:val="en-US" w:eastAsia="zh-CN"/>
+              </w:rPr>
+            </w:pPr>
+            <w:r>
+              <w:rPr>
+                <w:rFonts w:hint="eastAsia"/>
+                <w:sz w:val="21"/>
+                <w:szCs w:val="21"/>
+                <w:lang w:val="en-US" w:eastAsia="zh-CN"/>
+              </w:rPr>
+              <w:t>7</w:t>
             </w:r>
           </w:p>
         </w:tc>
         <w:tc>
           <w:tcPr>
             <w:tcW w:w="991" w:type="pct"/>
+            <w:vAlign w:val="center"/>
           </w:tcPr>
           <w:p>
             <w:pPr>
@@ -21619,21 +21416,19 @@
               <w:jc w:val="center"/>
               <w:rPr>
                 <w:rFonts w:hint="default" w:eastAsia="宋体"/>
-                <w:color w:val="000000"/>
-                <w:sz w:val="21"/>
-                <w:szCs w:val="21"/>
-                <w:lang w:val="en-US" w:eastAsia="zh-CN"/>
-              </w:rPr>
-            </w:pPr>
-            <w:r>
-              <w:rPr>
-                <w:rFonts w:hint="eastAsia"/>
-                <w:color w:val="000000"/>
-                <w:sz w:val="21"/>
-                <w:szCs w:val="21"/>
-                <w:lang w:val="en-US" w:eastAsia="zh-CN"/>
-              </w:rPr>
-              <w:t>1800</w:t>
+                <w:sz w:val="21"/>
+                <w:szCs w:val="21"/>
+                <w:lang w:val="en-US" w:eastAsia="zh-CN"/>
+              </w:rPr>
+            </w:pPr>
+            <w:r>
+              <w:rPr>
+                <w:rFonts w:hint="eastAsia"/>
+                <w:sz w:val="21"/>
+                <w:szCs w:val="21"/>
+                <w:lang w:val="en-US" w:eastAsia="zh-CN"/>
+              </w:rPr>
+              <w:t>10500</w:t>
             </w:r>
           </w:p>
         </w:tc>
@@ -21683,35 +21478,6 @@
               <w:spacing w:line="400" w:lineRule="exact"/>
               <w:jc w:val="center"/>
               <w:rPr>
-                <w:rFonts w:hint="eastAsia" w:eastAsia="宋体"/>
-                <w:color w:val="000000"/>
-                <w:sz w:val="21"/>
-                <w:szCs w:val="21"/>
-                <w:lang w:val="en-US" w:eastAsia="zh-CN"/>
-              </w:rPr>
-            </w:pPr>
-            <w:r>
-              <w:rPr>
-                <w:rFonts w:hint="eastAsia"/>
-                <w:color w:val="000000"/>
-                <w:sz w:val="21"/>
-                <w:szCs w:val="21"/>
-                <w:lang w:val="en-US" w:eastAsia="zh-CN"/>
-              </w:rPr>
-              <w:t>空气压缩机</w:t>
-            </w:r>
-          </w:p>
-        </w:tc>
-        <w:tc>
-          <w:tcPr>
-            <w:tcW w:w="612" w:type="pct"/>
-            <w:vAlign w:val="center"/>
-          </w:tcPr>
-          <w:p>
-            <w:pPr>
-              <w:spacing w:line="400" w:lineRule="exact"/>
-              <w:jc w:val="center"/>
-              <w:rPr>
                 <w:rFonts w:hint="default" w:eastAsia="宋体"/>
                 <w:color w:val="000000"/>
                 <w:sz w:val="21"/>
@@ -21727,7 +21493,36 @@
                 <w:szCs w:val="21"/>
                 <w:lang w:val="en-US" w:eastAsia="zh-CN"/>
               </w:rPr>
-              <w:t>7.5</w:t>
+              <w:t>制冷机组</w:t>
+            </w:r>
+          </w:p>
+        </w:tc>
+        <w:tc>
+          <w:tcPr>
+            <w:tcW w:w="612" w:type="pct"/>
+            <w:vAlign w:val="center"/>
+          </w:tcPr>
+          <w:p>
+            <w:pPr>
+              <w:spacing w:line="400" w:lineRule="exact"/>
+              <w:jc w:val="center"/>
+              <w:rPr>
+                <w:rFonts w:hint="default" w:eastAsia="宋体"/>
+                <w:color w:val="000000"/>
+                <w:sz w:val="21"/>
+                <w:szCs w:val="21"/>
+                <w:lang w:val="en-US" w:eastAsia="zh-CN"/>
+              </w:rPr>
+            </w:pPr>
+            <w:r>
+              <w:rPr>
+                <w:rFonts w:hint="eastAsia"/>
+                <w:color w:val="000000"/>
+                <w:sz w:val="21"/>
+                <w:szCs w:val="21"/>
+                <w:lang w:val="en-US" w:eastAsia="zh-CN"/>
+              </w:rPr>
+              <w:t>15.0</w:t>
             </w:r>
           </w:p>
         </w:tc>
@@ -21741,17 +21536,20 @@
               <w:spacing w:line="400" w:lineRule="exact"/>
               <w:jc w:val="center"/>
               <w:rPr>
+                <w:rFonts w:hint="default" w:eastAsia="宋体"/>
                 <w:color w:val="000000"/>
                 <w:sz w:val="21"/>
                 <w:szCs w:val="21"/>
-              </w:rPr>
-            </w:pPr>
-            <w:r>
-              <w:rPr>
-                <w:rFonts w:eastAsia="等线"/>
+                <w:lang w:val="en-US" w:eastAsia="zh-CN"/>
+              </w:rPr>
+            </w:pPr>
+            <w:r>
+              <w:rPr>
+                <w:rFonts w:hint="eastAsia"/>
                 <w:color w:val="000000"/>
                 <w:sz w:val="21"/>
                 <w:szCs w:val="21"/>
+                <w:lang w:val="en-US" w:eastAsia="zh-CN"/>
               </w:rPr>
               <w:t>1</w:t>
             </w:r>
@@ -21781,7 +21579,7 @@
                 <w:szCs w:val="21"/>
                 <w:lang w:val="en-US" w:eastAsia="zh-CN"/>
               </w:rPr>
-              <w:t>6</w:t>
+              <w:t>8</w:t>
             </w:r>
           </w:p>
         </w:tc>
@@ -21809,7 +21607,7 @@
                 <w:szCs w:val="21"/>
                 <w:lang w:val="en-US" w:eastAsia="zh-CN"/>
               </w:rPr>
-              <w:t>13500</w:t>
+              <w:t>36000</w:t>
             </w:r>
           </w:p>
         </w:tc>
@@ -22228,7 +22026,6 @@
           <w:p>
             <w:pPr>
               <w:spacing w:line="400" w:lineRule="exact"/>
-              <w:ind w:firstLine="420"/>
               <w:jc w:val="left"/>
               <w:rPr>
                 <w:rFonts w:hint="eastAsia" w:eastAsia="宋体"/>
@@ -22362,7 +22159,7 @@
                 <w:szCs w:val="21"/>
                 <w:lang w:val="en-US" w:eastAsia="zh-CN"/>
               </w:rPr>
-              <w:t>125250</w:t>
+              <w:t>118350</w:t>
             </w:r>
           </w:p>
         </w:tc>
@@ -22719,6 +22516,42 @@
     <w:p>
       <w:pPr>
         <w:keepNext w:val="0"/>
+        <w:keepLines w:val="0"/>
+        <w:pageBreakBefore w:val="0"/>
+        <w:widowControl w:val="0"/>
+        <w:kinsoku/>
+        <w:wordWrap/>
+        <w:overflowPunct/>
+        <w:topLinePunct w:val="0"/>
+        <w:autoSpaceDE/>
+        <w:autoSpaceDN/>
+        <w:bidi w:val="0"/>
+        <w:adjustRightInd/>
+        <w:snapToGrid/>
+        <w:spacing w:before="157" w:beforeLines="50" w:after="157" w:afterLines="50" w:line="440" w:lineRule="exact"/>
+        <w:ind w:firstLine="480" w:firstLineChars="200"/>
+        <w:jc w:val="both"/>
+        <w:textAlignment w:val="auto"/>
+        <w:rPr>
+          <w:rFonts w:hint="default" w:cs="Times New Roman"/>
+          <w:i w:val="0"/>
+          <w:iCs w:val="0"/>
+          <w:lang w:val="en-US" w:eastAsia="zh-CN"/>
+        </w:rPr>
+      </w:pPr>
+      <w:r>
+        <w:rPr>
+          <w:rFonts w:hint="eastAsia" w:cs="Times New Roman"/>
+          <w:i w:val="0"/>
+          <w:iCs w:val="0"/>
+          <w:lang w:val="en-US" w:eastAsia="zh-CN"/>
+        </w:rPr>
+        <w:t>其中r代表蒸汽汽化潜热，此处取值2113kJ/kg；</w:t>
+      </w:r>
+    </w:p>
+    <w:p>
+      <w:pPr>
+        <w:keepNext/>
         <w:keepLines w:val="0"/>
         <w:pageBreakBefore w:val="0"/>
         <w:widowControl w:val="0"/>
@@ -23788,7 +23621,7 @@
           <w:lang w:val="en-US" w:eastAsia="zh-CN"/>
         </w:rPr>
       </w:pPr>
-      <w:bookmarkStart w:id="27" w:name="_Toc20073"/>
+      <w:bookmarkStart w:id="27" w:name="_Toc30182"/>
       <w:r>
         <w:rPr>
           <w:rFonts w:hint="eastAsia" w:ascii="Times New Roman" w:hAnsi="Times New Roman" w:eastAsia="黑体" w:cs="黑体"/>
@@ -24015,7 +23848,25 @@
           <w:sz w:val="24"/>
           <w:lang w:val="en-US" w:eastAsia="zh-CN" w:bidi="ar-SA"/>
         </w:rPr>
-        <w:t>灌装区域，会通过安装净化罩、通过对外的正压梯度来阻隔外界杂菌｡ 整个厂房都可承受高频率的化学侵蚀</w:t>
+        <w:t>灌装区域，会通过安装净化罩、通过对外的正压梯度来阻隔外界杂菌</w:t>
+      </w:r>
+      <w:r>
+        <w:rPr>
+          <w:rFonts w:hint="eastAsia" w:cs="Times New Roman"/>
+          <w:b w:val="0"/>
+          <w:sz w:val="24"/>
+          <w:lang w:val="en-US" w:eastAsia="zh-CN" w:bidi="ar-SA"/>
+        </w:rPr>
+        <w:t>。</w:t>
+      </w:r>
+      <w:r>
+        <w:rPr>
+          <w:rFonts w:hint="eastAsia" w:ascii="Times New Roman" w:hAnsi="Times New Roman" w:eastAsia="宋体" w:cs="Times New Roman"/>
+          <w:b w:val="0"/>
+          <w:sz w:val="24"/>
+          <w:lang w:val="en-US" w:eastAsia="zh-CN" w:bidi="ar-SA"/>
+        </w:rPr>
+        <w:t>整个厂房都可承受高频率的化学侵蚀</w:t>
       </w:r>
       <w:r>
         <w:rPr>
@@ -24091,9 +23942,8 @@
           <w:lang w:eastAsia="zh-CN"/>
         </w:rPr>
       </w:pPr>
-      <w:bookmarkStart w:id="28" w:name="_Toc30398"/>
-      <w:bookmarkStart w:id="29" w:name="_Toc12242"/>
-      <w:bookmarkStart w:id="30" w:name="_Toc168404173"/>
+      <w:bookmarkStart w:id="28" w:name="_Toc12242"/>
+      <w:bookmarkStart w:id="29" w:name="_Toc168404173"/>
       <w:r>
         <w:rPr>
           <w:rFonts w:hint="eastAsia"/>
@@ -24468,7 +24318,6 @@
       </w:r>
       <w:bookmarkEnd w:id="28"/>
       <w:bookmarkEnd w:id="29"/>
-      <w:bookmarkEnd w:id="30"/>
     </w:p>
     <w:p>
       <w:pPr>
@@ -24898,7 +24747,7 @@
                 <w:szCs w:val="24"/>
                 <w:lang w:val="en-US" w:eastAsia="zh-CN"/>
               </w:rPr>
-              <w:t>蓝莓解冻（或鲜果分选）、清洗、榨汁/打浆</w:t>
+              <w:t>蓝莓解冻（或鲜果分选）、清洗、破碎</w:t>
             </w:r>
           </w:p>
         </w:tc>
@@ -25852,8 +25701,8 @@
                 <w:lang w:val="en-US" w:eastAsia="zh-CN"/>
               </w:rPr>
             </w:pPr>
-            <w:bookmarkStart w:id="31" w:name="_Toc8437"/>
-            <w:bookmarkStart w:id="32" w:name="_Toc168404174"/>
+            <w:bookmarkStart w:id="30" w:name="_Toc8437"/>
+            <w:bookmarkStart w:id="31" w:name="_Toc168404174"/>
             <w:r>
               <w:rPr>
                 <w:rFonts w:hint="eastAsia"/>
@@ -25876,7 +25725,7 @@
           <w:p>
             <w:pPr>
               <w:spacing w:line="400" w:lineRule="exact"/>
-              <w:jc w:val="center"/>
+              <w:jc w:val="both"/>
               <w:rPr>
                 <w:rFonts w:hint="default" w:eastAsia="宋体"/>
                 <w:sz w:val="21"/>
@@ -25945,7 +25794,7 @@
           <w:lang w:val="en-US" w:eastAsia="zh-CN"/>
         </w:rPr>
       </w:pPr>
-      <w:bookmarkStart w:id="33" w:name="_Toc29830"/>
+      <w:bookmarkStart w:id="32" w:name="_Toc22264"/>
       <w:r>
         <w:rPr>
           <w:rFonts w:hint="eastAsia" w:ascii="Times New Roman" w:hAnsi="Times New Roman" w:eastAsia="黑体" w:cs="黑体"/>
@@ -25957,9 +25806,9 @@
         </w:rPr>
         <w:t>3 非工艺设计</w:t>
       </w:r>
+      <w:bookmarkEnd w:id="30"/>
       <w:bookmarkEnd w:id="31"/>
       <w:bookmarkEnd w:id="32"/>
-      <w:bookmarkEnd w:id="33"/>
     </w:p>
     <w:p>
       <w:pPr>
@@ -25988,9 +25837,9 @@
           <w:lang w:val="en-US" w:eastAsia="zh-CN"/>
         </w:rPr>
       </w:pPr>
-      <w:bookmarkStart w:id="34" w:name="_Toc13771"/>
-      <w:bookmarkStart w:id="35" w:name="_Toc647"/>
-      <w:bookmarkStart w:id="36" w:name="_Toc168404175"/>
+      <w:bookmarkStart w:id="33" w:name="_Toc13771"/>
+      <w:bookmarkStart w:id="34" w:name="_Toc168404175"/>
+      <w:bookmarkStart w:id="35" w:name="_Toc24802"/>
       <w:r>
         <w:rPr>
           <w:rFonts w:hint="eastAsia" w:ascii="Times New Roman" w:hAnsi="Times New Roman" w:eastAsia="黑体" w:cs="黑体"/>
@@ -26002,9 +25851,9 @@
         </w:rPr>
         <w:t>3.1 门窗、地面、墙面及顶棚</w:t>
       </w:r>
+      <w:bookmarkEnd w:id="33"/>
       <w:bookmarkEnd w:id="34"/>
       <w:bookmarkEnd w:id="35"/>
-      <w:bookmarkEnd w:id="36"/>
     </w:p>
     <w:p>
       <w:pPr>
@@ -26489,8 +26338,8 @@
           <w:lang w:val="en-US" w:eastAsia="zh-CN" w:bidi="ar-SA"/>
         </w:rPr>
       </w:pPr>
+      <w:bookmarkStart w:id="36" w:name="_Toc168404176"/>
       <w:bookmarkStart w:id="37" w:name="_Toc32057"/>
-      <w:bookmarkStart w:id="38" w:name="_Toc168404176"/>
       <w:r>
         <w:rPr>
           <w:rFonts w:hint="eastAsia" w:ascii="Times New Roman" w:hAnsi="Times New Roman" w:eastAsia="宋体" w:cs="Times New Roman"/>
@@ -26529,6 +26378,7 @@
           <w:lang w:val="en-US" w:eastAsia="zh-CN"/>
         </w:rPr>
       </w:pPr>
+      <w:bookmarkStart w:id="38" w:name="_Toc25330"/>
       <w:r>
         <w:rPr>
           <w:rFonts w:hint="eastAsia" w:ascii="Times New Roman" w:hAnsi="Times New Roman" w:eastAsia="黑体" w:cs="黑体"/>
@@ -26562,6 +26412,7 @@
         </w:rPr>
         <w:t>车间卫生及安全设计</w:t>
       </w:r>
+      <w:bookmarkEnd w:id="36"/>
       <w:bookmarkEnd w:id="37"/>
       <w:bookmarkEnd w:id="38"/>
     </w:p>
@@ -26655,7 +26506,16 @@
           <w:sz w:val="24"/>
           <w:lang w:val="en-US" w:eastAsia="zh-CN" w:bidi="ar-SA"/>
         </w:rPr>
-        <w:t xml:space="preserve">定时检验空气微生物的含量，装设空气净化设备并强化通风｡各功能区域分开设置，配备专门的废物收集容器，废弃物存放处与生产区保持距离，定时进行无害化处置，避免交叉污染｡ </w:t>
+        <w:t>定时检验空气微生物的含量，装设空气净化设备并强化通风｡各功能区域分开设置，配备专门的废物收集容器，废弃物存放处与生产区保持距离，定时进行无害化处置，避免交叉污染</w:t>
+      </w:r>
+      <w:r>
+        <w:rPr>
+          <w:rFonts w:hint="eastAsia" w:cs="Times New Roman"/>
+          <w:b w:val="0"/>
+          <w:sz w:val="24"/>
+          <w:lang w:val="en-US" w:eastAsia="zh-CN" w:bidi="ar-SA"/>
+        </w:rPr>
+        <w:t>。</w:t>
       </w:r>
     </w:p>
     <w:p>
@@ -26723,8 +26583,8 @@
           <w:lang w:val="en-US" w:eastAsia="zh-CN" w:bidi="ar-SA"/>
         </w:rPr>
       </w:pPr>
-      <w:bookmarkStart w:id="39" w:name="_Toc168404177"/>
-      <w:bookmarkStart w:id="40" w:name="_Toc6413"/>
+      <w:bookmarkStart w:id="39" w:name="_Toc6413"/>
+      <w:bookmarkStart w:id="40" w:name="_Toc168404177"/>
       <w:r>
         <w:rPr>
           <w:rFonts w:hint="eastAsia" w:ascii="Times New Roman" w:hAnsi="Times New Roman" w:eastAsia="宋体" w:cs="Times New Roman"/>
@@ -26834,7 +26694,7 @@
           <w:lang w:val="en-US" w:eastAsia="zh-CN"/>
         </w:rPr>
       </w:pPr>
-      <w:bookmarkStart w:id="41" w:name="_Toc16230"/>
+      <w:bookmarkStart w:id="41" w:name="_Toc18371"/>
       <w:r>
         <w:rPr>
           <w:rFonts w:hint="eastAsia" w:ascii="Times New Roman" w:hAnsi="Times New Roman" w:eastAsia="黑体" w:cs="黑体"/>
@@ -27096,7 +26956,6 @@
       </w:pPr>
       <w:bookmarkStart w:id="42" w:name="_Toc9060"/>
       <w:bookmarkStart w:id="43" w:name="_Toc168404178"/>
-      <w:bookmarkStart w:id="44" w:name="_Toc7510"/>
       <w:r>
         <w:rPr>
           <w:rFonts w:hint="eastAsia" w:ascii="Times New Roman" w:hAnsi="Times New Roman" w:eastAsia="宋体" w:cs="Times New Roman"/>
@@ -27225,6 +27084,7 @@
           <w:lang w:val="en-US" w:eastAsia="zh-CN"/>
         </w:rPr>
       </w:pPr>
+      <w:bookmarkStart w:id="44" w:name="_Toc14593"/>
       <w:r>
         <w:rPr>
           <w:rFonts w:hint="eastAsia" w:ascii="Times New Roman" w:hAnsi="Times New Roman" w:eastAsia="黑体" w:cs="Times New Roman"/>
@@ -27267,9 +27127,9 @@
           <w:lang w:val="en-US" w:eastAsia="zh-CN"/>
         </w:rPr>
       </w:pPr>
-      <w:bookmarkStart w:id="45" w:name="_Toc10829"/>
+      <w:bookmarkStart w:id="45" w:name="_Toc3673"/>
       <w:bookmarkStart w:id="46" w:name="_Toc168404179"/>
-      <w:bookmarkStart w:id="47" w:name="_Toc3673"/>
+      <w:bookmarkStart w:id="47" w:name="_Toc9259"/>
       <w:r>
         <w:rPr>
           <w:rFonts w:hint="eastAsia" w:ascii="Times New Roman" w:hAnsi="Times New Roman" w:eastAsia="黑体" w:cs="Times New Roman"/>
@@ -27765,9 +27625,8 @@
           <w:lang w:val="en-US" w:eastAsia="zh-CN" w:bidi="ar-SA"/>
         </w:rPr>
       </w:pPr>
-      <w:bookmarkStart w:id="48" w:name="_Toc1342"/>
-      <w:bookmarkStart w:id="49" w:name="_Toc168404180"/>
-      <w:bookmarkStart w:id="50" w:name="_Toc8648"/>
+      <w:bookmarkStart w:id="48" w:name="_Toc168404180"/>
+      <w:bookmarkStart w:id="49" w:name="_Toc1342"/>
       <w:r>
         <w:rPr>
           <w:rFonts w:hint="eastAsia" w:cs="Times New Roman"/>
@@ -27887,6 +27746,7 @@
           <w:lang w:val="en-US" w:eastAsia="zh-CN"/>
         </w:rPr>
       </w:pPr>
+      <w:bookmarkStart w:id="50" w:name="_Toc3121"/>
       <w:r>
         <w:rPr>
           <w:rFonts w:hint="eastAsia" w:ascii="Times New Roman" w:hAnsi="Times New Roman" w:eastAsia="黑体" w:cs="黑体"/>
@@ -27960,9 +27820,8 @@
           </w14:textFill>
         </w:rPr>
       </w:pPr>
-      <w:bookmarkStart w:id="51" w:name="_Toc26659"/>
+      <w:bookmarkStart w:id="51" w:name="_Toc14390"/>
       <w:bookmarkStart w:id="52" w:name="_Toc168404181"/>
-      <w:bookmarkStart w:id="53" w:name="_Toc14390"/>
       <w:r>
         <w:rPr>
           <w:rFonts w:hint="eastAsia" w:ascii="Times New Roman" w:hAnsi="Times New Roman" w:eastAsia="宋体" w:cs="Times New Roman"/>
@@ -28174,6 +28033,7 @@
           </w14:textFill>
         </w:rPr>
       </w:pPr>
+      <w:bookmarkStart w:id="53" w:name="_Toc25856"/>
       <w:r>
         <w:rPr>
           <w:rFonts w:hint="eastAsia" w:ascii="Times New Roman" w:hAnsi="Times New Roman" w:eastAsia="黑体" w:cs="黑体"/>
@@ -28218,8 +28078,8 @@
         </w:rPr>
       </w:pPr>
       <w:bookmarkStart w:id="54" w:name="_Toc23431"/>
-      <w:bookmarkStart w:id="55" w:name="_Toc14047"/>
-      <w:bookmarkStart w:id="56" w:name="_Toc168404182"/>
+      <w:bookmarkStart w:id="55" w:name="_Toc168404182"/>
+      <w:bookmarkStart w:id="56" w:name="_Toc16286"/>
       <w:r>
         <w:rPr>
           <w:rFonts w:hint="eastAsia" w:ascii="Times New Roman" w:hAnsi="Times New Roman" w:eastAsia="黑体" w:cs="黑体"/>
@@ -28361,6 +28221,12 @@
             <w:insideH w:val="none" w:color="auto" w:sz="0" w:space="0"/>
             <w:insideV w:val="none" w:color="auto" w:sz="0" w:space="0"/>
           </w:tblBorders>
+          <w:tblCellMar>
+            <w:top w:w="0" w:type="dxa"/>
+            <w:left w:w="108" w:type="dxa"/>
+            <w:bottom w:w="0" w:type="dxa"/>
+            <w:right w:w="108" w:type="dxa"/>
+          </w:tblCellMar>
         </w:tblPrEx>
         <w:trPr>
           <w:trHeight w:val="312" w:hRule="atLeast"/>
@@ -28996,7 +28862,7 @@
                 <w:szCs w:val="21"/>
                 <w:lang w:val="en-US" w:eastAsia="zh-CN"/>
               </w:rPr>
-              <w:t>蔗糖</w:t>
+              <w:t>蔗糖（8%）</w:t>
             </w:r>
           </w:p>
         </w:tc>
@@ -29181,7 +29047,7 @@
                 <w:szCs w:val="21"/>
                 <w:lang w:val="en-US" w:eastAsia="zh-CN"/>
               </w:rPr>
-              <w:t>稳定剂</w:t>
+              <w:t>稳定剂（0.2%）</w:t>
             </w:r>
           </w:p>
         </w:tc>
@@ -29366,7 +29232,7 @@
                 <w:szCs w:val="21"/>
                 <w:lang w:val="en-US" w:eastAsia="zh-CN"/>
               </w:rPr>
-              <w:t>直投式发酵剂</w:t>
+              <w:t>发酵剂（3%）</w:t>
             </w:r>
           </w:p>
         </w:tc>
@@ -29517,6 +29383,9 @@
         <w:tc>
           <w:tcPr>
             <w:tcW w:w="962" w:type="pct"/>
+            <w:tcBorders>
+              <w:bottom w:val="single" w:color="auto" w:sz="12" w:space="0"/>
+            </w:tcBorders>
             <w:vAlign w:val="center"/>
           </w:tcPr>
           <w:p>
@@ -29551,13 +29420,16 @@
                 <w:szCs w:val="21"/>
                 <w:lang w:val="en-US" w:eastAsia="zh-CN"/>
               </w:rPr>
-              <w:t>柠檬酸</w:t>
+              <w:t>总计</w:t>
             </w:r>
           </w:p>
         </w:tc>
         <w:tc>
           <w:tcPr>
             <w:tcW w:w="1185" w:type="pct"/>
+            <w:tcBorders>
+              <w:bottom w:val="single" w:color="auto" w:sz="12" w:space="0"/>
+            </w:tcBorders>
             <w:vAlign w:val="center"/>
           </w:tcPr>
           <w:p>
@@ -29592,13 +29464,16 @@
                 <w:szCs w:val="21"/>
                 <w:lang w:val="en-US" w:eastAsia="zh-CN"/>
               </w:rPr>
-              <w:t>10</w:t>
+              <w:t>/</w:t>
             </w:r>
           </w:p>
         </w:tc>
         <w:tc>
           <w:tcPr>
             <w:tcW w:w="1426" w:type="pct"/>
+            <w:tcBorders>
+              <w:bottom w:val="single" w:color="auto" w:sz="12" w:space="0"/>
+            </w:tcBorders>
             <w:vAlign w:val="center"/>
           </w:tcPr>
           <w:p>
@@ -29620,26 +29495,29 @@
               <w:jc w:val="center"/>
               <w:textAlignment w:val="auto"/>
               <w:rPr>
-                <w:rFonts w:hint="default" w:ascii="Times New Roman" w:eastAsia="宋体"/>
-                <w:sz w:val="21"/>
-                <w:szCs w:val="21"/>
-                <w:lang w:val="en-US" w:eastAsia="zh-CN"/>
-              </w:rPr>
-            </w:pPr>
-            <w:r>
-              <w:rPr>
-                <w:rFonts w:hint="eastAsia"/>
-                <w:sz w:val="21"/>
-                <w:szCs w:val="21"/>
-                <w:lang w:val="en-US" w:eastAsia="zh-CN"/>
-              </w:rPr>
-              <w:t>7</w:t>
+                <w:rFonts w:hint="default"/>
+                <w:sz w:val="21"/>
+                <w:szCs w:val="21"/>
+                <w:lang w:val="en-US" w:eastAsia="zh-CN"/>
+              </w:rPr>
+            </w:pPr>
+            <w:r>
+              <w:rPr>
+                <w:rFonts w:hint="eastAsia"/>
+                <w:sz w:val="21"/>
+                <w:szCs w:val="21"/>
+                <w:lang w:val="en-US" w:eastAsia="zh-CN"/>
+              </w:rPr>
+              <w:t>/</w:t>
             </w:r>
           </w:p>
         </w:tc>
         <w:tc>
           <w:tcPr>
             <w:tcW w:w="1426" w:type="pct"/>
+            <w:tcBorders>
+              <w:bottom w:val="single" w:color="auto" w:sz="12" w:space="0"/>
+            </w:tcBorders>
             <w:vAlign w:val="center"/>
           </w:tcPr>
           <w:p>
@@ -29674,204 +29552,7 @@
                 <w:szCs w:val="21"/>
                 <w:lang w:val="en-US" w:eastAsia="zh-CN"/>
               </w:rPr>
-              <w:t>70</w:t>
-            </w:r>
-          </w:p>
-        </w:tc>
-      </w:tr>
-      <w:tr>
-        <w:tblPrEx>
-          <w:tblBorders>
-            <w:top w:val="none" w:color="auto" w:sz="0" w:space="0"/>
-            <w:left w:val="none" w:color="auto" w:sz="0" w:space="0"/>
-            <w:bottom w:val="none" w:color="auto" w:sz="0" w:space="0"/>
-            <w:right w:val="none" w:color="auto" w:sz="0" w:space="0"/>
-            <w:insideH w:val="none" w:color="auto" w:sz="0" w:space="0"/>
-            <w:insideV w:val="none" w:color="auto" w:sz="0" w:space="0"/>
-          </w:tblBorders>
-          <w:tblCellMar>
-            <w:top w:w="0" w:type="dxa"/>
-            <w:left w:w="108" w:type="dxa"/>
-            <w:bottom w:w="0" w:type="dxa"/>
-            <w:right w:w="108" w:type="dxa"/>
-          </w:tblCellMar>
-        </w:tblPrEx>
-        <w:trPr>
-          <w:trHeight w:val="305" w:hRule="atLeast"/>
-        </w:trPr>
-        <w:tc>
-          <w:tcPr>
-            <w:tcW w:w="962" w:type="pct"/>
-            <w:tcBorders>
-              <w:bottom w:val="single" w:color="auto" w:sz="12" w:space="0"/>
-            </w:tcBorders>
-            <w:vAlign w:val="center"/>
-          </w:tcPr>
-          <w:p>
-            <w:pPr>
-              <w:keepNext w:val="0"/>
-              <w:keepLines w:val="0"/>
-              <w:pageBreakBefore w:val="0"/>
-              <w:widowControl w:val="0"/>
-              <w:kinsoku/>
-              <w:wordWrap/>
-              <w:overflowPunct/>
-              <w:topLinePunct w:val="0"/>
-              <w:autoSpaceDE/>
-              <w:autoSpaceDN/>
-              <w:bidi w:val="0"/>
-              <w:adjustRightInd/>
-              <w:snapToGrid/>
-              <w:spacing w:line="360" w:lineRule="exact"/>
-              <w:jc w:val="center"/>
-              <w:textAlignment w:val="auto"/>
-              <w:rPr>
-                <w:rFonts w:hint="default"/>
-                <w:sz w:val="21"/>
-                <w:szCs w:val="21"/>
-                <w:lang w:val="en-US" w:eastAsia="zh-CN"/>
-              </w:rPr>
-            </w:pPr>
-            <w:r>
-              <w:rPr>
-                <w:rFonts w:hint="eastAsia"/>
-                <w:sz w:val="21"/>
-                <w:szCs w:val="21"/>
-                <w:lang w:val="en-US" w:eastAsia="zh-CN"/>
-              </w:rPr>
-              <w:t>总计</w:t>
-            </w:r>
-          </w:p>
-        </w:tc>
-        <w:tc>
-          <w:tcPr>
-            <w:tcW w:w="1185" w:type="pct"/>
-            <w:tcBorders>
-              <w:bottom w:val="single" w:color="auto" w:sz="12" w:space="0"/>
-            </w:tcBorders>
-            <w:vAlign w:val="center"/>
-          </w:tcPr>
-          <w:p>
-            <w:pPr>
-              <w:keepNext w:val="0"/>
-              <w:keepLines w:val="0"/>
-              <w:pageBreakBefore w:val="0"/>
-              <w:widowControl w:val="0"/>
-              <w:kinsoku/>
-              <w:wordWrap/>
-              <w:overflowPunct/>
-              <w:topLinePunct w:val="0"/>
-              <w:autoSpaceDE/>
-              <w:autoSpaceDN/>
-              <w:bidi w:val="0"/>
-              <w:adjustRightInd/>
-              <w:snapToGrid/>
-              <w:spacing w:line="360" w:lineRule="exact"/>
-              <w:jc w:val="center"/>
-              <w:textAlignment w:val="auto"/>
-              <w:rPr>
-                <w:rFonts w:hint="default"/>
-                <w:sz w:val="21"/>
-                <w:szCs w:val="21"/>
-                <w:lang w:val="en-US" w:eastAsia="zh-CN"/>
-              </w:rPr>
-            </w:pPr>
-            <w:r>
-              <w:rPr>
-                <w:rFonts w:hint="eastAsia"/>
-                <w:sz w:val="21"/>
-                <w:szCs w:val="21"/>
-                <w:lang w:val="en-US" w:eastAsia="zh-CN"/>
-              </w:rPr>
-              <w:t>/</w:t>
-            </w:r>
-          </w:p>
-        </w:tc>
-        <w:tc>
-          <w:tcPr>
-            <w:tcW w:w="1426" w:type="pct"/>
-            <w:tcBorders>
-              <w:bottom w:val="single" w:color="auto" w:sz="12" w:space="0"/>
-            </w:tcBorders>
-            <w:vAlign w:val="center"/>
-          </w:tcPr>
-          <w:p>
-            <w:pPr>
-              <w:keepNext w:val="0"/>
-              <w:keepLines w:val="0"/>
-              <w:pageBreakBefore w:val="0"/>
-              <w:widowControl w:val="0"/>
-              <w:kinsoku/>
-              <w:wordWrap/>
-              <w:overflowPunct/>
-              <w:topLinePunct w:val="0"/>
-              <w:autoSpaceDE/>
-              <w:autoSpaceDN/>
-              <w:bidi w:val="0"/>
-              <w:adjustRightInd/>
-              <w:snapToGrid/>
-              <w:spacing w:line="360" w:lineRule="exact"/>
-              <w:jc w:val="center"/>
-              <w:textAlignment w:val="auto"/>
-              <w:rPr>
-                <w:rFonts w:hint="default"/>
-                <w:sz w:val="21"/>
-                <w:szCs w:val="21"/>
-                <w:lang w:val="en-US" w:eastAsia="zh-CN"/>
-              </w:rPr>
-            </w:pPr>
-            <w:r>
-              <w:rPr>
-                <w:rFonts w:hint="eastAsia"/>
-                <w:sz w:val="21"/>
-                <w:szCs w:val="21"/>
-                <w:lang w:val="en-US" w:eastAsia="zh-CN"/>
-              </w:rPr>
-              <w:t>/</w:t>
-            </w:r>
-          </w:p>
-        </w:tc>
-        <w:tc>
-          <w:tcPr>
-            <w:tcW w:w="1426" w:type="pct"/>
-            <w:tcBorders>
-              <w:bottom w:val="single" w:color="auto" w:sz="12" w:space="0"/>
-            </w:tcBorders>
-            <w:vAlign w:val="center"/>
-          </w:tcPr>
-          <w:p>
-            <w:pPr>
-              <w:keepNext w:val="0"/>
-              <w:keepLines w:val="0"/>
-              <w:pageBreakBefore w:val="0"/>
-              <w:widowControl w:val="0"/>
-              <w:kinsoku/>
-              <w:wordWrap/>
-              <w:overflowPunct/>
-              <w:topLinePunct w:val="0"/>
-              <w:autoSpaceDE/>
-              <w:autoSpaceDN/>
-              <w:bidi w:val="0"/>
-              <w:adjustRightInd/>
-              <w:snapToGrid/>
-              <w:spacing w:line="360" w:lineRule="exact"/>
-              <w:jc w:val="center"/>
-              <w:textAlignment w:val="auto"/>
-              <w:rPr>
-                <w:rFonts w:hint="default" w:ascii="Times New Roman" w:eastAsia="宋体"/>
-                <w:sz w:val="21"/>
-                <w:szCs w:val="21"/>
-                <w:lang w:val="en-US" w:eastAsia="zh-CN"/>
-              </w:rPr>
-            </w:pPr>
-            <w:r>
-              <w:rPr>
-                <w:rFonts w:hint="eastAsia"/>
-                <w:sz w:val="21"/>
-                <w:szCs w:val="21"/>
-                <w:lang w:val="en-US" w:eastAsia="zh-CN"/>
-              </w:rPr>
-              <w:t>34992.5</w:t>
+              <w:t>34922.5</w:t>
             </w:r>
           </w:p>
         </w:tc>
@@ -29919,7 +29600,7 @@
           <w:sz w:val="24"/>
           <w:lang w:val="en-US" w:eastAsia="zh-CN" w:bidi="ar-SA"/>
         </w:rPr>
-        <w:t>34992.5</w:t>
+        <w:t>34922.5</w:t>
       </w:r>
       <w:r>
         <w:rPr>
@@ -29955,7 +29636,7 @@
           <w:sz w:val="24"/>
           <w:lang w:val="en-US" w:eastAsia="zh-CN" w:bidi="ar-SA"/>
         </w:rPr>
-        <w:t>10497750</w:t>
+        <w:t>10476750</w:t>
       </w:r>
       <w:r>
         <w:rPr>
@@ -31567,7 +31248,7 @@
                 <w:sz w:val="21"/>
                 <w:lang w:val="en-US" w:eastAsia="zh-CN"/>
               </w:rPr>
-              <w:t>125250</w:t>
+              <w:t>118350</w:t>
             </w:r>
             <w:r>
               <w:rPr>
@@ -31668,7 +31349,7 @@
                 <w:sz w:val="21"/>
                 <w:lang w:val="en-US" w:eastAsia="zh-CN"/>
               </w:rPr>
-              <w:t>7.77</w:t>
+              <w:t>7.34</w:t>
             </w:r>
           </w:p>
         </w:tc>
@@ -32024,7 +31705,7 @@
                 <w:sz w:val="21"/>
                 <w:lang w:val="en-US" w:eastAsia="zh-CN"/>
               </w:rPr>
-              <w:t>15.475</w:t>
+              <w:t>15.045</w:t>
             </w:r>
           </w:p>
         </w:tc>
@@ -32070,7 +31751,7 @@
           <w:sz w:val="24"/>
           <w:lang w:val="en-US" w:eastAsia="zh-CN" w:bidi="ar-SA"/>
         </w:rPr>
-        <w:t>一年的总水电汽成本为15.475万元。</w:t>
+        <w:t>一年的总水电汽成本为15.045万元。</w:t>
       </w:r>
     </w:p>
     <w:p>
@@ -34305,7 +33986,7 @@
           <w:lang w:val="en-US" w:eastAsia="zh-CN"/>
         </w:rPr>
       </w:pPr>
-      <w:bookmarkStart w:id="59" w:name="_Toc11449"/>
+      <w:bookmarkStart w:id="59" w:name="_Toc31126"/>
       <w:r>
         <w:rPr>
           <w:rFonts w:hint="eastAsia" w:ascii="Times New Roman" w:hAnsi="Times New Roman" w:eastAsia="黑体" w:cs="黑体"/>
@@ -34783,7 +34464,7 @@
                 <w:szCs w:val="16"/>
                 <w:lang w:val="en-US" w:eastAsia="zh-CN"/>
               </w:rPr>
-              <w:t>1049.775</w:t>
+              <w:t>1047.675</w:t>
             </w:r>
           </w:p>
         </w:tc>
@@ -35068,7 +34749,7 @@
                 <w:sz w:val="21"/>
                 <w:lang w:val="en-US" w:eastAsia="zh-CN"/>
               </w:rPr>
-              <w:t>15.475</w:t>
+              <w:t>15.045</w:t>
             </w:r>
           </w:p>
         </w:tc>
@@ -35558,7 +35239,7 @@
               <w:adjustRightInd/>
               <w:snapToGrid/>
               <w:spacing w:line="400" w:lineRule="exact"/>
-              <w:jc w:val="center"/>
+              <w:jc w:val="both"/>
               <w:textAlignment w:val="auto"/>
               <w:rPr>
                 <w:rFonts w:hint="eastAsia" w:eastAsia="宋体"/>
@@ -35606,7 +35287,7 @@
                 <w:sz w:val="21"/>
                 <w:lang w:val="en-US" w:eastAsia="zh-CN"/>
               </w:rPr>
-              <w:t>1549.03</w:t>
+              <w:t>1546.5</w:t>
             </w:r>
           </w:p>
         </w:tc>
@@ -35639,7 +35320,7 @@
           <w:rFonts w:hint="eastAsia" w:cs="Times New Roman"/>
           <w:lang w:val="en-US" w:eastAsia="zh-CN"/>
         </w:rPr>
-        <w:t>由表17可知生产1000吨蓝莓酸奶的年总成本为1549.03万元。每瓶蓝莓酸奶重量为0.25kg，则理论年产量为1000000kg÷0.25kg=4000000瓶。平均每瓶酸奶的成本为1549.03万元÷400万瓶≈3.9元/瓶，出厂价定为5元/瓶，年利润为（5-3.9）元×400万瓶=440万元，回本周期为1549.03万元÷440万元≈3.52年。</w:t>
+        <w:t>由表17可知生产1000吨蓝莓酸奶的年总成本为1546.5万元。每瓶蓝莓酸奶重量为0.25kg，则理论年产量为1000000kg÷0.25kg=4000000瓶。平均每瓶酸奶的成本为1546.5万元÷400万瓶≈3.9元/瓶，出厂价定为5元/瓶，年利润为（5-3.9）元×400万瓶=440万元，回本周期为1549.03万元÷440万元≈3.52年。</w:t>
       </w:r>
     </w:p>
     <w:p>
@@ -35669,7 +35350,7 @@
           <w:lang w:val="en-US" w:eastAsia="zh-CN"/>
         </w:rPr>
       </w:pPr>
-      <w:bookmarkStart w:id="60" w:name="_Toc3757"/>
+      <w:bookmarkStart w:id="60" w:name="_Toc17251"/>
       <w:bookmarkStart w:id="61" w:name="_Toc168404185"/>
       <w:bookmarkStart w:id="62" w:name="_Toc17246"/>
       <w:r>
@@ -35758,7 +35439,7 @@
         </w:rPr>
       </w:pPr>
       <w:bookmarkStart w:id="63" w:name="_Toc30428"/>
-      <w:bookmarkStart w:id="64" w:name="_Toc8502"/>
+      <w:bookmarkStart w:id="64" w:name="_Toc16206"/>
       <w:bookmarkStart w:id="65" w:name="_Toc168404186"/>
       <w:r>
         <w:rPr>
@@ -36817,7 +36498,7 @@
         </w:rPr>
       </w:pPr>
       <w:bookmarkStart w:id="105" w:name="_Toc15125"/>
-      <w:bookmarkStart w:id="106" w:name="_Toc30624"/>
+      <w:bookmarkStart w:id="106" w:name="_Toc15949"/>
       <w:r>
         <w:rPr>
           <w:rFonts w:hint="eastAsia" w:ascii="黑体" w:hAnsi="黑体" w:eastAsia="黑体" w:cs="黑体"/>
@@ -37128,7 +36809,7 @@
       </w:pPr>
       <w:bookmarkStart w:id="107" w:name="_Toc28768"/>
       <w:bookmarkStart w:id="108" w:name="_Toc7734"/>
-      <w:bookmarkStart w:id="109" w:name="_Toc25798"/>
+      <w:bookmarkStart w:id="109" w:name="_Toc11518"/>
       <w:r>
         <w:rPr>
           <w:rFonts w:hint="eastAsia" w:ascii="Times New Roman" w:hAnsi="Times New Roman" w:eastAsia="宋体" w:cs="宋体"/>
@@ -37150,7 +36831,7 @@
             <wp:extent cx="5578475" cy="7890510"/>
             <wp:effectExtent l="0" t="0" r="14605" b="3810"/>
             <wp:wrapNone/>
-            <wp:docPr id="3" name="图片 3" descr="附录-1"/>
+            <wp:docPr id="3" name="图片 3" descr="C:/Users/Texer/Desktop/毕设/CAD/蓝莓酸奶车间设计 Model (1).png蓝莓酸奶车间设计 Model (1)"/>
             <wp:cNvGraphicFramePr>
               <a:graphicFrameLocks xmlns:a="http://schemas.openxmlformats.org/drawingml/2006/main" noChangeAspect="1"/>
             </wp:cNvGraphicFramePr>
@@ -37158,13 +36839,14 @@
               <a:graphicData uri="http://schemas.openxmlformats.org/drawingml/2006/picture">
                 <pic:pic xmlns:pic="http://schemas.openxmlformats.org/drawingml/2006/picture">
                   <pic:nvPicPr>
-                    <pic:cNvPr id="3" name="图片 3" descr="附录-1"/>
+                    <pic:cNvPr id="3" name="图片 3" descr="C:/Users/Texer/Desktop/毕设/CAD/蓝莓酸奶车间设计 Model (1).png蓝莓酸奶车间设计 Model (1)"/>
                     <pic:cNvPicPr>
                       <a:picLocks noChangeAspect="1"/>
                     </pic:cNvPicPr>
                   </pic:nvPicPr>
                   <pic:blipFill>
                     <a:blip r:embed="rId19"/>
+                    <a:srcRect t="6" b="6"/>
                     <a:stretch>
                       <a:fillRect/>
                     </a:stretch>
@@ -37251,7 +36933,6 @@
         </w:sectPr>
       </w:pPr>
       <w:bookmarkStart w:id="110" w:name="_GoBack"/>
-      <w:bookmarkEnd w:id="110"/>
       <w:r>
         <w:rPr>
           <w:rFonts w:hint="eastAsia" w:ascii="黑体" w:hAnsi="黑体" w:eastAsia="黑体" w:cs="黑体"/>
@@ -37300,6 +36981,7 @@
           </wp:inline>
         </w:drawing>
       </w:r>
+      <w:bookmarkEnd w:id="110"/>
     </w:p>
     <w:p>
       <w:pPr>

--- a/2209014301_王华杰_年产1000吨蓝莓酸奶车间设计.docx
+++ b/2209014301_王华杰_年产1000吨蓝莓酸奶车间设计.docx
@@ -4520,8 +4520,8 @@
           <w:lang w:val="en-US" w:eastAsia="zh-CN"/>
         </w:rPr>
       </w:pPr>
-      <w:bookmarkStart w:id="0" w:name="_Toc17326"/>
-      <w:bookmarkStart w:id="1" w:name="_Toc7053"/>
+      <w:bookmarkStart w:id="0" w:name="_Toc7053"/>
+      <w:bookmarkStart w:id="1" w:name="_Toc17326"/>
       <w:r>
         <w:rPr>
           <w:rFonts w:hint="eastAsia" w:ascii="Times New Roman" w:hAnsi="Times New Roman" w:eastAsia="黑体" w:cs="黑体"/>
@@ -5337,8 +5337,8 @@
           <w:lang w:val="en-US" w:eastAsia="zh-CN"/>
         </w:rPr>
       </w:pPr>
-      <w:bookmarkStart w:id="6" w:name="_Toc25408"/>
-      <w:bookmarkStart w:id="7" w:name="_Toc168404166"/>
+      <w:bookmarkStart w:id="6" w:name="_Toc168404166"/>
+      <w:bookmarkStart w:id="7" w:name="_Toc25408"/>
       <w:r>
         <w:rPr>
           <w:rFonts w:hint="eastAsia"/>
@@ -7620,12 +7620,6 @@
             <w:insideH w:val="none" w:color="auto" w:sz="0" w:space="0"/>
             <w:insideV w:val="none" w:color="auto" w:sz="0" w:space="0"/>
           </w:tblBorders>
-          <w:tblCellMar>
-            <w:top w:w="0" w:type="dxa"/>
-            <w:left w:w="108" w:type="dxa"/>
-            <w:bottom w:w="0" w:type="dxa"/>
-            <w:right w:w="108" w:type="dxa"/>
-          </w:tblCellMar>
         </w:tblPrEx>
         <w:trPr>
           <w:jc w:val="center"/>
@@ -23942,8 +23936,8 @@
           <w:lang w:eastAsia="zh-CN"/>
         </w:rPr>
       </w:pPr>
-      <w:bookmarkStart w:id="28" w:name="_Toc12242"/>
-      <w:bookmarkStart w:id="29" w:name="_Toc168404173"/>
+      <w:bookmarkStart w:id="28" w:name="_Toc168404173"/>
+      <w:bookmarkStart w:id="29" w:name="_Toc12242"/>
       <w:r>
         <w:rPr>
           <w:rFonts w:hint="eastAsia"/>
@@ -25701,8 +25695,8 @@
                 <w:lang w:val="en-US" w:eastAsia="zh-CN"/>
               </w:rPr>
             </w:pPr>
-            <w:bookmarkStart w:id="30" w:name="_Toc8437"/>
-            <w:bookmarkStart w:id="31" w:name="_Toc168404174"/>
+            <w:bookmarkStart w:id="30" w:name="_Toc168404174"/>
+            <w:bookmarkStart w:id="31" w:name="_Toc8437"/>
             <w:r>
               <w:rPr>
                 <w:rFonts w:hint="eastAsia"/>
@@ -26954,8 +26948,8 @@
           <w:lang w:val="en-US" w:eastAsia="zh-CN" w:bidi="ar-SA"/>
         </w:rPr>
       </w:pPr>
-      <w:bookmarkStart w:id="42" w:name="_Toc9060"/>
-      <w:bookmarkStart w:id="43" w:name="_Toc168404178"/>
+      <w:bookmarkStart w:id="42" w:name="_Toc168404178"/>
+      <w:bookmarkStart w:id="43" w:name="_Toc9060"/>
       <w:r>
         <w:rPr>
           <w:rFonts w:hint="eastAsia" w:ascii="Times New Roman" w:hAnsi="Times New Roman" w:eastAsia="宋体" w:cs="Times New Roman"/>
@@ -28077,9 +28071,9 @@
           <w:lang w:val="en-US" w:eastAsia="zh-CN"/>
         </w:rPr>
       </w:pPr>
-      <w:bookmarkStart w:id="54" w:name="_Toc23431"/>
-      <w:bookmarkStart w:id="55" w:name="_Toc168404182"/>
-      <w:bookmarkStart w:id="56" w:name="_Toc16286"/>
+      <w:bookmarkStart w:id="54" w:name="_Toc16286"/>
+      <w:bookmarkStart w:id="55" w:name="_Toc23431"/>
+      <w:bookmarkStart w:id="56" w:name="_Toc168404182"/>
       <w:r>
         <w:rPr>
           <w:rFonts w:hint="eastAsia" w:ascii="Times New Roman" w:hAnsi="Times New Roman" w:eastAsia="黑体" w:cs="黑体"/>
@@ -35350,8 +35344,8 @@
           <w:lang w:val="en-US" w:eastAsia="zh-CN"/>
         </w:rPr>
       </w:pPr>
-      <w:bookmarkStart w:id="60" w:name="_Toc17251"/>
-      <w:bookmarkStart w:id="61" w:name="_Toc168404185"/>
+      <w:bookmarkStart w:id="60" w:name="_Toc168404185"/>
+      <w:bookmarkStart w:id="61" w:name="_Toc17251"/>
       <w:bookmarkStart w:id="62" w:name="_Toc17246"/>
       <w:r>
         <w:rPr>
@@ -36933,6 +36927,7 @@
         </w:sectPr>
       </w:pPr>
       <w:bookmarkStart w:id="110" w:name="_GoBack"/>
+      <w:bookmarkEnd w:id="110"/>
       <w:r>
         <w:rPr>
           <w:rFonts w:hint="eastAsia" w:ascii="黑体" w:hAnsi="黑体" w:eastAsia="黑体" w:cs="黑体"/>
@@ -36981,7 +36976,6 @@
           </wp:inline>
         </w:drawing>
       </w:r>
-      <w:bookmarkEnd w:id="110"/>
     </w:p>
     <w:p>
       <w:pPr>

--- a/2209014301_王华杰_年产1000吨蓝莓酸奶车间设计.docx
+++ b/2209014301_王华杰_年产1000吨蓝莓酸奶车间设计.docx
@@ -4147,7 +4147,7 @@
           <w:szCs w:val="24"/>
           <w:lang w:val="en-US" w:eastAsia="zh-CN"/>
         </w:rPr>
-        <w:t>该设计方案运用搅拌型酸奶制作工艺，主要用料为生鲜牛乳与冷冻蓝莓果浆，经过标准化处理、均质操作、巴氏杀菌、接种流程、恒温发酵、破乳冷却，添加蓝莓果浆进行混合，再通过灌装以及冷藏后熟等步骤制成。车间整年规划生产300日，每日1班，每班8小时，每班产量3.5吨。生产设备的总体投资为131.65万元，厂房建筑面积达864平方米，劳动人员数量为26人，每年生产1000吨蓝莓酸奶的总成本是1549.03万元，年产值为2000万元，年利润为440万元，投资回收期为3.52年。同时拟定三废与噪声的处置方案，保障绿色生产。本设计通过AutoCAD软件来绘制工艺流程图以及车间设备布置图，清晰显示车间布局和设备配置情况。</w:t>
+        <w:t>该设计方案运用搅拌型酸奶制作工艺，主要用料为生鲜牛乳与冷冻蓝莓果浆，经过标准化处理、均质操作、巴氏杀菌、接种流程、恒温发酵、破乳冷却，添加蓝莓果浆进行混合，再通过灌装以及冷藏后熟等步骤制成。车间整年规划生产300日，每日1班，每班8小时，每班产量3.5吨。生产设备的总体投资为131.65万元，厂房建筑面积达864平方米，劳动人员数量为26人，每年生产1000吨蓝莓酸奶的总成本是1546.5万元，年产值为2000万元，年利润为440万元，投资回收期为3.52年。同时拟定三废与噪声的处置方案，保障绿色生产。本设计通过AutoCAD软件来绘制工艺流程图以及车间设备布置图，清晰显示车间布局和设备配置情况。</w:t>
       </w:r>
     </w:p>
     <w:p>
@@ -4341,7 +4341,7 @@
           <w:szCs w:val="24"/>
           <w:lang w:val="en-US" w:eastAsia="zh-CN"/>
         </w:rPr>
-        <w:t>This design plan adopts a stirred yogurt production process, with the main ingredients being fresh cow's milk and frozen blueberry puree. The process involves standardization, homogenization, pasteurization, inoculation, constant-temperature fermentation, emulsion breaking and cooling, followed by mixing with blueberry juice, then filling, and post-cooling storage. The workshop is planned to operate 300 days a year, with one shift per day, each shift lasting 8 hours, and a production capacity of 3.5 tons per shift. The total investment in production equipment is 1.3165 million yuan, the factory building area is 864 square meters, and the workforce consists of 26 people. The total annual production cost for 1,000 tons of blueberry yogurt is 15.4903 million yuan, the annual output value is 20 million yuan, the annual profit is 4.4 million yuan, and the investment payback period is 3.52 years. Additionally, a treatment plan for the three wastes and noise is proposed to ensure green production. This design uses AutoCAD software to draw the process flow diagram and workshop equipment layout diagram, clearly showing the workshop layout and equipment configuration.</w:t>
+        <w:t>This design plan adopts a stirred yogurt production process, with the main ingredients being fresh cow's milk and frozen blueberry puree. The process involves standardization, homogenization, pasteurization, inoculation, constant-temperature fermentation, emulsion breaking and cooling, followed by mixing with blueberry juice, then filling, and post-cooling storage. The workshop is planned to operate 300 days a year, with one shift per day, each shift lasting 8 hours, and a production capacity of 3.5 tons per shift. The total investment in production equipment is 1.3165 million yuan, the factory building area is 864 square meters, and the workforce consists of 26 people. The total annual production cost for 1,000 tons of blueberry yogurt is 15.465 million yuan, the annual output value is 20 million yuan, the annual profit is 4.4 million yuan, and the investment payback period is 3.52 years. Additionally, a treatment plan for the three wastes and noise is proposed to ensure green production. This design uses AutoCAD software to draw the process flow diagram and workshop equipment layout diagram, clearly showing the workshop layout and equipment configuration.</w:t>
       </w:r>
     </w:p>
     <w:p>
@@ -4520,8 +4520,8 @@
           <w:lang w:val="en-US" w:eastAsia="zh-CN"/>
         </w:rPr>
       </w:pPr>
-      <w:bookmarkStart w:id="0" w:name="_Toc7053"/>
-      <w:bookmarkStart w:id="1" w:name="_Toc17326"/>
+      <w:bookmarkStart w:id="0" w:name="_Toc17326"/>
+      <w:bookmarkStart w:id="1" w:name="_Toc7053"/>
       <w:r>
         <w:rPr>
           <w:rFonts w:hint="eastAsia" w:ascii="Times New Roman" w:hAnsi="Times New Roman" w:eastAsia="黑体" w:cs="黑体"/>
@@ -5337,8 +5337,8 @@
           <w:lang w:val="en-US" w:eastAsia="zh-CN"/>
         </w:rPr>
       </w:pPr>
-      <w:bookmarkStart w:id="6" w:name="_Toc168404166"/>
-      <w:bookmarkStart w:id="7" w:name="_Toc25408"/>
+      <w:bookmarkStart w:id="6" w:name="_Toc25408"/>
+      <w:bookmarkStart w:id="7" w:name="_Toc168404166"/>
       <w:r>
         <w:rPr>
           <w:rFonts w:hint="eastAsia"/>
@@ -5814,8 +5814,8 @@
           <w:lang w:val="en-US" w:eastAsia="zh-CN"/>
         </w:rPr>
       </w:pPr>
-      <w:bookmarkStart w:id="9" w:name="_Toc7582"/>
-      <w:bookmarkStart w:id="10" w:name="_Toc19850"/>
+      <w:bookmarkStart w:id="9" w:name="_Toc19850"/>
+      <w:bookmarkStart w:id="10" w:name="_Toc7582"/>
       <w:r>
         <w:rPr>
           <w:rFonts w:hint="eastAsia" w:ascii="Times New Roman" w:hAnsi="Times New Roman" w:eastAsia="黑体" w:cs="Times New Roman"/>
@@ -7620,6 +7620,12 @@
             <w:insideH w:val="none" w:color="auto" w:sz="0" w:space="0"/>
             <w:insideV w:val="none" w:color="auto" w:sz="0" w:space="0"/>
           </w:tblBorders>
+          <w:tblCellMar>
+            <w:top w:w="0" w:type="dxa"/>
+            <w:left w:w="108" w:type="dxa"/>
+            <w:bottom w:w="0" w:type="dxa"/>
+            <w:right w:w="108" w:type="dxa"/>
+          </w:tblCellMar>
         </w:tblPrEx>
         <w:trPr>
           <w:jc w:val="center"/>
@@ -7962,9 +7968,9 @@
         <w:tc>
           <w:tcPr>
             <w:tcW w:w="3005" w:type="dxa"/>
+            <w:vMerge w:val="restart"/>
             <w:tcBorders>
               <w:top w:val="single" w:color="auto" w:sz="12" w:space="0"/>
-              <w:bottom w:val="single" w:color="auto" w:sz="4" w:space="0"/>
             </w:tcBorders>
             <w:vAlign w:val="center"/>
           </w:tcPr>
@@ -8078,8 +8084,8 @@
         <w:tc>
           <w:tcPr>
             <w:tcW w:w="3005" w:type="dxa"/>
+            <w:vMerge w:val="continue"/>
             <w:tcBorders>
-              <w:top w:val="single" w:color="auto" w:sz="4" w:space="0"/>
               <w:bottom w:val="nil"/>
             </w:tcBorders>
             <w:vAlign w:val="center"/>
@@ -8446,6 +8452,8 @@
               </w:rPr>
               <w:t>2</w:t>
             </w:r>
+            <w:bookmarkStart w:id="110" w:name="_GoBack"/>
+            <w:bookmarkEnd w:id="110"/>
           </w:p>
         </w:tc>
         <w:tc>
@@ -9261,8 +9269,8 @@
         </w:rPr>
         <w:t>2.3.2 蓝莓酸奶生产操作要点</w:t>
       </w:r>
-      <w:bookmarkStart w:id="16" w:name="_Toc1307"/>
-      <w:bookmarkStart w:id="17" w:name="_Toc168404169"/>
+      <w:bookmarkStart w:id="16" w:name="_Toc168404169"/>
+      <w:bookmarkStart w:id="17" w:name="_Toc1307"/>
     </w:p>
     <w:p>
       <w:pPr>
@@ -17708,8 +17716,8 @@
                 <w:lang w:val="en-US" w:eastAsia="zh-CN"/>
               </w:rPr>
             </w:pPr>
-            <w:bookmarkStart w:id="22" w:name="_Toc855"/>
-            <w:bookmarkStart w:id="23" w:name="_Toc168404171"/>
+            <w:bookmarkStart w:id="22" w:name="_Toc168404171"/>
+            <w:bookmarkStart w:id="23" w:name="_Toc855"/>
             <w:r>
               <w:rPr>
                 <w:rFonts w:hint="eastAsia"/>
@@ -23470,8 +23478,8 @@
                 <w:lang w:val="en-US" w:eastAsia="zh-CN"/>
               </w:rPr>
             </w:pPr>
-            <w:bookmarkStart w:id="25" w:name="_Toc168404172"/>
-            <w:bookmarkStart w:id="26" w:name="_Toc3004"/>
+            <w:bookmarkStart w:id="25" w:name="_Toc3004"/>
+            <w:bookmarkStart w:id="26" w:name="_Toc168404172"/>
             <w:r>
               <w:rPr>
                 <w:rFonts w:hint="eastAsia" w:eastAsia="宋体"/>
@@ -25695,8 +25703,8 @@
                 <w:lang w:val="en-US" w:eastAsia="zh-CN"/>
               </w:rPr>
             </w:pPr>
-            <w:bookmarkStart w:id="30" w:name="_Toc168404174"/>
-            <w:bookmarkStart w:id="31" w:name="_Toc8437"/>
+            <w:bookmarkStart w:id="30" w:name="_Toc8437"/>
+            <w:bookmarkStart w:id="31" w:name="_Toc168404174"/>
             <w:r>
               <w:rPr>
                 <w:rFonts w:hint="eastAsia"/>
@@ -25831,9 +25839,9 @@
           <w:lang w:val="en-US" w:eastAsia="zh-CN"/>
         </w:rPr>
       </w:pPr>
-      <w:bookmarkStart w:id="33" w:name="_Toc13771"/>
-      <w:bookmarkStart w:id="34" w:name="_Toc168404175"/>
-      <w:bookmarkStart w:id="35" w:name="_Toc24802"/>
+      <w:bookmarkStart w:id="33" w:name="_Toc24802"/>
+      <w:bookmarkStart w:id="34" w:name="_Toc13771"/>
+      <w:bookmarkStart w:id="35" w:name="_Toc168404175"/>
       <w:r>
         <w:rPr>
           <w:rFonts w:hint="eastAsia" w:ascii="Times New Roman" w:hAnsi="Times New Roman" w:eastAsia="黑体" w:cs="黑体"/>
@@ -26332,8 +26340,8 @@
           <w:lang w:val="en-US" w:eastAsia="zh-CN" w:bidi="ar-SA"/>
         </w:rPr>
       </w:pPr>
-      <w:bookmarkStart w:id="36" w:name="_Toc168404176"/>
-      <w:bookmarkStart w:id="37" w:name="_Toc32057"/>
+      <w:bookmarkStart w:id="36" w:name="_Toc32057"/>
+      <w:bookmarkStart w:id="37" w:name="_Toc168404176"/>
       <w:r>
         <w:rPr>
           <w:rFonts w:hint="eastAsia" w:ascii="Times New Roman" w:hAnsi="Times New Roman" w:eastAsia="宋体" w:cs="Times New Roman"/>
@@ -26577,8 +26585,8 @@
           <w:lang w:val="en-US" w:eastAsia="zh-CN" w:bidi="ar-SA"/>
         </w:rPr>
       </w:pPr>
-      <w:bookmarkStart w:id="39" w:name="_Toc6413"/>
-      <w:bookmarkStart w:id="40" w:name="_Toc168404177"/>
+      <w:bookmarkStart w:id="39" w:name="_Toc168404177"/>
+      <w:bookmarkStart w:id="40" w:name="_Toc6413"/>
       <w:r>
         <w:rPr>
           <w:rFonts w:hint="eastAsia" w:ascii="Times New Roman" w:hAnsi="Times New Roman" w:eastAsia="宋体" w:cs="Times New Roman"/>
@@ -26948,8 +26956,8 @@
           <w:lang w:val="en-US" w:eastAsia="zh-CN" w:bidi="ar-SA"/>
         </w:rPr>
       </w:pPr>
-      <w:bookmarkStart w:id="42" w:name="_Toc168404178"/>
-      <w:bookmarkStart w:id="43" w:name="_Toc9060"/>
+      <w:bookmarkStart w:id="42" w:name="_Toc9060"/>
+      <w:bookmarkStart w:id="43" w:name="_Toc168404178"/>
       <w:r>
         <w:rPr>
           <w:rFonts w:hint="eastAsia" w:ascii="Times New Roman" w:hAnsi="Times New Roman" w:eastAsia="宋体" w:cs="Times New Roman"/>
@@ -27121,9 +27129,9 @@
           <w:lang w:val="en-US" w:eastAsia="zh-CN"/>
         </w:rPr>
       </w:pPr>
-      <w:bookmarkStart w:id="45" w:name="_Toc3673"/>
+      <w:bookmarkStart w:id="45" w:name="_Toc9259"/>
       <w:bookmarkStart w:id="46" w:name="_Toc168404179"/>
-      <w:bookmarkStart w:id="47" w:name="_Toc9259"/>
+      <w:bookmarkStart w:id="47" w:name="_Toc3673"/>
       <w:r>
         <w:rPr>
           <w:rFonts w:hint="eastAsia" w:ascii="Times New Roman" w:hAnsi="Times New Roman" w:eastAsia="黑体" w:cs="Times New Roman"/>
@@ -27619,8 +27627,8 @@
           <w:lang w:val="en-US" w:eastAsia="zh-CN" w:bidi="ar-SA"/>
         </w:rPr>
       </w:pPr>
-      <w:bookmarkStart w:id="48" w:name="_Toc168404180"/>
-      <w:bookmarkStart w:id="49" w:name="_Toc1342"/>
+      <w:bookmarkStart w:id="48" w:name="_Toc1342"/>
+      <w:bookmarkStart w:id="49" w:name="_Toc168404180"/>
       <w:r>
         <w:rPr>
           <w:rFonts w:hint="eastAsia" w:cs="Times New Roman"/>
@@ -27814,8 +27822,8 @@
           </w14:textFill>
         </w:rPr>
       </w:pPr>
-      <w:bookmarkStart w:id="51" w:name="_Toc14390"/>
-      <w:bookmarkStart w:id="52" w:name="_Toc168404181"/>
+      <w:bookmarkStart w:id="51" w:name="_Toc168404181"/>
+      <w:bookmarkStart w:id="52" w:name="_Toc14390"/>
       <w:r>
         <w:rPr>
           <w:rFonts w:hint="eastAsia" w:ascii="Times New Roman" w:hAnsi="Times New Roman" w:eastAsia="宋体" w:cs="Times New Roman"/>
@@ -28072,8 +28080,8 @@
         </w:rPr>
       </w:pPr>
       <w:bookmarkStart w:id="54" w:name="_Toc16286"/>
-      <w:bookmarkStart w:id="55" w:name="_Toc23431"/>
-      <w:bookmarkStart w:id="56" w:name="_Toc168404182"/>
+      <w:bookmarkStart w:id="55" w:name="_Toc168404182"/>
+      <w:bookmarkStart w:id="56" w:name="_Toc23431"/>
       <w:r>
         <w:rPr>
           <w:rFonts w:hint="eastAsia" w:ascii="Times New Roman" w:hAnsi="Times New Roman" w:eastAsia="黑体" w:cs="黑体"/>
@@ -30591,7 +30599,7 @@
           <w:sz w:val="24"/>
           <w:lang w:val="en-US" w:eastAsia="zh-CN" w:bidi="ar-SA"/>
         </w:rPr>
-        <w:t>一年的总包材成本为264.57万元。</w:t>
+        <w:t>一年的总包材成本为264.52万元。</w:t>
       </w:r>
     </w:p>
     <w:p>
@@ -35344,9 +35352,9 @@
           <w:lang w:val="en-US" w:eastAsia="zh-CN"/>
         </w:rPr>
       </w:pPr>
-      <w:bookmarkStart w:id="60" w:name="_Toc168404185"/>
+      <w:bookmarkStart w:id="60" w:name="_Toc17246"/>
       <w:bookmarkStart w:id="61" w:name="_Toc17251"/>
-      <w:bookmarkStart w:id="62" w:name="_Toc17246"/>
+      <w:bookmarkStart w:id="62" w:name="_Toc168404185"/>
       <w:r>
         <w:rPr>
           <w:rFonts w:hint="eastAsia" w:ascii="Times New Roman" w:hAnsi="Times New Roman" w:eastAsia="黑体" w:cs="黑体"/>
@@ -35394,7 +35402,7 @@
           <w:szCs w:val="24"/>
           <w:lang w:val="en-US" w:eastAsia="zh-CN"/>
         </w:rPr>
-        <w:t>本文完成了年产1000吨蓝莓酸奶生产车间的工艺设计、设备选型、物料衡算及成本核算。车间年工作300天，每天一班，班产3.5吨。车间设备投资为131.65万元，年总成本为1549.03万元，年产值为2000万元，年利润为440万元，投资回收期为3.52年。车间选址贵州麻江县，原料供应充足，工艺流程合理，环保措施完善，项目具备良好的经济效益和可行性。</w:t>
+        <w:t>本文完成了年产1000吨蓝莓酸奶生产车间的工艺设计、设备选型、物料衡算及成本核算。车间年工作300天，每天一班，班产3.5吨。车间设备投资为131.65万元，年总成本为1546.5万元，年产值为2000万元，年利润为440万元，投资回收期为3.52年。车间选址贵州麻江县，原料供应充足，工艺流程合理，环保措施完善，项目具备良好的经济效益和可行性。</w:t>
       </w:r>
     </w:p>
     <w:p>
@@ -35432,8 +35440,8 @@
           <w:lang w:val="en-US" w:eastAsia="zh-CN" w:bidi="ar-SA"/>
         </w:rPr>
       </w:pPr>
-      <w:bookmarkStart w:id="63" w:name="_Toc30428"/>
-      <w:bookmarkStart w:id="64" w:name="_Toc16206"/>
+      <w:bookmarkStart w:id="63" w:name="_Toc16206"/>
+      <w:bookmarkStart w:id="64" w:name="_Toc30428"/>
       <w:bookmarkStart w:id="65" w:name="_Toc168404186"/>
       <w:r>
         <w:rPr>
@@ -35708,8 +35716,8 @@
           <w:ilvl w:val="0"/>
           <w:numId w:val="3"/>
         </w:numPr>
-        <w:kinsoku/>
-        <w:wordWrap/>
+        <w:kinsoku w:val="0"/>
+        <w:wordWrap w:val="0"/>
         <w:overflowPunct/>
         <w:topLinePunct w:val="0"/>
         <w:autoSpaceDE/>
@@ -36817,26 +36825,22 @@
           <wp:anchor distT="0" distB="0" distL="114300" distR="114300" simplePos="0" relativeHeight="251661312" behindDoc="0" locked="0" layoutInCell="1" allowOverlap="1">
             <wp:simplePos x="0" y="0"/>
             <wp:positionH relativeFrom="column">
-              <wp:posOffset>-269240</wp:posOffset>
+              <wp:posOffset>-128905</wp:posOffset>
             </wp:positionH>
             <wp:positionV relativeFrom="paragraph">
               <wp:posOffset>320675</wp:posOffset>
             </wp:positionV>
-            <wp:extent cx="5578475" cy="7890510"/>
-            <wp:effectExtent l="0" t="0" r="14605" b="3810"/>
+            <wp:extent cx="5438140" cy="7879080"/>
+            <wp:effectExtent l="0" t="0" r="2540" b="0"/>
             <wp:wrapNone/>
             <wp:docPr id="3" name="图片 3" descr="C:/Users/Texer/Desktop/毕设/CAD/蓝莓酸奶车间设计 Model (1).png蓝莓酸奶车间设计 Model (1)"/>
-            <wp:cNvGraphicFramePr>
-              <a:graphicFrameLocks xmlns:a="http://schemas.openxmlformats.org/drawingml/2006/main" noChangeAspect="1"/>
-            </wp:cNvGraphicFramePr>
+            <wp:cNvGraphicFramePr/>
             <a:graphic xmlns:a="http://schemas.openxmlformats.org/drawingml/2006/main">
               <a:graphicData uri="http://schemas.openxmlformats.org/drawingml/2006/picture">
                 <pic:pic xmlns:pic="http://schemas.openxmlformats.org/drawingml/2006/picture">
                   <pic:nvPicPr>
                     <pic:cNvPr id="3" name="图片 3" descr="C:/Users/Texer/Desktop/毕设/CAD/蓝莓酸奶车间设计 Model (1).png蓝莓酸奶车间设计 Model (1)"/>
-                    <pic:cNvPicPr>
-                      <a:picLocks noChangeAspect="1"/>
-                    </pic:cNvPicPr>
+                    <pic:cNvPicPr/>
                   </pic:nvPicPr>
                   <pic:blipFill>
                     <a:blip r:embed="rId19"/>
@@ -36848,7 +36852,7 @@
                   <pic:spPr>
                     <a:xfrm>
                       <a:off x="0" y="0"/>
-                      <a:ext cx="5578475" cy="7890510"/>
+                      <a:ext cx="5438140" cy="7879080"/>
                     </a:xfrm>
                     <a:prstGeom prst="rect">
                       <a:avLst/>
@@ -36926,8 +36930,6 @@
           <w:docGrid w:type="lines" w:linePitch="312" w:charSpace="0"/>
         </w:sectPr>
       </w:pPr>
-      <w:bookmarkStart w:id="110" w:name="_GoBack"/>
-      <w:bookmarkEnd w:id="110"/>
       <w:r>
         <w:rPr>
           <w:rFonts w:hint="eastAsia" w:ascii="黑体" w:hAnsi="黑体" w:eastAsia="黑体" w:cs="黑体"/>
@@ -36938,33 +36940,37 @@
           <w:lang w:val="en-US" w:eastAsia="zh-CN"/>
         </w:rPr>
         <w:drawing>
-          <wp:inline distT="0" distB="0" distL="114300" distR="114300">
-            <wp:extent cx="5578475" cy="7890510"/>
-            <wp:effectExtent l="0" t="0" r="14605" b="3810"/>
+          <wp:anchor distT="0" distB="0" distL="114300" distR="114300" simplePos="0" relativeHeight="251662336" behindDoc="0" locked="0" layoutInCell="1" allowOverlap="1">
+            <wp:simplePos x="0" y="0"/>
+            <wp:positionH relativeFrom="column">
+              <wp:posOffset>-1464310</wp:posOffset>
+            </wp:positionH>
+            <wp:positionV relativeFrom="paragraph">
+              <wp:posOffset>1423035</wp:posOffset>
+            </wp:positionV>
+            <wp:extent cx="8415020" cy="5718810"/>
+            <wp:effectExtent l="0" t="0" r="11430" b="12700"/>
+            <wp:wrapNone/>
             <wp:docPr id="4" name="图片 4" descr="C:/Users/Texer/Desktop/毕设/CAD/车间平面布局 Model (1).png车间平面布局 Model (1)"/>
-            <wp:cNvGraphicFramePr>
-              <a:graphicFrameLocks xmlns:a="http://schemas.openxmlformats.org/drawingml/2006/main" noChangeAspect="1"/>
-            </wp:cNvGraphicFramePr>
+            <wp:cNvGraphicFramePr/>
             <a:graphic xmlns:a="http://schemas.openxmlformats.org/drawingml/2006/main">
               <a:graphicData uri="http://schemas.openxmlformats.org/drawingml/2006/picture">
                 <pic:pic xmlns:pic="http://schemas.openxmlformats.org/drawingml/2006/picture">
                   <pic:nvPicPr>
                     <pic:cNvPr id="4" name="图片 4" descr="C:/Users/Texer/Desktop/毕设/CAD/车间平面布局 Model (1).png车间平面布局 Model (1)"/>
-                    <pic:cNvPicPr>
-                      <a:picLocks noChangeAspect="1"/>
-                    </pic:cNvPicPr>
+                    <pic:cNvPicPr/>
                   </pic:nvPicPr>
                   <pic:blipFill>
                     <a:blip r:embed="rId20"/>
-                    <a:srcRect t="6" b="6"/>
+                    <a:srcRect/>
                     <a:stretch>
                       <a:fillRect/>
                     </a:stretch>
                   </pic:blipFill>
                   <pic:spPr>
-                    <a:xfrm>
+                    <a:xfrm rot="5400000">
                       <a:off x="0" y="0"/>
-                      <a:ext cx="5578475" cy="7890510"/>
+                      <a:ext cx="8415020" cy="5718810"/>
                     </a:xfrm>
                     <a:prstGeom prst="rect">
                       <a:avLst/>
@@ -36973,7 +36979,7 @@
                 </pic:pic>
               </a:graphicData>
             </a:graphic>
-          </wp:inline>
+          </wp:anchor>
         </w:drawing>
       </w:r>
     </w:p>

--- a/2209014301_王华杰_年产1000吨蓝莓酸奶车间设计.docx
+++ b/2209014301_王华杰_年产1000吨蓝莓酸奶车间设计.docx
@@ -4520,8 +4520,8 @@
           <w:lang w:val="en-US" w:eastAsia="zh-CN"/>
         </w:rPr>
       </w:pPr>
-      <w:bookmarkStart w:id="0" w:name="_Toc17326"/>
-      <w:bookmarkStart w:id="1" w:name="_Toc7053"/>
+      <w:bookmarkStart w:id="0" w:name="_Toc7053"/>
+      <w:bookmarkStart w:id="1" w:name="_Toc17326"/>
       <w:r>
         <w:rPr>
           <w:rFonts w:hint="eastAsia" w:ascii="Times New Roman" w:hAnsi="Times New Roman" w:eastAsia="黑体" w:cs="黑体"/>
@@ -5337,8 +5337,8 @@
           <w:lang w:val="en-US" w:eastAsia="zh-CN"/>
         </w:rPr>
       </w:pPr>
-      <w:bookmarkStart w:id="6" w:name="_Toc25408"/>
-      <w:bookmarkStart w:id="7" w:name="_Toc168404166"/>
+      <w:bookmarkStart w:id="6" w:name="_Toc168404166"/>
+      <w:bookmarkStart w:id="7" w:name="_Toc25408"/>
       <w:r>
         <w:rPr>
           <w:rFonts w:hint="eastAsia"/>
@@ -5814,8 +5814,8 @@
           <w:lang w:val="en-US" w:eastAsia="zh-CN"/>
         </w:rPr>
       </w:pPr>
-      <w:bookmarkStart w:id="9" w:name="_Toc19850"/>
-      <w:bookmarkStart w:id="10" w:name="_Toc7582"/>
+      <w:bookmarkStart w:id="9" w:name="_Toc7582"/>
+      <w:bookmarkStart w:id="10" w:name="_Toc19850"/>
       <w:r>
         <w:rPr>
           <w:rFonts w:hint="eastAsia" w:ascii="Times New Roman" w:hAnsi="Times New Roman" w:eastAsia="黑体" w:cs="Times New Roman"/>
@@ -8452,8 +8452,6 @@
               </w:rPr>
               <w:t>2</w:t>
             </w:r>
-            <w:bookmarkStart w:id="110" w:name="_GoBack"/>
-            <w:bookmarkEnd w:id="110"/>
           </w:p>
         </w:tc>
         <w:tc>
@@ -17716,8 +17714,8 @@
                 <w:lang w:val="en-US" w:eastAsia="zh-CN"/>
               </w:rPr>
             </w:pPr>
-            <w:bookmarkStart w:id="22" w:name="_Toc168404171"/>
-            <w:bookmarkStart w:id="23" w:name="_Toc855"/>
+            <w:bookmarkStart w:id="22" w:name="_Toc855"/>
+            <w:bookmarkStart w:id="23" w:name="_Toc168404171"/>
             <w:r>
               <w:rPr>
                 <w:rFonts w:hint="eastAsia"/>
@@ -26340,8 +26338,8 @@
           <w:lang w:val="en-US" w:eastAsia="zh-CN" w:bidi="ar-SA"/>
         </w:rPr>
       </w:pPr>
-      <w:bookmarkStart w:id="36" w:name="_Toc32057"/>
-      <w:bookmarkStart w:id="37" w:name="_Toc168404176"/>
+      <w:bookmarkStart w:id="36" w:name="_Toc168404176"/>
+      <w:bookmarkStart w:id="37" w:name="_Toc32057"/>
       <w:r>
         <w:rPr>
           <w:rFonts w:hint="eastAsia" w:ascii="Times New Roman" w:hAnsi="Times New Roman" w:eastAsia="宋体" w:cs="Times New Roman"/>
@@ -26585,8 +26583,8 @@
           <w:lang w:val="en-US" w:eastAsia="zh-CN" w:bidi="ar-SA"/>
         </w:rPr>
       </w:pPr>
-      <w:bookmarkStart w:id="39" w:name="_Toc168404177"/>
-      <w:bookmarkStart w:id="40" w:name="_Toc6413"/>
+      <w:bookmarkStart w:id="39" w:name="_Toc6413"/>
+      <w:bookmarkStart w:id="40" w:name="_Toc168404177"/>
       <w:r>
         <w:rPr>
           <w:rFonts w:hint="eastAsia" w:ascii="Times New Roman" w:hAnsi="Times New Roman" w:eastAsia="宋体" w:cs="Times New Roman"/>
@@ -27130,8 +27128,8 @@
         </w:rPr>
       </w:pPr>
       <w:bookmarkStart w:id="45" w:name="_Toc9259"/>
-      <w:bookmarkStart w:id="46" w:name="_Toc168404179"/>
-      <w:bookmarkStart w:id="47" w:name="_Toc3673"/>
+      <w:bookmarkStart w:id="46" w:name="_Toc3673"/>
+      <w:bookmarkStart w:id="47" w:name="_Toc168404179"/>
       <w:r>
         <w:rPr>
           <w:rFonts w:hint="eastAsia" w:ascii="Times New Roman" w:hAnsi="Times New Roman" w:eastAsia="黑体" w:cs="Times New Roman"/>
@@ -27627,8 +27625,8 @@
           <w:lang w:val="en-US" w:eastAsia="zh-CN" w:bidi="ar-SA"/>
         </w:rPr>
       </w:pPr>
-      <w:bookmarkStart w:id="48" w:name="_Toc1342"/>
-      <w:bookmarkStart w:id="49" w:name="_Toc168404180"/>
+      <w:bookmarkStart w:id="48" w:name="_Toc168404180"/>
+      <w:bookmarkStart w:id="49" w:name="_Toc1342"/>
       <w:r>
         <w:rPr>
           <w:rFonts w:hint="eastAsia" w:cs="Times New Roman"/>
@@ -35441,8 +35439,8 @@
         </w:rPr>
       </w:pPr>
       <w:bookmarkStart w:id="63" w:name="_Toc16206"/>
-      <w:bookmarkStart w:id="64" w:name="_Toc30428"/>
-      <w:bookmarkStart w:id="65" w:name="_Toc168404186"/>
+      <w:bookmarkStart w:id="64" w:name="_Toc168404186"/>
+      <w:bookmarkStart w:id="65" w:name="_Toc30428"/>
       <w:r>
         <w:rPr>
           <w:rFonts w:hint="eastAsia" w:ascii="黑体" w:hAnsi="Times New Roman" w:eastAsia="黑体" w:cs="微软雅黑"/>
@@ -36809,8 +36807,8 @@
           <w:docGrid w:type="lines" w:linePitch="312" w:charSpace="0"/>
         </w:sectPr>
       </w:pPr>
-      <w:bookmarkStart w:id="107" w:name="_Toc28768"/>
-      <w:bookmarkStart w:id="108" w:name="_Toc7734"/>
+      <w:bookmarkStart w:id="107" w:name="_Toc7734"/>
+      <w:bookmarkStart w:id="108" w:name="_Toc28768"/>
       <w:bookmarkStart w:id="109" w:name="_Toc11518"/>
       <w:r>
         <w:rPr>
@@ -36844,7 +36842,7 @@
                   </pic:nvPicPr>
                   <pic:blipFill>
                     <a:blip r:embed="rId19"/>
-                    <a:srcRect t="6" b="6"/>
+                    <a:srcRect l="1189" r="1189"/>
                     <a:stretch>
                       <a:fillRect/>
                     </a:stretch>
@@ -36943,22 +36941,26 @@
           <wp:anchor distT="0" distB="0" distL="114300" distR="114300" simplePos="0" relativeHeight="251662336" behindDoc="0" locked="0" layoutInCell="1" allowOverlap="1">
             <wp:simplePos x="0" y="0"/>
             <wp:positionH relativeFrom="column">
-              <wp:posOffset>-1464310</wp:posOffset>
+              <wp:posOffset>-264795</wp:posOffset>
             </wp:positionH>
             <wp:positionV relativeFrom="paragraph">
-              <wp:posOffset>1423035</wp:posOffset>
+              <wp:posOffset>325755</wp:posOffset>
             </wp:positionV>
-            <wp:extent cx="8415020" cy="5718810"/>
-            <wp:effectExtent l="0" t="0" r="11430" b="12700"/>
+            <wp:extent cx="5570220" cy="7880350"/>
+            <wp:effectExtent l="0" t="0" r="7620" b="13970"/>
             <wp:wrapNone/>
             <wp:docPr id="4" name="图片 4" descr="C:/Users/Texer/Desktop/毕设/CAD/车间平面布局 Model (1).png车间平面布局 Model (1)"/>
-            <wp:cNvGraphicFramePr/>
+            <wp:cNvGraphicFramePr>
+              <a:graphicFrameLocks xmlns:a="http://schemas.openxmlformats.org/drawingml/2006/main" noChangeAspect="1"/>
+            </wp:cNvGraphicFramePr>
             <a:graphic xmlns:a="http://schemas.openxmlformats.org/drawingml/2006/main">
               <a:graphicData uri="http://schemas.openxmlformats.org/drawingml/2006/picture">
                 <pic:pic xmlns:pic="http://schemas.openxmlformats.org/drawingml/2006/picture">
                   <pic:nvPicPr>
                     <pic:cNvPr id="4" name="图片 4" descr="C:/Users/Texer/Desktop/毕设/CAD/车间平面布局 Model (1).png车间平面布局 Model (1)"/>
-                    <pic:cNvPicPr/>
+                    <pic:cNvPicPr>
+                      <a:picLocks noChangeAspect="1"/>
+                    </pic:cNvPicPr>
                   </pic:nvPicPr>
                   <pic:blipFill>
                     <a:blip r:embed="rId20"/>
@@ -36968,9 +36970,9 @@
                     </a:stretch>
                   </pic:blipFill>
                   <pic:spPr>
-                    <a:xfrm rot="5400000">
+                    <a:xfrm>
                       <a:off x="0" y="0"/>
-                      <a:ext cx="8415020" cy="5718810"/>
+                      <a:ext cx="5570220" cy="7880350"/>
                     </a:xfrm>
                     <a:prstGeom prst="rect">
                       <a:avLst/>
@@ -37010,6 +37012,8 @@
           <w:lang w:val="en-US" w:eastAsia="zh-CN"/>
         </w:rPr>
       </w:pPr>
+      <w:bookmarkStart w:id="110" w:name="_GoBack"/>
+      <w:bookmarkEnd w:id="110"/>
       <w:r>
         <w:rPr>
           <w:rFonts w:hint="eastAsia" w:ascii="黑体" w:hAnsi="黑体" w:eastAsia="黑体" w:cs="黑体"/>
@@ -37021,9 +37025,9 @@
         </w:rPr>
         <w:drawing>
           <wp:inline distT="0" distB="0" distL="114300" distR="114300">
-            <wp:extent cx="5578475" cy="7890510"/>
-            <wp:effectExtent l="0" t="0" r="14605" b="3810"/>
-            <wp:docPr id="2" name="图片 2" descr="主要设备三视图 Model (1)"/>
+            <wp:extent cx="5571490" cy="7880350"/>
+            <wp:effectExtent l="0" t="0" r="6350" b="13970"/>
+            <wp:docPr id="2" name="图片 2" descr="C:/Users/Texer/Desktop/毕设/CAD/主要设备三视图 Model (1).png主要设备三视图 Model (1)"/>
             <wp:cNvGraphicFramePr>
               <a:graphicFrameLocks xmlns:a="http://schemas.openxmlformats.org/drawingml/2006/main" noChangeAspect="1"/>
             </wp:cNvGraphicFramePr>
@@ -37031,13 +37035,14 @@
               <a:graphicData uri="http://schemas.openxmlformats.org/drawingml/2006/picture">
                 <pic:pic xmlns:pic="http://schemas.openxmlformats.org/drawingml/2006/picture">
                   <pic:nvPicPr>
-                    <pic:cNvPr id="2" name="图片 2" descr="主要设备三视图 Model (1)"/>
+                    <pic:cNvPr id="2" name="图片 2" descr="C:/Users/Texer/Desktop/毕设/CAD/主要设备三视图 Model (1).png主要设备三视图 Model (1)"/>
                     <pic:cNvPicPr>
                       <a:picLocks noChangeAspect="1"/>
                     </pic:cNvPicPr>
                   </pic:nvPicPr>
                   <pic:blipFill>
                     <a:blip r:embed="rId21"/>
+                    <a:srcRect t="6" b="6"/>
                     <a:stretch>
                       <a:fillRect/>
                     </a:stretch>
@@ -37045,7 +37050,7 @@
                   <pic:spPr>
                     <a:xfrm>
                       <a:off x="0" y="0"/>
-                      <a:ext cx="5578475" cy="7890510"/>
+                      <a:ext cx="5571490" cy="7880350"/>
                     </a:xfrm>
                     <a:prstGeom prst="rect">
                       <a:avLst/>

--- a/2209014301_王华杰_年产1000吨蓝莓酸奶车间设计.docx
+++ b/2209014301_王华杰_年产1000吨蓝莓酸奶车间设计.docx
@@ -2814,7 +2814,27 @@
               <w:szCs w:val="16"/>
               <w:lang w:val="en-US" w:eastAsia="zh-CN"/>
             </w:rPr>
-            <w:t>3.1 门窗、地面、墙面及顶棚</w:t>
+            <w:t>3.1 门窗、地面</w:t>
+          </w:r>
+          <w:r>
+            <w:rPr>
+              <w:rFonts w:hint="eastAsia" w:eastAsia="仿宋" w:cs="Times New Roman"/>
+              <w:bCs/>
+              <w:sz w:val="24"/>
+              <w:szCs w:val="16"/>
+              <w:lang w:val="en-US" w:eastAsia="zh-CN"/>
+            </w:rPr>
+            <w:t>及</w:t>
+          </w:r>
+          <w:r>
+            <w:rPr>
+              <w:rFonts w:hint="eastAsia" w:ascii="Times New Roman" w:hAnsi="Times New Roman" w:eastAsia="仿宋" w:cs="Times New Roman"/>
+              <w:bCs/>
+              <w:sz w:val="24"/>
+              <w:szCs w:val="16"/>
+              <w:lang w:val="en-US" w:eastAsia="zh-CN"/>
+            </w:rPr>
+            <w:t>墙面</w:t>
           </w:r>
           <w:r>
             <w:rPr>
@@ -4520,8 +4540,8 @@
           <w:lang w:val="en-US" w:eastAsia="zh-CN"/>
         </w:rPr>
       </w:pPr>
-      <w:bookmarkStart w:id="0" w:name="_Toc7053"/>
-      <w:bookmarkStart w:id="1" w:name="_Toc17326"/>
+      <w:bookmarkStart w:id="0" w:name="_Toc17326"/>
+      <w:bookmarkStart w:id="1" w:name="_Toc7053"/>
       <w:r>
         <w:rPr>
           <w:rFonts w:hint="eastAsia" w:ascii="Times New Roman" w:hAnsi="Times New Roman" w:eastAsia="黑体" w:cs="黑体"/>
@@ -5337,8 +5357,8 @@
           <w:lang w:val="en-US" w:eastAsia="zh-CN"/>
         </w:rPr>
       </w:pPr>
-      <w:bookmarkStart w:id="6" w:name="_Toc168404166"/>
-      <w:bookmarkStart w:id="7" w:name="_Toc25408"/>
+      <w:bookmarkStart w:id="6" w:name="_Toc25408"/>
+      <w:bookmarkStart w:id="7" w:name="_Toc168404166"/>
       <w:r>
         <w:rPr>
           <w:rFonts w:hint="eastAsia"/>
@@ -9267,8 +9287,8 @@
         </w:rPr>
         <w:t>2.3.2 蓝莓酸奶生产操作要点</w:t>
       </w:r>
-      <w:bookmarkStart w:id="16" w:name="_Toc168404169"/>
-      <w:bookmarkStart w:id="17" w:name="_Toc1307"/>
+      <w:bookmarkStart w:id="16" w:name="_Toc1307"/>
+      <w:bookmarkStart w:id="17" w:name="_Toc168404169"/>
     </w:p>
     <w:p>
       <w:pPr>
@@ -22936,12 +22956,6 @@
             <w:insideH w:val="none" w:color="auto" w:sz="0" w:space="0"/>
             <w:insideV w:val="none" w:color="auto" w:sz="0" w:space="0"/>
           </w:tblBorders>
-          <w:tblCellMar>
-            <w:top w:w="0" w:type="dxa"/>
-            <w:left w:w="108" w:type="dxa"/>
-            <w:bottom w:w="0" w:type="dxa"/>
-            <w:right w:w="108" w:type="dxa"/>
-          </w:tblCellMar>
         </w:tblPrEx>
         <w:tc>
           <w:tcPr>
@@ -23476,8 +23490,8 @@
                 <w:lang w:val="en-US" w:eastAsia="zh-CN"/>
               </w:rPr>
             </w:pPr>
-            <w:bookmarkStart w:id="25" w:name="_Toc3004"/>
-            <w:bookmarkStart w:id="26" w:name="_Toc168404172"/>
+            <w:bookmarkStart w:id="25" w:name="_Toc168404172"/>
+            <w:bookmarkStart w:id="26" w:name="_Toc3004"/>
             <w:r>
               <w:rPr>
                 <w:rFonts w:hint="eastAsia" w:eastAsia="宋体"/>
@@ -23515,19 +23529,30 @@
             <w:tcBorders>
               <w:bottom w:val="single" w:color="auto" w:sz="12" w:space="0"/>
             </w:tcBorders>
+            <w:vAlign w:val="center"/>
           </w:tcPr>
           <w:p>
             <w:pPr>
               <w:widowControl/>
               <w:jc w:val="center"/>
               <w:rPr>
-                <w:rFonts w:hint="eastAsia" w:eastAsia="宋体"/>
+                <w:rFonts w:hint="default" w:eastAsia="宋体"/>
                 <w:color w:val="000000"/>
                 <w:sz w:val="21"/>
                 <w:szCs w:val="21"/>
                 <w:lang w:val="en-US" w:eastAsia="zh-CN"/>
               </w:rPr>
             </w:pPr>
+            <w:r>
+              <w:rPr>
+                <w:rFonts w:hint="eastAsia"/>
+                <w:color w:val="000000"/>
+                <w:sz w:val="21"/>
+                <w:szCs w:val="21"/>
+                <w:lang w:val="en-US" w:eastAsia="zh-CN"/>
+              </w:rPr>
+              <w:t>3</w:t>
+            </w:r>
           </w:p>
         </w:tc>
         <w:tc>
@@ -25701,8 +25726,8 @@
                 <w:lang w:val="en-US" w:eastAsia="zh-CN"/>
               </w:rPr>
             </w:pPr>
-            <w:bookmarkStart w:id="30" w:name="_Toc8437"/>
-            <w:bookmarkStart w:id="31" w:name="_Toc168404174"/>
+            <w:bookmarkStart w:id="30" w:name="_Toc168404174"/>
+            <w:bookmarkStart w:id="31" w:name="_Toc8437"/>
             <w:r>
               <w:rPr>
                 <w:rFonts w:hint="eastAsia"/>
@@ -25837,8 +25862,8 @@
           <w:lang w:val="en-US" w:eastAsia="zh-CN"/>
         </w:rPr>
       </w:pPr>
-      <w:bookmarkStart w:id="33" w:name="_Toc24802"/>
-      <w:bookmarkStart w:id="34" w:name="_Toc13771"/>
+      <w:bookmarkStart w:id="33" w:name="_Toc13771"/>
+      <w:bookmarkStart w:id="34" w:name="_Toc24802"/>
       <w:bookmarkStart w:id="35" w:name="_Toc168404175"/>
       <w:r>
         <w:rPr>
@@ -25849,7 +25874,29 @@
           <w:szCs w:val="16"/>
           <w:lang w:val="en-US" w:eastAsia="zh-CN"/>
         </w:rPr>
-        <w:t>3.1 门窗、地面、墙面及顶棚</w:t>
+        <w:t>3.1 门窗、地面</w:t>
+      </w:r>
+      <w:r>
+        <w:rPr>
+          <w:rFonts w:hint="eastAsia" w:ascii="Times New Roman" w:hAnsi="Times New Roman" w:cs="黑体"/>
+          <w:b w:val="0"/>
+          <w:bCs/>
+          <w:sz w:val="24"/>
+          <w:szCs w:val="16"/>
+          <w:lang w:val="en-US" w:eastAsia="zh-CN"/>
+        </w:rPr>
+        <w:t>及</w:t>
+      </w:r>
+      <w:r>
+        <w:rPr>
+          <w:rFonts w:hint="eastAsia" w:ascii="Times New Roman" w:hAnsi="Times New Roman" w:eastAsia="黑体" w:cs="黑体"/>
+          <w:b w:val="0"/>
+          <w:bCs/>
+          <w:sz w:val="24"/>
+          <w:szCs w:val="16"/>
+          <w:lang w:val="en-US" w:eastAsia="zh-CN"/>
+        </w:rPr>
+        <w:t>墙面</w:t>
       </w:r>
       <w:bookmarkEnd w:id="33"/>
       <w:bookmarkEnd w:id="34"/>
@@ -26954,8 +27001,8 @@
           <w:lang w:val="en-US" w:eastAsia="zh-CN" w:bidi="ar-SA"/>
         </w:rPr>
       </w:pPr>
-      <w:bookmarkStart w:id="42" w:name="_Toc9060"/>
-      <w:bookmarkStart w:id="43" w:name="_Toc168404178"/>
+      <w:bookmarkStart w:id="42" w:name="_Toc168404178"/>
+      <w:bookmarkStart w:id="43" w:name="_Toc9060"/>
       <w:r>
         <w:rPr>
           <w:rFonts w:hint="eastAsia" w:ascii="Times New Roman" w:hAnsi="Times New Roman" w:eastAsia="宋体" w:cs="Times New Roman"/>
@@ -27127,8 +27174,8 @@
           <w:lang w:val="en-US" w:eastAsia="zh-CN"/>
         </w:rPr>
       </w:pPr>
-      <w:bookmarkStart w:id="45" w:name="_Toc9259"/>
-      <w:bookmarkStart w:id="46" w:name="_Toc3673"/>
+      <w:bookmarkStart w:id="45" w:name="_Toc3673"/>
+      <w:bookmarkStart w:id="46" w:name="_Toc9259"/>
       <w:bookmarkStart w:id="47" w:name="_Toc168404179"/>
       <w:r>
         <w:rPr>
@@ -27820,8 +27867,8 @@
           </w14:textFill>
         </w:rPr>
       </w:pPr>
-      <w:bookmarkStart w:id="51" w:name="_Toc168404181"/>
-      <w:bookmarkStart w:id="52" w:name="_Toc14390"/>
+      <w:bookmarkStart w:id="51" w:name="_Toc14390"/>
+      <w:bookmarkStart w:id="52" w:name="_Toc168404181"/>
       <w:r>
         <w:rPr>
           <w:rFonts w:hint="eastAsia" w:ascii="Times New Roman" w:hAnsi="Times New Roman" w:eastAsia="宋体" w:cs="Times New Roman"/>
@@ -28078,8 +28125,8 @@
         </w:rPr>
       </w:pPr>
       <w:bookmarkStart w:id="54" w:name="_Toc16286"/>
-      <w:bookmarkStart w:id="55" w:name="_Toc168404182"/>
-      <w:bookmarkStart w:id="56" w:name="_Toc23431"/>
+      <w:bookmarkStart w:id="55" w:name="_Toc23431"/>
+      <w:bookmarkStart w:id="56" w:name="_Toc168404182"/>
       <w:r>
         <w:rPr>
           <w:rFonts w:hint="eastAsia" w:ascii="Times New Roman" w:hAnsi="Times New Roman" w:eastAsia="黑体" w:cs="黑体"/>
@@ -35350,8 +35397,8 @@
           <w:lang w:val="en-US" w:eastAsia="zh-CN"/>
         </w:rPr>
       </w:pPr>
-      <w:bookmarkStart w:id="60" w:name="_Toc17246"/>
-      <w:bookmarkStart w:id="61" w:name="_Toc17251"/>
+      <w:bookmarkStart w:id="60" w:name="_Toc17251"/>
+      <w:bookmarkStart w:id="61" w:name="_Toc17246"/>
       <w:bookmarkStart w:id="62" w:name="_Toc168404185"/>
       <w:r>
         <w:rPr>
@@ -35438,8 +35485,8 @@
           <w:lang w:val="en-US" w:eastAsia="zh-CN" w:bidi="ar-SA"/>
         </w:rPr>
       </w:pPr>
-      <w:bookmarkStart w:id="63" w:name="_Toc16206"/>
-      <w:bookmarkStart w:id="64" w:name="_Toc168404186"/>
+      <w:bookmarkStart w:id="63" w:name="_Toc168404186"/>
+      <w:bookmarkStart w:id="64" w:name="_Toc16206"/>
       <w:bookmarkStart w:id="65" w:name="_Toc30428"/>
       <w:r>
         <w:rPr>
@@ -36497,8 +36544,8 @@
           <w:lang w:val="en-US" w:eastAsia="zh-CN"/>
         </w:rPr>
       </w:pPr>
-      <w:bookmarkStart w:id="105" w:name="_Toc15125"/>
-      <w:bookmarkStart w:id="106" w:name="_Toc15949"/>
+      <w:bookmarkStart w:id="105" w:name="_Toc15949"/>
+      <w:bookmarkStart w:id="106" w:name="_Toc15125"/>
       <w:r>
         <w:rPr>
           <w:rFonts w:hint="eastAsia" w:ascii="黑体" w:hAnsi="黑体" w:eastAsia="黑体" w:cs="黑体"/>
@@ -36810,6 +36857,8 @@
       <w:bookmarkStart w:id="107" w:name="_Toc7734"/>
       <w:bookmarkStart w:id="108" w:name="_Toc28768"/>
       <w:bookmarkStart w:id="109" w:name="_Toc11518"/>
+      <w:bookmarkStart w:id="110" w:name="_GoBack"/>
+      <w:bookmarkEnd w:id="110"/>
       <w:r>
         <w:rPr>
           <w:rFonts w:hint="eastAsia" w:ascii="Times New Roman" w:hAnsi="Times New Roman" w:eastAsia="宋体" w:cs="宋体"/>
@@ -37012,8 +37061,6 @@
           <w:lang w:val="en-US" w:eastAsia="zh-CN"/>
         </w:rPr>
       </w:pPr>
-      <w:bookmarkStart w:id="110" w:name="_GoBack"/>
-      <w:bookmarkEnd w:id="110"/>
       <w:r>
         <w:rPr>
           <w:rFonts w:hint="eastAsia" w:ascii="黑体" w:hAnsi="黑体" w:eastAsia="黑体" w:cs="黑体"/>

--- a/2209014301_王华杰_年产1000吨蓝莓酸奶车间设计.docx
+++ b/2209014301_王华杰_年产1000吨蓝莓酸奶车间设计.docx
@@ -4167,7 +4167,7 @@
           <w:szCs w:val="24"/>
           <w:lang w:val="en-US" w:eastAsia="zh-CN"/>
         </w:rPr>
-        <w:t>该设计方案运用搅拌型酸奶制作工艺，主要用料为生鲜牛乳与冷冻蓝莓果浆，经过标准化处理、均质操作、巴氏杀菌、接种流程、恒温发酵、破乳冷却，添加蓝莓果浆进行混合，再通过灌装以及冷藏后熟等步骤制成。车间整年规划生产300日，每日1班，每班8小时，每班产量3.5吨。生产设备的总体投资为131.65万元，厂房建筑面积达864平方米，劳动人员数量为26人，每年生产1000吨蓝莓酸奶的总成本是1546.5万元，年产值为2000万元，年利润为440万元，投资回收期为3.52年。同时拟定三废与噪声的处置方案，保障绿色生产。本设计通过AutoCAD软件来绘制工艺流程图以及车间设备布置图，清晰显示车间布局和设备配置情况。</w:t>
+        <w:t>该设计方案运用搅拌型酸奶制作工艺，主要用料为生鲜牛乳与冷冻蓝莓果浆，经过标准化处理、均质操作、巴氏杀菌、接种流程、恒温发酵、破乳冷却，添加蓝莓果浆进行混合，再通过灌装以及冷藏后熟等步骤制成。车间整年规划生产300日，每日1班，每班8小时，每班产量3.5吨。生产设备的总体投资为148.65万元，厂房建筑面积达864平方米，劳动人员数量为26人，每年生产1000吨蓝莓酸奶的总成本是1547.945万元，年产值为2000万元，年利润为440万元，投资回收期为3.52年。同时拟定三废与噪声的处置方案，保障绿色生产。本设计通过AutoCAD软件来绘制工艺流程图以及车间设备布置图，清晰显示车间布局和设备配置情况。</w:t>
       </w:r>
     </w:p>
     <w:p>
@@ -4361,7 +4361,18 @@
           <w:szCs w:val="24"/>
           <w:lang w:val="en-US" w:eastAsia="zh-CN"/>
         </w:rPr>
-        <w:t>This design plan adopts a stirred yogurt production process, with the main ingredients being fresh cow's milk and frozen blueberry puree. The process involves standardization, homogenization, pasteurization, inoculation, constant-temperature fermentation, emulsion breaking and cooling, followed by mixing with blueberry juice, then filling, and post-cooling storage. The workshop is planned to operate 300 days a year, with one shift per day, each shift lasting 8 hours, and a production capacity of 3.5 tons per shift. The total investment in production equipment is 1.3165 million yuan, the factory building area is 864 square meters, and the workforce consists of 26 people. The total annual production cost for 1,000 tons of blueberry yogurt is 15.465 million yuan, the annual output value is 20 million yuan, the annual profit is 4.4 million yuan, and the investment payback period is 3.52 years. Additionally, a treatment plan for the three wastes and noise is proposed to ensure green production. This design uses AutoCAD software to draw the process flow diagram and workshop equipment layout diagram, clearly showing the workshop layout and equipment configuration.</w:t>
+        <w:t>This design plan adopts a stirred yogurt production process, with the main ingredients being fresh cow's milk and frozen blueberry puree. The process involves standardization, homogenization, pasteurization, inoculation, constant-temperature fermentation, emulsion breaking and cooling, followed by mixing with blueberry juice, then filling, and post-cooling storage. The workshop is planned to operate 300 days a year, with one shift per day, each shift lasting 8 hours, and a production capacity of 3.5 tons per shift. The total investment in production equipment is 14.865 million yuan, the factory bu</w:t>
+      </w:r>
+      <w:bookmarkStart w:id="109" w:name="_GoBack"/>
+      <w:bookmarkEnd w:id="109"/>
+      <w:r>
+        <w:rPr>
+          <w:rFonts w:hint="eastAsia" w:eastAsia="黑体"/>
+          <w:sz w:val="24"/>
+          <w:szCs w:val="24"/>
+          <w:lang w:val="en-US" w:eastAsia="zh-CN"/>
+        </w:rPr>
+        <w:t>ilding area is 864 square meters, and the workforce consists of 26 people. The total annual production cost for 1,000 tons of blueberry yogurt is 1547.945 million yuan, the annual output value is 20 million yuan, the annual profit is 4.4 million yuan, and the investment payback period is 3.52 years. Additionally, a treatment plan for the three wastes and noise is proposed to ensure green production. This design uses AutoCAD software to draw the process flow diagram and workshop equipment layout diagram, clearly showing the workshop layout and equipment configuration.</w:t>
       </w:r>
     </w:p>
     <w:p>
@@ -5403,7 +5414,7 @@
           <w:vertAlign w:val="superscript"/>
           <w:lang w:val="en-US" w:eastAsia="zh-CN"/>
         </w:rPr>
-        <w:t>[9]</w:t>
+        <w:t>[9-</w:t>
       </w:r>
       <w:r>
         <w:rPr>
@@ -5450,7 +5461,7 @@
           <w:vertAlign w:val="superscript"/>
           <w:lang w:val="en-US" w:eastAsia="zh-CN"/>
         </w:rPr>
-        <w:t>[10]</w:t>
+        <w:t>10]</w:t>
       </w:r>
       <w:r>
         <w:rPr>
@@ -5834,8 +5845,8 @@
           <w:lang w:val="en-US" w:eastAsia="zh-CN"/>
         </w:rPr>
       </w:pPr>
-      <w:bookmarkStart w:id="9" w:name="_Toc7582"/>
-      <w:bookmarkStart w:id="10" w:name="_Toc19850"/>
+      <w:bookmarkStart w:id="9" w:name="_Toc19850"/>
+      <w:bookmarkStart w:id="10" w:name="_Toc7582"/>
       <w:r>
         <w:rPr>
           <w:rFonts w:hint="eastAsia" w:ascii="Times New Roman" w:hAnsi="Times New Roman" w:eastAsia="黑体" w:cs="Times New Roman"/>
@@ -6287,7 +6298,41 @@
             </w14:solidFill>
           </w14:textFill>
         </w:rPr>
-        <w:t>本设计最后把厂址确定在贵州省（黔东南或者安顺地区）的省级食品工业园区之中</w:t>
+        <w:t>本设计最后把</w:t>
+      </w:r>
+      <w:r>
+        <w:rPr>
+          <w:rFonts w:hint="eastAsia" w:cs="Times New Roman"/>
+          <w:b w:val="0"/>
+          <w:bCs w:val="0"/>
+          <w:color w:val="000000" w:themeColor="text1"/>
+          <w:sz w:val="24"/>
+          <w:szCs w:val="24"/>
+          <w:lang w:val="en-US" w:eastAsia="zh-CN"/>
+          <w14:textFill>
+            <w14:solidFill>
+              <w14:schemeClr w14:val="tx1"/>
+            </w14:solidFill>
+          </w14:textFill>
+        </w:rPr>
+        <w:t>车间选址</w:t>
+      </w:r>
+      <w:r>
+        <w:rPr>
+          <w:rFonts w:hint="eastAsia" w:ascii="Times New Roman" w:hAnsi="Times New Roman" w:eastAsia="宋体" w:cs="Times New Roman"/>
+          <w:b w:val="0"/>
+          <w:bCs w:val="0"/>
+          <w:color w:val="000000" w:themeColor="text1"/>
+          <w:sz w:val="24"/>
+          <w:szCs w:val="24"/>
+          <w:lang w:val="en-US" w:eastAsia="zh-CN"/>
+          <w14:textFill>
+            <w14:solidFill>
+              <w14:schemeClr w14:val="tx1"/>
+            </w14:solidFill>
+          </w14:textFill>
+        </w:rPr>
+        <w:t>确定在贵州省的省级食品工业园区之中</w:t>
       </w:r>
       <w:r>
         <w:rPr>
@@ -8765,12 +8810,6 @@
             <w:insideH w:val="single" w:color="auto" w:sz="4" w:space="0"/>
             <w:insideV w:val="single" w:color="auto" w:sz="4" w:space="0"/>
           </w:tblBorders>
-          <w:tblCellMar>
-            <w:top w:w="0" w:type="dxa"/>
-            <w:left w:w="108" w:type="dxa"/>
-            <w:bottom w:w="0" w:type="dxa"/>
-            <w:right w:w="108" w:type="dxa"/>
-          </w:tblCellMar>
         </w:tblPrEx>
         <w:trPr>
           <w:jc w:val="center"/>
@@ -9016,11 +9055,35 @@
     </w:tbl>
     <w:p>
       <w:pPr>
+        <w:rPr>
+          <w:rFonts w:hint="eastAsia" w:ascii="Times New Roman" w:hAnsi="Times New Roman" w:eastAsia="黑体" w:cs="黑体"/>
+          <w:b w:val="0"/>
+          <w:bCs/>
+          <w:sz w:val="24"/>
+          <w:szCs w:val="16"/>
+          <w:lang w:val="en-US" w:eastAsia="zh-CN"/>
+        </w:rPr>
+      </w:pPr>
+      <w:bookmarkStart w:id="15" w:name="_Toc27452"/>
+      <w:r>
+        <w:rPr>
+          <w:rFonts w:hint="eastAsia" w:ascii="Times New Roman" w:hAnsi="Times New Roman" w:eastAsia="黑体" w:cs="黑体"/>
+          <w:b w:val="0"/>
+          <w:bCs/>
+          <w:sz w:val="24"/>
+          <w:szCs w:val="16"/>
+          <w:lang w:val="en-US" w:eastAsia="zh-CN"/>
+        </w:rPr>
+        <w:br w:type="page"/>
+      </w:r>
+    </w:p>
+    <w:p>
+      <w:pPr>
         <w:pStyle w:val="3"/>
         <w:keepNext/>
-        <w:keepLines/>
+        <w:keepLines w:val="0"/>
         <w:pageBreakBefore w:val="0"/>
-        <w:widowControl w:val="0"/>
+        <w:widowControl/>
         <w:kinsoku/>
         <w:wordWrap/>
         <w:overflowPunct/>
@@ -9041,7 +9104,6 @@
           <w:lang w:val="en-US" w:eastAsia="zh-CN"/>
         </w:rPr>
       </w:pPr>
-      <w:bookmarkStart w:id="15" w:name="_Toc27452"/>
       <w:r>
         <w:rPr>
           <w:rFonts w:hint="eastAsia" w:ascii="Times New Roman" w:hAnsi="Times New Roman" w:eastAsia="黑体" w:cs="黑体"/>
@@ -9083,9 +9145,9 @@
       <w:pPr>
         <w:pStyle w:val="4"/>
         <w:keepNext/>
-        <w:keepLines/>
+        <w:keepLines w:val="0"/>
         <w:pageBreakBefore w:val="0"/>
-        <w:widowControl w:val="0"/>
+        <w:widowControl/>
         <w:kinsoku/>
         <w:wordWrap/>
         <w:overflowPunct/>
@@ -9116,136 +9178,6 @@
           <w:lang w:val="en-US" w:eastAsia="zh-CN"/>
         </w:rPr>
         <w:t>2.3.1 蓝莓酸奶生产工艺流程图</w:t>
-      </w:r>
-    </w:p>
-    <w:p>
-      <w:pPr>
-        <w:keepNext w:val="0"/>
-        <w:keepLines w:val="0"/>
-        <w:pageBreakBefore w:val="0"/>
-        <w:widowControl w:val="0"/>
-        <w:kinsoku/>
-        <w:wordWrap/>
-        <w:overflowPunct/>
-        <w:topLinePunct w:val="0"/>
-        <w:autoSpaceDE/>
-        <w:autoSpaceDN/>
-        <w:bidi w:val="0"/>
-        <w:adjustRightInd/>
-        <w:snapToGrid/>
-        <w:spacing w:after="5" w:line="240" w:lineRule="auto"/>
-        <w:jc w:val="center"/>
-        <w:textAlignment w:val="auto"/>
-        <w:rPr>
-          <w:rFonts w:hint="eastAsia" w:ascii="Times New Roman" w:hAnsi="Times New Roman" w:eastAsia="黑体"/>
-          <w:sz w:val="21"/>
-          <w:szCs w:val="21"/>
-          <w:lang w:eastAsia="zh-CN"/>
-        </w:rPr>
-      </w:pPr>
-      <w:r>
-        <w:rPr>
-          <w:rFonts w:hint="eastAsia" w:ascii="Times New Roman" w:hAnsi="Times New Roman" w:eastAsia="黑体"/>
-          <w:sz w:val="21"/>
-          <w:szCs w:val="21"/>
-          <w:lang w:eastAsia="zh-CN"/>
-        </w:rPr>
-        <w:drawing>
-          <wp:inline distT="0" distB="0" distL="114300" distR="114300">
-            <wp:extent cx="5570220" cy="756285"/>
-            <wp:effectExtent l="0" t="0" r="7620" b="5715"/>
-            <wp:docPr id="5" name="图片 5" descr="C:/Users/Texer/Desktop/图片1.png图片1"/>
-            <wp:cNvGraphicFramePr>
-              <a:graphicFrameLocks xmlns:a="http://schemas.openxmlformats.org/drawingml/2006/main" noChangeAspect="1"/>
-            </wp:cNvGraphicFramePr>
-            <a:graphic xmlns:a="http://schemas.openxmlformats.org/drawingml/2006/main">
-              <a:graphicData uri="http://schemas.openxmlformats.org/drawingml/2006/picture">
-                <pic:pic xmlns:pic="http://schemas.openxmlformats.org/drawingml/2006/picture">
-                  <pic:nvPicPr>
-                    <pic:cNvPr id="5" name="图片 5" descr="C:/Users/Texer/Desktop/图片1.png图片1"/>
-                    <pic:cNvPicPr>
-                      <a:picLocks noChangeAspect="1"/>
-                    </pic:cNvPicPr>
-                  </pic:nvPicPr>
-                  <pic:blipFill>
-                    <a:blip r:embed="rId10"/>
-                    <a:srcRect l="42" r="42"/>
-                    <a:stretch>
-                      <a:fillRect/>
-                    </a:stretch>
-                  </pic:blipFill>
-                  <pic:spPr>
-                    <a:xfrm>
-                      <a:off x="0" y="0"/>
-                      <a:ext cx="5570220" cy="756285"/>
-                    </a:xfrm>
-                    <a:prstGeom prst="rect">
-                      <a:avLst/>
-                    </a:prstGeom>
-                  </pic:spPr>
-                </pic:pic>
-              </a:graphicData>
-            </a:graphic>
-          </wp:inline>
-        </w:drawing>
-      </w:r>
-    </w:p>
-    <w:p>
-      <w:pPr>
-        <w:keepNext w:val="0"/>
-        <w:keepLines w:val="0"/>
-        <w:pageBreakBefore w:val="0"/>
-        <w:widowControl w:val="0"/>
-        <w:kinsoku/>
-        <w:wordWrap/>
-        <w:overflowPunct/>
-        <w:topLinePunct w:val="0"/>
-        <w:autoSpaceDE/>
-        <w:autoSpaceDN/>
-        <w:bidi w:val="0"/>
-        <w:adjustRightInd/>
-        <w:snapToGrid/>
-        <w:spacing w:after="5" w:line="440" w:lineRule="exact"/>
-        <w:jc w:val="center"/>
-        <w:textAlignment w:val="auto"/>
-        <w:rPr>
-          <w:rFonts w:hint="eastAsia" w:ascii="Times New Roman" w:hAnsi="Times New Roman" w:eastAsia="黑体"/>
-          <w:sz w:val="21"/>
-          <w:szCs w:val="21"/>
-        </w:rPr>
-      </w:pPr>
-      <w:r>
-        <w:rPr>
-          <w:rFonts w:hint="eastAsia" w:ascii="Times New Roman" w:hAnsi="Times New Roman" w:eastAsia="黑体"/>
-          <w:sz w:val="21"/>
-          <w:szCs w:val="21"/>
-        </w:rPr>
-        <w:t>图1</w:t>
-      </w:r>
-      <w:r>
-        <w:rPr>
-          <w:rFonts w:ascii="Times New Roman" w:hAnsi="Times New Roman" w:eastAsia="黑体"/>
-          <w:sz w:val="21"/>
-          <w:szCs w:val="21"/>
-        </w:rPr>
-        <w:t xml:space="preserve"> </w:t>
-      </w:r>
-      <w:r>
-        <w:rPr>
-          <w:rFonts w:hint="eastAsia" w:ascii="Times New Roman" w:hAnsi="Times New Roman" w:eastAsia="黑体"/>
-          <w:sz w:val="21"/>
-          <w:szCs w:val="21"/>
-          <w:lang w:val="en-US" w:eastAsia="zh-CN"/>
-        </w:rPr>
-        <w:t>蓝莓酸奶</w:t>
-      </w:r>
-      <w:r>
-        <w:rPr>
-          <w:rFonts w:hint="eastAsia" w:ascii="Times New Roman" w:hAnsi="Times New Roman" w:eastAsia="黑体"/>
-          <w:sz w:val="21"/>
-          <w:szCs w:val="21"/>
-        </w:rPr>
-        <w:t>生产工艺流程图</w:t>
       </w:r>
     </w:p>
     <w:p>
@@ -9289,6 +9221,119 @@
       </w:r>
       <w:bookmarkStart w:id="16" w:name="_Toc1307"/>
       <w:bookmarkStart w:id="17" w:name="_Toc168404169"/>
+    </w:p>
+    <w:p>
+      <w:pPr>
+        <w:keepNext w:val="0"/>
+        <w:keepLines w:val="0"/>
+        <w:pageBreakBefore w:val="0"/>
+        <w:widowControl w:val="0"/>
+        <w:kinsoku/>
+        <w:wordWrap/>
+        <w:overflowPunct/>
+        <w:topLinePunct w:val="0"/>
+        <w:autoSpaceDE/>
+        <w:autoSpaceDN/>
+        <w:bidi w:val="0"/>
+        <w:adjustRightInd/>
+        <w:snapToGrid/>
+        <w:spacing w:after="5" w:line="440" w:lineRule="exact"/>
+        <w:jc w:val="center"/>
+        <w:textAlignment w:val="auto"/>
+        <w:rPr>
+          <w:rFonts w:hint="eastAsia" w:ascii="Times New Roman" w:hAnsi="Times New Roman" w:eastAsia="黑体" w:cs="黑体"/>
+          <w:b w:val="0"/>
+          <w:bCs w:val="0"/>
+          <w:sz w:val="24"/>
+          <w:szCs w:val="24"/>
+          <w:lang w:val="en-US" w:eastAsia="zh-CN"/>
+        </w:rPr>
+      </w:pPr>
+      <w:r>
+        <w:rPr>
+          <w:rFonts w:hint="eastAsia" w:ascii="Times New Roman" w:hAnsi="Times New Roman" w:eastAsia="黑体"/>
+          <w:sz w:val="21"/>
+          <w:szCs w:val="21"/>
+        </w:rPr>
+        <w:drawing>
+          <wp:anchor distT="0" distB="0" distL="114300" distR="114300" simplePos="0" relativeHeight="251663360" behindDoc="0" locked="0" layoutInCell="1" allowOverlap="1">
+            <wp:simplePos x="0" y="0"/>
+            <wp:positionH relativeFrom="margin">
+              <wp:posOffset>0</wp:posOffset>
+            </wp:positionH>
+            <wp:positionV relativeFrom="paragraph">
+              <wp:posOffset>76200</wp:posOffset>
+            </wp:positionV>
+            <wp:extent cx="5577205" cy="1605915"/>
+            <wp:effectExtent l="0" t="0" r="635" b="9525"/>
+            <wp:wrapTopAndBottom/>
+            <wp:docPr id="7" name="图片 7" descr="图片1"/>
+            <wp:cNvGraphicFramePr>
+              <a:graphicFrameLocks xmlns:a="http://schemas.openxmlformats.org/drawingml/2006/main" noChangeAspect="1"/>
+            </wp:cNvGraphicFramePr>
+            <a:graphic xmlns:a="http://schemas.openxmlformats.org/drawingml/2006/main">
+              <a:graphicData uri="http://schemas.openxmlformats.org/drawingml/2006/picture">
+                <pic:pic xmlns:pic="http://schemas.openxmlformats.org/drawingml/2006/picture">
+                  <pic:nvPicPr>
+                    <pic:cNvPr id="7" name="图片 7" descr="图片1"/>
+                    <pic:cNvPicPr>
+                      <a:picLocks noChangeAspect="1"/>
+                    </pic:cNvPicPr>
+                  </pic:nvPicPr>
+                  <pic:blipFill>
+                    <a:blip r:embed="rId10"/>
+                    <a:stretch>
+                      <a:fillRect/>
+                    </a:stretch>
+                  </pic:blipFill>
+                  <pic:spPr>
+                    <a:xfrm>
+                      <a:off x="0" y="0"/>
+                      <a:ext cx="5577205" cy="1605915"/>
+                    </a:xfrm>
+                    <a:prstGeom prst="rect">
+                      <a:avLst/>
+                    </a:prstGeom>
+                  </pic:spPr>
+                </pic:pic>
+              </a:graphicData>
+            </a:graphic>
+          </wp:anchor>
+        </w:drawing>
+      </w:r>
+      <w:r>
+        <w:rPr>
+          <w:rFonts w:hint="eastAsia" w:ascii="Times New Roman" w:hAnsi="Times New Roman" w:eastAsia="黑体"/>
+          <w:sz w:val="21"/>
+          <w:szCs w:val="21"/>
+        </w:rPr>
+        <w:t>图1</w:t>
+      </w:r>
+      <w:r>
+        <w:rPr>
+          <w:rFonts w:ascii="Times New Roman" w:hAnsi="Times New Roman" w:eastAsia="黑体"/>
+          <w:sz w:val="21"/>
+          <w:szCs w:val="21"/>
+        </w:rPr>
+        <w:t xml:space="preserve"> </w:t>
+      </w:r>
+      <w:r>
+        <w:rPr>
+          <w:rFonts w:hint="eastAsia" w:ascii="Times New Roman" w:hAnsi="Times New Roman" w:eastAsia="黑体"/>
+          <w:sz w:val="21"/>
+          <w:szCs w:val="21"/>
+          <w:lang w:val="en-US" w:eastAsia="zh-CN"/>
+        </w:rPr>
+        <w:t>蓝莓酸奶</w:t>
+      </w:r>
+      <w:r>
+        <w:rPr>
+          <w:rFonts w:hint="eastAsia" w:ascii="Times New Roman" w:hAnsi="Times New Roman" w:eastAsia="黑体"/>
+          <w:sz w:val="21"/>
+          <w:szCs w:val="21"/>
+        </w:rPr>
+        <w:t>生产工艺流程图</w:t>
+      </w:r>
     </w:p>
     <w:p>
       <w:pPr>
@@ -9974,11 +10019,11 @@
             </w14:solidFill>
           </w14:textFill>
         </w:rPr>
-        <w:t>[18]</w:t>
-      </w:r>
-      <w:r>
-        <w:rPr>
-          <w:rFonts w:hint="eastAsia" w:ascii="Times New Roman" w:hAnsi="Times New Roman" w:eastAsia="宋体" w:cs="宋体"/>
+        <w:t>[18</w:t>
+      </w:r>
+      <w:r>
+        <w:rPr>
+          <w:rFonts w:hint="eastAsia" w:cs="宋体"/>
           <w:b w:val="0"/>
           <w:color w:val="000000" w:themeColor="text1"/>
           <w:sz w:val="24"/>
@@ -9991,7 +10036,7 @@
             </w14:solidFill>
           </w14:textFill>
         </w:rPr>
-        <w:fldChar w:fldCharType="end"/>
+        <w:t>-</w:t>
       </w:r>
       <w:r>
         <w:rPr>
@@ -10008,10 +10053,7 @@
             </w14:solidFill>
           </w14:textFill>
         </w:rPr>
-        <w:fldChar w:fldCharType="begin"/>
-      </w:r>
-      <w:r>
-        <w:instrText xml:space="preserve"> REF _Ref14863 \r \h  \* MERGEFORMAT</w:instrText>
+        <w:fldChar w:fldCharType="end"/>
       </w:r>
       <w:r>
         <w:rPr>
@@ -10028,7 +10070,10 @@
             </w14:solidFill>
           </w14:textFill>
         </w:rPr>
-        <w:fldChar w:fldCharType="separate"/>
+        <w:fldChar w:fldCharType="begin"/>
+      </w:r>
+      <w:r>
+        <w:instrText xml:space="preserve"> REF _Ref14863 \r \h  \* MERGEFORMAT</w:instrText>
       </w:r>
       <w:r>
         <w:rPr>
@@ -10045,7 +10090,24 @@
             </w14:solidFill>
           </w14:textFill>
         </w:rPr>
-        <w:t>[19]</w:t>
+        <w:fldChar w:fldCharType="separate"/>
+      </w:r>
+      <w:r>
+        <w:rPr>
+          <w:rFonts w:hint="eastAsia" w:ascii="Times New Roman" w:hAnsi="Times New Roman" w:eastAsia="宋体" w:cs="宋体"/>
+          <w:b w:val="0"/>
+          <w:color w:val="000000" w:themeColor="text1"/>
+          <w:sz w:val="24"/>
+          <w:szCs w:val="24"/>
+          <w:vertAlign w:val="superscript"/>
+          <w:lang w:val="en-US" w:eastAsia="zh-CN"/>
+          <w14:textFill>
+            <w14:solidFill>
+              <w14:schemeClr w14:val="tx1"/>
+            </w14:solidFill>
+          </w14:textFill>
+        </w:rPr>
+        <w:t>19]</w:t>
       </w:r>
       <w:r>
         <w:rPr>
@@ -11704,7 +11766,7 @@
                 <w:szCs w:val="21"/>
                 <w:lang w:val="en-US" w:eastAsia="zh-CN"/>
               </w:rPr>
-              <w:t>2920</w:t>
+              <w:t>2915</w:t>
             </w:r>
           </w:p>
         </w:tc>
@@ -11815,7 +11877,7 @@
                 <w:szCs w:val="21"/>
                 <w:lang w:val="en-US" w:eastAsia="zh-CN"/>
               </w:rPr>
-              <w:t>2905</w:t>
+              <w:t>2900</w:t>
             </w:r>
           </w:p>
         </w:tc>
@@ -11917,7 +11979,7 @@
                 <w:szCs w:val="21"/>
                 <w:lang w:val="en-US" w:eastAsia="zh-CN"/>
               </w:rPr>
-              <w:t>2890</w:t>
+              <w:t>2886</w:t>
             </w:r>
           </w:p>
         </w:tc>
@@ -12019,7 +12081,7 @@
                 <w:szCs w:val="21"/>
                 <w:lang w:val="en-US" w:eastAsia="zh-CN"/>
               </w:rPr>
-              <w:t>2844</w:t>
+              <w:t>2842</w:t>
             </w:r>
           </w:p>
         </w:tc>
@@ -12782,7 +12844,7 @@
                 <w:szCs w:val="21"/>
                 <w:lang w:val="en-US" w:eastAsia="zh-CN"/>
               </w:rPr>
-              <w:t>2935</w:t>
+              <w:t>2930</w:t>
             </w:r>
           </w:p>
         </w:tc>
@@ -12809,7 +12871,7 @@
                 <w:szCs w:val="21"/>
                 <w:lang w:val="en-US" w:eastAsia="zh-CN"/>
               </w:rPr>
-              <w:t>880.5</w:t>
+              <w:t>879</w:t>
             </w:r>
           </w:p>
         </w:tc>
@@ -14265,8 +14327,22 @@
     </w:p>
     <w:p>
       <w:pPr>
-        <w:spacing w:line="440" w:lineRule="exact"/>
+        <w:keepNext w:val="0"/>
+        <w:keepLines w:val="0"/>
+        <w:pageBreakBefore w:val="0"/>
+        <w:widowControl w:val="0"/>
+        <w:kinsoku/>
+        <w:wordWrap/>
+        <w:overflowPunct/>
+        <w:topLinePunct w:val="0"/>
+        <w:autoSpaceDE/>
+        <w:autoSpaceDN/>
+        <w:bidi w:val="0"/>
+        <w:adjustRightInd/>
+        <w:snapToGrid/>
+        <w:spacing w:line="360" w:lineRule="exact"/>
         <w:ind w:firstLine="480" w:firstLineChars="200"/>
+        <w:textAlignment w:val="auto"/>
         <w:rPr>
           <w:rFonts w:hint="eastAsia" w:ascii="黑体" w:hAnsi="黑体" w:eastAsia="黑体"/>
           <w:sz w:val="21"/>
@@ -14341,7 +14417,7 @@
         <w:bidi w:val="0"/>
         <w:adjustRightInd/>
         <w:snapToGrid/>
-        <w:spacing w:after="5" w:line="440" w:lineRule="exact"/>
+        <w:spacing w:after="5" w:line="400" w:lineRule="exact"/>
         <w:contextualSpacing/>
         <w:jc w:val="center"/>
         <w:textAlignment w:val="auto"/>
@@ -14400,8 +14476,8 @@
       </w:tblPr>
       <w:tblGrid>
         <w:gridCol w:w="1657"/>
-        <w:gridCol w:w="1599"/>
-        <w:gridCol w:w="1143"/>
+        <w:gridCol w:w="1479"/>
+        <w:gridCol w:w="1263"/>
         <w:gridCol w:w="1243"/>
         <w:gridCol w:w="1074"/>
         <w:gridCol w:w="1143"/>
@@ -14425,7 +14501,7 @@
           </w:tblCellMar>
         </w:tblPrEx>
         <w:trPr>
-          <w:trHeight w:val="353" w:hRule="atLeast"/>
+          <w:trHeight w:val="227" w:hRule="atLeast"/>
           <w:jc w:val="center"/>
         </w:trPr>
         <w:tc>
@@ -14439,8 +14515,22 @@
           </w:tcPr>
           <w:p>
             <w:pPr>
-              <w:spacing w:line="400" w:lineRule="exact"/>
-              <w:jc w:val="center"/>
+              <w:keepNext w:val="0"/>
+              <w:keepLines w:val="0"/>
+              <w:pageBreakBefore w:val="0"/>
+              <w:widowControl w:val="0"/>
+              <w:kinsoku/>
+              <w:wordWrap/>
+              <w:overflowPunct/>
+              <w:topLinePunct w:val="0"/>
+              <w:autoSpaceDE/>
+              <w:autoSpaceDN/>
+              <w:bidi w:val="0"/>
+              <w:adjustRightInd/>
+              <w:snapToGrid/>
+              <w:spacing w:line="400" w:lineRule="exact"/>
+              <w:jc w:val="center"/>
+              <w:textAlignment w:val="auto"/>
               <w:rPr>
                 <w:sz w:val="21"/>
                 <w:szCs w:val="21"/>
@@ -14458,7 +14548,7 @@
         </w:tc>
         <w:tc>
           <w:tcPr>
-            <w:tcW w:w="1599" w:type="dxa"/>
+            <w:tcW w:w="1479" w:type="dxa"/>
             <w:tcBorders>
               <w:top w:val="single" w:color="auto" w:sz="12" w:space="0"/>
               <w:bottom w:val="single" w:color="auto" w:sz="4" w:space="0"/>
@@ -14467,8 +14557,22 @@
           </w:tcPr>
           <w:p>
             <w:pPr>
-              <w:spacing w:line="400" w:lineRule="exact"/>
-              <w:jc w:val="center"/>
+              <w:keepNext w:val="0"/>
+              <w:keepLines w:val="0"/>
+              <w:pageBreakBefore w:val="0"/>
+              <w:widowControl w:val="0"/>
+              <w:kinsoku/>
+              <w:wordWrap/>
+              <w:overflowPunct/>
+              <w:topLinePunct w:val="0"/>
+              <w:autoSpaceDE/>
+              <w:autoSpaceDN/>
+              <w:bidi w:val="0"/>
+              <w:adjustRightInd/>
+              <w:snapToGrid/>
+              <w:spacing w:line="400" w:lineRule="exact"/>
+              <w:jc w:val="center"/>
+              <w:textAlignment w:val="auto"/>
               <w:rPr>
                 <w:sz w:val="21"/>
                 <w:szCs w:val="21"/>
@@ -14481,6 +14585,206 @@
                 <w:szCs w:val="21"/>
               </w:rPr>
               <w:t>仪器型号</w:t>
+            </w:r>
+          </w:p>
+        </w:tc>
+        <w:tc>
+          <w:tcPr>
+            <w:tcW w:w="1263" w:type="dxa"/>
+            <w:tcBorders>
+              <w:top w:val="single" w:color="auto" w:sz="12" w:space="0"/>
+              <w:bottom w:val="single" w:color="auto" w:sz="4" w:space="0"/>
+            </w:tcBorders>
+            <w:vAlign w:val="center"/>
+          </w:tcPr>
+          <w:p>
+            <w:pPr>
+              <w:keepNext w:val="0"/>
+              <w:keepLines w:val="0"/>
+              <w:pageBreakBefore w:val="0"/>
+              <w:widowControl w:val="0"/>
+              <w:kinsoku/>
+              <w:wordWrap/>
+              <w:overflowPunct/>
+              <w:topLinePunct w:val="0"/>
+              <w:autoSpaceDE/>
+              <w:autoSpaceDN/>
+              <w:bidi w:val="0"/>
+              <w:adjustRightInd/>
+              <w:snapToGrid/>
+              <w:spacing w:line="400" w:lineRule="exact"/>
+              <w:jc w:val="center"/>
+              <w:textAlignment w:val="auto"/>
+              <w:rPr>
+                <w:sz w:val="21"/>
+                <w:szCs w:val="21"/>
+              </w:rPr>
+            </w:pPr>
+            <w:r>
+              <w:rPr>
+                <w:rFonts w:hint="eastAsia"/>
+                <w:sz w:val="21"/>
+                <w:szCs w:val="21"/>
+              </w:rPr>
+              <w:t>功</w:t>
+            </w:r>
+            <w:r>
+              <w:rPr>
+                <w:rFonts w:hint="eastAsia"/>
+                <w:sz w:val="21"/>
+                <w:szCs w:val="21"/>
+                <w:lang w:val="en-US" w:eastAsia="zh-CN"/>
+              </w:rPr>
+              <w:t>率</w:t>
+            </w:r>
+            <w:r>
+              <w:rPr>
+                <w:sz w:val="21"/>
+                <w:szCs w:val="21"/>
+              </w:rPr>
+              <w:t>(</w:t>
+            </w:r>
+            <w:r>
+              <w:rPr>
+                <w:rFonts w:hint="eastAsia"/>
+                <w:sz w:val="21"/>
+                <w:szCs w:val="21"/>
+              </w:rPr>
+              <w:t>k</w:t>
+            </w:r>
+            <w:r>
+              <w:rPr>
+                <w:sz w:val="21"/>
+                <w:szCs w:val="21"/>
+              </w:rPr>
+              <w:t>W</w:t>
+            </w:r>
+            <w:r>
+              <w:rPr>
+                <w:rFonts w:hint="eastAsia"/>
+                <w:sz w:val="21"/>
+                <w:szCs w:val="21"/>
+              </w:rPr>
+              <w:t>/h</w:t>
+            </w:r>
+            <w:r>
+              <w:rPr>
+                <w:sz w:val="21"/>
+                <w:szCs w:val="21"/>
+              </w:rPr>
+              <w:t>)</w:t>
+            </w:r>
+          </w:p>
+        </w:tc>
+        <w:tc>
+          <w:tcPr>
+            <w:tcW w:w="1243" w:type="dxa"/>
+            <w:tcBorders>
+              <w:top w:val="single" w:color="auto" w:sz="12" w:space="0"/>
+              <w:bottom w:val="single" w:color="auto" w:sz="4" w:space="0"/>
+            </w:tcBorders>
+            <w:vAlign w:val="center"/>
+          </w:tcPr>
+          <w:p>
+            <w:pPr>
+              <w:keepNext w:val="0"/>
+              <w:keepLines w:val="0"/>
+              <w:pageBreakBefore w:val="0"/>
+              <w:widowControl w:val="0"/>
+              <w:kinsoku/>
+              <w:wordWrap/>
+              <w:overflowPunct/>
+              <w:topLinePunct w:val="0"/>
+              <w:autoSpaceDE/>
+              <w:autoSpaceDN/>
+              <w:bidi w:val="0"/>
+              <w:adjustRightInd/>
+              <w:snapToGrid/>
+              <w:spacing w:line="400" w:lineRule="exact"/>
+              <w:jc w:val="center"/>
+              <w:textAlignment w:val="auto"/>
+              <w:rPr>
+                <w:rFonts w:hint="eastAsia" w:eastAsia="宋体"/>
+                <w:sz w:val="21"/>
+                <w:szCs w:val="21"/>
+                <w:lang w:eastAsia="zh-CN"/>
+              </w:rPr>
+            </w:pPr>
+            <w:r>
+              <w:rPr>
+                <w:rFonts w:hint="eastAsia"/>
+                <w:sz w:val="21"/>
+                <w:szCs w:val="21"/>
+              </w:rPr>
+              <w:t>产量</w:t>
+            </w:r>
+            <w:r>
+              <w:rPr>
+                <w:rFonts w:hint="eastAsia"/>
+                <w:sz w:val="21"/>
+                <w:szCs w:val="21"/>
+                <w:lang w:val="en-US" w:eastAsia="zh-CN"/>
+              </w:rPr>
+              <w:t>(</w:t>
+            </w:r>
+            <w:r>
+              <w:rPr>
+                <w:rFonts w:hint="eastAsia"/>
+                <w:sz w:val="21"/>
+                <w:szCs w:val="21"/>
+              </w:rPr>
+              <w:t>t/h</w:t>
+            </w:r>
+            <w:r>
+              <w:rPr>
+                <w:rFonts w:hint="eastAsia"/>
+                <w:sz w:val="21"/>
+                <w:szCs w:val="21"/>
+                <w:lang w:val="en-US" w:eastAsia="zh-CN"/>
+              </w:rPr>
+              <w:t>)</w:t>
+            </w:r>
+          </w:p>
+        </w:tc>
+        <w:tc>
+          <w:tcPr>
+            <w:tcW w:w="1074" w:type="dxa"/>
+            <w:tcBorders>
+              <w:top w:val="single" w:color="auto" w:sz="12" w:space="0"/>
+              <w:bottom w:val="single" w:color="auto" w:sz="4" w:space="0"/>
+            </w:tcBorders>
+            <w:vAlign w:val="center"/>
+          </w:tcPr>
+          <w:p>
+            <w:pPr>
+              <w:keepNext w:val="0"/>
+              <w:keepLines w:val="0"/>
+              <w:pageBreakBefore w:val="0"/>
+              <w:widowControl w:val="0"/>
+              <w:kinsoku/>
+              <w:wordWrap/>
+              <w:overflowPunct/>
+              <w:topLinePunct w:val="0"/>
+              <w:autoSpaceDE/>
+              <w:autoSpaceDN/>
+              <w:bidi w:val="0"/>
+              <w:adjustRightInd/>
+              <w:snapToGrid/>
+              <w:spacing w:line="400" w:lineRule="exact"/>
+              <w:jc w:val="center"/>
+              <w:textAlignment w:val="auto"/>
+              <w:rPr>
+                <w:sz w:val="21"/>
+                <w:szCs w:val="21"/>
+              </w:rPr>
+            </w:pPr>
+            <w:r>
+              <w:rPr>
+                <w:rFonts w:hint="eastAsia"/>
+                <w:sz w:val="21"/>
+                <w:szCs w:val="21"/>
+              </w:rPr>
+              <w:t>数量(台)</w:t>
             </w:r>
           </w:p>
         </w:tc>
@@ -14495,165 +14799,22 @@
           </w:tcPr>
           <w:p>
             <w:pPr>
-              <w:spacing w:line="400" w:lineRule="exact"/>
-              <w:jc w:val="center"/>
-              <w:rPr>
-                <w:sz w:val="21"/>
-                <w:szCs w:val="21"/>
-              </w:rPr>
-            </w:pPr>
-            <w:r>
-              <w:rPr>
-                <w:rFonts w:hint="eastAsia"/>
-                <w:sz w:val="21"/>
-                <w:szCs w:val="21"/>
-              </w:rPr>
-              <w:t>功率</w:t>
-            </w:r>
-            <w:r>
-              <w:rPr>
-                <w:sz w:val="21"/>
-                <w:szCs w:val="21"/>
-              </w:rPr>
-              <w:t xml:space="preserve"> (</w:t>
-            </w:r>
-            <w:r>
-              <w:rPr>
-                <w:rFonts w:hint="eastAsia"/>
-                <w:sz w:val="21"/>
-                <w:szCs w:val="21"/>
-              </w:rPr>
-              <w:t>k</w:t>
-            </w:r>
-            <w:r>
-              <w:rPr>
-                <w:sz w:val="21"/>
-                <w:szCs w:val="21"/>
-              </w:rPr>
-              <w:t>W</w:t>
-            </w:r>
-            <w:r>
-              <w:rPr>
-                <w:rFonts w:hint="eastAsia"/>
-                <w:sz w:val="21"/>
-                <w:szCs w:val="21"/>
-              </w:rPr>
-              <w:t>/h</w:t>
-            </w:r>
-            <w:r>
-              <w:rPr>
-                <w:sz w:val="21"/>
-                <w:szCs w:val="21"/>
-              </w:rPr>
-              <w:t>)</w:t>
-            </w:r>
-          </w:p>
-        </w:tc>
-        <w:tc>
-          <w:tcPr>
-            <w:tcW w:w="1243" w:type="dxa"/>
-            <w:tcBorders>
-              <w:top w:val="single" w:color="auto" w:sz="12" w:space="0"/>
-              <w:bottom w:val="single" w:color="auto" w:sz="4" w:space="0"/>
-            </w:tcBorders>
-            <w:vAlign w:val="center"/>
-          </w:tcPr>
-          <w:p>
-            <w:pPr>
-              <w:spacing w:line="400" w:lineRule="exact"/>
-              <w:jc w:val="center"/>
-              <w:rPr>
-                <w:sz w:val="21"/>
-                <w:szCs w:val="21"/>
-              </w:rPr>
-            </w:pPr>
-            <w:r>
-              <w:rPr>
-                <w:rFonts w:hint="eastAsia"/>
-                <w:sz w:val="21"/>
-                <w:szCs w:val="21"/>
-              </w:rPr>
-              <w:t>产量</w:t>
-            </w:r>
-          </w:p>
-          <w:p>
-            <w:pPr>
-              <w:spacing w:line="400" w:lineRule="exact"/>
-              <w:jc w:val="center"/>
-              <w:rPr>
-                <w:sz w:val="21"/>
-                <w:szCs w:val="21"/>
-              </w:rPr>
-            </w:pPr>
-            <w:r>
-              <w:rPr>
-                <w:rFonts w:hint="eastAsia"/>
-                <w:sz w:val="21"/>
-                <w:szCs w:val="21"/>
-              </w:rPr>
-              <w:t>（t/h）</w:t>
-            </w:r>
-          </w:p>
-        </w:tc>
-        <w:tc>
-          <w:tcPr>
-            <w:tcW w:w="1074" w:type="dxa"/>
-            <w:tcBorders>
-              <w:top w:val="single" w:color="auto" w:sz="12" w:space="0"/>
-              <w:bottom w:val="single" w:color="auto" w:sz="4" w:space="0"/>
-            </w:tcBorders>
-            <w:vAlign w:val="center"/>
-          </w:tcPr>
-          <w:p>
-            <w:pPr>
-              <w:spacing w:line="400" w:lineRule="exact"/>
-              <w:jc w:val="center"/>
-              <w:rPr>
-                <w:sz w:val="21"/>
-                <w:szCs w:val="21"/>
-              </w:rPr>
-            </w:pPr>
-            <w:r>
-              <w:rPr>
-                <w:rFonts w:hint="eastAsia"/>
-                <w:sz w:val="21"/>
-                <w:szCs w:val="21"/>
-              </w:rPr>
-              <w:t>数量(台)</w:t>
-            </w:r>
-          </w:p>
-        </w:tc>
-        <w:tc>
-          <w:tcPr>
-            <w:tcW w:w="1143" w:type="dxa"/>
-            <w:tcBorders>
-              <w:top w:val="single" w:color="auto" w:sz="12" w:space="0"/>
-              <w:bottom w:val="single" w:color="auto" w:sz="4" w:space="0"/>
-            </w:tcBorders>
-            <w:vAlign w:val="center"/>
-          </w:tcPr>
-          <w:p>
-            <w:pPr>
-              <w:spacing w:line="400" w:lineRule="exact"/>
-              <w:jc w:val="center"/>
-              <w:rPr>
-                <w:sz w:val="21"/>
-                <w:szCs w:val="21"/>
-              </w:rPr>
-            </w:pPr>
-            <w:r>
-              <w:rPr>
-                <w:rFonts w:hint="eastAsia"/>
-                <w:sz w:val="21"/>
-                <w:szCs w:val="21"/>
-              </w:rPr>
-              <w:t>单价</w:t>
-            </w:r>
-          </w:p>
-          <w:p>
-            <w:pPr>
-              <w:spacing w:line="400" w:lineRule="exact"/>
-              <w:jc w:val="center"/>
+              <w:keepNext w:val="0"/>
+              <w:keepLines w:val="0"/>
+              <w:pageBreakBefore w:val="0"/>
+              <w:widowControl w:val="0"/>
+              <w:kinsoku/>
+              <w:wordWrap/>
+              <w:overflowPunct/>
+              <w:topLinePunct w:val="0"/>
+              <w:autoSpaceDE/>
+              <w:autoSpaceDN/>
+              <w:bidi w:val="0"/>
+              <w:adjustRightInd/>
+              <w:snapToGrid/>
+              <w:spacing w:line="400" w:lineRule="exact"/>
+              <w:jc w:val="center"/>
+              <w:textAlignment w:val="auto"/>
               <w:rPr>
                 <w:color w:val="C00000"/>
                 <w:sz w:val="21"/>
@@ -14666,7 +14827,7 @@
                 <w:sz w:val="21"/>
                 <w:szCs w:val="21"/>
               </w:rPr>
-              <w:t>(万)</w:t>
+              <w:t>单价(万)</w:t>
             </w:r>
           </w:p>
         </w:tc>
@@ -14681,26 +14842,22 @@
           </w:tcPr>
           <w:p>
             <w:pPr>
-              <w:spacing w:line="400" w:lineRule="exact"/>
-              <w:jc w:val="center"/>
-              <w:rPr>
-                <w:sz w:val="21"/>
-                <w:szCs w:val="21"/>
-              </w:rPr>
-            </w:pPr>
-            <w:r>
-              <w:rPr>
-                <w:rFonts w:hint="eastAsia"/>
-                <w:sz w:val="21"/>
-                <w:szCs w:val="21"/>
-              </w:rPr>
-              <w:t>总价</w:t>
-            </w:r>
-          </w:p>
-          <w:p>
-            <w:pPr>
-              <w:spacing w:line="400" w:lineRule="exact"/>
-              <w:jc w:val="center"/>
+              <w:keepNext w:val="0"/>
+              <w:keepLines w:val="0"/>
+              <w:pageBreakBefore w:val="0"/>
+              <w:widowControl w:val="0"/>
+              <w:kinsoku/>
+              <w:wordWrap/>
+              <w:overflowPunct/>
+              <w:topLinePunct w:val="0"/>
+              <w:autoSpaceDE/>
+              <w:autoSpaceDN/>
+              <w:bidi w:val="0"/>
+              <w:adjustRightInd/>
+              <w:snapToGrid/>
+              <w:spacing w:line="400" w:lineRule="exact"/>
+              <w:jc w:val="center"/>
+              <w:textAlignment w:val="auto"/>
               <w:rPr>
                 <w:color w:val="C00000"/>
                 <w:sz w:val="21"/>
@@ -14713,7 +14870,7 @@
                 <w:sz w:val="21"/>
                 <w:szCs w:val="21"/>
               </w:rPr>
-              <w:t>(万)</w:t>
+              <w:t>总价(万)</w:t>
             </w:r>
           </w:p>
         </w:tc>
@@ -14744,6 +14901,8 @@
             <w:tcW w:w="1657" w:type="dxa"/>
             <w:tcBorders>
               <w:top w:val="single" w:color="auto" w:sz="4" w:space="0"/>
+              <w:bottom w:val="nil"/>
+              <w:right w:val="nil"/>
             </w:tcBorders>
             <w:vAlign w:val="center"/>
           </w:tcPr>
@@ -14773,9 +14932,12 @@
         </w:tc>
         <w:tc>
           <w:tcPr>
-            <w:tcW w:w="1599" w:type="dxa"/>
+            <w:tcW w:w="1479" w:type="dxa"/>
             <w:tcBorders>
               <w:top w:val="single" w:color="auto" w:sz="4" w:space="0"/>
+              <w:left w:val="nil"/>
+              <w:bottom w:val="nil"/>
+              <w:right w:val="nil"/>
             </w:tcBorders>
             <w:vAlign w:val="center"/>
           </w:tcPr>
@@ -14800,6 +14962,122 @@
                 <w:lang w:val="en-US" w:eastAsia="zh-CN"/>
               </w:rPr>
               <w:t>WNG-30</w:t>
+            </w:r>
+          </w:p>
+        </w:tc>
+        <w:tc>
+          <w:tcPr>
+            <w:tcW w:w="1263" w:type="dxa"/>
+            <w:tcBorders>
+              <w:top w:val="single" w:color="auto" w:sz="4" w:space="0"/>
+              <w:left w:val="nil"/>
+              <w:bottom w:val="nil"/>
+              <w:right w:val="nil"/>
+            </w:tcBorders>
+            <w:vAlign w:val="center"/>
+          </w:tcPr>
+          <w:p>
+            <w:pPr>
+              <w:spacing w:line="400" w:lineRule="exact"/>
+              <w:jc w:val="center"/>
+              <w:rPr>
+                <w:rFonts w:hint="default" w:eastAsia="宋体"/>
+                <w:color w:val="000000"/>
+                <w:sz w:val="21"/>
+                <w:szCs w:val="21"/>
+                <w:lang w:val="en-US" w:eastAsia="zh-CN"/>
+              </w:rPr>
+            </w:pPr>
+            <w:r>
+              <w:rPr>
+                <w:rFonts w:hint="eastAsia"/>
+                <w:color w:val="000000"/>
+                <w:sz w:val="21"/>
+                <w:szCs w:val="21"/>
+                <w:lang w:val="en-US" w:eastAsia="zh-CN"/>
+              </w:rPr>
+              <w:t>5.5</w:t>
+            </w:r>
+          </w:p>
+        </w:tc>
+        <w:tc>
+          <w:tcPr>
+            <w:tcW w:w="1243" w:type="dxa"/>
+            <w:tcBorders>
+              <w:top w:val="single" w:color="auto" w:sz="4" w:space="0"/>
+              <w:left w:val="nil"/>
+              <w:bottom w:val="nil"/>
+              <w:right w:val="nil"/>
+            </w:tcBorders>
+            <w:vAlign w:val="center"/>
+          </w:tcPr>
+          <w:p>
+            <w:pPr>
+              <w:spacing w:line="400" w:lineRule="exact"/>
+              <w:jc w:val="center"/>
+              <w:rPr>
+                <w:rFonts w:hint="default" w:eastAsia="宋体"/>
+                <w:color w:val="000000"/>
+                <w:sz w:val="21"/>
+                <w:szCs w:val="21"/>
+                <w:lang w:val="en-US" w:eastAsia="zh-CN"/>
+              </w:rPr>
+            </w:pPr>
+            <w:r>
+              <w:rPr>
+                <w:rFonts w:hint="eastAsia"/>
+                <w:color w:val="000000"/>
+                <w:sz w:val="21"/>
+                <w:szCs w:val="21"/>
+                <w:lang w:val="en-US" w:eastAsia="zh-CN"/>
+              </w:rPr>
+              <w:t>30m</w:t>
+            </w:r>
+            <w:r>
+              <w:rPr>
+                <w:rFonts w:hint="eastAsia"/>
+                <w:color w:val="000000"/>
+                <w:sz w:val="21"/>
+                <w:szCs w:val="21"/>
+                <w:vertAlign w:val="superscript"/>
+                <w:lang w:val="en-US" w:eastAsia="zh-CN"/>
+              </w:rPr>
+              <w:t>3</w:t>
+            </w:r>
+          </w:p>
+        </w:tc>
+        <w:tc>
+          <w:tcPr>
+            <w:tcW w:w="1074" w:type="dxa"/>
+            <w:tcBorders>
+              <w:top w:val="single" w:color="auto" w:sz="4" w:space="0"/>
+              <w:left w:val="nil"/>
+              <w:bottom w:val="nil"/>
+              <w:right w:val="nil"/>
+            </w:tcBorders>
+            <w:vAlign w:val="center"/>
+          </w:tcPr>
+          <w:p>
+            <w:pPr>
+              <w:spacing w:line="400" w:lineRule="exact"/>
+              <w:jc w:val="center"/>
+              <w:rPr>
+                <w:rFonts w:hint="default" w:eastAsia="宋体"/>
+                <w:color w:val="000000"/>
+                <w:sz w:val="21"/>
+                <w:szCs w:val="21"/>
+                <w:lang w:val="en-US" w:eastAsia="zh-CN"/>
+              </w:rPr>
+            </w:pPr>
+            <w:r>
+              <w:rPr>
+                <w:rFonts w:hint="eastAsia"/>
+                <w:color w:val="000000"/>
+                <w:sz w:val="21"/>
+                <w:szCs w:val="21"/>
+                <w:lang w:val="en-US" w:eastAsia="zh-CN"/>
+              </w:rPr>
+              <w:t>2</w:t>
             </w:r>
           </w:p>
         </w:tc>
@@ -14808,113 +15086,9 @@
             <w:tcW w:w="1143" w:type="dxa"/>
             <w:tcBorders>
               <w:top w:val="single" w:color="auto" w:sz="4" w:space="0"/>
-            </w:tcBorders>
-            <w:vAlign w:val="center"/>
-          </w:tcPr>
-          <w:p>
-            <w:pPr>
-              <w:spacing w:line="400" w:lineRule="exact"/>
-              <w:jc w:val="center"/>
-              <w:rPr>
-                <w:rFonts w:hint="default" w:eastAsia="宋体"/>
-                <w:color w:val="000000"/>
-                <w:sz w:val="21"/>
-                <w:szCs w:val="21"/>
-                <w:lang w:val="en-US" w:eastAsia="zh-CN"/>
-              </w:rPr>
-            </w:pPr>
-            <w:r>
-              <w:rPr>
-                <w:rFonts w:hint="eastAsia"/>
-                <w:color w:val="000000"/>
-                <w:sz w:val="21"/>
-                <w:szCs w:val="21"/>
-                <w:lang w:val="en-US" w:eastAsia="zh-CN"/>
-              </w:rPr>
-              <w:t>5.5</w:t>
-            </w:r>
-          </w:p>
-        </w:tc>
-        <w:tc>
-          <w:tcPr>
-            <w:tcW w:w="1243" w:type="dxa"/>
-            <w:tcBorders>
-              <w:top w:val="single" w:color="auto" w:sz="4" w:space="0"/>
-            </w:tcBorders>
-            <w:vAlign w:val="center"/>
-          </w:tcPr>
-          <w:p>
-            <w:pPr>
-              <w:spacing w:line="400" w:lineRule="exact"/>
-              <w:jc w:val="center"/>
-              <w:rPr>
-                <w:rFonts w:hint="default" w:eastAsia="宋体"/>
-                <w:color w:val="000000"/>
-                <w:sz w:val="21"/>
-                <w:szCs w:val="21"/>
-                <w:lang w:val="en-US" w:eastAsia="zh-CN"/>
-              </w:rPr>
-            </w:pPr>
-            <w:r>
-              <w:rPr>
-                <w:rFonts w:hint="eastAsia"/>
-                <w:color w:val="000000"/>
-                <w:sz w:val="21"/>
-                <w:szCs w:val="21"/>
-                <w:lang w:val="en-US" w:eastAsia="zh-CN"/>
-              </w:rPr>
-              <w:t>30m</w:t>
-            </w:r>
-            <w:r>
-              <w:rPr>
-                <w:rFonts w:hint="eastAsia"/>
-                <w:color w:val="000000"/>
-                <w:sz w:val="21"/>
-                <w:szCs w:val="21"/>
-                <w:vertAlign w:val="superscript"/>
-                <w:lang w:val="en-US" w:eastAsia="zh-CN"/>
-              </w:rPr>
-              <w:t>3</w:t>
-            </w:r>
-          </w:p>
-        </w:tc>
-        <w:tc>
-          <w:tcPr>
-            <w:tcW w:w="1074" w:type="dxa"/>
-            <w:tcBorders>
-              <w:top w:val="single" w:color="auto" w:sz="4" w:space="0"/>
-            </w:tcBorders>
-            <w:vAlign w:val="center"/>
-          </w:tcPr>
-          <w:p>
-            <w:pPr>
-              <w:spacing w:line="400" w:lineRule="exact"/>
-              <w:jc w:val="center"/>
-              <w:rPr>
-                <w:rFonts w:hint="default" w:eastAsia="宋体"/>
-                <w:color w:val="000000"/>
-                <w:sz w:val="21"/>
-                <w:szCs w:val="21"/>
-                <w:lang w:val="en-US" w:eastAsia="zh-CN"/>
-              </w:rPr>
-            </w:pPr>
-            <w:r>
-              <w:rPr>
-                <w:rFonts w:hint="eastAsia"/>
-                <w:color w:val="000000"/>
-                <w:sz w:val="21"/>
-                <w:szCs w:val="21"/>
-                <w:lang w:val="en-US" w:eastAsia="zh-CN"/>
-              </w:rPr>
-              <w:t>2</w:t>
-            </w:r>
-          </w:p>
-        </w:tc>
-        <w:tc>
-          <w:tcPr>
-            <w:tcW w:w="1143" w:type="dxa"/>
-            <w:tcBorders>
-              <w:top w:val="single" w:color="auto" w:sz="4" w:space="0"/>
+              <w:left w:val="nil"/>
+              <w:bottom w:val="nil"/>
+              <w:right w:val="nil"/>
             </w:tcBorders>
             <w:vAlign w:val="center"/>
           </w:tcPr>
@@ -14947,6 +15121,8 @@
             <w:tcW w:w="1145" w:type="dxa"/>
             <w:tcBorders>
               <w:top w:val="single" w:color="auto" w:sz="4" w:space="0"/>
+              <w:left w:val="nil"/>
+              <w:bottom w:val="nil"/>
             </w:tcBorders>
             <w:vAlign w:val="center"/>
           </w:tcPr>
@@ -14971,6 +15147,528 @@
                 <w:lang w:val="en-US" w:eastAsia="zh-CN"/>
               </w:rPr>
               <w:t>24.0</w:t>
+            </w:r>
+          </w:p>
+        </w:tc>
+      </w:tr>
+      <w:tr>
+        <w:tblPrEx>
+          <w:tblBorders>
+            <w:top w:val="none" w:color="auto" w:sz="0" w:space="0"/>
+            <w:left w:val="none" w:color="auto" w:sz="0" w:space="0"/>
+            <w:bottom w:val="none" w:color="auto" w:sz="0" w:space="0"/>
+            <w:right w:val="none" w:color="auto" w:sz="0" w:space="0"/>
+            <w:insideH w:val="none" w:color="auto" w:sz="0" w:space="0"/>
+            <w:insideV w:val="none" w:color="auto" w:sz="0" w:space="0"/>
+          </w:tblBorders>
+          <w:tblCellMar>
+            <w:top w:w="0" w:type="dxa"/>
+            <w:left w:w="108" w:type="dxa"/>
+            <w:bottom w:w="0" w:type="dxa"/>
+            <w:right w:w="108" w:type="dxa"/>
+          </w:tblCellMar>
+        </w:tblPrEx>
+        <w:trPr>
+          <w:trHeight w:val="366" w:hRule="atLeast"/>
+          <w:jc w:val="center"/>
+        </w:trPr>
+        <w:tc>
+          <w:tcPr>
+            <w:tcW w:w="1657" w:type="dxa"/>
+            <w:tcBorders>
+              <w:top w:val="nil"/>
+              <w:bottom w:val="nil"/>
+              <w:right w:val="nil"/>
+            </w:tcBorders>
+            <w:vAlign w:val="center"/>
+          </w:tcPr>
+          <w:p>
+            <w:pPr>
+              <w:spacing w:line="400" w:lineRule="exact"/>
+              <w:jc w:val="center"/>
+              <w:rPr>
+                <w:rFonts w:hint="default"/>
+                <w:color w:val="000000"/>
+                <w:sz w:val="21"/>
+                <w:szCs w:val="21"/>
+                <w:lang w:val="en-US" w:eastAsia="zh-CN"/>
+              </w:rPr>
+            </w:pPr>
+            <w:r>
+              <w:rPr>
+                <w:rFonts w:hint="eastAsia"/>
+                <w:color w:val="000000"/>
+                <w:sz w:val="21"/>
+                <w:szCs w:val="21"/>
+                <w:lang w:val="en-US" w:eastAsia="zh-CN"/>
+              </w:rPr>
+              <w:t>离心净乳机</w:t>
+            </w:r>
+          </w:p>
+        </w:tc>
+        <w:tc>
+          <w:tcPr>
+            <w:tcW w:w="1479" w:type="dxa"/>
+            <w:tcBorders>
+              <w:top w:val="nil"/>
+              <w:left w:val="nil"/>
+              <w:bottom w:val="nil"/>
+              <w:right w:val="nil"/>
+            </w:tcBorders>
+            <w:vAlign w:val="center"/>
+          </w:tcPr>
+          <w:p>
+            <w:pPr>
+              <w:spacing w:line="400" w:lineRule="exact"/>
+              <w:jc w:val="center"/>
+              <w:rPr>
+                <w:rFonts w:hint="default"/>
+                <w:color w:val="000000"/>
+                <w:sz w:val="21"/>
+                <w:szCs w:val="21"/>
+                <w:lang w:val="en-US" w:eastAsia="zh-CN"/>
+              </w:rPr>
+            </w:pPr>
+            <w:r>
+              <w:rPr>
+                <w:rFonts w:hint="eastAsia"/>
+                <w:color w:val="000000"/>
+                <w:sz w:val="21"/>
+                <w:szCs w:val="21"/>
+                <w:lang w:val="en-US" w:eastAsia="zh-CN"/>
+              </w:rPr>
+              <w:t>MRJ-5000</w:t>
+            </w:r>
+          </w:p>
+        </w:tc>
+        <w:tc>
+          <w:tcPr>
+            <w:tcW w:w="1263" w:type="dxa"/>
+            <w:tcBorders>
+              <w:top w:val="nil"/>
+              <w:left w:val="nil"/>
+              <w:bottom w:val="nil"/>
+              <w:right w:val="nil"/>
+            </w:tcBorders>
+            <w:vAlign w:val="center"/>
+          </w:tcPr>
+          <w:p>
+            <w:pPr>
+              <w:spacing w:line="400" w:lineRule="exact"/>
+              <w:jc w:val="center"/>
+              <w:rPr>
+                <w:rFonts w:hint="default"/>
+                <w:color w:val="000000"/>
+                <w:sz w:val="21"/>
+                <w:szCs w:val="21"/>
+                <w:lang w:val="en-US" w:eastAsia="zh-CN"/>
+              </w:rPr>
+            </w:pPr>
+            <w:r>
+              <w:rPr>
+                <w:rFonts w:hint="eastAsia"/>
+                <w:color w:val="000000"/>
+                <w:sz w:val="21"/>
+                <w:szCs w:val="21"/>
+                <w:lang w:val="en-US" w:eastAsia="zh-CN"/>
+              </w:rPr>
+              <w:t>11.0</w:t>
+            </w:r>
+          </w:p>
+        </w:tc>
+        <w:tc>
+          <w:tcPr>
+            <w:tcW w:w="1243" w:type="dxa"/>
+            <w:tcBorders>
+              <w:top w:val="nil"/>
+              <w:left w:val="nil"/>
+              <w:bottom w:val="nil"/>
+              <w:right w:val="nil"/>
+            </w:tcBorders>
+            <w:vAlign w:val="center"/>
+          </w:tcPr>
+          <w:p>
+            <w:pPr>
+              <w:spacing w:line="400" w:lineRule="exact"/>
+              <w:jc w:val="center"/>
+              <w:rPr>
+                <w:rFonts w:hint="default"/>
+                <w:color w:val="000000"/>
+                <w:sz w:val="21"/>
+                <w:szCs w:val="21"/>
+                <w:lang w:val="en-US" w:eastAsia="zh-CN"/>
+              </w:rPr>
+            </w:pPr>
+            <w:r>
+              <w:rPr>
+                <w:rFonts w:hint="eastAsia"/>
+                <w:color w:val="000000"/>
+                <w:sz w:val="21"/>
+                <w:szCs w:val="21"/>
+                <w:lang w:val="en-US" w:eastAsia="zh-CN"/>
+              </w:rPr>
+              <w:t>5t/h</w:t>
+            </w:r>
+          </w:p>
+        </w:tc>
+        <w:tc>
+          <w:tcPr>
+            <w:tcW w:w="1074" w:type="dxa"/>
+            <w:tcBorders>
+              <w:top w:val="nil"/>
+              <w:left w:val="nil"/>
+              <w:bottom w:val="nil"/>
+              <w:right w:val="nil"/>
+            </w:tcBorders>
+            <w:vAlign w:val="center"/>
+          </w:tcPr>
+          <w:p>
+            <w:pPr>
+              <w:spacing w:line="400" w:lineRule="exact"/>
+              <w:jc w:val="center"/>
+              <w:rPr>
+                <w:rFonts w:hint="default"/>
+                <w:color w:val="000000"/>
+                <w:sz w:val="21"/>
+                <w:szCs w:val="21"/>
+                <w:lang w:val="en-US" w:eastAsia="zh-CN"/>
+              </w:rPr>
+            </w:pPr>
+            <w:r>
+              <w:rPr>
+                <w:rFonts w:hint="eastAsia"/>
+                <w:color w:val="000000"/>
+                <w:sz w:val="21"/>
+                <w:szCs w:val="21"/>
+                <w:lang w:val="en-US" w:eastAsia="zh-CN"/>
+              </w:rPr>
+              <w:t>1</w:t>
+            </w:r>
+          </w:p>
+        </w:tc>
+        <w:tc>
+          <w:tcPr>
+            <w:tcW w:w="1143" w:type="dxa"/>
+            <w:tcBorders>
+              <w:top w:val="nil"/>
+              <w:left w:val="nil"/>
+              <w:bottom w:val="nil"/>
+              <w:right w:val="nil"/>
+            </w:tcBorders>
+            <w:vAlign w:val="center"/>
+          </w:tcPr>
+          <w:p>
+            <w:pPr>
+              <w:spacing w:line="400" w:lineRule="exact"/>
+              <w:jc w:val="center"/>
+              <w:rPr>
+                <w:rFonts w:hint="default"/>
+                <w:color w:val="000000"/>
+                <w:sz w:val="21"/>
+                <w:szCs w:val="21"/>
+                <w:lang w:val="en-US" w:eastAsia="zh-CN"/>
+              </w:rPr>
+            </w:pPr>
+            <w:r>
+              <w:rPr>
+                <w:rFonts w:hint="eastAsia"/>
+                <w:color w:val="000000"/>
+                <w:sz w:val="21"/>
+                <w:szCs w:val="21"/>
+                <w:lang w:val="en-US" w:eastAsia="zh-CN"/>
+              </w:rPr>
+              <w:t>8.0</w:t>
+            </w:r>
+          </w:p>
+        </w:tc>
+        <w:tc>
+          <w:tcPr>
+            <w:tcW w:w="1145" w:type="dxa"/>
+            <w:tcBorders>
+              <w:top w:val="nil"/>
+              <w:left w:val="nil"/>
+              <w:bottom w:val="nil"/>
+            </w:tcBorders>
+            <w:vAlign w:val="center"/>
+          </w:tcPr>
+          <w:p>
+            <w:pPr>
+              <w:spacing w:line="400" w:lineRule="exact"/>
+              <w:jc w:val="center"/>
+              <w:rPr>
+                <w:rFonts w:hint="default"/>
+                <w:color w:val="000000"/>
+                <w:sz w:val="21"/>
+                <w:szCs w:val="21"/>
+                <w:lang w:val="en-US" w:eastAsia="zh-CN"/>
+              </w:rPr>
+            </w:pPr>
+            <w:r>
+              <w:rPr>
+                <w:rFonts w:hint="eastAsia"/>
+                <w:color w:val="000000"/>
+                <w:sz w:val="21"/>
+                <w:szCs w:val="21"/>
+                <w:lang w:val="en-US" w:eastAsia="zh-CN"/>
+              </w:rPr>
+              <w:t>8.0</w:t>
+            </w:r>
+          </w:p>
+        </w:tc>
+      </w:tr>
+      <w:tr>
+        <w:tblPrEx>
+          <w:tblBorders>
+            <w:top w:val="none" w:color="auto" w:sz="0" w:space="0"/>
+            <w:left w:val="none" w:color="auto" w:sz="0" w:space="0"/>
+            <w:bottom w:val="none" w:color="auto" w:sz="0" w:space="0"/>
+            <w:right w:val="none" w:color="auto" w:sz="0" w:space="0"/>
+            <w:insideH w:val="none" w:color="auto" w:sz="0" w:space="0"/>
+            <w:insideV w:val="none" w:color="auto" w:sz="0" w:space="0"/>
+          </w:tblBorders>
+          <w:tblCellMar>
+            <w:top w:w="0" w:type="dxa"/>
+            <w:left w:w="108" w:type="dxa"/>
+            <w:bottom w:w="0" w:type="dxa"/>
+            <w:right w:w="108" w:type="dxa"/>
+          </w:tblCellMar>
+        </w:tblPrEx>
+        <w:trPr>
+          <w:trHeight w:val="366" w:hRule="atLeast"/>
+          <w:jc w:val="center"/>
+        </w:trPr>
+        <w:tc>
+          <w:tcPr>
+            <w:tcW w:w="1657" w:type="dxa"/>
+            <w:tcBorders>
+              <w:top w:val="nil"/>
+            </w:tcBorders>
+            <w:vAlign w:val="center"/>
+          </w:tcPr>
+          <w:p>
+            <w:pPr>
+              <w:spacing w:line="400" w:lineRule="exact"/>
+              <w:jc w:val="center"/>
+              <w:rPr>
+                <w:rFonts w:hint="default"/>
+                <w:color w:val="000000"/>
+                <w:sz w:val="21"/>
+                <w:szCs w:val="21"/>
+                <w:lang w:val="en-US" w:eastAsia="zh-CN"/>
+              </w:rPr>
+            </w:pPr>
+            <w:r>
+              <w:rPr>
+                <w:rFonts w:hint="eastAsia"/>
+                <w:color w:val="000000"/>
+                <w:sz w:val="21"/>
+                <w:szCs w:val="21"/>
+                <w:lang w:val="en-US" w:eastAsia="zh-CN"/>
+              </w:rPr>
+              <w:t>标准化配料罐</w:t>
+            </w:r>
+          </w:p>
+        </w:tc>
+        <w:tc>
+          <w:tcPr>
+            <w:tcW w:w="1479" w:type="dxa"/>
+            <w:tcBorders>
+              <w:top w:val="nil"/>
+            </w:tcBorders>
+            <w:vAlign w:val="center"/>
+          </w:tcPr>
+          <w:p>
+            <w:pPr>
+              <w:spacing w:line="400" w:lineRule="exact"/>
+              <w:jc w:val="center"/>
+              <w:rPr>
+                <w:rFonts w:hint="default"/>
+                <w:color w:val="000000"/>
+                <w:sz w:val="21"/>
+                <w:szCs w:val="21"/>
+                <w:lang w:val="en-US" w:eastAsia="zh-CN"/>
+              </w:rPr>
+            </w:pPr>
+            <w:r>
+              <w:rPr>
+                <w:rFonts w:hint="eastAsia"/>
+                <w:color w:val="000000"/>
+                <w:sz w:val="21"/>
+                <w:szCs w:val="21"/>
+                <w:lang w:val="en-US" w:eastAsia="zh-CN"/>
+              </w:rPr>
+              <w:t>BZP-3</w:t>
+            </w:r>
+          </w:p>
+        </w:tc>
+        <w:tc>
+          <w:tcPr>
+            <w:tcW w:w="1263" w:type="dxa"/>
+            <w:tcBorders>
+              <w:top w:val="nil"/>
+            </w:tcBorders>
+            <w:vAlign w:val="center"/>
+          </w:tcPr>
+          <w:p>
+            <w:pPr>
+              <w:spacing w:line="400" w:lineRule="exact"/>
+              <w:jc w:val="center"/>
+              <w:rPr>
+                <w:rFonts w:hint="default"/>
+                <w:color w:val="000000"/>
+                <w:sz w:val="21"/>
+                <w:szCs w:val="21"/>
+                <w:lang w:val="en-US" w:eastAsia="zh-CN"/>
+              </w:rPr>
+            </w:pPr>
+            <w:r>
+              <w:rPr>
+                <w:rFonts w:hint="eastAsia"/>
+                <w:color w:val="000000"/>
+                <w:sz w:val="21"/>
+                <w:szCs w:val="21"/>
+                <w:lang w:val="en-US" w:eastAsia="zh-CN"/>
+              </w:rPr>
+              <w:t>3.0</w:t>
+            </w:r>
+          </w:p>
+        </w:tc>
+        <w:tc>
+          <w:tcPr>
+            <w:tcW w:w="1243" w:type="dxa"/>
+            <w:tcBorders>
+              <w:top w:val="nil"/>
+            </w:tcBorders>
+            <w:vAlign w:val="center"/>
+          </w:tcPr>
+          <w:p>
+            <w:pPr>
+              <w:spacing w:line="400" w:lineRule="exact"/>
+              <w:jc w:val="center"/>
+              <w:rPr>
+                <w:rFonts w:hint="default"/>
+                <w:color w:val="000000"/>
+                <w:sz w:val="21"/>
+                <w:szCs w:val="21"/>
+                <w:lang w:val="en-US" w:eastAsia="zh-CN"/>
+              </w:rPr>
+            </w:pPr>
+            <w:r>
+              <w:rPr>
+                <w:rFonts w:hint="eastAsia"/>
+                <w:color w:val="000000"/>
+                <w:sz w:val="21"/>
+                <w:szCs w:val="21"/>
+                <w:lang w:val="en-US" w:eastAsia="zh-CN"/>
+              </w:rPr>
+              <w:t>3m</w:t>
+            </w:r>
+            <w:r>
+              <w:rPr>
+                <w:rFonts w:hint="eastAsia"/>
+                <w:color w:val="000000"/>
+                <w:sz w:val="21"/>
+                <w:szCs w:val="21"/>
+                <w:vertAlign w:val="superscript"/>
+                <w:lang w:val="en-US" w:eastAsia="zh-CN"/>
+              </w:rPr>
+              <w:t>3</w:t>
+            </w:r>
+          </w:p>
+        </w:tc>
+        <w:tc>
+          <w:tcPr>
+            <w:tcW w:w="1074" w:type="dxa"/>
+            <w:tcBorders>
+              <w:top w:val="nil"/>
+            </w:tcBorders>
+            <w:vAlign w:val="center"/>
+          </w:tcPr>
+          <w:p>
+            <w:pPr>
+              <w:spacing w:line="400" w:lineRule="exact"/>
+              <w:jc w:val="center"/>
+              <w:rPr>
+                <w:rFonts w:hint="default"/>
+                <w:color w:val="000000"/>
+                <w:sz w:val="21"/>
+                <w:szCs w:val="21"/>
+                <w:lang w:val="en-US" w:eastAsia="zh-CN"/>
+              </w:rPr>
+            </w:pPr>
+            <w:r>
+              <w:rPr>
+                <w:rFonts w:hint="eastAsia"/>
+                <w:color w:val="000000"/>
+                <w:sz w:val="21"/>
+                <w:szCs w:val="21"/>
+                <w:lang w:val="en-US" w:eastAsia="zh-CN"/>
+              </w:rPr>
+              <w:t>1</w:t>
+            </w:r>
+          </w:p>
+        </w:tc>
+        <w:tc>
+          <w:tcPr>
+            <w:tcW w:w="1143" w:type="dxa"/>
+            <w:tcBorders>
+              <w:top w:val="nil"/>
+            </w:tcBorders>
+            <w:vAlign w:val="center"/>
+          </w:tcPr>
+          <w:p>
+            <w:pPr>
+              <w:spacing w:line="400" w:lineRule="exact"/>
+              <w:jc w:val="center"/>
+              <w:rPr>
+                <w:rFonts w:hint="default"/>
+                <w:color w:val="000000"/>
+                <w:sz w:val="21"/>
+                <w:szCs w:val="21"/>
+                <w:lang w:val="en-US" w:eastAsia="zh-CN"/>
+              </w:rPr>
+            </w:pPr>
+            <w:r>
+              <w:rPr>
+                <w:rFonts w:hint="eastAsia"/>
+                <w:color w:val="000000"/>
+                <w:sz w:val="21"/>
+                <w:szCs w:val="21"/>
+                <w:lang w:val="en-US" w:eastAsia="zh-CN"/>
+              </w:rPr>
+              <w:t>6.5</w:t>
+            </w:r>
+          </w:p>
+        </w:tc>
+        <w:tc>
+          <w:tcPr>
+            <w:tcW w:w="1145" w:type="dxa"/>
+            <w:tcBorders>
+              <w:top w:val="nil"/>
+            </w:tcBorders>
+            <w:vAlign w:val="center"/>
+          </w:tcPr>
+          <w:p>
+            <w:pPr>
+              <w:spacing w:line="400" w:lineRule="exact"/>
+              <w:jc w:val="center"/>
+              <w:rPr>
+                <w:rFonts w:hint="default"/>
+                <w:color w:val="000000"/>
+                <w:sz w:val="21"/>
+                <w:szCs w:val="21"/>
+                <w:lang w:val="en-US" w:eastAsia="zh-CN"/>
+              </w:rPr>
+            </w:pPr>
+            <w:r>
+              <w:rPr>
+                <w:rFonts w:hint="eastAsia"/>
+                <w:color w:val="000000"/>
+                <w:sz w:val="21"/>
+                <w:szCs w:val="21"/>
+                <w:lang w:val="en-US" w:eastAsia="zh-CN"/>
+              </w:rPr>
+              <w:t>6.5</w:t>
             </w:r>
           </w:p>
         </w:tc>
@@ -15024,7 +15722,7 @@
         </w:tc>
         <w:tc>
           <w:tcPr>
-            <w:tcW w:w="1599" w:type="dxa"/>
+            <w:tcW w:w="1479" w:type="dxa"/>
             <w:vAlign w:val="center"/>
           </w:tcPr>
           <w:p>
@@ -15053,7 +15751,7 @@
         </w:tc>
         <w:tc>
           <w:tcPr>
-            <w:tcW w:w="1143" w:type="dxa"/>
+            <w:tcW w:w="1263" w:type="dxa"/>
             <w:vAlign w:val="center"/>
           </w:tcPr>
           <w:p>
@@ -15243,7 +15941,7 @@
         </w:tc>
         <w:tc>
           <w:tcPr>
-            <w:tcW w:w="1599" w:type="dxa"/>
+            <w:tcW w:w="1479" w:type="dxa"/>
             <w:vAlign w:val="center"/>
           </w:tcPr>
           <w:p>
@@ -15266,13 +15964,13 @@
                 <w:szCs w:val="21"/>
                 <w:lang w:val="en-US" w:eastAsia="zh-CN"/>
               </w:rPr>
-              <w:t>BR0.8</w:t>
-            </w:r>
-          </w:p>
-        </w:tc>
-        <w:tc>
-          <w:tcPr>
-            <w:tcW w:w="1143" w:type="dxa"/>
+              <w:t>BR-0.8</w:t>
+            </w:r>
+          </w:p>
+        </w:tc>
+        <w:tc>
+          <w:tcPr>
+            <w:tcW w:w="1263" w:type="dxa"/>
             <w:vAlign w:val="center"/>
           </w:tcPr>
           <w:p>
@@ -15464,7 +16162,7 @@
         </w:tc>
         <w:tc>
           <w:tcPr>
-            <w:tcW w:w="1599" w:type="dxa"/>
+            <w:tcW w:w="1479" w:type="dxa"/>
             <w:vAlign w:val="center"/>
           </w:tcPr>
           <w:p>
@@ -15493,7 +16191,7 @@
         </w:tc>
         <w:tc>
           <w:tcPr>
-            <w:tcW w:w="1143" w:type="dxa"/>
+            <w:tcW w:w="1263" w:type="dxa"/>
             <w:vAlign w:val="center"/>
           </w:tcPr>
           <w:p>
@@ -15698,7 +16396,7 @@
         </w:tc>
         <w:tc>
           <w:tcPr>
-            <w:tcW w:w="1599" w:type="dxa"/>
+            <w:tcW w:w="1479" w:type="dxa"/>
             <w:vAlign w:val="center"/>
           </w:tcPr>
           <w:p>
@@ -15727,7 +16425,7 @@
         </w:tc>
         <w:tc>
           <w:tcPr>
-            <w:tcW w:w="1143" w:type="dxa"/>
+            <w:tcW w:w="1263" w:type="dxa"/>
             <w:vAlign w:val="center"/>
           </w:tcPr>
           <w:p>
@@ -15867,6 +16565,231 @@
                 <w:lang w:val="en-US" w:eastAsia="zh-CN"/>
               </w:rPr>
               <w:t>3.5</w:t>
+            </w:r>
+          </w:p>
+        </w:tc>
+      </w:tr>
+      <w:tr>
+        <w:tblPrEx>
+          <w:tblBorders>
+            <w:top w:val="none" w:color="auto" w:sz="0" w:space="0"/>
+            <w:left w:val="none" w:color="auto" w:sz="0" w:space="0"/>
+            <w:bottom w:val="none" w:color="auto" w:sz="0" w:space="0"/>
+            <w:right w:val="none" w:color="auto" w:sz="0" w:space="0"/>
+            <w:insideH w:val="none" w:color="auto" w:sz="0" w:space="0"/>
+            <w:insideV w:val="none" w:color="auto" w:sz="0" w:space="0"/>
+          </w:tblBorders>
+          <w:tblCellMar>
+            <w:top w:w="0" w:type="dxa"/>
+            <w:left w:w="108" w:type="dxa"/>
+            <w:bottom w:w="0" w:type="dxa"/>
+            <w:right w:w="108" w:type="dxa"/>
+          </w:tblCellMar>
+        </w:tblPrEx>
+        <w:trPr>
+          <w:trHeight w:val="353" w:hRule="atLeast"/>
+          <w:jc w:val="center"/>
+        </w:trPr>
+        <w:tc>
+          <w:tcPr>
+            <w:tcW w:w="1657" w:type="dxa"/>
+            <w:vAlign w:val="center"/>
+          </w:tcPr>
+          <w:p>
+            <w:pPr>
+              <w:spacing w:line="400" w:lineRule="exact"/>
+              <w:jc w:val="center"/>
+              <w:rPr>
+                <w:rFonts w:hint="default"/>
+                <w:color w:val="000000"/>
+                <w:sz w:val="21"/>
+                <w:szCs w:val="21"/>
+                <w:lang w:val="en-US" w:eastAsia="zh-CN"/>
+              </w:rPr>
+            </w:pPr>
+            <w:r>
+              <w:rPr>
+                <w:rFonts w:hint="eastAsia"/>
+                <w:color w:val="000000"/>
+                <w:sz w:val="21"/>
+                <w:szCs w:val="21"/>
+                <w:lang w:val="en-US" w:eastAsia="zh-CN"/>
+              </w:rPr>
+              <w:t>带式提升机</w:t>
+            </w:r>
+          </w:p>
+        </w:tc>
+        <w:tc>
+          <w:tcPr>
+            <w:tcW w:w="1479" w:type="dxa"/>
+            <w:vAlign w:val="center"/>
+          </w:tcPr>
+          <w:p>
+            <w:pPr>
+              <w:spacing w:line="400" w:lineRule="exact"/>
+              <w:jc w:val="center"/>
+              <w:rPr>
+                <w:rFonts w:hint="default"/>
+                <w:color w:val="000000"/>
+                <w:sz w:val="21"/>
+                <w:szCs w:val="21"/>
+                <w:lang w:val="en-US" w:eastAsia="zh-CN"/>
+              </w:rPr>
+            </w:pPr>
+            <w:r>
+              <w:rPr>
+                <w:rFonts w:hint="eastAsia"/>
+                <w:color w:val="000000"/>
+                <w:sz w:val="21"/>
+                <w:szCs w:val="21"/>
+                <w:lang w:val="en-US" w:eastAsia="zh-CN"/>
+              </w:rPr>
+              <w:t>DT-500</w:t>
+            </w:r>
+          </w:p>
+        </w:tc>
+        <w:tc>
+          <w:tcPr>
+            <w:tcW w:w="1263" w:type="dxa"/>
+            <w:vAlign w:val="center"/>
+          </w:tcPr>
+          <w:p>
+            <w:pPr>
+              <w:spacing w:line="400" w:lineRule="exact"/>
+              <w:jc w:val="center"/>
+              <w:rPr>
+                <w:rFonts w:hint="default"/>
+                <w:color w:val="000000"/>
+                <w:sz w:val="21"/>
+                <w:szCs w:val="21"/>
+                <w:lang w:val="en-US" w:eastAsia="zh-CN"/>
+              </w:rPr>
+            </w:pPr>
+            <w:r>
+              <w:rPr>
+                <w:rFonts w:hint="eastAsia"/>
+                <w:color w:val="000000"/>
+                <w:sz w:val="21"/>
+                <w:szCs w:val="21"/>
+                <w:lang w:val="en-US" w:eastAsia="zh-CN"/>
+              </w:rPr>
+              <w:t>1.5</w:t>
+            </w:r>
+          </w:p>
+        </w:tc>
+        <w:tc>
+          <w:tcPr>
+            <w:tcW w:w="1243" w:type="dxa"/>
+            <w:vAlign w:val="center"/>
+          </w:tcPr>
+          <w:p>
+            <w:pPr>
+              <w:spacing w:line="400" w:lineRule="exact"/>
+              <w:jc w:val="center"/>
+              <w:rPr>
+                <w:rFonts w:hint="default"/>
+                <w:color w:val="000000"/>
+                <w:sz w:val="21"/>
+                <w:szCs w:val="21"/>
+                <w:lang w:val="en-US" w:eastAsia="zh-CN"/>
+              </w:rPr>
+            </w:pPr>
+            <w:r>
+              <w:rPr>
+                <w:rFonts w:hint="eastAsia"/>
+                <w:color w:val="000000"/>
+                <w:sz w:val="21"/>
+                <w:szCs w:val="21"/>
+                <w:lang w:val="en-US" w:eastAsia="zh-CN"/>
+              </w:rPr>
+              <w:t>1t/h</w:t>
+            </w:r>
+          </w:p>
+        </w:tc>
+        <w:tc>
+          <w:tcPr>
+            <w:tcW w:w="1074" w:type="dxa"/>
+            <w:vAlign w:val="center"/>
+          </w:tcPr>
+          <w:p>
+            <w:pPr>
+              <w:spacing w:line="400" w:lineRule="exact"/>
+              <w:jc w:val="center"/>
+              <w:rPr>
+                <w:rFonts w:hint="default"/>
+                <w:color w:val="000000"/>
+                <w:sz w:val="21"/>
+                <w:szCs w:val="21"/>
+                <w:lang w:val="en-US" w:eastAsia="zh-CN"/>
+              </w:rPr>
+            </w:pPr>
+            <w:r>
+              <w:rPr>
+                <w:rFonts w:hint="eastAsia"/>
+                <w:color w:val="000000"/>
+                <w:sz w:val="21"/>
+                <w:szCs w:val="21"/>
+                <w:lang w:val="en-US" w:eastAsia="zh-CN"/>
+              </w:rPr>
+              <w:t>1</w:t>
+            </w:r>
+          </w:p>
+        </w:tc>
+        <w:tc>
+          <w:tcPr>
+            <w:tcW w:w="1143" w:type="dxa"/>
+            <w:vAlign w:val="center"/>
+          </w:tcPr>
+          <w:p>
+            <w:pPr>
+              <w:spacing w:line="400" w:lineRule="exact"/>
+              <w:jc w:val="center"/>
+              <w:rPr>
+                <w:rFonts w:hint="default"/>
+                <w:color w:val="000000"/>
+                <w:sz w:val="21"/>
+                <w:szCs w:val="21"/>
+                <w:lang w:val="en-US" w:eastAsia="zh-CN"/>
+              </w:rPr>
+            </w:pPr>
+            <w:r>
+              <w:rPr>
+                <w:rFonts w:hint="eastAsia"/>
+                <w:color w:val="000000"/>
+                <w:sz w:val="21"/>
+                <w:szCs w:val="21"/>
+                <w:lang w:val="en-US" w:eastAsia="zh-CN"/>
+              </w:rPr>
+              <w:t>2.5</w:t>
+            </w:r>
+          </w:p>
+        </w:tc>
+        <w:tc>
+          <w:tcPr>
+            <w:tcW w:w="1145" w:type="dxa"/>
+            <w:vAlign w:val="center"/>
+          </w:tcPr>
+          <w:p>
+            <w:pPr>
+              <w:spacing w:line="400" w:lineRule="exact"/>
+              <w:jc w:val="center"/>
+              <w:rPr>
+                <w:rFonts w:hint="default"/>
+                <w:color w:val="000000"/>
+                <w:sz w:val="21"/>
+                <w:szCs w:val="21"/>
+                <w:lang w:val="en-US" w:eastAsia="zh-CN"/>
+              </w:rPr>
+            </w:pPr>
+            <w:r>
+              <w:rPr>
+                <w:rFonts w:hint="eastAsia"/>
+                <w:color w:val="000000"/>
+                <w:sz w:val="21"/>
+                <w:szCs w:val="21"/>
+                <w:lang w:val="en-US" w:eastAsia="zh-CN"/>
+              </w:rPr>
+              <w:t>2.5</w:t>
             </w:r>
           </w:p>
         </w:tc>
@@ -15920,7 +16843,7 @@
         </w:tc>
         <w:tc>
           <w:tcPr>
-            <w:tcW w:w="1599" w:type="dxa"/>
+            <w:tcW w:w="1479" w:type="dxa"/>
             <w:shd w:val="clear" w:color="auto" w:fill="auto"/>
             <w:vAlign w:val="center"/>
           </w:tcPr>
@@ -15950,7 +16873,7 @@
         </w:tc>
         <w:tc>
           <w:tcPr>
-            <w:tcW w:w="1143" w:type="dxa"/>
+            <w:tcW w:w="1263" w:type="dxa"/>
             <w:shd w:val="clear" w:color="auto" w:fill="auto"/>
             <w:vAlign w:val="center"/>
           </w:tcPr>
@@ -16151,7 +17074,7 @@
         </w:tc>
         <w:tc>
           <w:tcPr>
-            <w:tcW w:w="1599" w:type="dxa"/>
+            <w:tcW w:w="1479" w:type="dxa"/>
             <w:vAlign w:val="center"/>
           </w:tcPr>
           <w:p>
@@ -16180,7 +17103,7 @@
         </w:tc>
         <w:tc>
           <w:tcPr>
-            <w:tcW w:w="1143" w:type="dxa"/>
+            <w:tcW w:w="1263" w:type="dxa"/>
             <w:vAlign w:val="center"/>
           </w:tcPr>
           <w:p>
@@ -16373,7 +17296,7 @@
         </w:tc>
         <w:tc>
           <w:tcPr>
-            <w:tcW w:w="1599" w:type="dxa"/>
+            <w:tcW w:w="1479" w:type="dxa"/>
             <w:vAlign w:val="center"/>
           </w:tcPr>
           <w:p>
@@ -16402,7 +17325,7 @@
         </w:tc>
         <w:tc>
           <w:tcPr>
-            <w:tcW w:w="1143" w:type="dxa"/>
+            <w:tcW w:w="1263" w:type="dxa"/>
             <w:vAlign w:val="center"/>
           </w:tcPr>
           <w:p>
@@ -16604,7 +17527,7 @@
         </w:tc>
         <w:tc>
           <w:tcPr>
-            <w:tcW w:w="1599" w:type="dxa"/>
+            <w:tcW w:w="1479" w:type="dxa"/>
             <w:vAlign w:val="center"/>
           </w:tcPr>
           <w:p>
@@ -16633,7 +17556,7 @@
         </w:tc>
         <w:tc>
           <w:tcPr>
-            <w:tcW w:w="1143" w:type="dxa"/>
+            <w:tcW w:w="1263" w:type="dxa"/>
             <w:vAlign w:val="center"/>
           </w:tcPr>
           <w:p>
@@ -16826,7 +17749,7 @@
         </w:tc>
         <w:tc>
           <w:tcPr>
-            <w:tcW w:w="1599" w:type="dxa"/>
+            <w:tcW w:w="1479" w:type="dxa"/>
             <w:vAlign w:val="center"/>
           </w:tcPr>
           <w:p>
@@ -16853,7 +17776,7 @@
         </w:tc>
         <w:tc>
           <w:tcPr>
-            <w:tcW w:w="1143" w:type="dxa"/>
+            <w:tcW w:w="1263" w:type="dxa"/>
             <w:vAlign w:val="center"/>
           </w:tcPr>
           <w:p>
@@ -17052,7 +17975,7 @@
         </w:tc>
         <w:tc>
           <w:tcPr>
-            <w:tcW w:w="1599" w:type="dxa"/>
+            <w:tcW w:w="1479" w:type="dxa"/>
             <w:vAlign w:val="center"/>
           </w:tcPr>
           <w:p>
@@ -17081,7 +18004,7 @@
         </w:tc>
         <w:tc>
           <w:tcPr>
-            <w:tcW w:w="1143" w:type="dxa"/>
+            <w:tcW w:w="1263" w:type="dxa"/>
             <w:vAlign w:val="center"/>
           </w:tcPr>
           <w:p>
@@ -17131,7 +18054,7 @@
                 <w:szCs w:val="21"/>
                 <w:lang w:val="en-US" w:eastAsia="zh-CN"/>
               </w:rPr>
-              <w:t>2500（</w:t>
+              <w:t>2500</w:t>
             </w:r>
             <w:r>
               <w:rPr>
@@ -17151,15 +18074,6 @@
                 <w:lang w:val="en-US" w:eastAsia="zh-CN"/>
               </w:rPr>
               <w:t>/h</w:t>
-            </w:r>
-            <w:r>
-              <w:rPr>
-                <w:rFonts w:hint="eastAsia"/>
-                <w:color w:val="000000"/>
-                <w:sz w:val="21"/>
-                <w:szCs w:val="21"/>
-              </w:rPr>
-              <w:t>）</w:t>
             </w:r>
           </w:p>
         </w:tc>
@@ -17301,7 +18215,7 @@
         </w:tc>
         <w:tc>
           <w:tcPr>
-            <w:tcW w:w="1599" w:type="dxa"/>
+            <w:tcW w:w="1479" w:type="dxa"/>
             <w:vAlign w:val="center"/>
           </w:tcPr>
           <w:p>
@@ -17330,7 +18244,7 @@
         </w:tc>
         <w:tc>
           <w:tcPr>
-            <w:tcW w:w="1143" w:type="dxa"/>
+            <w:tcW w:w="1263" w:type="dxa"/>
             <w:vAlign w:val="center"/>
           </w:tcPr>
           <w:p>
@@ -17524,7 +18438,7 @@
         </w:tc>
         <w:tc>
           <w:tcPr>
-            <w:tcW w:w="1599" w:type="dxa"/>
+            <w:tcW w:w="1479" w:type="dxa"/>
             <w:vAlign w:val="center"/>
           </w:tcPr>
           <w:p>
@@ -17553,7 +18467,7 @@
         </w:tc>
         <w:tc>
           <w:tcPr>
-            <w:tcW w:w="1143" w:type="dxa"/>
+            <w:tcW w:w="1263" w:type="dxa"/>
             <w:vAlign w:val="center"/>
           </w:tcPr>
           <w:p>
@@ -17750,7 +18664,7 @@
         </w:tc>
         <w:tc>
           <w:tcPr>
-            <w:tcW w:w="1599" w:type="dxa"/>
+            <w:tcW w:w="1479" w:type="dxa"/>
             <w:tcBorders>
               <w:bottom w:val="single" w:color="auto" w:sz="12" w:space="0"/>
             </w:tcBorders>
@@ -17773,6 +18687,102 @@
                 <w:lang w:val="en-US" w:eastAsia="zh-CN"/>
               </w:rPr>
               <w:t>/</w:t>
+            </w:r>
+          </w:p>
+        </w:tc>
+        <w:tc>
+          <w:tcPr>
+            <w:tcW w:w="1263" w:type="dxa"/>
+            <w:tcBorders>
+              <w:bottom w:val="single" w:color="auto" w:sz="12" w:space="0"/>
+            </w:tcBorders>
+            <w:vAlign w:val="center"/>
+          </w:tcPr>
+          <w:p>
+            <w:pPr>
+              <w:spacing w:line="400" w:lineRule="exact"/>
+              <w:jc w:val="center"/>
+              <w:rPr>
+                <w:rFonts w:hint="default"/>
+                <w:color w:val="000000"/>
+                <w:sz w:val="21"/>
+                <w:szCs w:val="21"/>
+                <w:lang w:val="en-US" w:eastAsia="zh-CN"/>
+              </w:rPr>
+            </w:pPr>
+            <w:r>
+              <w:rPr>
+                <w:rFonts w:hint="eastAsia"/>
+                <w:color w:val="000000"/>
+                <w:sz w:val="21"/>
+                <w:szCs w:val="21"/>
+                <w:lang w:val="en-US" w:eastAsia="zh-CN"/>
+              </w:rPr>
+              <w:t>/</w:t>
+            </w:r>
+          </w:p>
+        </w:tc>
+        <w:tc>
+          <w:tcPr>
+            <w:tcW w:w="1243" w:type="dxa"/>
+            <w:tcBorders>
+              <w:bottom w:val="single" w:color="auto" w:sz="12" w:space="0"/>
+            </w:tcBorders>
+            <w:vAlign w:val="center"/>
+          </w:tcPr>
+          <w:p>
+            <w:pPr>
+              <w:spacing w:line="400" w:lineRule="exact"/>
+              <w:jc w:val="center"/>
+              <w:rPr>
+                <w:rFonts w:hint="default"/>
+                <w:color w:val="000000"/>
+                <w:sz w:val="21"/>
+                <w:szCs w:val="21"/>
+                <w:lang w:val="en-US" w:eastAsia="zh-CN"/>
+              </w:rPr>
+            </w:pPr>
+            <w:r>
+              <w:rPr>
+                <w:rFonts w:hint="eastAsia"/>
+                <w:color w:val="000000"/>
+                <w:sz w:val="21"/>
+                <w:szCs w:val="21"/>
+                <w:lang w:val="en-US" w:eastAsia="zh-CN"/>
+              </w:rPr>
+              <w:t>/</w:t>
+            </w:r>
+          </w:p>
+        </w:tc>
+        <w:tc>
+          <w:tcPr>
+            <w:tcW w:w="1074" w:type="dxa"/>
+            <w:tcBorders>
+              <w:bottom w:val="single" w:color="auto" w:sz="12" w:space="0"/>
+            </w:tcBorders>
+            <w:vAlign w:val="center"/>
+          </w:tcPr>
+          <w:p>
+            <w:pPr>
+              <w:spacing w:line="400" w:lineRule="exact"/>
+              <w:jc w:val="center"/>
+              <w:rPr>
+                <w:rFonts w:hint="default"/>
+                <w:color w:val="000000"/>
+                <w:sz w:val="21"/>
+                <w:szCs w:val="21"/>
+                <w:lang w:val="en-US" w:eastAsia="zh-CN"/>
+              </w:rPr>
+            </w:pPr>
+            <w:r>
+              <w:rPr>
+                <w:rFonts w:hint="eastAsia"/>
+                <w:color w:val="000000"/>
+                <w:sz w:val="21"/>
+                <w:szCs w:val="21"/>
+                <w:lang w:val="en-US" w:eastAsia="zh-CN"/>
+              </w:rPr>
+              <w:t>19</w:t>
             </w:r>
           </w:p>
         </w:tc>
@@ -17810,102 +18820,6 @@
         </w:tc>
         <w:tc>
           <w:tcPr>
-            <w:tcW w:w="1243" w:type="dxa"/>
-            <w:tcBorders>
-              <w:bottom w:val="single" w:color="auto" w:sz="12" w:space="0"/>
-            </w:tcBorders>
-            <w:vAlign w:val="center"/>
-          </w:tcPr>
-          <w:p>
-            <w:pPr>
-              <w:spacing w:line="400" w:lineRule="exact"/>
-              <w:jc w:val="center"/>
-              <w:rPr>
-                <w:rFonts w:hint="default"/>
-                <w:color w:val="000000"/>
-                <w:sz w:val="21"/>
-                <w:szCs w:val="21"/>
-                <w:lang w:val="en-US" w:eastAsia="zh-CN"/>
-              </w:rPr>
-            </w:pPr>
-            <w:r>
-              <w:rPr>
-                <w:rFonts w:hint="eastAsia"/>
-                <w:color w:val="000000"/>
-                <w:sz w:val="21"/>
-                <w:szCs w:val="21"/>
-                <w:lang w:val="en-US" w:eastAsia="zh-CN"/>
-              </w:rPr>
-              <w:t>/</w:t>
-            </w:r>
-          </w:p>
-        </w:tc>
-        <w:tc>
-          <w:tcPr>
-            <w:tcW w:w="1074" w:type="dxa"/>
-            <w:tcBorders>
-              <w:bottom w:val="single" w:color="auto" w:sz="12" w:space="0"/>
-            </w:tcBorders>
-            <w:vAlign w:val="center"/>
-          </w:tcPr>
-          <w:p>
-            <w:pPr>
-              <w:spacing w:line="400" w:lineRule="exact"/>
-              <w:jc w:val="center"/>
-              <w:rPr>
-                <w:rFonts w:hint="default"/>
-                <w:color w:val="000000"/>
-                <w:sz w:val="21"/>
-                <w:szCs w:val="21"/>
-                <w:lang w:val="en-US" w:eastAsia="zh-CN"/>
-              </w:rPr>
-            </w:pPr>
-            <w:r>
-              <w:rPr>
-                <w:rFonts w:hint="eastAsia"/>
-                <w:color w:val="000000"/>
-                <w:sz w:val="21"/>
-                <w:szCs w:val="21"/>
-                <w:lang w:val="en-US" w:eastAsia="zh-CN"/>
-              </w:rPr>
-              <w:t>16</w:t>
-            </w:r>
-          </w:p>
-        </w:tc>
-        <w:tc>
-          <w:tcPr>
-            <w:tcW w:w="1143" w:type="dxa"/>
-            <w:tcBorders>
-              <w:bottom w:val="single" w:color="auto" w:sz="12" w:space="0"/>
-            </w:tcBorders>
-            <w:vAlign w:val="center"/>
-          </w:tcPr>
-          <w:p>
-            <w:pPr>
-              <w:spacing w:line="400" w:lineRule="exact"/>
-              <w:jc w:val="center"/>
-              <w:rPr>
-                <w:rFonts w:hint="default"/>
-                <w:color w:val="000000"/>
-                <w:sz w:val="21"/>
-                <w:szCs w:val="21"/>
-                <w:lang w:val="en-US" w:eastAsia="zh-CN"/>
-              </w:rPr>
-            </w:pPr>
-            <w:r>
-              <w:rPr>
-                <w:rFonts w:hint="eastAsia"/>
-                <w:color w:val="000000"/>
-                <w:sz w:val="21"/>
-                <w:szCs w:val="21"/>
-                <w:lang w:val="en-US" w:eastAsia="zh-CN"/>
-              </w:rPr>
-              <w:t>/</w:t>
-            </w:r>
-          </w:p>
-        </w:tc>
-        <w:tc>
-          <w:tcPr>
             <w:tcW w:w="1145" w:type="dxa"/>
             <w:tcBorders>
               <w:bottom w:val="single" w:color="auto" w:sz="12" w:space="0"/>
@@ -17932,7 +18846,7 @@
                 <w:szCs w:val="21"/>
                 <w:lang w:val="en-US" w:eastAsia="zh-CN"/>
               </w:rPr>
-              <w:t>131.65</w:t>
+              <w:t>148.65</w:t>
             </w:r>
           </w:p>
         </w:tc>
@@ -18059,7 +18973,7 @@
         <w:bidi w:val="0"/>
         <w:adjustRightInd/>
         <w:snapToGrid/>
-        <w:spacing w:line="440" w:lineRule="exact"/>
+        <w:spacing w:line="360" w:lineRule="exact"/>
         <w:ind w:firstLine="0" w:firstLineChars="0"/>
         <w:jc w:val="both"/>
         <w:textAlignment w:val="auto"/>
@@ -18092,7 +19006,7 @@
         <w:bidi w:val="0"/>
         <w:adjustRightInd/>
         <w:snapToGrid/>
-        <w:spacing w:after="5" w:line="440" w:lineRule="exact"/>
+        <w:spacing w:after="5" w:line="360" w:lineRule="exact"/>
         <w:jc w:val="center"/>
         <w:textAlignment w:val="auto"/>
         <w:rPr>
@@ -18179,6 +19093,9 @@
             <w:right w:w="108" w:type="dxa"/>
           </w:tblCellMar>
         </w:tblPrEx>
+        <w:trPr>
+          <w:trHeight w:val="23" w:hRule="atLeast"/>
+        </w:trPr>
         <w:tc>
           <w:tcPr>
             <w:tcW w:w="1025" w:type="pct"/>
@@ -18304,6 +19221,9 @@
             <w:right w:w="108" w:type="dxa"/>
           </w:tblCellMar>
         </w:tblPrEx>
+        <w:trPr>
+          <w:trHeight w:val="340" w:hRule="atLeast"/>
+        </w:trPr>
         <w:tc>
           <w:tcPr>
             <w:tcW w:w="1025" w:type="pct"/>
@@ -18994,7 +19914,7 @@
           </w:tblCellMar>
         </w:tblPrEx>
         <w:trPr>
-          <w:trHeight w:val="90" w:hRule="atLeast"/>
+          <w:trHeight w:val="113" w:hRule="atLeast"/>
         </w:trPr>
         <w:tc>
           <w:tcPr>
@@ -19767,6 +20687,7 @@
             <w:tcW w:w="1232" w:type="pct"/>
             <w:tcBorders>
               <w:top w:val="single" w:color="auto" w:sz="4" w:space="0"/>
+              <w:bottom w:val="nil"/>
             </w:tcBorders>
             <w:vAlign w:val="center"/>
           </w:tcPr>
@@ -19775,21 +20696,22 @@
               <w:spacing w:line="400" w:lineRule="exact"/>
               <w:jc w:val="center"/>
               <w:rPr>
-                <w:rFonts w:hint="eastAsia" w:eastAsia="宋体"/>
-                <w:sz w:val="21"/>
-                <w:szCs w:val="21"/>
-                <w:lang w:eastAsia="zh-CN"/>
-              </w:rPr>
-            </w:pPr>
-            <w:r>
-              <w:rPr>
-                <w:rFonts w:hint="eastAsia"/>
+                <w:rFonts w:hint="default"/>
                 <w:color w:val="000000"/>
                 <w:sz w:val="21"/>
                 <w:szCs w:val="21"/>
                 <w:lang w:val="en-US" w:eastAsia="zh-CN"/>
               </w:rPr>
-              <w:t>高压均质机</w:t>
+            </w:pPr>
+            <w:r>
+              <w:rPr>
+                <w:rFonts w:hint="eastAsia"/>
+                <w:color w:val="000000"/>
+                <w:sz w:val="21"/>
+                <w:szCs w:val="21"/>
+                <w:lang w:val="en-US" w:eastAsia="zh-CN"/>
+              </w:rPr>
+              <w:t>离心净乳机</w:t>
             </w:r>
           </w:p>
         </w:tc>
@@ -19798,6 +20720,7 @@
             <w:tcW w:w="612" w:type="pct"/>
             <w:tcBorders>
               <w:top w:val="single" w:color="auto" w:sz="4" w:space="0"/>
+              <w:bottom w:val="nil"/>
             </w:tcBorders>
             <w:vAlign w:val="center"/>
           </w:tcPr>
@@ -19806,20 +20729,20 @@
               <w:spacing w:line="400" w:lineRule="exact"/>
               <w:jc w:val="center"/>
               <w:rPr>
-                <w:rFonts w:hint="default" w:eastAsia="宋体"/>
-                <w:sz w:val="21"/>
-                <w:szCs w:val="21"/>
-                <w:lang w:val="en-US" w:eastAsia="zh-CN"/>
-              </w:rPr>
-            </w:pPr>
-            <w:r>
-              <w:rPr>
-                <w:rFonts w:hint="eastAsia"/>
-                <w:sz w:val="21"/>
-                <w:szCs w:val="21"/>
-                <w:lang w:val="en-US" w:eastAsia="zh-CN"/>
-              </w:rPr>
-              <w:t>7.0</w:t>
+                <w:rFonts w:hint="default"/>
+                <w:sz w:val="21"/>
+                <w:szCs w:val="21"/>
+                <w:lang w:val="en-US" w:eastAsia="zh-CN"/>
+              </w:rPr>
+            </w:pPr>
+            <w:r>
+              <w:rPr>
+                <w:rFonts w:hint="eastAsia"/>
+                <w:sz w:val="21"/>
+                <w:szCs w:val="21"/>
+                <w:lang w:val="en-US" w:eastAsia="zh-CN"/>
+              </w:rPr>
+              <w:t>11.0</w:t>
             </w:r>
           </w:p>
         </w:tc>
@@ -19828,6 +20751,7 @@
             <w:tcW w:w="531" w:type="pct"/>
             <w:tcBorders>
               <w:top w:val="single" w:color="auto" w:sz="4" w:space="0"/>
+              <w:bottom w:val="nil"/>
             </w:tcBorders>
             <w:vAlign w:val="center"/>
           </w:tcPr>
@@ -19836,7 +20760,7 @@
               <w:spacing w:line="400" w:lineRule="exact"/>
               <w:jc w:val="center"/>
               <w:rPr>
-                <w:rFonts w:hint="eastAsia" w:eastAsia="宋体"/>
+                <w:rFonts w:hint="default"/>
                 <w:sz w:val="21"/>
                 <w:szCs w:val="21"/>
                 <w:lang w:val="en-US" w:eastAsia="zh-CN"/>
@@ -19858,6 +20782,7 @@
             <w:tcW w:w="991" w:type="pct"/>
             <w:tcBorders>
               <w:top w:val="single" w:color="auto" w:sz="4" w:space="0"/>
+              <w:bottom w:val="nil"/>
             </w:tcBorders>
             <w:vAlign w:val="center"/>
           </w:tcPr>
@@ -19881,7 +20806,7 @@
                 <w:szCs w:val="21"/>
                 <w:lang w:val="en-US" w:eastAsia="zh-CN"/>
               </w:rPr>
-              <w:t>6.5</w:t>
+              <w:t>1.5</w:t>
             </w:r>
           </w:p>
         </w:tc>
@@ -19890,6 +20815,7 @@
             <w:tcW w:w="991" w:type="pct"/>
             <w:tcBorders>
               <w:top w:val="single" w:color="auto" w:sz="4" w:space="0"/>
+              <w:bottom w:val="nil"/>
             </w:tcBorders>
             <w:vAlign w:val="center"/>
           </w:tcPr>
@@ -19898,20 +20824,20 @@
               <w:spacing w:line="400" w:lineRule="exact"/>
               <w:jc w:val="center"/>
               <w:rPr>
-                <w:rFonts w:hint="default" w:eastAsia="宋体"/>
-                <w:sz w:val="21"/>
-                <w:szCs w:val="21"/>
-                <w:lang w:val="en-US" w:eastAsia="zh-CN"/>
-              </w:rPr>
-            </w:pPr>
-            <w:r>
-              <w:rPr>
-                <w:rFonts w:hint="eastAsia"/>
-                <w:sz w:val="21"/>
-                <w:szCs w:val="21"/>
-                <w:lang w:val="en-US" w:eastAsia="zh-CN"/>
-              </w:rPr>
-              <w:t>13650</w:t>
+                <w:rFonts w:hint="default"/>
+                <w:sz w:val="21"/>
+                <w:szCs w:val="21"/>
+                <w:lang w:val="en-US" w:eastAsia="zh-CN"/>
+              </w:rPr>
+            </w:pPr>
+            <w:r>
+              <w:rPr>
+                <w:rFonts w:hint="eastAsia"/>
+                <w:sz w:val="21"/>
+                <w:szCs w:val="21"/>
+                <w:lang w:val="en-US" w:eastAsia="zh-CN"/>
+              </w:rPr>
+              <w:t>4950</w:t>
             </w:r>
           </w:p>
         </w:tc>
@@ -19933,6 +20859,9 @@
             <w:right w:w="108" w:type="dxa"/>
           </w:tblCellMar>
         </w:tblPrEx>
+        <w:trPr>
+          <w:trHeight w:val="206" w:hRule="atLeast"/>
+        </w:trPr>
         <w:tc>
           <w:tcPr>
             <w:tcW w:w="640" w:type="pct"/>
@@ -19942,9 +20871,9 @@
           <w:p>
             <w:pPr>
               <w:spacing w:line="400" w:lineRule="exact"/>
-              <w:ind w:firstLine="420"/>
-              <w:jc w:val="center"/>
-              <w:rPr>
+              <w:jc w:val="center"/>
+              <w:rPr>
+                <w:rFonts w:hint="eastAsia"/>
                 <w:sz w:val="21"/>
                 <w:szCs w:val="21"/>
               </w:rPr>
@@ -19954,41 +20883,51 @@
         <w:tc>
           <w:tcPr>
             <w:tcW w:w="1232" w:type="pct"/>
-            <w:vAlign w:val="center"/>
-          </w:tcPr>
-          <w:p>
-            <w:pPr>
-              <w:spacing w:line="400" w:lineRule="exact"/>
-              <w:jc w:val="center"/>
-              <w:rPr>
-                <w:rFonts w:hint="eastAsia" w:eastAsia="宋体"/>
-                <w:sz w:val="21"/>
-                <w:szCs w:val="21"/>
-                <w:lang w:val="en-US" w:eastAsia="zh-CN"/>
-              </w:rPr>
-            </w:pPr>
-            <w:r>
-              <w:rPr>
-                <w:rFonts w:hint="eastAsia"/>
-                <w:sz w:val="21"/>
-                <w:szCs w:val="21"/>
-                <w:lang w:val="en-US" w:eastAsia="zh-CN"/>
-              </w:rPr>
-              <w:t>巴氏杀菌机</w:t>
+            <w:tcBorders>
+              <w:top w:val="nil"/>
+              <w:bottom w:val="nil"/>
+            </w:tcBorders>
+            <w:vAlign w:val="center"/>
+          </w:tcPr>
+          <w:p>
+            <w:pPr>
+              <w:spacing w:line="400" w:lineRule="exact"/>
+              <w:jc w:val="center"/>
+              <w:rPr>
+                <w:rFonts w:hint="default"/>
+                <w:color w:val="000000"/>
+                <w:sz w:val="21"/>
+                <w:szCs w:val="21"/>
+                <w:lang w:val="en-US" w:eastAsia="zh-CN"/>
+              </w:rPr>
+            </w:pPr>
+            <w:r>
+              <w:rPr>
+                <w:rFonts w:hint="eastAsia"/>
+                <w:color w:val="000000"/>
+                <w:sz w:val="21"/>
+                <w:szCs w:val="21"/>
+                <w:lang w:val="en-US" w:eastAsia="zh-CN"/>
+              </w:rPr>
+              <w:t>标准化配料罐</w:t>
             </w:r>
           </w:p>
         </w:tc>
         <w:tc>
           <w:tcPr>
             <w:tcW w:w="612" w:type="pct"/>
-            <w:vAlign w:val="center"/>
-          </w:tcPr>
-          <w:p>
-            <w:pPr>
-              <w:spacing w:line="400" w:lineRule="exact"/>
-              <w:jc w:val="center"/>
-              <w:rPr>
-                <w:rFonts w:hint="default" w:eastAsia="宋体"/>
+            <w:tcBorders>
+              <w:top w:val="nil"/>
+              <w:bottom w:val="nil"/>
+            </w:tcBorders>
+            <w:vAlign w:val="center"/>
+          </w:tcPr>
+          <w:p>
+            <w:pPr>
+              <w:spacing w:line="400" w:lineRule="exact"/>
+              <w:jc w:val="center"/>
+              <w:rPr>
+                <w:rFonts w:hint="default"/>
                 <w:sz w:val="21"/>
                 <w:szCs w:val="21"/>
                 <w:lang w:val="en-US" w:eastAsia="zh-CN"/>
@@ -20008,79 +20947,95 @@
         <w:tc>
           <w:tcPr>
             <w:tcW w:w="531" w:type="pct"/>
-            <w:vAlign w:val="center"/>
-          </w:tcPr>
-          <w:p>
-            <w:pPr>
-              <w:spacing w:line="400" w:lineRule="exact"/>
-              <w:jc w:val="center"/>
-              <w:rPr>
-                <w:sz w:val="21"/>
-                <w:szCs w:val="21"/>
-              </w:rPr>
-            </w:pPr>
-            <w:r>
-              <w:rPr>
-                <w:rFonts w:eastAsia="等线"/>
+            <w:tcBorders>
+              <w:top w:val="nil"/>
+              <w:bottom w:val="nil"/>
+            </w:tcBorders>
+            <w:vAlign w:val="center"/>
+          </w:tcPr>
+          <w:p>
+            <w:pPr>
+              <w:spacing w:line="400" w:lineRule="exact"/>
+              <w:jc w:val="center"/>
+              <w:rPr>
+                <w:rFonts w:hint="default"/>
+                <w:sz w:val="21"/>
+                <w:szCs w:val="21"/>
+                <w:lang w:val="en-US" w:eastAsia="zh-CN"/>
+              </w:rPr>
+            </w:pPr>
+            <w:r>
+              <w:rPr>
+                <w:rFonts w:hint="eastAsia"/>
+                <w:sz w:val="21"/>
+                <w:szCs w:val="21"/>
+                <w:lang w:val="en-US" w:eastAsia="zh-CN"/>
+              </w:rPr>
+              <w:t>1</w:t>
+            </w:r>
+          </w:p>
+        </w:tc>
+        <w:tc>
+          <w:tcPr>
+            <w:tcW w:w="991" w:type="pct"/>
+            <w:tcBorders>
+              <w:top w:val="nil"/>
+              <w:bottom w:val="nil"/>
+            </w:tcBorders>
+            <w:vAlign w:val="center"/>
+          </w:tcPr>
+          <w:p>
+            <w:pPr>
+              <w:spacing w:line="400" w:lineRule="exact"/>
+              <w:jc w:val="center"/>
+              <w:rPr>
+                <w:rFonts w:hint="default" w:eastAsia="等线"/>
                 <w:color w:val="000000"/>
                 <w:sz w:val="21"/>
                 <w:szCs w:val="21"/>
-              </w:rPr>
-              <w:t>1</w:t>
+                <w:lang w:val="en-US" w:eastAsia="zh-CN"/>
+              </w:rPr>
+            </w:pPr>
+            <w:r>
+              <w:rPr>
+                <w:rFonts w:hint="eastAsia" w:eastAsia="等线"/>
+                <w:color w:val="000000"/>
+                <w:sz w:val="21"/>
+                <w:szCs w:val="21"/>
+                <w:lang w:val="en-US" w:eastAsia="zh-CN"/>
+              </w:rPr>
+              <w:t>2</w:t>
             </w:r>
           </w:p>
         </w:tc>
         <w:tc>
           <w:tcPr>
             <w:tcW w:w="991" w:type="pct"/>
-            <w:vAlign w:val="center"/>
-          </w:tcPr>
-          <w:p>
-            <w:pPr>
-              <w:spacing w:line="400" w:lineRule="exact"/>
-              <w:jc w:val="center"/>
-              <w:rPr>
-                <w:rFonts w:hint="eastAsia" w:eastAsia="宋体"/>
-                <w:sz w:val="21"/>
-                <w:szCs w:val="21"/>
-                <w:lang w:val="en-US" w:eastAsia="zh-CN"/>
-              </w:rPr>
-            </w:pPr>
-            <w:r>
-              <w:rPr>
-                <w:rFonts w:hint="eastAsia"/>
-                <w:sz w:val="21"/>
-                <w:szCs w:val="21"/>
-                <w:lang w:val="en-US" w:eastAsia="zh-CN"/>
-              </w:rPr>
-              <w:t>7</w:t>
-            </w:r>
-          </w:p>
-        </w:tc>
-        <w:tc>
-          <w:tcPr>
-            <w:tcW w:w="991" w:type="pct"/>
-            <w:vAlign w:val="center"/>
-          </w:tcPr>
-          <w:p>
-            <w:pPr>
-              <w:spacing w:line="400" w:lineRule="exact"/>
-              <w:jc w:val="center"/>
-              <w:rPr>
-                <w:rFonts w:hint="default" w:eastAsia="宋体"/>
-                <w:sz w:val="21"/>
-                <w:szCs w:val="21"/>
-                <w:lang w:val="en-US" w:eastAsia="zh-CN"/>
-              </w:rPr>
-            </w:pPr>
-            <w:r>
-              <w:rPr>
-                <w:rFonts w:hint="eastAsia"/>
-                <w:sz w:val="21"/>
-                <w:szCs w:val="21"/>
-                <w:lang w:val="en-US" w:eastAsia="zh-CN"/>
-              </w:rPr>
-              <w:t>6300</w:t>
+            <w:tcBorders>
+              <w:top w:val="nil"/>
+              <w:bottom w:val="nil"/>
+            </w:tcBorders>
+            <w:vAlign w:val="center"/>
+          </w:tcPr>
+          <w:p>
+            <w:pPr>
+              <w:spacing w:line="400" w:lineRule="exact"/>
+              <w:jc w:val="center"/>
+              <w:rPr>
+                <w:rFonts w:hint="default"/>
+                <w:sz w:val="21"/>
+                <w:szCs w:val="21"/>
+                <w:lang w:val="en-US" w:eastAsia="zh-CN"/>
+              </w:rPr>
+            </w:pPr>
+            <w:r>
+              <w:rPr>
+                <w:rFonts w:hint="eastAsia"/>
+                <w:sz w:val="21"/>
+                <w:szCs w:val="21"/>
+                <w:lang w:val="en-US" w:eastAsia="zh-CN"/>
+              </w:rPr>
+              <w:t>1800</w:t>
             </w:r>
           </w:p>
         </w:tc>
@@ -20102,6 +21057,9 @@
             <w:right w:w="108" w:type="dxa"/>
           </w:tblCellMar>
         </w:tblPrEx>
+        <w:trPr>
+          <w:trHeight w:val="206" w:hRule="atLeast"/>
+        </w:trPr>
         <w:tc>
           <w:tcPr>
             <w:tcW w:w="640" w:type="pct"/>
@@ -20111,7 +21069,6 @@
           <w:p>
             <w:pPr>
               <w:spacing w:line="400" w:lineRule="exact"/>
-              <w:ind w:firstLine="420"/>
               <w:jc w:val="center"/>
               <w:rPr>
                 <w:sz w:val="21"/>
@@ -20123,6 +21080,9 @@
         <w:tc>
           <w:tcPr>
             <w:tcW w:w="1232" w:type="pct"/>
+            <w:tcBorders>
+              <w:top w:val="nil"/>
+            </w:tcBorders>
             <w:vAlign w:val="center"/>
           </w:tcPr>
           <w:p>
@@ -20133,23 +21093,27 @@
                 <w:rFonts w:hint="eastAsia" w:eastAsia="宋体"/>
                 <w:sz w:val="21"/>
                 <w:szCs w:val="21"/>
-                <w:lang w:val="en-US" w:eastAsia="zh-CN"/>
-              </w:rPr>
-            </w:pPr>
-            <w:r>
-              <w:rPr>
-                <w:rFonts w:hint="eastAsia"/>
-                <w:sz w:val="21"/>
-                <w:szCs w:val="21"/>
-                <w:lang w:val="en-US" w:eastAsia="zh-CN"/>
-              </w:rPr>
-              <w:t>发酵罐</w:t>
+                <w:lang w:eastAsia="zh-CN"/>
+              </w:rPr>
+            </w:pPr>
+            <w:r>
+              <w:rPr>
+                <w:rFonts w:hint="eastAsia"/>
+                <w:color w:val="000000"/>
+                <w:sz w:val="21"/>
+                <w:szCs w:val="21"/>
+                <w:lang w:val="en-US" w:eastAsia="zh-CN"/>
+              </w:rPr>
+              <w:t>高压均质机</w:t>
             </w:r>
           </w:p>
         </w:tc>
         <w:tc>
           <w:tcPr>
             <w:tcW w:w="612" w:type="pct"/>
+            <w:tcBorders>
+              <w:top w:val="nil"/>
+            </w:tcBorders>
             <w:vAlign w:val="center"/>
           </w:tcPr>
           <w:p>
@@ -20170,13 +21134,16 @@
                 <w:szCs w:val="21"/>
                 <w:lang w:val="en-US" w:eastAsia="zh-CN"/>
               </w:rPr>
-              <w:t>4.0</w:t>
+              <w:t>7.0</w:t>
             </w:r>
           </w:p>
         </w:tc>
         <w:tc>
           <w:tcPr>
             <w:tcW w:w="531" w:type="pct"/>
+            <w:tcBorders>
+              <w:top w:val="nil"/>
+            </w:tcBorders>
             <w:vAlign w:val="center"/>
           </w:tcPr>
           <w:p>
@@ -20197,40 +21164,48 @@
                 <w:szCs w:val="21"/>
                 <w:lang w:val="en-US" w:eastAsia="zh-CN"/>
               </w:rPr>
-              <w:t>3</w:t>
+              <w:t>1</w:t>
             </w:r>
           </w:p>
         </w:tc>
         <w:tc>
           <w:tcPr>
             <w:tcW w:w="991" w:type="pct"/>
-            <w:vAlign w:val="center"/>
-          </w:tcPr>
-          <w:p>
-            <w:pPr>
-              <w:spacing w:line="400" w:lineRule="exact"/>
-              <w:jc w:val="center"/>
-              <w:rPr>
-                <w:rFonts w:hint="default"/>
-                <w:sz w:val="21"/>
-                <w:szCs w:val="21"/>
-                <w:lang w:val="en-US" w:eastAsia="zh-CN"/>
-              </w:rPr>
-            </w:pPr>
-            <w:r>
-              <w:rPr>
-                <w:rFonts w:hint="eastAsia"/>
-                <w:sz w:val="21"/>
-                <w:szCs w:val="21"/>
-                <w:lang w:val="en-US" w:eastAsia="zh-CN"/>
-              </w:rPr>
-              <w:t>8</w:t>
+            <w:tcBorders>
+              <w:top w:val="nil"/>
+            </w:tcBorders>
+            <w:vAlign w:val="center"/>
+          </w:tcPr>
+          <w:p>
+            <w:pPr>
+              <w:spacing w:line="400" w:lineRule="exact"/>
+              <w:jc w:val="center"/>
+              <w:rPr>
+                <w:rFonts w:hint="default" w:eastAsia="等线"/>
+                <w:color w:val="000000"/>
+                <w:sz w:val="21"/>
+                <w:szCs w:val="21"/>
+                <w:lang w:val="en-US" w:eastAsia="zh-CN"/>
+              </w:rPr>
+            </w:pPr>
+            <w:r>
+              <w:rPr>
+                <w:rFonts w:hint="eastAsia" w:eastAsia="等线"/>
+                <w:color w:val="000000"/>
+                <w:sz w:val="21"/>
+                <w:szCs w:val="21"/>
+                <w:lang w:val="en-US" w:eastAsia="zh-CN"/>
+              </w:rPr>
+              <w:t>6.5</w:t>
             </w:r>
           </w:p>
         </w:tc>
         <w:tc>
           <w:tcPr>
             <w:tcW w:w="991" w:type="pct"/>
+            <w:tcBorders>
+              <w:top w:val="nil"/>
+            </w:tcBorders>
             <w:vAlign w:val="center"/>
           </w:tcPr>
           <w:p>
@@ -20251,7 +21226,7 @@
                 <w:szCs w:val="21"/>
                 <w:lang w:val="en-US" w:eastAsia="zh-CN"/>
               </w:rPr>
-              <w:t>28800</w:t>
+              <w:t>13650</w:t>
             </w:r>
           </w:p>
         </w:tc>
@@ -20301,6 +21276,33 @@
               <w:spacing w:line="400" w:lineRule="exact"/>
               <w:jc w:val="center"/>
               <w:rPr>
+                <w:rFonts w:hint="eastAsia" w:eastAsia="宋体"/>
+                <w:sz w:val="21"/>
+                <w:szCs w:val="21"/>
+                <w:lang w:val="en-US" w:eastAsia="zh-CN"/>
+              </w:rPr>
+            </w:pPr>
+            <w:r>
+              <w:rPr>
+                <w:rFonts w:hint="eastAsia"/>
+                <w:sz w:val="21"/>
+                <w:szCs w:val="21"/>
+                <w:lang w:val="en-US" w:eastAsia="zh-CN"/>
+              </w:rPr>
+              <w:t>巴氏杀菌机</w:t>
+            </w:r>
+          </w:p>
+        </w:tc>
+        <w:tc>
+          <w:tcPr>
+            <w:tcW w:w="612" w:type="pct"/>
+            <w:vAlign w:val="center"/>
+          </w:tcPr>
+          <w:p>
+            <w:pPr>
+              <w:spacing w:line="400" w:lineRule="exact"/>
+              <w:jc w:val="center"/>
+              <w:rPr>
                 <w:rFonts w:hint="default" w:eastAsia="宋体"/>
                 <w:sz w:val="21"/>
                 <w:szCs w:val="21"/>
@@ -20314,13 +21316,65 @@
                 <w:szCs w:val="21"/>
                 <w:lang w:val="en-US" w:eastAsia="zh-CN"/>
               </w:rPr>
-              <w:t>蓝莓清洗机</w:t>
-            </w:r>
-          </w:p>
-        </w:tc>
-        <w:tc>
-          <w:tcPr>
-            <w:tcW w:w="612" w:type="pct"/>
+              <w:t>3.0</w:t>
+            </w:r>
+          </w:p>
+        </w:tc>
+        <w:tc>
+          <w:tcPr>
+            <w:tcW w:w="531" w:type="pct"/>
+            <w:vAlign w:val="center"/>
+          </w:tcPr>
+          <w:p>
+            <w:pPr>
+              <w:spacing w:line="400" w:lineRule="exact"/>
+              <w:jc w:val="center"/>
+              <w:rPr>
+                <w:sz w:val="21"/>
+                <w:szCs w:val="21"/>
+              </w:rPr>
+            </w:pPr>
+            <w:r>
+              <w:rPr>
+                <w:rFonts w:eastAsia="等线"/>
+                <w:color w:val="000000"/>
+                <w:sz w:val="21"/>
+                <w:szCs w:val="21"/>
+              </w:rPr>
+              <w:t>1</w:t>
+            </w:r>
+          </w:p>
+        </w:tc>
+        <w:tc>
+          <w:tcPr>
+            <w:tcW w:w="991" w:type="pct"/>
+            <w:vAlign w:val="center"/>
+          </w:tcPr>
+          <w:p>
+            <w:pPr>
+              <w:spacing w:line="400" w:lineRule="exact"/>
+              <w:jc w:val="center"/>
+              <w:rPr>
+                <w:rFonts w:hint="eastAsia" w:eastAsia="宋体"/>
+                <w:sz w:val="21"/>
+                <w:szCs w:val="21"/>
+                <w:lang w:val="en-US" w:eastAsia="zh-CN"/>
+              </w:rPr>
+            </w:pPr>
+            <w:r>
+              <w:rPr>
+                <w:rFonts w:hint="eastAsia"/>
+                <w:sz w:val="21"/>
+                <w:szCs w:val="21"/>
+                <w:lang w:val="en-US" w:eastAsia="zh-CN"/>
+              </w:rPr>
+              <w:t>7</w:t>
+            </w:r>
+          </w:p>
+        </w:tc>
+        <w:tc>
+          <w:tcPr>
+            <w:tcW w:w="991" w:type="pct"/>
             <w:vAlign w:val="center"/>
           </w:tcPr>
           <w:p>
@@ -20341,88 +21395,7 @@
                 <w:szCs w:val="21"/>
                 <w:lang w:val="en-US" w:eastAsia="zh-CN"/>
               </w:rPr>
-              <w:t>2.2</w:t>
-            </w:r>
-          </w:p>
-        </w:tc>
-        <w:tc>
-          <w:tcPr>
-            <w:tcW w:w="531" w:type="pct"/>
-            <w:vAlign w:val="center"/>
-          </w:tcPr>
-          <w:p>
-            <w:pPr>
-              <w:spacing w:line="400" w:lineRule="exact"/>
-              <w:jc w:val="center"/>
-              <w:rPr>
-                <w:rFonts w:hint="default" w:eastAsia="宋体"/>
-                <w:sz w:val="21"/>
-                <w:szCs w:val="21"/>
-                <w:lang w:val="en-US" w:eastAsia="zh-CN"/>
-              </w:rPr>
-            </w:pPr>
-            <w:r>
-              <w:rPr>
-                <w:rFonts w:hint="eastAsia"/>
-                <w:sz w:val="21"/>
-                <w:szCs w:val="21"/>
-                <w:lang w:val="en-US" w:eastAsia="zh-CN"/>
-              </w:rPr>
-              <w:t>1</w:t>
-            </w:r>
-          </w:p>
-        </w:tc>
-        <w:tc>
-          <w:tcPr>
-            <w:tcW w:w="991" w:type="pct"/>
-            <w:vAlign w:val="center"/>
-          </w:tcPr>
-          <w:p>
-            <w:pPr>
-              <w:spacing w:line="400" w:lineRule="exact"/>
-              <w:jc w:val="center"/>
-              <w:rPr>
-                <w:rFonts w:hint="default"/>
-                <w:sz w:val="21"/>
-                <w:szCs w:val="21"/>
-                <w:lang w:val="en-US" w:eastAsia="zh-CN"/>
-              </w:rPr>
-            </w:pPr>
-            <w:r>
-              <w:rPr>
-                <w:rFonts w:hint="eastAsia"/>
-                <w:sz w:val="21"/>
-                <w:szCs w:val="21"/>
-                <w:lang w:val="en-US" w:eastAsia="zh-CN"/>
-              </w:rPr>
-              <w:t>1</w:t>
-            </w:r>
-          </w:p>
-        </w:tc>
-        <w:tc>
-          <w:tcPr>
-            <w:tcW w:w="991" w:type="pct"/>
-            <w:vAlign w:val="center"/>
-          </w:tcPr>
-          <w:p>
-            <w:pPr>
-              <w:spacing w:line="400" w:lineRule="exact"/>
-              <w:jc w:val="center"/>
-              <w:rPr>
-                <w:rFonts w:hint="default" w:eastAsia="宋体"/>
-                <w:sz w:val="21"/>
-                <w:szCs w:val="21"/>
-                <w:lang w:val="en-US" w:eastAsia="zh-CN"/>
-              </w:rPr>
-            </w:pPr>
-            <w:r>
-              <w:rPr>
-                <w:rFonts w:hint="eastAsia"/>
-                <w:sz w:val="21"/>
-                <w:szCs w:val="21"/>
-                <w:lang w:val="en-US" w:eastAsia="zh-CN"/>
-              </w:rPr>
-              <w:t>660</w:t>
+              <w:t>6300</w:t>
             </w:r>
           </w:p>
         </w:tc>
@@ -20472,6 +21445,33 @@
               <w:spacing w:line="400" w:lineRule="exact"/>
               <w:jc w:val="center"/>
               <w:rPr>
+                <w:rFonts w:hint="eastAsia" w:eastAsia="宋体"/>
+                <w:sz w:val="21"/>
+                <w:szCs w:val="21"/>
+                <w:lang w:val="en-US" w:eastAsia="zh-CN"/>
+              </w:rPr>
+            </w:pPr>
+            <w:r>
+              <w:rPr>
+                <w:rFonts w:hint="eastAsia"/>
+                <w:sz w:val="21"/>
+                <w:szCs w:val="21"/>
+                <w:lang w:val="en-US" w:eastAsia="zh-CN"/>
+              </w:rPr>
+              <w:t>发酵罐</w:t>
+            </w:r>
+          </w:p>
+        </w:tc>
+        <w:tc>
+          <w:tcPr>
+            <w:tcW w:w="612" w:type="pct"/>
+            <w:vAlign w:val="center"/>
+          </w:tcPr>
+          <w:p>
+            <w:pPr>
+              <w:spacing w:line="400" w:lineRule="exact"/>
+              <w:jc w:val="center"/>
+              <w:rPr>
                 <w:rFonts w:hint="default" w:eastAsia="宋体"/>
                 <w:sz w:val="21"/>
                 <w:szCs w:val="21"/>
@@ -20485,13 +21485,67 @@
                 <w:szCs w:val="21"/>
                 <w:lang w:val="en-US" w:eastAsia="zh-CN"/>
               </w:rPr>
-              <w:t>破碎机</w:t>
-            </w:r>
-          </w:p>
-        </w:tc>
-        <w:tc>
-          <w:tcPr>
-            <w:tcW w:w="612" w:type="pct"/>
+              <w:t>4.0</w:t>
+            </w:r>
+          </w:p>
+        </w:tc>
+        <w:tc>
+          <w:tcPr>
+            <w:tcW w:w="531" w:type="pct"/>
+            <w:vAlign w:val="center"/>
+          </w:tcPr>
+          <w:p>
+            <w:pPr>
+              <w:spacing w:line="400" w:lineRule="exact"/>
+              <w:jc w:val="center"/>
+              <w:rPr>
+                <w:rFonts w:hint="eastAsia" w:eastAsia="宋体"/>
+                <w:sz w:val="21"/>
+                <w:szCs w:val="21"/>
+                <w:lang w:val="en-US" w:eastAsia="zh-CN"/>
+              </w:rPr>
+            </w:pPr>
+            <w:r>
+              <w:rPr>
+                <w:rFonts w:hint="eastAsia"/>
+                <w:sz w:val="21"/>
+                <w:szCs w:val="21"/>
+                <w:lang w:val="en-US" w:eastAsia="zh-CN"/>
+              </w:rPr>
+              <w:t>3</w:t>
+            </w:r>
+          </w:p>
+        </w:tc>
+        <w:tc>
+          <w:tcPr>
+            <w:tcW w:w="991" w:type="pct"/>
+            <w:vAlign w:val="center"/>
+          </w:tcPr>
+          <w:p>
+            <w:pPr>
+              <w:spacing w:line="400" w:lineRule="exact"/>
+              <w:jc w:val="center"/>
+              <w:rPr>
+                <w:rFonts w:hint="default"/>
+                <w:sz w:val="21"/>
+                <w:szCs w:val="21"/>
+                <w:lang w:val="en-US" w:eastAsia="zh-CN"/>
+              </w:rPr>
+            </w:pPr>
+            <w:r>
+              <w:rPr>
+                <w:rFonts w:hint="eastAsia"/>
+                <w:sz w:val="21"/>
+                <w:szCs w:val="21"/>
+                <w:lang w:val="en-US" w:eastAsia="zh-CN"/>
+              </w:rPr>
+              <w:t>8</w:t>
+            </w:r>
+          </w:p>
+        </w:tc>
+        <w:tc>
+          <w:tcPr>
+            <w:tcW w:w="991" w:type="pct"/>
             <w:vAlign w:val="center"/>
           </w:tcPr>
           <w:p>
@@ -20512,88 +21566,7 @@
                 <w:szCs w:val="21"/>
                 <w:lang w:val="en-US" w:eastAsia="zh-CN"/>
               </w:rPr>
-              <w:t>3.0</w:t>
-            </w:r>
-          </w:p>
-        </w:tc>
-        <w:tc>
-          <w:tcPr>
-            <w:tcW w:w="531" w:type="pct"/>
-            <w:vAlign w:val="center"/>
-          </w:tcPr>
-          <w:p>
-            <w:pPr>
-              <w:spacing w:line="400" w:lineRule="exact"/>
-              <w:jc w:val="center"/>
-              <w:rPr>
-                <w:rFonts w:hint="default" w:eastAsia="宋体"/>
-                <w:sz w:val="21"/>
-                <w:szCs w:val="21"/>
-                <w:lang w:val="en-US" w:eastAsia="zh-CN"/>
-              </w:rPr>
-            </w:pPr>
-            <w:r>
-              <w:rPr>
-                <w:rFonts w:hint="eastAsia"/>
-                <w:sz w:val="21"/>
-                <w:szCs w:val="21"/>
-                <w:lang w:val="en-US" w:eastAsia="zh-CN"/>
-              </w:rPr>
-              <w:t>1</w:t>
-            </w:r>
-          </w:p>
-        </w:tc>
-        <w:tc>
-          <w:tcPr>
-            <w:tcW w:w="991" w:type="pct"/>
-            <w:vAlign w:val="center"/>
-          </w:tcPr>
-          <w:p>
-            <w:pPr>
-              <w:spacing w:line="400" w:lineRule="exact"/>
-              <w:jc w:val="center"/>
-              <w:rPr>
-                <w:rFonts w:hint="default"/>
-                <w:sz w:val="21"/>
-                <w:szCs w:val="21"/>
-                <w:lang w:val="en-US" w:eastAsia="zh-CN"/>
-              </w:rPr>
-            </w:pPr>
-            <w:r>
-              <w:rPr>
-                <w:rFonts w:hint="eastAsia"/>
-                <w:sz w:val="21"/>
-                <w:szCs w:val="21"/>
-                <w:lang w:val="en-US" w:eastAsia="zh-CN"/>
-              </w:rPr>
-              <w:t>1</w:t>
-            </w:r>
-          </w:p>
-        </w:tc>
-        <w:tc>
-          <w:tcPr>
-            <w:tcW w:w="991" w:type="pct"/>
-            <w:vAlign w:val="center"/>
-          </w:tcPr>
-          <w:p>
-            <w:pPr>
-              <w:spacing w:line="400" w:lineRule="exact"/>
-              <w:jc w:val="center"/>
-              <w:rPr>
-                <w:rFonts w:hint="default" w:eastAsia="宋体"/>
-                <w:sz w:val="21"/>
-                <w:szCs w:val="21"/>
-                <w:lang w:val="en-US" w:eastAsia="zh-CN"/>
-              </w:rPr>
-            </w:pPr>
-            <w:r>
-              <w:rPr>
-                <w:rFonts w:hint="eastAsia"/>
-                <w:sz w:val="21"/>
-                <w:szCs w:val="21"/>
-                <w:lang w:val="en-US" w:eastAsia="zh-CN"/>
-              </w:rPr>
-              <w:t>900</w:t>
+              <w:t>28800</w:t>
             </w:r>
           </w:p>
         </w:tc>
@@ -20656,7 +21629,7 @@
                 <w:szCs w:val="21"/>
                 <w:lang w:val="en-US" w:eastAsia="zh-CN"/>
               </w:rPr>
-              <w:t>杀菌锅</w:t>
+              <w:t>蓝莓清洗机</w:t>
             </w:r>
           </w:p>
         </w:tc>
@@ -20683,7 +21656,7 @@
                 <w:szCs w:val="21"/>
                 <w:lang w:val="en-US" w:eastAsia="zh-CN"/>
               </w:rPr>
-              <w:t>1.5</w:t>
+              <w:t>2.2</w:t>
             </w:r>
           </w:p>
         </w:tc>
@@ -20737,7 +21710,7 @@
                 <w:szCs w:val="21"/>
                 <w:lang w:val="en-US" w:eastAsia="zh-CN"/>
               </w:rPr>
-              <w:t>2</w:t>
+              <w:t>1</w:t>
             </w:r>
           </w:p>
         </w:tc>
@@ -20764,7 +21737,7 @@
                 <w:szCs w:val="21"/>
                 <w:lang w:val="en-US" w:eastAsia="zh-CN"/>
               </w:rPr>
-              <w:t>900</w:t>
+              <w:t>660</w:t>
             </w:r>
           </w:p>
         </w:tc>
@@ -20814,20 +21787,20 @@
               <w:spacing w:line="400" w:lineRule="exact"/>
               <w:jc w:val="center"/>
               <w:rPr>
-                <w:rFonts w:hint="default" w:eastAsia="宋体"/>
-                <w:sz w:val="21"/>
-                <w:szCs w:val="21"/>
-                <w:lang w:val="en-US" w:eastAsia="zh-CN"/>
-              </w:rPr>
-            </w:pPr>
-            <w:r>
-              <w:rPr>
-                <w:rFonts w:hint="eastAsia"/>
-                <w:sz w:val="21"/>
-                <w:szCs w:val="21"/>
-                <w:lang w:val="en-US" w:eastAsia="zh-CN"/>
-              </w:rPr>
-              <w:t>混合搅拌罐</w:t>
+                <w:rFonts w:hint="default"/>
+                <w:sz w:val="21"/>
+                <w:szCs w:val="21"/>
+                <w:lang w:val="en-US" w:eastAsia="zh-CN"/>
+              </w:rPr>
+            </w:pPr>
+            <w:r>
+              <w:rPr>
+                <w:rFonts w:hint="eastAsia"/>
+                <w:sz w:val="21"/>
+                <w:szCs w:val="21"/>
+                <w:lang w:val="en-US" w:eastAsia="zh-CN"/>
+              </w:rPr>
+              <w:t>带式提升机</w:t>
             </w:r>
           </w:p>
         </w:tc>
@@ -20841,20 +21814,20 @@
               <w:spacing w:line="400" w:lineRule="exact"/>
               <w:jc w:val="center"/>
               <w:rPr>
-                <w:rFonts w:hint="default" w:eastAsia="宋体"/>
-                <w:sz w:val="21"/>
-                <w:szCs w:val="21"/>
-                <w:lang w:val="en-US" w:eastAsia="zh-CN"/>
-              </w:rPr>
-            </w:pPr>
-            <w:r>
-              <w:rPr>
-                <w:rFonts w:hint="eastAsia"/>
-                <w:sz w:val="21"/>
-                <w:szCs w:val="21"/>
-                <w:lang w:val="en-US" w:eastAsia="zh-CN"/>
-              </w:rPr>
-              <w:t>4.5</w:t>
+                <w:rFonts w:hint="default"/>
+                <w:sz w:val="21"/>
+                <w:szCs w:val="21"/>
+                <w:lang w:val="en-US" w:eastAsia="zh-CN"/>
+              </w:rPr>
+            </w:pPr>
+            <w:r>
+              <w:rPr>
+                <w:rFonts w:hint="eastAsia"/>
+                <w:sz w:val="21"/>
+                <w:szCs w:val="21"/>
+                <w:lang w:val="en-US" w:eastAsia="zh-CN"/>
+              </w:rPr>
+              <w:t>1.5</w:t>
             </w:r>
           </w:p>
         </w:tc>
@@ -20868,7 +21841,7 @@
               <w:spacing w:line="400" w:lineRule="exact"/>
               <w:jc w:val="center"/>
               <w:rPr>
-                <w:rFonts w:hint="default" w:eastAsia="宋体"/>
+                <w:rFonts w:hint="default"/>
                 <w:sz w:val="21"/>
                 <w:szCs w:val="21"/>
                 <w:lang w:val="en-US" w:eastAsia="zh-CN"/>
@@ -20908,7 +21881,7 @@
                 <w:szCs w:val="21"/>
                 <w:lang w:val="en-US" w:eastAsia="zh-CN"/>
               </w:rPr>
-              <w:t>3</w:t>
+              <w:t>1</w:t>
             </w:r>
           </w:p>
         </w:tc>
@@ -20922,20 +21895,20 @@
               <w:spacing w:line="400" w:lineRule="exact"/>
               <w:jc w:val="center"/>
               <w:rPr>
-                <w:rFonts w:hint="default" w:eastAsia="宋体"/>
-                <w:sz w:val="21"/>
-                <w:szCs w:val="21"/>
-                <w:lang w:val="en-US" w:eastAsia="zh-CN"/>
-              </w:rPr>
-            </w:pPr>
-            <w:r>
-              <w:rPr>
-                <w:rFonts w:hint="eastAsia"/>
-                <w:sz w:val="21"/>
-                <w:szCs w:val="21"/>
-                <w:lang w:val="en-US" w:eastAsia="zh-CN"/>
-              </w:rPr>
-              <w:t>4050</w:t>
+                <w:rFonts w:hint="default"/>
+                <w:sz w:val="21"/>
+                <w:szCs w:val="21"/>
+                <w:lang w:val="en-US" w:eastAsia="zh-CN"/>
+              </w:rPr>
+            </w:pPr>
+            <w:r>
+              <w:rPr>
+                <w:rFonts w:hint="eastAsia"/>
+                <w:sz w:val="21"/>
+                <w:szCs w:val="21"/>
+                <w:lang w:val="en-US" w:eastAsia="zh-CN"/>
+              </w:rPr>
+              <w:t>450</w:t>
             </w:r>
           </w:p>
         </w:tc>
@@ -20985,6 +21958,87 @@
               <w:spacing w:line="400" w:lineRule="exact"/>
               <w:jc w:val="center"/>
               <w:rPr>
+                <w:rFonts w:hint="default" w:eastAsia="宋体"/>
+                <w:sz w:val="21"/>
+                <w:szCs w:val="21"/>
+                <w:lang w:val="en-US" w:eastAsia="zh-CN"/>
+              </w:rPr>
+            </w:pPr>
+            <w:r>
+              <w:rPr>
+                <w:rFonts w:hint="eastAsia"/>
+                <w:sz w:val="21"/>
+                <w:szCs w:val="21"/>
+                <w:lang w:val="en-US" w:eastAsia="zh-CN"/>
+              </w:rPr>
+              <w:t>破碎机</w:t>
+            </w:r>
+          </w:p>
+        </w:tc>
+        <w:tc>
+          <w:tcPr>
+            <w:tcW w:w="612" w:type="pct"/>
+            <w:vAlign w:val="center"/>
+          </w:tcPr>
+          <w:p>
+            <w:pPr>
+              <w:spacing w:line="400" w:lineRule="exact"/>
+              <w:jc w:val="center"/>
+              <w:rPr>
+                <w:rFonts w:hint="default" w:eastAsia="宋体"/>
+                <w:sz w:val="21"/>
+                <w:szCs w:val="21"/>
+                <w:lang w:val="en-US" w:eastAsia="zh-CN"/>
+              </w:rPr>
+            </w:pPr>
+            <w:r>
+              <w:rPr>
+                <w:rFonts w:hint="eastAsia"/>
+                <w:sz w:val="21"/>
+                <w:szCs w:val="21"/>
+                <w:lang w:val="en-US" w:eastAsia="zh-CN"/>
+              </w:rPr>
+              <w:t>3.0</w:t>
+            </w:r>
+          </w:p>
+        </w:tc>
+        <w:tc>
+          <w:tcPr>
+            <w:tcW w:w="531" w:type="pct"/>
+            <w:vAlign w:val="center"/>
+          </w:tcPr>
+          <w:p>
+            <w:pPr>
+              <w:spacing w:line="400" w:lineRule="exact"/>
+              <w:jc w:val="center"/>
+              <w:rPr>
+                <w:rFonts w:hint="default" w:eastAsia="宋体"/>
+                <w:sz w:val="21"/>
+                <w:szCs w:val="21"/>
+                <w:lang w:val="en-US" w:eastAsia="zh-CN"/>
+              </w:rPr>
+            </w:pPr>
+            <w:r>
+              <w:rPr>
+                <w:rFonts w:hint="eastAsia"/>
+                <w:sz w:val="21"/>
+                <w:szCs w:val="21"/>
+                <w:lang w:val="en-US" w:eastAsia="zh-CN"/>
+              </w:rPr>
+              <w:t>1</w:t>
+            </w:r>
+          </w:p>
+        </w:tc>
+        <w:tc>
+          <w:tcPr>
+            <w:tcW w:w="991" w:type="pct"/>
+            <w:vAlign w:val="center"/>
+          </w:tcPr>
+          <w:p>
+            <w:pPr>
+              <w:spacing w:line="400" w:lineRule="exact"/>
+              <w:jc w:val="center"/>
+              <w:rPr>
                 <w:rFonts w:hint="default"/>
                 <w:sz w:val="21"/>
                 <w:szCs w:val="21"/>
@@ -20998,60 +22052,6 @@
                 <w:szCs w:val="21"/>
                 <w:lang w:val="en-US" w:eastAsia="zh-CN"/>
               </w:rPr>
-              <w:t>全自动捆箱机</w:t>
-            </w:r>
-          </w:p>
-        </w:tc>
-        <w:tc>
-          <w:tcPr>
-            <w:tcW w:w="612" w:type="pct"/>
-            <w:vAlign w:val="center"/>
-          </w:tcPr>
-          <w:p>
-            <w:pPr>
-              <w:spacing w:line="400" w:lineRule="exact"/>
-              <w:jc w:val="center"/>
-              <w:rPr>
-                <w:rFonts w:hint="default"/>
-                <w:sz w:val="21"/>
-                <w:szCs w:val="21"/>
-                <w:lang w:val="en-US" w:eastAsia="zh-CN"/>
-              </w:rPr>
-            </w:pPr>
-            <w:r>
-              <w:rPr>
-                <w:rFonts w:hint="eastAsia"/>
-                <w:sz w:val="21"/>
-                <w:szCs w:val="21"/>
-                <w:lang w:val="en-US" w:eastAsia="zh-CN"/>
-              </w:rPr>
-              <w:t>2.5</w:t>
-            </w:r>
-          </w:p>
-        </w:tc>
-        <w:tc>
-          <w:tcPr>
-            <w:tcW w:w="531" w:type="pct"/>
-            <w:vAlign w:val="center"/>
-          </w:tcPr>
-          <w:p>
-            <w:pPr>
-              <w:spacing w:line="400" w:lineRule="exact"/>
-              <w:jc w:val="center"/>
-              <w:rPr>
-                <w:rFonts w:hint="default"/>
-                <w:sz w:val="21"/>
-                <w:szCs w:val="21"/>
-                <w:lang w:val="en-US" w:eastAsia="zh-CN"/>
-              </w:rPr>
-            </w:pPr>
-            <w:r>
-              <w:rPr>
-                <w:rFonts w:hint="eastAsia"/>
-                <w:sz w:val="21"/>
-                <w:szCs w:val="21"/>
-                <w:lang w:val="en-US" w:eastAsia="zh-CN"/>
-              </w:rPr>
               <w:t>1</w:t>
             </w:r>
           </w:p>
@@ -21066,47 +22066,20 @@
               <w:spacing w:line="400" w:lineRule="exact"/>
               <w:jc w:val="center"/>
               <w:rPr>
-                <w:rFonts w:hint="default"/>
-                <w:sz w:val="21"/>
-                <w:szCs w:val="21"/>
-                <w:lang w:val="en-US" w:eastAsia="zh-CN"/>
-              </w:rPr>
-            </w:pPr>
-            <w:r>
-              <w:rPr>
-                <w:rFonts w:hint="eastAsia"/>
-                <w:sz w:val="21"/>
-                <w:szCs w:val="21"/>
-                <w:lang w:val="en-US" w:eastAsia="zh-CN"/>
-              </w:rPr>
-              <w:t>7</w:t>
-            </w:r>
-          </w:p>
-        </w:tc>
-        <w:tc>
-          <w:tcPr>
-            <w:tcW w:w="991" w:type="pct"/>
-            <w:vAlign w:val="center"/>
-          </w:tcPr>
-          <w:p>
-            <w:pPr>
-              <w:spacing w:line="400" w:lineRule="exact"/>
-              <w:jc w:val="center"/>
-              <w:rPr>
-                <w:rFonts w:hint="default"/>
-                <w:sz w:val="21"/>
-                <w:szCs w:val="21"/>
-                <w:lang w:val="en-US" w:eastAsia="zh-CN"/>
-              </w:rPr>
-            </w:pPr>
-            <w:r>
-              <w:rPr>
-                <w:rFonts w:hint="eastAsia"/>
-                <w:sz w:val="21"/>
-                <w:szCs w:val="21"/>
-                <w:lang w:val="en-US" w:eastAsia="zh-CN"/>
-              </w:rPr>
-              <w:t>5250</w:t>
+                <w:rFonts w:hint="default" w:eastAsia="宋体"/>
+                <w:sz w:val="21"/>
+                <w:szCs w:val="21"/>
+                <w:lang w:val="en-US" w:eastAsia="zh-CN"/>
+              </w:rPr>
+            </w:pPr>
+            <w:r>
+              <w:rPr>
+                <w:rFonts w:hint="eastAsia"/>
+                <w:sz w:val="21"/>
+                <w:szCs w:val="21"/>
+                <w:lang w:val="en-US" w:eastAsia="zh-CN"/>
+              </w:rPr>
+              <w:t>900</w:t>
             </w:r>
           </w:p>
         </w:tc>
@@ -21156,6 +22129,87 @@
               <w:spacing w:line="400" w:lineRule="exact"/>
               <w:jc w:val="center"/>
               <w:rPr>
+                <w:rFonts w:hint="default" w:eastAsia="宋体"/>
+                <w:sz w:val="21"/>
+                <w:szCs w:val="21"/>
+                <w:lang w:val="en-US" w:eastAsia="zh-CN"/>
+              </w:rPr>
+            </w:pPr>
+            <w:r>
+              <w:rPr>
+                <w:rFonts w:hint="eastAsia"/>
+                <w:sz w:val="21"/>
+                <w:szCs w:val="21"/>
+                <w:lang w:val="en-US" w:eastAsia="zh-CN"/>
+              </w:rPr>
+              <w:t>杀菌锅</w:t>
+            </w:r>
+          </w:p>
+        </w:tc>
+        <w:tc>
+          <w:tcPr>
+            <w:tcW w:w="612" w:type="pct"/>
+            <w:vAlign w:val="center"/>
+          </w:tcPr>
+          <w:p>
+            <w:pPr>
+              <w:spacing w:line="400" w:lineRule="exact"/>
+              <w:jc w:val="center"/>
+              <w:rPr>
+                <w:rFonts w:hint="default" w:eastAsia="宋体"/>
+                <w:sz w:val="21"/>
+                <w:szCs w:val="21"/>
+                <w:lang w:val="en-US" w:eastAsia="zh-CN"/>
+              </w:rPr>
+            </w:pPr>
+            <w:r>
+              <w:rPr>
+                <w:rFonts w:hint="eastAsia"/>
+                <w:sz w:val="21"/>
+                <w:szCs w:val="21"/>
+                <w:lang w:val="en-US" w:eastAsia="zh-CN"/>
+              </w:rPr>
+              <w:t>1.5</w:t>
+            </w:r>
+          </w:p>
+        </w:tc>
+        <w:tc>
+          <w:tcPr>
+            <w:tcW w:w="531" w:type="pct"/>
+            <w:vAlign w:val="center"/>
+          </w:tcPr>
+          <w:p>
+            <w:pPr>
+              <w:spacing w:line="400" w:lineRule="exact"/>
+              <w:jc w:val="center"/>
+              <w:rPr>
+                <w:rFonts w:hint="default" w:eastAsia="宋体"/>
+                <w:sz w:val="21"/>
+                <w:szCs w:val="21"/>
+                <w:lang w:val="en-US" w:eastAsia="zh-CN"/>
+              </w:rPr>
+            </w:pPr>
+            <w:r>
+              <w:rPr>
+                <w:rFonts w:hint="eastAsia"/>
+                <w:sz w:val="21"/>
+                <w:szCs w:val="21"/>
+                <w:lang w:val="en-US" w:eastAsia="zh-CN"/>
+              </w:rPr>
+              <w:t>1</w:t>
+            </w:r>
+          </w:p>
+        </w:tc>
+        <w:tc>
+          <w:tcPr>
+            <w:tcW w:w="991" w:type="pct"/>
+            <w:vAlign w:val="center"/>
+          </w:tcPr>
+          <w:p>
+            <w:pPr>
+              <w:spacing w:line="400" w:lineRule="exact"/>
+              <w:jc w:val="center"/>
+              <w:rPr>
                 <w:rFonts w:hint="default"/>
                 <w:sz w:val="21"/>
                 <w:szCs w:val="21"/>
@@ -21169,61 +22223,7 @@
                 <w:szCs w:val="21"/>
                 <w:lang w:val="en-US" w:eastAsia="zh-CN"/>
               </w:rPr>
-              <w:t>旋盖封盖机</w:t>
-            </w:r>
-          </w:p>
-        </w:tc>
-        <w:tc>
-          <w:tcPr>
-            <w:tcW w:w="612" w:type="pct"/>
-            <w:vAlign w:val="center"/>
-          </w:tcPr>
-          <w:p>
-            <w:pPr>
-              <w:spacing w:line="400" w:lineRule="exact"/>
-              <w:jc w:val="center"/>
-              <w:rPr>
-                <w:rFonts w:hint="default"/>
-                <w:sz w:val="21"/>
-                <w:szCs w:val="21"/>
-                <w:lang w:val="en-US" w:eastAsia="zh-CN"/>
-              </w:rPr>
-            </w:pPr>
-            <w:r>
-              <w:rPr>
-                <w:rFonts w:hint="eastAsia"/>
-                <w:sz w:val="21"/>
-                <w:szCs w:val="21"/>
-                <w:lang w:val="en-US" w:eastAsia="zh-CN"/>
-              </w:rPr>
-              <w:t>1.5</w:t>
-            </w:r>
-          </w:p>
-        </w:tc>
-        <w:tc>
-          <w:tcPr>
-            <w:tcW w:w="531" w:type="pct"/>
-            <w:vAlign w:val="center"/>
-          </w:tcPr>
-          <w:p>
-            <w:pPr>
-              <w:spacing w:line="400" w:lineRule="exact"/>
-              <w:jc w:val="center"/>
-              <w:rPr>
-                <w:rFonts w:hint="default"/>
-                <w:sz w:val="21"/>
-                <w:szCs w:val="21"/>
-                <w:lang w:val="en-US" w:eastAsia="zh-CN"/>
-              </w:rPr>
-            </w:pPr>
-            <w:r>
-              <w:rPr>
-                <w:rFonts w:hint="eastAsia"/>
-                <w:sz w:val="21"/>
-                <w:szCs w:val="21"/>
-                <w:lang w:val="en-US" w:eastAsia="zh-CN"/>
-              </w:rPr>
-              <w:t>1</w:t>
+              <w:t>2</w:t>
             </w:r>
           </w:p>
         </w:tc>
@@ -21237,47 +22237,20 @@
               <w:spacing w:line="400" w:lineRule="exact"/>
               <w:jc w:val="center"/>
               <w:rPr>
-                <w:rFonts w:hint="default"/>
-                <w:sz w:val="21"/>
-                <w:szCs w:val="21"/>
-                <w:lang w:val="en-US" w:eastAsia="zh-CN"/>
-              </w:rPr>
-            </w:pPr>
-            <w:r>
-              <w:rPr>
-                <w:rFonts w:hint="eastAsia"/>
-                <w:sz w:val="21"/>
-                <w:szCs w:val="21"/>
-                <w:lang w:val="en-US" w:eastAsia="zh-CN"/>
-              </w:rPr>
-              <w:t>7</w:t>
-            </w:r>
-          </w:p>
-        </w:tc>
-        <w:tc>
-          <w:tcPr>
-            <w:tcW w:w="991" w:type="pct"/>
-            <w:vAlign w:val="center"/>
-          </w:tcPr>
-          <w:p>
-            <w:pPr>
-              <w:spacing w:line="400" w:lineRule="exact"/>
-              <w:jc w:val="center"/>
-              <w:rPr>
-                <w:rFonts w:hint="default"/>
-                <w:sz w:val="21"/>
-                <w:szCs w:val="21"/>
-                <w:lang w:val="en-US" w:eastAsia="zh-CN"/>
-              </w:rPr>
-            </w:pPr>
-            <w:r>
-              <w:rPr>
-                <w:rFonts w:hint="eastAsia"/>
-                <w:sz w:val="21"/>
-                <w:szCs w:val="21"/>
-                <w:lang w:val="en-US" w:eastAsia="zh-CN"/>
-              </w:rPr>
-              <w:t>3150</w:t>
+                <w:rFonts w:hint="default" w:eastAsia="宋体"/>
+                <w:sz w:val="21"/>
+                <w:szCs w:val="21"/>
+                <w:lang w:val="en-US" w:eastAsia="zh-CN"/>
+              </w:rPr>
+            </w:pPr>
+            <w:r>
+              <w:rPr>
+                <w:rFonts w:hint="eastAsia"/>
+                <w:sz w:val="21"/>
+                <w:szCs w:val="21"/>
+                <w:lang w:val="en-US" w:eastAsia="zh-CN"/>
+              </w:rPr>
+              <w:t>900</w:t>
             </w:r>
           </w:p>
         </w:tc>
@@ -21340,7 +22313,7 @@
                 <w:szCs w:val="21"/>
                 <w:lang w:val="en-US" w:eastAsia="zh-CN"/>
               </w:rPr>
-              <w:t>瓶装灌装机</w:t>
+              <w:t>混合搅拌罐</w:t>
             </w:r>
           </w:p>
         </w:tc>
@@ -21367,7 +22340,7 @@
                 <w:szCs w:val="21"/>
                 <w:lang w:val="en-US" w:eastAsia="zh-CN"/>
               </w:rPr>
-              <w:t>5.0</w:t>
+              <w:t>4.5</w:t>
             </w:r>
           </w:p>
         </w:tc>
@@ -21421,7 +22394,7 @@
                 <w:szCs w:val="21"/>
                 <w:lang w:val="en-US" w:eastAsia="zh-CN"/>
               </w:rPr>
-              <w:t>7</w:t>
+              <w:t>3</w:t>
             </w:r>
           </w:p>
         </w:tc>
@@ -21448,7 +22421,7 @@
                 <w:szCs w:val="21"/>
                 <w:lang w:val="en-US" w:eastAsia="zh-CN"/>
               </w:rPr>
-              <w:t>10500</w:t>
+              <w:t>4050</w:t>
             </w:r>
           </w:p>
         </w:tc>
@@ -21498,22 +22471,20 @@
               <w:spacing w:line="400" w:lineRule="exact"/>
               <w:jc w:val="center"/>
               <w:rPr>
-                <w:rFonts w:hint="default" w:eastAsia="宋体"/>
-                <w:color w:val="000000"/>
-                <w:sz w:val="21"/>
-                <w:szCs w:val="21"/>
-                <w:lang w:val="en-US" w:eastAsia="zh-CN"/>
-              </w:rPr>
-            </w:pPr>
-            <w:r>
-              <w:rPr>
-                <w:rFonts w:hint="eastAsia"/>
-                <w:color w:val="000000"/>
-                <w:sz w:val="21"/>
-                <w:szCs w:val="21"/>
-                <w:lang w:val="en-US" w:eastAsia="zh-CN"/>
-              </w:rPr>
-              <w:t>制冷机组</w:t>
+                <w:rFonts w:hint="default"/>
+                <w:sz w:val="21"/>
+                <w:szCs w:val="21"/>
+                <w:lang w:val="en-US" w:eastAsia="zh-CN"/>
+              </w:rPr>
+            </w:pPr>
+            <w:r>
+              <w:rPr>
+                <w:rFonts w:hint="eastAsia"/>
+                <w:sz w:val="21"/>
+                <w:szCs w:val="21"/>
+                <w:lang w:val="en-US" w:eastAsia="zh-CN"/>
+              </w:rPr>
+              <w:t>全自动捆箱机</w:t>
             </w:r>
           </w:p>
         </w:tc>
@@ -21527,22 +22498,20 @@
               <w:spacing w:line="400" w:lineRule="exact"/>
               <w:jc w:val="center"/>
               <w:rPr>
-                <w:rFonts w:hint="default" w:eastAsia="宋体"/>
-                <w:color w:val="000000"/>
-                <w:sz w:val="21"/>
-                <w:szCs w:val="21"/>
-                <w:lang w:val="en-US" w:eastAsia="zh-CN"/>
-              </w:rPr>
-            </w:pPr>
-            <w:r>
-              <w:rPr>
-                <w:rFonts w:hint="eastAsia"/>
-                <w:color w:val="000000"/>
-                <w:sz w:val="21"/>
-                <w:szCs w:val="21"/>
-                <w:lang w:val="en-US" w:eastAsia="zh-CN"/>
-              </w:rPr>
-              <w:t>15.0</w:t>
+                <w:rFonts w:hint="default"/>
+                <w:sz w:val="21"/>
+                <w:szCs w:val="21"/>
+                <w:lang w:val="en-US" w:eastAsia="zh-CN"/>
+              </w:rPr>
+            </w:pPr>
+            <w:r>
+              <w:rPr>
+                <w:rFonts w:hint="eastAsia"/>
+                <w:sz w:val="21"/>
+                <w:szCs w:val="21"/>
+                <w:lang w:val="en-US" w:eastAsia="zh-CN"/>
+              </w:rPr>
+              <w:t>2.5</w:t>
             </w:r>
           </w:p>
         </w:tc>
@@ -21556,17 +22525,15 @@
               <w:spacing w:line="400" w:lineRule="exact"/>
               <w:jc w:val="center"/>
               <w:rPr>
-                <w:rFonts w:hint="default" w:eastAsia="宋体"/>
-                <w:color w:val="000000"/>
-                <w:sz w:val="21"/>
-                <w:szCs w:val="21"/>
-                <w:lang w:val="en-US" w:eastAsia="zh-CN"/>
-              </w:rPr>
-            </w:pPr>
-            <w:r>
-              <w:rPr>
-                <w:rFonts w:hint="eastAsia"/>
-                <w:color w:val="000000"/>
+                <w:rFonts w:hint="default"/>
+                <w:sz w:val="21"/>
+                <w:szCs w:val="21"/>
+                <w:lang w:val="en-US" w:eastAsia="zh-CN"/>
+              </w:rPr>
+            </w:pPr>
+            <w:r>
+              <w:rPr>
+                <w:rFonts w:hint="eastAsia"/>
                 <w:sz w:val="21"/>
                 <w:szCs w:val="21"/>
                 <w:lang w:val="en-US" w:eastAsia="zh-CN"/>
@@ -21578,6 +22545,7 @@
         <w:tc>
           <w:tcPr>
             <w:tcW w:w="991" w:type="pct"/>
+            <w:vAlign w:val="center"/>
           </w:tcPr>
           <w:p>
             <w:pPr>
@@ -21585,49 +22553,46 @@
               <w:jc w:val="center"/>
               <w:rPr>
                 <w:rFonts w:hint="default"/>
-                <w:color w:val="000000"/>
-                <w:sz w:val="21"/>
-                <w:szCs w:val="21"/>
-                <w:lang w:val="en-US" w:eastAsia="zh-CN"/>
-              </w:rPr>
-            </w:pPr>
-            <w:r>
-              <w:rPr>
-                <w:rFonts w:hint="eastAsia"/>
-                <w:color w:val="000000"/>
-                <w:sz w:val="21"/>
-                <w:szCs w:val="21"/>
-                <w:lang w:val="en-US" w:eastAsia="zh-CN"/>
-              </w:rPr>
-              <w:t>8</w:t>
+                <w:sz w:val="21"/>
+                <w:szCs w:val="21"/>
+                <w:lang w:val="en-US" w:eastAsia="zh-CN"/>
+              </w:rPr>
+            </w:pPr>
+            <w:r>
+              <w:rPr>
+                <w:rFonts w:hint="eastAsia"/>
+                <w:sz w:val="21"/>
+                <w:szCs w:val="21"/>
+                <w:lang w:val="en-US" w:eastAsia="zh-CN"/>
+              </w:rPr>
+              <w:t>7</w:t>
             </w:r>
           </w:p>
         </w:tc>
         <w:tc>
           <w:tcPr>
             <w:tcW w:w="991" w:type="pct"/>
-          </w:tcPr>
-          <w:p>
-            <w:pPr>
-              <w:spacing w:line="400" w:lineRule="exact"/>
-              <w:jc w:val="center"/>
-              <w:rPr>
-                <w:rFonts w:hint="default" w:eastAsia="宋体"/>
-                <w:color w:val="000000"/>
-                <w:sz w:val="21"/>
-                <w:szCs w:val="21"/>
-                <w:lang w:val="en-US" w:eastAsia="zh-CN"/>
-              </w:rPr>
-            </w:pPr>
-            <w:r>
-              <w:rPr>
-                <w:rFonts w:hint="eastAsia"/>
-                <w:color w:val="000000"/>
-                <w:sz w:val="21"/>
-                <w:szCs w:val="21"/>
-                <w:lang w:val="en-US" w:eastAsia="zh-CN"/>
-              </w:rPr>
-              <w:t>36000</w:t>
+            <w:vAlign w:val="center"/>
+          </w:tcPr>
+          <w:p>
+            <w:pPr>
+              <w:spacing w:line="400" w:lineRule="exact"/>
+              <w:jc w:val="center"/>
+              <w:rPr>
+                <w:rFonts w:hint="default"/>
+                <w:sz w:val="21"/>
+                <w:szCs w:val="21"/>
+                <w:lang w:val="en-US" w:eastAsia="zh-CN"/>
+              </w:rPr>
+            </w:pPr>
+            <w:r>
+              <w:rPr>
+                <w:rFonts w:hint="eastAsia"/>
+                <w:sz w:val="21"/>
+                <w:szCs w:val="21"/>
+                <w:lang w:val="en-US" w:eastAsia="zh-CN"/>
+              </w:rPr>
+              <w:t>5250</w:t>
             </w:r>
           </w:p>
         </w:tc>
@@ -21678,21 +22643,19 @@
               <w:jc w:val="center"/>
               <w:rPr>
                 <w:rFonts w:hint="default"/>
-                <w:color w:val="000000"/>
-                <w:sz w:val="21"/>
-                <w:szCs w:val="21"/>
-                <w:lang w:val="en-US" w:eastAsia="zh-CN"/>
-              </w:rPr>
-            </w:pPr>
-            <w:r>
-              <w:rPr>
-                <w:rFonts w:hint="eastAsia"/>
-                <w:color w:val="000000"/>
-                <w:sz w:val="21"/>
-                <w:szCs w:val="21"/>
-                <w:lang w:val="en-US" w:eastAsia="zh-CN"/>
-              </w:rPr>
-              <w:t>CIP清洗系统</w:t>
+                <w:sz w:val="21"/>
+                <w:szCs w:val="21"/>
+                <w:lang w:val="en-US" w:eastAsia="zh-CN"/>
+              </w:rPr>
+            </w:pPr>
+            <w:r>
+              <w:rPr>
+                <w:rFonts w:hint="eastAsia"/>
+                <w:sz w:val="21"/>
+                <w:szCs w:val="21"/>
+                <w:lang w:val="en-US" w:eastAsia="zh-CN"/>
+              </w:rPr>
+              <w:t>旋盖封盖机</w:t>
             </w:r>
           </w:p>
         </w:tc>
@@ -21707,21 +22670,19 @@
               <w:jc w:val="center"/>
               <w:rPr>
                 <w:rFonts w:hint="default"/>
-                <w:color w:val="000000"/>
-                <w:sz w:val="21"/>
-                <w:szCs w:val="21"/>
-                <w:lang w:val="en-US" w:eastAsia="zh-CN"/>
-              </w:rPr>
-            </w:pPr>
-            <w:r>
-              <w:rPr>
-                <w:rFonts w:hint="eastAsia"/>
-                <w:color w:val="000000"/>
-                <w:sz w:val="21"/>
-                <w:szCs w:val="21"/>
-                <w:lang w:val="en-US" w:eastAsia="zh-CN"/>
-              </w:rPr>
-              <w:t>2.2</w:t>
+                <w:sz w:val="21"/>
+                <w:szCs w:val="21"/>
+                <w:lang w:val="en-US" w:eastAsia="zh-CN"/>
+              </w:rPr>
+            </w:pPr>
+            <w:r>
+              <w:rPr>
+                <w:rFonts w:hint="eastAsia"/>
+                <w:sz w:val="21"/>
+                <w:szCs w:val="21"/>
+                <w:lang w:val="en-US" w:eastAsia="zh-CN"/>
+              </w:rPr>
+              <w:t>1.5</w:t>
             </w:r>
           </w:p>
         </w:tc>
@@ -21735,17 +22696,15 @@
               <w:spacing w:line="400" w:lineRule="exact"/>
               <w:jc w:val="center"/>
               <w:rPr>
-                <w:rFonts w:hint="eastAsia" w:eastAsia="等线"/>
-                <w:color w:val="000000"/>
-                <w:sz w:val="21"/>
-                <w:szCs w:val="21"/>
-                <w:lang w:val="en-US" w:eastAsia="zh-CN"/>
-              </w:rPr>
-            </w:pPr>
-            <w:r>
-              <w:rPr>
-                <w:rFonts w:hint="eastAsia" w:eastAsia="等线"/>
-                <w:color w:val="000000"/>
+                <w:rFonts w:hint="default"/>
+                <w:sz w:val="21"/>
+                <w:szCs w:val="21"/>
+                <w:lang w:val="en-US" w:eastAsia="zh-CN"/>
+              </w:rPr>
+            </w:pPr>
+            <w:r>
+              <w:rPr>
+                <w:rFonts w:hint="eastAsia"/>
                 <w:sz w:val="21"/>
                 <w:szCs w:val="21"/>
                 <w:lang w:val="en-US" w:eastAsia="zh-CN"/>
@@ -21757,6 +22716,7 @@
         <w:tc>
           <w:tcPr>
             <w:tcW w:w="991" w:type="pct"/>
+            <w:vAlign w:val="center"/>
           </w:tcPr>
           <w:p>
             <w:pPr>
@@ -21764,27 +22724,26 @@
               <w:jc w:val="center"/>
               <w:rPr>
                 <w:rFonts w:hint="default"/>
-                <w:color w:val="000000"/>
-                <w:sz w:val="21"/>
-                <w:szCs w:val="21"/>
-                <w:lang w:val="en-US" w:eastAsia="zh-CN"/>
-              </w:rPr>
-            </w:pPr>
-            <w:r>
-              <w:rPr>
-                <w:rFonts w:hint="eastAsia"/>
-                <w:color w:val="000000"/>
-                <w:sz w:val="21"/>
-                <w:szCs w:val="21"/>
-                <w:lang w:val="en-US" w:eastAsia="zh-CN"/>
-              </w:rPr>
-              <w:t>1.5</w:t>
+                <w:sz w:val="21"/>
+                <w:szCs w:val="21"/>
+                <w:lang w:val="en-US" w:eastAsia="zh-CN"/>
+              </w:rPr>
+            </w:pPr>
+            <w:r>
+              <w:rPr>
+                <w:rFonts w:hint="eastAsia"/>
+                <w:sz w:val="21"/>
+                <w:szCs w:val="21"/>
+                <w:lang w:val="en-US" w:eastAsia="zh-CN"/>
+              </w:rPr>
+              <w:t>7</w:t>
             </w:r>
           </w:p>
         </w:tc>
         <w:tc>
           <w:tcPr>
             <w:tcW w:w="991" w:type="pct"/>
+            <w:vAlign w:val="center"/>
           </w:tcPr>
           <w:p>
             <w:pPr>
@@ -21792,21 +22751,19 @@
               <w:jc w:val="center"/>
               <w:rPr>
                 <w:rFonts w:hint="default"/>
-                <w:color w:val="000000"/>
-                <w:sz w:val="21"/>
-                <w:szCs w:val="21"/>
-                <w:lang w:val="en-US" w:eastAsia="zh-CN"/>
-              </w:rPr>
-            </w:pPr>
-            <w:r>
-              <w:rPr>
-                <w:rFonts w:hint="eastAsia"/>
-                <w:color w:val="000000"/>
-                <w:sz w:val="21"/>
-                <w:szCs w:val="21"/>
-                <w:lang w:val="en-US" w:eastAsia="zh-CN"/>
-              </w:rPr>
-              <w:t>990</w:t>
+                <w:sz w:val="21"/>
+                <w:szCs w:val="21"/>
+                <w:lang w:val="en-US" w:eastAsia="zh-CN"/>
+              </w:rPr>
+            </w:pPr>
+            <w:r>
+              <w:rPr>
+                <w:rFonts w:hint="eastAsia"/>
+                <w:sz w:val="21"/>
+                <w:szCs w:val="21"/>
+                <w:lang w:val="en-US" w:eastAsia="zh-CN"/>
+              </w:rPr>
+              <w:t>3150</w:t>
             </w:r>
           </w:p>
         </w:tc>
@@ -21831,25 +22788,19 @@
         <w:tc>
           <w:tcPr>
             <w:tcW w:w="640" w:type="pct"/>
-            <w:vAlign w:val="center"/>
-          </w:tcPr>
-          <w:p>
-            <w:pPr>
-              <w:spacing w:line="400" w:lineRule="exact"/>
-              <w:jc w:val="center"/>
-              <w:rPr>
-                <w:sz w:val="21"/>
-                <w:szCs w:val="21"/>
-              </w:rPr>
-            </w:pPr>
-            <w:r>
-              <w:rPr>
-                <w:rFonts w:hint="eastAsia"/>
-                <w:sz w:val="21"/>
-                <w:szCs w:val="21"/>
-              </w:rPr>
-              <w:t>生活用电</w:t>
-            </w:r>
+            <w:vMerge w:val="continue"/>
+            <w:vAlign w:val="center"/>
+          </w:tcPr>
+          <w:p>
+            <w:pPr>
+              <w:spacing w:line="400" w:lineRule="exact"/>
+              <w:ind w:firstLine="420"/>
+              <w:jc w:val="center"/>
+              <w:rPr>
+                <w:sz w:val="21"/>
+                <w:szCs w:val="21"/>
+              </w:rPr>
+            </w:pPr>
           </w:p>
         </w:tc>
         <w:tc>
@@ -21862,19 +22813,20 @@
               <w:spacing w:line="400" w:lineRule="exact"/>
               <w:jc w:val="center"/>
               <w:rPr>
-                <w:color w:val="000000"/>
-                <w:sz w:val="21"/>
-                <w:szCs w:val="21"/>
-              </w:rPr>
-            </w:pPr>
-            <w:r>
-              <w:rPr>
-                <w:rFonts w:hint="eastAsia"/>
-                <w:color w:val="000000"/>
-                <w:sz w:val="21"/>
-                <w:szCs w:val="21"/>
-              </w:rPr>
-              <w:t>照明</w:t>
+                <w:rFonts w:hint="default" w:eastAsia="宋体"/>
+                <w:sz w:val="21"/>
+                <w:szCs w:val="21"/>
+                <w:lang w:val="en-US" w:eastAsia="zh-CN"/>
+              </w:rPr>
+            </w:pPr>
+            <w:r>
+              <w:rPr>
+                <w:rFonts w:hint="eastAsia"/>
+                <w:sz w:val="21"/>
+                <w:szCs w:val="21"/>
+                <w:lang w:val="en-US" w:eastAsia="zh-CN"/>
+              </w:rPr>
+              <w:t>瓶装灌装机</w:t>
             </w:r>
           </w:p>
         </w:tc>
@@ -21890,18 +22842,18 @@
               <w:rPr>
                 <w:rFonts w:hint="default" w:eastAsia="宋体"/>
                 <w:sz w:val="21"/>
-                <w:szCs w:val="16"/>
-                <w:lang w:val="en-US" w:eastAsia="zh-CN"/>
-              </w:rPr>
-            </w:pPr>
-            <w:r>
-              <w:rPr>
-                <w:rFonts w:hint="eastAsia"/>
-                <w:sz w:val="21"/>
-                <w:szCs w:val="16"/>
-                <w:lang w:val="en-US" w:eastAsia="zh-CN"/>
-              </w:rPr>
-              <w:t>0.1</w:t>
+                <w:szCs w:val="21"/>
+                <w:lang w:val="en-US" w:eastAsia="zh-CN"/>
+              </w:rPr>
+            </w:pPr>
+            <w:r>
+              <w:rPr>
+                <w:rFonts w:hint="eastAsia"/>
+                <w:sz w:val="21"/>
+                <w:szCs w:val="21"/>
+                <w:lang w:val="en-US" w:eastAsia="zh-CN"/>
+              </w:rPr>
+              <w:t>5.0</w:t>
             </w:r>
           </w:p>
         </w:tc>
@@ -21915,28 +22867,27 @@
               <w:spacing w:line="400" w:lineRule="exact"/>
               <w:jc w:val="center"/>
               <w:rPr>
-                <w:rFonts w:hint="default" w:eastAsia="等线"/>
-                <w:color w:val="000000"/>
-                <w:sz w:val="21"/>
-                <w:szCs w:val="21"/>
-                <w:lang w:val="en-US" w:eastAsia="zh-CN"/>
-              </w:rPr>
-            </w:pPr>
-            <w:r>
-              <w:rPr>
-                <w:rFonts w:hint="eastAsia" w:eastAsia="等线"/>
-                <w:color w:val="000000"/>
-                <w:sz w:val="21"/>
-                <w:szCs w:val="21"/>
-                <w:lang w:val="en-US" w:eastAsia="zh-CN"/>
-              </w:rPr>
-              <w:t>30</w:t>
+                <w:rFonts w:hint="default" w:eastAsia="宋体"/>
+                <w:sz w:val="21"/>
+                <w:szCs w:val="21"/>
+                <w:lang w:val="en-US" w:eastAsia="zh-CN"/>
+              </w:rPr>
+            </w:pPr>
+            <w:r>
+              <w:rPr>
+                <w:rFonts w:hint="eastAsia"/>
+                <w:sz w:val="21"/>
+                <w:szCs w:val="21"/>
+                <w:lang w:val="en-US" w:eastAsia="zh-CN"/>
+              </w:rPr>
+              <w:t>1</w:t>
             </w:r>
           </w:p>
         </w:tc>
         <w:tc>
           <w:tcPr>
             <w:tcW w:w="991" w:type="pct"/>
+            <w:vAlign w:val="center"/>
           </w:tcPr>
           <w:p>
             <w:pPr>
@@ -21944,27 +22895,26 @@
               <w:jc w:val="center"/>
               <w:rPr>
                 <w:rFonts w:hint="default"/>
-                <w:color w:val="000000"/>
-                <w:sz w:val="21"/>
-                <w:szCs w:val="21"/>
-                <w:lang w:val="en-US" w:eastAsia="zh-CN"/>
-              </w:rPr>
-            </w:pPr>
-            <w:r>
-              <w:rPr>
-                <w:rFonts w:hint="eastAsia"/>
-                <w:color w:val="000000"/>
-                <w:sz w:val="21"/>
-                <w:szCs w:val="21"/>
-                <w:lang w:val="en-US" w:eastAsia="zh-CN"/>
-              </w:rPr>
-              <w:t>8</w:t>
+                <w:sz w:val="21"/>
+                <w:szCs w:val="21"/>
+                <w:lang w:val="en-US" w:eastAsia="zh-CN"/>
+              </w:rPr>
+            </w:pPr>
+            <w:r>
+              <w:rPr>
+                <w:rFonts w:hint="eastAsia"/>
+                <w:sz w:val="21"/>
+                <w:szCs w:val="21"/>
+                <w:lang w:val="en-US" w:eastAsia="zh-CN"/>
+              </w:rPr>
+              <w:t>7</w:t>
             </w:r>
           </w:p>
         </w:tc>
         <w:tc>
           <w:tcPr>
             <w:tcW w:w="991" w:type="pct"/>
+            <w:vAlign w:val="center"/>
           </w:tcPr>
           <w:p>
             <w:pPr>
@@ -21972,21 +22922,19 @@
               <w:jc w:val="center"/>
               <w:rPr>
                 <w:rFonts w:hint="default" w:eastAsia="宋体"/>
-                <w:color w:val="000000"/>
-                <w:sz w:val="21"/>
-                <w:szCs w:val="21"/>
-                <w:lang w:val="en-US" w:eastAsia="zh-CN"/>
-              </w:rPr>
-            </w:pPr>
-            <w:r>
-              <w:rPr>
-                <w:rFonts w:hint="eastAsia"/>
-                <w:color w:val="000000"/>
-                <w:sz w:val="21"/>
-                <w:szCs w:val="21"/>
-                <w:lang w:val="en-US" w:eastAsia="zh-CN"/>
-              </w:rPr>
-              <w:t>7200</w:t>
+                <w:sz w:val="21"/>
+                <w:szCs w:val="21"/>
+                <w:lang w:val="en-US" w:eastAsia="zh-CN"/>
+              </w:rPr>
+            </w:pPr>
+            <w:r>
+              <w:rPr>
+                <w:rFonts w:hint="eastAsia"/>
+                <w:sz w:val="21"/>
+                <w:szCs w:val="21"/>
+                <w:lang w:val="en-US" w:eastAsia="zh-CN"/>
+              </w:rPr>
+              <w:t>10500</w:t>
             </w:r>
           </w:p>
         </w:tc>
@@ -22011,6 +22959,544 @@
         <w:tc>
           <w:tcPr>
             <w:tcW w:w="640" w:type="pct"/>
+            <w:vMerge w:val="continue"/>
+            <w:vAlign w:val="center"/>
+          </w:tcPr>
+          <w:p>
+            <w:pPr>
+              <w:spacing w:line="400" w:lineRule="exact"/>
+              <w:ind w:firstLine="420"/>
+              <w:jc w:val="center"/>
+              <w:rPr>
+                <w:sz w:val="21"/>
+                <w:szCs w:val="21"/>
+              </w:rPr>
+            </w:pPr>
+          </w:p>
+        </w:tc>
+        <w:tc>
+          <w:tcPr>
+            <w:tcW w:w="1232" w:type="pct"/>
+            <w:vAlign w:val="center"/>
+          </w:tcPr>
+          <w:p>
+            <w:pPr>
+              <w:spacing w:line="400" w:lineRule="exact"/>
+              <w:jc w:val="center"/>
+              <w:rPr>
+                <w:rFonts w:hint="default" w:eastAsia="宋体"/>
+                <w:color w:val="000000"/>
+                <w:sz w:val="21"/>
+                <w:szCs w:val="21"/>
+                <w:lang w:val="en-US" w:eastAsia="zh-CN"/>
+              </w:rPr>
+            </w:pPr>
+            <w:r>
+              <w:rPr>
+                <w:rFonts w:hint="eastAsia"/>
+                <w:color w:val="000000"/>
+                <w:sz w:val="21"/>
+                <w:szCs w:val="21"/>
+                <w:lang w:val="en-US" w:eastAsia="zh-CN"/>
+              </w:rPr>
+              <w:t>制冷机组</w:t>
+            </w:r>
+          </w:p>
+        </w:tc>
+        <w:tc>
+          <w:tcPr>
+            <w:tcW w:w="612" w:type="pct"/>
+            <w:vAlign w:val="center"/>
+          </w:tcPr>
+          <w:p>
+            <w:pPr>
+              <w:spacing w:line="400" w:lineRule="exact"/>
+              <w:jc w:val="center"/>
+              <w:rPr>
+                <w:rFonts w:hint="default" w:eastAsia="宋体"/>
+                <w:color w:val="000000"/>
+                <w:sz w:val="21"/>
+                <w:szCs w:val="21"/>
+                <w:lang w:val="en-US" w:eastAsia="zh-CN"/>
+              </w:rPr>
+            </w:pPr>
+            <w:r>
+              <w:rPr>
+                <w:rFonts w:hint="eastAsia"/>
+                <w:color w:val="000000"/>
+                <w:sz w:val="21"/>
+                <w:szCs w:val="21"/>
+                <w:lang w:val="en-US" w:eastAsia="zh-CN"/>
+              </w:rPr>
+              <w:t>15.0</w:t>
+            </w:r>
+          </w:p>
+        </w:tc>
+        <w:tc>
+          <w:tcPr>
+            <w:tcW w:w="531" w:type="pct"/>
+            <w:vAlign w:val="center"/>
+          </w:tcPr>
+          <w:p>
+            <w:pPr>
+              <w:spacing w:line="400" w:lineRule="exact"/>
+              <w:jc w:val="center"/>
+              <w:rPr>
+                <w:rFonts w:hint="default" w:eastAsia="宋体"/>
+                <w:color w:val="000000"/>
+                <w:sz w:val="21"/>
+                <w:szCs w:val="21"/>
+                <w:lang w:val="en-US" w:eastAsia="zh-CN"/>
+              </w:rPr>
+            </w:pPr>
+            <w:r>
+              <w:rPr>
+                <w:rFonts w:hint="eastAsia"/>
+                <w:color w:val="000000"/>
+                <w:sz w:val="21"/>
+                <w:szCs w:val="21"/>
+                <w:lang w:val="en-US" w:eastAsia="zh-CN"/>
+              </w:rPr>
+              <w:t>1</w:t>
+            </w:r>
+          </w:p>
+        </w:tc>
+        <w:tc>
+          <w:tcPr>
+            <w:tcW w:w="991" w:type="pct"/>
+          </w:tcPr>
+          <w:p>
+            <w:pPr>
+              <w:spacing w:line="400" w:lineRule="exact"/>
+              <w:jc w:val="center"/>
+              <w:rPr>
+                <w:rFonts w:hint="default"/>
+                <w:color w:val="000000"/>
+                <w:sz w:val="21"/>
+                <w:szCs w:val="21"/>
+                <w:lang w:val="en-US" w:eastAsia="zh-CN"/>
+              </w:rPr>
+            </w:pPr>
+            <w:r>
+              <w:rPr>
+                <w:rFonts w:hint="eastAsia"/>
+                <w:color w:val="000000"/>
+                <w:sz w:val="21"/>
+                <w:szCs w:val="21"/>
+                <w:lang w:val="en-US" w:eastAsia="zh-CN"/>
+              </w:rPr>
+              <w:t>8</w:t>
+            </w:r>
+          </w:p>
+        </w:tc>
+        <w:tc>
+          <w:tcPr>
+            <w:tcW w:w="991" w:type="pct"/>
+          </w:tcPr>
+          <w:p>
+            <w:pPr>
+              <w:spacing w:line="400" w:lineRule="exact"/>
+              <w:jc w:val="center"/>
+              <w:rPr>
+                <w:rFonts w:hint="default" w:eastAsia="宋体"/>
+                <w:color w:val="000000"/>
+                <w:sz w:val="21"/>
+                <w:szCs w:val="21"/>
+                <w:lang w:val="en-US" w:eastAsia="zh-CN"/>
+              </w:rPr>
+            </w:pPr>
+            <w:r>
+              <w:rPr>
+                <w:rFonts w:hint="eastAsia"/>
+                <w:color w:val="000000"/>
+                <w:sz w:val="21"/>
+                <w:szCs w:val="21"/>
+                <w:lang w:val="en-US" w:eastAsia="zh-CN"/>
+              </w:rPr>
+              <w:t>36000</w:t>
+            </w:r>
+          </w:p>
+        </w:tc>
+      </w:tr>
+      <w:tr>
+        <w:tblPrEx>
+          <w:tblBorders>
+            <w:top w:val="none" w:color="auto" w:sz="0" w:space="0"/>
+            <w:left w:val="none" w:color="auto" w:sz="0" w:space="0"/>
+            <w:bottom w:val="none" w:color="auto" w:sz="0" w:space="0"/>
+            <w:right w:val="none" w:color="auto" w:sz="0" w:space="0"/>
+            <w:insideH w:val="none" w:color="auto" w:sz="0" w:space="0"/>
+            <w:insideV w:val="none" w:color="auto" w:sz="0" w:space="0"/>
+          </w:tblBorders>
+          <w:tblCellMar>
+            <w:top w:w="0" w:type="dxa"/>
+            <w:left w:w="108" w:type="dxa"/>
+            <w:bottom w:w="0" w:type="dxa"/>
+            <w:right w:w="108" w:type="dxa"/>
+          </w:tblCellMar>
+        </w:tblPrEx>
+        <w:tc>
+          <w:tcPr>
+            <w:tcW w:w="640" w:type="pct"/>
+            <w:vMerge w:val="continue"/>
+            <w:vAlign w:val="center"/>
+          </w:tcPr>
+          <w:p>
+            <w:pPr>
+              <w:spacing w:line="400" w:lineRule="exact"/>
+              <w:ind w:firstLine="420"/>
+              <w:jc w:val="center"/>
+              <w:rPr>
+                <w:sz w:val="21"/>
+                <w:szCs w:val="21"/>
+              </w:rPr>
+            </w:pPr>
+          </w:p>
+        </w:tc>
+        <w:tc>
+          <w:tcPr>
+            <w:tcW w:w="1232" w:type="pct"/>
+            <w:vAlign w:val="center"/>
+          </w:tcPr>
+          <w:p>
+            <w:pPr>
+              <w:spacing w:line="400" w:lineRule="exact"/>
+              <w:jc w:val="center"/>
+              <w:rPr>
+                <w:rFonts w:hint="default"/>
+                <w:color w:val="000000"/>
+                <w:sz w:val="21"/>
+                <w:szCs w:val="21"/>
+                <w:lang w:val="en-US" w:eastAsia="zh-CN"/>
+              </w:rPr>
+            </w:pPr>
+            <w:r>
+              <w:rPr>
+                <w:rFonts w:hint="eastAsia"/>
+                <w:color w:val="000000"/>
+                <w:sz w:val="21"/>
+                <w:szCs w:val="21"/>
+                <w:lang w:val="en-US" w:eastAsia="zh-CN"/>
+              </w:rPr>
+              <w:t>CIP清洗系统</w:t>
+            </w:r>
+          </w:p>
+        </w:tc>
+        <w:tc>
+          <w:tcPr>
+            <w:tcW w:w="612" w:type="pct"/>
+            <w:vAlign w:val="center"/>
+          </w:tcPr>
+          <w:p>
+            <w:pPr>
+              <w:spacing w:line="400" w:lineRule="exact"/>
+              <w:jc w:val="center"/>
+              <w:rPr>
+                <w:rFonts w:hint="default"/>
+                <w:color w:val="000000"/>
+                <w:sz w:val="21"/>
+                <w:szCs w:val="21"/>
+                <w:lang w:val="en-US" w:eastAsia="zh-CN"/>
+              </w:rPr>
+            </w:pPr>
+            <w:r>
+              <w:rPr>
+                <w:rFonts w:hint="eastAsia"/>
+                <w:color w:val="000000"/>
+                <w:sz w:val="21"/>
+                <w:szCs w:val="21"/>
+                <w:lang w:val="en-US" w:eastAsia="zh-CN"/>
+              </w:rPr>
+              <w:t>2.2</w:t>
+            </w:r>
+          </w:p>
+        </w:tc>
+        <w:tc>
+          <w:tcPr>
+            <w:tcW w:w="531" w:type="pct"/>
+            <w:vAlign w:val="center"/>
+          </w:tcPr>
+          <w:p>
+            <w:pPr>
+              <w:spacing w:line="400" w:lineRule="exact"/>
+              <w:jc w:val="center"/>
+              <w:rPr>
+                <w:rFonts w:hint="eastAsia" w:eastAsia="等线"/>
+                <w:color w:val="000000"/>
+                <w:sz w:val="21"/>
+                <w:szCs w:val="21"/>
+                <w:lang w:val="en-US" w:eastAsia="zh-CN"/>
+              </w:rPr>
+            </w:pPr>
+            <w:r>
+              <w:rPr>
+                <w:rFonts w:hint="eastAsia" w:eastAsia="等线"/>
+                <w:color w:val="000000"/>
+                <w:sz w:val="21"/>
+                <w:szCs w:val="21"/>
+                <w:lang w:val="en-US" w:eastAsia="zh-CN"/>
+              </w:rPr>
+              <w:t>1</w:t>
+            </w:r>
+          </w:p>
+        </w:tc>
+        <w:tc>
+          <w:tcPr>
+            <w:tcW w:w="991" w:type="pct"/>
+          </w:tcPr>
+          <w:p>
+            <w:pPr>
+              <w:spacing w:line="400" w:lineRule="exact"/>
+              <w:jc w:val="center"/>
+              <w:rPr>
+                <w:rFonts w:hint="default"/>
+                <w:color w:val="000000"/>
+                <w:sz w:val="21"/>
+                <w:szCs w:val="21"/>
+                <w:lang w:val="en-US" w:eastAsia="zh-CN"/>
+              </w:rPr>
+            </w:pPr>
+            <w:r>
+              <w:rPr>
+                <w:rFonts w:hint="eastAsia"/>
+                <w:color w:val="000000"/>
+                <w:sz w:val="21"/>
+                <w:szCs w:val="21"/>
+                <w:lang w:val="en-US" w:eastAsia="zh-CN"/>
+              </w:rPr>
+              <w:t>1.5</w:t>
+            </w:r>
+          </w:p>
+        </w:tc>
+        <w:tc>
+          <w:tcPr>
+            <w:tcW w:w="991" w:type="pct"/>
+          </w:tcPr>
+          <w:p>
+            <w:pPr>
+              <w:spacing w:line="400" w:lineRule="exact"/>
+              <w:jc w:val="center"/>
+              <w:rPr>
+                <w:rFonts w:hint="default"/>
+                <w:color w:val="000000"/>
+                <w:sz w:val="21"/>
+                <w:szCs w:val="21"/>
+                <w:lang w:val="en-US" w:eastAsia="zh-CN"/>
+              </w:rPr>
+            </w:pPr>
+            <w:r>
+              <w:rPr>
+                <w:rFonts w:hint="eastAsia"/>
+                <w:color w:val="000000"/>
+                <w:sz w:val="21"/>
+                <w:szCs w:val="21"/>
+                <w:lang w:val="en-US" w:eastAsia="zh-CN"/>
+              </w:rPr>
+              <w:t>990</w:t>
+            </w:r>
+          </w:p>
+        </w:tc>
+      </w:tr>
+      <w:tr>
+        <w:tblPrEx>
+          <w:tblBorders>
+            <w:top w:val="none" w:color="auto" w:sz="0" w:space="0"/>
+            <w:left w:val="none" w:color="auto" w:sz="0" w:space="0"/>
+            <w:bottom w:val="none" w:color="auto" w:sz="0" w:space="0"/>
+            <w:right w:val="none" w:color="auto" w:sz="0" w:space="0"/>
+            <w:insideH w:val="none" w:color="auto" w:sz="0" w:space="0"/>
+            <w:insideV w:val="none" w:color="auto" w:sz="0" w:space="0"/>
+          </w:tblBorders>
+          <w:tblCellMar>
+            <w:top w:w="0" w:type="dxa"/>
+            <w:left w:w="108" w:type="dxa"/>
+            <w:bottom w:w="0" w:type="dxa"/>
+            <w:right w:w="108" w:type="dxa"/>
+          </w:tblCellMar>
+        </w:tblPrEx>
+        <w:tc>
+          <w:tcPr>
+            <w:tcW w:w="640" w:type="pct"/>
+            <w:vAlign w:val="center"/>
+          </w:tcPr>
+          <w:p>
+            <w:pPr>
+              <w:spacing w:line="400" w:lineRule="exact"/>
+              <w:jc w:val="center"/>
+              <w:rPr>
+                <w:sz w:val="21"/>
+                <w:szCs w:val="21"/>
+              </w:rPr>
+            </w:pPr>
+            <w:r>
+              <w:rPr>
+                <w:rFonts w:hint="eastAsia"/>
+                <w:sz w:val="21"/>
+                <w:szCs w:val="21"/>
+              </w:rPr>
+              <w:t>生活用电</w:t>
+            </w:r>
+          </w:p>
+        </w:tc>
+        <w:tc>
+          <w:tcPr>
+            <w:tcW w:w="1232" w:type="pct"/>
+            <w:vAlign w:val="center"/>
+          </w:tcPr>
+          <w:p>
+            <w:pPr>
+              <w:spacing w:line="400" w:lineRule="exact"/>
+              <w:jc w:val="center"/>
+              <w:rPr>
+                <w:color w:val="000000"/>
+                <w:sz w:val="21"/>
+                <w:szCs w:val="21"/>
+              </w:rPr>
+            </w:pPr>
+            <w:r>
+              <w:rPr>
+                <w:rFonts w:hint="eastAsia"/>
+                <w:color w:val="000000"/>
+                <w:sz w:val="21"/>
+                <w:szCs w:val="21"/>
+              </w:rPr>
+              <w:t>照明</w:t>
+            </w:r>
+          </w:p>
+        </w:tc>
+        <w:tc>
+          <w:tcPr>
+            <w:tcW w:w="612" w:type="pct"/>
+            <w:vAlign w:val="center"/>
+          </w:tcPr>
+          <w:p>
+            <w:pPr>
+              <w:spacing w:line="400" w:lineRule="exact"/>
+              <w:jc w:val="center"/>
+              <w:rPr>
+                <w:rFonts w:hint="default" w:eastAsia="宋体"/>
+                <w:sz w:val="21"/>
+                <w:szCs w:val="16"/>
+                <w:lang w:val="en-US" w:eastAsia="zh-CN"/>
+              </w:rPr>
+            </w:pPr>
+            <w:r>
+              <w:rPr>
+                <w:rFonts w:hint="eastAsia"/>
+                <w:sz w:val="21"/>
+                <w:szCs w:val="16"/>
+                <w:lang w:val="en-US" w:eastAsia="zh-CN"/>
+              </w:rPr>
+              <w:t>0.1</w:t>
+            </w:r>
+          </w:p>
+        </w:tc>
+        <w:tc>
+          <w:tcPr>
+            <w:tcW w:w="531" w:type="pct"/>
+            <w:vAlign w:val="center"/>
+          </w:tcPr>
+          <w:p>
+            <w:pPr>
+              <w:spacing w:line="400" w:lineRule="exact"/>
+              <w:jc w:val="center"/>
+              <w:rPr>
+                <w:rFonts w:hint="default" w:eastAsia="等线"/>
+                <w:color w:val="000000"/>
+                <w:sz w:val="21"/>
+                <w:szCs w:val="21"/>
+                <w:lang w:val="en-US" w:eastAsia="zh-CN"/>
+              </w:rPr>
+            </w:pPr>
+            <w:r>
+              <w:rPr>
+                <w:rFonts w:hint="eastAsia" w:eastAsia="等线"/>
+                <w:color w:val="000000"/>
+                <w:sz w:val="21"/>
+                <w:szCs w:val="21"/>
+                <w:lang w:val="en-US" w:eastAsia="zh-CN"/>
+              </w:rPr>
+              <w:t>30</w:t>
+            </w:r>
+          </w:p>
+        </w:tc>
+        <w:tc>
+          <w:tcPr>
+            <w:tcW w:w="991" w:type="pct"/>
+          </w:tcPr>
+          <w:p>
+            <w:pPr>
+              <w:spacing w:line="400" w:lineRule="exact"/>
+              <w:jc w:val="center"/>
+              <w:rPr>
+                <w:rFonts w:hint="default"/>
+                <w:color w:val="000000"/>
+                <w:sz w:val="21"/>
+                <w:szCs w:val="21"/>
+                <w:lang w:val="en-US" w:eastAsia="zh-CN"/>
+              </w:rPr>
+            </w:pPr>
+            <w:r>
+              <w:rPr>
+                <w:rFonts w:hint="eastAsia"/>
+                <w:color w:val="000000"/>
+                <w:sz w:val="21"/>
+                <w:szCs w:val="21"/>
+                <w:lang w:val="en-US" w:eastAsia="zh-CN"/>
+              </w:rPr>
+              <w:t>8</w:t>
+            </w:r>
+          </w:p>
+        </w:tc>
+        <w:tc>
+          <w:tcPr>
+            <w:tcW w:w="991" w:type="pct"/>
+          </w:tcPr>
+          <w:p>
+            <w:pPr>
+              <w:spacing w:line="400" w:lineRule="exact"/>
+              <w:jc w:val="center"/>
+              <w:rPr>
+                <w:rFonts w:hint="default" w:eastAsia="宋体"/>
+                <w:color w:val="000000"/>
+                <w:sz w:val="21"/>
+                <w:szCs w:val="21"/>
+                <w:lang w:val="en-US" w:eastAsia="zh-CN"/>
+              </w:rPr>
+            </w:pPr>
+            <w:r>
+              <w:rPr>
+                <w:rFonts w:hint="eastAsia"/>
+                <w:color w:val="000000"/>
+                <w:sz w:val="21"/>
+                <w:szCs w:val="21"/>
+                <w:lang w:val="en-US" w:eastAsia="zh-CN"/>
+              </w:rPr>
+              <w:t>7200</w:t>
+            </w:r>
+          </w:p>
+        </w:tc>
+      </w:tr>
+      <w:tr>
+        <w:tblPrEx>
+          <w:tblBorders>
+            <w:top w:val="none" w:color="auto" w:sz="0" w:space="0"/>
+            <w:left w:val="none" w:color="auto" w:sz="0" w:space="0"/>
+            <w:bottom w:val="none" w:color="auto" w:sz="0" w:space="0"/>
+            <w:right w:val="none" w:color="auto" w:sz="0" w:space="0"/>
+            <w:insideH w:val="none" w:color="auto" w:sz="0" w:space="0"/>
+            <w:insideV w:val="none" w:color="auto" w:sz="0" w:space="0"/>
+          </w:tblBorders>
+          <w:tblCellMar>
+            <w:top w:w="0" w:type="dxa"/>
+            <w:left w:w="108" w:type="dxa"/>
+            <w:bottom w:w="0" w:type="dxa"/>
+            <w:right w:w="108" w:type="dxa"/>
+          </w:tblCellMar>
+        </w:tblPrEx>
+        <w:tc>
+          <w:tcPr>
+            <w:tcW w:w="640" w:type="pct"/>
             <w:tcBorders>
               <w:bottom w:val="single" w:color="auto" w:sz="12" w:space="0"/>
             </w:tcBorders>
@@ -22115,7 +23601,7 @@
                 <w:szCs w:val="21"/>
                 <w:lang w:val="en-US" w:eastAsia="zh-CN"/>
               </w:rPr>
-              <w:t>16</w:t>
+              <w:t>19</w:t>
             </w:r>
           </w:p>
         </w:tc>
@@ -22179,7 +23665,7 @@
                 <w:szCs w:val="21"/>
                 <w:lang w:val="en-US" w:eastAsia="zh-CN"/>
               </w:rPr>
-              <w:t>118350</w:t>
+              <w:t>125550</w:t>
             </w:r>
           </w:p>
         </w:tc>
@@ -22257,7 +23743,7 @@
         <w:bidi w:val="0"/>
         <w:adjustRightInd/>
         <w:snapToGrid/>
-        <w:spacing w:before="157" w:beforeLines="50" w:after="157" w:afterLines="50" w:line="440" w:lineRule="exact"/>
+        <w:spacing w:line="440" w:lineRule="exact"/>
         <w:ind w:firstLine="480" w:firstLineChars="200"/>
         <w:jc w:val="both"/>
         <w:textAlignment w:val="auto"/>
@@ -22588,7 +24074,7 @@
         <w:bidi w:val="0"/>
         <w:adjustRightInd/>
         <w:snapToGrid/>
-        <w:spacing w:before="157" w:beforeLines="50" w:after="157" w:afterLines="50" w:line="440" w:lineRule="exact"/>
+        <w:spacing w:line="440" w:lineRule="exact"/>
         <w:ind w:firstLine="480" w:firstLineChars="200"/>
         <w:jc w:val="both"/>
         <w:textAlignment w:val="auto"/>
@@ -22956,6 +24442,12 @@
             <w:insideH w:val="none" w:color="auto" w:sz="0" w:space="0"/>
             <w:insideV w:val="none" w:color="auto" w:sz="0" w:space="0"/>
           </w:tblBorders>
+          <w:tblCellMar>
+            <w:top w:w="0" w:type="dxa"/>
+            <w:left w:w="108" w:type="dxa"/>
+            <w:bottom w:w="0" w:type="dxa"/>
+            <w:right w:w="108" w:type="dxa"/>
+          </w:tblCellMar>
         </w:tblPrEx>
         <w:tc>
           <w:tcPr>
@@ -23967,8 +25459,8 @@
           <w:lang w:eastAsia="zh-CN"/>
         </w:rPr>
       </w:pPr>
-      <w:bookmarkStart w:id="28" w:name="_Toc168404173"/>
-      <w:bookmarkStart w:id="29" w:name="_Toc12242"/>
+      <w:bookmarkStart w:id="28" w:name="_Toc12242"/>
+      <w:bookmarkStart w:id="29" w:name="_Toc168404173"/>
       <w:r>
         <w:rPr>
           <w:rFonts w:hint="eastAsia"/>
@@ -25726,8 +27218,8 @@
                 <w:lang w:val="en-US" w:eastAsia="zh-CN"/>
               </w:rPr>
             </w:pPr>
-            <w:bookmarkStart w:id="30" w:name="_Toc168404174"/>
-            <w:bookmarkStart w:id="31" w:name="_Toc8437"/>
+            <w:bookmarkStart w:id="30" w:name="_Toc8437"/>
+            <w:bookmarkStart w:id="31" w:name="_Toc168404174"/>
             <w:r>
               <w:rPr>
                 <w:rFonts w:hint="eastAsia"/>
@@ -25862,9 +27354,9 @@
           <w:lang w:val="en-US" w:eastAsia="zh-CN"/>
         </w:rPr>
       </w:pPr>
-      <w:bookmarkStart w:id="33" w:name="_Toc13771"/>
-      <w:bookmarkStart w:id="34" w:name="_Toc24802"/>
-      <w:bookmarkStart w:id="35" w:name="_Toc168404175"/>
+      <w:bookmarkStart w:id="33" w:name="_Toc168404175"/>
+      <w:bookmarkStart w:id="34" w:name="_Toc13771"/>
+      <w:bookmarkStart w:id="35" w:name="_Toc24802"/>
       <w:r>
         <w:rPr>
           <w:rFonts w:hint="eastAsia" w:ascii="Times New Roman" w:hAnsi="Times New Roman" w:eastAsia="黑体" w:cs="黑体"/>
@@ -26385,8 +27877,8 @@
           <w:lang w:val="en-US" w:eastAsia="zh-CN" w:bidi="ar-SA"/>
         </w:rPr>
       </w:pPr>
-      <w:bookmarkStart w:id="36" w:name="_Toc168404176"/>
-      <w:bookmarkStart w:id="37" w:name="_Toc32057"/>
+      <w:bookmarkStart w:id="36" w:name="_Toc32057"/>
+      <w:bookmarkStart w:id="37" w:name="_Toc168404176"/>
       <w:r>
         <w:rPr>
           <w:rFonts w:hint="eastAsia" w:ascii="Times New Roman" w:hAnsi="Times New Roman" w:eastAsia="宋体" w:cs="Times New Roman"/>
@@ -27001,8 +28493,8 @@
           <w:lang w:val="en-US" w:eastAsia="zh-CN" w:bidi="ar-SA"/>
         </w:rPr>
       </w:pPr>
-      <w:bookmarkStart w:id="42" w:name="_Toc168404178"/>
-      <w:bookmarkStart w:id="43" w:name="_Toc9060"/>
+      <w:bookmarkStart w:id="42" w:name="_Toc9060"/>
+      <w:bookmarkStart w:id="43" w:name="_Toc168404178"/>
       <w:r>
         <w:rPr>
           <w:rFonts w:hint="eastAsia" w:ascii="Times New Roman" w:hAnsi="Times New Roman" w:eastAsia="宋体" w:cs="Times New Roman"/>
@@ -27867,8 +29359,8 @@
           </w14:textFill>
         </w:rPr>
       </w:pPr>
-      <w:bookmarkStart w:id="51" w:name="_Toc14390"/>
-      <w:bookmarkStart w:id="52" w:name="_Toc168404181"/>
+      <w:bookmarkStart w:id="51" w:name="_Toc168404181"/>
+      <w:bookmarkStart w:id="52" w:name="_Toc14390"/>
       <w:r>
         <w:rPr>
           <w:rFonts w:hint="eastAsia" w:ascii="Times New Roman" w:hAnsi="Times New Roman" w:eastAsia="宋体" w:cs="Times New Roman"/>
@@ -28124,9 +29616,9 @@
           <w:lang w:val="en-US" w:eastAsia="zh-CN"/>
         </w:rPr>
       </w:pPr>
-      <w:bookmarkStart w:id="54" w:name="_Toc16286"/>
-      <w:bookmarkStart w:id="55" w:name="_Toc23431"/>
-      <w:bookmarkStart w:id="56" w:name="_Toc168404182"/>
+      <w:bookmarkStart w:id="54" w:name="_Toc168404182"/>
+      <w:bookmarkStart w:id="55" w:name="_Toc16286"/>
+      <w:bookmarkStart w:id="56" w:name="_Toc23431"/>
       <w:r>
         <w:rPr>
           <w:rFonts w:hint="eastAsia" w:ascii="Times New Roman" w:hAnsi="Times New Roman" w:eastAsia="黑体" w:cs="黑体"/>
@@ -28621,7 +30113,7 @@
                 <w:szCs w:val="21"/>
                 <w:lang w:val="en-US" w:eastAsia="zh-CN"/>
               </w:rPr>
-              <w:t>2935</w:t>
+              <w:t>2930</w:t>
             </w:r>
           </w:p>
         </w:tc>
@@ -28662,7 +30154,7 @@
                 <w:szCs w:val="21"/>
                 <w:lang w:val="en-US" w:eastAsia="zh-CN"/>
               </w:rPr>
-              <w:t>16142.5</w:t>
+              <w:t>16115</w:t>
             </w:r>
           </w:p>
         </w:tc>
@@ -28724,7 +30216,7 @@
                 <w:szCs w:val="21"/>
                 <w:lang w:val="en-US" w:eastAsia="zh-CN"/>
               </w:rPr>
-              <w:t>蓝莓果浆</w:t>
+              <w:t>蓝莓鲜果</w:t>
             </w:r>
           </w:p>
         </w:tc>
@@ -29599,7 +31091,7 @@
                 <w:szCs w:val="21"/>
                 <w:lang w:val="en-US" w:eastAsia="zh-CN"/>
               </w:rPr>
-              <w:t>34922.5</w:t>
+              <w:t>34895</w:t>
             </w:r>
           </w:p>
         </w:tc>
@@ -29647,7 +31139,7 @@
           <w:sz w:val="24"/>
           <w:lang w:val="en-US" w:eastAsia="zh-CN" w:bidi="ar-SA"/>
         </w:rPr>
-        <w:t>34922.5</w:t>
+        <w:t>34895</w:t>
       </w:r>
       <w:r>
         <w:rPr>
@@ -29683,7 +31175,7 @@
           <w:sz w:val="24"/>
           <w:lang w:val="en-US" w:eastAsia="zh-CN" w:bidi="ar-SA"/>
         </w:rPr>
-        <w:t>10476750</w:t>
+        <w:t>10468500</w:t>
       </w:r>
       <w:r>
         <w:rPr>
@@ -31295,13 +32787,13 @@
                 <w:sz w:val="21"/>
                 <w:lang w:val="en-US" w:eastAsia="zh-CN"/>
               </w:rPr>
-              <w:t>118350</w:t>
-            </w:r>
-            <w:r>
-              <w:rPr>
-                <w:sz w:val="21"/>
-              </w:rPr>
-              <w:t>kW‧h</w:t>
+              <w:t>125550k</w:t>
+            </w:r>
+            <w:r>
+              <w:rPr>
+                <w:sz w:val="21"/>
+              </w:rPr>
+              <w:t>W‧h</w:t>
             </w:r>
           </w:p>
         </w:tc>
@@ -31396,7 +32888,7 @@
                 <w:sz w:val="21"/>
                 <w:lang w:val="en-US" w:eastAsia="zh-CN"/>
               </w:rPr>
-              <w:t>7.34</w:t>
+              <w:t>7.78</w:t>
             </w:r>
           </w:p>
         </w:tc>
@@ -31752,7 +33244,7 @@
                 <w:sz w:val="21"/>
                 <w:lang w:val="en-US" w:eastAsia="zh-CN"/>
               </w:rPr>
-              <w:t>15.045</w:t>
+              <w:t>15.485</w:t>
             </w:r>
           </w:p>
         </w:tc>
@@ -31798,7 +33290,7 @@
           <w:sz w:val="24"/>
           <w:lang w:val="en-US" w:eastAsia="zh-CN" w:bidi="ar-SA"/>
         </w:rPr>
-        <w:t>一年的总水电汽成本为15.045万元。</w:t>
+        <w:t>一年的总水电汽成本为15.485万元。</w:t>
       </w:r>
     </w:p>
     <w:p>
@@ -33858,7 +35350,7 @@
           <w:vertAlign w:val="baseline"/>
           <w:lang w:val="en-US" w:eastAsia="zh-CN"/>
         </w:rPr>
-        <w:t>生产设备投资为131.65万元，折旧年限10年，年折旧额为131.65÷10=13.165万元；</w:t>
+        <w:t>生产设备投资为148.65万元，折旧年限10年，年折旧额为148.65÷10=14.865万元；</w:t>
       </w:r>
     </w:p>
     <w:p>
@@ -33877,7 +35369,7 @@
           <w:vertAlign w:val="baseline"/>
           <w:lang w:val="en-US" w:eastAsia="zh-CN"/>
         </w:rPr>
-        <w:t>年维修费用=（建筑年折旧+设备年折旧）×8%=（16.128+13.165）×0.08=2.34344万元；</w:t>
+        <w:t>年维修费用=（建筑年折旧+设备年折旧）×8%=（16.128+14.865）×0.08=4.47944万元；</w:t>
       </w:r>
     </w:p>
     <w:p>
@@ -33896,7 +35388,7 @@
           <w:vertAlign w:val="baseline"/>
           <w:lang w:val="en-US" w:eastAsia="zh-CN"/>
         </w:rPr>
-        <w:t>合计年折旧费用与维修费用=16.128+13.165+2.34344=31.63644万元；</w:t>
+        <w:t>合计年折旧费用与维修费用=16.128+14.865+2.47944=33.47244万元；</w:t>
       </w:r>
     </w:p>
     <w:p>
@@ -34396,6 +35888,7 @@
               <w:top w:val="single" w:color="auto" w:sz="4" w:space="0"/>
               <w:bottom w:val="nil"/>
             </w:tcBorders>
+            <w:vAlign w:val="center"/>
           </w:tcPr>
           <w:p>
             <w:pPr>
@@ -34435,6 +35928,7 @@
               <w:top w:val="single" w:color="auto" w:sz="4" w:space="0"/>
               <w:bottom w:val="nil"/>
             </w:tcBorders>
+            <w:vAlign w:val="center"/>
           </w:tcPr>
           <w:p>
             <w:pPr>
@@ -34511,7 +36005,7 @@
                 <w:szCs w:val="16"/>
                 <w:lang w:val="en-US" w:eastAsia="zh-CN"/>
               </w:rPr>
-              <w:t>1047.675</w:t>
+              <w:t>1046.85</w:t>
             </w:r>
           </w:p>
         </w:tc>
@@ -34539,6 +36033,7 @@
             <w:tcBorders>
               <w:top w:val="nil"/>
             </w:tcBorders>
+            <w:vAlign w:val="center"/>
           </w:tcPr>
           <w:p>
             <w:pPr>
@@ -34577,6 +36072,7 @@
             <w:tcBorders>
               <w:top w:val="nil"/>
             </w:tcBorders>
+            <w:vAlign w:val="center"/>
           </w:tcPr>
           <w:p>
             <w:pPr>
@@ -34684,6 +36180,7 @@
         <w:tc>
           <w:tcPr>
             <w:tcW w:w="1665" w:type="pct"/>
+            <w:vAlign w:val="center"/>
           </w:tcPr>
           <w:p>
             <w:pPr>
@@ -34719,6 +36216,7 @@
         <w:tc>
           <w:tcPr>
             <w:tcW w:w="1666" w:type="pct"/>
+            <w:vAlign w:val="center"/>
           </w:tcPr>
           <w:p>
             <w:pPr>
@@ -34796,7 +36294,7 @@
                 <w:sz w:val="21"/>
                 <w:lang w:val="en-US" w:eastAsia="zh-CN"/>
               </w:rPr>
-              <w:t>15.045</w:t>
+              <w:t>15.485</w:t>
             </w:r>
           </w:p>
         </w:tc>
@@ -34821,6 +36319,7 @@
         <w:tc>
           <w:tcPr>
             <w:tcW w:w="1665" w:type="pct"/>
+            <w:vAlign w:val="center"/>
           </w:tcPr>
           <w:p>
             <w:pPr>
@@ -34856,6 +36355,7 @@
         <w:tc>
           <w:tcPr>
             <w:tcW w:w="1666" w:type="pct"/>
+            <w:vAlign w:val="center"/>
           </w:tcPr>
           <w:p>
             <w:pPr>
@@ -34950,6 +36450,7 @@
         <w:tc>
           <w:tcPr>
             <w:tcW w:w="1665" w:type="pct"/>
+            <w:vAlign w:val="center"/>
           </w:tcPr>
           <w:p>
             <w:pPr>
@@ -34985,6 +36486,7 @@
         <w:tc>
           <w:tcPr>
             <w:tcW w:w="1666" w:type="pct"/>
+            <w:vAlign w:val="center"/>
           </w:tcPr>
           <w:p>
             <w:pPr>
@@ -35062,7 +36564,7 @@
                 <w:sz w:val="21"/>
                 <w:lang w:val="en-US" w:eastAsia="zh-CN"/>
               </w:rPr>
-              <w:t>31.64</w:t>
+              <w:t>33.47</w:t>
             </w:r>
           </w:p>
         </w:tc>
@@ -35087,6 +36589,7 @@
         <w:tc>
           <w:tcPr>
             <w:tcW w:w="1665" w:type="pct"/>
+            <w:vAlign w:val="center"/>
           </w:tcPr>
           <w:p>
             <w:pPr>
@@ -35125,6 +36628,7 @@
         <w:tc>
           <w:tcPr>
             <w:tcW w:w="1666" w:type="pct"/>
+            <w:vAlign w:val="center"/>
           </w:tcPr>
           <w:p>
             <w:pPr>
@@ -35223,6 +36727,7 @@
             <w:tcBorders>
               <w:bottom w:val="single" w:color="auto" w:sz="12" w:space="0"/>
             </w:tcBorders>
+            <w:vAlign w:val="center"/>
           </w:tcPr>
           <w:p>
             <w:pPr>
@@ -35269,6 +36774,7 @@
             <w:tcBorders>
               <w:bottom w:val="single" w:color="auto" w:sz="12" w:space="0"/>
             </w:tcBorders>
+            <w:vAlign w:val="center"/>
           </w:tcPr>
           <w:p>
             <w:pPr>
@@ -35286,7 +36792,7 @@
               <w:adjustRightInd/>
               <w:snapToGrid/>
               <w:spacing w:line="400" w:lineRule="exact"/>
-              <w:jc w:val="both"/>
+              <w:jc w:val="center"/>
               <w:textAlignment w:val="auto"/>
               <w:rPr>
                 <w:rFonts w:hint="eastAsia" w:eastAsia="宋体"/>
@@ -35334,7 +36840,7 @@
                 <w:sz w:val="21"/>
                 <w:lang w:val="en-US" w:eastAsia="zh-CN"/>
               </w:rPr>
-              <w:t>1546.5</w:t>
+              <w:t>1547.945</w:t>
             </w:r>
           </w:p>
         </w:tc>
@@ -35367,7 +36873,36 @@
           <w:rFonts w:hint="eastAsia" w:cs="Times New Roman"/>
           <w:lang w:val="en-US" w:eastAsia="zh-CN"/>
         </w:rPr>
-        <w:t>由表17可知生产1000吨蓝莓酸奶的年总成本为1546.5万元。每瓶蓝莓酸奶重量为0.25kg，则理论年产量为1000000kg÷0.25kg=4000000瓶。平均每瓶酸奶的成本为1546.5万元÷400万瓶≈3.9元/瓶，出厂价定为5元/瓶，年利润为（5-3.9）元×400万瓶=440万元，回本周期为1549.03万元÷440万元≈3.52年。</w:t>
+        <w:t>由表17可知生产1000吨蓝莓酸奶的年总成本为1547.945万元。每瓶蓝莓酸奶重量为0.25kg，则理论年产量为1000000kg÷0.25kg=4</w:t>
+      </w:r>
+      <w:r>
+        <w:rPr>
+          <w:rFonts w:hint="default" w:ascii="Times New Roman" w:hAnsi="Times New Roman" w:cs="Times New Roman"/>
+          <w:lang w:val="en-US" w:eastAsia="zh-CN"/>
+        </w:rPr>
+        <w:t>×</w:t>
+      </w:r>
+      <w:r>
+        <w:rPr>
+          <w:rFonts w:hint="eastAsia" w:cs="Times New Roman"/>
+          <w:lang w:val="en-US" w:eastAsia="zh-CN"/>
+        </w:rPr>
+        <w:t>10</w:t>
+      </w:r>
+      <w:r>
+        <w:rPr>
+          <w:rFonts w:hint="eastAsia" w:cs="Times New Roman"/>
+          <w:vertAlign w:val="superscript"/>
+          <w:lang w:val="en-US" w:eastAsia="zh-CN"/>
+        </w:rPr>
+        <w:t>6</w:t>
+      </w:r>
+      <w:r>
+        <w:rPr>
+          <w:rFonts w:hint="eastAsia" w:cs="Times New Roman"/>
+          <w:lang w:val="en-US" w:eastAsia="zh-CN"/>
+        </w:rPr>
+        <w:t>瓶。平均每瓶酸奶的成本为1547.945万元÷400万瓶≈3.9元/瓶，出厂价定为5元/瓶，年利润为（5-3.9）元×400万瓶=440万元，回本周期为1547.12万元÷440万元≈3.52年。</w:t>
       </w:r>
     </w:p>
     <w:p>
@@ -35397,9 +36932,9 @@
           <w:lang w:val="en-US" w:eastAsia="zh-CN"/>
         </w:rPr>
       </w:pPr>
-      <w:bookmarkStart w:id="60" w:name="_Toc17251"/>
-      <w:bookmarkStart w:id="61" w:name="_Toc17246"/>
-      <w:bookmarkStart w:id="62" w:name="_Toc168404185"/>
+      <w:bookmarkStart w:id="60" w:name="_Toc168404185"/>
+      <w:bookmarkStart w:id="61" w:name="_Toc17251"/>
+      <w:bookmarkStart w:id="62" w:name="_Toc17246"/>
       <w:r>
         <w:rPr>
           <w:rFonts w:hint="eastAsia" w:ascii="Times New Roman" w:hAnsi="Times New Roman" w:eastAsia="黑体" w:cs="黑体"/>
@@ -35447,7 +36982,7 @@
           <w:szCs w:val="24"/>
           <w:lang w:val="en-US" w:eastAsia="zh-CN"/>
         </w:rPr>
-        <w:t>本文完成了年产1000吨蓝莓酸奶生产车间的工艺设计、设备选型、物料衡算及成本核算。车间年工作300天，每天一班，班产3.5吨。车间设备投资为131.65万元，年总成本为1546.5万元，年产值为2000万元，年利润为440万元，投资回收期为3.52年。车间选址贵州麻江县，原料供应充足，工艺流程合理，环保措施完善，项目具备良好的经济效益和可行性。</w:t>
+        <w:t>本文完成了年产1000吨蓝莓酸奶生产车间的工艺设计、设备选型、物料衡算及成本核算。车间年工作300天，每天一班，班产3.5吨。车间设备投资为148.65万元，年总成本为1547.945万元，年产值为2000万元，年利润为440万元，投资回收期为3.52年。车间选址贵州麻江县，原料供应充足，工艺流程合理，环保措施完善，项目具备良好的经济效益和可行性。</w:t>
       </w:r>
     </w:p>
     <w:p>
@@ -35485,9 +37020,9 @@
           <w:lang w:val="en-US" w:eastAsia="zh-CN" w:bidi="ar-SA"/>
         </w:rPr>
       </w:pPr>
-      <w:bookmarkStart w:id="63" w:name="_Toc168404186"/>
+      <w:bookmarkStart w:id="63" w:name="_Toc30428"/>
       <w:bookmarkStart w:id="64" w:name="_Toc16206"/>
-      <w:bookmarkStart w:id="65" w:name="_Toc30428"/>
+      <w:bookmarkStart w:id="65" w:name="_Toc168404186"/>
       <w:r>
         <w:rPr>
           <w:rFonts w:hint="eastAsia" w:ascii="黑体" w:hAnsi="Times New Roman" w:eastAsia="黑体" w:cs="微软雅黑"/>
@@ -35843,7 +37378,8 @@
           <w:lang w:val="en-US" w:eastAsia="zh-CN"/>
         </w:rPr>
       </w:pPr>
-      <w:bookmarkStart w:id="77" w:name="_Ref3723"/>
+      <w:bookmarkStart w:id="77" w:name="_Ref3985"/>
+      <w:bookmarkStart w:id="78" w:name="_Ref27835"/>
       <w:r>
         <w:rPr>
           <w:rFonts w:hint="default" w:ascii="Times New Roman" w:hAnsi="Times New Roman" w:cs="Times New Roman"/>
@@ -35853,7 +37389,6 @@
         </w:rPr>
         <w:t>桂亚,唐果,马栎,等.发酵乳中风味物质研究进展[J].现代食品,2023,29(18):29-31.</w:t>
       </w:r>
-      <w:bookmarkEnd w:id="77"/>
     </w:p>
     <w:p>
       <w:pPr>
@@ -35885,8 +37420,6 @@
           <w:lang w:val="en-US" w:eastAsia="zh-CN"/>
         </w:rPr>
       </w:pPr>
-      <w:bookmarkStart w:id="78" w:name="_Ref3985"/>
-      <w:bookmarkStart w:id="79" w:name="_Ref27835"/>
       <w:r>
         <w:rPr>
           <w:rFonts w:hint="default" w:ascii="Times New Roman" w:hAnsi="Times New Roman" w:cs="Times New Roman"/>
@@ -35896,9 +37429,9 @@
         </w:rPr>
         <w:t>李斌,谢旭,孙希云,等.国内外蓝莓加工技术与功能性成分研究进展[J].食品科学技术学报,2019,37(05):16-22.</w:t>
       </w:r>
-      <w:bookmarkEnd w:id="78"/>
+      <w:bookmarkEnd w:id="77"/>
     </w:p>
-    <w:bookmarkEnd w:id="79"/>
+    <w:bookmarkEnd w:id="78"/>
     <w:p>
       <w:pPr>
         <w:keepNext w:val="0"/>
@@ -35929,8 +37462,8 @@
           <w:lang w:val="en-US" w:eastAsia="zh-CN"/>
         </w:rPr>
       </w:pPr>
-      <w:bookmarkStart w:id="80" w:name="_Ref7582"/>
-      <w:bookmarkStart w:id="81" w:name="_Ref5240"/>
+      <w:bookmarkStart w:id="79" w:name="_Ref7582"/>
+      <w:bookmarkStart w:id="80" w:name="_Ref5240"/>
       <w:r>
         <w:rPr>
           <w:rFonts w:hint="default" w:ascii="Times New Roman" w:hAnsi="Times New Roman" w:cs="Times New Roman"/>
@@ -35940,9 +37473,9 @@
         </w:rPr>
         <w:t>李金华.蓝莓的营养保健功能及其开发利用[J].新农业,2019,(15):38-39.</w:t>
       </w:r>
-      <w:bookmarkEnd w:id="80"/>
+      <w:bookmarkEnd w:id="79"/>
     </w:p>
-    <w:bookmarkEnd w:id="81"/>
+    <w:bookmarkEnd w:id="80"/>
     <w:p>
       <w:pPr>
         <w:keepNext w:val="0"/>
@@ -35973,8 +37506,8 @@
           <w:lang w:val="en-US" w:eastAsia="zh-CN"/>
         </w:rPr>
       </w:pPr>
-      <w:bookmarkStart w:id="82" w:name="_Ref26107"/>
-      <w:bookmarkStart w:id="83" w:name="_Ref27913"/>
+      <w:bookmarkStart w:id="81" w:name="_Ref26107"/>
+      <w:bookmarkStart w:id="82" w:name="_Ref27913"/>
       <w:r>
         <w:rPr>
           <w:rFonts w:hint="default" w:ascii="Times New Roman" w:hAnsi="Times New Roman" w:cs="Times New Roman"/>
@@ -35984,9 +37517,9 @@
         </w:rPr>
         <w:t>周继芬,兰武,王军,等.蓝莓营养及独特保健功能研究[J].北方园艺,2020,(21):138-145.</w:t>
       </w:r>
-      <w:bookmarkEnd w:id="82"/>
+      <w:bookmarkEnd w:id="81"/>
     </w:p>
-    <w:bookmarkEnd w:id="83"/>
+    <w:bookmarkEnd w:id="82"/>
     <w:p>
       <w:pPr>
         <w:keepNext w:val="0"/>
@@ -36017,8 +37550,8 @@
           <w:lang w:val="en-US" w:eastAsia="zh-CN"/>
         </w:rPr>
       </w:pPr>
-      <w:bookmarkStart w:id="84" w:name="_Ref563"/>
-      <w:bookmarkStart w:id="85" w:name="_Ref27978"/>
+      <w:bookmarkStart w:id="83" w:name="_Ref563"/>
+      <w:bookmarkStart w:id="84" w:name="_Ref27978"/>
       <w:r>
         <w:rPr>
           <w:rFonts w:hint="default" w:ascii="Times New Roman" w:hAnsi="Times New Roman" w:cs="Times New Roman"/>
@@ -36028,9 +37561,9 @@
         </w:rPr>
         <w:t>刘军波,邹礼根,赵芸.蓝莓花青素加工特性及功能活性研究进展[J].饮料工业,2017,20(06):56-60.</w:t>
       </w:r>
-      <w:bookmarkEnd w:id="84"/>
+      <w:bookmarkEnd w:id="83"/>
     </w:p>
-    <w:bookmarkEnd w:id="85"/>
+    <w:bookmarkEnd w:id="84"/>
     <w:p>
       <w:pPr>
         <w:keepNext w:val="0"/>
@@ -36061,8 +37594,8 @@
           <w:lang w:val="en-US" w:eastAsia="zh-CN"/>
         </w:rPr>
       </w:pPr>
-      <w:bookmarkStart w:id="86" w:name="_Ref1147"/>
-      <w:bookmarkStart w:id="87" w:name="_Ref28037"/>
+      <w:bookmarkStart w:id="85" w:name="_Ref1147"/>
+      <w:bookmarkStart w:id="86" w:name="_Ref28037"/>
       <w:r>
         <w:rPr>
           <w:rFonts w:hint="default" w:ascii="Times New Roman" w:hAnsi="Times New Roman" w:cs="Times New Roman"/>
@@ -36072,9 +37605,9 @@
         </w:rPr>
         <w:t>许文静.蓝莓花青素的提取、纯化与特性研究及其在食品工业中的应用[D].四川大学,2023.</w:t>
       </w:r>
-      <w:bookmarkEnd w:id="86"/>
+      <w:bookmarkEnd w:id="85"/>
     </w:p>
-    <w:bookmarkEnd w:id="87"/>
+    <w:bookmarkEnd w:id="86"/>
     <w:p>
       <w:pPr>
         <w:keepNext w:val="0"/>
@@ -36105,8 +37638,8 @@
           <w:lang w:val="en-US" w:eastAsia="zh-CN"/>
         </w:rPr>
       </w:pPr>
-      <w:bookmarkStart w:id="88" w:name="_Ref2271"/>
-      <w:bookmarkStart w:id="89" w:name="_Ref28249"/>
+      <w:bookmarkStart w:id="87" w:name="_Ref2271"/>
+      <w:bookmarkStart w:id="88" w:name="_Ref28249"/>
       <w:r>
         <w:rPr>
           <w:rFonts w:hint="default" w:ascii="Times New Roman" w:hAnsi="Times New Roman" w:cs="Times New Roman"/>
@@ -36116,9 +37649,9 @@
         </w:rPr>
         <w:t>潘美华,程哲灏.蓝莓的营养成分及其保健功能的研究进展[J].食品安全导刊,2022,(22):107-109.</w:t>
       </w:r>
-      <w:bookmarkEnd w:id="88"/>
+      <w:bookmarkEnd w:id="87"/>
     </w:p>
-    <w:bookmarkEnd w:id="89"/>
+    <w:bookmarkEnd w:id="88"/>
     <w:p>
       <w:pPr>
         <w:keepNext w:val="0"/>
@@ -36149,8 +37682,8 @@
           <w:lang w:val="en-US" w:eastAsia="zh-CN"/>
         </w:rPr>
       </w:pPr>
-      <w:bookmarkStart w:id="90" w:name="_Ref2277"/>
-      <w:bookmarkStart w:id="91" w:name="_Ref28331"/>
+      <w:bookmarkStart w:id="89" w:name="_Ref2277"/>
+      <w:bookmarkStart w:id="90" w:name="_Ref28331"/>
       <w:r>
         <w:rPr>
           <w:rFonts w:hint="default" w:ascii="Times New Roman" w:hAnsi="Times New Roman" w:cs="Times New Roman"/>
@@ -36160,9 +37693,9 @@
         </w:rPr>
         <w:t>姚佳宇,李志坚.蓝莓花青素在眼科疾病的研究进展[J].国际眼科杂志,2016,16(12):2234-2236.</w:t>
       </w:r>
-      <w:bookmarkEnd w:id="90"/>
+      <w:bookmarkEnd w:id="89"/>
     </w:p>
-    <w:bookmarkEnd w:id="91"/>
+    <w:bookmarkEnd w:id="90"/>
     <w:p>
       <w:pPr>
         <w:keepNext w:val="0"/>
@@ -36193,8 +37726,8 @@
           <w:lang w:val="en-US" w:eastAsia="zh-CN"/>
         </w:rPr>
       </w:pPr>
-      <w:bookmarkStart w:id="92" w:name="_Ref2280"/>
-      <w:bookmarkStart w:id="93" w:name="_Ref5723"/>
+      <w:bookmarkStart w:id="91" w:name="_Ref2280"/>
+      <w:bookmarkStart w:id="92" w:name="_Ref5723"/>
       <w:r>
         <w:rPr>
           <w:rFonts w:hint="default" w:ascii="Times New Roman" w:hAnsi="Times New Roman" w:cs="Times New Roman"/>
@@ -36204,9 +37737,9 @@
         </w:rPr>
         <w:t>姜洞彬.蓝莓花青素对高侵袭性人肝癌LM3细胞株的抑制及组蛋白乙酰化修饰水平的研究[D].贵州医科大学,2023.</w:t>
       </w:r>
-      <w:bookmarkEnd w:id="92"/>
+      <w:bookmarkEnd w:id="91"/>
     </w:p>
-    <w:bookmarkEnd w:id="93"/>
+    <w:bookmarkEnd w:id="92"/>
     <w:p>
       <w:pPr>
         <w:keepNext w:val="0"/>
@@ -36237,7 +37770,7 @@
           <w:lang w:val="en-US" w:eastAsia="zh-CN"/>
         </w:rPr>
       </w:pPr>
-      <w:bookmarkStart w:id="94" w:name="_Ref28403"/>
+      <w:bookmarkStart w:id="93" w:name="_Ref28403"/>
       <w:r>
         <w:rPr>
           <w:rFonts w:hint="default" w:ascii="Times New Roman" w:hAnsi="Times New Roman" w:cs="Times New Roman"/>
@@ -36247,10 +37780,10 @@
         </w:rPr>
         <w:t>成堃,马延新,王小霞,等.蓝莓枸杞风味酸奶的研制[J].中国酿造,2018,37(01):185-189.</w:t>
       </w:r>
-      <w:bookmarkEnd w:id="94"/>
-      <w:bookmarkStart w:id="95" w:name="_Ref13426"/>
-      <w:bookmarkStart w:id="96" w:name="_Ref28452"/>
-      <w:bookmarkStart w:id="97" w:name="_Ref28511"/>
+      <w:bookmarkEnd w:id="93"/>
+      <w:bookmarkStart w:id="94" w:name="_Ref13426"/>
+      <w:bookmarkStart w:id="95" w:name="_Ref28452"/>
+      <w:bookmarkStart w:id="96" w:name="_Ref28511"/>
     </w:p>
     <w:p>
       <w:pPr>
@@ -36282,7 +37815,7 @@
           <w:lang w:val="en-US" w:eastAsia="zh-CN"/>
         </w:rPr>
       </w:pPr>
-      <w:bookmarkStart w:id="98" w:name="_Ref7062"/>
+      <w:bookmarkStart w:id="97" w:name="_Ref7062"/>
       <w:r>
         <w:rPr>
           <w:rFonts w:hint="default" w:ascii="Times New Roman" w:hAnsi="Times New Roman" w:cs="Times New Roman"/>
@@ -36292,10 +37825,10 @@
         </w:rPr>
         <w:t>张军,张冬雪,刘玉峰,等.蓝莓山羊酸奶的研制[J].中国酿造,2015,34(11):171-174.</w:t>
       </w:r>
-      <w:bookmarkEnd w:id="95"/>
-      <w:bookmarkEnd w:id="98"/>
+      <w:bookmarkEnd w:id="94"/>
+      <w:bookmarkEnd w:id="97"/>
     </w:p>
-    <w:bookmarkEnd w:id="96"/>
+    <w:bookmarkEnd w:id="95"/>
     <w:p>
       <w:pPr>
         <w:keepNext w:val="0"/>
@@ -36326,8 +37859,8 @@
           <w:lang w:val="en-US" w:eastAsia="zh-CN"/>
         </w:rPr>
       </w:pPr>
-      <w:bookmarkStart w:id="99" w:name="_Ref14856"/>
-      <w:bookmarkStart w:id="100" w:name="_Ref5890"/>
+      <w:bookmarkStart w:id="98" w:name="_Ref14856"/>
+      <w:bookmarkStart w:id="99" w:name="_Ref5890"/>
       <w:r>
         <w:rPr>
           <w:rFonts w:hint="default" w:ascii="Times New Roman" w:hAnsi="Times New Roman" w:cs="Times New Roman"/>
@@ -36337,7 +37870,7 @@
         </w:rPr>
         <w:t>梅玉立,童彬,于素凤,等.蓝莓酸奶的生产工艺研究[J].价值工程,2019,38(03):132-136.</w:t>
       </w:r>
-      <w:bookmarkEnd w:id="99"/>
+      <w:bookmarkEnd w:id="98"/>
     </w:p>
     <w:p>
       <w:pPr>
@@ -36369,7 +37902,7 @@
           <w:lang w:val="en-US" w:eastAsia="zh-CN"/>
         </w:rPr>
       </w:pPr>
-      <w:bookmarkStart w:id="101" w:name="_Ref14863"/>
+      <w:bookmarkStart w:id="100" w:name="_Ref14863"/>
       <w:r>
         <w:rPr>
           <w:rFonts w:hint="default" w:ascii="Times New Roman" w:hAnsi="Times New Roman" w:cs="Times New Roman"/>
@@ -36379,10 +37912,10 @@
         </w:rPr>
         <w:t>Aslani R ,Mazaheri Y ,Jafari M , et al.Implementation of hazard analysis and critical control point (HACCP) in yogurt production.[J].The Journal of dairy research,2024,91(1):11-11.</w:t>
       </w:r>
-      <w:bookmarkEnd w:id="101"/>
+      <w:bookmarkEnd w:id="100"/>
     </w:p>
-    <w:bookmarkEnd w:id="97"/>
-    <w:bookmarkEnd w:id="100"/>
+    <w:bookmarkEnd w:id="96"/>
+    <w:bookmarkEnd w:id="99"/>
     <w:p>
       <w:pPr>
         <w:keepNext w:val="0"/>
@@ -36413,7 +37946,7 @@
           <w:lang w:val="en-US" w:eastAsia="zh-CN"/>
         </w:rPr>
       </w:pPr>
-      <w:bookmarkStart w:id="102" w:name="_Ref28566"/>
+      <w:bookmarkStart w:id="101" w:name="_Ref28566"/>
       <w:r>
         <w:rPr>
           <w:rFonts w:hint="default" w:ascii="Times New Roman" w:hAnsi="Times New Roman" w:cs="Times New Roman"/>
@@ -36423,7 +37956,7 @@
         </w:rPr>
         <w:t>何祖艳.马铃薯蓝莓酸奶的制备关键技术及其应用研究[D].贵州大学,2021.</w:t>
       </w:r>
-      <w:bookmarkEnd w:id="102"/>
+      <w:bookmarkEnd w:id="101"/>
     </w:p>
     <w:p>
       <w:pPr>
@@ -36455,7 +37988,7 @@
           <w:lang w:val="en-US" w:eastAsia="zh-CN"/>
         </w:rPr>
       </w:pPr>
-      <w:bookmarkStart w:id="103" w:name="_Ref15153"/>
+      <w:bookmarkStart w:id="102" w:name="_Ref15153"/>
       <w:r>
         <w:rPr>
           <w:rFonts w:hint="eastAsia" w:ascii="Times New Roman" w:hAnsi="Times New Roman" w:cs="Times New Roman"/>
@@ -36465,7 +37998,7 @@
         </w:rPr>
         <w:t>Ichimura T .Yogurt Production.[J].Methods in molecular biology (Clifton, N.J.), 2024,285163-74.</w:t>
       </w:r>
-      <w:bookmarkEnd w:id="103"/>
+      <w:bookmarkEnd w:id="102"/>
     </w:p>
     <w:p>
       <w:pPr>
@@ -36514,7 +38047,7 @@
           <w:lang w:val="en-US" w:eastAsia="zh-CN"/>
         </w:rPr>
       </w:pPr>
-      <w:bookmarkStart w:id="104" w:name="_Toc29634"/>
+      <w:bookmarkStart w:id="103" w:name="_Toc29634"/>
     </w:p>
     <w:p>
       <w:pPr>
@@ -36544,8 +38077,8 @@
           <w:lang w:val="en-US" w:eastAsia="zh-CN"/>
         </w:rPr>
       </w:pPr>
+      <w:bookmarkStart w:id="104" w:name="_Toc15125"/>
       <w:bookmarkStart w:id="105" w:name="_Toc15949"/>
-      <w:bookmarkStart w:id="106" w:name="_Toc15125"/>
       <w:r>
         <w:rPr>
           <w:rFonts w:hint="eastAsia" w:ascii="黑体" w:hAnsi="黑体" w:eastAsia="黑体" w:cs="黑体"/>
@@ -36557,9 +38090,9 @@
         </w:rPr>
         <w:t>致 谢</w:t>
       </w:r>
+      <w:bookmarkEnd w:id="103"/>
       <w:bookmarkEnd w:id="104"/>
       <w:bookmarkEnd w:id="105"/>
-      <w:bookmarkEnd w:id="106"/>
     </w:p>
     <w:p>
       <w:pPr>
@@ -36849,16 +38382,14 @@
             <w:bottom w:val="none" w:sz="0" w:space="0"/>
             <w:right w:val="none" w:sz="0" w:space="0"/>
           </w:pgBorders>
-          <w:pgNumType w:fmt="decimal"/>
+          <w:pgNumType w:fmt="decimal" w:start="1"/>
           <w:cols w:space="425" w:num="1"/>
           <w:docGrid w:type="lines" w:linePitch="312" w:charSpace="0"/>
         </w:sectPr>
       </w:pPr>
-      <w:bookmarkStart w:id="107" w:name="_Toc7734"/>
-      <w:bookmarkStart w:id="108" w:name="_Toc28768"/>
-      <w:bookmarkStart w:id="109" w:name="_Toc11518"/>
-      <w:bookmarkStart w:id="110" w:name="_GoBack"/>
-      <w:bookmarkEnd w:id="110"/>
+      <w:bookmarkStart w:id="106" w:name="_Toc7734"/>
+      <w:bookmarkStart w:id="107" w:name="_Toc28768"/>
+      <w:bookmarkStart w:id="108" w:name="_Toc11518"/>
       <w:r>
         <w:rPr>
           <w:rFonts w:hint="eastAsia" w:ascii="Times New Roman" w:hAnsi="Times New Roman" w:eastAsia="宋体" w:cs="宋体"/>
@@ -36871,14 +38402,14 @@
         <w:drawing>
           <wp:anchor distT="0" distB="0" distL="114300" distR="114300" simplePos="0" relativeHeight="251661312" behindDoc="0" locked="0" layoutInCell="1" allowOverlap="1">
             <wp:simplePos x="0" y="0"/>
-            <wp:positionH relativeFrom="column">
-              <wp:posOffset>-128905</wp:posOffset>
+            <wp:positionH relativeFrom="margin">
+              <wp:align>center</wp:align>
             </wp:positionH>
             <wp:positionV relativeFrom="paragraph">
               <wp:posOffset>320675</wp:posOffset>
             </wp:positionV>
-            <wp:extent cx="5438140" cy="7879080"/>
-            <wp:effectExtent l="0" t="0" r="2540" b="0"/>
+            <wp:extent cx="5939790" cy="8279765"/>
+            <wp:effectExtent l="0" t="0" r="3810" b="10795"/>
             <wp:wrapNone/>
             <wp:docPr id="3" name="图片 3" descr="C:/Users/Texer/Desktop/毕设/CAD/蓝莓酸奶车间设计 Model (1).png蓝莓酸奶车间设计 Model (1)"/>
             <wp:cNvGraphicFramePr/>
@@ -36891,7 +38422,7 @@
                   </pic:nvPicPr>
                   <pic:blipFill>
                     <a:blip r:embed="rId19"/>
-                    <a:srcRect l="1189" r="1189"/>
+                    <a:srcRect/>
                     <a:stretch>
                       <a:fillRect/>
                     </a:stretch>
@@ -36899,7 +38430,7 @@
                   <pic:spPr>
                     <a:xfrm>
                       <a:off x="0" y="0"/>
-                      <a:ext cx="5438140" cy="7879080"/>
+                      <a:ext cx="5939790" cy="8279765"/>
                     </a:xfrm>
                     <a:prstGeom prst="rect">
                       <a:avLst/>
@@ -36922,8 +38453,8 @@
         </w:rPr>
         <w:t>附录 工程图</w:t>
       </w:r>
+      <w:bookmarkEnd w:id="106"/>
       <w:bookmarkEnd w:id="107"/>
-      <w:bookmarkEnd w:id="108"/>
       <w:r>
         <w:rPr>
           <w:rFonts w:hint="eastAsia" w:ascii="黑体" w:hAnsi="黑体" w:eastAsia="黑体" w:cs="黑体"/>
@@ -36935,7 +38466,7 @@
         </w:rPr>
         <w:t>纸</w:t>
       </w:r>
-      <w:bookmarkEnd w:id="109"/>
+      <w:bookmarkEnd w:id="108"/>
     </w:p>
     <w:p>
       <w:pPr>
@@ -36989,14 +38520,14 @@
         <w:drawing>
           <wp:anchor distT="0" distB="0" distL="114300" distR="114300" simplePos="0" relativeHeight="251662336" behindDoc="0" locked="0" layoutInCell="1" allowOverlap="1">
             <wp:simplePos x="0" y="0"/>
-            <wp:positionH relativeFrom="column">
-              <wp:posOffset>-264795</wp:posOffset>
+            <wp:positionH relativeFrom="margin">
+              <wp:align>center</wp:align>
             </wp:positionH>
-            <wp:positionV relativeFrom="paragraph">
-              <wp:posOffset>325755</wp:posOffset>
+            <wp:positionV relativeFrom="margin">
+              <wp:align>center</wp:align>
             </wp:positionV>
-            <wp:extent cx="5570220" cy="7880350"/>
-            <wp:effectExtent l="0" t="0" r="7620" b="13970"/>
+            <wp:extent cx="5852160" cy="8279765"/>
+            <wp:effectExtent l="0" t="0" r="0" b="10795"/>
             <wp:wrapNone/>
             <wp:docPr id="4" name="图片 4" descr="C:/Users/Texer/Desktop/毕设/CAD/车间平面布局 Model (1).png车间平面布局 Model (1)"/>
             <wp:cNvGraphicFramePr>
@@ -37013,7 +38544,7 @@
                   </pic:nvPicPr>
                   <pic:blipFill>
                     <a:blip r:embed="rId20"/>
-                    <a:srcRect/>
+                    <a:srcRect t="6" b="6"/>
                     <a:stretch>
                       <a:fillRect/>
                     </a:stretch>
@@ -37021,7 +38552,7 @@
                   <pic:spPr>
                     <a:xfrm>
                       <a:off x="0" y="0"/>
-                      <a:ext cx="5570220" cy="7880350"/>
+                      <a:ext cx="5852160" cy="8279765"/>
                     </a:xfrm>
                     <a:prstGeom prst="rect">
                       <a:avLst/>
@@ -37071,9 +38602,17 @@
           <w:lang w:val="en-US" w:eastAsia="zh-CN"/>
         </w:rPr>
         <w:drawing>
-          <wp:inline distT="0" distB="0" distL="114300" distR="114300">
-            <wp:extent cx="5571490" cy="7880350"/>
-            <wp:effectExtent l="0" t="0" r="6350" b="13970"/>
+          <wp:anchor distT="0" distB="0" distL="114935" distR="114935" simplePos="0" relativeHeight="251664384" behindDoc="0" locked="0" layoutInCell="1" allowOverlap="1">
+            <wp:simplePos x="0" y="0"/>
+            <wp:positionH relativeFrom="margin">
+              <wp:align>center</wp:align>
+            </wp:positionH>
+            <wp:positionV relativeFrom="margin">
+              <wp:align>center</wp:align>
+            </wp:positionV>
+            <wp:extent cx="6005830" cy="8496300"/>
+            <wp:effectExtent l="0" t="0" r="13970" b="7620"/>
+            <wp:wrapNone/>
             <wp:docPr id="2" name="图片 2" descr="C:/Users/Texer/Desktop/毕设/CAD/主要设备三视图 Model (1).png主要设备三视图 Model (1)"/>
             <wp:cNvGraphicFramePr>
               <a:graphicFrameLocks xmlns:a="http://schemas.openxmlformats.org/drawingml/2006/main" noChangeAspect="1"/>
@@ -37089,7 +38628,7 @@
                   </pic:nvPicPr>
                   <pic:blipFill>
                     <a:blip r:embed="rId21"/>
-                    <a:srcRect t="6" b="6"/>
+                    <a:srcRect t="17" b="17"/>
                     <a:stretch>
                       <a:fillRect/>
                     </a:stretch>
@@ -37097,7 +38636,7 @@
                   <pic:spPr>
                     <a:xfrm>
                       <a:off x="0" y="0"/>
-                      <a:ext cx="5571490" cy="7880350"/>
+                      <a:ext cx="6005830" cy="8496300"/>
                     </a:xfrm>
                     <a:prstGeom prst="rect">
                       <a:avLst/>
@@ -37106,7 +38645,7 @@
                 </pic:pic>
               </a:graphicData>
             </a:graphic>
-          </wp:inline>
+          </wp:anchor>
         </w:drawing>
       </w:r>
     </w:p>

--- a/2209014301_王华杰_年产1000吨蓝莓酸奶车间设计.docx
+++ b/2209014301_王华杰_年产1000吨蓝莓酸奶车间设计.docx
@@ -926,124 +926,6 @@
           <w:u w:val="single"/>
         </w:rPr>
         <w:t xml:space="preserve"> </w:t>
-      </w:r>
-    </w:p>
-    <w:p>
-      <w:pPr>
-        <w:keepNext w:val="0"/>
-        <w:keepLines w:val="0"/>
-        <w:pageBreakBefore w:val="0"/>
-        <w:widowControl w:val="0"/>
-        <w:kinsoku/>
-        <w:wordWrap/>
-        <w:overflowPunct/>
-        <w:topLinePunct w:val="0"/>
-        <w:autoSpaceDE/>
-        <w:autoSpaceDN/>
-        <w:bidi w:val="0"/>
-        <w:adjustRightInd/>
-        <w:snapToGrid/>
-        <w:spacing w:line="360" w:lineRule="auto"/>
-        <w:ind w:firstLine="560"/>
-        <w:textAlignment w:val="auto"/>
-        <w:rPr>
-          <w:rFonts w:hint="default" w:hAnsi="宋体" w:eastAsia="宋体"/>
-          <w:spacing w:val="-22"/>
-          <w:sz w:val="28"/>
-          <w:szCs w:val="28"/>
-          <w:u w:val="single"/>
-          <w:lang w:val="en-US" w:eastAsia="zh-CN"/>
-        </w:rPr>
-      </w:pPr>
-      <w:r>
-        <w:rPr>
-          <w:rFonts w:hint="eastAsia" w:hAnsi="宋体"/>
-          <w:sz w:val="28"/>
-          <w:szCs w:val="28"/>
-        </w:rPr>
-        <w:t xml:space="preserve"> </w:t>
-      </w:r>
-      <w:r>
-        <w:rPr>
-          <w:rFonts w:hint="eastAsia" w:hAnsi="宋体"/>
-          <w:sz w:val="28"/>
-          <w:szCs w:val="28"/>
-          <w:lang w:val="en-US" w:eastAsia="zh-CN"/>
-        </w:rPr>
-        <w:t xml:space="preserve">       </w:t>
-      </w:r>
-      <w:r>
-        <w:rPr>
-          <w:rFonts w:hint="eastAsia" w:ascii="黑体" w:hAnsi="黑体" w:eastAsia="黑体" w:cs="黑体"/>
-          <w:sz w:val="28"/>
-          <w:szCs w:val="28"/>
-          <w:lang w:val="en-US" w:eastAsia="zh-CN"/>
-        </w:rPr>
-        <w:t>校外导</w:t>
-      </w:r>
-      <w:r>
-        <w:rPr>
-          <w:rFonts w:hint="eastAsia" w:ascii="黑体" w:hAnsi="宋体" w:eastAsia="黑体"/>
-          <w:sz w:val="28"/>
-          <w:szCs w:val="28"/>
-        </w:rPr>
-        <w:t>师</w:t>
-      </w:r>
-      <w:r>
-        <w:rPr>
-          <w:rFonts w:hint="eastAsia" w:ascii="黑体" w:hAnsi="宋体" w:eastAsia="黑体"/>
-          <w:sz w:val="28"/>
-          <w:szCs w:val="28"/>
-          <w:lang w:val="en-US" w:eastAsia="zh-CN"/>
-        </w:rPr>
-        <w:t xml:space="preserve">   </w:t>
-      </w:r>
-      <w:r>
-        <w:rPr>
-          <w:rFonts w:hint="eastAsia" w:hAnsi="宋体"/>
-          <w:sz w:val="28"/>
-          <w:szCs w:val="28"/>
-          <w:u w:val="single"/>
-        </w:rPr>
-        <w:t xml:space="preserve"> </w:t>
-      </w:r>
-      <w:r>
-        <w:rPr>
-          <w:rFonts w:hint="eastAsia" w:hAnsi="宋体"/>
-          <w:sz w:val="28"/>
-          <w:szCs w:val="28"/>
-          <w:u w:val="single"/>
-          <w:lang w:val="en-US" w:eastAsia="zh-CN"/>
-        </w:rPr>
-        <w:t>刘晓红</w:t>
-      </w:r>
-      <w:r>
-        <w:rPr>
-          <w:rFonts w:hint="eastAsia" w:hAnsi="宋体"/>
-          <w:sz w:val="28"/>
-          <w:szCs w:val="28"/>
-          <w:u w:val="single"/>
-        </w:rPr>
-        <w:t xml:space="preserve">                     </w:t>
-      </w:r>
-      <w:r>
-        <w:rPr>
-          <w:rFonts w:hAnsi="宋体"/>
-          <w:sz w:val="28"/>
-          <w:szCs w:val="28"/>
-          <w:u w:val="single"/>
-        </w:rPr>
-        <w:t xml:space="preserve">  </w:t>
-      </w:r>
-      <w:r>
-        <w:rPr>
-          <w:rFonts w:hint="eastAsia" w:hAnsi="宋体"/>
-          <w:sz w:val="28"/>
-          <w:szCs w:val="28"/>
-          <w:u w:val="single"/>
-          <w:lang w:val="en-US" w:eastAsia="zh-CN"/>
-        </w:rPr>
-        <w:t xml:space="preserve">  </w:t>
       </w:r>
     </w:p>
     <w:p>
@@ -1570,6 +1452,8 @@
               <w:lang w:val="en-US" w:eastAsia="zh-CN" w:bidi="ar-SA"/>
             </w:rPr>
           </w:pPr>
+          <w:bookmarkStart w:id="106" w:name="_GoBack"/>
+          <w:bookmarkEnd w:id="106"/>
         </w:p>
         <w:p>
           <w:pPr>
@@ -1716,7 +1600,7 @@
               <w:rFonts w:ascii="Times New Roman" w:hAnsi="Times New Roman" w:eastAsia="仿宋" w:cs="Times New Roman"/>
               <w:sz w:val="24"/>
             </w:rPr>
-            <w:t>6</w:t>
+            <w:t>1</w:t>
           </w:r>
           <w:r>
             <w:rPr>
@@ -1818,7 +1702,7 @@
               <w:rFonts w:ascii="Times New Roman" w:hAnsi="Times New Roman" w:eastAsia="仿宋" w:cs="Times New Roman"/>
               <w:sz w:val="24"/>
             </w:rPr>
-            <w:t>6</w:t>
+            <w:t>1</w:t>
           </w:r>
           <w:r>
             <w:rPr>
@@ -1921,7 +1805,7 @@
               <w:rFonts w:ascii="Times New Roman" w:hAnsi="Times New Roman" w:eastAsia="仿宋" w:cs="Times New Roman"/>
               <w:sz w:val="24"/>
             </w:rPr>
-            <w:t>7</w:t>
+            <w:t>2</w:t>
           </w:r>
           <w:r>
             <w:rPr>
@@ -2013,7 +1897,7 @@
               <w:rFonts w:ascii="Times New Roman" w:hAnsi="Times New Roman" w:eastAsia="仿宋" w:cs="Times New Roman"/>
               <w:sz w:val="24"/>
             </w:rPr>
-            <w:t>7</w:t>
+            <w:t>2</w:t>
           </w:r>
           <w:r>
             <w:rPr>
@@ -2106,7 +1990,7 @@
               <w:rFonts w:ascii="Times New Roman" w:hAnsi="Times New Roman" w:eastAsia="仿宋" w:cs="Times New Roman"/>
               <w:sz w:val="24"/>
             </w:rPr>
-            <w:t>7</w:t>
+            <w:t>2</w:t>
           </w:r>
           <w:r>
             <w:rPr>
@@ -2199,7 +2083,7 @@
               <w:rFonts w:ascii="Times New Roman" w:hAnsi="Times New Roman" w:eastAsia="仿宋" w:cs="Times New Roman"/>
               <w:sz w:val="24"/>
             </w:rPr>
-            <w:t>8</w:t>
+            <w:t>3</w:t>
           </w:r>
           <w:r>
             <w:rPr>
@@ -2292,7 +2176,7 @@
               <w:rFonts w:ascii="Times New Roman" w:hAnsi="Times New Roman" w:eastAsia="仿宋" w:cs="Times New Roman"/>
               <w:sz w:val="24"/>
             </w:rPr>
-            <w:t>9</w:t>
+            <w:t>4</w:t>
           </w:r>
           <w:r>
             <w:rPr>
@@ -2385,7 +2269,7 @@
               <w:rFonts w:ascii="Times New Roman" w:hAnsi="Times New Roman" w:eastAsia="仿宋" w:cs="Times New Roman"/>
               <w:sz w:val="24"/>
             </w:rPr>
-            <w:t>10</w:t>
+            <w:t>5</w:t>
           </w:r>
           <w:r>
             <w:rPr>
@@ -2478,7 +2362,7 @@
               <w:rFonts w:ascii="Times New Roman" w:hAnsi="Times New Roman" w:eastAsia="仿宋" w:cs="Times New Roman"/>
               <w:sz w:val="24"/>
             </w:rPr>
-            <w:t>11</w:t>
+            <w:t>6</w:t>
           </w:r>
           <w:r>
             <w:rPr>
@@ -2571,7 +2455,7 @@
               <w:rFonts w:ascii="Times New Roman" w:hAnsi="Times New Roman" w:eastAsia="仿宋" w:cs="Times New Roman"/>
               <w:sz w:val="24"/>
             </w:rPr>
-            <w:t>12</w:t>
+            <w:t>7</w:t>
           </w:r>
           <w:r>
             <w:rPr>
@@ -2664,7 +2548,7 @@
               <w:rFonts w:ascii="Times New Roman" w:hAnsi="Times New Roman" w:eastAsia="仿宋" w:cs="Times New Roman"/>
               <w:sz w:val="24"/>
             </w:rPr>
-            <w:t>14</w:t>
+            <w:t>9</w:t>
           </w:r>
           <w:r>
             <w:rPr>
@@ -2756,7 +2640,7 @@
               <w:rFonts w:ascii="Times New Roman" w:hAnsi="Times New Roman" w:eastAsia="仿宋" w:cs="Times New Roman"/>
               <w:sz w:val="24"/>
             </w:rPr>
-            <w:t>15</w:t>
+            <w:t>10</w:t>
           </w:r>
           <w:r>
             <w:rPr>
@@ -2869,7 +2753,7 @@
               <w:rFonts w:ascii="Times New Roman" w:hAnsi="Times New Roman" w:eastAsia="仿宋" w:cs="Times New Roman"/>
               <w:sz w:val="24"/>
             </w:rPr>
-            <w:t>15</w:t>
+            <w:t>10</w:t>
           </w:r>
           <w:r>
             <w:rPr>
@@ -2962,7 +2846,7 @@
               <w:rFonts w:ascii="Times New Roman" w:hAnsi="Times New Roman" w:eastAsia="仿宋" w:cs="Times New Roman"/>
               <w:sz w:val="24"/>
             </w:rPr>
-            <w:t>16</w:t>
+            <w:t>11</w:t>
           </w:r>
           <w:r>
             <w:rPr>
@@ -3055,7 +2939,7 @@
               <w:rFonts w:ascii="Times New Roman" w:hAnsi="Times New Roman" w:eastAsia="仿宋" w:cs="Times New Roman"/>
               <w:sz w:val="24"/>
             </w:rPr>
-            <w:t>16</w:t>
+            <w:t>11</w:t>
           </w:r>
           <w:r>
             <w:rPr>
@@ -3147,7 +3031,7 @@
               <w:rFonts w:ascii="Times New Roman" w:hAnsi="Times New Roman" w:eastAsia="仿宋" w:cs="Times New Roman"/>
               <w:sz w:val="24"/>
             </w:rPr>
-            <w:t>17</w:t>
+            <w:t>12</w:t>
           </w:r>
           <w:r>
             <w:rPr>
@@ -3240,7 +3124,7 @@
               <w:rFonts w:ascii="Times New Roman" w:hAnsi="Times New Roman" w:eastAsia="仿宋" w:cs="Times New Roman"/>
               <w:sz w:val="24"/>
             </w:rPr>
-            <w:t>17</w:t>
+            <w:t>12</w:t>
           </w:r>
           <w:r>
             <w:rPr>
@@ -3334,7 +3218,7 @@
               <w:rFonts w:ascii="Times New Roman" w:hAnsi="Times New Roman" w:eastAsia="仿宋" w:cs="Times New Roman"/>
               <w:sz w:val="24"/>
             </w:rPr>
-            <w:t>17</w:t>
+            <w:t>12</w:t>
           </w:r>
           <w:r>
             <w:rPr>
@@ -3427,7 +3311,7 @@
               <w:rFonts w:ascii="Times New Roman" w:hAnsi="Times New Roman" w:eastAsia="仿宋" w:cs="Times New Roman"/>
               <w:sz w:val="24"/>
             </w:rPr>
-            <w:t>18</w:t>
+            <w:t>13</w:t>
           </w:r>
           <w:r>
             <w:rPr>
@@ -3520,7 +3404,7 @@
               <w:rFonts w:ascii="Times New Roman" w:hAnsi="Times New Roman" w:eastAsia="仿宋" w:cs="Times New Roman"/>
               <w:sz w:val="24"/>
             </w:rPr>
-            <w:t>18</w:t>
+            <w:t>13</w:t>
           </w:r>
           <w:r>
             <w:rPr>
@@ -3613,7 +3497,7 @@
               <w:rFonts w:ascii="Times New Roman" w:hAnsi="Times New Roman" w:eastAsia="仿宋" w:cs="Times New Roman"/>
               <w:sz w:val="24"/>
             </w:rPr>
-            <w:t>20</w:t>
+            <w:t>15</w:t>
           </w:r>
           <w:r>
             <w:rPr>
@@ -3705,7 +3589,7 @@
               <w:rFonts w:ascii="Times New Roman" w:hAnsi="Times New Roman" w:eastAsia="仿宋" w:cs="Times New Roman"/>
               <w:sz w:val="24"/>
             </w:rPr>
-            <w:t>20</w:t>
+            <w:t>15</w:t>
           </w:r>
           <w:r>
             <w:rPr>
@@ -3798,7 +3682,7 @@
               <w:rFonts w:ascii="Times New Roman" w:hAnsi="Times New Roman" w:eastAsia="仿宋" w:cs="Times New Roman"/>
               <w:sz w:val="24"/>
             </w:rPr>
-            <w:t>21</w:t>
+            <w:t>16</w:t>
           </w:r>
           <w:r>
             <w:rPr>
@@ -3822,9 +3706,24 @@
               <w:tab w:val="right" w:leader="dot" w:pos="8788"/>
             </w:tabs>
             <w:rPr>
-              <w:rFonts w:ascii="Times New Roman" w:hAnsi="Times New Roman" w:eastAsia="仿宋" w:cs="Times New Roman"/>
+              <w:rFonts w:hint="eastAsia" w:ascii="Times New Roman" w:hAnsi="Times New Roman" w:eastAsia="宋体" w:cs="Times New Roman"/>
               <w:sz w:val="24"/>
+              <w:lang w:val="en-US" w:eastAsia="zh-CN" w:bidi="ar-SA"/>
             </w:rPr>
+            <w:sectPr>
+              <w:headerReference r:id="rId3" w:type="default"/>
+              <w:footerReference r:id="rId4" w:type="default"/>
+              <w:pgSz w:w="11906" w:h="16838"/>
+              <w:pgMar w:top="1701" w:right="1134" w:bottom="1417" w:left="1984" w:header="680" w:footer="680" w:gutter="0"/>
+              <w:pgBorders>
+                <w:top w:val="none" w:sz="0" w:space="0"/>
+                <w:left w:val="none" w:sz="0" w:space="0"/>
+                <w:bottom w:val="none" w:sz="0" w:space="0"/>
+                <w:right w:val="none" w:sz="0" w:space="0"/>
+              </w:pgBorders>
+              <w:cols w:space="425" w:num="1"/>
+              <w:docGrid w:type="lines" w:linePitch="312" w:charSpace="0"/>
+            </w:sectPr>
           </w:pPr>
           <w:r>
             <w:rPr>
@@ -3890,7 +3789,7 @@
               <w:rFonts w:ascii="Times New Roman" w:hAnsi="Times New Roman" w:eastAsia="仿宋" w:cs="Times New Roman"/>
               <w:sz w:val="24"/>
             </w:rPr>
-            <w:t>23</w:t>
+            <w:t>18</w:t>
           </w:r>
           <w:r>
             <w:rPr>
@@ -3906,121 +3805,6 @@
             </w:rPr>
             <w:fldChar w:fldCharType="end"/>
           </w:r>
-        </w:p>
-        <w:p>
-          <w:pPr>
-            <w:pStyle w:val="9"/>
-            <w:tabs>
-              <w:tab w:val="right" w:leader="dot" w:pos="8788"/>
-            </w:tabs>
-            <w:rPr>
-              <w:rFonts w:ascii="Times New Roman" w:hAnsi="Times New Roman" w:eastAsia="仿宋" w:cs="Times New Roman"/>
-              <w:sz w:val="24"/>
-            </w:rPr>
-          </w:pPr>
-          <w:r>
-            <w:rPr>
-              <w:rFonts w:hint="default" w:ascii="Times New Roman" w:hAnsi="Times New Roman" w:eastAsia="仿宋" w:cs="Times New Roman"/>
-              <w:sz w:val="24"/>
-            </w:rPr>
-            <w:fldChar w:fldCharType="begin"/>
-          </w:r>
-          <w:r>
-            <w:rPr>
-              <w:rFonts w:hint="default" w:ascii="Times New Roman" w:hAnsi="Times New Roman" w:eastAsia="仿宋" w:cs="Times New Roman"/>
-              <w:sz w:val="24"/>
-            </w:rPr>
-            <w:instrText xml:space="preserve"> HYPERLINK \l _Toc11518 </w:instrText>
-          </w:r>
-          <w:r>
-            <w:rPr>
-              <w:rFonts w:hint="default" w:ascii="Times New Roman" w:hAnsi="Times New Roman" w:eastAsia="仿宋" w:cs="Times New Roman"/>
-              <w:sz w:val="24"/>
-            </w:rPr>
-            <w:fldChar w:fldCharType="separate"/>
-          </w:r>
-          <w:r>
-            <w:rPr>
-              <w:rFonts w:hint="eastAsia" w:ascii="Times New Roman" w:hAnsi="Times New Roman" w:eastAsia="仿宋" w:cs="Times New Roman"/>
-              <w:bCs/>
-              <w:sz w:val="24"/>
-              <w:szCs w:val="13"/>
-              <w:lang w:val="en-US" w:eastAsia="zh-CN"/>
-            </w:rPr>
-            <w:t>附录 工程图纸</w:t>
-          </w:r>
-          <w:r>
-            <w:rPr>
-              <w:rFonts w:ascii="Times New Roman" w:hAnsi="Times New Roman" w:eastAsia="仿宋" w:cs="Times New Roman"/>
-              <w:sz w:val="24"/>
-            </w:rPr>
-            <w:tab/>
-          </w:r>
-          <w:r>
-            <w:rPr>
-              <w:rFonts w:ascii="Times New Roman" w:hAnsi="Times New Roman" w:eastAsia="仿宋" w:cs="Times New Roman"/>
-              <w:sz w:val="24"/>
-            </w:rPr>
-            <w:fldChar w:fldCharType="begin"/>
-          </w:r>
-          <w:r>
-            <w:rPr>
-              <w:rFonts w:ascii="Times New Roman" w:hAnsi="Times New Roman" w:eastAsia="仿宋" w:cs="Times New Roman"/>
-              <w:sz w:val="24"/>
-            </w:rPr>
-            <w:instrText xml:space="preserve"> PAGEREF _Toc11518 \h </w:instrText>
-          </w:r>
-          <w:r>
-            <w:rPr>
-              <w:rFonts w:ascii="Times New Roman" w:hAnsi="Times New Roman" w:eastAsia="仿宋" w:cs="Times New Roman"/>
-              <w:sz w:val="24"/>
-            </w:rPr>
-            <w:fldChar w:fldCharType="separate"/>
-          </w:r>
-          <w:r>
-            <w:rPr>
-              <w:rFonts w:ascii="Times New Roman" w:hAnsi="Times New Roman" w:eastAsia="仿宋" w:cs="Times New Roman"/>
-              <w:sz w:val="24"/>
-            </w:rPr>
-            <w:t>24</w:t>
-          </w:r>
-          <w:r>
-            <w:rPr>
-              <w:rFonts w:ascii="Times New Roman" w:hAnsi="Times New Roman" w:eastAsia="仿宋" w:cs="Times New Roman"/>
-              <w:sz w:val="24"/>
-            </w:rPr>
-            <w:fldChar w:fldCharType="end"/>
-          </w:r>
-          <w:r>
-            <w:rPr>
-              <w:rFonts w:hint="default" w:ascii="Times New Roman" w:hAnsi="Times New Roman" w:eastAsia="仿宋" w:cs="Times New Roman"/>
-              <w:sz w:val="24"/>
-            </w:rPr>
-            <w:fldChar w:fldCharType="end"/>
-          </w:r>
-        </w:p>
-        <w:p>
-          <w:pPr>
-            <w:rPr>
-              <w:rFonts w:hint="eastAsia" w:ascii="Times New Roman" w:hAnsi="Times New Roman" w:eastAsia="宋体" w:cs="Times New Roman"/>
-              <w:sz w:val="24"/>
-              <w:lang w:val="en-US" w:eastAsia="zh-CN" w:bidi="ar-SA"/>
-            </w:rPr>
-            <w:sectPr>
-              <w:headerReference r:id="rId3" w:type="default"/>
-              <w:footerReference r:id="rId4" w:type="default"/>
-              <w:pgSz w:w="11906" w:h="16838"/>
-              <w:pgMar w:top="1701" w:right="1134" w:bottom="1417" w:left="1984" w:header="680" w:footer="680" w:gutter="0"/>
-              <w:pgBorders>
-                <w:top w:val="none" w:sz="0" w:space="0"/>
-                <w:left w:val="none" w:sz="0" w:space="0"/>
-                <w:bottom w:val="none" w:sz="0" w:space="0"/>
-                <w:right w:val="none" w:sz="0" w:space="0"/>
-              </w:pgBorders>
-              <w:cols w:space="425" w:num="1"/>
-              <w:docGrid w:type="lines" w:linePitch="312" w:charSpace="0"/>
-            </w:sectPr>
-          </w:pPr>
           <w:r>
             <w:rPr>
               <w:rFonts w:hint="default" w:ascii="Times New Roman" w:hAnsi="Times New Roman" w:eastAsia="仿宋" w:cs="Times New Roman"/>
@@ -4361,18 +4145,7 @@
           <w:szCs w:val="24"/>
           <w:lang w:val="en-US" w:eastAsia="zh-CN"/>
         </w:rPr>
-        <w:t>This design plan adopts a stirred yogurt production process, with the main ingredients being fresh cow's milk and frozen blueberry puree. The process involves standardization, homogenization, pasteurization, inoculation, constant-temperature fermentation, emulsion breaking and cooling, followed by mixing with blueberry juice, then filling, and post-cooling storage. The workshop is planned to operate 300 days a year, with one shift per day, each shift lasting 8 hours, and a production capacity of 3.5 tons per shift. The total investment in production equipment is 14.865 million yuan, the factory bu</w:t>
-      </w:r>
-      <w:bookmarkStart w:id="109" w:name="_GoBack"/>
-      <w:bookmarkEnd w:id="109"/>
-      <w:r>
-        <w:rPr>
-          <w:rFonts w:hint="eastAsia" w:eastAsia="黑体"/>
-          <w:sz w:val="24"/>
-          <w:szCs w:val="24"/>
-          <w:lang w:val="en-US" w:eastAsia="zh-CN"/>
-        </w:rPr>
-        <w:t>ilding area is 864 square meters, and the workforce consists of 26 people. The total annual production cost for 1,000 tons of blueberry yogurt is 1547.945 million yuan, the annual output value is 20 million yuan, the annual profit is 4.4 million yuan, and the investment payback period is 3.52 years. Additionally, a treatment plan for the three wastes and noise is proposed to ensure green production. This design uses AutoCAD software to draw the process flow diagram and workshop equipment layout diagram, clearly showing the workshop layout and equipment configuration.</w:t>
+        <w:t>This design plan adopts a stirred yogurt production process, with the main ingredients being fresh cow's milk and frozen blueberry puree. The process involves standardization, homogenization, pasteurization, inoculation, constant-temperature fermentation, emulsion breaking and cooling, followed by mixing with blueberry juice, then filling, and post-cooling storage. The workshop is planned to operate 300 days a year, with one shift per day, each shift lasting 8 hours, and a production capacity of 3.5 tons per shift. The total investment in production equipment is 14.865 million yuan, the factory building area is 864 square meters, and the workforce consists of 26 people. The total annual production cost for 1,000 tons of blueberry yogurt is 1547.945 million yuan, the annual output value is 20 million yuan, the annual profit is 4.4 million yuan, and the investment payback period is 3.52 years. Additionally, a treatment plan for the three wastes and noise is proposed to ensure green production. This design uses AutoCAD software to draw the process flow diagram and workshop equipment layout diagram, clearly showing the workshop layout and equipment configuration.</w:t>
       </w:r>
     </w:p>
     <w:p>
@@ -5368,8 +5141,8 @@
           <w:lang w:val="en-US" w:eastAsia="zh-CN"/>
         </w:rPr>
       </w:pPr>
-      <w:bookmarkStart w:id="6" w:name="_Toc25408"/>
-      <w:bookmarkStart w:id="7" w:name="_Toc168404166"/>
+      <w:bookmarkStart w:id="6" w:name="_Toc168404166"/>
+      <w:bookmarkStart w:id="7" w:name="_Toc25408"/>
       <w:r>
         <w:rPr>
           <w:rFonts w:hint="eastAsia"/>
@@ -5845,8 +5618,8 @@
           <w:lang w:val="en-US" w:eastAsia="zh-CN"/>
         </w:rPr>
       </w:pPr>
-      <w:bookmarkStart w:id="9" w:name="_Toc19850"/>
-      <w:bookmarkStart w:id="10" w:name="_Toc7582"/>
+      <w:bookmarkStart w:id="9" w:name="_Toc7582"/>
+      <w:bookmarkStart w:id="10" w:name="_Toc19850"/>
       <w:r>
         <w:rPr>
           <w:rFonts w:hint="eastAsia" w:ascii="Times New Roman" w:hAnsi="Times New Roman" w:eastAsia="黑体" w:cs="Times New Roman"/>
@@ -8810,6 +8583,12 @@
             <w:insideH w:val="single" w:color="auto" w:sz="4" w:space="0"/>
             <w:insideV w:val="single" w:color="auto" w:sz="4" w:space="0"/>
           </w:tblBorders>
+          <w:tblCellMar>
+            <w:top w:w="0" w:type="dxa"/>
+            <w:left w:w="108" w:type="dxa"/>
+            <w:bottom w:w="0" w:type="dxa"/>
+            <w:right w:w="108" w:type="dxa"/>
+          </w:tblCellMar>
         </w:tblPrEx>
         <w:trPr>
           <w:jc w:val="center"/>
@@ -9219,8 +8998,8 @@
         </w:rPr>
         <w:t>2.3.2 蓝莓酸奶生产操作要点</w:t>
       </w:r>
-      <w:bookmarkStart w:id="16" w:name="_Toc1307"/>
-      <w:bookmarkStart w:id="17" w:name="_Toc168404169"/>
+      <w:bookmarkStart w:id="16" w:name="_Toc168404169"/>
+      <w:bookmarkStart w:id="17" w:name="_Toc1307"/>
     </w:p>
     <w:p>
       <w:pPr>
@@ -9256,7 +9035,7 @@
           <w:szCs w:val="21"/>
         </w:rPr>
         <w:drawing>
-          <wp:anchor distT="0" distB="0" distL="114300" distR="114300" simplePos="0" relativeHeight="251663360" behindDoc="0" locked="0" layoutInCell="1" allowOverlap="1">
+          <wp:anchor distT="0" distB="0" distL="114300" distR="114300" simplePos="0" relativeHeight="251661312" behindDoc="0" locked="0" layoutInCell="1" allowOverlap="1">
             <wp:simplePos x="0" y="0"/>
             <wp:positionH relativeFrom="margin">
               <wp:posOffset>0</wp:posOffset>
@@ -18648,8 +18427,8 @@
                 <w:lang w:val="en-US" w:eastAsia="zh-CN"/>
               </w:rPr>
             </w:pPr>
-            <w:bookmarkStart w:id="22" w:name="_Toc855"/>
-            <w:bookmarkStart w:id="23" w:name="_Toc168404171"/>
+            <w:bookmarkStart w:id="22" w:name="_Toc168404171"/>
+            <w:bookmarkStart w:id="23" w:name="_Toc855"/>
             <w:r>
               <w:rPr>
                 <w:rFonts w:hint="eastAsia"/>
@@ -24982,8 +24761,8 @@
                 <w:lang w:val="en-US" w:eastAsia="zh-CN"/>
               </w:rPr>
             </w:pPr>
-            <w:bookmarkStart w:id="25" w:name="_Toc168404172"/>
-            <w:bookmarkStart w:id="26" w:name="_Toc3004"/>
+            <w:bookmarkStart w:id="25" w:name="_Toc3004"/>
+            <w:bookmarkStart w:id="26" w:name="_Toc168404172"/>
             <w:r>
               <w:rPr>
                 <w:rFonts w:hint="eastAsia" w:eastAsia="宋体"/>
@@ -25459,8 +25238,8 @@
           <w:lang w:eastAsia="zh-CN"/>
         </w:rPr>
       </w:pPr>
-      <w:bookmarkStart w:id="28" w:name="_Toc12242"/>
-      <w:bookmarkStart w:id="29" w:name="_Toc168404173"/>
+      <w:bookmarkStart w:id="28" w:name="_Toc168404173"/>
+      <w:bookmarkStart w:id="29" w:name="_Toc12242"/>
       <w:r>
         <w:rPr>
           <w:rFonts w:hint="eastAsia"/>
@@ -27218,8 +26997,8 @@
                 <w:lang w:val="en-US" w:eastAsia="zh-CN"/>
               </w:rPr>
             </w:pPr>
-            <w:bookmarkStart w:id="30" w:name="_Toc8437"/>
-            <w:bookmarkStart w:id="31" w:name="_Toc168404174"/>
+            <w:bookmarkStart w:id="30" w:name="_Toc168404174"/>
+            <w:bookmarkStart w:id="31" w:name="_Toc8437"/>
             <w:r>
               <w:rPr>
                 <w:rFonts w:hint="eastAsia"/>
@@ -27354,8 +27133,8 @@
           <w:lang w:val="en-US" w:eastAsia="zh-CN"/>
         </w:rPr>
       </w:pPr>
-      <w:bookmarkStart w:id="33" w:name="_Toc168404175"/>
-      <w:bookmarkStart w:id="34" w:name="_Toc13771"/>
+      <w:bookmarkStart w:id="33" w:name="_Toc13771"/>
+      <w:bookmarkStart w:id="34" w:name="_Toc168404175"/>
       <w:bookmarkStart w:id="35" w:name="_Toc24802"/>
       <w:r>
         <w:rPr>
@@ -28122,8 +27901,8 @@
           <w:lang w:val="en-US" w:eastAsia="zh-CN" w:bidi="ar-SA"/>
         </w:rPr>
       </w:pPr>
-      <w:bookmarkStart w:id="39" w:name="_Toc6413"/>
-      <w:bookmarkStart w:id="40" w:name="_Toc168404177"/>
+      <w:bookmarkStart w:id="39" w:name="_Toc168404177"/>
+      <w:bookmarkStart w:id="40" w:name="_Toc6413"/>
       <w:r>
         <w:rPr>
           <w:rFonts w:hint="eastAsia" w:ascii="Times New Roman" w:hAnsi="Times New Roman" w:eastAsia="宋体" w:cs="Times New Roman"/>
@@ -28666,8 +28445,8 @@
           <w:lang w:val="en-US" w:eastAsia="zh-CN"/>
         </w:rPr>
       </w:pPr>
-      <w:bookmarkStart w:id="45" w:name="_Toc3673"/>
-      <w:bookmarkStart w:id="46" w:name="_Toc9259"/>
+      <w:bookmarkStart w:id="45" w:name="_Toc9259"/>
+      <w:bookmarkStart w:id="46" w:name="_Toc3673"/>
       <w:bookmarkStart w:id="47" w:name="_Toc168404179"/>
       <w:r>
         <w:rPr>
@@ -29616,9 +29395,9 @@
           <w:lang w:val="en-US" w:eastAsia="zh-CN"/>
         </w:rPr>
       </w:pPr>
-      <w:bookmarkStart w:id="54" w:name="_Toc168404182"/>
+      <w:bookmarkStart w:id="54" w:name="_Toc23431"/>
       <w:bookmarkStart w:id="55" w:name="_Toc16286"/>
-      <w:bookmarkStart w:id="56" w:name="_Toc23431"/>
+      <w:bookmarkStart w:id="56" w:name="_Toc168404182"/>
       <w:r>
         <w:rPr>
           <w:rFonts w:hint="eastAsia" w:ascii="Times New Roman" w:hAnsi="Times New Roman" w:eastAsia="黑体" w:cs="黑体"/>
@@ -36932,9 +36711,9 @@
           <w:lang w:val="en-US" w:eastAsia="zh-CN"/>
         </w:rPr>
       </w:pPr>
-      <w:bookmarkStart w:id="60" w:name="_Toc168404185"/>
-      <w:bookmarkStart w:id="61" w:name="_Toc17251"/>
-      <w:bookmarkStart w:id="62" w:name="_Toc17246"/>
+      <w:bookmarkStart w:id="60" w:name="_Toc17251"/>
+      <w:bookmarkStart w:id="61" w:name="_Toc17246"/>
+      <w:bookmarkStart w:id="62" w:name="_Toc168404185"/>
       <w:r>
         <w:rPr>
           <w:rFonts w:hint="eastAsia" w:ascii="Times New Roman" w:hAnsi="Times New Roman" w:eastAsia="黑体" w:cs="黑体"/>
@@ -37020,9 +36799,9 @@
           <w:lang w:val="en-US" w:eastAsia="zh-CN" w:bidi="ar-SA"/>
         </w:rPr>
       </w:pPr>
-      <w:bookmarkStart w:id="63" w:name="_Toc30428"/>
+      <w:bookmarkStart w:id="63" w:name="_Toc168404186"/>
       <w:bookmarkStart w:id="64" w:name="_Toc16206"/>
-      <w:bookmarkStart w:id="65" w:name="_Toc168404186"/>
+      <w:bookmarkStart w:id="65" w:name="_Toc30428"/>
       <w:r>
         <w:rPr>
           <w:rFonts w:hint="eastAsia" w:ascii="黑体" w:hAnsi="Times New Roman" w:eastAsia="黑体" w:cs="微软雅黑"/>
@@ -37106,7 +36885,61 @@
           <w:szCs w:val="16"/>
           <w:lang w:val="en-US" w:eastAsia="zh-CN"/>
         </w:rPr>
-        <w:t>周倩,王海波,邓金玲,等.蓝莓产业发展现状、加工瓶颈及可持续发展路径研究[J/OL].吉林农业大学学报,1-8[2026-05-05].</w:t>
+        <w:t>周倩,</w:t>
+      </w:r>
+      <w:r>
+        <w:rPr>
+          <w:rFonts w:hint="eastAsia" w:cs="Times New Roman"/>
+          <w:sz w:val="21"/>
+          <w:szCs w:val="16"/>
+          <w:lang w:val="en-US" w:eastAsia="zh-CN"/>
+        </w:rPr>
+        <w:t xml:space="preserve"> </w:t>
+      </w:r>
+      <w:r>
+        <w:rPr>
+          <w:rFonts w:hint="default" w:ascii="Times New Roman" w:hAnsi="Times New Roman" w:cs="Times New Roman"/>
+          <w:sz w:val="21"/>
+          <w:szCs w:val="16"/>
+          <w:lang w:val="en-US" w:eastAsia="zh-CN"/>
+        </w:rPr>
+        <w:t>王海波,</w:t>
+      </w:r>
+      <w:r>
+        <w:rPr>
+          <w:rFonts w:hint="eastAsia" w:cs="Times New Roman"/>
+          <w:sz w:val="21"/>
+          <w:szCs w:val="16"/>
+          <w:lang w:val="en-US" w:eastAsia="zh-CN"/>
+        </w:rPr>
+        <w:t xml:space="preserve"> </w:t>
+      </w:r>
+      <w:r>
+        <w:rPr>
+          <w:rFonts w:hint="default" w:ascii="Times New Roman" w:hAnsi="Times New Roman" w:cs="Times New Roman"/>
+          <w:sz w:val="21"/>
+          <w:szCs w:val="16"/>
+          <w:lang w:val="en-US" w:eastAsia="zh-CN"/>
+        </w:rPr>
+        <w:t>邓金玲,</w:t>
+      </w:r>
+      <w:r>
+        <w:rPr>
+          <w:rFonts w:hint="eastAsia" w:cs="Times New Roman"/>
+          <w:sz w:val="21"/>
+          <w:szCs w:val="16"/>
+          <w:lang w:val="en-US" w:eastAsia="zh-CN"/>
+        </w:rPr>
+        <w:t xml:space="preserve"> </w:t>
+      </w:r>
+      <w:r>
+        <w:rPr>
+          <w:rFonts w:hint="default" w:ascii="Times New Roman" w:hAnsi="Times New Roman" w:cs="Times New Roman"/>
+          <w:sz w:val="21"/>
+          <w:szCs w:val="16"/>
+          <w:lang w:val="en-US" w:eastAsia="zh-CN"/>
+        </w:rPr>
+        <w:t>等.蓝莓产业发展现状、加工瓶颈及可持续发展路径研究[J/OL].吉林农业大学学报,1-8[2026-05-05].</w:t>
       </w:r>
       <w:bookmarkEnd w:id="66"/>
     </w:p>
@@ -37149,7 +36982,97 @@
           <w:szCs w:val="16"/>
           <w:lang w:val="en-US" w:eastAsia="zh-CN"/>
         </w:rPr>
-        <w:t>宫元彤,杜相宇,王玲玲.我国蓝莓产业绿色发展路径探索[J].中国果树,2026,(02):139-145.</w:t>
+        <w:t>宫元彤,</w:t>
+      </w:r>
+      <w:r>
+        <w:rPr>
+          <w:rFonts w:hint="eastAsia" w:cs="Times New Roman"/>
+          <w:sz w:val="21"/>
+          <w:szCs w:val="16"/>
+          <w:lang w:val="en-US" w:eastAsia="zh-CN"/>
+        </w:rPr>
+        <w:t xml:space="preserve"> </w:t>
+      </w:r>
+      <w:r>
+        <w:rPr>
+          <w:rFonts w:hint="default" w:ascii="Times New Roman" w:hAnsi="Times New Roman" w:cs="Times New Roman"/>
+          <w:sz w:val="21"/>
+          <w:szCs w:val="16"/>
+          <w:lang w:val="en-US" w:eastAsia="zh-CN"/>
+        </w:rPr>
+        <w:t>杜相宇,</w:t>
+      </w:r>
+      <w:r>
+        <w:rPr>
+          <w:rFonts w:hint="eastAsia" w:cs="Times New Roman"/>
+          <w:sz w:val="21"/>
+          <w:szCs w:val="16"/>
+          <w:lang w:val="en-US" w:eastAsia="zh-CN"/>
+        </w:rPr>
+        <w:t xml:space="preserve"> </w:t>
+      </w:r>
+      <w:r>
+        <w:rPr>
+          <w:rFonts w:hint="default" w:ascii="Times New Roman" w:hAnsi="Times New Roman" w:cs="Times New Roman"/>
+          <w:sz w:val="21"/>
+          <w:szCs w:val="16"/>
+          <w:lang w:val="en-US" w:eastAsia="zh-CN"/>
+        </w:rPr>
+        <w:t>王玲玲.</w:t>
+      </w:r>
+      <w:r>
+        <w:rPr>
+          <w:rFonts w:hint="eastAsia" w:cs="Times New Roman"/>
+          <w:sz w:val="21"/>
+          <w:szCs w:val="16"/>
+          <w:lang w:val="en-US" w:eastAsia="zh-CN"/>
+        </w:rPr>
+        <w:t xml:space="preserve"> </w:t>
+      </w:r>
+      <w:r>
+        <w:rPr>
+          <w:rFonts w:hint="default" w:ascii="Times New Roman" w:hAnsi="Times New Roman" w:cs="Times New Roman"/>
+          <w:sz w:val="21"/>
+          <w:szCs w:val="16"/>
+          <w:lang w:val="en-US" w:eastAsia="zh-CN"/>
+        </w:rPr>
+        <w:t>我国蓝莓产业绿色发展路径探索[J].</w:t>
+      </w:r>
+      <w:r>
+        <w:rPr>
+          <w:rFonts w:hint="eastAsia" w:cs="Times New Roman"/>
+          <w:sz w:val="21"/>
+          <w:szCs w:val="16"/>
+          <w:lang w:val="en-US" w:eastAsia="zh-CN"/>
+        </w:rPr>
+        <w:t xml:space="preserve"> </w:t>
+      </w:r>
+      <w:r>
+        <w:rPr>
+          <w:rFonts w:hint="default" w:ascii="Times New Roman" w:hAnsi="Times New Roman" w:cs="Times New Roman"/>
+          <w:sz w:val="21"/>
+          <w:szCs w:val="16"/>
+          <w:lang w:val="en-US" w:eastAsia="zh-CN"/>
+        </w:rPr>
+        <w:t>中国果树,</w:t>
+      </w:r>
+      <w:r>
+        <w:rPr>
+          <w:rFonts w:hint="eastAsia" w:cs="Times New Roman"/>
+          <w:sz w:val="21"/>
+          <w:szCs w:val="16"/>
+          <w:lang w:val="en-US" w:eastAsia="zh-CN"/>
+        </w:rPr>
+        <w:t xml:space="preserve"> </w:t>
+      </w:r>
+      <w:r>
+        <w:rPr>
+          <w:rFonts w:hint="default" w:ascii="Times New Roman" w:hAnsi="Times New Roman" w:cs="Times New Roman"/>
+          <w:sz w:val="21"/>
+          <w:szCs w:val="16"/>
+          <w:lang w:val="en-US" w:eastAsia="zh-CN"/>
+        </w:rPr>
+        <w:t>2026,(02):139-145.</w:t>
       </w:r>
       <w:bookmarkEnd w:id="67"/>
     </w:p>
@@ -37193,7 +37116,133 @@
           <w:szCs w:val="16"/>
           <w:lang w:val="en-US" w:eastAsia="zh-CN"/>
         </w:rPr>
-        <w:t>徐艺格,王兴东,刘有春,等.蓝莓产业现状及技术发展趋势分析与展望[J].北方园艺,2024,(08):130-136.</w:t>
+        <w:t>徐艺格,</w:t>
+      </w:r>
+      <w:r>
+        <w:rPr>
+          <w:rFonts w:hint="eastAsia" w:cs="Times New Roman"/>
+          <w:sz w:val="21"/>
+          <w:szCs w:val="16"/>
+          <w:lang w:val="en-US" w:eastAsia="zh-CN"/>
+        </w:rPr>
+        <w:t xml:space="preserve"> </w:t>
+      </w:r>
+      <w:r>
+        <w:rPr>
+          <w:rFonts w:hint="default" w:ascii="Times New Roman" w:hAnsi="Times New Roman" w:cs="Times New Roman"/>
+          <w:sz w:val="21"/>
+          <w:szCs w:val="16"/>
+          <w:lang w:val="en-US" w:eastAsia="zh-CN"/>
+        </w:rPr>
+        <w:t>王兴东,</w:t>
+      </w:r>
+      <w:r>
+        <w:rPr>
+          <w:rFonts w:hint="eastAsia" w:cs="Times New Roman"/>
+          <w:sz w:val="21"/>
+          <w:szCs w:val="16"/>
+          <w:lang w:val="en-US" w:eastAsia="zh-CN"/>
+        </w:rPr>
+        <w:t xml:space="preserve"> </w:t>
+      </w:r>
+      <w:r>
+        <w:rPr>
+          <w:rFonts w:hint="default" w:ascii="Times New Roman" w:hAnsi="Times New Roman" w:cs="Times New Roman"/>
+          <w:sz w:val="21"/>
+          <w:szCs w:val="16"/>
+          <w:lang w:val="en-US" w:eastAsia="zh-CN"/>
+        </w:rPr>
+        <w:t>刘有春,</w:t>
+      </w:r>
+      <w:r>
+        <w:rPr>
+          <w:rFonts w:hint="eastAsia" w:cs="Times New Roman"/>
+          <w:sz w:val="21"/>
+          <w:szCs w:val="16"/>
+          <w:lang w:val="en-US" w:eastAsia="zh-CN"/>
+        </w:rPr>
+        <w:t xml:space="preserve"> </w:t>
+      </w:r>
+      <w:r>
+        <w:rPr>
+          <w:rFonts w:hint="default" w:ascii="Times New Roman" w:hAnsi="Times New Roman" w:cs="Times New Roman"/>
+          <w:sz w:val="21"/>
+          <w:szCs w:val="16"/>
+          <w:lang w:val="en-US" w:eastAsia="zh-CN"/>
+        </w:rPr>
+        <w:t>等.</w:t>
+      </w:r>
+      <w:r>
+        <w:rPr>
+          <w:rFonts w:hint="eastAsia" w:cs="Times New Roman"/>
+          <w:sz w:val="21"/>
+          <w:szCs w:val="16"/>
+          <w:lang w:val="en-US" w:eastAsia="zh-CN"/>
+        </w:rPr>
+        <w:t xml:space="preserve"> </w:t>
+      </w:r>
+      <w:r>
+        <w:rPr>
+          <w:rFonts w:hint="default" w:ascii="Times New Roman" w:hAnsi="Times New Roman" w:cs="Times New Roman"/>
+          <w:sz w:val="21"/>
+          <w:szCs w:val="16"/>
+          <w:lang w:val="en-US" w:eastAsia="zh-CN"/>
+        </w:rPr>
+        <w:t>蓝莓产业现状及技术发展趋势分析与展望[J].</w:t>
+      </w:r>
+      <w:r>
+        <w:rPr>
+          <w:rFonts w:hint="eastAsia" w:cs="Times New Roman"/>
+          <w:sz w:val="21"/>
+          <w:szCs w:val="16"/>
+          <w:lang w:val="en-US" w:eastAsia="zh-CN"/>
+        </w:rPr>
+        <w:t xml:space="preserve"> </w:t>
+      </w:r>
+      <w:r>
+        <w:rPr>
+          <w:rFonts w:hint="default" w:ascii="Times New Roman" w:hAnsi="Times New Roman" w:cs="Times New Roman"/>
+          <w:sz w:val="21"/>
+          <w:szCs w:val="16"/>
+          <w:lang w:val="en-US" w:eastAsia="zh-CN"/>
+        </w:rPr>
+        <w:t>北方园艺,</w:t>
+      </w:r>
+      <w:r>
+        <w:rPr>
+          <w:rFonts w:hint="eastAsia" w:cs="Times New Roman"/>
+          <w:sz w:val="21"/>
+          <w:szCs w:val="16"/>
+          <w:lang w:val="en-US" w:eastAsia="zh-CN"/>
+        </w:rPr>
+        <w:t xml:space="preserve"> </w:t>
+      </w:r>
+      <w:r>
+        <w:rPr>
+          <w:rFonts w:hint="default" w:ascii="Times New Roman" w:hAnsi="Times New Roman" w:cs="Times New Roman"/>
+          <w:sz w:val="21"/>
+          <w:szCs w:val="16"/>
+          <w:lang w:val="en-US" w:eastAsia="zh-CN"/>
+        </w:rPr>
+        <w:t>2024,</w:t>
+      </w:r>
+      <w:r>
+        <w:rPr>
+          <w:rFonts w:hint="eastAsia" w:cs="Times New Roman"/>
+          <w:sz w:val="21"/>
+          <w:szCs w:val="16"/>
+          <w:lang w:val="en-US" w:eastAsia="zh-CN"/>
+        </w:rPr>
+        <w:t xml:space="preserve"> </w:t>
+      </w:r>
+      <w:r>
+        <w:rPr>
+          <w:rFonts w:hint="default" w:ascii="Times New Roman" w:hAnsi="Times New Roman" w:cs="Times New Roman"/>
+          <w:sz w:val="21"/>
+          <w:szCs w:val="16"/>
+          <w:lang w:val="en-US" w:eastAsia="zh-CN"/>
+        </w:rPr>
+        <w:t>(08):130-136.</w:t>
       </w:r>
       <w:bookmarkEnd w:id="69"/>
     </w:p>
@@ -37237,7 +37286,97 @@
           <w:szCs w:val="16"/>
           <w:lang w:val="en-US" w:eastAsia="zh-CN"/>
         </w:rPr>
-        <w:t>刘庆忠,崔冬冬,朱东姿.世界及中国蓝莓产业现状[J].落叶果树,2024,56(04):1-7+107.</w:t>
+        <w:t>刘庆忠,</w:t>
+      </w:r>
+      <w:r>
+        <w:rPr>
+          <w:rFonts w:hint="eastAsia" w:cs="Times New Roman"/>
+          <w:sz w:val="21"/>
+          <w:szCs w:val="16"/>
+          <w:lang w:val="en-US" w:eastAsia="zh-CN"/>
+        </w:rPr>
+        <w:t xml:space="preserve"> </w:t>
+      </w:r>
+      <w:r>
+        <w:rPr>
+          <w:rFonts w:hint="default" w:ascii="Times New Roman" w:hAnsi="Times New Roman" w:cs="Times New Roman"/>
+          <w:sz w:val="21"/>
+          <w:szCs w:val="16"/>
+          <w:lang w:val="en-US" w:eastAsia="zh-CN"/>
+        </w:rPr>
+        <w:t>崔冬冬,</w:t>
+      </w:r>
+      <w:r>
+        <w:rPr>
+          <w:rFonts w:hint="eastAsia" w:cs="Times New Roman"/>
+          <w:sz w:val="21"/>
+          <w:szCs w:val="16"/>
+          <w:lang w:val="en-US" w:eastAsia="zh-CN"/>
+        </w:rPr>
+        <w:t xml:space="preserve"> </w:t>
+      </w:r>
+      <w:r>
+        <w:rPr>
+          <w:rFonts w:hint="default" w:ascii="Times New Roman" w:hAnsi="Times New Roman" w:cs="Times New Roman"/>
+          <w:sz w:val="21"/>
+          <w:szCs w:val="16"/>
+          <w:lang w:val="en-US" w:eastAsia="zh-CN"/>
+        </w:rPr>
+        <w:t>朱东姿.</w:t>
+      </w:r>
+      <w:r>
+        <w:rPr>
+          <w:rFonts w:hint="eastAsia" w:cs="Times New Roman"/>
+          <w:sz w:val="21"/>
+          <w:szCs w:val="16"/>
+          <w:lang w:val="en-US" w:eastAsia="zh-CN"/>
+        </w:rPr>
+        <w:t xml:space="preserve"> </w:t>
+      </w:r>
+      <w:r>
+        <w:rPr>
+          <w:rFonts w:hint="default" w:ascii="Times New Roman" w:hAnsi="Times New Roman" w:cs="Times New Roman"/>
+          <w:sz w:val="21"/>
+          <w:szCs w:val="16"/>
+          <w:lang w:val="en-US" w:eastAsia="zh-CN"/>
+        </w:rPr>
+        <w:t>世界及中国蓝莓产业现状[J].</w:t>
+      </w:r>
+      <w:r>
+        <w:rPr>
+          <w:rFonts w:hint="eastAsia" w:cs="Times New Roman"/>
+          <w:sz w:val="21"/>
+          <w:szCs w:val="16"/>
+          <w:lang w:val="en-US" w:eastAsia="zh-CN"/>
+        </w:rPr>
+        <w:t xml:space="preserve"> </w:t>
+      </w:r>
+      <w:r>
+        <w:rPr>
+          <w:rFonts w:hint="default" w:ascii="Times New Roman" w:hAnsi="Times New Roman" w:cs="Times New Roman"/>
+          <w:sz w:val="21"/>
+          <w:szCs w:val="16"/>
+          <w:lang w:val="en-US" w:eastAsia="zh-CN"/>
+        </w:rPr>
+        <w:t>落叶果树,</w:t>
+      </w:r>
+      <w:r>
+        <w:rPr>
+          <w:rFonts w:hint="eastAsia" w:cs="Times New Roman"/>
+          <w:sz w:val="21"/>
+          <w:szCs w:val="16"/>
+          <w:lang w:val="en-US" w:eastAsia="zh-CN"/>
+        </w:rPr>
+        <w:t xml:space="preserve"> </w:t>
+      </w:r>
+      <w:r>
+        <w:rPr>
+          <w:rFonts w:hint="default" w:ascii="Times New Roman" w:hAnsi="Times New Roman" w:cs="Times New Roman"/>
+          <w:sz w:val="21"/>
+          <w:szCs w:val="16"/>
+          <w:lang w:val="en-US" w:eastAsia="zh-CN"/>
+        </w:rPr>
+        <w:t>2024,56(04):1-7+107.</w:t>
       </w:r>
       <w:bookmarkEnd w:id="71"/>
     </w:p>
@@ -37281,7 +37420,133 @@
           <w:szCs w:val="16"/>
           <w:lang w:val="en-US" w:eastAsia="zh-CN"/>
         </w:rPr>
-        <w:t>冯奕煊,李亚男,王颖,等.全球蓝莓贸易趋势与市场动态分析[J].中国果树,2025,(07):124-130.</w:t>
+        <w:t>冯奕煊,</w:t>
+      </w:r>
+      <w:r>
+        <w:rPr>
+          <w:rFonts w:hint="eastAsia" w:cs="Times New Roman"/>
+          <w:sz w:val="21"/>
+          <w:szCs w:val="16"/>
+          <w:lang w:val="en-US" w:eastAsia="zh-CN"/>
+        </w:rPr>
+        <w:t xml:space="preserve"> </w:t>
+      </w:r>
+      <w:r>
+        <w:rPr>
+          <w:rFonts w:hint="default" w:ascii="Times New Roman" w:hAnsi="Times New Roman" w:cs="Times New Roman"/>
+          <w:sz w:val="21"/>
+          <w:szCs w:val="16"/>
+          <w:lang w:val="en-US" w:eastAsia="zh-CN"/>
+        </w:rPr>
+        <w:t>李亚男,</w:t>
+      </w:r>
+      <w:r>
+        <w:rPr>
+          <w:rFonts w:hint="eastAsia" w:cs="Times New Roman"/>
+          <w:sz w:val="21"/>
+          <w:szCs w:val="16"/>
+          <w:lang w:val="en-US" w:eastAsia="zh-CN"/>
+        </w:rPr>
+        <w:t xml:space="preserve"> </w:t>
+      </w:r>
+      <w:r>
+        <w:rPr>
+          <w:rFonts w:hint="default" w:ascii="Times New Roman" w:hAnsi="Times New Roman" w:cs="Times New Roman"/>
+          <w:sz w:val="21"/>
+          <w:szCs w:val="16"/>
+          <w:lang w:val="en-US" w:eastAsia="zh-CN"/>
+        </w:rPr>
+        <w:t>王颖,</w:t>
+      </w:r>
+      <w:r>
+        <w:rPr>
+          <w:rFonts w:hint="eastAsia" w:cs="Times New Roman"/>
+          <w:sz w:val="21"/>
+          <w:szCs w:val="16"/>
+          <w:lang w:val="en-US" w:eastAsia="zh-CN"/>
+        </w:rPr>
+        <w:t xml:space="preserve"> </w:t>
+      </w:r>
+      <w:r>
+        <w:rPr>
+          <w:rFonts w:hint="default" w:ascii="Times New Roman" w:hAnsi="Times New Roman" w:cs="Times New Roman"/>
+          <w:sz w:val="21"/>
+          <w:szCs w:val="16"/>
+          <w:lang w:val="en-US" w:eastAsia="zh-CN"/>
+        </w:rPr>
+        <w:t>等.</w:t>
+      </w:r>
+      <w:r>
+        <w:rPr>
+          <w:rFonts w:hint="eastAsia" w:cs="Times New Roman"/>
+          <w:sz w:val="21"/>
+          <w:szCs w:val="16"/>
+          <w:lang w:val="en-US" w:eastAsia="zh-CN"/>
+        </w:rPr>
+        <w:t xml:space="preserve"> </w:t>
+      </w:r>
+      <w:r>
+        <w:rPr>
+          <w:rFonts w:hint="default" w:ascii="Times New Roman" w:hAnsi="Times New Roman" w:cs="Times New Roman"/>
+          <w:sz w:val="21"/>
+          <w:szCs w:val="16"/>
+          <w:lang w:val="en-US" w:eastAsia="zh-CN"/>
+        </w:rPr>
+        <w:t>全球蓝莓贸易趋势与市场动态分析[J].</w:t>
+      </w:r>
+      <w:r>
+        <w:rPr>
+          <w:rFonts w:hint="eastAsia" w:cs="Times New Roman"/>
+          <w:sz w:val="21"/>
+          <w:szCs w:val="16"/>
+          <w:lang w:val="en-US" w:eastAsia="zh-CN"/>
+        </w:rPr>
+        <w:t xml:space="preserve"> </w:t>
+      </w:r>
+      <w:r>
+        <w:rPr>
+          <w:rFonts w:hint="default" w:ascii="Times New Roman" w:hAnsi="Times New Roman" w:cs="Times New Roman"/>
+          <w:sz w:val="21"/>
+          <w:szCs w:val="16"/>
+          <w:lang w:val="en-US" w:eastAsia="zh-CN"/>
+        </w:rPr>
+        <w:t>中国果树,</w:t>
+      </w:r>
+      <w:r>
+        <w:rPr>
+          <w:rFonts w:hint="eastAsia" w:cs="Times New Roman"/>
+          <w:sz w:val="21"/>
+          <w:szCs w:val="16"/>
+          <w:lang w:val="en-US" w:eastAsia="zh-CN"/>
+        </w:rPr>
+        <w:t xml:space="preserve"> </w:t>
+      </w:r>
+      <w:r>
+        <w:rPr>
+          <w:rFonts w:hint="default" w:ascii="Times New Roman" w:hAnsi="Times New Roman" w:cs="Times New Roman"/>
+          <w:sz w:val="21"/>
+          <w:szCs w:val="16"/>
+          <w:lang w:val="en-US" w:eastAsia="zh-CN"/>
+        </w:rPr>
+        <w:t>2025,</w:t>
+      </w:r>
+      <w:r>
+        <w:rPr>
+          <w:rFonts w:hint="eastAsia" w:cs="Times New Roman"/>
+          <w:sz w:val="21"/>
+          <w:szCs w:val="16"/>
+          <w:lang w:val="en-US" w:eastAsia="zh-CN"/>
+        </w:rPr>
+        <w:t xml:space="preserve"> </w:t>
+      </w:r>
+      <w:r>
+        <w:rPr>
+          <w:rFonts w:hint="default" w:ascii="Times New Roman" w:hAnsi="Times New Roman" w:cs="Times New Roman"/>
+          <w:sz w:val="21"/>
+          <w:szCs w:val="16"/>
+          <w:lang w:val="en-US" w:eastAsia="zh-CN"/>
+        </w:rPr>
+        <w:t>(07):124-130.</w:t>
       </w:r>
       <w:bookmarkEnd w:id="73"/>
     </w:p>
@@ -37325,7 +37590,61 @@
           <w:szCs w:val="16"/>
           <w:lang w:val="en-US" w:eastAsia="zh-CN"/>
         </w:rPr>
-        <w:t>Meidan L ,Zuyan H ,Laping H , et al.Effect of Fermentation Parameters on the Anthocyanin Content, Sensory Properties, and Physicochemical Parameters of Potato Blueberry Yogurt</w:t>
+        <w:t>Meidan L,</w:t>
+      </w:r>
+      <w:r>
+        <w:rPr>
+          <w:rFonts w:hint="eastAsia" w:cs="Times New Roman"/>
+          <w:sz w:val="21"/>
+          <w:szCs w:val="16"/>
+          <w:lang w:val="en-US" w:eastAsia="zh-CN"/>
+        </w:rPr>
+        <w:t xml:space="preserve"> </w:t>
+      </w:r>
+      <w:r>
+        <w:rPr>
+          <w:rFonts w:hint="default" w:ascii="Times New Roman" w:hAnsi="Times New Roman" w:cs="Times New Roman"/>
+          <w:sz w:val="21"/>
+          <w:szCs w:val="16"/>
+          <w:lang w:val="en-US" w:eastAsia="zh-CN"/>
+        </w:rPr>
+        <w:t>Zuyan H,</w:t>
+      </w:r>
+      <w:r>
+        <w:rPr>
+          <w:rFonts w:hint="eastAsia" w:cs="Times New Roman"/>
+          <w:sz w:val="21"/>
+          <w:szCs w:val="16"/>
+          <w:lang w:val="en-US" w:eastAsia="zh-CN"/>
+        </w:rPr>
+        <w:t xml:space="preserve"> </w:t>
+      </w:r>
+      <w:r>
+        <w:rPr>
+          <w:rFonts w:hint="default" w:ascii="Times New Roman" w:hAnsi="Times New Roman" w:cs="Times New Roman"/>
+          <w:sz w:val="21"/>
+          <w:szCs w:val="16"/>
+          <w:lang w:val="en-US" w:eastAsia="zh-CN"/>
+        </w:rPr>
+        <w:t>Laping H, et al.</w:t>
+      </w:r>
+      <w:r>
+        <w:rPr>
+          <w:rFonts w:hint="eastAsia" w:cs="Times New Roman"/>
+          <w:sz w:val="21"/>
+          <w:szCs w:val="16"/>
+          <w:lang w:val="en-US" w:eastAsia="zh-CN"/>
+        </w:rPr>
+        <w:t xml:space="preserve"> </w:t>
+      </w:r>
+      <w:r>
+        <w:rPr>
+          <w:rFonts w:hint="default" w:ascii="Times New Roman" w:hAnsi="Times New Roman" w:cs="Times New Roman"/>
+          <w:sz w:val="21"/>
+          <w:szCs w:val="16"/>
+          <w:lang w:val="en-US" w:eastAsia="zh-CN"/>
+        </w:rPr>
+        <w:t>Effect of Fermentation Parameters on the Anthocyanin Content, Sensory Properties, and Physicochemical Parameters of Potato Blueberry Yogurt</w:t>
       </w:r>
       <w:r>
         <w:rPr>
@@ -37343,7 +37662,43 @@
           <w:szCs w:val="16"/>
           <w:lang w:val="en-US" w:eastAsia="zh-CN"/>
         </w:rPr>
-        <w:t>[J].Fermentation,2022,8(10):489-489.</w:t>
+        <w:t>[J].Fermentation,</w:t>
+      </w:r>
+      <w:r>
+        <w:rPr>
+          <w:rFonts w:hint="eastAsia" w:cs="Times New Roman"/>
+          <w:sz w:val="21"/>
+          <w:szCs w:val="16"/>
+          <w:lang w:val="en-US" w:eastAsia="zh-CN"/>
+        </w:rPr>
+        <w:t xml:space="preserve"> </w:t>
+      </w:r>
+      <w:r>
+        <w:rPr>
+          <w:rFonts w:hint="default" w:ascii="Times New Roman" w:hAnsi="Times New Roman" w:cs="Times New Roman"/>
+          <w:sz w:val="21"/>
+          <w:szCs w:val="16"/>
+          <w:lang w:val="en-US" w:eastAsia="zh-CN"/>
+        </w:rPr>
+        <w:t>2022,</w:t>
+      </w:r>
+      <w:r>
+        <w:rPr>
+          <w:rFonts w:hint="eastAsia" w:cs="Times New Roman"/>
+          <w:sz w:val="21"/>
+          <w:szCs w:val="16"/>
+          <w:lang w:val="en-US" w:eastAsia="zh-CN"/>
+        </w:rPr>
+        <w:t xml:space="preserve"> </w:t>
+      </w:r>
+      <w:r>
+        <w:rPr>
+          <w:rFonts w:hint="default" w:ascii="Times New Roman" w:hAnsi="Times New Roman" w:cs="Times New Roman"/>
+          <w:sz w:val="21"/>
+          <w:szCs w:val="16"/>
+          <w:lang w:val="en-US" w:eastAsia="zh-CN"/>
+        </w:rPr>
+        <w:t>8(10):489-489.</w:t>
       </w:r>
       <w:bookmarkEnd w:id="75"/>
     </w:p>
@@ -37387,7 +37742,133 @@
           <w:szCs w:val="16"/>
           <w:lang w:val="en-US" w:eastAsia="zh-CN"/>
         </w:rPr>
-        <w:t>桂亚,唐果,马栎,等.发酵乳中风味物质研究进展[J].现代食品,2023,29(18):29-31.</w:t>
+        <w:t>桂亚,</w:t>
+      </w:r>
+      <w:r>
+        <w:rPr>
+          <w:rFonts w:hint="eastAsia" w:cs="Times New Roman"/>
+          <w:sz w:val="21"/>
+          <w:szCs w:val="16"/>
+          <w:lang w:val="en-US" w:eastAsia="zh-CN"/>
+        </w:rPr>
+        <w:t xml:space="preserve"> </w:t>
+      </w:r>
+      <w:r>
+        <w:rPr>
+          <w:rFonts w:hint="default" w:ascii="Times New Roman" w:hAnsi="Times New Roman" w:cs="Times New Roman"/>
+          <w:sz w:val="21"/>
+          <w:szCs w:val="16"/>
+          <w:lang w:val="en-US" w:eastAsia="zh-CN"/>
+        </w:rPr>
+        <w:t>唐果,</w:t>
+      </w:r>
+      <w:r>
+        <w:rPr>
+          <w:rFonts w:hint="eastAsia" w:cs="Times New Roman"/>
+          <w:sz w:val="21"/>
+          <w:szCs w:val="16"/>
+          <w:lang w:val="en-US" w:eastAsia="zh-CN"/>
+        </w:rPr>
+        <w:t xml:space="preserve"> </w:t>
+      </w:r>
+      <w:r>
+        <w:rPr>
+          <w:rFonts w:hint="default" w:ascii="Times New Roman" w:hAnsi="Times New Roman" w:cs="Times New Roman"/>
+          <w:sz w:val="21"/>
+          <w:szCs w:val="16"/>
+          <w:lang w:val="en-US" w:eastAsia="zh-CN"/>
+        </w:rPr>
+        <w:t>马栎,</w:t>
+      </w:r>
+      <w:r>
+        <w:rPr>
+          <w:rFonts w:hint="eastAsia" w:cs="Times New Roman"/>
+          <w:sz w:val="21"/>
+          <w:szCs w:val="16"/>
+          <w:lang w:val="en-US" w:eastAsia="zh-CN"/>
+        </w:rPr>
+        <w:t xml:space="preserve"> </w:t>
+      </w:r>
+      <w:r>
+        <w:rPr>
+          <w:rFonts w:hint="default" w:ascii="Times New Roman" w:hAnsi="Times New Roman" w:cs="Times New Roman"/>
+          <w:sz w:val="21"/>
+          <w:szCs w:val="16"/>
+          <w:lang w:val="en-US" w:eastAsia="zh-CN"/>
+        </w:rPr>
+        <w:t>等.</w:t>
+      </w:r>
+      <w:r>
+        <w:rPr>
+          <w:rFonts w:hint="eastAsia" w:cs="Times New Roman"/>
+          <w:sz w:val="21"/>
+          <w:szCs w:val="16"/>
+          <w:lang w:val="en-US" w:eastAsia="zh-CN"/>
+        </w:rPr>
+        <w:t xml:space="preserve"> </w:t>
+      </w:r>
+      <w:r>
+        <w:rPr>
+          <w:rFonts w:hint="default" w:ascii="Times New Roman" w:hAnsi="Times New Roman" w:cs="Times New Roman"/>
+          <w:sz w:val="21"/>
+          <w:szCs w:val="16"/>
+          <w:lang w:val="en-US" w:eastAsia="zh-CN"/>
+        </w:rPr>
+        <w:t>发酵乳中风味物质研究进展[J].</w:t>
+      </w:r>
+      <w:r>
+        <w:rPr>
+          <w:rFonts w:hint="eastAsia" w:cs="Times New Roman"/>
+          <w:sz w:val="21"/>
+          <w:szCs w:val="16"/>
+          <w:lang w:val="en-US" w:eastAsia="zh-CN"/>
+        </w:rPr>
+        <w:t xml:space="preserve"> </w:t>
+      </w:r>
+      <w:r>
+        <w:rPr>
+          <w:rFonts w:hint="default" w:ascii="Times New Roman" w:hAnsi="Times New Roman" w:cs="Times New Roman"/>
+          <w:sz w:val="21"/>
+          <w:szCs w:val="16"/>
+          <w:lang w:val="en-US" w:eastAsia="zh-CN"/>
+        </w:rPr>
+        <w:t>现代食品,</w:t>
+      </w:r>
+      <w:r>
+        <w:rPr>
+          <w:rFonts w:hint="eastAsia" w:cs="Times New Roman"/>
+          <w:sz w:val="21"/>
+          <w:szCs w:val="16"/>
+          <w:lang w:val="en-US" w:eastAsia="zh-CN"/>
+        </w:rPr>
+        <w:t xml:space="preserve"> </w:t>
+      </w:r>
+      <w:r>
+        <w:rPr>
+          <w:rFonts w:hint="default" w:ascii="Times New Roman" w:hAnsi="Times New Roman" w:cs="Times New Roman"/>
+          <w:sz w:val="21"/>
+          <w:szCs w:val="16"/>
+          <w:lang w:val="en-US" w:eastAsia="zh-CN"/>
+        </w:rPr>
+        <w:t>2023,</w:t>
+      </w:r>
+      <w:r>
+        <w:rPr>
+          <w:rFonts w:hint="eastAsia" w:cs="Times New Roman"/>
+          <w:sz w:val="21"/>
+          <w:szCs w:val="16"/>
+          <w:lang w:val="en-US" w:eastAsia="zh-CN"/>
+        </w:rPr>
+        <w:t xml:space="preserve"> </w:t>
+      </w:r>
+      <w:r>
+        <w:rPr>
+          <w:rFonts w:hint="default" w:ascii="Times New Roman" w:hAnsi="Times New Roman" w:cs="Times New Roman"/>
+          <w:sz w:val="21"/>
+          <w:szCs w:val="16"/>
+          <w:lang w:val="en-US" w:eastAsia="zh-CN"/>
+        </w:rPr>
+        <w:t>29(18):29-31.</w:t>
       </w:r>
     </w:p>
     <w:p>
@@ -37427,7 +37908,133 @@
           <w:szCs w:val="16"/>
           <w:lang w:val="en-US" w:eastAsia="zh-CN"/>
         </w:rPr>
-        <w:t>李斌,谢旭,孙希云,等.国内外蓝莓加工技术与功能性成分研究进展[J].食品科学技术学报,2019,37(05):16-22.</w:t>
+        <w:t>李斌,</w:t>
+      </w:r>
+      <w:r>
+        <w:rPr>
+          <w:rFonts w:hint="eastAsia" w:cs="Times New Roman"/>
+          <w:sz w:val="21"/>
+          <w:szCs w:val="16"/>
+          <w:lang w:val="en-US" w:eastAsia="zh-CN"/>
+        </w:rPr>
+        <w:t xml:space="preserve"> </w:t>
+      </w:r>
+      <w:r>
+        <w:rPr>
+          <w:rFonts w:hint="default" w:ascii="Times New Roman" w:hAnsi="Times New Roman" w:cs="Times New Roman"/>
+          <w:sz w:val="21"/>
+          <w:szCs w:val="16"/>
+          <w:lang w:val="en-US" w:eastAsia="zh-CN"/>
+        </w:rPr>
+        <w:t>谢旭,</w:t>
+      </w:r>
+      <w:r>
+        <w:rPr>
+          <w:rFonts w:hint="eastAsia" w:cs="Times New Roman"/>
+          <w:sz w:val="21"/>
+          <w:szCs w:val="16"/>
+          <w:lang w:val="en-US" w:eastAsia="zh-CN"/>
+        </w:rPr>
+        <w:t xml:space="preserve"> </w:t>
+      </w:r>
+      <w:r>
+        <w:rPr>
+          <w:rFonts w:hint="default" w:ascii="Times New Roman" w:hAnsi="Times New Roman" w:cs="Times New Roman"/>
+          <w:sz w:val="21"/>
+          <w:szCs w:val="16"/>
+          <w:lang w:val="en-US" w:eastAsia="zh-CN"/>
+        </w:rPr>
+        <w:t>孙希云,</w:t>
+      </w:r>
+      <w:r>
+        <w:rPr>
+          <w:rFonts w:hint="eastAsia" w:cs="Times New Roman"/>
+          <w:sz w:val="21"/>
+          <w:szCs w:val="16"/>
+          <w:lang w:val="en-US" w:eastAsia="zh-CN"/>
+        </w:rPr>
+        <w:t xml:space="preserve"> </w:t>
+      </w:r>
+      <w:r>
+        <w:rPr>
+          <w:rFonts w:hint="default" w:ascii="Times New Roman" w:hAnsi="Times New Roman" w:cs="Times New Roman"/>
+          <w:sz w:val="21"/>
+          <w:szCs w:val="16"/>
+          <w:lang w:val="en-US" w:eastAsia="zh-CN"/>
+        </w:rPr>
+        <w:t>等.</w:t>
+      </w:r>
+      <w:r>
+        <w:rPr>
+          <w:rFonts w:hint="eastAsia" w:cs="Times New Roman"/>
+          <w:sz w:val="21"/>
+          <w:szCs w:val="16"/>
+          <w:lang w:val="en-US" w:eastAsia="zh-CN"/>
+        </w:rPr>
+        <w:t xml:space="preserve"> </w:t>
+      </w:r>
+      <w:r>
+        <w:rPr>
+          <w:rFonts w:hint="default" w:ascii="Times New Roman" w:hAnsi="Times New Roman" w:cs="Times New Roman"/>
+          <w:sz w:val="21"/>
+          <w:szCs w:val="16"/>
+          <w:lang w:val="en-US" w:eastAsia="zh-CN"/>
+        </w:rPr>
+        <w:t>国内外蓝莓加工技术与功能性成分研究进展[J].</w:t>
+      </w:r>
+      <w:r>
+        <w:rPr>
+          <w:rFonts w:hint="eastAsia" w:cs="Times New Roman"/>
+          <w:sz w:val="21"/>
+          <w:szCs w:val="16"/>
+          <w:lang w:val="en-US" w:eastAsia="zh-CN"/>
+        </w:rPr>
+        <w:t xml:space="preserve"> </w:t>
+      </w:r>
+      <w:r>
+        <w:rPr>
+          <w:rFonts w:hint="default" w:ascii="Times New Roman" w:hAnsi="Times New Roman" w:cs="Times New Roman"/>
+          <w:sz w:val="21"/>
+          <w:szCs w:val="16"/>
+          <w:lang w:val="en-US" w:eastAsia="zh-CN"/>
+        </w:rPr>
+        <w:t>食品科学技术学报,</w:t>
+      </w:r>
+      <w:r>
+        <w:rPr>
+          <w:rFonts w:hint="eastAsia" w:cs="Times New Roman"/>
+          <w:sz w:val="21"/>
+          <w:szCs w:val="16"/>
+          <w:lang w:val="en-US" w:eastAsia="zh-CN"/>
+        </w:rPr>
+        <w:t xml:space="preserve"> </w:t>
+      </w:r>
+      <w:r>
+        <w:rPr>
+          <w:rFonts w:hint="default" w:ascii="Times New Roman" w:hAnsi="Times New Roman" w:cs="Times New Roman"/>
+          <w:sz w:val="21"/>
+          <w:szCs w:val="16"/>
+          <w:lang w:val="en-US" w:eastAsia="zh-CN"/>
+        </w:rPr>
+        <w:t>2019,</w:t>
+      </w:r>
+      <w:r>
+        <w:rPr>
+          <w:rFonts w:hint="eastAsia" w:cs="Times New Roman"/>
+          <w:sz w:val="21"/>
+          <w:szCs w:val="16"/>
+          <w:lang w:val="en-US" w:eastAsia="zh-CN"/>
+        </w:rPr>
+        <w:t xml:space="preserve"> </w:t>
+      </w:r>
+      <w:r>
+        <w:rPr>
+          <w:rFonts w:hint="default" w:ascii="Times New Roman" w:hAnsi="Times New Roman" w:cs="Times New Roman"/>
+          <w:sz w:val="21"/>
+          <w:szCs w:val="16"/>
+          <w:lang w:val="en-US" w:eastAsia="zh-CN"/>
+        </w:rPr>
+        <w:t>37(05):16-22.</w:t>
       </w:r>
       <w:bookmarkEnd w:id="77"/>
     </w:p>
@@ -37471,7 +38078,79 @@
           <w:szCs w:val="16"/>
           <w:lang w:val="en-US" w:eastAsia="zh-CN"/>
         </w:rPr>
-        <w:t>李金华.蓝莓的营养保健功能及其开发利用[J].新农业,2019,(15):38-39.</w:t>
+        <w:t>李金华.</w:t>
+      </w:r>
+      <w:r>
+        <w:rPr>
+          <w:rFonts w:hint="eastAsia" w:cs="Times New Roman"/>
+          <w:sz w:val="21"/>
+          <w:szCs w:val="16"/>
+          <w:lang w:val="en-US" w:eastAsia="zh-CN"/>
+        </w:rPr>
+        <w:t xml:space="preserve"> </w:t>
+      </w:r>
+      <w:r>
+        <w:rPr>
+          <w:rFonts w:hint="default" w:ascii="Times New Roman" w:hAnsi="Times New Roman" w:cs="Times New Roman"/>
+          <w:sz w:val="21"/>
+          <w:szCs w:val="16"/>
+          <w:lang w:val="en-US" w:eastAsia="zh-CN"/>
+        </w:rPr>
+        <w:t>蓝莓的营养保健功能及其开发利用[J].</w:t>
+      </w:r>
+      <w:r>
+        <w:rPr>
+          <w:rFonts w:hint="eastAsia" w:cs="Times New Roman"/>
+          <w:sz w:val="21"/>
+          <w:szCs w:val="16"/>
+          <w:lang w:val="en-US" w:eastAsia="zh-CN"/>
+        </w:rPr>
+        <w:t xml:space="preserve"> </w:t>
+      </w:r>
+      <w:r>
+        <w:rPr>
+          <w:rFonts w:hint="default" w:ascii="Times New Roman" w:hAnsi="Times New Roman" w:cs="Times New Roman"/>
+          <w:sz w:val="21"/>
+          <w:szCs w:val="16"/>
+          <w:lang w:val="en-US" w:eastAsia="zh-CN"/>
+        </w:rPr>
+        <w:t>新农业,</w:t>
+      </w:r>
+      <w:r>
+        <w:rPr>
+          <w:rFonts w:hint="eastAsia" w:cs="Times New Roman"/>
+          <w:sz w:val="21"/>
+          <w:szCs w:val="16"/>
+          <w:lang w:val="en-US" w:eastAsia="zh-CN"/>
+        </w:rPr>
+        <w:t xml:space="preserve"> </w:t>
+      </w:r>
+      <w:r>
+        <w:rPr>
+          <w:rFonts w:hint="default" w:ascii="Times New Roman" w:hAnsi="Times New Roman" w:cs="Times New Roman"/>
+          <w:sz w:val="21"/>
+          <w:szCs w:val="16"/>
+          <w:lang w:val="en-US" w:eastAsia="zh-CN"/>
+        </w:rPr>
+        <w:t>2019,</w:t>
+      </w:r>
+      <w:r>
+        <w:rPr>
+          <w:rFonts w:hint="eastAsia" w:cs="Times New Roman"/>
+          <w:sz w:val="21"/>
+          <w:szCs w:val="16"/>
+          <w:lang w:val="en-US" w:eastAsia="zh-CN"/>
+        </w:rPr>
+        <w:t xml:space="preserve"> </w:t>
+      </w:r>
+      <w:r>
+        <w:rPr>
+          <w:rFonts w:hint="default" w:ascii="Times New Roman" w:hAnsi="Times New Roman" w:cs="Times New Roman"/>
+          <w:sz w:val="21"/>
+          <w:szCs w:val="16"/>
+          <w:lang w:val="en-US" w:eastAsia="zh-CN"/>
+        </w:rPr>
+        <w:t>(15):38-39.</w:t>
       </w:r>
       <w:bookmarkEnd w:id="79"/>
     </w:p>
@@ -37515,7 +38194,133 @@
           <w:szCs w:val="16"/>
           <w:lang w:val="en-US" w:eastAsia="zh-CN"/>
         </w:rPr>
-        <w:t>周继芬,兰武,王军,等.蓝莓营养及独特保健功能研究[J].北方园艺,2020,(21):138-145.</w:t>
+        <w:t>周继芬,</w:t>
+      </w:r>
+      <w:r>
+        <w:rPr>
+          <w:rFonts w:hint="eastAsia" w:cs="Times New Roman"/>
+          <w:sz w:val="21"/>
+          <w:szCs w:val="16"/>
+          <w:lang w:val="en-US" w:eastAsia="zh-CN"/>
+        </w:rPr>
+        <w:t xml:space="preserve"> </w:t>
+      </w:r>
+      <w:r>
+        <w:rPr>
+          <w:rFonts w:hint="default" w:ascii="Times New Roman" w:hAnsi="Times New Roman" w:cs="Times New Roman"/>
+          <w:sz w:val="21"/>
+          <w:szCs w:val="16"/>
+          <w:lang w:val="en-US" w:eastAsia="zh-CN"/>
+        </w:rPr>
+        <w:t>兰武,</w:t>
+      </w:r>
+      <w:r>
+        <w:rPr>
+          <w:rFonts w:hint="eastAsia" w:cs="Times New Roman"/>
+          <w:sz w:val="21"/>
+          <w:szCs w:val="16"/>
+          <w:lang w:val="en-US" w:eastAsia="zh-CN"/>
+        </w:rPr>
+        <w:t xml:space="preserve"> </w:t>
+      </w:r>
+      <w:r>
+        <w:rPr>
+          <w:rFonts w:hint="default" w:ascii="Times New Roman" w:hAnsi="Times New Roman" w:cs="Times New Roman"/>
+          <w:sz w:val="21"/>
+          <w:szCs w:val="16"/>
+          <w:lang w:val="en-US" w:eastAsia="zh-CN"/>
+        </w:rPr>
+        <w:t>王军,</w:t>
+      </w:r>
+      <w:r>
+        <w:rPr>
+          <w:rFonts w:hint="eastAsia" w:cs="Times New Roman"/>
+          <w:sz w:val="21"/>
+          <w:szCs w:val="16"/>
+          <w:lang w:val="en-US" w:eastAsia="zh-CN"/>
+        </w:rPr>
+        <w:t xml:space="preserve"> </w:t>
+      </w:r>
+      <w:r>
+        <w:rPr>
+          <w:rFonts w:hint="default" w:ascii="Times New Roman" w:hAnsi="Times New Roman" w:cs="Times New Roman"/>
+          <w:sz w:val="21"/>
+          <w:szCs w:val="16"/>
+          <w:lang w:val="en-US" w:eastAsia="zh-CN"/>
+        </w:rPr>
+        <w:t>等.</w:t>
+      </w:r>
+      <w:r>
+        <w:rPr>
+          <w:rFonts w:hint="eastAsia" w:cs="Times New Roman"/>
+          <w:sz w:val="21"/>
+          <w:szCs w:val="16"/>
+          <w:lang w:val="en-US" w:eastAsia="zh-CN"/>
+        </w:rPr>
+        <w:t xml:space="preserve"> </w:t>
+      </w:r>
+      <w:r>
+        <w:rPr>
+          <w:rFonts w:hint="default" w:ascii="Times New Roman" w:hAnsi="Times New Roman" w:cs="Times New Roman"/>
+          <w:sz w:val="21"/>
+          <w:szCs w:val="16"/>
+          <w:lang w:val="en-US" w:eastAsia="zh-CN"/>
+        </w:rPr>
+        <w:t>蓝莓营养及独特保健功能研究[J].</w:t>
+      </w:r>
+      <w:r>
+        <w:rPr>
+          <w:rFonts w:hint="eastAsia" w:cs="Times New Roman"/>
+          <w:sz w:val="21"/>
+          <w:szCs w:val="16"/>
+          <w:lang w:val="en-US" w:eastAsia="zh-CN"/>
+        </w:rPr>
+        <w:t xml:space="preserve"> </w:t>
+      </w:r>
+      <w:r>
+        <w:rPr>
+          <w:rFonts w:hint="default" w:ascii="Times New Roman" w:hAnsi="Times New Roman" w:cs="Times New Roman"/>
+          <w:sz w:val="21"/>
+          <w:szCs w:val="16"/>
+          <w:lang w:val="en-US" w:eastAsia="zh-CN"/>
+        </w:rPr>
+        <w:t>北方园艺,</w:t>
+      </w:r>
+      <w:r>
+        <w:rPr>
+          <w:rFonts w:hint="eastAsia" w:cs="Times New Roman"/>
+          <w:sz w:val="21"/>
+          <w:szCs w:val="16"/>
+          <w:lang w:val="en-US" w:eastAsia="zh-CN"/>
+        </w:rPr>
+        <w:t xml:space="preserve"> </w:t>
+      </w:r>
+      <w:r>
+        <w:rPr>
+          <w:rFonts w:hint="default" w:ascii="Times New Roman" w:hAnsi="Times New Roman" w:cs="Times New Roman"/>
+          <w:sz w:val="21"/>
+          <w:szCs w:val="16"/>
+          <w:lang w:val="en-US" w:eastAsia="zh-CN"/>
+        </w:rPr>
+        <w:t>2020,</w:t>
+      </w:r>
+      <w:r>
+        <w:rPr>
+          <w:rFonts w:hint="eastAsia" w:cs="Times New Roman"/>
+          <w:sz w:val="21"/>
+          <w:szCs w:val="16"/>
+          <w:lang w:val="en-US" w:eastAsia="zh-CN"/>
+        </w:rPr>
+        <w:t xml:space="preserve"> </w:t>
+      </w:r>
+      <w:r>
+        <w:rPr>
+          <w:rFonts w:hint="default" w:ascii="Times New Roman" w:hAnsi="Times New Roman" w:cs="Times New Roman"/>
+          <w:sz w:val="21"/>
+          <w:szCs w:val="16"/>
+          <w:lang w:val="en-US" w:eastAsia="zh-CN"/>
+        </w:rPr>
+        <w:t>(21):138-145.</w:t>
       </w:r>
       <w:bookmarkEnd w:id="81"/>
     </w:p>
@@ -37559,7 +38364,115 @@
           <w:szCs w:val="16"/>
           <w:lang w:val="en-US" w:eastAsia="zh-CN"/>
         </w:rPr>
-        <w:t>刘军波,邹礼根,赵芸.蓝莓花青素加工特性及功能活性研究进展[J].饮料工业,2017,20(06):56-60.</w:t>
+        <w:t>刘军波,</w:t>
+      </w:r>
+      <w:r>
+        <w:rPr>
+          <w:rFonts w:hint="eastAsia" w:cs="Times New Roman"/>
+          <w:sz w:val="21"/>
+          <w:szCs w:val="16"/>
+          <w:lang w:val="en-US" w:eastAsia="zh-CN"/>
+        </w:rPr>
+        <w:t xml:space="preserve"> </w:t>
+      </w:r>
+      <w:r>
+        <w:rPr>
+          <w:rFonts w:hint="default" w:ascii="Times New Roman" w:hAnsi="Times New Roman" w:cs="Times New Roman"/>
+          <w:sz w:val="21"/>
+          <w:szCs w:val="16"/>
+          <w:lang w:val="en-US" w:eastAsia="zh-CN"/>
+        </w:rPr>
+        <w:t>邹礼根,</w:t>
+      </w:r>
+      <w:r>
+        <w:rPr>
+          <w:rFonts w:hint="eastAsia" w:cs="Times New Roman"/>
+          <w:sz w:val="21"/>
+          <w:szCs w:val="16"/>
+          <w:lang w:val="en-US" w:eastAsia="zh-CN"/>
+        </w:rPr>
+        <w:t xml:space="preserve"> </w:t>
+      </w:r>
+      <w:r>
+        <w:rPr>
+          <w:rFonts w:hint="default" w:ascii="Times New Roman" w:hAnsi="Times New Roman" w:cs="Times New Roman"/>
+          <w:sz w:val="21"/>
+          <w:szCs w:val="16"/>
+          <w:lang w:val="en-US" w:eastAsia="zh-CN"/>
+        </w:rPr>
+        <w:t>赵芸.</w:t>
+      </w:r>
+      <w:r>
+        <w:rPr>
+          <w:rFonts w:hint="eastAsia" w:cs="Times New Roman"/>
+          <w:sz w:val="21"/>
+          <w:szCs w:val="16"/>
+          <w:lang w:val="en-US" w:eastAsia="zh-CN"/>
+        </w:rPr>
+        <w:t xml:space="preserve"> </w:t>
+      </w:r>
+      <w:r>
+        <w:rPr>
+          <w:rFonts w:hint="default" w:ascii="Times New Roman" w:hAnsi="Times New Roman" w:cs="Times New Roman"/>
+          <w:sz w:val="21"/>
+          <w:szCs w:val="16"/>
+          <w:lang w:val="en-US" w:eastAsia="zh-CN"/>
+        </w:rPr>
+        <w:t>蓝莓花青素加工特性及功能活性研究进展[J].</w:t>
+      </w:r>
+      <w:r>
+        <w:rPr>
+          <w:rFonts w:hint="eastAsia" w:cs="Times New Roman"/>
+          <w:sz w:val="21"/>
+          <w:szCs w:val="16"/>
+          <w:lang w:val="en-US" w:eastAsia="zh-CN"/>
+        </w:rPr>
+        <w:t xml:space="preserve"> </w:t>
+      </w:r>
+      <w:r>
+        <w:rPr>
+          <w:rFonts w:hint="default" w:ascii="Times New Roman" w:hAnsi="Times New Roman" w:cs="Times New Roman"/>
+          <w:sz w:val="21"/>
+          <w:szCs w:val="16"/>
+          <w:lang w:val="en-US" w:eastAsia="zh-CN"/>
+        </w:rPr>
+        <w:t>饮料工业,</w:t>
+      </w:r>
+      <w:r>
+        <w:rPr>
+          <w:rFonts w:hint="eastAsia" w:cs="Times New Roman"/>
+          <w:sz w:val="21"/>
+          <w:szCs w:val="16"/>
+          <w:lang w:val="en-US" w:eastAsia="zh-CN"/>
+        </w:rPr>
+        <w:t xml:space="preserve"> </w:t>
+      </w:r>
+      <w:r>
+        <w:rPr>
+          <w:rFonts w:hint="default" w:ascii="Times New Roman" w:hAnsi="Times New Roman" w:cs="Times New Roman"/>
+          <w:sz w:val="21"/>
+          <w:szCs w:val="16"/>
+          <w:lang w:val="en-US" w:eastAsia="zh-CN"/>
+        </w:rPr>
+        <w:t>2017,</w:t>
+      </w:r>
+      <w:r>
+        <w:rPr>
+          <w:rFonts w:hint="eastAsia" w:cs="Times New Roman"/>
+          <w:sz w:val="21"/>
+          <w:szCs w:val="16"/>
+          <w:lang w:val="en-US" w:eastAsia="zh-CN"/>
+        </w:rPr>
+        <w:t xml:space="preserve"> </w:t>
+      </w:r>
+      <w:r>
+        <w:rPr>
+          <w:rFonts w:hint="default" w:ascii="Times New Roman" w:hAnsi="Times New Roman" w:cs="Times New Roman"/>
+          <w:sz w:val="21"/>
+          <w:szCs w:val="16"/>
+          <w:lang w:val="en-US" w:eastAsia="zh-CN"/>
+        </w:rPr>
+        <w:t>20(06):56-60.</w:t>
       </w:r>
       <w:bookmarkEnd w:id="83"/>
     </w:p>
@@ -37603,7 +38516,61 @@
           <w:szCs w:val="16"/>
           <w:lang w:val="en-US" w:eastAsia="zh-CN"/>
         </w:rPr>
-        <w:t>许文静.蓝莓花青素的提取、纯化与特性研究及其在食品工业中的应用[D].四川大学,2023.</w:t>
+        <w:t>许文静.</w:t>
+      </w:r>
+      <w:r>
+        <w:rPr>
+          <w:rFonts w:hint="eastAsia" w:cs="Times New Roman"/>
+          <w:sz w:val="21"/>
+          <w:szCs w:val="16"/>
+          <w:lang w:val="en-US" w:eastAsia="zh-CN"/>
+        </w:rPr>
+        <w:t xml:space="preserve"> </w:t>
+      </w:r>
+      <w:r>
+        <w:rPr>
+          <w:rFonts w:hint="default" w:ascii="Times New Roman" w:hAnsi="Times New Roman" w:cs="Times New Roman"/>
+          <w:sz w:val="21"/>
+          <w:szCs w:val="16"/>
+          <w:lang w:val="en-US" w:eastAsia="zh-CN"/>
+        </w:rPr>
+        <w:t>蓝莓花青素的提取、纯化与特性研究及其在食品工业中的应用[D].</w:t>
+      </w:r>
+      <w:r>
+        <w:rPr>
+          <w:rFonts w:hint="eastAsia" w:cs="Times New Roman"/>
+          <w:sz w:val="21"/>
+          <w:szCs w:val="16"/>
+          <w:lang w:val="en-US" w:eastAsia="zh-CN"/>
+        </w:rPr>
+        <w:t xml:space="preserve"> </w:t>
+      </w:r>
+      <w:r>
+        <w:rPr>
+          <w:rFonts w:hint="default" w:ascii="Times New Roman" w:hAnsi="Times New Roman" w:cs="Times New Roman"/>
+          <w:sz w:val="21"/>
+          <w:szCs w:val="16"/>
+          <w:lang w:val="en-US" w:eastAsia="zh-CN"/>
+        </w:rPr>
+        <w:t>四川大学,</w:t>
+      </w:r>
+      <w:r>
+        <w:rPr>
+          <w:rFonts w:hint="eastAsia" w:cs="Times New Roman"/>
+          <w:sz w:val="21"/>
+          <w:szCs w:val="16"/>
+          <w:lang w:val="en-US" w:eastAsia="zh-CN"/>
+        </w:rPr>
+        <w:t xml:space="preserve"> </w:t>
+      </w:r>
+      <w:r>
+        <w:rPr>
+          <w:rFonts w:hint="default" w:ascii="Times New Roman" w:hAnsi="Times New Roman" w:cs="Times New Roman"/>
+          <w:sz w:val="21"/>
+          <w:szCs w:val="16"/>
+          <w:lang w:val="en-US" w:eastAsia="zh-CN"/>
+        </w:rPr>
+        <w:t>2023.</w:t>
       </w:r>
       <w:bookmarkEnd w:id="85"/>
     </w:p>
@@ -37647,7 +38614,97 @@
           <w:szCs w:val="16"/>
           <w:lang w:val="en-US" w:eastAsia="zh-CN"/>
         </w:rPr>
-        <w:t>潘美华,程哲灏.蓝莓的营养成分及其保健功能的研究进展[J].食品安全导刊,2022,(22):107-109.</w:t>
+        <w:t>潘美华,</w:t>
+      </w:r>
+      <w:r>
+        <w:rPr>
+          <w:rFonts w:hint="eastAsia" w:cs="Times New Roman"/>
+          <w:sz w:val="21"/>
+          <w:szCs w:val="16"/>
+          <w:lang w:val="en-US" w:eastAsia="zh-CN"/>
+        </w:rPr>
+        <w:t xml:space="preserve"> </w:t>
+      </w:r>
+      <w:r>
+        <w:rPr>
+          <w:rFonts w:hint="default" w:ascii="Times New Roman" w:hAnsi="Times New Roman" w:cs="Times New Roman"/>
+          <w:sz w:val="21"/>
+          <w:szCs w:val="16"/>
+          <w:lang w:val="en-US" w:eastAsia="zh-CN"/>
+        </w:rPr>
+        <w:t>程哲灏.</w:t>
+      </w:r>
+      <w:r>
+        <w:rPr>
+          <w:rFonts w:hint="eastAsia" w:cs="Times New Roman"/>
+          <w:sz w:val="21"/>
+          <w:szCs w:val="16"/>
+          <w:lang w:val="en-US" w:eastAsia="zh-CN"/>
+        </w:rPr>
+        <w:t xml:space="preserve"> </w:t>
+      </w:r>
+      <w:r>
+        <w:rPr>
+          <w:rFonts w:hint="default" w:ascii="Times New Roman" w:hAnsi="Times New Roman" w:cs="Times New Roman"/>
+          <w:sz w:val="21"/>
+          <w:szCs w:val="16"/>
+          <w:lang w:val="en-US" w:eastAsia="zh-CN"/>
+        </w:rPr>
+        <w:t>蓝莓的营养成分及其保健功能的研究进展[J].</w:t>
+      </w:r>
+      <w:r>
+        <w:rPr>
+          <w:rFonts w:hint="eastAsia" w:cs="Times New Roman"/>
+          <w:sz w:val="21"/>
+          <w:szCs w:val="16"/>
+          <w:lang w:val="en-US" w:eastAsia="zh-CN"/>
+        </w:rPr>
+        <w:t xml:space="preserve"> </w:t>
+      </w:r>
+      <w:r>
+        <w:rPr>
+          <w:rFonts w:hint="default" w:ascii="Times New Roman" w:hAnsi="Times New Roman" w:cs="Times New Roman"/>
+          <w:sz w:val="21"/>
+          <w:szCs w:val="16"/>
+          <w:lang w:val="en-US" w:eastAsia="zh-CN"/>
+        </w:rPr>
+        <w:t>食品安全导刊,</w:t>
+      </w:r>
+      <w:r>
+        <w:rPr>
+          <w:rFonts w:hint="eastAsia" w:cs="Times New Roman"/>
+          <w:sz w:val="21"/>
+          <w:szCs w:val="16"/>
+          <w:lang w:val="en-US" w:eastAsia="zh-CN"/>
+        </w:rPr>
+        <w:t xml:space="preserve"> </w:t>
+      </w:r>
+      <w:r>
+        <w:rPr>
+          <w:rFonts w:hint="default" w:ascii="Times New Roman" w:hAnsi="Times New Roman" w:cs="Times New Roman"/>
+          <w:sz w:val="21"/>
+          <w:szCs w:val="16"/>
+          <w:lang w:val="en-US" w:eastAsia="zh-CN"/>
+        </w:rPr>
+        <w:t>2022,</w:t>
+      </w:r>
+      <w:r>
+        <w:rPr>
+          <w:rFonts w:hint="eastAsia" w:cs="Times New Roman"/>
+          <w:sz w:val="21"/>
+          <w:szCs w:val="16"/>
+          <w:lang w:val="en-US" w:eastAsia="zh-CN"/>
+        </w:rPr>
+        <w:t xml:space="preserve"> </w:t>
+      </w:r>
+      <w:r>
+        <w:rPr>
+          <w:rFonts w:hint="default" w:ascii="Times New Roman" w:hAnsi="Times New Roman" w:cs="Times New Roman"/>
+          <w:sz w:val="21"/>
+          <w:szCs w:val="16"/>
+          <w:lang w:val="en-US" w:eastAsia="zh-CN"/>
+        </w:rPr>
+        <w:t>(22):107-109.</w:t>
       </w:r>
       <w:bookmarkEnd w:id="87"/>
     </w:p>
@@ -37691,7 +38748,97 @@
           <w:szCs w:val="16"/>
           <w:lang w:val="en-US" w:eastAsia="zh-CN"/>
         </w:rPr>
-        <w:t>姚佳宇,李志坚.蓝莓花青素在眼科疾病的研究进展[J].国际眼科杂志,2016,16(12):2234-2236.</w:t>
+        <w:t>姚佳宇,</w:t>
+      </w:r>
+      <w:r>
+        <w:rPr>
+          <w:rFonts w:hint="eastAsia" w:cs="Times New Roman"/>
+          <w:sz w:val="21"/>
+          <w:szCs w:val="16"/>
+          <w:lang w:val="en-US" w:eastAsia="zh-CN"/>
+        </w:rPr>
+        <w:t xml:space="preserve"> </w:t>
+      </w:r>
+      <w:r>
+        <w:rPr>
+          <w:rFonts w:hint="default" w:ascii="Times New Roman" w:hAnsi="Times New Roman" w:cs="Times New Roman"/>
+          <w:sz w:val="21"/>
+          <w:szCs w:val="16"/>
+          <w:lang w:val="en-US" w:eastAsia="zh-CN"/>
+        </w:rPr>
+        <w:t>李志坚.</w:t>
+      </w:r>
+      <w:r>
+        <w:rPr>
+          <w:rFonts w:hint="eastAsia" w:cs="Times New Roman"/>
+          <w:sz w:val="21"/>
+          <w:szCs w:val="16"/>
+          <w:lang w:val="en-US" w:eastAsia="zh-CN"/>
+        </w:rPr>
+        <w:t xml:space="preserve"> </w:t>
+      </w:r>
+      <w:r>
+        <w:rPr>
+          <w:rFonts w:hint="default" w:ascii="Times New Roman" w:hAnsi="Times New Roman" w:cs="Times New Roman"/>
+          <w:sz w:val="21"/>
+          <w:szCs w:val="16"/>
+          <w:lang w:val="en-US" w:eastAsia="zh-CN"/>
+        </w:rPr>
+        <w:t>蓝莓花青素在眼科疾病的研究进展[J].</w:t>
+      </w:r>
+      <w:r>
+        <w:rPr>
+          <w:rFonts w:hint="eastAsia" w:cs="Times New Roman"/>
+          <w:sz w:val="21"/>
+          <w:szCs w:val="16"/>
+          <w:lang w:val="en-US" w:eastAsia="zh-CN"/>
+        </w:rPr>
+        <w:t xml:space="preserve"> </w:t>
+      </w:r>
+      <w:r>
+        <w:rPr>
+          <w:rFonts w:hint="default" w:ascii="Times New Roman" w:hAnsi="Times New Roman" w:cs="Times New Roman"/>
+          <w:sz w:val="21"/>
+          <w:szCs w:val="16"/>
+          <w:lang w:val="en-US" w:eastAsia="zh-CN"/>
+        </w:rPr>
+        <w:t>国际眼科杂志,</w:t>
+      </w:r>
+      <w:r>
+        <w:rPr>
+          <w:rFonts w:hint="eastAsia" w:cs="Times New Roman"/>
+          <w:sz w:val="21"/>
+          <w:szCs w:val="16"/>
+          <w:lang w:val="en-US" w:eastAsia="zh-CN"/>
+        </w:rPr>
+        <w:t xml:space="preserve"> </w:t>
+      </w:r>
+      <w:r>
+        <w:rPr>
+          <w:rFonts w:hint="default" w:ascii="Times New Roman" w:hAnsi="Times New Roman" w:cs="Times New Roman"/>
+          <w:sz w:val="21"/>
+          <w:szCs w:val="16"/>
+          <w:lang w:val="en-US" w:eastAsia="zh-CN"/>
+        </w:rPr>
+        <w:t>2016,</w:t>
+      </w:r>
+      <w:r>
+        <w:rPr>
+          <w:rFonts w:hint="eastAsia" w:cs="Times New Roman"/>
+          <w:sz w:val="21"/>
+          <w:szCs w:val="16"/>
+          <w:lang w:val="en-US" w:eastAsia="zh-CN"/>
+        </w:rPr>
+        <w:t xml:space="preserve"> </w:t>
+      </w:r>
+      <w:r>
+        <w:rPr>
+          <w:rFonts w:hint="default" w:ascii="Times New Roman" w:hAnsi="Times New Roman" w:cs="Times New Roman"/>
+          <w:sz w:val="21"/>
+          <w:szCs w:val="16"/>
+          <w:lang w:val="en-US" w:eastAsia="zh-CN"/>
+        </w:rPr>
+        <w:t>16(12):2234-2236.</w:t>
       </w:r>
       <w:bookmarkEnd w:id="89"/>
     </w:p>
@@ -37735,7 +38882,61 @@
           <w:szCs w:val="16"/>
           <w:lang w:val="en-US" w:eastAsia="zh-CN"/>
         </w:rPr>
-        <w:t>姜洞彬.蓝莓花青素对高侵袭性人肝癌LM3细胞株的抑制及组蛋白乙酰化修饰水平的研究[D].贵州医科大学,2023.</w:t>
+        <w:t>姜洞彬.</w:t>
+      </w:r>
+      <w:r>
+        <w:rPr>
+          <w:rFonts w:hint="eastAsia" w:cs="Times New Roman"/>
+          <w:sz w:val="21"/>
+          <w:szCs w:val="16"/>
+          <w:lang w:val="en-US" w:eastAsia="zh-CN"/>
+        </w:rPr>
+        <w:t xml:space="preserve"> </w:t>
+      </w:r>
+      <w:r>
+        <w:rPr>
+          <w:rFonts w:hint="default" w:ascii="Times New Roman" w:hAnsi="Times New Roman" w:cs="Times New Roman"/>
+          <w:sz w:val="21"/>
+          <w:szCs w:val="16"/>
+          <w:lang w:val="en-US" w:eastAsia="zh-CN"/>
+        </w:rPr>
+        <w:t>蓝莓花青素对高侵袭性人肝癌LM3细胞株的抑制及组蛋白乙酰化修饰水平的研究[D].</w:t>
+      </w:r>
+      <w:r>
+        <w:rPr>
+          <w:rFonts w:hint="eastAsia" w:cs="Times New Roman"/>
+          <w:sz w:val="21"/>
+          <w:szCs w:val="16"/>
+          <w:lang w:val="en-US" w:eastAsia="zh-CN"/>
+        </w:rPr>
+        <w:t xml:space="preserve"> </w:t>
+      </w:r>
+      <w:r>
+        <w:rPr>
+          <w:rFonts w:hint="default" w:ascii="Times New Roman" w:hAnsi="Times New Roman" w:cs="Times New Roman"/>
+          <w:sz w:val="21"/>
+          <w:szCs w:val="16"/>
+          <w:lang w:val="en-US" w:eastAsia="zh-CN"/>
+        </w:rPr>
+        <w:t>贵州医科大学,</w:t>
+      </w:r>
+      <w:r>
+        <w:rPr>
+          <w:rFonts w:hint="eastAsia" w:cs="Times New Roman"/>
+          <w:sz w:val="21"/>
+          <w:szCs w:val="16"/>
+          <w:lang w:val="en-US" w:eastAsia="zh-CN"/>
+        </w:rPr>
+        <w:t xml:space="preserve"> </w:t>
+      </w:r>
+      <w:r>
+        <w:rPr>
+          <w:rFonts w:hint="default" w:ascii="Times New Roman" w:hAnsi="Times New Roman" w:cs="Times New Roman"/>
+          <w:sz w:val="21"/>
+          <w:szCs w:val="16"/>
+          <w:lang w:val="en-US" w:eastAsia="zh-CN"/>
+        </w:rPr>
+        <w:t>2023.</w:t>
       </w:r>
       <w:bookmarkEnd w:id="91"/>
     </w:p>
@@ -37778,7 +38979,115 @@
           <w:szCs w:val="16"/>
           <w:lang w:val="en-US" w:eastAsia="zh-CN"/>
         </w:rPr>
-        <w:t>成堃,马延新,王小霞,等.蓝莓枸杞风味酸奶的研制[J].中国酿造,2018,37(01):185-189.</w:t>
+        <w:t>成堃,</w:t>
+      </w:r>
+      <w:r>
+        <w:rPr>
+          <w:rFonts w:hint="eastAsia" w:cs="Times New Roman"/>
+          <w:sz w:val="21"/>
+          <w:szCs w:val="16"/>
+          <w:lang w:val="en-US" w:eastAsia="zh-CN"/>
+        </w:rPr>
+        <w:t xml:space="preserve"> </w:t>
+      </w:r>
+      <w:r>
+        <w:rPr>
+          <w:rFonts w:hint="default" w:ascii="Times New Roman" w:hAnsi="Times New Roman" w:cs="Times New Roman"/>
+          <w:sz w:val="21"/>
+          <w:szCs w:val="16"/>
+          <w:lang w:val="en-US" w:eastAsia="zh-CN"/>
+        </w:rPr>
+        <w:t>马延新,</w:t>
+      </w:r>
+      <w:r>
+        <w:rPr>
+          <w:rFonts w:hint="eastAsia" w:cs="Times New Roman"/>
+          <w:sz w:val="21"/>
+          <w:szCs w:val="16"/>
+          <w:lang w:val="en-US" w:eastAsia="zh-CN"/>
+        </w:rPr>
+        <w:t xml:space="preserve"> </w:t>
+      </w:r>
+      <w:r>
+        <w:rPr>
+          <w:rFonts w:hint="default" w:ascii="Times New Roman" w:hAnsi="Times New Roman" w:cs="Times New Roman"/>
+          <w:sz w:val="21"/>
+          <w:szCs w:val="16"/>
+          <w:lang w:val="en-US" w:eastAsia="zh-CN"/>
+        </w:rPr>
+        <w:t>王小霞,</w:t>
+      </w:r>
+      <w:r>
+        <w:rPr>
+          <w:rFonts w:hint="eastAsia" w:cs="Times New Roman"/>
+          <w:sz w:val="21"/>
+          <w:szCs w:val="16"/>
+          <w:lang w:val="en-US" w:eastAsia="zh-CN"/>
+        </w:rPr>
+        <w:t xml:space="preserve"> </w:t>
+      </w:r>
+      <w:r>
+        <w:rPr>
+          <w:rFonts w:hint="default" w:ascii="Times New Roman" w:hAnsi="Times New Roman" w:cs="Times New Roman"/>
+          <w:sz w:val="21"/>
+          <w:szCs w:val="16"/>
+          <w:lang w:val="en-US" w:eastAsia="zh-CN"/>
+        </w:rPr>
+        <w:t>等.</w:t>
+      </w:r>
+      <w:r>
+        <w:rPr>
+          <w:rFonts w:hint="eastAsia" w:cs="Times New Roman"/>
+          <w:sz w:val="21"/>
+          <w:szCs w:val="16"/>
+          <w:lang w:val="en-US" w:eastAsia="zh-CN"/>
+        </w:rPr>
+        <w:t xml:space="preserve"> </w:t>
+      </w:r>
+      <w:r>
+        <w:rPr>
+          <w:rFonts w:hint="default" w:ascii="Times New Roman" w:hAnsi="Times New Roman" w:cs="Times New Roman"/>
+          <w:sz w:val="21"/>
+          <w:szCs w:val="16"/>
+          <w:lang w:val="en-US" w:eastAsia="zh-CN"/>
+        </w:rPr>
+        <w:t>蓝莓枸杞风味酸奶的研制[J].</w:t>
+      </w:r>
+      <w:r>
+        <w:rPr>
+          <w:rFonts w:hint="eastAsia" w:cs="Times New Roman"/>
+          <w:sz w:val="21"/>
+          <w:szCs w:val="16"/>
+          <w:lang w:val="en-US" w:eastAsia="zh-CN"/>
+        </w:rPr>
+        <w:t xml:space="preserve"> </w:t>
+      </w:r>
+      <w:r>
+        <w:rPr>
+          <w:rFonts w:hint="default" w:ascii="Times New Roman" w:hAnsi="Times New Roman" w:cs="Times New Roman"/>
+          <w:sz w:val="21"/>
+          <w:szCs w:val="16"/>
+          <w:lang w:val="en-US" w:eastAsia="zh-CN"/>
+        </w:rPr>
+        <w:t>中国酿造,</w:t>
+      </w:r>
+      <w:r>
+        <w:rPr>
+          <w:rFonts w:hint="eastAsia" w:cs="Times New Roman"/>
+          <w:sz w:val="21"/>
+          <w:szCs w:val="16"/>
+          <w:lang w:val="en-US" w:eastAsia="zh-CN"/>
+        </w:rPr>
+        <w:t xml:space="preserve"> </w:t>
+      </w:r>
+      <w:r>
+        <w:rPr>
+          <w:rFonts w:hint="default" w:ascii="Times New Roman" w:hAnsi="Times New Roman" w:cs="Times New Roman"/>
+          <w:sz w:val="21"/>
+          <w:szCs w:val="16"/>
+          <w:lang w:val="en-US" w:eastAsia="zh-CN"/>
+        </w:rPr>
+        <w:t>2018,37(01):185-189.</w:t>
       </w:r>
       <w:bookmarkEnd w:id="93"/>
       <w:bookmarkStart w:id="94" w:name="_Ref13426"/>
@@ -37823,7 +39132,133 @@
           <w:szCs w:val="16"/>
           <w:lang w:val="en-US" w:eastAsia="zh-CN"/>
         </w:rPr>
-        <w:t>张军,张冬雪,刘玉峰,等.蓝莓山羊酸奶的研制[J].中国酿造,2015,34(11):171-174.</w:t>
+        <w:t>张军,</w:t>
+      </w:r>
+      <w:r>
+        <w:rPr>
+          <w:rFonts w:hint="eastAsia" w:cs="Times New Roman"/>
+          <w:sz w:val="21"/>
+          <w:szCs w:val="16"/>
+          <w:lang w:val="en-US" w:eastAsia="zh-CN"/>
+        </w:rPr>
+        <w:t xml:space="preserve"> </w:t>
+      </w:r>
+      <w:r>
+        <w:rPr>
+          <w:rFonts w:hint="default" w:ascii="Times New Roman" w:hAnsi="Times New Roman" w:cs="Times New Roman"/>
+          <w:sz w:val="21"/>
+          <w:szCs w:val="16"/>
+          <w:lang w:val="en-US" w:eastAsia="zh-CN"/>
+        </w:rPr>
+        <w:t>张冬雪,</w:t>
+      </w:r>
+      <w:r>
+        <w:rPr>
+          <w:rFonts w:hint="eastAsia" w:cs="Times New Roman"/>
+          <w:sz w:val="21"/>
+          <w:szCs w:val="16"/>
+          <w:lang w:val="en-US" w:eastAsia="zh-CN"/>
+        </w:rPr>
+        <w:t xml:space="preserve"> </w:t>
+      </w:r>
+      <w:r>
+        <w:rPr>
+          <w:rFonts w:hint="default" w:ascii="Times New Roman" w:hAnsi="Times New Roman" w:cs="Times New Roman"/>
+          <w:sz w:val="21"/>
+          <w:szCs w:val="16"/>
+          <w:lang w:val="en-US" w:eastAsia="zh-CN"/>
+        </w:rPr>
+        <w:t>刘玉峰,</w:t>
+      </w:r>
+      <w:r>
+        <w:rPr>
+          <w:rFonts w:hint="eastAsia" w:cs="Times New Roman"/>
+          <w:sz w:val="21"/>
+          <w:szCs w:val="16"/>
+          <w:lang w:val="en-US" w:eastAsia="zh-CN"/>
+        </w:rPr>
+        <w:t xml:space="preserve"> </w:t>
+      </w:r>
+      <w:r>
+        <w:rPr>
+          <w:rFonts w:hint="default" w:ascii="Times New Roman" w:hAnsi="Times New Roman" w:cs="Times New Roman"/>
+          <w:sz w:val="21"/>
+          <w:szCs w:val="16"/>
+          <w:lang w:val="en-US" w:eastAsia="zh-CN"/>
+        </w:rPr>
+        <w:t>等.</w:t>
+      </w:r>
+      <w:r>
+        <w:rPr>
+          <w:rFonts w:hint="eastAsia" w:cs="Times New Roman"/>
+          <w:sz w:val="21"/>
+          <w:szCs w:val="16"/>
+          <w:lang w:val="en-US" w:eastAsia="zh-CN"/>
+        </w:rPr>
+        <w:t xml:space="preserve"> </w:t>
+      </w:r>
+      <w:r>
+        <w:rPr>
+          <w:rFonts w:hint="default" w:ascii="Times New Roman" w:hAnsi="Times New Roman" w:cs="Times New Roman"/>
+          <w:sz w:val="21"/>
+          <w:szCs w:val="16"/>
+          <w:lang w:val="en-US" w:eastAsia="zh-CN"/>
+        </w:rPr>
+        <w:t>蓝莓山羊酸奶的研制[J].</w:t>
+      </w:r>
+      <w:r>
+        <w:rPr>
+          <w:rFonts w:hint="eastAsia" w:cs="Times New Roman"/>
+          <w:sz w:val="21"/>
+          <w:szCs w:val="16"/>
+          <w:lang w:val="en-US" w:eastAsia="zh-CN"/>
+        </w:rPr>
+        <w:t xml:space="preserve"> </w:t>
+      </w:r>
+      <w:r>
+        <w:rPr>
+          <w:rFonts w:hint="default" w:ascii="Times New Roman" w:hAnsi="Times New Roman" w:cs="Times New Roman"/>
+          <w:sz w:val="21"/>
+          <w:szCs w:val="16"/>
+          <w:lang w:val="en-US" w:eastAsia="zh-CN"/>
+        </w:rPr>
+        <w:t>中国酿造,</w:t>
+      </w:r>
+      <w:r>
+        <w:rPr>
+          <w:rFonts w:hint="eastAsia" w:cs="Times New Roman"/>
+          <w:sz w:val="21"/>
+          <w:szCs w:val="16"/>
+          <w:lang w:val="en-US" w:eastAsia="zh-CN"/>
+        </w:rPr>
+        <w:t xml:space="preserve"> </w:t>
+      </w:r>
+      <w:r>
+        <w:rPr>
+          <w:rFonts w:hint="default" w:ascii="Times New Roman" w:hAnsi="Times New Roman" w:cs="Times New Roman"/>
+          <w:sz w:val="21"/>
+          <w:szCs w:val="16"/>
+          <w:lang w:val="en-US" w:eastAsia="zh-CN"/>
+        </w:rPr>
+        <w:t>2015,</w:t>
+      </w:r>
+      <w:r>
+        <w:rPr>
+          <w:rFonts w:hint="eastAsia" w:cs="Times New Roman"/>
+          <w:sz w:val="21"/>
+          <w:szCs w:val="16"/>
+          <w:lang w:val="en-US" w:eastAsia="zh-CN"/>
+        </w:rPr>
+        <w:t xml:space="preserve"> </w:t>
+      </w:r>
+      <w:r>
+        <w:rPr>
+          <w:rFonts w:hint="default" w:ascii="Times New Roman" w:hAnsi="Times New Roman" w:cs="Times New Roman"/>
+          <w:sz w:val="21"/>
+          <w:szCs w:val="16"/>
+          <w:lang w:val="en-US" w:eastAsia="zh-CN"/>
+        </w:rPr>
+        <w:t>34(11):171-174.</w:t>
       </w:r>
       <w:bookmarkEnd w:id="94"/>
       <w:bookmarkEnd w:id="97"/>
@@ -37868,7 +39303,133 @@
           <w:szCs w:val="16"/>
           <w:lang w:val="en-US" w:eastAsia="zh-CN"/>
         </w:rPr>
-        <w:t>梅玉立,童彬,于素凤,等.蓝莓酸奶的生产工艺研究[J].价值工程,2019,38(03):132-136.</w:t>
+        <w:t>梅玉立,</w:t>
+      </w:r>
+      <w:r>
+        <w:rPr>
+          <w:rFonts w:hint="eastAsia" w:cs="Times New Roman"/>
+          <w:sz w:val="21"/>
+          <w:szCs w:val="16"/>
+          <w:lang w:val="en-US" w:eastAsia="zh-CN"/>
+        </w:rPr>
+        <w:t xml:space="preserve"> </w:t>
+      </w:r>
+      <w:r>
+        <w:rPr>
+          <w:rFonts w:hint="default" w:ascii="Times New Roman" w:hAnsi="Times New Roman" w:cs="Times New Roman"/>
+          <w:sz w:val="21"/>
+          <w:szCs w:val="16"/>
+          <w:lang w:val="en-US" w:eastAsia="zh-CN"/>
+        </w:rPr>
+        <w:t>童彬,</w:t>
+      </w:r>
+      <w:r>
+        <w:rPr>
+          <w:rFonts w:hint="eastAsia" w:cs="Times New Roman"/>
+          <w:sz w:val="21"/>
+          <w:szCs w:val="16"/>
+          <w:lang w:val="en-US" w:eastAsia="zh-CN"/>
+        </w:rPr>
+        <w:t xml:space="preserve"> </w:t>
+      </w:r>
+      <w:r>
+        <w:rPr>
+          <w:rFonts w:hint="default" w:ascii="Times New Roman" w:hAnsi="Times New Roman" w:cs="Times New Roman"/>
+          <w:sz w:val="21"/>
+          <w:szCs w:val="16"/>
+          <w:lang w:val="en-US" w:eastAsia="zh-CN"/>
+        </w:rPr>
+        <w:t>于素凤,</w:t>
+      </w:r>
+      <w:r>
+        <w:rPr>
+          <w:rFonts w:hint="eastAsia" w:cs="Times New Roman"/>
+          <w:sz w:val="21"/>
+          <w:szCs w:val="16"/>
+          <w:lang w:val="en-US" w:eastAsia="zh-CN"/>
+        </w:rPr>
+        <w:t xml:space="preserve"> </w:t>
+      </w:r>
+      <w:r>
+        <w:rPr>
+          <w:rFonts w:hint="default" w:ascii="Times New Roman" w:hAnsi="Times New Roman" w:cs="Times New Roman"/>
+          <w:sz w:val="21"/>
+          <w:szCs w:val="16"/>
+          <w:lang w:val="en-US" w:eastAsia="zh-CN"/>
+        </w:rPr>
+        <w:t>等.</w:t>
+      </w:r>
+      <w:r>
+        <w:rPr>
+          <w:rFonts w:hint="eastAsia" w:cs="Times New Roman"/>
+          <w:sz w:val="21"/>
+          <w:szCs w:val="16"/>
+          <w:lang w:val="en-US" w:eastAsia="zh-CN"/>
+        </w:rPr>
+        <w:t xml:space="preserve"> </w:t>
+      </w:r>
+      <w:r>
+        <w:rPr>
+          <w:rFonts w:hint="default" w:ascii="Times New Roman" w:hAnsi="Times New Roman" w:cs="Times New Roman"/>
+          <w:sz w:val="21"/>
+          <w:szCs w:val="16"/>
+          <w:lang w:val="en-US" w:eastAsia="zh-CN"/>
+        </w:rPr>
+        <w:t>蓝莓酸奶的生产工艺研究[J].</w:t>
+      </w:r>
+      <w:r>
+        <w:rPr>
+          <w:rFonts w:hint="eastAsia" w:cs="Times New Roman"/>
+          <w:sz w:val="21"/>
+          <w:szCs w:val="16"/>
+          <w:lang w:val="en-US" w:eastAsia="zh-CN"/>
+        </w:rPr>
+        <w:t xml:space="preserve"> </w:t>
+      </w:r>
+      <w:r>
+        <w:rPr>
+          <w:rFonts w:hint="default" w:ascii="Times New Roman" w:hAnsi="Times New Roman" w:cs="Times New Roman"/>
+          <w:sz w:val="21"/>
+          <w:szCs w:val="16"/>
+          <w:lang w:val="en-US" w:eastAsia="zh-CN"/>
+        </w:rPr>
+        <w:t>价值工程,</w:t>
+      </w:r>
+      <w:r>
+        <w:rPr>
+          <w:rFonts w:hint="eastAsia" w:cs="Times New Roman"/>
+          <w:sz w:val="21"/>
+          <w:szCs w:val="16"/>
+          <w:lang w:val="en-US" w:eastAsia="zh-CN"/>
+        </w:rPr>
+        <w:t xml:space="preserve"> </w:t>
+      </w:r>
+      <w:r>
+        <w:rPr>
+          <w:rFonts w:hint="default" w:ascii="Times New Roman" w:hAnsi="Times New Roman" w:cs="Times New Roman"/>
+          <w:sz w:val="21"/>
+          <w:szCs w:val="16"/>
+          <w:lang w:val="en-US" w:eastAsia="zh-CN"/>
+        </w:rPr>
+        <w:t>2019,</w:t>
+      </w:r>
+      <w:r>
+        <w:rPr>
+          <w:rFonts w:hint="eastAsia" w:cs="Times New Roman"/>
+          <w:sz w:val="21"/>
+          <w:szCs w:val="16"/>
+          <w:lang w:val="en-US" w:eastAsia="zh-CN"/>
+        </w:rPr>
+        <w:t xml:space="preserve"> </w:t>
+      </w:r>
+      <w:r>
+        <w:rPr>
+          <w:rFonts w:hint="default" w:ascii="Times New Roman" w:hAnsi="Times New Roman" w:cs="Times New Roman"/>
+          <w:sz w:val="21"/>
+          <w:szCs w:val="16"/>
+          <w:lang w:val="en-US" w:eastAsia="zh-CN"/>
+        </w:rPr>
+        <w:t>38(03):132-136.</w:t>
       </w:r>
       <w:bookmarkEnd w:id="98"/>
     </w:p>
@@ -37910,7 +39471,97 @@
           <w:szCs w:val="16"/>
           <w:lang w:val="en-US" w:eastAsia="zh-CN"/>
         </w:rPr>
-        <w:t>Aslani R ,Mazaheri Y ,Jafari M , et al.Implementation of hazard analysis and critical control point (HACCP) in yogurt production.[J].The Journal of dairy research,2024,91(1):11-11.</w:t>
+        <w:t>Aslani R,</w:t>
+      </w:r>
+      <w:r>
+        <w:rPr>
+          <w:rFonts w:hint="eastAsia" w:cs="Times New Roman"/>
+          <w:sz w:val="21"/>
+          <w:szCs w:val="16"/>
+          <w:lang w:val="en-US" w:eastAsia="zh-CN"/>
+        </w:rPr>
+        <w:t xml:space="preserve"> </w:t>
+      </w:r>
+      <w:r>
+        <w:rPr>
+          <w:rFonts w:hint="default" w:ascii="Times New Roman" w:hAnsi="Times New Roman" w:cs="Times New Roman"/>
+          <w:sz w:val="21"/>
+          <w:szCs w:val="16"/>
+          <w:lang w:val="en-US" w:eastAsia="zh-CN"/>
+        </w:rPr>
+        <w:t>Mazaheri Y,</w:t>
+      </w:r>
+      <w:r>
+        <w:rPr>
+          <w:rFonts w:hint="eastAsia" w:cs="Times New Roman"/>
+          <w:sz w:val="21"/>
+          <w:szCs w:val="16"/>
+          <w:lang w:val="en-US" w:eastAsia="zh-CN"/>
+        </w:rPr>
+        <w:t xml:space="preserve"> </w:t>
+      </w:r>
+      <w:r>
+        <w:rPr>
+          <w:rFonts w:hint="default" w:ascii="Times New Roman" w:hAnsi="Times New Roman" w:cs="Times New Roman"/>
+          <w:sz w:val="21"/>
+          <w:szCs w:val="16"/>
+          <w:lang w:val="en-US" w:eastAsia="zh-CN"/>
+        </w:rPr>
+        <w:t>Jafari M, et al.Implementation of hazard analysis and critical control point (HACCP) in yogurt production.</w:t>
+      </w:r>
+      <w:r>
+        <w:rPr>
+          <w:rFonts w:hint="eastAsia" w:cs="Times New Roman"/>
+          <w:sz w:val="21"/>
+          <w:szCs w:val="16"/>
+          <w:lang w:val="en-US" w:eastAsia="zh-CN"/>
+        </w:rPr>
+        <w:t xml:space="preserve"> </w:t>
+      </w:r>
+      <w:r>
+        <w:rPr>
+          <w:rFonts w:hint="default" w:ascii="Times New Roman" w:hAnsi="Times New Roman" w:cs="Times New Roman"/>
+          <w:sz w:val="21"/>
+          <w:szCs w:val="16"/>
+          <w:lang w:val="en-US" w:eastAsia="zh-CN"/>
+        </w:rPr>
+        <w:t>[J].</w:t>
+      </w:r>
+      <w:r>
+        <w:rPr>
+          <w:rFonts w:hint="eastAsia" w:cs="Times New Roman"/>
+          <w:sz w:val="21"/>
+          <w:szCs w:val="16"/>
+          <w:lang w:val="en-US" w:eastAsia="zh-CN"/>
+        </w:rPr>
+        <w:t xml:space="preserve"> </w:t>
+      </w:r>
+      <w:r>
+        <w:rPr>
+          <w:rFonts w:hint="default" w:ascii="Times New Roman" w:hAnsi="Times New Roman" w:cs="Times New Roman"/>
+          <w:sz w:val="21"/>
+          <w:szCs w:val="16"/>
+          <w:lang w:val="en-US" w:eastAsia="zh-CN"/>
+        </w:rPr>
+        <w:t>The Journal of dairy research,</w:t>
+      </w:r>
+      <w:r>
+        <w:rPr>
+          <w:rFonts w:hint="eastAsia" w:cs="Times New Roman"/>
+          <w:sz w:val="21"/>
+          <w:szCs w:val="16"/>
+          <w:lang w:val="en-US" w:eastAsia="zh-CN"/>
+        </w:rPr>
+        <w:t xml:space="preserve"> </w:t>
+      </w:r>
+      <w:r>
+        <w:rPr>
+          <w:rFonts w:hint="default" w:ascii="Times New Roman" w:hAnsi="Times New Roman" w:cs="Times New Roman"/>
+          <w:sz w:val="21"/>
+          <w:szCs w:val="16"/>
+          <w:lang w:val="en-US" w:eastAsia="zh-CN"/>
+        </w:rPr>
+        <w:t>2024,91(1):11-11.</w:t>
       </w:r>
       <w:bookmarkEnd w:id="100"/>
     </w:p>
@@ -37954,7 +39605,61 @@
           <w:szCs w:val="16"/>
           <w:lang w:val="en-US" w:eastAsia="zh-CN"/>
         </w:rPr>
-        <w:t>何祖艳.马铃薯蓝莓酸奶的制备关键技术及其应用研究[D].贵州大学,2021.</w:t>
+        <w:t>何祖艳.</w:t>
+      </w:r>
+      <w:r>
+        <w:rPr>
+          <w:rFonts w:hint="eastAsia" w:cs="Times New Roman"/>
+          <w:sz w:val="21"/>
+          <w:szCs w:val="16"/>
+          <w:lang w:val="en-US" w:eastAsia="zh-CN"/>
+        </w:rPr>
+        <w:t xml:space="preserve"> </w:t>
+      </w:r>
+      <w:r>
+        <w:rPr>
+          <w:rFonts w:hint="default" w:ascii="Times New Roman" w:hAnsi="Times New Roman" w:cs="Times New Roman"/>
+          <w:sz w:val="21"/>
+          <w:szCs w:val="16"/>
+          <w:lang w:val="en-US" w:eastAsia="zh-CN"/>
+        </w:rPr>
+        <w:t>马铃薯蓝莓酸奶的制备关键技术及其应用研究[D].</w:t>
+      </w:r>
+      <w:r>
+        <w:rPr>
+          <w:rFonts w:hint="eastAsia" w:cs="Times New Roman"/>
+          <w:sz w:val="21"/>
+          <w:szCs w:val="16"/>
+          <w:lang w:val="en-US" w:eastAsia="zh-CN"/>
+        </w:rPr>
+        <w:t xml:space="preserve"> </w:t>
+      </w:r>
+      <w:r>
+        <w:rPr>
+          <w:rFonts w:hint="default" w:ascii="Times New Roman" w:hAnsi="Times New Roman" w:cs="Times New Roman"/>
+          <w:sz w:val="21"/>
+          <w:szCs w:val="16"/>
+          <w:lang w:val="en-US" w:eastAsia="zh-CN"/>
+        </w:rPr>
+        <w:t>贵州大学,</w:t>
+      </w:r>
+      <w:r>
+        <w:rPr>
+          <w:rFonts w:hint="eastAsia" w:cs="Times New Roman"/>
+          <w:sz w:val="21"/>
+          <w:szCs w:val="16"/>
+          <w:lang w:val="en-US" w:eastAsia="zh-CN"/>
+        </w:rPr>
+        <w:t xml:space="preserve"> </w:t>
+      </w:r>
+      <w:r>
+        <w:rPr>
+          <w:rFonts w:hint="default" w:ascii="Times New Roman" w:hAnsi="Times New Roman" w:cs="Times New Roman"/>
+          <w:sz w:val="21"/>
+          <w:szCs w:val="16"/>
+          <w:lang w:val="en-US" w:eastAsia="zh-CN"/>
+        </w:rPr>
+        <w:t>2021.</w:t>
       </w:r>
       <w:bookmarkEnd w:id="101"/>
     </w:p>
@@ -37996,7 +39701,79 @@
           <w:szCs w:val="16"/>
           <w:lang w:val="en-US" w:eastAsia="zh-CN"/>
         </w:rPr>
-        <w:t>Ichimura T .Yogurt Production.[J].Methods in molecular biology (Clifton, N.J.), 2024,285163-74.</w:t>
+        <w:t>Ichimura T.</w:t>
+      </w:r>
+      <w:r>
+        <w:rPr>
+          <w:rFonts w:hint="eastAsia" w:cs="Times New Roman"/>
+          <w:sz w:val="21"/>
+          <w:szCs w:val="16"/>
+          <w:lang w:val="en-US" w:eastAsia="zh-CN"/>
+        </w:rPr>
+        <w:t xml:space="preserve"> </w:t>
+      </w:r>
+      <w:r>
+        <w:rPr>
+          <w:rFonts w:hint="eastAsia" w:ascii="Times New Roman" w:hAnsi="Times New Roman" w:cs="Times New Roman"/>
+          <w:sz w:val="21"/>
+          <w:szCs w:val="16"/>
+          <w:lang w:val="en-US" w:eastAsia="zh-CN"/>
+        </w:rPr>
+        <w:t>Yogurt Production.</w:t>
+      </w:r>
+      <w:r>
+        <w:rPr>
+          <w:rFonts w:hint="eastAsia" w:cs="Times New Roman"/>
+          <w:sz w:val="21"/>
+          <w:szCs w:val="16"/>
+          <w:lang w:val="en-US" w:eastAsia="zh-CN"/>
+        </w:rPr>
+        <w:t xml:space="preserve"> </w:t>
+      </w:r>
+      <w:r>
+        <w:rPr>
+          <w:rFonts w:hint="eastAsia" w:ascii="Times New Roman" w:hAnsi="Times New Roman" w:cs="Times New Roman"/>
+          <w:sz w:val="21"/>
+          <w:szCs w:val="16"/>
+          <w:lang w:val="en-US" w:eastAsia="zh-CN"/>
+        </w:rPr>
+        <w:t>[J].</w:t>
+      </w:r>
+      <w:r>
+        <w:rPr>
+          <w:rFonts w:hint="eastAsia" w:cs="Times New Roman"/>
+          <w:sz w:val="21"/>
+          <w:szCs w:val="16"/>
+          <w:lang w:val="en-US" w:eastAsia="zh-CN"/>
+        </w:rPr>
+        <w:t xml:space="preserve"> </w:t>
+      </w:r>
+      <w:r>
+        <w:rPr>
+          <w:rFonts w:hint="eastAsia" w:ascii="Times New Roman" w:hAnsi="Times New Roman" w:cs="Times New Roman"/>
+          <w:sz w:val="21"/>
+          <w:szCs w:val="16"/>
+          <w:lang w:val="en-US" w:eastAsia="zh-CN"/>
+        </w:rPr>
+        <w:t>Methods in molecular biology (Clifton, N.J.), 2024,</w:t>
+      </w:r>
+      <w:r>
+        <w:rPr>
+          <w:rFonts w:hint="eastAsia" w:cs="Times New Roman"/>
+          <w:sz w:val="21"/>
+          <w:szCs w:val="16"/>
+          <w:lang w:val="en-US" w:eastAsia="zh-CN"/>
+        </w:rPr>
+        <w:t xml:space="preserve"> </w:t>
+      </w:r>
+      <w:r>
+        <w:rPr>
+          <w:rFonts w:hint="eastAsia" w:ascii="Times New Roman" w:hAnsi="Times New Roman" w:cs="Times New Roman"/>
+          <w:sz w:val="21"/>
+          <w:szCs w:val="16"/>
+          <w:lang w:val="en-US" w:eastAsia="zh-CN"/>
+        </w:rPr>
+        <w:t>285163-74.</w:t>
       </w:r>
       <w:bookmarkEnd w:id="102"/>
     </w:p>
@@ -38077,8 +39854,8 @@
           <w:lang w:val="en-US" w:eastAsia="zh-CN"/>
         </w:rPr>
       </w:pPr>
-      <w:bookmarkStart w:id="104" w:name="_Toc15125"/>
-      <w:bookmarkStart w:id="105" w:name="_Toc15949"/>
+      <w:bookmarkStart w:id="104" w:name="_Toc15949"/>
+      <w:bookmarkStart w:id="105" w:name="_Toc15125"/>
       <w:r>
         <w:rPr>
           <w:rFonts w:hint="eastAsia" w:ascii="黑体" w:hAnsi="黑体" w:eastAsia="黑体" w:cs="黑体"/>
@@ -38302,69 +40079,6 @@
         <w:jc w:val="both"/>
         <w:textAlignment w:val="auto"/>
         <w:rPr>
-          <w:rFonts w:hint="eastAsia" w:ascii="Times New Roman" w:hAnsi="Times New Roman" w:eastAsia="宋体" w:cs="宋体"/>
-          <w:b w:val="0"/>
-          <w:bCs w:val="0"/>
-          <w:sz w:val="24"/>
-          <w:szCs w:val="24"/>
-          <w:lang w:val="en-US" w:eastAsia="zh-CN"/>
-        </w:rPr>
-      </w:pPr>
-      <w:r>
-        <w:rPr>
-          <w:rFonts w:hint="eastAsia" w:ascii="Times New Roman" w:hAnsi="Times New Roman" w:eastAsia="宋体" w:cs="宋体"/>
-          <w:b w:val="0"/>
-          <w:bCs w:val="0"/>
-          <w:sz w:val="24"/>
-          <w:szCs w:val="24"/>
-          <w:lang w:val="en-US" w:eastAsia="zh-CN"/>
-        </w:rPr>
-        <w:t>最后，我要特别感谢我的指导老师郭梅老师。从论文选题、方案确定到论文撰写和修改的每一个阶段，郭老师都倾注了大量精力，耐心解答我的疑问，严格把关论文质量。郭老师严谨的治学精神和务实的工作作风，让我受益良多。在此向郭老师致以最诚挚的敬意和感谢。</w:t>
-      </w:r>
-    </w:p>
-    <w:p>
-      <w:pPr>
-        <w:rPr>
-          <w:rFonts w:hint="eastAsia" w:ascii="Times New Roman" w:hAnsi="Times New Roman" w:eastAsia="宋体" w:cs="宋体"/>
-          <w:b w:val="0"/>
-          <w:bCs w:val="0"/>
-          <w:sz w:val="24"/>
-          <w:szCs w:val="24"/>
-          <w:lang w:val="en-US" w:eastAsia="zh-CN"/>
-        </w:rPr>
-      </w:pPr>
-      <w:r>
-        <w:rPr>
-          <w:rFonts w:hint="eastAsia" w:ascii="Times New Roman" w:hAnsi="Times New Roman" w:eastAsia="宋体" w:cs="宋体"/>
-          <w:b w:val="0"/>
-          <w:bCs w:val="0"/>
-          <w:sz w:val="24"/>
-          <w:szCs w:val="24"/>
-          <w:lang w:val="en-US" w:eastAsia="zh-CN"/>
-        </w:rPr>
-        <w:br w:type="page"/>
-      </w:r>
-    </w:p>
-    <w:p>
-      <w:pPr>
-        <w:keepNext w:val="0"/>
-        <w:keepLines w:val="0"/>
-        <w:pageBreakBefore w:val="0"/>
-        <w:widowControl/>
-        <w:kinsoku/>
-        <w:wordWrap/>
-        <w:overflowPunct/>
-        <w:topLinePunct w:val="0"/>
-        <w:autoSpaceDE/>
-        <w:autoSpaceDN/>
-        <w:bidi w:val="0"/>
-        <w:adjustRightInd/>
-        <w:snapToGrid/>
-        <w:spacing w:line="440" w:lineRule="exact"/>
-        <w:jc w:val="both"/>
-        <w:textAlignment w:val="auto"/>
-        <w:outlineLvl w:val="0"/>
-        <w:rPr>
           <w:rFonts w:hint="eastAsia" w:ascii="黑体" w:hAnsi="黑体" w:eastAsia="黑体" w:cs="黑体"/>
           <w:b w:val="0"/>
           <w:bCs/>
@@ -38372,24 +40086,7 @@
           <w:szCs w:val="13"/>
           <w:lang w:val="en-US" w:eastAsia="zh-CN"/>
         </w:rPr>
-        <w:sectPr>
-          <w:footerReference r:id="rId7" w:type="default"/>
-          <w:pgSz w:w="11906" w:h="16838"/>
-          <w:pgMar w:top="1701" w:right="1134" w:bottom="1417" w:left="1984" w:header="680" w:footer="680" w:gutter="0"/>
-          <w:pgBorders>
-            <w:top w:val="none" w:sz="0" w:space="0"/>
-            <w:left w:val="none" w:sz="0" w:space="0"/>
-            <w:bottom w:val="none" w:sz="0" w:space="0"/>
-            <w:right w:val="none" w:sz="0" w:space="0"/>
-          </w:pgBorders>
-          <w:pgNumType w:fmt="decimal" w:start="1"/>
-          <w:cols w:space="425" w:num="1"/>
-          <w:docGrid w:type="lines" w:linePitch="312" w:charSpace="0"/>
-        </w:sectPr>
       </w:pPr>
-      <w:bookmarkStart w:id="106" w:name="_Toc7734"/>
-      <w:bookmarkStart w:id="107" w:name="_Toc28768"/>
-      <w:bookmarkStart w:id="108" w:name="_Toc11518"/>
       <w:r>
         <w:rPr>
           <w:rFonts w:hint="eastAsia" w:ascii="Times New Roman" w:hAnsi="Times New Roman" w:eastAsia="宋体" w:cs="宋体"/>
@@ -38399,257 +40096,11 @@
           <w:szCs w:val="24"/>
           <w:lang w:val="en-US" w:eastAsia="zh-CN"/>
         </w:rPr>
-        <w:drawing>
-          <wp:anchor distT="0" distB="0" distL="114300" distR="114300" simplePos="0" relativeHeight="251661312" behindDoc="0" locked="0" layoutInCell="1" allowOverlap="1">
-            <wp:simplePos x="0" y="0"/>
-            <wp:positionH relativeFrom="margin">
-              <wp:align>center</wp:align>
-            </wp:positionH>
-            <wp:positionV relativeFrom="paragraph">
-              <wp:posOffset>320675</wp:posOffset>
-            </wp:positionV>
-            <wp:extent cx="5939790" cy="8279765"/>
-            <wp:effectExtent l="0" t="0" r="3810" b="10795"/>
-            <wp:wrapNone/>
-            <wp:docPr id="3" name="图片 3" descr="C:/Users/Texer/Desktop/毕设/CAD/蓝莓酸奶车间设计 Model (1).png蓝莓酸奶车间设计 Model (1)"/>
-            <wp:cNvGraphicFramePr/>
-            <a:graphic xmlns:a="http://schemas.openxmlformats.org/drawingml/2006/main">
-              <a:graphicData uri="http://schemas.openxmlformats.org/drawingml/2006/picture">
-                <pic:pic xmlns:pic="http://schemas.openxmlformats.org/drawingml/2006/picture">
-                  <pic:nvPicPr>
-                    <pic:cNvPr id="3" name="图片 3" descr="C:/Users/Texer/Desktop/毕设/CAD/蓝莓酸奶车间设计 Model (1).png蓝莓酸奶车间设计 Model (1)"/>
-                    <pic:cNvPicPr/>
-                  </pic:nvPicPr>
-                  <pic:blipFill>
-                    <a:blip r:embed="rId19"/>
-                    <a:srcRect/>
-                    <a:stretch>
-                      <a:fillRect/>
-                    </a:stretch>
-                  </pic:blipFill>
-                  <pic:spPr>
-                    <a:xfrm>
-                      <a:off x="0" y="0"/>
-                      <a:ext cx="5939790" cy="8279765"/>
-                    </a:xfrm>
-                    <a:prstGeom prst="rect">
-                      <a:avLst/>
-                    </a:prstGeom>
-                  </pic:spPr>
-                </pic:pic>
-              </a:graphicData>
-            </a:graphic>
-          </wp:anchor>
-        </w:drawing>
-      </w:r>
-      <w:r>
-        <w:rPr>
-          <w:rFonts w:hint="eastAsia" w:ascii="黑体" w:hAnsi="黑体" w:eastAsia="黑体" w:cs="黑体"/>
-          <w:b w:val="0"/>
-          <w:bCs/>
-          <w:sz w:val="28"/>
-          <w:szCs w:val="13"/>
-          <w:lang w:val="en-US" w:eastAsia="zh-CN"/>
-        </w:rPr>
-        <w:t>附录 工程图</w:t>
-      </w:r>
-      <w:bookmarkEnd w:id="106"/>
-      <w:bookmarkEnd w:id="107"/>
-      <w:r>
-        <w:rPr>
-          <w:rFonts w:hint="eastAsia" w:ascii="黑体" w:hAnsi="黑体" w:eastAsia="黑体" w:cs="黑体"/>
-          <w:b w:val="0"/>
-          <w:bCs/>
-          <w:sz w:val="28"/>
-          <w:szCs w:val="13"/>
-          <w:lang w:val="en-US" w:eastAsia="zh-CN"/>
-        </w:rPr>
-        <w:t>纸</w:t>
-      </w:r>
-      <w:bookmarkEnd w:id="108"/>
-    </w:p>
-    <w:p>
-      <w:pPr>
-        <w:keepNext w:val="0"/>
-        <w:keepLines w:val="0"/>
-        <w:pageBreakBefore w:val="0"/>
-        <w:widowControl/>
-        <w:kinsoku/>
-        <w:wordWrap/>
-        <w:overflowPunct/>
-        <w:topLinePunct w:val="0"/>
-        <w:autoSpaceDE/>
-        <w:autoSpaceDN/>
-        <w:bidi w:val="0"/>
-        <w:adjustRightInd/>
-        <w:snapToGrid/>
-        <w:spacing w:line="240" w:lineRule="auto"/>
-        <w:jc w:val="both"/>
-        <w:textAlignment w:val="auto"/>
-        <w:rPr>
-          <w:rFonts w:hint="eastAsia" w:ascii="黑体" w:hAnsi="黑体" w:eastAsia="黑体" w:cs="黑体"/>
-          <w:b w:val="0"/>
-          <w:bCs/>
-          <w:sz w:val="28"/>
-          <w:szCs w:val="13"/>
-          <w:lang w:val="en-US" w:eastAsia="zh-CN"/>
-        </w:rPr>
-        <w:sectPr>
-          <w:pgSz w:w="11906" w:h="16838"/>
-          <w:pgMar w:top="1701" w:right="1134" w:bottom="1417" w:left="1984" w:header="680" w:footer="680" w:gutter="0"/>
-          <w:pgBorders>
-            <w:top w:val="none" w:sz="0" w:space="0"/>
-            <w:left w:val="none" w:sz="0" w:space="0"/>
-            <w:bottom w:val="none" w:sz="0" w:space="0"/>
-            <w:right w:val="none" w:sz="0" w:space="0"/>
-          </w:pgBorders>
-          <w:pgNumType w:fmt="decimal"/>
-          <w:cols w:space="425" w:num="1"/>
-          <w:docGrid w:type="lines" w:linePitch="312" w:charSpace="0"/>
-        </w:sectPr>
-      </w:pPr>
-      <w:r>
-        <w:rPr>
-          <w:rFonts w:hint="eastAsia" w:ascii="黑体" w:hAnsi="黑体" w:eastAsia="黑体" w:cs="黑体"/>
-          <w:b w:val="0"/>
-          <w:bCs/>
-          <w:sz w:val="28"/>
-          <w:szCs w:val="13"/>
-          <w:lang w:val="en-US" w:eastAsia="zh-CN"/>
-        </w:rPr>
-        <w:drawing>
-          <wp:anchor distT="0" distB="0" distL="114300" distR="114300" simplePos="0" relativeHeight="251662336" behindDoc="0" locked="0" layoutInCell="1" allowOverlap="1">
-            <wp:simplePos x="0" y="0"/>
-            <wp:positionH relativeFrom="margin">
-              <wp:align>center</wp:align>
-            </wp:positionH>
-            <wp:positionV relativeFrom="margin">
-              <wp:align>center</wp:align>
-            </wp:positionV>
-            <wp:extent cx="5852160" cy="8279765"/>
-            <wp:effectExtent l="0" t="0" r="0" b="10795"/>
-            <wp:wrapNone/>
-            <wp:docPr id="4" name="图片 4" descr="C:/Users/Texer/Desktop/毕设/CAD/车间平面布局 Model (1).png车间平面布局 Model (1)"/>
-            <wp:cNvGraphicFramePr>
-              <a:graphicFrameLocks xmlns:a="http://schemas.openxmlformats.org/drawingml/2006/main" noChangeAspect="1"/>
-            </wp:cNvGraphicFramePr>
-            <a:graphic xmlns:a="http://schemas.openxmlformats.org/drawingml/2006/main">
-              <a:graphicData uri="http://schemas.openxmlformats.org/drawingml/2006/picture">
-                <pic:pic xmlns:pic="http://schemas.openxmlformats.org/drawingml/2006/picture">
-                  <pic:nvPicPr>
-                    <pic:cNvPr id="4" name="图片 4" descr="C:/Users/Texer/Desktop/毕设/CAD/车间平面布局 Model (1).png车间平面布局 Model (1)"/>
-                    <pic:cNvPicPr>
-                      <a:picLocks noChangeAspect="1"/>
-                    </pic:cNvPicPr>
-                  </pic:nvPicPr>
-                  <pic:blipFill>
-                    <a:blip r:embed="rId20"/>
-                    <a:srcRect t="6" b="6"/>
-                    <a:stretch>
-                      <a:fillRect/>
-                    </a:stretch>
-                  </pic:blipFill>
-                  <pic:spPr>
-                    <a:xfrm>
-                      <a:off x="0" y="0"/>
-                      <a:ext cx="5852160" cy="8279765"/>
-                    </a:xfrm>
-                    <a:prstGeom prst="rect">
-                      <a:avLst/>
-                    </a:prstGeom>
-                  </pic:spPr>
-                </pic:pic>
-              </a:graphicData>
-            </a:graphic>
-          </wp:anchor>
-        </w:drawing>
-      </w:r>
-    </w:p>
-    <w:p>
-      <w:pPr>
-        <w:keepNext w:val="0"/>
-        <w:keepLines w:val="0"/>
-        <w:pageBreakBefore w:val="0"/>
-        <w:widowControl/>
-        <w:kinsoku/>
-        <w:wordWrap/>
-        <w:overflowPunct/>
-        <w:topLinePunct w:val="0"/>
-        <w:autoSpaceDE/>
-        <w:autoSpaceDN/>
-        <w:bidi w:val="0"/>
-        <w:adjustRightInd/>
-        <w:snapToGrid/>
-        <w:spacing w:line="240" w:lineRule="auto"/>
-        <w:jc w:val="both"/>
-        <w:textAlignment w:val="auto"/>
-        <w:rPr>
-          <w:rFonts w:hint="eastAsia" w:ascii="黑体" w:hAnsi="黑体" w:eastAsia="黑体" w:cs="黑体"/>
-          <w:b w:val="0"/>
-          <w:bCs/>
-          <w:sz w:val="28"/>
-          <w:szCs w:val="13"/>
-          <w:lang w:val="en-US" w:eastAsia="zh-CN"/>
-        </w:rPr>
-      </w:pPr>
-      <w:r>
-        <w:rPr>
-          <w:rFonts w:hint="eastAsia" w:ascii="黑体" w:hAnsi="黑体" w:eastAsia="黑体" w:cs="黑体"/>
-          <w:b w:val="0"/>
-          <w:bCs/>
-          <w:sz w:val="28"/>
-          <w:szCs w:val="13"/>
-          <w:lang w:val="en-US" w:eastAsia="zh-CN"/>
-        </w:rPr>
-        <w:drawing>
-          <wp:anchor distT="0" distB="0" distL="114935" distR="114935" simplePos="0" relativeHeight="251664384" behindDoc="0" locked="0" layoutInCell="1" allowOverlap="1">
-            <wp:simplePos x="0" y="0"/>
-            <wp:positionH relativeFrom="margin">
-              <wp:align>center</wp:align>
-            </wp:positionH>
-            <wp:positionV relativeFrom="margin">
-              <wp:align>center</wp:align>
-            </wp:positionV>
-            <wp:extent cx="6005830" cy="8496300"/>
-            <wp:effectExtent l="0" t="0" r="13970" b="7620"/>
-            <wp:wrapNone/>
-            <wp:docPr id="2" name="图片 2" descr="C:/Users/Texer/Desktop/毕设/CAD/主要设备三视图 Model (1).png主要设备三视图 Model (1)"/>
-            <wp:cNvGraphicFramePr>
-              <a:graphicFrameLocks xmlns:a="http://schemas.openxmlformats.org/drawingml/2006/main" noChangeAspect="1"/>
-            </wp:cNvGraphicFramePr>
-            <a:graphic xmlns:a="http://schemas.openxmlformats.org/drawingml/2006/main">
-              <a:graphicData uri="http://schemas.openxmlformats.org/drawingml/2006/picture">
-                <pic:pic xmlns:pic="http://schemas.openxmlformats.org/drawingml/2006/picture">
-                  <pic:nvPicPr>
-                    <pic:cNvPr id="2" name="图片 2" descr="C:/Users/Texer/Desktop/毕设/CAD/主要设备三视图 Model (1).png主要设备三视图 Model (1)"/>
-                    <pic:cNvPicPr>
-                      <a:picLocks noChangeAspect="1"/>
-                    </pic:cNvPicPr>
-                  </pic:nvPicPr>
-                  <pic:blipFill>
-                    <a:blip r:embed="rId21"/>
-                    <a:srcRect t="17" b="17"/>
-                    <a:stretch>
-                      <a:fillRect/>
-                    </a:stretch>
-                  </pic:blipFill>
-                  <pic:spPr>
-                    <a:xfrm>
-                      <a:off x="0" y="0"/>
-                      <a:ext cx="6005830" cy="8496300"/>
-                    </a:xfrm>
-                    <a:prstGeom prst="rect">
-                      <a:avLst/>
-                    </a:prstGeom>
-                  </pic:spPr>
-                </pic:pic>
-              </a:graphicData>
-            </a:graphic>
-          </wp:anchor>
-        </w:drawing>
+        <w:t>最后，我要特别感谢我的指导老师郭梅老师。从论文选题、方案确定到论文撰写和修改的每一个阶段，郭老师都倾注了大量精力，耐心解答我的疑问，严格把关论文质量。郭老师严谨的治学精神和务实的工作作风，让我受益良多。在此向郭老师致以最诚挚的敬意和感谢。</w:t>
       </w:r>
     </w:p>
     <w:sectPr>
+      <w:footerReference r:id="rId7" w:type="default"/>
       <w:pgSz w:w="11906" w:h="16838"/>
       <w:pgMar w:top="1701" w:right="1134" w:bottom="1417" w:left="1984" w:header="680" w:footer="680" w:gutter="0"/>
       <w:pgBorders>
@@ -38658,7 +40109,7 @@
         <w:bottom w:val="none" w:sz="0" w:space="0"/>
         <w:right w:val="none" w:sz="0" w:space="0"/>
       </w:pgBorders>
-      <w:pgNumType w:fmt="decimal"/>
+      <w:pgNumType w:fmt="decimal" w:start="1"/>
       <w:cols w:space="425" w:num="1"/>
       <w:docGrid w:type="lines" w:linePitch="312" w:charSpace="0"/>
     </w:sectPr>
@@ -38710,7 +40161,7 @@
               <wp:extent cx="1828800" cy="1828800"/>
               <wp:effectExtent l="0" t="0" r="0" b="0"/>
               <wp:wrapNone/>
-              <wp:docPr id="8" name="文本框 8"/>
+              <wp:docPr id="2" name="文本框 2"/>
               <wp:cNvGraphicFramePr/>
               <a:graphic xmlns:a="http://schemas.openxmlformats.org/drawingml/2006/main">
                 <a:graphicData uri="http://schemas.microsoft.com/office/word/2010/wordprocessingShape">
@@ -38728,6 +40179,22 @@
                       <a:ln w="6350">
                         <a:noFill/>
                       </a:ln>
+                      <a:extLst>
+                        <a:ext uri="{909E8E84-426E-40DD-AFC4-6F175D3DCCD1}">
+                          <a14:hiddenFill xmlns:a14="http://schemas.microsoft.com/office/drawing/2010/main">
+                            <a:solidFill>
+                              <a:schemeClr val="lt1"/>
+                            </a:solidFill>
+                          </a14:hiddenFill>
+                        </a:ext>
+                        <a:ext uri="{91240B29-F687-4F45-9708-019B960494DF}">
+                          <a14:hiddenLine xmlns:a14="http://schemas.microsoft.com/office/drawing/2010/main" w="6350">
+                            <a:solidFill>
+                              <a:prstClr val="black"/>
+                            </a:solidFill>
+                          </a14:hiddenLine>
+                        </a:ext>
+                      </a:extLst>
                     </wps:spPr>
                     <wps:style>
                       <a:lnRef idx="0">
@@ -38778,7 +40245,7 @@
         </mc:Choice>
         <mc:Fallback>
           <w:pict>
-            <v:shape id="_x0000_s1026" o:spid="_x0000_s1026" o:spt="202" type="#_x0000_t202" style="position:absolute;left:0pt;margin-top:0pt;height:144pt;width:144pt;mso-position-horizontal:center;mso-position-horizontal-relative:margin;mso-wrap-style:none;z-index:251659264;mso-width-relative:page;mso-height-relative:page;" filled="f" stroked="f" coordsize="21600,21600" o:gfxdata="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">
+            <v:shape id="_x0000_s1026" o:spid="_x0000_s1026" o:spt="202" type="#_x0000_t202" style="position:absolute;left:0pt;margin-top:0pt;height:144pt;width:144pt;mso-position-horizontal:center;mso-position-horizontal-relative:margin;mso-wrap-style:none;z-index:251659264;mso-width-relative:page;mso-height-relative:page;" filled="f" stroked="f" coordsize="21600,21600" o:gfxdata="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">
               <v:fill on="f" focussize="0,0"/>
               <v:stroke on="f" weight="0.5pt"/>
               <v:imagedata o:title=""/>
@@ -38975,18 +40442,16 @@
     </w:lvl>
   </w:abstractNum>
   <w:abstractNum w:abstractNumId="2">
-    <w:nsid w:val="E70EE51E"/>
+    <w:nsid w:val="426059FB"/>
     <w:multiLevelType w:val="singleLevel"/>
-    <w:tmpl w:val="E70EE51E"/>
+    <w:tmpl w:val="426059FB"/>
     <w:lvl w:ilvl="0" w:tentative="0">
       <w:start w:val="1"/>
       <w:numFmt w:val="decimal"/>
+      <w:suff w:val="space"/>
       <w:lvlText w:val="[%1] "/>
       <w:lvlJc w:val="left"/>
       <w:pPr>
-        <w:tabs>
-          <w:tab w:val="left" w:pos="0"/>
-        </w:tabs>
         <w:ind w:left="0" w:leftChars="0" w:firstLine="0" w:firstLineChars="0"/>
       </w:pPr>
       <w:rPr>
@@ -39775,8 +41240,6 @@
     <customSectPr/>
     <customSectPr/>
     <customSectPr/>
-    <customSectPr/>
-    <customSectPr/>
   </customSectProps>
   <customShpExts>
     <customShpInfo spid="_x0000_s1026" textRotate="1"/>
